--- a/paper/paper.docx
+++ b/paper/paper.docx
@@ -137,7 +137,13 @@
         <w:t xml:space="preserve"> </w:t>
       </w:r>
       <w:r>
-        <w:t xml:space="preserve">malignant</w:t>
+        <w:t xml:space="preserve">malignant,</w:t>
+      </w:r>
+      <w:r>
+        <w:t xml:space="preserve"> </w:t>
+      </w:r>
+      <w:r>
+        <w:t xml:space="preserve">stromal,</w:t>
       </w:r>
       <w:r>
         <w:t xml:space="preserve"> </w:t>
@@ -149,49 +155,361 @@
         <w:t xml:space="preserve"> </w:t>
       </w:r>
       <w:r>
+        <w:t xml:space="preserve">other</w:t>
+      </w:r>
+      <w:r>
+        <w:t xml:space="preserve"> </w:t>
+      </w:r>
+      <w:r>
+        <w:t xml:space="preserve">microenvironmental</w:t>
+      </w:r>
+      <w:r>
+        <w:t xml:space="preserve"> </w:t>
+      </w:r>
+      <w:r>
+        <w:t xml:space="preserve">biology.</w:t>
+      </w:r>
+      <w:r>
+        <w:t xml:space="preserve"> </w:t>
+      </w:r>
+      <w:r>
+        <w:t xml:space="preserve">Expression-driven</w:t>
+      </w:r>
+      <w:r>
+        <w:t xml:space="preserve"> </w:t>
+      </w:r>
+      <w:r>
+        <w:t xml:space="preserve">discovery</w:t>
+      </w:r>
+      <w:r>
+        <w:t xml:space="preserve"> </w:t>
+      </w:r>
+      <w:r>
+        <w:t xml:space="preserve">can</w:t>
+      </w:r>
+      <w:r>
+        <w:t xml:space="preserve"> </w:t>
+      </w:r>
+      <w:r>
+        <w:t xml:space="preserve">overlook</w:t>
+      </w:r>
+      <w:r>
+        <w:t xml:space="preserve"> </w:t>
+      </w:r>
+      <w:r>
+        <w:t xml:space="preserve">prognostically</w:t>
+      </w:r>
+      <w:r>
+        <w:t xml:space="preserve"> </w:t>
+      </w:r>
+      <w:r>
+        <w:t xml:space="preserve">relevant</w:t>
+      </w:r>
+      <w:r>
+        <w:t xml:space="preserve"> </w:t>
+      </w:r>
+      <w:r>
+        <w:t xml:space="preserve">programs</w:t>
+      </w:r>
+      <w:r>
+        <w:t xml:space="preserve"> </w:t>
+      </w:r>
+      <w:r>
+        <w:t xml:space="preserve">that</w:t>
+      </w:r>
+      <w:r>
+        <w:t xml:space="preserve"> </w:t>
+      </w:r>
+      <w:r>
+        <w:t xml:space="preserve">contribute</w:t>
+      </w:r>
+      <w:r>
+        <w:t xml:space="preserve"> </w:t>
+      </w:r>
+      <w:r>
+        <w:t xml:space="preserve">relatively</w:t>
+      </w:r>
+      <w:r>
+        <w:t xml:space="preserve"> </w:t>
+      </w:r>
+      <w:r>
+        <w:t xml:space="preserve">little</w:t>
+      </w:r>
+      <w:r>
+        <w:t xml:space="preserve"> </w:t>
+      </w:r>
+      <w:r>
+        <w:t xml:space="preserve">transcriptomic</w:t>
+      </w:r>
+      <w:r>
+        <w:t xml:space="preserve"> </w:t>
+      </w:r>
+      <w:r>
+        <w:t xml:space="preserve">variation.</w:t>
+      </w:r>
+      <w:r>
+        <w:t xml:space="preserve"> </w:t>
+      </w:r>
+      <w:r>
+        <w:t xml:space="preserve">We</w:t>
+      </w:r>
+      <w:r>
+        <w:t xml:space="preserve"> </w:t>
+      </w:r>
+      <w:r>
+        <w:t xml:space="preserve">developed</w:t>
+      </w:r>
+      <w:r>
+        <w:t xml:space="preserve"> </w:t>
+      </w:r>
+      <w:r>
+        <w:t xml:space="preserve">DeSurv,</w:t>
+      </w:r>
+      <w:r>
+        <w:t xml:space="preserve"> </w:t>
+      </w:r>
+      <w:r>
+        <w:t xml:space="preserve">a</w:t>
+      </w:r>
+      <w:r>
+        <w:t xml:space="preserve"> </w:t>
+      </w:r>
+      <w:r>
+        <w:t xml:space="preserve">survival-supervised</w:t>
+      </w:r>
+      <w:r>
+        <w:t xml:space="preserve"> </w:t>
+      </w:r>
+      <w:r>
+        <w:t xml:space="preserve">matrix</w:t>
+      </w:r>
+      <w:r>
+        <w:t xml:space="preserve"> </w:t>
+      </w:r>
+      <w:r>
+        <w:t xml:space="preserve">factorization</w:t>
+      </w:r>
+      <w:r>
+        <w:t xml:space="preserve"> </w:t>
+      </w:r>
+      <w:r>
+        <w:t xml:space="preserve">that</w:t>
+      </w:r>
+      <w:r>
+        <w:t xml:space="preserve"> </w:t>
+      </w:r>
+      <w:r>
+        <w:t xml:space="preserve">incorporates</w:t>
+      </w:r>
+      <w:r>
+        <w:t xml:space="preserve"> </w:t>
+      </w:r>
+      <w:r>
+        <w:t xml:space="preserve">patient</w:t>
+      </w:r>
+      <w:r>
+        <w:t xml:space="preserve"> </w:t>
+      </w:r>
+      <w:r>
+        <w:t xml:space="preserve">outcomes</w:t>
+      </w:r>
+      <w:r>
+        <w:t xml:space="preserve"> </w:t>
+      </w:r>
+      <w:r>
+        <w:t xml:space="preserve">into</w:t>
+      </w:r>
+      <w:r>
+        <w:t xml:space="preserve"> </w:t>
+      </w:r>
+      <w:r>
+        <w:t xml:space="preserve">gene-program</w:t>
+      </w:r>
+      <w:r>
+        <w:t xml:space="preserve"> </w:t>
+      </w:r>
+      <w:r>
+        <w:t xml:space="preserve">discovery</w:t>
+      </w:r>
+      <w:r>
+        <w:t xml:space="preserve"> </w:t>
+      </w:r>
+      <w:r>
+        <w:t xml:space="preserve">and</w:t>
+      </w:r>
+      <w:r>
+        <w:t xml:space="preserve"> </w:t>
+      </w:r>
+      <w:r>
+        <w:t xml:space="preserve">freezes</w:t>
+      </w:r>
+      <w:r>
+        <w:t xml:space="preserve"> </w:t>
+      </w:r>
+      <w:r>
+        <w:t xml:space="preserve">gene</w:t>
+      </w:r>
+      <w:r>
+        <w:t xml:space="preserve"> </w:t>
+      </w:r>
+      <w:r>
+        <w:t xml:space="preserve">weights</w:t>
+      </w:r>
+      <w:r>
+        <w:t xml:space="preserve"> </w:t>
+      </w:r>
+      <w:r>
+        <w:t xml:space="preserve">for</w:t>
+      </w:r>
+      <w:r>
+        <w:t xml:space="preserve"> </w:t>
+      </w:r>
+      <w:r>
+        <w:t xml:space="preserve">new</w:t>
+      </w:r>
+      <w:r>
+        <w:t xml:space="preserve"> </w:t>
+      </w:r>
+      <w:r>
+        <w:t xml:space="preserve">cohorts.</w:t>
+      </w:r>
+      <w:r>
+        <w:t xml:space="preserve"> </w:t>
+      </w:r>
+      <w:r>
+        <w:t xml:space="preserve">In</w:t>
+      </w:r>
+      <w:r>
+        <w:t xml:space="preserve"> </w:t>
+      </w:r>
+      <w:r>
+        <w:t xml:space="preserve">pooled</w:t>
+      </w:r>
+      <w:r>
+        <w:t xml:space="preserve"> </w:t>
+      </w:r>
+      <w:r>
+        <w:t xml:space="preserve">TCGA</w:t>
+      </w:r>
+      <w:r>
+        <w:t xml:space="preserve"> </w:t>
+      </w:r>
+      <w:r>
+        <w:t xml:space="preserve">and</w:t>
+      </w:r>
+      <w:r>
+        <w:t xml:space="preserve"> </w:t>
+      </w:r>
+      <w:r>
+        <w:t xml:space="preserve">CPTAC</w:t>
+      </w:r>
+      <w:r>
+        <w:t xml:space="preserve"> </w:t>
+      </w:r>
+      <w:r>
+        <w:t xml:space="preserve">cohorts,</w:t>
+      </w:r>
+      <w:r>
+        <w:t xml:space="preserve"> </w:t>
+      </w:r>
+      <w:r>
+        <w:t xml:space="preserve">DeSurv</w:t>
+      </w:r>
+      <w:r>
+        <w:t xml:space="preserve"> </w:t>
+      </w:r>
+      <w:r>
+        <w:t xml:space="preserve">recovered</w:t>
+      </w:r>
+      <w:r>
+        <w:t xml:space="preserve"> </w:t>
+      </w:r>
+      <w:r>
+        <w:t xml:space="preserve">a</w:t>
+      </w:r>
+      <w:r>
+        <w:t xml:space="preserve"> </w:t>
+      </w:r>
+      <w:r>
+        <w:t xml:space="preserve">three-program</w:t>
+      </w:r>
+      <w:r>
+        <w:t xml:space="preserve"> </w:t>
+      </w:r>
+      <w:r>
+        <w:t xml:space="preserve">tumor–stroma</w:t>
+      </w:r>
+      <w:r>
+        <w:t xml:space="preserve"> </w:t>
+      </w:r>
+      <w:r>
+        <w:t xml:space="preserve">architecture</w:t>
+      </w:r>
+      <w:r>
+        <w:t xml:space="preserve"> </w:t>
+      </w:r>
+      <w:r>
+        <w:t xml:space="preserve">whose</w:t>
+      </w:r>
+      <w:r>
+        <w:t xml:space="preserve"> </w:t>
+      </w:r>
+      <w:r>
+        <w:t xml:space="preserve">dominant</w:t>
+      </w:r>
+      <w:r>
+        <w:t xml:space="preserve"> </w:t>
+      </w:r>
+      <w:r>
+        <w:t xml:space="preserve">survival-aligned</w:t>
+      </w:r>
+      <w:r>
+        <w:t xml:space="preserve"> </w:t>
+      </w:r>
+      <w:r>
+        <w:t xml:space="preserve">program</w:t>
+      </w:r>
+      <w:r>
+        <w:t xml:space="preserve"> </w:t>
+      </w:r>
+      <w:r>
+        <w:t xml:space="preserve">combined</w:t>
+      </w:r>
+      <w:r>
+        <w:t xml:space="preserve"> </w:t>
+      </w:r>
+      <w:r>
+        <w:t xml:space="preserve">classical-tumor</w:t>
+      </w:r>
+      <w:r>
+        <w:t xml:space="preserve"> </w:t>
+      </w:r>
+      <w:r>
+        <w:t xml:space="preserve">and</w:t>
+      </w:r>
+      <w:r>
+        <w:t xml:space="preserve"> </w:t>
+      </w:r>
+      <w:r>
+        <w:t xml:space="preserve">restCAF-like</w:t>
+      </w:r>
+      <w:r>
+        <w:t xml:space="preserve"> </w:t>
+      </w:r>
+      <w:r>
         <w:t xml:space="preserve">stromal</w:t>
       </w:r>
       <w:r>
         <w:t xml:space="preserve"> </w:t>
       </w:r>
       <w:r>
-        <w:t xml:space="preserve">biology,</w:t>
-      </w:r>
-      <w:r>
-        <w:t xml:space="preserve"> </w:t>
-      </w:r>
-      <w:r>
-        <w:t xml:space="preserve">yet</w:t>
-      </w:r>
-      <w:r>
-        <w:t xml:space="preserve"> </w:t>
-      </w:r>
-      <w:r>
-        <w:t xml:space="preserve">transcriptomic</w:t>
-      </w:r>
-      <w:r>
-        <w:t xml:space="preserve"> </w:t>
-      </w:r>
-      <w:r>
-        <w:t xml:space="preserve">programs</w:t>
-      </w:r>
-      <w:r>
-        <w:t xml:space="preserve"> </w:t>
-      </w:r>
-      <w:r>
-        <w:t xml:space="preserve">are</w:t>
-      </w:r>
-      <w:r>
-        <w:t xml:space="preserve"> </w:t>
-      </w:r>
-      <w:r>
-        <w:t xml:space="preserve">typically</w:t>
-      </w:r>
-      <w:r>
-        <w:t xml:space="preserve"> </w:t>
-      </w:r>
-      <w:r>
-        <w:t xml:space="preserve">discovered</w:t>
+        <w:t xml:space="preserve">features.</w:t>
+      </w:r>
+      <w:r>
+        <w:t xml:space="preserve"> </w:t>
+      </w:r>
+      <w:r>
+        <w:t xml:space="preserve">Applied</w:t>
       </w:r>
       <w:r>
         <w:t xml:space="preserve"> </w:t>
@@ -203,31 +521,403 @@
         <w:t xml:space="preserve"> </w:t>
       </w:r>
       <w:r>
-        <w:t xml:space="preserve">patient</w:t>
-      </w:r>
-      <w:r>
-        <w:t xml:space="preserve"> </w:t>
-      </w:r>
-      <w:r>
-        <w:t xml:space="preserve">outcomes.</w:t>
-      </w:r>
-      <w:r>
-        <w:t xml:space="preserve"> </w:t>
-      </w:r>
-      <w:r>
-        <w:t xml:space="preserve">The</w:t>
-      </w:r>
-      <w:r>
-        <w:t xml:space="preserve"> </w:t>
-      </w:r>
-      <w:r>
-        <w:t xml:space="preserve">programs</w:t>
-      </w:r>
-      <w:r>
-        <w:t xml:space="preserve"> </w:t>
-      </w:r>
-      <w:r>
-        <w:t xml:space="preserve">dominating</w:t>
+        <w:t xml:space="preserve">refitting</w:t>
+      </w:r>
+      <w:r>
+        <w:t xml:space="preserve"> </w:t>
+      </w:r>
+      <w:r>
+        <w:t xml:space="preserve">to</w:t>
+      </w:r>
+      <w:r>
+        <w:t xml:space="preserve"> </w:t>
+      </w:r>
+      <w:r>
+        <w:t xml:space="preserve">five</w:t>
+      </w:r>
+      <w:r>
+        <w:t xml:space="preserve"> </w:t>
+      </w:r>
+      <w:r>
+        <w:t xml:space="preserve">external</w:t>
+      </w:r>
+      <w:r>
+        <w:t xml:space="preserve"> </w:t>
+      </w:r>
+      <w:r>
+        <w:t xml:space="preserve">datasets,</w:t>
+      </w:r>
+      <w:r>
+        <w:t xml:space="preserve"> </w:t>
+      </w:r>
+      <w:r>
+        <w:t xml:space="preserve">the</w:t>
+      </w:r>
+      <w:r>
+        <w:t xml:space="preserve"> </w:t>
+      </w:r>
+      <w:r>
+        <w:t xml:space="preserve">frozen</w:t>
+      </w:r>
+      <w:r>
+        <w:t xml:space="preserve"> </w:t>
+      </w:r>
+      <w:r>
+        <w:t xml:space="preserve">risk</w:t>
+      </w:r>
+      <w:r>
+        <w:t xml:space="preserve"> </w:t>
+      </w:r>
+      <w:r>
+        <w:t xml:space="preserve">score</w:t>
+      </w:r>
+      <w:r>
+        <w:t xml:space="preserve"> </w:t>
+      </w:r>
+      <w:r>
+        <w:t xml:space="preserve">remained</w:t>
+      </w:r>
+      <w:r>
+        <w:t xml:space="preserve"> </w:t>
+      </w:r>
+      <w:r>
+        <w:t xml:space="preserve">prognostic</w:t>
+      </w:r>
+      <w:r>
+        <w:t xml:space="preserve"> </w:t>
+      </w:r>
+      <w:r>
+        <w:t xml:space="preserve">before</w:t>
+      </w:r>
+      <w:r>
+        <w:t xml:space="preserve"> </w:t>
+      </w:r>
+      <w:r>
+        <w:t xml:space="preserve">(HR</w:t>
+      </w:r>
+      <w:r>
+        <w:t xml:space="preserve"> </w:t>
+      </w:r>
+      <w:r>
+        <w:t xml:space="preserve">per</w:t>
+      </w:r>
+      <w:r>
+        <w:t xml:space="preserve"> </w:t>
+      </w:r>
+      <w:r>
+        <w:t xml:space="preserve">SD,</w:t>
+      </w:r>
+      <w:r>
+        <w:t xml:space="preserve"> </w:t>
+      </w:r>
+      <w:r>
+        <w:t xml:space="preserve">1.42;</w:t>
+      </w:r>
+      <w:r>
+        <w:t xml:space="preserve"> </w:t>
+      </w:r>
+      <w:r>
+        <w:t xml:space="preserve">95%</w:t>
+      </w:r>
+      <w:r>
+        <w:t xml:space="preserve"> </w:t>
+      </w:r>
+      <w:r>
+        <w:t xml:space="preserve">CI,</w:t>
+      </w:r>
+      <w:r>
+        <w:t xml:space="preserve"> </w:t>
+      </w:r>
+      <w:r>
+        <w:t xml:space="preserve">1.26–1.59)</w:t>
+      </w:r>
+      <w:r>
+        <w:t xml:space="preserve"> </w:t>
+      </w:r>
+      <w:r>
+        <w:t xml:space="preserve">and</w:t>
+      </w:r>
+      <w:r>
+        <w:t xml:space="preserve"> </w:t>
+      </w:r>
+      <w:r>
+        <w:t xml:space="preserve">after</w:t>
+      </w:r>
+      <w:r>
+        <w:t xml:space="preserve"> </w:t>
+      </w:r>
+      <w:r>
+        <w:t xml:space="preserve">PurIST</w:t>
+      </w:r>
+      <w:r>
+        <w:t xml:space="preserve"> </w:t>
+      </w:r>
+      <w:r>
+        <w:t xml:space="preserve">and</w:t>
+      </w:r>
+      <w:r>
+        <w:t xml:space="preserve"> </w:t>
+      </w:r>
+      <w:r>
+        <w:t xml:space="preserve">DeCAF</w:t>
+      </w:r>
+      <w:r>
+        <w:t xml:space="preserve"> </w:t>
+      </w:r>
+      <w:r>
+        <w:t xml:space="preserve">adjustment.</w:t>
+      </w:r>
+      <w:r>
+        <w:t xml:space="preserve"> </w:t>
+      </w:r>
+      <w:r>
+        <w:t xml:space="preserve">Unsupervised</w:t>
+      </w:r>
+      <w:r>
+        <w:t xml:space="preserve"> </w:t>
+      </w:r>
+      <w:r>
+        <w:t xml:space="preserve">factorization</w:t>
+      </w:r>
+      <w:r>
+        <w:t xml:space="preserve"> </w:t>
+      </w:r>
+      <w:r>
+        <w:t xml:space="preserve">matched</w:t>
+      </w:r>
+      <w:r>
+        <w:t xml:space="preserve"> </w:t>
+      </w:r>
+      <w:r>
+        <w:t xml:space="preserve">on</w:t>
+      </w:r>
+      <w:r>
+        <w:t xml:space="preserve"> </w:t>
+      </w:r>
+      <w:r>
+        <w:t xml:space="preserve">program</w:t>
+      </w:r>
+      <w:r>
+        <w:t xml:space="preserve"> </w:t>
+      </w:r>
+      <w:r>
+        <w:t xml:space="preserve">number</w:t>
+      </w:r>
+      <w:r>
+        <w:t xml:space="preserve"> </w:t>
+      </w:r>
+      <w:r>
+        <w:t xml:space="preserve">and</w:t>
+      </w:r>
+      <w:r>
+        <w:t xml:space="preserve"> </w:t>
+      </w:r>
+      <w:r>
+        <w:t xml:space="preserve">tuning</w:t>
+      </w:r>
+      <w:r>
+        <w:t xml:space="preserve"> </w:t>
+      </w:r>
+      <w:r>
+        <w:t xml:space="preserve">budget</w:t>
+      </w:r>
+      <w:r>
+        <w:t xml:space="preserve"> </w:t>
+      </w:r>
+      <w:r>
+        <w:t xml:space="preserve">did</w:t>
+      </w:r>
+      <w:r>
+        <w:t xml:space="preserve"> </w:t>
+      </w:r>
+      <w:r>
+        <w:t xml:space="preserve">not</w:t>
+      </w:r>
+      <w:r>
+        <w:t xml:space="preserve"> </w:t>
+      </w:r>
+      <w:r>
+        <w:t xml:space="preserve">recover</w:t>
+      </w:r>
+      <w:r>
+        <w:t xml:space="preserve"> </w:t>
+      </w:r>
+      <w:r>
+        <w:t xml:space="preserve">this</w:t>
+      </w:r>
+      <w:r>
+        <w:t xml:space="preserve"> </w:t>
+      </w:r>
+      <w:r>
+        <w:t xml:space="preserve">program;</w:t>
+      </w:r>
+      <w:r>
+        <w:t xml:space="preserve"> </w:t>
+      </w:r>
+      <w:r>
+        <w:t xml:space="preserve">a</w:t>
+      </w:r>
+      <w:r>
+        <w:t xml:space="preserve"> </w:t>
+      </w:r>
+      <w:r>
+        <w:t xml:space="preserve">rank-optimized</w:t>
+      </w:r>
+      <w:r>
+        <w:t xml:space="preserve"> </w:t>
+      </w:r>
+      <w:r>
+        <w:t xml:space="preserve">unsupervised</w:t>
+      </w:r>
+      <w:r>
+        <w:t xml:space="preserve"> </w:t>
+      </w:r>
+      <w:r>
+        <w:t xml:space="preserve">control</w:t>
+      </w:r>
+      <w:r>
+        <w:t xml:space="preserve"> </w:t>
+      </w:r>
+      <w:r>
+        <w:t xml:space="preserve">recovered</w:t>
+      </w:r>
+      <w:r>
+        <w:t xml:space="preserve"> </w:t>
+      </w:r>
+      <w:r>
+        <w:t xml:space="preserve">comparable</w:t>
+      </w:r>
+      <w:r>
+        <w:t xml:space="preserve"> </w:t>
+      </w:r>
+      <w:r>
+        <w:t xml:space="preserve">prognostic</w:t>
+      </w:r>
+      <w:r>
+        <w:t xml:space="preserve"> </w:t>
+      </w:r>
+      <w:r>
+        <w:t xml:space="preserve">information</w:t>
+      </w:r>
+      <w:r>
+        <w:t xml:space="preserve"> </w:t>
+      </w:r>
+      <w:r>
+        <w:t xml:space="preserve">across</w:t>
+      </w:r>
+      <w:r>
+        <w:t xml:space="preserve"> </w:t>
+      </w:r>
+      <w:r>
+        <w:t xml:space="preserve">seven</w:t>
+      </w:r>
+      <w:r>
+        <w:t xml:space="preserve"> </w:t>
+      </w:r>
+      <w:r>
+        <w:t xml:space="preserve">factors.</w:t>
+      </w:r>
+      <w:r>
+        <w:t xml:space="preserve"> </w:t>
+      </w:r>
+      <w:r>
+        <w:t xml:space="preserve">In</w:t>
+      </w:r>
+      <w:r>
+        <w:t xml:space="preserve"> </w:t>
+      </w:r>
+      <w:r>
+        <w:t xml:space="preserve">simulations</w:t>
+      </w:r>
+      <w:r>
+        <w:t xml:space="preserve"> </w:t>
+      </w:r>
+      <w:r>
+        <w:t xml:space="preserve">with</w:t>
+      </w:r>
+      <w:r>
+        <w:t xml:space="preserve"> </w:t>
+      </w:r>
+      <w:r>
+        <w:t xml:space="preserve">known</w:t>
+      </w:r>
+      <w:r>
+        <w:t xml:space="preserve"> </w:t>
+      </w:r>
+      <w:r>
+        <w:t xml:space="preserve">underlying</w:t>
+      </w:r>
+      <w:r>
+        <w:t xml:space="preserve"> </w:t>
+      </w:r>
+      <w:r>
+        <w:t xml:space="preserve">structure,</w:t>
+      </w:r>
+      <w:r>
+        <w:t xml:space="preserve"> </w:t>
+      </w:r>
+      <w:r>
+        <w:t xml:space="preserve">DeSurv</w:t>
+      </w:r>
+      <w:r>
+        <w:t xml:space="preserve"> </w:t>
+      </w:r>
+      <w:r>
+        <w:t xml:space="preserve">recovered</w:t>
+      </w:r>
+      <w:r>
+        <w:t xml:space="preserve"> </w:t>
+      </w:r>
+      <w:r>
+        <w:t xml:space="preserve">prognostic</w:t>
+      </w:r>
+      <w:r>
+        <w:t xml:space="preserve"> </w:t>
+      </w:r>
+      <w:r>
+        <w:t xml:space="preserve">genes</w:t>
+      </w:r>
+      <w:r>
+        <w:t xml:space="preserve"> </w:t>
+      </w:r>
+      <w:r>
+        <w:t xml:space="preserve">more</w:t>
+      </w:r>
+      <w:r>
+        <w:t xml:space="preserve"> </w:t>
+      </w:r>
+      <w:r>
+        <w:t xml:space="preserve">accurately</w:t>
+      </w:r>
+      <w:r>
+        <w:t xml:space="preserve"> </w:t>
+      </w:r>
+      <w:r>
+        <w:t xml:space="preserve">when</w:t>
+      </w:r>
+      <w:r>
+        <w:t xml:space="preserve"> </w:t>
+      </w:r>
+      <w:r>
+        <w:t xml:space="preserve">survival</w:t>
+      </w:r>
+      <w:r>
+        <w:t xml:space="preserve"> </w:t>
+      </w:r>
+      <w:r>
+        <w:t xml:space="preserve">signal</w:t>
+      </w:r>
+      <w:r>
+        <w:t xml:space="preserve"> </w:t>
+      </w:r>
+      <w:r>
+        <w:t xml:space="preserve">contributed</w:t>
+      </w:r>
+      <w:r>
+        <w:t xml:space="preserve"> </w:t>
+      </w:r>
+      <w:r>
+        <w:t xml:space="preserve">little</w:t>
       </w:r>
       <w:r>
         <w:t xml:space="preserve"> </w:t>
@@ -239,13 +929,19 @@
         <w:t xml:space="preserve"> </w:t>
       </w:r>
       <w:r>
-        <w:t xml:space="preserve">variation</w:t>
-      </w:r>
-      <w:r>
-        <w:t xml:space="preserve"> </w:t>
-      </w:r>
-      <w:r>
-        <w:t xml:space="preserve">are</w:t>
+        <w:t xml:space="preserve">variation.</w:t>
+      </w:r>
+      <w:r>
+        <w:t xml:space="preserve"> </w:t>
+      </w:r>
+      <w:r>
+        <w:t xml:space="preserve">Survival</w:t>
+      </w:r>
+      <w:r>
+        <w:t xml:space="preserve"> </w:t>
+      </w:r>
+      <w:r>
+        <w:t xml:space="preserve">supervision</w:t>
       </w:r>
       <w:r>
         <w:t xml:space="preserve"> </w:t>
@@ -257,31 +953,19 @@
         <w:t xml:space="preserve"> </w:t>
       </w:r>
       <w:r>
-        <w:t xml:space="preserve">not</w:t>
-      </w:r>
-      <w:r>
-        <w:t xml:space="preserve"> </w:t>
-      </w:r>
-      <w:r>
-        <w:t xml:space="preserve">necessarily</w:t>
-      </w:r>
-      <w:r>
-        <w:t xml:space="preserve"> </w:t>
-      </w:r>
-      <w:r>
-        <w:t xml:space="preserve">those</w:t>
-      </w:r>
-      <w:r>
-        <w:t xml:space="preserve"> </w:t>
-      </w:r>
-      <w:r>
-        <w:t xml:space="preserve">most</w:t>
-      </w:r>
-      <w:r>
-        <w:t xml:space="preserve"> </w:t>
-      </w:r>
-      <w:r>
-        <w:t xml:space="preserve">relevant</w:t>
+        <w:t xml:space="preserve">offers</w:t>
+      </w:r>
+      <w:r>
+        <w:t xml:space="preserve"> </w:t>
+      </w:r>
+      <w:r>
+        <w:t xml:space="preserve">a</w:t>
+      </w:r>
+      <w:r>
+        <w:t xml:space="preserve"> </w:t>
+      </w:r>
+      <w:r>
+        <w:t xml:space="preserve">route</w:t>
       </w:r>
       <w:r>
         <w:t xml:space="preserve"> </w:t>
@@ -293,709 +977,25 @@
         <w:t xml:space="preserve"> </w:t>
       </w:r>
       <w:r>
-        <w:t xml:space="preserve">survival.</w:t>
-      </w:r>
-      <w:r>
-        <w:t xml:space="preserve"> </w:t>
-      </w:r>
-      <w:r>
-        <w:t xml:space="preserve">We</w:t>
-      </w:r>
-      <w:r>
-        <w:t xml:space="preserve"> </w:t>
-      </w:r>
-      <w:r>
-        <w:t xml:space="preserve">developed</w:t>
-      </w:r>
-      <w:r>
-        <w:t xml:space="preserve"> </w:t>
-      </w:r>
-      <w:r>
-        <w:t xml:space="preserve">DeSurv,</w:t>
-      </w:r>
-      <w:r>
-        <w:t xml:space="preserve"> </w:t>
-      </w:r>
-      <w:r>
-        <w:t xml:space="preserve">a</w:t>
-      </w:r>
-      <w:r>
-        <w:t xml:space="preserve"> </w:t>
-      </w:r>
-      <w:r>
-        <w:t xml:space="preserve">survival-supervised</w:t>
-      </w:r>
-      <w:r>
-        <w:t xml:space="preserve"> </w:t>
-      </w:r>
-      <w:r>
-        <w:t xml:space="preserve">matrix</w:t>
-      </w:r>
-      <w:r>
-        <w:t xml:space="preserve"> </w:t>
-      </w:r>
-      <w:r>
-        <w:t xml:space="preserve">factorization</w:t>
-      </w:r>
-      <w:r>
-        <w:t xml:space="preserve"> </w:t>
-      </w:r>
-      <w:r>
-        <w:t xml:space="preserve">that</w:t>
-      </w:r>
-      <w:r>
-        <w:t xml:space="preserve"> </w:t>
-      </w:r>
-      <w:r>
-        <w:t xml:space="preserve">incorporates</w:t>
-      </w:r>
-      <w:r>
-        <w:t xml:space="preserve"> </w:t>
-      </w:r>
-      <w:r>
-        <w:t xml:space="preserve">outcome</w:t>
-      </w:r>
-      <w:r>
-        <w:t xml:space="preserve"> </w:t>
-      </w:r>
-      <w:r>
-        <w:t xml:space="preserve">into</w:t>
-      </w:r>
-      <w:r>
-        <w:t xml:space="preserve"> </w:t>
-      </w:r>
-      <w:r>
-        <w:t xml:space="preserve">gene-program</w:t>
-      </w:r>
-      <w:r>
-        <w:t xml:space="preserve"> </w:t>
-      </w:r>
-      <w:r>
-        <w:t xml:space="preserve">estimation</w:t>
-      </w:r>
-      <w:r>
-        <w:t xml:space="preserve"> </w:t>
-      </w:r>
-      <w:r>
-        <w:t xml:space="preserve">and</w:t>
-      </w:r>
-      <w:r>
-        <w:t xml:space="preserve"> </w:t>
-      </w:r>
-      <w:r>
-        <w:t xml:space="preserve">fixes</w:t>
-      </w:r>
-      <w:r>
-        <w:t xml:space="preserve"> </w:t>
-      </w:r>
-      <w:r>
-        <w:t xml:space="preserve">gene</w:t>
-      </w:r>
-      <w:r>
-        <w:t xml:space="preserve"> </w:t>
-      </w:r>
-      <w:r>
-        <w:t xml:space="preserve">weights</w:t>
-      </w:r>
-      <w:r>
-        <w:t xml:space="preserve"> </w:t>
-      </w:r>
-      <w:r>
-        <w:t xml:space="preserve">for</w:t>
-      </w:r>
-      <w:r>
-        <w:t xml:space="preserve"> </w:t>
-      </w:r>
-      <w:r>
-        <w:t xml:space="preserve">new</w:t>
-      </w:r>
-      <w:r>
-        <w:t xml:space="preserve"> </w:t>
-      </w:r>
-      <w:r>
-        <w:t xml:space="preserve">cohorts.</w:t>
-      </w:r>
-      <w:r>
-        <w:t xml:space="preserve"> </w:t>
-      </w:r>
-      <w:r>
-        <w:t xml:space="preserve">In</w:t>
-      </w:r>
-      <w:r>
-        <w:t xml:space="preserve"> </w:t>
-      </w:r>
-      <w:r>
-        <w:t xml:space="preserve">pooled</w:t>
-      </w:r>
-      <w:r>
-        <w:t xml:space="preserve"> </w:t>
-      </w:r>
-      <w:r>
-        <w:t xml:space="preserve">TCGA</w:t>
-      </w:r>
-      <w:r>
-        <w:t xml:space="preserve"> </w:t>
-      </w:r>
-      <w:r>
-        <w:t xml:space="preserve">and</w:t>
-      </w:r>
-      <w:r>
-        <w:t xml:space="preserve"> </w:t>
-      </w:r>
-      <w:r>
-        <w:t xml:space="preserve">CPTAC</w:t>
-      </w:r>
-      <w:r>
-        <w:t xml:space="preserve"> </w:t>
-      </w:r>
-      <w:r>
-        <w:t xml:space="preserve">cohorts,</w:t>
-      </w:r>
-      <w:r>
-        <w:t xml:space="preserve"> </w:t>
-      </w:r>
-      <w:r>
-        <w:t xml:space="preserve">DeSurv</w:t>
-      </w:r>
-      <w:r>
-        <w:t xml:space="preserve"> </w:t>
-      </w:r>
-      <w:r>
-        <w:t xml:space="preserve">recovered</w:t>
-      </w:r>
-      <w:r>
-        <w:t xml:space="preserve"> </w:t>
-      </w:r>
-      <w:r>
-        <w:t xml:space="preserve">a</w:t>
-      </w:r>
-      <w:r>
-        <w:t xml:space="preserve"> </w:t>
-      </w:r>
-      <w:r>
-        <w:t xml:space="preserve">three-program</w:t>
-      </w:r>
-      <w:r>
-        <w:t xml:space="preserve"> </w:t>
-      </w:r>
-      <w:r>
-        <w:t xml:space="preserve">tumor–stroma</w:t>
-      </w:r>
-      <w:r>
-        <w:t xml:space="preserve"> </w:t>
-      </w:r>
-      <w:r>
-        <w:t xml:space="preserve">architecture</w:t>
-      </w:r>
-      <w:r>
-        <w:t xml:space="preserve"> </w:t>
-      </w:r>
-      <w:r>
-        <w:t xml:space="preserve">whose</w:t>
-      </w:r>
-      <w:r>
-        <w:t xml:space="preserve"> </w:t>
-      </w:r>
-      <w:r>
-        <w:t xml:space="preserve">dominant</w:t>
-      </w:r>
-      <w:r>
-        <w:t xml:space="preserve"> </w:t>
-      </w:r>
-      <w:r>
-        <w:t xml:space="preserve">survival-aligned</w:t>
-      </w:r>
-      <w:r>
-        <w:t xml:space="preserve"> </w:t>
-      </w:r>
-      <w:r>
-        <w:t xml:space="preserve">direction</w:t>
-      </w:r>
-      <w:r>
-        <w:t xml:space="preserve"> </w:t>
-      </w:r>
-      <w:r>
-        <w:t xml:space="preserve">(D1)</w:t>
-      </w:r>
-      <w:r>
-        <w:t xml:space="preserve"> </w:t>
-      </w:r>
-      <w:r>
-        <w:t xml:space="preserve">combined</w:t>
-      </w:r>
-      <w:r>
-        <w:t xml:space="preserve"> </w:t>
-      </w:r>
-      <w:r>
-        <w:t xml:space="preserve">classical-tumor</w:t>
-      </w:r>
-      <w:r>
-        <w:t xml:space="preserve"> </w:t>
-      </w:r>
-      <w:r>
-        <w:t xml:space="preserve">and</w:t>
-      </w:r>
-      <w:r>
-        <w:t xml:space="preserve"> </w:t>
-      </w:r>
-      <w:r>
-        <w:t xml:space="preserve">restCAF-like</w:t>
-      </w:r>
-      <w:r>
-        <w:t xml:space="preserve"> </w:t>
-      </w:r>
-      <w:r>
-        <w:t xml:space="preserve">stromal</w:t>
-      </w:r>
-      <w:r>
-        <w:t xml:space="preserve"> </w:t>
-      </w:r>
-      <w:r>
-        <w:t xml:space="preserve">features.</w:t>
-      </w:r>
-      <w:r>
-        <w:t xml:space="preserve"> </w:t>
-      </w:r>
-      <w:r>
-        <w:t xml:space="preserve">Applied</w:t>
-      </w:r>
-      <w:r>
-        <w:t xml:space="preserve"> </w:t>
-      </w:r>
-      <w:r>
-        <w:t xml:space="preserve">without</w:t>
-      </w:r>
-      <w:r>
-        <w:t xml:space="preserve"> </w:t>
-      </w:r>
-      <w:r>
-        <w:t xml:space="preserve">refitting</w:t>
-      </w:r>
-      <w:r>
-        <w:t xml:space="preserve"> </w:t>
-      </w:r>
-      <w:r>
-        <w:t xml:space="preserve">to</w:t>
-      </w:r>
-      <w:r>
-        <w:t xml:space="preserve"> </w:t>
-      </w:r>
-      <w:r>
-        <w:t xml:space="preserve">five</w:t>
-      </w:r>
-      <w:r>
-        <w:t xml:space="preserve"> </w:t>
-      </w:r>
-      <w:r>
-        <w:t xml:space="preserve">external</w:t>
-      </w:r>
-      <w:r>
-        <w:t xml:space="preserve"> </w:t>
-      </w:r>
-      <w:r>
-        <w:t xml:space="preserve">datasets</w:t>
-      </w:r>
-      <w:r>
-        <w:t xml:space="preserve"> </w:t>
-      </w:r>
-      <w:r>
-        <w:t xml:space="preserve">spanning</w:t>
-      </w:r>
-      <w:r>
-        <w:t xml:space="preserve"> </w:t>
-      </w:r>
-      <w:r>
-        <w:t xml:space="preserve">four</w:t>
-      </w:r>
-      <w:r>
-        <w:t xml:space="preserve"> </w:t>
-      </w:r>
-      <w:r>
-        <w:t xml:space="preserve">independent</w:t>
-      </w:r>
-      <w:r>
-        <w:t xml:space="preserve"> </w:t>
-      </w:r>
-      <w:r>
-        <w:t xml:space="preserve">cohorts,</w:t>
-      </w:r>
-      <w:r>
-        <w:t xml:space="preserve"> </w:t>
-      </w:r>
-      <w:r>
-        <w:t xml:space="preserve">the</w:t>
-      </w:r>
-      <w:r>
-        <w:t xml:space="preserve"> </w:t>
-      </w:r>
-      <w:r>
-        <w:t xml:space="preserve">frozen</w:t>
-      </w:r>
-      <w:r>
-        <w:t xml:space="preserve"> </w:t>
-      </w:r>
-      <w:r>
-        <w:t xml:space="preserve">representation</w:t>
-      </w:r>
-      <w:r>
-        <w:t xml:space="preserve"> </w:t>
-      </w:r>
-      <w:r>
-        <w:t xml:space="preserve">remained</w:t>
-      </w:r>
-      <w:r>
-        <w:t xml:space="preserve"> </w:t>
-      </w:r>
-      <w:r>
-        <w:t xml:space="preserve">prognostic</w:t>
-      </w:r>
-      <w:r>
-        <w:t xml:space="preserve"> </w:t>
-      </w:r>
-      <w:r>
-        <w:t xml:space="preserve">before</w:t>
-      </w:r>
-      <w:r>
-        <w:t xml:space="preserve"> </w:t>
-      </w:r>
-      <w:r>
-        <w:t xml:space="preserve">(HR</w:t>
-      </w:r>
-      <w:r>
-        <w:t xml:space="preserve"> </w:t>
-      </w:r>
-      <w:r>
-        <w:t xml:space="preserve">per</w:t>
-      </w:r>
-      <w:r>
-        <w:t xml:space="preserve"> </w:t>
-      </w:r>
-      <w:r>
-        <w:t xml:space="preserve">SD,</w:t>
-      </w:r>
-      <w:r>
-        <w:t xml:space="preserve"> </w:t>
-      </w:r>
-      <w:r>
-        <w:t xml:space="preserve">1.42;</w:t>
-      </w:r>
-      <w:r>
-        <w:t xml:space="preserve"> </w:t>
-      </w:r>
-      <w:r>
-        <w:t xml:space="preserve">95%</w:t>
-      </w:r>
-      <w:r>
-        <w:t xml:space="preserve"> </w:t>
-      </w:r>
-      <w:r>
-        <w:t xml:space="preserve">CI,</w:t>
-      </w:r>
-      <w:r>
-        <w:t xml:space="preserve"> </w:t>
-      </w:r>
-      <w:r>
-        <w:t xml:space="preserve">1.26–1.59)</w:t>
-      </w:r>
-      <w:r>
-        <w:t xml:space="preserve"> </w:t>
-      </w:r>
-      <w:r>
-        <w:t xml:space="preserve">and</w:t>
-      </w:r>
-      <w:r>
-        <w:t xml:space="preserve"> </w:t>
-      </w:r>
-      <w:r>
-        <w:t xml:space="preserve">after</w:t>
-      </w:r>
-      <w:r>
-        <w:t xml:space="preserve"> </w:t>
-      </w:r>
-      <w:r>
-        <w:t xml:space="preserve">PurIST</w:t>
-      </w:r>
-      <w:r>
-        <w:t xml:space="preserve"> </w:t>
-      </w:r>
-      <w:r>
-        <w:t xml:space="preserve">and</w:t>
-      </w:r>
-      <w:r>
-        <w:t xml:space="preserve"> </w:t>
-      </w:r>
-      <w:r>
-        <w:t xml:space="preserve">DeCAF</w:t>
-      </w:r>
-      <w:r>
-        <w:t xml:space="preserve"> </w:t>
-      </w:r>
-      <w:r>
-        <w:t xml:space="preserve">adjustment.</w:t>
-      </w:r>
-      <w:r>
-        <w:t xml:space="preserve"> </w:t>
-      </w:r>
-      <w:r>
-        <w:t xml:space="preserve">Unsupervised</w:t>
-      </w:r>
-      <w:r>
-        <w:t xml:space="preserve"> </w:t>
-      </w:r>
-      <w:r>
-        <w:t xml:space="preserve">factorization</w:t>
-      </w:r>
-      <w:r>
-        <w:t xml:space="preserve"> </w:t>
-      </w:r>
-      <w:r>
-        <w:t xml:space="preserve">matched</w:t>
-      </w:r>
-      <w:r>
-        <w:t xml:space="preserve"> </w:t>
-      </w:r>
-      <w:r>
-        <w:t xml:space="preserve">on</w:t>
-      </w:r>
-      <w:r>
-        <w:t xml:space="preserve"> </w:t>
-      </w:r>
-      <w:r>
-        <w:t xml:space="preserve">program</w:t>
-      </w:r>
-      <w:r>
-        <w:t xml:space="preserve"> </w:t>
-      </w:r>
-      <w:r>
-        <w:t xml:space="preserve">number</w:t>
-      </w:r>
-      <w:r>
-        <w:t xml:space="preserve"> </w:t>
-      </w:r>
-      <w:r>
-        <w:t xml:space="preserve">and</w:t>
-      </w:r>
-      <w:r>
-        <w:t xml:space="preserve"> </w:t>
-      </w:r>
-      <w:r>
-        <w:t xml:space="preserve">tuning</w:t>
-      </w:r>
-      <w:r>
-        <w:t xml:space="preserve"> </w:t>
-      </w:r>
-      <w:r>
-        <w:t xml:space="preserve">budget</w:t>
-      </w:r>
-      <w:r>
-        <w:t xml:space="preserve"> </w:t>
-      </w:r>
-      <w:r>
-        <w:t xml:space="preserve">did</w:t>
-      </w:r>
-      <w:r>
-        <w:t xml:space="preserve"> </w:t>
-      </w:r>
-      <w:r>
-        <w:t xml:space="preserve">not</w:t>
-      </w:r>
-      <w:r>
-        <w:t xml:space="preserve"> </w:t>
-      </w:r>
-      <w:r>
-        <w:t xml:space="preserve">recover</w:t>
-      </w:r>
-      <w:r>
-        <w:t xml:space="preserve"> </w:t>
-      </w:r>
-      <w:r>
-        <w:t xml:space="preserve">D1;</w:t>
-      </w:r>
-      <w:r>
-        <w:t xml:space="preserve"> </w:t>
-      </w:r>
-      <w:r>
-        <w:t xml:space="preserve">a</w:t>
-      </w:r>
-      <w:r>
-        <w:t xml:space="preserve"> </w:t>
-      </w:r>
-      <w:r>
-        <w:t xml:space="preserve">rank-optimized</w:t>
-      </w:r>
-      <w:r>
-        <w:t xml:space="preserve"> </w:t>
-      </w:r>
-      <w:r>
-        <w:t xml:space="preserve">unsupervised</w:t>
-      </w:r>
-      <w:r>
-        <w:t xml:space="preserve"> </w:t>
-      </w:r>
-      <w:r>
-        <w:t xml:space="preserve">control</w:t>
-      </w:r>
-      <w:r>
-        <w:t xml:space="preserve"> </w:t>
-      </w:r>
-      <w:r>
-        <w:t xml:space="preserve">recovered</w:t>
-      </w:r>
-      <w:r>
-        <w:t xml:space="preserve"> </w:t>
-      </w:r>
-      <w:r>
-        <w:t xml:space="preserve">comparable</w:t>
-      </w:r>
-      <w:r>
-        <w:t xml:space="preserve"> </w:t>
-      </w:r>
-      <w:r>
-        <w:t xml:space="preserve">prognostic</w:t>
-      </w:r>
-      <w:r>
-        <w:t xml:space="preserve"> </w:t>
-      </w:r>
-      <w:r>
-        <w:t xml:space="preserve">information</w:t>
-      </w:r>
-      <w:r>
-        <w:t xml:space="preserve"> </w:t>
-      </w:r>
-      <w:r>
-        <w:t xml:space="preserve">across</w:t>
-      </w:r>
-      <w:r>
-        <w:t xml:space="preserve"> </w:t>
-      </w:r>
-      <w:r>
-        <w:t xml:space="preserve">a</w:t>
-      </w:r>
-      <w:r>
-        <w:t xml:space="preserve"> </w:t>
-      </w:r>
-      <w:r>
-        <w:t xml:space="preserve">broader</w:t>
-      </w:r>
-      <w:r>
-        <w:t xml:space="preserve"> </w:t>
-      </w:r>
-      <w:r>
-        <w:t xml:space="preserve">seven-factor</w:t>
-      </w:r>
-      <w:r>
-        <w:t xml:space="preserve"> </w:t>
-      </w:r>
-      <w:r>
-        <w:t xml:space="preserve">representation.</w:t>
-      </w:r>
-      <w:r>
-        <w:t xml:space="preserve"> </w:t>
-      </w:r>
-      <w:r>
-        <w:t xml:space="preserve">In</w:t>
-      </w:r>
-      <w:r>
-        <w:t xml:space="preserve"> </w:t>
-      </w:r>
-      <w:r>
-        <w:t xml:space="preserve">simulations</w:t>
-      </w:r>
-      <w:r>
-        <w:t xml:space="preserve"> </w:t>
-      </w:r>
-      <w:r>
-        <w:t xml:space="preserve">with</w:t>
-      </w:r>
-      <w:r>
-        <w:t xml:space="preserve"> </w:t>
-      </w:r>
-      <w:r>
-        <w:t xml:space="preserve">known</w:t>
-      </w:r>
-      <w:r>
-        <w:t xml:space="preserve"> </w:t>
-      </w:r>
-      <w:r>
-        <w:t xml:space="preserve">structure,</w:t>
-      </w:r>
-      <w:r>
-        <w:t xml:space="preserve"> </w:t>
-      </w:r>
-      <w:r>
-        <w:t xml:space="preserve">DeSurv</w:t>
-      </w:r>
-      <w:r>
-        <w:t xml:space="preserve"> </w:t>
-      </w:r>
-      <w:r>
-        <w:t xml:space="preserve">more</w:t>
-      </w:r>
-      <w:r>
-        <w:t xml:space="preserve"> </w:t>
-      </w:r>
-      <w:r>
-        <w:t xml:space="preserve">accurately</w:t>
-      </w:r>
-      <w:r>
-        <w:t xml:space="preserve"> </w:t>
-      </w:r>
-      <w:r>
-        <w:t xml:space="preserve">recovered</w:t>
-      </w:r>
-      <w:r>
-        <w:t xml:space="preserve"> </w:t>
-      </w:r>
-      <w:r>
-        <w:t xml:space="preserve">prognostic</w:t>
-      </w:r>
-      <w:r>
-        <w:t xml:space="preserve"> </w:t>
-      </w:r>
-      <w:r>
-        <w:t xml:space="preserve">genes</w:t>
-      </w:r>
-      <w:r>
-        <w:t xml:space="preserve"> </w:t>
-      </w:r>
-      <w:r>
-        <w:t xml:space="preserve">when</w:t>
-      </w:r>
-      <w:r>
-        <w:t xml:space="preserve"> </w:t>
-      </w:r>
-      <w:r>
-        <w:t xml:space="preserve">survival</w:t>
-      </w:r>
-      <w:r>
-        <w:t xml:space="preserve"> </w:t>
-      </w:r>
-      <w:r>
-        <w:t xml:space="preserve">signal</w:t>
-      </w:r>
-      <w:r>
-        <w:t xml:space="preserve"> </w:t>
-      </w:r>
-      <w:r>
-        <w:t xml:space="preserve">contributed</w:t>
-      </w:r>
-      <w:r>
-        <w:t xml:space="preserve"> </w:t>
-      </w:r>
-      <w:r>
-        <w:t xml:space="preserve">little</w:t>
-      </w:r>
-      <w:r>
-        <w:t xml:space="preserve"> </w:t>
-      </w:r>
-      <w:r>
-        <w:t xml:space="preserve">transcriptomic</w:t>
-      </w:r>
-      <w:r>
-        <w:t xml:space="preserve"> </w:t>
-      </w:r>
-      <w:r>
-        <w:t xml:space="preserve">variation.</w:t>
+        <w:t xml:space="preserve">prognostically</w:t>
+      </w:r>
+      <w:r>
+        <w:t xml:space="preserve"> </w:t>
+      </w:r>
+      <w:r>
+        <w:t xml:space="preserve">relevant,</w:t>
+      </w:r>
+      <w:r>
+        <w:t xml:space="preserve"> </w:t>
+      </w:r>
+      <w:r>
+        <w:t xml:space="preserve">interpretable</w:t>
+      </w:r>
+      <w:r>
+        <w:t xml:space="preserve"> </w:t>
+      </w:r>
+      <w:r>
+        <w:t xml:space="preserve">programs.</w:t>
       </w:r>
     </w:p>
     <w:p>
@@ -1015,7 +1015,7 @@
         </w:r>
       </w:hyperlink>
       <w:r>
-        <w:t xml:space="preserve">. Bulk transcriptomic studies have identified clinically relevant malignant and stromal states in PDAC: basal-like and classical tumor programs</w:t>
+        <w:t xml:space="preserve">. Its clinical heterogeneity reflects variation in both malignant cells and the surrounding microenvironment. Bulk transcriptomic studies have identified clinically relevant malignant and stromal states in PDAC: basal-like and classical tumor programs</w:t>
       </w:r>
       <w:hyperlink w:anchor="ref-collisson2011subtypes">
         <w:r>
@@ -1042,7 +1042,7 @@
         </w:r>
       </w:hyperlink>
       <w:r>
-        <w:t xml:space="preserve">, and tumor-promoting proCAF and tumor-restraining restCAF stromal programs</w:t>
+        <w:t xml:space="preserve">, and, from single-cell-informed analyses, tumor-promoting proCAF and tumor-restraining restCAF stromal programs</w:t>
       </w:r>
       <w:hyperlink w:anchor="ref-peng2024determination">
         <w:r>
@@ -1081,7 +1081,7 @@
         </w:r>
       </w:hyperlink>
       <w:r>
-        <w:t xml:space="preserve">. It remains unclear whether a survival-aligned tumor–stroma direction provides prognostic information beyond existing subtype classifications. Such programs are typically discovered without outcome information and tested against survival only afterward</w:t>
+        <w:t xml:space="preserve">. Expression-defined programs can be evaluated against survival after discovery</w:t>
       </w:r>
       <w:hyperlink w:anchor="ref-collisson2011subtypes">
         <w:r>
@@ -1108,7 +1108,7 @@
         </w:r>
       </w:hyperlink>
       <w:r>
-        <w:t xml:space="preserve">.</w:t>
+        <w:t xml:space="preserve">. Whether allowing survival to shape program definitions can identify a tumor–stroma program that provides prognostic information beyond established classifications remains unclear. Such programs could provide candidates for prognostic assays and trial stratification, while identifying genes and biological processes for further investigation. The question is not specific to PDAC, since in any tumor type the largest sources of expression variation need not be those most relevant to survival.</w:t>
       </w:r>
     </w:p>
     <w:p>
@@ -1140,7 +1140,7 @@
         </w:r>
       </w:hyperlink>
       <w:r>
-        <w:t xml:space="preserve">. Nonnegative matrix factorization (NMF) and related deconvolution methods separate these composite profiles into interpretable gene programs: weighted sets of co-varying genes that together form a representation of the tumor transcriptome</w:t>
+        <w:t xml:space="preserve">. Nonnegative matrix factorization (NMF) and related deconvolution methods separate these composite profiles into interpretable gene programs, defined as weighted sets of co-varying genes that together form a representation of the tumor transcriptome</w:t>
       </w:r>
       <w:hyperlink w:anchor="ref-moffitt2015virtual">
         <w:r>
@@ -1182,7 +1182,7 @@
         </w:r>
       </w:hyperlink>
       <w:r>
-        <w:t xml:space="preserve">. In PDAC, such methods have yielded molecular subtypes</w:t>
+        <w:t xml:space="preserve">. In PDAC, these approaches have supported molecular subtype discovery and subsequent single-sample classification</w:t>
       </w:r>
       <w:hyperlink w:anchor="ref-collisson2011subtypes">
         <w:r>
@@ -1224,7 +1224,7 @@
         </w:r>
       </w:hyperlink>
       <w:r>
-        <w:t xml:space="preserve">, virtual microdissection of basal-like and classical malignant programs</w:t>
+        <w:t xml:space="preserve">, virtual microdissection of tumor- and stroma-specific expression</w:t>
       </w:r>
       <w:hyperlink w:anchor="ref-moffitt2015virtual">
         <w:r>
@@ -1236,7 +1236,7 @@
         </w:r>
       </w:hyperlink>
       <w:r>
-        <w:t xml:space="preserve">, and compartment-specific tumor–stroma deconvolution</w:t>
+        <w:t xml:space="preserve">, and compartment-specific tumor–stroma characterization</w:t>
       </w:r>
       <w:hyperlink w:anchor="ref-peng2024determination">
         <w:r>
@@ -1263,7 +1263,7 @@
         </w:r>
       </w:hyperlink>
       <w:r>
-        <w:t xml:space="preserve">. The practical challenge is therefore not simply to resolve interpretable gene programs. It is to let survival shape the programs as they are learned, to retain a decomposed representation rather than only a risk score, and to test those same programs, unchanged, across independent studies.</w:t>
+        <w:t xml:space="preserve">. When predefined signatures are applied unchanged to a bulk cohort, survival can be used to assess their prognostic relevance but does not alter their gene definitions during that application. The practical challenge is therefore not simply to resolve interpretable gene programs. It is to let survival shape the programs as they are learned, to retain a decomposed representation rather than only a risk score, and to test those same programs, unchanged, across independent studies.</w:t>
       </w:r>
     </w:p>
     <w:p>
@@ -1271,7 +1271,7 @@
         <w:pStyle w:val="BodyText"/>
       </w:pPr>
       <w:r>
-        <w:t xml:space="preserve">Standard NMF learns gene programs by minimizing reconstruction error, the mismatch between the measured expression matrix and the approximation rebuilt from the programs. Such reconstruction-driven criteria favor patterns that capture prominent expression variation whether or not that variation is related to survival</w:t>
+        <w:t xml:space="preserve">Standard NMF learns gene programs through a reconstruction-driven objective, minimizing reconstruction error, defined as the mismatch between the measured expression matrix and its approximation rebuilt from the programs. Such reconstruction-driven criteria favor patterns that capture prominent expression variation regardless of their relevance to patient survival</w:t>
       </w:r>
       <w:hyperlink w:anchor="ref-bair2004semi">
         <w:r>
@@ -1355,7 +1355,15 @@
         </w:r>
       </w:hyperlink>
       <w:r>
-        <w:t xml:space="preserve">. Reconstruction alone also does not uniquely determine the recovered gene programs without additional constraints</w:t>
+        <w:t xml:space="preserve">.</w:t>
+      </w:r>
+    </w:p>
+    <w:p>
+      <w:pPr>
+        <w:pStyle w:val="BodyText"/>
+      </w:pPr>
+      <w:r>
+        <w:t xml:space="preserve">Reconstruction alone also does not uniquely identify the gene programs without additional constraints</w:t>
       </w:r>
       <w:hyperlink w:anchor="ref-donoho2004nmf">
         <w:r>
@@ -1382,7 +1390,7 @@
         </w:r>
       </w:hyperlink>
       <w:r>
-        <w:t xml:space="preserve">, which may contribute to cross-study variability among unsupervised PDAC subtype taxonomies</w:t>
+        <w:t xml:space="preserve">, which may contribute to cross-study variability among proposed unsupervised PDAC subtype taxonomies</w:t>
       </w:r>
       <w:hyperlink w:anchor="ref-lautizi2022pancreatic">
         <w:r>
@@ -1394,7 +1402,7 @@
         </w:r>
       </w:hyperlink>
       <w:r>
-        <w:t xml:space="preserve">. Consequently, establishing which unsupervised programs are clinically relevant and transportable has required extensive multi-study refinement. In PDAC, the basal-like/classical dichotomy emerged through roughly a decade of iterative subtyping, virtual microdissection, independent cohorts, single-cell analyses and prospective clinical profiling</w:t>
+        <w:t xml:space="preserve">. Establishing clinically relevant and transportable programs has involved extensive multi-study refinement: the basal-like/classical dichotomy developed over roughly a decade of iterative subtyping, virtual microdissection, independent cohorts, single-cell analyses and prospective clinical profiling</w:t>
       </w:r>
       <w:hyperlink w:anchor="ref-collisson2011subtypes">
         <w:r>
@@ -1463,7 +1471,15 @@
         </w:r>
       </w:hyperlink>
       <w:r>
-        <w:t xml:space="preserve">. Conversely, survival-supervised models such as penalized Cox regression and supervised principal components</w:t>
+        <w:t xml:space="preserve">. Survival information offers an additional criterion for shaping discovery, although it does not by itself resolve this non-uniqueness.</w:t>
+      </w:r>
+    </w:p>
+    <w:p>
+      <w:pPr>
+        <w:pStyle w:val="BodyText"/>
+      </w:pPr>
+      <w:r>
+        <w:t xml:space="preserve">Survival-supervised models such as penalized Cox regression and supervised principal components identify outcome-associated expression patterns, but do not explicitly separate those patterns into malignant and microenvironmental programs</w:t>
       </w:r>
       <w:hyperlink w:anchor="ref-bair2004semi">
         <w:r>
@@ -1490,10 +1506,7 @@
         </w:r>
       </w:hyperlink>
       <w:r>
-        <w:t xml:space="preserve"> </w:t>
-      </w:r>
-      <w:r>
-        <w:t xml:space="preserve">can identify outcome-associated expression patterns without resolving them into biologically interpretable tumor and microenvironmental programs. PDAC subtypes and their single-sample classifiers, however, are defined at the program level</w:t>
+        <w:t xml:space="preserve">. PDAC subtypes and their single-sample classifiers, however, are defined at the program level</w:t>
       </w:r>
       <w:hyperlink w:anchor="ref-rashid2020purity">
         <w:r>
@@ -1536,10 +1549,10 @@
         <w:pStyle w:val="BodyText"/>
       </w:pPr>
       <w:r>
-        <w:t xml:space="preserve">We evaluate DeSurv in PDAC by comparing the resulting representation with unsupervised factorization at matched and higher rank (the number of programs the factorization extracts) and with conventional survival-supervised models (Supplementary Table [tab:architecture]). These comparisons distinguish the contribution of survival supervision from effects of model complexity and tuning. We then test the frozen programs across independent cohorts, determine whether the dominant survival-aligned direction is shared by other supervised approaches, and ask whether it retains prognostic information beyond established PDAC classifiers. Simulations in which the true underlying (latent) programs are known characterize when survival supervision improves recovery of prognostic structure.</w:t>
-      </w:r>
-    </w:p>
-    <w:bookmarkStart w:id="40" w:name="results"/>
+        <w:t xml:space="preserve">We evaluate DeSurv in PDAC by comparing the resulting representation with unsupervised NMF at matched and higher rank (the number of programs the factorization extracts) and with conventional survival models such as penalized Cox regression and supervised principal components (Supplementary Table [tab:architecture]). We then evaluate the clinical relevance of the frozen programs in independent cohorts and ask whether they retain prognostic information beyond established PDAC classifiers. Simulations in which the true underlying (latent) programs are known characterize the conditions under which survival supervision improves recovery of prognostic structure. Together, these analyses evaluate survival-guided program discovery in PDAC and examine its potential when prognostically relevant structure contributes relatively little expression variation.</w:t>
+      </w:r>
+    </w:p>
+    <w:bookmarkStart w:id="41" w:name="results"/>
     <w:p>
       <w:pPr>
         <w:pStyle w:val="Heading1"/>
@@ -1548,13 +1561,13 @@
         <w:t xml:space="preserve">Results</w:t>
       </w:r>
     </w:p>
-    <w:bookmarkStart w:id="23" w:name="X8586db5bf7253dd0c952f36d352c8547824c587"/>
+    <w:bookmarkStart w:id="23" w:name="X20ee7d05d1e1569da8d1832bf95c1184a6e3459"/>
     <w:p>
       <w:pPr>
         <w:pStyle w:val="Heading2"/>
       </w:pPr>
       <w:r>
-        <w:t xml:space="preserve">DeSurv incorporates survival information into gene-program estimation</w:t>
+        <w:t xml:space="preserve">DeSurv directly incorporates survival information into gene program discovery</w:t>
       </w:r>
     </w:p>
     <w:p>
@@ -1562,7 +1575,58 @@
         <w:pStyle w:val="FirstParagraph"/>
       </w:pPr>
       <w:r>
-        <w:t xml:space="preserve">DeSurv learns gene programs by balancing reconstruction of the tumor transcriptome with association to patient survival, allowing outcome information to influence which programs are recovered rather than only selecting among programs after unsupervised factorization. After training, the gene weights are fixed so that the same learned programs can be scored and tested in new tumors without refitting the factorization (Fig. [fig:schema]a; Methods).</w:t>
+        <w:t xml:space="preserve">DeSurv learns gene programs by balancing reconstruction of the tumor transcriptome with association to patient survival, so that outcome information shapes which programs are recovered rather than only which programs are selected after an unsupervised factorization. A supervision parameter</w:t>
+      </w:r>
+      <w:r>
+        <w:t xml:space="preserve"> </w:t>
+      </w:r>
+      <m:oMath>
+        <m:r>
+          <m:t>α</m:t>
+        </m:r>
+      </m:oMath>
+      <w:r>
+        <w:t xml:space="preserve"> </w:t>
+      </w:r>
+      <w:r>
+        <w:t xml:space="preserve">controls the strength of survival supervision, with</w:t>
+      </w:r>
+      <w:r>
+        <w:t xml:space="preserve"> </w:t>
+      </w:r>
+      <m:oMath>
+        <m:r>
+          <m:t>α</m:t>
+        </m:r>
+        <m:r>
+          <m:rPr>
+            <m:sty m:val="p"/>
+          </m:rPr>
+          <m:t>=</m:t>
+        </m:r>
+        <m:r>
+          <m:t>0</m:t>
+        </m:r>
+      </m:oMath>
+      <w:r>
+        <w:t xml:space="preserve"> </w:t>
+      </w:r>
+      <w:r>
+        <w:t xml:space="preserve">leaving a purely reconstruction-driven factorization, and the rank</w:t>
+      </w:r>
+      <w:r>
+        <w:t xml:space="preserve"> </w:t>
+      </w:r>
+      <m:oMath>
+        <m:r>
+          <m:t>k</m:t>
+        </m:r>
+      </m:oMath>
+      <w:r>
+        <w:t xml:space="preserve"> </w:t>
+      </w:r>
+      <w:r>
+        <w:t xml:space="preserve">sets how many programs are extracted (Fig. [fig:schema]a; Methods). After training, the gene weights and the Cox coefficients are fixed, so the same learned programs and the trained risk score apply unchanged to new tumors without refitting the factorization.</w:t>
       </w:r>
     </w:p>
     <w:p>
@@ -1667,7 +1731,7 @@
         <w:t xml:space="preserve"> </w:t>
       </w:r>
       <w:r>
-        <w:t xml:space="preserve">boundary but changed little across the ranks examined (Supplementary Figs. [fig:fig-si-bo-tuning] and [fig:fig-cindex-by-k]). We therefore applied the one-standard-error rule, which takes the most parsimonious model within one standard error of the best, selecting</w:t>
+        <w:t xml:space="preserve">boundary but changed little across ranks (Supplementary Figs. [fig:fig-si-bo-tuning] and [fig:fig-cindex-by-k]). We therefore applied the one-standard-error rule, which takes the most parsimonious model within one standard error of the best, selecting</w:t>
       </w:r>
       <w:r>
         <w:t xml:space="preserve"> </w:t>
@@ -1707,7 +1771,30 @@
         </m:r>
       </m:oMath>
       <w:r>
-        <w:t xml:space="preserve">, were retained from the best configuration (Fig. [fig:schema]b; Methods; Supplementary Information, Bayesian Optimization). In contrast, standard unsupervised NMF rank criteria based on reconstruction residuals, cophenetic correlation and silhouette width</w:t>
+        <w:t xml:space="preserve">, were retained from the overall best configuration, which had rank</w:t>
+      </w:r>
+      <w:r>
+        <w:t xml:space="preserve"> </w:t>
+      </w:r>
+      <m:oMath>
+        <m:r>
+          <m:t>k</m:t>
+        </m:r>
+        <m:r>
+          <m:rPr>
+            <m:sty m:val="p"/>
+          </m:rPr>
+          <m:t>=</m:t>
+        </m:r>
+        <m:r>
+          <m:t>7</m:t>
+        </m:r>
+      </m:oMath>
+      <w:r>
+        <w:t xml:space="preserve"> </w:t>
+      </w:r>
+      <w:r>
+        <w:t xml:space="preserve">(Fig. [fig:schema]b; Methods; Supplementary Information, Bayesian Optimization). The reported combination was therefore never itself evaluated. In contrast, standard unsupervised rank criteria (reconstruction residuals, cophenetic correlation and silhouette width</w:t>
       </w:r>
       <w:hyperlink w:anchor="ref-brunet2004metagenes">
         <w:r>
@@ -1734,10 +1821,15 @@
         </w:r>
       </w:hyperlink>
       <w:r>
-        <w:t xml:space="preserve"> </w:t>
-      </w:r>
-      <w:r>
-        <w:t xml:space="preserve">gave conflicting rank choices in the same data (Supplementary Fig. [fig:fig-nmf-diagnostics]). All model and hyperparameter selection was completed within the training cohorts before the programs were applied to external validation datasets.</w:t>
+        <w:t xml:space="preserve">) gave conflicting rank choices in the same data (Supplementary Fig. [fig:fig-nmf-diagnostics]). All model and hyperparameter selection was completed within the training cohorts.</w:t>
+      </w:r>
+    </w:p>
+    <w:p>
+      <w:pPr>
+        <w:pStyle w:val="BodyText"/>
+      </w:pPr>
+      <w:r>
+        <w:t xml:space="preserve">The final fit was initialized from a consensus of 100 random restarts (Methods). Individual restarts reached similar training concordance (median C-index 0.70, range 0.68–0.73) yet dispersed gene sets (median pairwise Jaccard of top-ranked genes 0.13 against 0.07 by chance), so the consensus step, not any single restart, defines the reported programs. Consensus fits from each half of 8 split-half partitions of that restart pool agreed closely with the reported basis (median gene-loading correlations 0.97–0.99, median top-ranked-gene Jaccard 0.73–0.88; Supplementary Information, Stability of the recovered gene programs). These partitions assess sensitivity to restart-pool composition within the same training data; they do not independently repeat the full discovery procedure.</w:t>
       </w:r>
     </w:p>
     <w:p>
@@ -2156,13 +2248,13 @@
       </w:r>
     </w:p>
     <w:bookmarkEnd w:id="23"/>
-    <w:bookmarkStart w:id="27" w:name="Xe985749461be2baee423729112bad52034f43da"/>
+    <w:bookmarkStart w:id="27" w:name="Xa815650fb79fa4af0033772bb01e5f5618d22bf"/>
     <w:p>
       <w:pPr>
         <w:pStyle w:val="Heading2"/>
       </w:pPr>
       <w:r>
-        <w:t xml:space="preserve">Survival supervision changes the recovered representation at matched complexity</w:t>
+        <w:t xml:space="preserve">Survival supervision changes which gene programs are recovered</w:t>
       </w:r>
     </w:p>
     <w:p>
@@ -2170,7 +2262,10 @@
         <w:pStyle w:val="FirstParagraph"/>
       </w:pPr>
       <w:r>
-        <w:t xml:space="preserve">To determine how survival supervision altered the biological representation, we compared DeSurv with standard Lee multiplicative NMF at the same rank (</w:t>
+        <w:t xml:space="preserve">To compare the recovered gene programs at the same rank, we fitted DeSurv and standard Lee multiplicative NMF with</w:t>
+      </w:r>
+      <w:r>
+        <w:t xml:space="preserve"> </w:t>
       </w:r>
       <m:oMath>
         <m:r>
@@ -2187,7 +2282,7 @@
         </m:r>
       </m:oMath>
       <w:r>
-        <w:t xml:space="preserve">), thereby holding model complexity constant. DeSurv resolved three distinct programs (D1–D3): D1, enriched for classical tumor and restCAF-like stromal signatures; D2, enriched for proCAF-like stroma; and D3, enriched for basal-like tumor programs (Fig. [fig:pdac]a). Together, these programs define a tumor–stroma architecture organized around the survival-aligned D1 direction. The classical component of D1 was independently supported in the COMPASS trial cohort, where D1 scores correlated with GATA6 RNA in situ hybridization (Spearman</w:t>
+        <w:t xml:space="preserve">. DeSurv resolved three distinct programs (D1–D3): D1, enriched for classical tumor and restCAF-like stromal signatures; D2, enriched for proCAF-like stroma; and D3, enriched for basal-like tumor programs (Fig. [fig:pdac]a). Together, these programs define a tumor–stroma architecture organized around the survival-aligned D1 direction. In the COMPASS trial cohort, D1 scores correlated with GATA6 RNA in situ hybridization, independently supporting the classical tumor component of D1 (Spearman</w:t>
       </w:r>
       <w:r>
         <w:t xml:space="preserve"> </w:t>
@@ -2255,7 +2350,7 @@
         <w:pStyle w:val="BodyText"/>
       </w:pPr>
       <w:r>
-        <w:t xml:space="preserve">Standard NMF produced a different representation at the same rank (Fig. [fig:pdac]b). Its malignant factor (N1) was enriched for both classical and basal-like tumor programs, its microenvironmental factor (N3) for multiple stromal and immune programs</w:t>
+        <w:t xml:space="preserve">Standard NMF, the unsupervised comparator, recovered a different set of programs (Fig. [fig:pdac]b). Its malignant factor (N1) was enriched for both classical and basal-like tumor programs, its microenvironmental factor (N3) for multiple stromal and immune programs</w:t>
       </w:r>
       <w:hyperlink w:anchor="ref-leary2023s">
         <w:r>
@@ -2282,7 +2377,7 @@
         </w:r>
       </w:hyperlink>
       <w:r>
-        <w:t xml:space="preserve">, and a third factor (N2) for exocrine-associated variation. DeSurv instead separated basal-like tumor (D3) and proCAF-like stroma (D2) while recovering the distinct classical/restCAF-like D1 program. Both methods recovered the activated-stroma and proCAF-like reference programs. They differed at the restraining end: among the displayed top-ranked genes, the restCAF and iCAF reference programs corresponded to a DeSurv program but to no standard NMF factor (Fig. [fig:pdac]a,b).</w:t>
+        <w:t xml:space="preserve">, and a third factor (N2) for exocrine-associated variation. Both methods recovered the activated-stroma and proCAF-like reference programs but differed at the tumor-restraining end: among the displayed top-ranked genes, the restCAF and iCAF reference programs corresponded to a DeSurv program but to no standard NMF factor (Fig. [fig:pdac]a,b). These are bulk gene-program correspondences, not identifications of CAF cell states (Supplementary Information, Stromal resolution).</w:t>
       </w:r>
     </w:p>
     <w:p>
@@ -2313,7 +2408,7 @@
         </w:r>
       </w:hyperlink>
       <w:r>
-        <w:t xml:space="preserve">), the smallest share among the three programs. Yet omitting D1 lowered the Cox partial log-likelihood, the fit criterion of the Cox model, by</w:t>
+        <w:t xml:space="preserve">), the smallest share among the three programs. However, in post-fit unpenalized Cox models of the three training-cohort scores projected over all analyzed genes, omitting D1 and refitting the Cox model using the remaining scores lowered the maximized Cox partial log-likelihood, the fit criterion of the Cox model, by</w:t>
       </w:r>
       <w:r>
         <w:t xml:space="preserve"> </w:t>
@@ -2363,7 +2458,7 @@
         </m:r>
       </m:oMath>
       <w:r>
-        <w:t xml:space="preserve">% of the reconstruction gain but little of the fitted survival contribution. Because D1 was estimated using these outcomes, these quantities show where the fitted model placed the survival signal rather than providing an independent test of that signal. In the unsupervised model, the factor contributing most to reconstruction (</w:t>
+        <w:t xml:space="preserve">% of the reconstruction gain but little of this conditional survival contribution. In the unsupervised model, the factor contributing most to reconstruction (</w:t>
       </w:r>
       <m:oMath>
         <m:r>
@@ -2393,7 +2488,7 @@
         </m:r>
       </m:oMath>
       <w:r>
-        <w:t xml:space="preserve">. Thus, the programs that best reconstruct the transcriptome need not be those most relevant to survival</w:t>
+        <w:t xml:space="preserve">. These conditional, nonadditive increments describe associations in the training data used for discovery and do not independently validate prognostic relevance. Thus, the programs that best reconstruct the transcriptome need not be those most relevant to survival</w:t>
       </w:r>
       <w:hyperlink w:anchor="ref-aran2015systematic">
         <w:r>
@@ -2464,7 +2559,7 @@
         </m:r>
       </m:oMath>
       <w:r>
-        <w:t xml:space="preserve">; Spearman correlation of gene loadings over all analyzed genes; Fig. [fig:pdac]d). Consistently, D1 was poorly reconstructable from the full set of NMF factors (</w:t>
+        <w:t xml:space="preserve">; gene-loading Spearman correlation over all analyzed genes; Fig. [fig:pdac]d). Consistently, D1’s gene weights were poorly reconstructed from the three NMF factors together (</w:t>
       </w:r>
       <m:oMath>
         <m:sSup>
@@ -2490,7 +2585,7 @@
         </m:r>
       </m:oMath>
       <w:r>
-        <w:t xml:space="preserve">; Supplementary Table [tab:projection-r2]). DeSurv nevertheless reconstructed the analysis matrix only modestly less completely than matched-rank NMF (</w:t>
+        <w:t xml:space="preserve">; Supplementary Table [tab:projection-r2]). DeSurv reconstructed the analysis matrix less completely than matched-rank NMF (</w:t>
       </w:r>
       <m:oMath>
         <m:sSup>
@@ -2510,7 +2605,7 @@
         <w:t xml:space="preserve"> </w:t>
       </w:r>
       <w:r>
-        <w:t xml:space="preserve">0.75 versus 0.81, a difference of 6.0 percentage points; Supplementary Table [tab:overall-r2]). Survival supervision therefore preserved most of the variance-dominant tumor and stromal structure while resolving a distinct survival-aligned program, at a measurable cost in reconstruction.</w:t>
+        <w:t xml:space="preserve">0.75 versus 0.81, a difference of 6.0 percentage points; Supplementary Table [tab:overall-r2]). Survival supervision therefore preserved most of the variance-dominant tumor and stromal structure while resolving a distinct survival-aligned program.</w:t>
       </w:r>
     </w:p>
     <w:p>
@@ -2518,7 +2613,21 @@
         <w:pStyle w:val="BodyText"/>
       </w:pPr>
       <w:r>
-        <w:t xml:space="preserve">Tuning effort did not appear to explain this difference. We repeated the comparison with the matched-budget unsupervised control, an unsupervised model matched to DeSurv on rank, optimizer, tuning budget and consensus initialization. It again recovered D2 (</w:t>
+        <w:t xml:space="preserve">Tuning effort did not appear to explain this difference. We repeated the comparison with a matched-budget unsupervised control, which used DeSurv’s optimizer, gene filter, cross-validation folds, Bayesian-optimization budget and consensus initialization, with rank fixed at three,</w:t>
+      </w:r>
+      <w:r>
+        <w:t xml:space="preserve"> </w:t>
+      </w:r>
+      <m:oMath>
+        <m:r>
+          <m:t>α</m:t>
+        </m:r>
+      </m:oMath>
+      <w:r>
+        <w:t xml:space="preserve"> </w:t>
+      </w:r>
+      <w:r>
+        <w:t xml:space="preserve">fixed at zero and the remaining hyperparameters re-optimized (Methods). Survival therefore played no part in its factorization objective, although it still guided its tuning, including the gene support that enters consensus initialization. The control again recovered D2 (</w:t>
       </w:r>
       <m:oMath>
         <m:r>
@@ -2726,13 +2835,8 @@
           <w:iCs/>
           <w:i/>
         </w:rPr>
-        <w:t xml:space="preserve">with at least one factor of either method; grey cells denote programs with none of their genes in that method’s displayed gene space, where the correlation is not computable. The rows labeled SCISSORS: restCAF and SCISSORS: proCAF display the SCISSORS iCAF and myCAF gene sets under the naming used by the DeCAF classification (Supplementary Information). (c) Per-factor reconstruction contribution (normalized Shapley share, summing to 100%) versus survival contribution (</w:t>
-      </w:r>
-      <m:oMath>
-        <m:r>
-          <m:t>Δ</m:t>
-        </m:r>
-      </m:oMath>
+        <w:t xml:space="preserve">with at least one factor of either method; grey cells denote programs with none of their genes in that method’s displayed gene space, where the correlation is not computable. The rows labeled SCISSORS: restCAF and SCISSORS: proCAF display the SCISSORS iCAF and myCAF gene sets under the naming used by the DeCAF classification (Supplementary Information). These rows are correspondences between bulk gene programs and reference signatures, not direct identification of CAF cell states. (c) Per-factor reconstruction contribution (normalized Shapley share, summing to 100%) versus survival contribution, the decrease in the maximized unpenalized Cox partial log-likelihood when one factor is dropped from the three training-cohort scores projected over all analyzed genes and the Cox model is refitted using the remaining scores. These increments are conditional and nonadditive; D1 was estimated using these survival outcomes, so its increment locates the survival signal in the fitted model rather than testing whether that signal is real. (d) Pairwise correspondence between NMF and DeSurv factors (Spearman correlation of W-matrix gene loadings over all genes). (e) DeSurv D1 score versus GATA6 RNA in situ hybridization level in the COMPASS cohort (Spearman correlation;</w:t>
+      </w:r>
       <w:r>
         <w:rPr>
           <w:iCs/>
@@ -2740,39 +2844,25 @@
         </w:rPr>
         <w:t xml:space="preserve"> </w:t>
       </w:r>
+      <m:oMath>
+        <m:r>
+          <m:t>n</m:t>
+        </m:r>
+        <m:r>
+          <m:rPr>
+            <m:sty m:val="p"/>
+          </m:rPr>
+          <m:t>=</m:t>
+        </m:r>
+        <m:r>
+          <m:t>33</m:t>
+        </m:r>
+      </m:oMath>
       <w:r>
         <w:rPr>
           <w:iCs/>
           <w:i/>
         </w:rPr>
-        <w:t xml:space="preserve">Cox partial log-likelihood on factor removal). Because D1 was estimated using these survival outcomes, its increment describes where the model placed the survival signal rather than testing whether that signal is real. (d) Pairwise correspondence between NMF and DeSurv factors (Spearman correlation of W-matrix gene loadings over all genes). (e) DeSurv D1 score versus GATA6 RNA in situ hybridization level in the COMPASS cohort (Spearman correlation;</w:t>
-      </w:r>
-      <w:r>
-        <w:rPr>
-          <w:iCs/>
-          <w:i/>
-        </w:rPr>
-        <w:t xml:space="preserve"> </w:t>
-      </w:r>
-      <m:oMath>
-        <m:r>
-          <m:t>n</m:t>
-        </m:r>
-        <m:r>
-          <m:rPr>
-            <m:sty m:val="p"/>
-          </m:rPr>
-          <m:t>=</m:t>
-        </m:r>
-        <m:r>
-          <m:t>33</m:t>
-        </m:r>
-      </m:oMath>
-      <w:r>
-        <w:rPr>
-          <w:iCs/>
-          <w:i/>
-        </w:rPr>
         <w:t xml:space="preserve">).</w:t>
       </w:r>
     </w:p>
@@ -2791,7 +2881,10 @@
         <w:pStyle w:val="FirstParagraph"/>
       </w:pPr>
       <w:r>
-        <w:t xml:space="preserve">We next projected the frozen programs into five external validation datasets from four independent, non-metastatic, treatment-naive PDAC cohorts (Dijk, Moffitt, PACA-AU [array and RNA-seq], and Puleo; Supplementary Table [tab:cohorts]). Each tumor was scored by projecting its expression onto the trained programs, restricted to their top-ranked genes (</w:t>
+        <w:t xml:space="preserve">We next projected the frozen programs into five external validation datasets from four independent, non-metastatic, treatment-naive PDAC cohorts (Dijk, Moffitt, PACA-AU [array and RNA-seq], and Puleo; Supplementary Table [tab:cohorts]). Each tumor was scored by projecting its expression onto the trained programs over the union of their top-ranked genes (810 genes;</w:t>
+      </w:r>
+      <w:r>
+        <w:t xml:space="preserve"> </w:t>
       </w:r>
       <m:oMath>
         <m:r>
@@ -2843,7 +2936,7 @@
         </m:sSub>
       </m:oMath>
       <w:r>
-        <w:t xml:space="preserve">; Methods). Combined analyses represented each patient once, yielding</w:t>
+        <w:t xml:space="preserve">; Methods). Combined analyses represented each patient once, retaining the RNA-sequencing measurement for PACA-AU patients profiled on both platforms, and yielded</w:t>
       </w:r>
       <w:r>
         <w:t xml:space="preserve"> </w:t>
@@ -2865,7 +2958,7 @@
         <w:pStyle w:val="BodyText"/>
       </w:pPr>
       <w:r>
-        <w:t xml:space="preserve">D1 had protective point estimates in all five validation datasets and was the only individual DeSurv program associated with survival in the combined cohort-stratified analysis (HR per SD</w:t>
+        <w:t xml:space="preserve">D1 had protective point estimates in all five validation datasets and was the only individual DeSurv program with a statistically significant combined association in the dataset-stratified analysis (HR per within-dataset SD</w:t>
       </w:r>
       <w:r>
         <w:t xml:space="preserve"> </w:t>
@@ -2909,7 +3002,7 @@
         <w:t xml:space="preserve"> </w:t>
       </w:r>
       <w:r>
-        <w:t xml:space="preserve">&lt; 0.001). D3 had hazard ratios above 1 in four of the five datasets but was not associated with survival either individually or in the combined analysis (</w:t>
+        <w:t xml:space="preserve">&lt; 0.001). D3 had hazard ratios above 1 in four of the five datasets (</w:t>
       </w:r>
       <m:oMath>
         <m:r>
@@ -2956,7 +3049,7 @@
         </m:r>
       </m:oMath>
       <w:r>
-        <w:t xml:space="preserve">). D2 was near-null overall (</w:t>
+        <w:t xml:space="preserve">), while D2 was near-null overall (</w:t>
       </w:r>
       <m:oMath>
         <m:r>
@@ -3003,7 +3096,7 @@
         </m:r>
       </m:oMath>
       <w:r>
-        <w:t xml:space="preserve">) and showed greater variation across datasets (Fig. [fig:val]a). None of the three standard NMF factors at the same rank was associated with survival in the combined analysis (HRs 0.94–1.00; Fig. [fig:val]a, right).</w:t>
+        <w:t xml:space="preserve">) and varied more across datasets; neither reached statistical significance individually or in combination (Fig. [fig:val]a). Nor did any of the three standard NMF factors at the same rank (HRs 0.94–1.00; Fig. [fig:val]a, right).</w:t>
       </w:r>
     </w:p>
     <w:p>
@@ -3011,7 +3104,7 @@
         <w:pStyle w:val="BodyText"/>
       </w:pPr>
       <w:r>
-        <w:t xml:space="preserve">The trained DeSurv linear predictor combines D1 and D3, with coefficients oriented so that higher values indicate higher risk; the elastic-net penalty set the D2 coefficient to exactly zero. It was associated with overall survival in the cohort-stratified analysis (pooled HR per SD 1.42, 95% CI</w:t>
+        <w:t xml:space="preserve">The trained DeSurv linear predictor combines D1 and D3, with coefficients oriented so that higher values indicate higher risk; the elastic-net penalty set the D2 coefficient to exactly zero. It was associated with overall survival in the dataset-stratified analysis (HR per pooled SD 1.42, 95% CI</w:t>
       </w:r>
       <w:r>
         <w:t xml:space="preserve"> </w:t>
@@ -3074,7 +3167,7 @@
         </m:sSup>
       </m:oMath>
       <w:r>
-        <w:t xml:space="preserve">; Table [tab:hr-adjusted]). Scaled Schoenfeld residuals indicated attenuation of this association over follow-up (</w:t>
+        <w:t xml:space="preserve">; Table [tab:hr-adjusted]), and leave-one-dataset-out estimates were similar (HRs 1.34–1.45; Fig. [fig:val]a). Scaled Schoenfeld residuals indicated attenuation over follow-up (</w:t>
       </w:r>
       <m:oMath>
         <m:sSup>
@@ -3144,7 +3237,7 @@
         </m:sSup>
       </m:oMath>
       <w:r>
-        <w:t xml:space="preserve">; Supplementary Information, Proportional-hazards diagnostic), so the pooled hazard ratio should be interpreted as a time-averaged summary rather than a constant multiplicative effect. Leave-one-dataset-out estimates were similar (HRs 1.34–1.45; Fig. [fig:val]a).</w:t>
+        <w:t xml:space="preserve">; Supplementary Information, Proportional-hazards diagnostic), so it should be read as a time-averaged summary rather than a constant multiplicative effect.</w:t>
       </w:r>
     </w:p>
     <w:p>
@@ -3152,7 +3245,7 @@
         <w:pStyle w:val="BodyText"/>
       </w:pPr>
       <w:r>
-        <w:t xml:space="preserve">Allowing cohort-specific slopes did not improve fit over a common slope (likelihood-ratio</w:t>
+        <w:t xml:space="preserve">Allowing cohort-specific slopes did not significantly improve fit over a common slope (likelihood-ratio</w:t>
       </w:r>
       <w:r>
         <w:t xml:space="preserve"> </w:t>
@@ -3201,7 +3294,7 @@
         </m:r>
       </m:oMath>
       <w:r>
-        <w:t xml:space="preserve">; score standardized within cohort), and the four cohort estimates were descriptively homogeneous (Cochran</w:t>
+        <w:t xml:space="preserve">; score standardized within each of the four cohorts), and the cohort estimates were descriptively homogeneous (Cochran</w:t>
       </w:r>
       <w:r>
         <w:t xml:space="preserve"> </w:t>
@@ -3250,7 +3343,7 @@
         </m:r>
       </m:oMath>
       <w:r>
-        <w:t xml:space="preserve">%). Event-weighted discrimination across cohorts was moderate (C-index</w:t>
+        <w:t xml:space="preserve">%). Discrimination across cohorts was moderate (event-weighted C-index</w:t>
       </w:r>
       <w:r>
         <w:t xml:space="preserve"> </w:t>
@@ -3280,7 +3373,7 @@
         </m:r>
       </m:oMath>
       <w:r>
-        <w:t xml:space="preserve">). In a sensitivity analysis with in-sample recalibration of the frozen score within each cohort (apparent rather than out-of-sample prediction error), the integrated Brier score was</w:t>
+        <w:t xml:space="preserve">). In a sensitivity analysis recalibrating the frozen score in sample within each validation dataset (apparent rather than out-of-sample error), the integrated Brier score, an event-weighted summary over dataset-specific follow-up horizons, was</w:t>
       </w:r>
       <w:r>
         <w:t xml:space="preserve"> </w:t>
@@ -3327,11 +3420,11 @@
         <w:pStyle w:val="BodyText"/>
       </w:pPr>
       <w:r>
-        <w:t xml:space="preserve">We next asked whether comparable prognostic information could be recovered without survival-supervised factorization. At DeSurv’s rank, the matched-budget unsupervised control was not associated with survival (Table [tab:hr-adjusted]). More generally, DeSurv reached near-maximal cross-validated concordance at the lowest ranks examined, with little change as additional factors were added, whereas the unsupervised limit (</w:t>
-      </w:r>
-      <m:oMath>
-        <m:r>
-          <m:t>α</m:t>
+        <w:t xml:space="preserve">We also projected the frozen programs, without retraining, into two treated PDAC cohorts. In the O’Kane/COMPASS cohort of metastatic disease (</w:t>
+      </w:r>
+      <m:oMath>
+        <m:r>
+          <m:t>n</m:t>
         </m:r>
         <m:r>
           <m:rPr>
@@ -3340,26 +3433,48 @@
           <m:t>=</m:t>
         </m:r>
         <m:r>
-          <m:t>0</m:t>
-        </m:r>
-      </m:oMath>
-      <w:r>
-        <w:t xml:space="preserve">) improved progressively with rank and approached DeSurv only at higher-rank solutions (Supplementary Fig. [fig:fig-cindex-by-k]).</w:t>
-      </w:r>
-    </w:p>
-    <w:p>
-      <w:pPr>
-        <w:pStyle w:val="BodyText"/>
-      </w:pPr>
-      <w:r>
-        <w:t xml:space="preserve">The rank-optimized unsupervised control (the same pipeline at</w:t>
-      </w:r>
-      <w:r>
-        <w:t xml:space="preserve"> </w:t>
-      </w:r>
-      <m:oMath>
-        <m:r>
-          <m:t>α</m:t>
+          <m:t>173</m:t>
+        </m:r>
+      </m:oMath>
+      <w:r>
+        <w:t xml:space="preserve">, 123 deaths), D1 remained associated with overall survival in a Cox model stratified by treatment arm (HR per SD</w:t>
+      </w:r>
+      <w:r>
+        <w:t xml:space="preserve"> </w:t>
+      </w:r>
+      <m:oMath>
+        <m:r>
+          <m:t>0.75</m:t>
+        </m:r>
+      </m:oMath>
+      <w:r>
+        <w:t xml:space="preserve">, 95% CI</w:t>
+      </w:r>
+      <w:r>
+        <w:t xml:space="preserve"> </w:t>
+      </w:r>
+      <m:oMath>
+        <m:r>
+          <m:t>0.62</m:t>
+        </m:r>
+      </m:oMath>
+      <w:r>
+        <w:t xml:space="preserve">–</w:t>
+      </w:r>
+      <m:oMath>
+        <m:r>
+          <m:t>0.90</m:t>
+        </m:r>
+      </m:oMath>
+      <w:r>
+        <w:t xml:space="preserve">; Fig. [fig:treated]a); these laser-capture microdissected profiles are epithelial-enriched, probing chiefly the tumor component of D1. In the Linehan cohort, the projected proCAF-like D2 score increased from pre- to post-treatment biopsies (mean change +0.34 SD, paired Wilcoxon</w:t>
+      </w:r>
+      <w:r>
+        <w:t xml:space="preserve"> </w:t>
+      </w:r>
+      <m:oMath>
+        <m:r>
+          <m:t>P</m:t>
         </m:r>
         <m:r>
           <m:rPr>
@@ -3368,80 +3483,11 @@
           <m:t>=</m:t>
         </m:r>
         <m:r>
-          <m:t>0</m:t>
-        </m:r>
-      </m:oMath>
-      <w:r>
-        <w:t xml:space="preserve"> </w:t>
-      </w:r>
-      <w:r>
-        <w:t xml:space="preserve">with rank selected by Bayesian optimization,</w:t>
-      </w:r>
-      <w:r>
-        <w:t xml:space="preserve"> </w:t>
-      </w:r>
-      <m:oMath>
-        <m:r>
-          <m:t>k</m:t>
-        </m:r>
-        <m:r>
-          <m:rPr>
-            <m:sty m:val="p"/>
-          </m:rPr>
-          <m:t>=</m:t>
-        </m:r>
-        <m:r>
-          <m:t>7</m:t>
-        </m:r>
-      </m:oMath>
-      <w:r>
-        <w:t xml:space="preserve">) also represented a broader set of established PDAC programs. Reference-program coverage increased from 16 for DeSurv at</w:t>
-      </w:r>
-      <w:r>
-        <w:t xml:space="preserve"> </w:t>
-      </w:r>
-      <m:oMath>
-        <m:r>
-          <m:t>k</m:t>
-        </m:r>
-        <m:r>
-          <m:rPr>
-            <m:sty m:val="p"/>
-          </m:rPr>
-          <m:t>=</m:t>
-        </m:r>
-        <m:r>
-          <m:t>3</m:t>
-        </m:r>
-      </m:oMath>
-      <w:r>
-        <w:t xml:space="preserve"> </w:t>
-      </w:r>
-      <w:r>
-        <w:t xml:space="preserve">to 32 for the</w:t>
-      </w:r>
-      <w:r>
-        <w:t xml:space="preserve"> </w:t>
-      </w:r>
-      <m:oMath>
-        <m:r>
-          <m:t>k</m:t>
-        </m:r>
-        <m:r>
-          <m:rPr>
-            <m:sty m:val="p"/>
-          </m:rPr>
-          <m:t>=</m:t>
-        </m:r>
-        <m:r>
-          <m:t>7</m:t>
-        </m:r>
-      </m:oMath>
-      <w:r>
-        <w:t xml:space="preserve"> </w:t>
-      </w:r>
-      <w:r>
-        <w:t xml:space="preserve">control, while multiplicity remained low (1.00 versus 1.125; Supplementary Figs. [fig:fig-nmf-k7-heatmap] and [fig:fig-rpm]). Higher rank therefore broadened biological representation rather than repeatedly mapping additional factors to the same programs. Survival supervision was not required to recover prognostic signal, but DeSurv represented comparable prognostic information with three rather than seven factors (Table [tab:hr-adjusted]; Supplementary Table [tab:tab-cindex-comparison]).</w:t>
+          <m:t>0.013</m:t>
+        </m:r>
+      </m:oMath>
+      <w:r>
+        <w:t xml:space="preserve">; Fig. [fig:treated]b; Supplementary Information, Translational transportability), a shift that may reflect cell composition, cellular state or both. Because treatment, stage and cohort were not independently varied, these analyses are exploratory and do not establish differential treatment benefit.</w:t>
       </w:r>
     </w:p>
     <w:p>
@@ -3535,7 +3581,7 @@
           <w:iCs/>
           <w:i/>
         </w:rPr>
-        <w:t xml:space="preserve">unique patients, 388 deaths, with PACA-AU patients profiled on both platforms represented once via RNA-seq). (a) Forest plot of per-dataset univariate hazard ratios (95% CIs) for each DeSurv program (left) and standard NMF factor (right); the platform-specific PACA-AU array and RNA-seq estimates are shown separately, and the black diamonds denote the combined estimate over unique patients (per-factor cohort-stratified Cox on the de-duplicated patient-level data; PACA-AU array duplicates excluded). Puleo is the largest contributor, supplying</w:t>
+        <w:t xml:space="preserve">unique patients, 388 deaths, with PACA-AU patients profiled on both platforms represented once via RNA-seq). (a) Forest plot of per-dataset univariate hazard ratios (95% CIs) for each DeSurv program (left) and standard NMF factor (right); the platform-specific PACA-AU array and RNA-seq estimates are shown separately, and the black diamonds denote the combined estimate over unique patients (per-factor dataset-stratified Cox on the de-duplicated patient-level data, with each program standardized within dataset and scored on the union top-gene support; PACA-AU array duplicates excluded). Puleo is the largest contributor, supplying</w:t>
       </w:r>
       <w:r>
         <w:rPr>
@@ -3672,7 +3718,7 @@
           <w:iCs/>
           <w:i/>
         </w:rPr>
-        <w:t xml:space="preserve">) of tuned supervised risk scores (lasso Cox and supervised PCA) with the three DeSurv programs (D1–D3); supervised scores concentrate on D1 and are only weakly correlated with the D2 stromal program. No validation-cohort survival outcomes were used in training, scoring or hyperparameter selection.</w:t>
+        <w:t xml:space="preserve">) of tuned supervised risk scores (lasso Cox and supervised PCA) with the three DeSurv programs (D1–D3) in the training data; supervised scores concentrate on D1 and are only weakly correlated with the D2 stromal program. These score correspondences do not establish recovery of identical gene programs. No validation-cohort survival outcomes were used in training, scoring or hyperparameter selection.</w:t>
       </w:r>
     </w:p>
     <w:tbl>
@@ -3711,7 +3757,7 @@
               <w:jc w:val="left"/>
             </w:pPr>
             <w:r>
-              <w:t xml:space="preserve">Unadjusted HR per SD (95% CI),</w:t>
+              <w:t xml:space="preserve">Unadjusted HR per pooled SD (95% CI),</w:t>
             </w:r>
             <w:r>
               <w:t xml:space="preserve"> </w:t>
@@ -3731,7 +3777,7 @@
               <w:jc w:val="left"/>
             </w:pPr>
             <w:r>
-              <w:t xml:space="preserve">Adjusted HR per SD (95% CI),</w:t>
+              <w:t xml:space="preserve">Adjusted HR per pooled SD (95% CI),</w:t>
             </w:r>
             <w:r>
               <w:t xml:space="preserve"> </w:t>
@@ -4031,7 +4077,7 @@
           <w:iCs/>
           <w:i/>
         </w:rPr>
-        <w:t xml:space="preserve">Pooled external validation of DeSurv and unsupervised controls. Hazard ratios per SD of the linear predictor across five validation datasets spanning four independent cohorts (570 unique patients, 388 deaths). Adjusted models include PurIST and DeCAF and are stratified by dataset; all 570 patients had both classifier calls. The matched-budget control fixes rank at</w:t>
+        <w:t xml:space="preserve">Pooled external validation of DeSurv and unsupervised controls. Hazard ratios per pooled SD of the linear predictor across five validation datasets spanning four independent cohorts (570 unique patients, 388 deaths). Adjusted models include PurIST and DeCAF and are stratified by dataset; all 570 patients had both classifier calls. The matched-budget control fixes rank at</w:t>
       </w:r>
       <w:r>
         <w:rPr>
@@ -4059,7 +4105,7 @@
           <w:iCs/>
           <w:i/>
         </w:rPr>
-        <w:t xml:space="preserve">, whereas the rank-optimized control uses its Bayesian-optimization-selected rank (</w:t>
+        <w:t xml:space="preserve">, whereas the rank-optimized control uses the rank selected by the same one-standard-error rule applied to its own Bayesian-optimization results (</w:t>
       </w:r>
       <m:oMath>
         <m:r>
@@ -4080,7 +4126,7 @@
           <w:iCs/>
           <w:i/>
         </w:rPr>
-        <w:t xml:space="preserve">); both use the same unsupervised</w:t>
+        <w:t xml:space="preserve">); both use the same fitting pipeline, consensus procedure and outcome-based tuning budget as DeSurv, with</w:t>
       </w:r>
       <w:r>
         <w:rPr>
@@ -4093,15 +4139,6 @@
         <m:r>
           <m:t>α</m:t>
         </m:r>
-        <m:r>
-          <m:rPr>
-            <m:sty m:val="p"/>
-          </m:rPr>
-          <m:t>=</m:t>
-        </m:r>
-        <m:r>
-          <m:t>0</m:t>
-        </m:r>
       </m:oMath>
       <w:r>
         <w:rPr>
@@ -4115,65 +4152,7 @@
           <w:iCs/>
           <w:i/>
         </w:rPr>
-        <w:t xml:space="preserve">pipeline, consensus initialization and tuning budget as DeSurv (Supplementary Table [tab:tab-cindex-comparison]).</w:t>
-      </w:r>
-    </w:p>
-    <w:p>
-      <w:pPr>
-        <w:pStyle w:val="BodyText"/>
-      </w:pPr>
-      <w:r>
-        <w:t xml:space="preserve">To test transport beyond untreated disease, we projected the frozen programs without retraining into two treated PDAC cohorts. In the O’Kane/COMPASS cohort of metastatic disease, D1 remained associated with overall survival in a Cox model stratified by treatment arm (HR per SD</w:t>
-      </w:r>
-      <w:r>
-        <w:t xml:space="preserve"> </w:t>
-      </w:r>
-      <m:oMath>
-        <m:r>
-          <m:t>0.75</m:t>
-        </m:r>
-      </m:oMath>
-      <w:r>
-        <w:t xml:space="preserve">, 95% CI</w:t>
-      </w:r>
-      <w:r>
-        <w:t xml:space="preserve"> </w:t>
-      </w:r>
-      <m:oMath>
-        <m:r>
-          <m:t>0.62</m:t>
-        </m:r>
-      </m:oMath>
-      <w:r>
-        <w:t xml:space="preserve">–</w:t>
-      </w:r>
-      <m:oMath>
-        <m:r>
-          <m:t>0.90</m:t>
-        </m:r>
-      </m:oMath>
-      <w:r>
-        <w:t xml:space="preserve">; Fig. [fig:treated]a). In the Linehan cohort, the projected proCAF-like D2 score increased from pre- to post-treatment biopsies (mean change +0.34 SD, paired Wilcoxon</w:t>
-      </w:r>
-      <w:r>
-        <w:t xml:space="preserve"> </w:t>
-      </w:r>
-      <m:oMath>
-        <m:r>
-          <m:t>P</m:t>
-        </m:r>
-        <m:r>
-          <m:rPr>
-            <m:sty m:val="p"/>
-          </m:rPr>
-          <m:t>=</m:t>
-        </m:r>
-        <m:r>
-          <m:t>0.013</m:t>
-        </m:r>
-      </m:oMath>
-      <w:r>
-        <w:t xml:space="preserve">; Fig. [fig:treated]b; Supplementary Information, Translational transportability).</w:t>
+        <w:t xml:space="preserve">fixed at zero (Supplementary Table [tab:tab-cindex-comparison]). These are point estimates for the selected models, not tests of superiority and not a comparison of minimum ranks.</w:t>
       </w:r>
     </w:p>
     <w:p>
@@ -4232,7 +4211,7 @@
           <w:iCs/>
           <w:i/>
         </w:rPr>
-        <w:t xml:space="preserve">Transportability of the frozen DeSurv programs into independent treated PDAC cohorts. (a) Prognostic transportability of D1 in treated metastatic PDAC. Forest plot of hazard ratios per SD of the frozen D1 score within each O’Kane/COMPASS treatment arm (FOLFIRINOX, gemcitabine/nab-paclitaxel [GA], and GA/experimental); the diamond is the common association estimated across arms from a stratified Cox model with treatment-arm-specific baseline hazards, HR</w:t>
+        <w:t xml:space="preserve">Transportability of the frozen DeSurv programs into independent treated PDAC cohorts. (a) Prognostic transportability of D1 in treated metastatic PDAC. Forest plot of hazard ratios per SD of the frozen D1 score within each O’Kane/COMPASS treatment arm (FOLFIRINOX, gemcitabine/nab-paclitaxel [GA], and GA/experimental), scored from laser-capture microdissected, epithelial-enriched profiles; the diamond is the common association estimated across arms from a stratified Cox model with treatment-arm-specific baseline hazards, HR</w:t>
       </w:r>
       <w:r>
         <w:rPr>
@@ -4423,13 +4402,13 @@
       </w:r>
     </w:p>
     <w:bookmarkEnd w:id="34"/>
-    <w:bookmarkStart w:id="35" w:name="X56c124c528b5c9226025f2c58a5eb108e1d2148"/>
+    <w:bookmarkStart w:id="35" w:name="X7fde2f7385271f1c6cf3a3491d058fdf04b2c4f"/>
     <w:p>
       <w:pPr>
         <w:pStyle w:val="Heading2"/>
       </w:pPr>
       <w:r>
-        <w:t xml:space="preserve">The D1 direction is shared across supervised methods and retains prognostic information beyond established PDAC classifiers</w:t>
+        <w:t xml:space="preserve">D1 retains prognostic information beyond established PDAC classifications</w:t>
       </w:r>
     </w:p>
     <w:p>
@@ -4454,7 +4433,7 @@
         </m:r>
       </m:oMath>
       <w:r>
-        <w:t xml:space="preserve">, 388 events), binary PurIST and DeCAF classifications together explained 34% of the variance in the continuous D1 score, and DeCAF alone explained 19%. D1 nevertheless remained associated with survival after simultaneous adjustment for both classifiers (HR per SD 0.82, 95% CI</w:t>
+        <w:t xml:space="preserve">, 388 events), binary PurIST and DeCAF classifications together explained 34% of the within-dataset variance in the continuous D1 score, and DeCAF alone explained 19%. D1 nevertheless remained associated with survival after adjustment for both classifiers (HR per within-dataset SD 0.82, 95% CI</w:t>
       </w:r>
       <w:r>
         <w:t xml:space="preserve"> </w:t>
@@ -4493,7 +4472,7 @@
         </m:r>
       </m:oMath>
       <w:r>
-        <w:t xml:space="preserve">). Adding D1 to a stratified Cox model containing additive PurIST and DeCAF terms improved model fit (partial likelihood-ratio</w:t>
+        <w:t xml:space="preserve">). Adding D1 to a dataset-stratified Cox model with additive PurIST and DeCAF terms improved fit (partial likelihood-ratio</w:t>
       </w:r>
       <w:r>
         <w:t xml:space="preserve"> </w:t>
@@ -4542,7 +4521,7 @@
         </m:r>
       </m:oMath>
       <w:r>
-        <w:t xml:space="preserve">) and increased concordance from 0.592 to 0.622. These findings support overlap with established tumor-intrinsic and stromal classifications while showing that D1 retains prognostic information beyond those binary classifiers.</w:t>
+        <w:t xml:space="preserve">) and increased concordance from 0.592 to 0.622. D1 therefore overlaps substantially with established tumor-intrinsic and stromal classifications while retaining prognostic information beyond those binary calls.</w:t>
       </w:r>
     </w:p>
     <w:p>
@@ -4590,7 +4569,7 @@
         </m:r>
       </m:oMath>
       <w:r>
-        <w:t xml:space="preserve">), and adjustment for purity left the linear predictor’s survival association essentially unchanged (HR per SD: PACA-AU array, 1.44 versus 1.45; RNA-seq, 1.66 versus 1.65; Supplementary Table [tab:clinical-adjustment]). These analyses do not establish the cellular identity of the restCAF-like component of D1, which cannot be resolved from bulk expression alone (Supplementary Information, Stromal resolution: which reference programs are recovered from bulk). In Puleo, the largest validation cohort, the DeSurv linear predictor also remained prognostic after adjustment for standard clinical covariates (HR per SD 1.33, 95% CI</w:t>
+        <w:t xml:space="preserve">), and adjustment for purity left the linear predictor’s survival association essentially unchanged (HR per SD: PACA-AU array, 1.44 versus 1.45; RNA-seq, 1.66 versus 1.65; Supplementary Table [tab:clinical-adjustment]). In Puleo, the largest validation cohort, the DeSurv linear predictor also remained prognostic after adjustment for sex and resection-margin status (HR per SD 1.33, 95% CI</w:t>
       </w:r>
       <w:r>
         <w:t xml:space="preserve"> </w:t>
@@ -4609,7 +4588,42 @@
         </m:r>
       </m:oMath>
       <w:r>
-        <w:t xml:space="preserve">; Supplementary Table [tab:clinical-adjustment]).</w:t>
+        <w:t xml:space="preserve">; Supplementary Table [tab:clinical-adjustment]). Within the PACA-AU datasets, these findings argue against measured tumor purity as the main explanation for the observed associations, although they do not establish the cellular identity of D1’s restCAF-like component (Supplementary Information, Stromal resolution: which reference programs are recovered from bulk).</w:t>
+      </w:r>
+    </w:p>
+    <w:bookmarkEnd w:id="35"/>
+    <w:bookmarkStart w:id="36" w:name="Xc685441adc07ef39d4fb33262bfe779f9f1a448"/>
+    <w:p>
+      <w:pPr>
+        <w:pStyle w:val="Heading2"/>
+      </w:pPr>
+      <w:r>
+        <w:t xml:space="preserve">Method comparisons distinguish survival prediction from gene program recovery</w:t>
+      </w:r>
+    </w:p>
+    <w:p>
+      <w:pPr>
+        <w:pStyle w:val="FirstParagraph"/>
+      </w:pPr>
+      <w:r>
+        <w:t xml:space="preserve">We next asked whether comparable prognostic information could be recovered without survival-supervised factorization. At DeSurv’s rank, the matched-budget unsupervised control did not show a statistically significant survival association (Table [tab:hr-adjusted]). More generally, DeSurv reached near-maximal cross-validated concordance at the lowest ranks examined, with little change as additional factors were added, whereas the unsupervised limit (</w:t>
+      </w:r>
+      <m:oMath>
+        <m:r>
+          <m:t>α</m:t>
+        </m:r>
+        <m:r>
+          <m:rPr>
+            <m:sty m:val="p"/>
+          </m:rPr>
+          <m:t>=</m:t>
+        </m:r>
+        <m:r>
+          <m:t>0</m:t>
+        </m:r>
+      </m:oMath>
+      <w:r>
+        <w:t xml:space="preserve">) improved progressively with rank and approached DeSurv only at higher-rank solutions (Supplementary Fig. [fig:fig-cindex-by-k]).</w:t>
       </w:r>
     </w:p>
     <w:p>
@@ -4617,7 +4631,104 @@
         <w:pStyle w:val="BodyText"/>
       </w:pPr>
       <w:r>
-        <w:t xml:space="preserve">We next asked whether D1 was specific to the DeSurv optimizer. When fit as single-component models, three independent survival-supervised approaches (supervised principal components, Cox partial least squares and sparse Cox) produced patient scores strongly correlated with D1 in the training cohort (Pearson</w:t>
+        <w:t xml:space="preserve">The rank-optimized unsupervised control (the same pipeline at</w:t>
+      </w:r>
+      <w:r>
+        <w:t xml:space="preserve"> </w:t>
+      </w:r>
+      <m:oMath>
+        <m:r>
+          <m:t>α</m:t>
+        </m:r>
+        <m:r>
+          <m:rPr>
+            <m:sty m:val="p"/>
+          </m:rPr>
+          <m:t>=</m:t>
+        </m:r>
+        <m:r>
+          <m:t>0</m:t>
+        </m:r>
+      </m:oMath>
+      <w:r>
+        <w:t xml:space="preserve"> </w:t>
+      </w:r>
+      <w:r>
+        <w:t xml:space="preserve">with rank selected by the same one-standard-error rule applied to its own Bayesian-optimization results,</w:t>
+      </w:r>
+      <w:r>
+        <w:t xml:space="preserve"> </w:t>
+      </w:r>
+      <m:oMath>
+        <m:r>
+          <m:t>k</m:t>
+        </m:r>
+        <m:r>
+          <m:rPr>
+            <m:sty m:val="p"/>
+          </m:rPr>
+          <m:t>=</m:t>
+        </m:r>
+        <m:r>
+          <m:t>7</m:t>
+        </m:r>
+      </m:oMath>
+      <w:r>
+        <w:t xml:space="preserve">) carried comparable external prognostic information (Table [tab:hr-adjusted]; Supplementary Table [tab:tab-cindex-comparison]). Reference-program coverage increased from 16 for DeSurv at</w:t>
+      </w:r>
+      <w:r>
+        <w:t xml:space="preserve"> </w:t>
+      </w:r>
+      <m:oMath>
+        <m:r>
+          <m:t>k</m:t>
+        </m:r>
+        <m:r>
+          <m:rPr>
+            <m:sty m:val="p"/>
+          </m:rPr>
+          <m:t>=</m:t>
+        </m:r>
+        <m:r>
+          <m:t>3</m:t>
+        </m:r>
+      </m:oMath>
+      <w:r>
+        <w:t xml:space="preserve"> </w:t>
+      </w:r>
+      <w:r>
+        <w:t xml:space="preserve">to 32 for the</w:t>
+      </w:r>
+      <w:r>
+        <w:t xml:space="preserve"> </w:t>
+      </w:r>
+      <m:oMath>
+        <m:r>
+          <m:t>k</m:t>
+        </m:r>
+        <m:r>
+          <m:rPr>
+            <m:sty m:val="p"/>
+          </m:rPr>
+          <m:t>=</m:t>
+        </m:r>
+        <m:r>
+          <m:t>7</m:t>
+        </m:r>
+      </m:oMath>
+      <w:r>
+        <w:t xml:space="preserve"> </w:t>
+      </w:r>
+      <w:r>
+        <w:t xml:space="preserve">control, while multiplicity remained low (1.00 versus 1.125; Supplementary Figs. [fig:fig-nmf-k7-heatmap] and [fig:fig-rpm]), indicating broader reference-program coverage with little repeated mapping in the seven-factor control. Seven is where the one-standard-error rule landed for the unsupervised search, not a general minimum rank for comparable prognostic information. Survival supervision was not required to obtain a prognostic signal, but it altered which programs were identified and how that signal was decomposed.</w:t>
+      </w:r>
+    </w:p>
+    <w:p>
+      <w:pPr>
+        <w:pStyle w:val="BodyText"/>
+      </w:pPr>
+      <w:r>
+        <w:t xml:space="preserve">We next asked whether D1 was specific to the DeSurv optimizer. We applied three other survival-supervised approaches to the training datasets (one supervised component each for supervised principal components and Cox partial least squares, one penalized fit for sparse Cox; Methods). All three produced patient scores strongly correlated with D1 (Pearson</w:t>
       </w:r>
       <w:r>
         <w:t xml:space="preserve"> </w:t>
@@ -4672,7 +4783,7 @@
         </m:r>
       </m:oMath>
       <w:r>
-        <w:t xml:space="preserve">, respectively). The leading unsupervised principal component was only weakly correlated with D1 (</w:t>
+        <w:t xml:space="preserve">, respectively), whereas the leading unsupervised principal component was only weakly correlated with D1 (</w:t>
       </w:r>
       <m:oMath>
         <m:d>
@@ -4699,7 +4810,7 @@
         </m:r>
       </m:oMath>
       <w:r>
-        <w:t xml:space="preserve">) and instead tracked the higher-variance D2/D3 structure (Supplementary Information, The D1 axis is not specific to DeSurv). D1 therefore represents a survival-associated expression direction recovered across supervised approaches rather than an idiosyncrasy of DeSurv.</w:t>
+        <w:t xml:space="preserve">) and instead tracked the higher-variance D2/D3 structure (Supplementary Information, The D1 axis is not specific to DeSurv). This indicates a shared survival-associated direction in the patient scores, not that the three methods recover the same gene programs.</w:t>
       </w:r>
     </w:p>
     <w:p>
@@ -4707,7 +4818,7 @@
         <w:pStyle w:val="BodyText"/>
       </w:pPr>
       <w:r>
-        <w:t xml:space="preserve">We then asked what DeSurv adds beyond recovery of this shared prognostic direction. Independently tuned supervised principal components and lasso-penalized Cox regression achieved pooled external concordance comparable to DeSurv (C-index</w:t>
+        <w:t xml:space="preserve">We then asked what DeSurv adds beyond recovery of this shared prognostic direction. Independently tuned supervised principal components and lasso-penalized Cox regression had pooled external C-indices of</w:t>
       </w:r>
       <w:r>
         <w:t xml:space="preserve"> </w:t>
@@ -4732,10 +4843,7 @@
         </m:r>
       </m:oMath>
       <w:r>
-        <w:t xml:space="preserve"> </w:t>
-      </w:r>
-      <w:r>
-        <w:t xml:space="preserve">versus</w:t>
+        <w:t xml:space="preserve">, versus</w:t>
       </w:r>
       <w:r>
         <w:t xml:space="preserve"> </w:t>
@@ -4746,7 +4854,10 @@
         </m:r>
       </m:oMath>
       <w:r>
-        <w:t xml:space="preserve">) and captured the dominant D1-associated direction. Their selected genes, however, were enriched for basal-like tumor programs but not proCAF, restCAF, immune or exocrine programs, and their risk scores correlated only weakly with the separately resolved proCAF-like D2 program (lasso Cox,</w:t>
+        <w:t xml:space="preserve"> </w:t>
+      </w:r>
+      <w:r>
+        <w:t xml:space="preserve">for DeSurv. For this comparison, DeSurv used per-program gene supports and unpenalized Cox coefficients re-estimated on the training scores, rather than the union-support predictor used for primary external validation. The selected genes of the supervised predictors, however, were enriched for basal-like tumor programs in every cross-validation seed and for none of the stromal, immune or exocrine programs examined, and their risk scores correlated only weakly with the separately resolved proCAF-like D2 program (lasso Cox,</w:t>
       </w:r>
       <w:r>
         <w:t xml:space="preserve"> </w:t>
@@ -4806,17 +4917,75 @@
         </m:r>
       </m:oMath>
       <w:r>
-        <w:t xml:space="preserve">; Fig. [fig:val]b; Supplementary Information). Discrimination was therefore comparable; DeSurv’s distinction is that it places the shared prognostic direction within a fixed set of separately measurable tumor and stromal programs that can be applied unchanged to new cohorts.</w:t>
-      </w:r>
-    </w:p>
-    <w:bookmarkEnd w:id="35"/>
-    <w:bookmarkStart w:id="39" w:name="X9fbe0060a9b97df940ff96ad6b82ef7b6fd6bbb"/>
+        <w:t xml:space="preserve">; Fig. [fig:val]b). They nevertheless carried some stromal information, correlating with an external activated-stroma and proCAF signature at</w:t>
+      </w:r>
+      <w:r>
+        <w:t xml:space="preserve"> </w:t>
+      </w:r>
+      <m:oMath>
+        <m:d>
+          <m:dPr>
+            <m:begChr m:val="|"/>
+            <m:endChr m:val="|"/>
+            <m:sepChr m:val=""/>
+            <m:grow/>
+          </m:dPr>
+          <m:e>
+            <m:r>
+              <m:t>r</m:t>
+            </m:r>
+          </m:e>
+        </m:d>
+        <m:r>
+          <m:rPr>
+            <m:sty m:val="p"/>
+          </m:rPr>
+          <m:t>=</m:t>
+        </m:r>
+        <m:r>
+          <m:t>0.20</m:t>
+        </m:r>
+      </m:oMath>
+      <w:r>
+        <w:t xml:space="preserve"> </w:t>
+      </w:r>
+      <w:r>
+        <w:t xml:space="preserve">and</w:t>
+      </w:r>
+      <w:r>
+        <w:t xml:space="preserve"> </w:t>
+      </w:r>
+      <m:oMath>
+        <m:r>
+          <m:t>0.23</m:t>
+        </m:r>
+      </m:oMath>
+      <w:r>
+        <w:t xml:space="preserve">, against</w:t>
+      </w:r>
+      <w:r>
+        <w:t xml:space="preserve"> </w:t>
+      </w:r>
+      <m:oMath>
+        <m:r>
+          <m:t>0.55</m:t>
+        </m:r>
+      </m:oMath>
+      <w:r>
+        <w:t xml:space="preserve"> </w:t>
+      </w:r>
+      <w:r>
+        <w:t xml:space="preserve">for D2 (Supplementary Information). DeSurv places the shared prognostic direction within separately scored tumor and stromal programs and provides program-specific gene lists for biological investigation and future classifier development.</w:t>
+      </w:r>
+    </w:p>
+    <w:bookmarkEnd w:id="36"/>
+    <w:bookmarkStart w:id="40" w:name="X6689aa5313dac45210423b6867d0aa8d64ac134"/>
     <w:p>
       <w:pPr>
         <w:pStyle w:val="Heading2"/>
       </w:pPr>
       <w:r>
-        <w:t xml:space="preserve">DeSurv recovers prognostic gene programs when survival signal is not variance-dominant</w:t>
+        <w:t xml:space="preserve">Survival supervision improves program recovery when prognostic signal contributes little expression variation</w:t>
       </w:r>
     </w:p>
     <w:p>
@@ -4824,7 +4993,10 @@
         <w:pStyle w:val="FirstParagraph"/>
       </w:pPr>
       <w:r>
-        <w:t xml:space="preserve">We used simulations with known latent structure to determine when survival supervision improves program recovery. In the primary scenario, the factor-specific genes driving survival contributed less transcriptomic variation than a shared outcome-neutral background signal (</w:t>
+        <w:t xml:space="preserve">We used simulations with known latent structure to determine when survival supervision improves gene program recovery. Expression profiles were generated for</w:t>
+      </w:r>
+      <w:r>
+        <w:t xml:space="preserve"> </w:t>
       </w:r>
       <m:oMath>
         <m:r>
@@ -4853,7 +5025,7 @@
         <w:t xml:space="preserve"> </w:t>
       </w:r>
       <w:r>
-        <w:t xml:space="preserve">genes,</w:t>
+        <w:t xml:space="preserve">genes and</w:t>
       </w:r>
       <w:r>
         <w:t xml:space="preserve"> </w:t>
@@ -4876,7 +5048,7 @@
         <w:t xml:space="preserve"> </w:t>
       </w:r>
       <w:r>
-        <w:t xml:space="preserve">samples, true</w:t>
+        <w:t xml:space="preserve">samples from</w:t>
       </w:r>
       <w:r>
         <w:t xml:space="preserve"> </w:t>
@@ -4896,7 +5068,10 @@
         </m:r>
       </m:oMath>
       <w:r>
-        <w:t xml:space="preserve">; Methods, Simulation studies); the three latent factors were otherwise exchangeable. DeSurv and its unsupervised limit (</w:t>
+        <w:t xml:space="preserve"> </w:t>
+      </w:r>
+      <w:r>
+        <w:t xml:space="preserve">true programs, each with its own marker genes and all drawn from the same loading and activity distributions (Methods, Simulation studies). In the primary scenario, survival depended on the marker genes of one program only, and those genes contributed less transcriptomic variation than a shared background signal excluded from the survival-generating gene set. DeSurv and its unsupervised limit (</w:t>
       </w:r>
       <m:oMath>
         <m:r>
@@ -4913,7 +5088,7 @@
         </m:r>
       </m:oMath>
       <w:r>
-        <w:t xml:space="preserve">) were tuned using the same cross-validation procedure, providing a controlled comparison of factorization with and without survival supervision.</w:t>
+        <w:t xml:space="preserve">) were tuned by the same cross-validation procedure, giving a controlled comparison with and without survival supervision.</w:t>
       </w:r>
     </w:p>
     <w:p>
@@ -4921,7 +5096,7 @@
         <w:pStyle w:val="BodyText"/>
       </w:pPr>
       <w:r>
-        <w:t xml:space="preserve">Under this setting, DeSurv more accurately recovered the genes defining the true prognostic program, whereas unsupervised NMF was more strongly influenced by the variance-dominant background structure (Fig. [fig:sim]a,b). Across 100 replicates, median matched-factor precision for the true prognostic gene set was 0.50 for DeSurv versus 0.07 for unsupervised NMF (Methods). Median test-set C-index was</w:t>
+        <w:t xml:space="preserve">Under this setting, DeSurv more accurately recovered the genes defining the true prognostic program, whereas unsupervised NMF was more strongly influenced by the dominant background structure (Fig. [fig:sim]a,b). Across 100 simulated datasets, median matched-factor precision, the proportion of the best-matching learned program’s selected genes that belonged to the true prognostic gene set, was 0.50 for DeSurv versus 0.07 for unsupervised NMF. Global marker recall, the proportion of the true survival-driving marker genes appearing in the union of all learned programs’ top-ranked gene sets, was 0.26 versus 0.15 (Supplementary Information). Median test-set C-index was</w:t>
       </w:r>
       <w:r>
         <w:t xml:space="preserve"> </w:t>
@@ -4986,7 +5161,7 @@
         </m:r>
       </m:oMath>
       <w:r>
-        <w:t xml:space="preserve">), and DeSurv recovered the true factorization rank (</w:t>
+        <w:t xml:space="preserve">), and DeSurv recovered the true rank (</w:t>
       </w:r>
       <m:oMath>
         <m:r>
@@ -5011,7 +5186,49 @@
         <w:pStyle w:val="BodyText"/>
       </w:pPr>
       <w:r>
-        <w:t xml:space="preserve">This advantage depended on how strongly prognostic signal aligned with variance-dominant expression structure. It attenuated when the two partially overlapped and disappeared under the null, where neither method identified prognostic signal (Supplementary Fig. [fig:fig-sim-null-mixed]). In the mixed setting, the advantage was greatest for recovery of the factor-specific marker genes rather than the shared background genes that also carried survival signal, supporting a specific effect of supervision on identifying the genes that define the prognostic program.</w:t>
+        <w:t xml:space="preserve">Performance depended on how prognostic signal aligned with expression structure. In the mixed setting, the benefit of supervision differed between recovery of program-specific markers and recovery of shared background genes included in the survival-generating set (Supplementary Fig. [fig:fig-sim-null-mixed]). Under the null, test-set concordance was near chance for both methods. There, the selected supervision strength dispersed across its admissible range rather than concentrating at zero (median</w:t>
+      </w:r>
+      <w:r>
+        <w:t xml:space="preserve"> </w:t>
+      </w:r>
+      <m:oMath>
+        <m:r>
+          <m:t>α</m:t>
+        </m:r>
+        <m:r>
+          <m:rPr>
+            <m:sty m:val="p"/>
+          </m:rPr>
+          <m:t>=</m:t>
+        </m:r>
+        <m:r>
+          <m:t>0.59</m:t>
+        </m:r>
+      </m:oMath>
+      <w:r>
+        <w:t xml:space="preserve">, interquartile range</w:t>
+      </w:r>
+      <w:r>
+        <w:t xml:space="preserve"> </w:t>
+      </w:r>
+      <m:oMath>
+        <m:r>
+          <m:t>0.19</m:t>
+        </m:r>
+      </m:oMath>
+      <w:r>
+        <w:t xml:space="preserve">–</w:t>
+      </w:r>
+      <m:oMath>
+        <m:r>
+          <m:t>0.82</m:t>
+        </m:r>
+      </m:oMath>
+      <w:r>
+        <w:t xml:space="preserve"> </w:t>
+      </w:r>
+      <w:r>
+        <w:t xml:space="preserve">across 100 simulated datasets), consistent with weak discrimination among supervision strengths when concordance is near chance.</w:t>
       </w:r>
     </w:p>
     <w:p>
@@ -5023,18 +5240,18 @@
           <wp:inline>
             <wp:extent cx="5334000" cy="4923692"/>
             <wp:effectExtent b="0" l="0" r="0" t="0"/>
-            <wp:docPr descr="" title="" id="37" name="Picture"/>
+            <wp:docPr descr="" title="" id="38" name="Picture"/>
             <a:graphic>
               <a:graphicData uri="http://schemas.openxmlformats.org/drawingml/2006/picture">
                 <pic:pic>
                   <pic:nvPicPr>
-                    <pic:cNvPr descr=".docx_media/figures_fig2_tcgacptac.png" id="38" name="Picture"/>
+                    <pic:cNvPr descr=".docx_media/figures_fig2_tcgacptac.png" id="39" name="Picture"/>
                     <pic:cNvPicPr>
                       <a:picLocks noChangeArrowheads="1" noChangeAspect="1"/>
                     </pic:cNvPicPr>
                   </pic:nvPicPr>
                   <pic:blipFill>
-                    <a:blip r:embed="rId36"/>
+                    <a:blip r:embed="rId37"/>
                     <a:stretch>
                       <a:fillRect/>
                     </a:stretch>
@@ -5070,7 +5287,7 @@
           <w:iCs/>
           <w:i/>
         </w:rPr>
-        <w:t xml:space="preserve">Survival supervision improves recovery of prognostic gene programs when survival signal is not variance-dominant. (a) Test-set concordance across 100 simulation replicates comparing DeSurv with unsupervised NMF (</w:t>
+        <w:t xml:space="preserve">Survival supervision improves recovery of prognostic gene programs when prognostic signal contributes little expression variation. (a) Test-set concordance across 100 simulated datasets comparing DeSurv with unsupervised NMF (</w:t>
       </w:r>
       <m:oMath>
         <m:r>
@@ -5198,7 +5415,7 @@
           <w:iCs/>
           <w:i/>
         </w:rPr>
-        <w:t xml:space="preserve">; paired Wilcoxon</w:t>
+        <w:t xml:space="preserve">); medians 0.837 versus 0.724 (paired Wilcoxon</w:t>
       </w:r>
       <w:r>
         <w:rPr>
@@ -5226,7 +5443,7 @@
           <w:iCs/>
           <w:i/>
         </w:rPr>
-        <w:t xml:space="preserve">). (b) Recovery of genes defining the true prognostic program, quantified as the proportion of selected genes in the best-matching learned program that belonged to the ground-truth prognostic gene set. In (a) and (b), boxes show median and interquartile range; whiskers extend to</w:t>
+        <w:t xml:space="preserve">). (b) Recovery of genes defining the true prognostic program, quantified as the proportion of selected genes in the best-matching learned program that belonged to the ground-truth prognostic gene set; medians 0.50 versus 0.07. The best-matching program is selected using the known simulated gene set; this evaluates recovery with access to ground truth. Global marker recall, which uses no matching, is reported in the Supplementary Information. In (a) and (b), boxes show median and interquartile range; whiskers extend to</w:t>
       </w:r>
       <w:r>
         <w:rPr>
@@ -5251,12 +5468,12 @@
           <w:iCs/>
           <w:i/>
         </w:rPr>
-        <w:t xml:space="preserve">IQR; points are individual replicates. (c) Distribution of selected ranks across replicates for DeSurv versus unsupervised NMF. (d) The same matched-factor precision metric as in (b), computed for two signal regimes: a prognostic program whose genes carry low transcriptomic variance relative to the shared outcome-neutral background (separated from the dominant variance) versus one that partially overlaps the dominant variance. DeSurv recovers the prognostic program more accurately in both regimes, whereas the unsupervised solution is more strongly influenced by the dominant expression structure; the null scenario (no prognostic program) is shown in the Supplementary Information. The concordance gap in (a) is not an expected discrimination gain in real data, where the two approaches perform comparably (Table [tab:hr-adjusted]).</w:t>
-      </w:r>
-    </w:p>
-    <w:bookmarkEnd w:id="39"/>
+        <w:t xml:space="preserve">IQR; points are individual simulated datasets. (c) Distribution of selected ranks across simulated datasets for DeSurv versus unsupervised NMF. (d) The same matched-factor precision metric as in (b), computed for two signal regimes: a prognostic program whose genes carry low transcriptomic variance relative to the shared background excluded from the survival-generating gene set (separated from the dominant variance) versus one that partially overlaps the dominant variance. DeSurv recovers the prognostic program more accurately in both regimes, whereas the unsupervised solution is more strongly influenced by the dominant expression structure; the null scenario (no prognostic program) is shown in the Supplementary Information. The concordance gap in (a) is not an expected discrimination gain in real data, where the two approaches perform comparably (Table [tab:hr-adjusted]).</w:t>
+      </w:r>
+    </w:p>
     <w:bookmarkEnd w:id="40"/>
-    <w:bookmarkStart w:id="41" w:name="discussion"/>
+    <w:bookmarkEnd w:id="41"/>
+    <w:bookmarkStart w:id="42" w:name="discussion"/>
     <w:p>
       <w:pPr>
         <w:pStyle w:val="Heading1"/>
@@ -5270,7 +5487,7 @@
         <w:pStyle w:val="FirstParagraph"/>
       </w:pPr>
       <w:r>
-        <w:t xml:space="preserve">DeSurv integrates survival into gene-program estimation while preserving a fixed basis that can be applied unchanged to new cohorts. In PDAC, this identified a dominant survival-aligned program, D1, characterized by coordinated cross-patient variation in classical tumor and restCAF-like stromal features, alongside separately resolved proCAF-like stromal and basal-like tumor programs. D1 was recovered without subtype labels, remained prognostic after adjustment for the established PurIST and DeCAF classifications, so it is not reducible to them, and was supported on its classical tumor side by GATA6 RNA in situ hybridization. The frozen programs then transferred without refitting across four independent external patient cohorts. DeSurv’s contribution is to place a reproducible prognostic direction within a decomposed tumor–stroma architecture whose components can be examined separately. The advance is in how clinically relevant programs are discovered, not in how well they predict.</w:t>
+        <w:t xml:space="preserve">DeSurv allows patient survival to shape gene-program discovery, yielding a tumor–stroma architecture that connects prognostic information with interpretable malignant and stromal programs. The practical value lies in what that architecture yields, program-specific gene lists that can be compared with established classifications and investigated biologically across cohorts. In PDAC, the architecture comprised a dominant survival-aligned program, D1, characterized by coordinated cross-patient variation in classical tumor and restCAF-like stromal features, alongside separately resolved proCAF-like stromal and basal-like tumor programs. D1 remained prognostic after adjustment for the established PurIST and DeCAF classifications, and was supported on its classical tumor side by GATA6 RNA in situ hybridization. The frozen programs then transferred without refitting across four independent external patient cohorts.</w:t>
       </w:r>
     </w:p>
     <w:p>
@@ -5278,7 +5495,27 @@
         <w:pStyle w:val="BodyText"/>
       </w:pPr>
       <w:r>
-        <w:t xml:space="preserve">The representational difference was evident at matched complexity and tuning effort. An unsupervised control given DeSurv’s rank, optimizer, tuning budget and consensus initialization did not recover D1. Higher-rank unsupervised factorization recovered comparable prognostic information across a broader seven-factor representation, while conventional supervised predictors recovered the dominant prognostic direction without separately resolving the stromal programs. These comparisons distinguish prognostic information from the representation in which that information is recovered. Survival supervision was not required to obtain a prognostic signal, but it altered which programs were identified and how that signal was decomposed.</w:t>
+        <w:t xml:space="preserve">This difference in the recovered programs persisted when rank and tuning effort were matched. An unsupervised control at</w:t>
+      </w:r>
+      <w:r>
+        <w:t xml:space="preserve"> </w:t>
+      </w:r>
+      <m:oMath>
+        <m:r>
+          <m:t>α</m:t>
+        </m:r>
+        <m:r>
+          <m:rPr>
+            <m:sty m:val="p"/>
+          </m:rPr>
+          <m:t>=</m:t>
+        </m:r>
+        <m:r>
+          <m:t>0</m:t>
+        </m:r>
+      </m:oMath>
+      <w:r>
+        <w:t xml:space="preserve">, matched to DeSurv on rank, optimizer, tuning budget and consensus initialization and tuned on cross-validated concordance, did not recover D1. A rank-optimized unsupervised control recovered comparable prognostic information across a broader seven-factor representation, and conventional supervised predictors produced scores aligned with the dominant prognostic direction, correlating only weakly with the separately resolved proCAF-like program (Fig. [fig:val]b). These comparisons separate prognostic information from the representation in which that information is recovered.</w:t>
       </w:r>
     </w:p>
     <w:p>
@@ -5286,7 +5523,7 @@
         <w:pStyle w:val="BodyText"/>
       </w:pPr>
       <w:r>
-        <w:t xml:space="preserve">This distinction also clarifies the role of the fixed gene-program basis. In conventional unsupervised discovery, clinical relevance is established only after programs have been learned, through factor selection, biological annotation and cross-study matching. In DeSurv, survival acts directly on the gene-program matrix</w:t>
+        <w:t xml:space="preserve">This distinction also clarifies the role of the frozen gene-program basis. When programs are learned without outcome information, their prognostic relevance is assessed after discovery. In DeSurv, survival acts directly on the gene-program matrix</w:t>
       </w:r>
       <w:r>
         <w:t xml:space="preserve"> </w:t>
@@ -5300,15 +5537,7 @@
         <w:t xml:space="preserve"> </w:t>
       </w:r>
       <w:r>
-        <w:t xml:space="preserve">while the reconstruction objective requires the learned programs to continue representing the observed transcriptome. Once learned, the gene weights are fixed, so external validation tests the same programs rather than a newly estimated representation. Empirically, supervision reorganized rather than replaced the reconstruction-driven structure. D2 and D3 corresponded closely to the major stromal and tumor factors recovered by NMF, whereas D1 was poorly reconstructable from the matched-rank NMF factors.</w:t>
-      </w:r>
-    </w:p>
-    <w:p>
-      <w:pPr>
-        <w:pStyle w:val="BodyText"/>
-      </w:pPr>
-      <w:r>
-        <w:t xml:space="preserve">This differs from related supervised factorization approaches in where survival information enters the model. CoxNMF and SurvNMF</w:t>
+        <w:t xml:space="preserve">while the reconstruction objective requires the learned programs to continue representing the observed transcriptome. Once learned, the gene weights are held fixed, so external validation tests the same programs rather than a newly estimated representation. In CoxNMF and SurvNMF, the survival term depends on sample-side latent representations</w:t>
       </w:r>
       <w:hyperlink w:anchor="ref-huang2020low">
         <w:r>
@@ -5335,40 +5564,7 @@
         </w:r>
       </w:hyperlink>
       <w:r>
-        <w:t xml:space="preserve"> </w:t>
-      </w:r>
-      <w:r>
-        <w:t xml:space="preserve">place the survival term on the sample-side latent representation, so scoring a new cohort depends on obtaining sample-side loadings (Methods; Supplementary Table [tab:architecture]). DeSurv instead places supervision on the gene-program matrix and scores new tumors by projection onto a fixed basis. Deep latent-variable survival models</w:t>
-      </w:r>
-      <w:hyperlink w:anchor="ref-zaccaria2023surviae">
-        <w:r>
-          <w:rPr>
-            <w:rStyle w:val="Hyperlink"/>
-            <w:vertAlign w:val="superscript"/>
-          </w:rPr>
-          <w:t xml:space="preserve">34</w:t>
-        </w:r>
-      </w:hyperlink>
-      <w:r>
-        <w:rPr>
-          <w:vertAlign w:val="superscript"/>
-        </w:rPr>
-        <w:t xml:space="preserve">,</w:t>
-      </w:r>
-      <w:hyperlink w:anchor="ref-meng2022savae">
-        <w:r>
-          <w:rPr>
-            <w:rStyle w:val="Hyperlink"/>
-            <w:vertAlign w:val="superscript"/>
-          </w:rPr>
-          <w:t xml:space="preserve">35</w:t>
-        </w:r>
-      </w:hyperlink>
-      <w:r>
-        <w:t xml:space="preserve"> </w:t>
-      </w:r>
-      <w:r>
-        <w:t xml:space="preserve">similarly learn sample representations rather than a fixed gene-program basis. The distinction is therefore not simply whether survival supervision is used, but whether the supervised object itself can be transported unchanged.</w:t>
+        <w:t xml:space="preserve">. In DeSurv, it depends directly on projections through the gene-program matrix, and new samples are scored using fixed gene weights without an additional sample-loading estimation step (Supplementary Table [tab:architecture]). Empirically, supervision reorganized rather than replaced the reconstruction-driven structure. D2 and D3 corresponded closely to the major stromal and tumor factors recovered by standard NMF, whereas D1 was poorly reconstructable from those matched-rank factors.</w:t>
       </w:r>
     </w:p>
     <w:p>
@@ -5376,57 +5572,7 @@
         <w:pStyle w:val="BodyText"/>
       </w:pPr>
       <w:r>
-        <w:t xml:space="preserve">Biologically, D1 is the dominant survival-aligned direction within the broader tumor–stroma architecture rather than the architecture itself. It captures coordinated cross-patient variation in classical tumor and restCAF-like stromal features. D2 and D3 provide separately measurable stromal and tumor context around that direction and do not necessarily represent independent components of the fitted risk score. This organization is consistent with broader evidence that malignant lineage state and stromal composition vary together in PDAC</w:t>
-      </w:r>
-      <w:hyperlink w:anchor="ref-ogawa2020stroma">
-        <w:r>
-          <w:rPr>
-            <w:rStyle w:val="Hyperlink"/>
-            <w:vertAlign w:val="superscript"/>
-          </w:rPr>
-          <w:t xml:space="preserve">36</w:t>
-        </w:r>
-      </w:hyperlink>
-      <w:r>
-        <w:rPr>
-          <w:vertAlign w:val="superscript"/>
-        </w:rPr>
-        <w:t xml:space="preserve">–</w:t>
-      </w:r>
-      <w:hyperlink w:anchor="ref-lee2024tumorcaf">
-        <w:r>
-          <w:rPr>
-            <w:rStyle w:val="Hyperlink"/>
-            <w:vertAlign w:val="superscript"/>
-          </w:rPr>
-          <w:t xml:space="preserve">38</w:t>
-        </w:r>
-      </w:hyperlink>
-      <w:r>
-        <w:t xml:space="preserve">.</w:t>
-      </w:r>
-    </w:p>
-    <w:p>
-      <w:pPr>
-        <w:pStyle w:val="BodyText"/>
-      </w:pPr>
-      <w:r>
-        <w:t xml:space="preserve">Rank selection remains an important source of uncertainty in factorization. Standard NMF criteria gave conflicting rank choices in the PDAC training data, and increasing rank progressively broadened correspondence to established PDAC programs, which may contribute to variability among unsupervised molecular taxonomies across studies</w:t>
-      </w:r>
-      <w:hyperlink w:anchor="ref-collisson2011subtypes">
-        <w:r>
-          <w:rPr>
-            <w:rStyle w:val="Hyperlink"/>
-            <w:vertAlign w:val="superscript"/>
-          </w:rPr>
-          <w:t xml:space="preserve">2</w:t>
-        </w:r>
-      </w:hyperlink>
-      <w:r>
-        <w:rPr>
-          <w:vertAlign w:val="superscript"/>
-        </w:rPr>
-        <w:t xml:space="preserve">,</w:t>
+        <w:t xml:space="preserve">Program-level outputs are the practical product of this architecture, because the genes assigned to a program determine how it is interpreted and what is tested next. Previous PDAC studies illustrate how interpretable malignant and stromal programs can support biological characterization and the development of single-sample classifiers</w:t>
       </w:r>
       <w:hyperlink w:anchor="ref-moffitt2015virtual">
         <w:r>
@@ -5441,62 +5587,34 @@
         <w:rPr>
           <w:vertAlign w:val="superscript"/>
         </w:rPr>
-        <w:t xml:space="preserve">,</w:t>
-      </w:r>
-      <w:hyperlink w:anchor="ref-Bailey2016">
+        <w:t xml:space="preserve">–</w:t>
+      </w:r>
+      <w:hyperlink w:anchor="ref-peng2024determination">
         <w:r>
           <w:rPr>
             <w:rStyle w:val="Hyperlink"/>
             <w:vertAlign w:val="superscript"/>
           </w:rPr>
-          <w:t xml:space="preserve">9</w:t>
+          <w:t xml:space="preserve">5</w:t>
         </w:r>
       </w:hyperlink>
       <w:r>
-        <w:t xml:space="preserve">. Survival supervision does not remove the non-uniqueness of matrix factorization, and individual DeSurv runs from different random starts recover appreciably different gene sets. Reproducibility of the reported decomposition instead comes from the consensus procedure, and independently seeded applications of the full procedure closely reproduced the final programs (Supplementary Information, Stability of the recovered gene programs). Survival supervision therefore provides an outcome-informed criterion for shaping the representation, while consensus initialization addresses instability across individual optimization runs.</w:t>
-      </w:r>
-    </w:p>
-    <w:p>
-      <w:pPr>
-        <w:pStyle w:val="BodyText"/>
-      </w:pPr>
-      <w:r>
-        <w:t xml:space="preserve">The simulations show when that outcome information is most useful. In the primary setting, the factor-specific genes driving survival contributed less transcriptomic variation than a shared outcome-neutral background signal. Under those conditions, DeSurv more accurately recovered the genes defining the true prognostic program than unsupervised NMF. The advantage diminished when prognostic signal overlapped more strongly with variance-dominant structure and disappeared when no survival signal was present. These results support the interpretation of the real-data findings by showing under known truth that survival supervision can change program recovery when clinically relevant genes are not those contributing most strongly to transcriptomic variation. This matters beyond discrimination because the genes assigned to a program determine downstream biological interpretation, candidate signatures and potential biomarker development.</w:t>
-      </w:r>
-    </w:p>
-    <w:p>
-      <w:pPr>
-        <w:pStyle w:val="BodyText"/>
-      </w:pPr>
-      <w:r>
-        <w:t xml:space="preserve">DeSurv is complementary to reference-based deconvolution methods such as CIBERSORTx</w:t>
-      </w:r>
-      <w:hyperlink w:anchor="ref-newman2019cibersortx">
+        <w:rPr>
+          <w:vertAlign w:val="superscript"/>
+        </w:rPr>
+        <w:t xml:space="preserve">,</w:t>
+      </w:r>
+      <w:hyperlink w:anchor="ref-peng2019novo">
         <w:r>
           <w:rPr>
             <w:rStyle w:val="Hyperlink"/>
             <w:vertAlign w:val="superscript"/>
           </w:rPr>
-          <w:t xml:space="preserve">39</w:t>
+          <w:t xml:space="preserve">14</w:t>
         </w:r>
       </w:hyperlink>
       <w:r>
-        <w:t xml:space="preserve"> </w:t>
-      </w:r>
-      <w:r>
-        <w:t xml:space="preserve">and BayesPrism</w:t>
-      </w:r>
-      <w:hyperlink w:anchor="ref-chu2022bayesprism">
-        <w:r>
-          <w:rPr>
-            <w:rStyle w:val="Hyperlink"/>
-            <w:vertAlign w:val="superscript"/>
-          </w:rPr>
-          <w:t xml:space="preserve">40</w:t>
-        </w:r>
-      </w:hyperlink>
-      <w:r>
-        <w:t xml:space="preserve">. Those approaches estimate cellular composition using external cell-state references, whereas DeSurv learns survival-informed latent programs directly from bulk expression without assigning them a priori to cellular compartments.</w:t>
+        <w:t xml:space="preserve">. Program-specific gene lists connect measured scores to biological annotation and provide candidates for subsequent classifier development. DeSurv extends this line of work by allowing patient outcomes to influence the gene weights themselves, and D2 remains available as separately measurable proCAF-like stromal context although the fitted risk score combines D1 and D3. Such outputs supply candidate signatures and hypotheses for biological investigation and biomarker development, without yet establishing clinical utility or a treatment-selection rule.</w:t>
       </w:r>
     </w:p>
     <w:p>
@@ -5504,7 +5622,54 @@
         <w:pStyle w:val="BodyText"/>
       </w:pPr>
       <w:r>
-        <w:t xml:space="preserve">Several limitations define the scope of the findings. DeSurv uses a proportional-hazards objective, while the external validation data showed attenuation of the prognostic association over follow-up (Results). Extensions could accommodate non-proportional hazards or nonlinear survival relationships. The pooled training objective did not include a cohort term; within-cohort analyses argued against simple encoding of training-cohort membership, but cohort influence on the learned representation cannot be excluded (Supplementary Information, Cohort handling in the training objective). The framework itself is not PDAC-specific, but its representational advantage has so far been evaluated only in PDAC. Establishing generalizability will require multi-cancer benchmarking against unsupervised decompositions and strong penalized-regression baselines, which remain difficult to outperform consistently for out-of-sample prognosis</w:t>
+        <w:t xml:space="preserve">Rank choice and initialization can affect the recovered gene programs, and both were examined here. Standard NMF criteria gave conflicting rank choices in the PDAC training data, and increasing rank progressively broadened correspondence to established PDAC programs. The three-factor DeSurv solution and the seven-factor unsupervised control were selected by the same one-standard-error rule, and seven is the smallest rank within one standard error of the best configuration in the</w:t>
+      </w:r>
+      <w:r>
+        <w:t xml:space="preserve"> </w:t>
+      </w:r>
+      <m:oMath>
+        <m:r>
+          <m:t>α</m:t>
+        </m:r>
+        <m:r>
+          <m:rPr>
+            <m:sty m:val="p"/>
+          </m:rPr>
+          <m:t>=</m:t>
+        </m:r>
+        <m:r>
+          <m:t>0</m:t>
+        </m:r>
+      </m:oMath>
+      <w:r>
+        <w:t xml:space="preserve"> </w:t>
+      </w:r>
+      <w:r>
+        <w:t xml:space="preserve">search, so the two differ in representation size rather than marking a minimum-rank requirement for either method. Survival supervision provides an outcome-informed criterion for shaping the representation, but it does not remove the non-uniqueness of matrix factorization, and individual DeSurv runs from different random starts recover appreciably different gene sets. Consensus fits built from disjoint halves of the same cached restart pool agreed closely with the reported basis (gene-loading correlation 0.97–0.99, top-270 Jaccard 0.73–0.88; Supplementary Information, Stability of the recovered gene programs). This supports stability to restart-pool composition within the training data, while leaving reproducibility under independent repetition, and the stability of the full consensus procedure under patient resampling, to be established.</w:t>
+      </w:r>
+    </w:p>
+    <w:p>
+      <w:pPr>
+        <w:pStyle w:val="BodyText"/>
+      </w:pPr>
+      <w:r>
+        <w:t xml:space="preserve">The simulations identify conditions under which survival information improves program recovery. In the primary setting, the marker genes defining the prognostic program contributed less expression variation than shared background genes excluded from the survival-generating gene set. DeSurv recovered those prognostic markers more accurately than its unsupervised limit. In the mixed setting, the benefit differed between program-specific markers and shared background genes, while test-set concordance was near chance for both methods under the null. These findings provide a controlled example of how survival supervision can prioritize prognostically relevant structure that contributes relatively little expression variation.</w:t>
+      </w:r>
+    </w:p>
+    <w:p>
+      <w:pPr>
+        <w:pStyle w:val="BodyText"/>
+      </w:pPr>
+      <w:r>
+        <w:t xml:space="preserve">Three statistical qualifications bound the prognostic findings. DeSurv uses a proportional-hazards objective, while the external validation data showed attenuation of the prognostic association over follow-up (Results), so the reported hazard ratios are time-averaged summaries and extensions could accommodate non-proportional hazards or nonlinear survival relationships. The integrated Brier analysis recalibrated the score’s scalar slope and baseline hazard within each validation dataset, so it describes apparent prediction error rather than out-of-sample prediction error (Supplementary Information, Proper-scoring sensitivity of the external validation). The pooled training objective was fitted without a cohort term; within-cohort analyses argued against simple encoding of training-cohort membership, though cohort influence on the learned representation remains possible (Supplementary Information, Cohort handling in the training objective).</w:t>
+      </w:r>
+    </w:p>
+    <w:p>
+      <w:pPr>
+        <w:pStyle w:val="BodyText"/>
+      </w:pPr>
+      <w:r>
+        <w:t xml:space="preserve">The question DeSurv addresses extends beyond PDAC. In any tumor type, the programs that dominate expression variation may differ from those most relevant to survival, so outcome information could help prioritize programs that reconstruction alone underweights. Testing generalizability will require multi-cancer evaluation of prognostic performance, program recovery and stability, with attention to cohort composition and event counts. Comparators should include unsupervised decompositions and strong penalized-regression baselines, which remain difficult to outperform consistently for out-of-sample prognosis</w:t>
       </w:r>
       <w:hyperlink w:anchor="ref-smith2020standard">
         <w:r>
@@ -5512,11 +5677,11 @@
             <w:rStyle w:val="Hyperlink"/>
             <w:vertAlign w:val="superscript"/>
           </w:rPr>
-          <w:t xml:space="preserve">41</w:t>
+          <w:t xml:space="preserve">34</w:t>
         </w:r>
       </w:hyperlink>
       <w:r>
-        <w:t xml:space="preserve">.</w:t>
+        <w:t xml:space="preserve">. PDAC is the empirical demonstration presented here rather than evidence of pan-cancer validation.</w:t>
       </w:r>
     </w:p>
     <w:p>
@@ -5524,7 +5689,7 @@
         <w:pStyle w:val="BodyText"/>
       </w:pPr>
       <w:r>
-        <w:t xml:space="preserve">The treated-cohort analyses were exploratory. In O’Kane/COMPASS, D1 remained prognostic in an analysis stratified by treatment arm, but the individual arms were too small to establish treatment-specific associations. Whether these programs predict differential treatment benefit therefore remains unresolved and will require adequately powered, prespecified treatment-by-program interaction analyses. The increase in the projected D2 score after treatment in the Linehan cohort likewise indicates a shift toward proCAF-associated bulk expression but does not establish a treatment-induced change in fibroblast state.</w:t>
+        <w:t xml:space="preserve">In treated cohorts the frozen scores remained informative in exploratory analyses. In O’Kane/COMPASS, D1 remained prognostic in an analysis stratified by treatment arm, although arm-level sample sizes limited assessment of variation in the association across treatments, and the epithelial-enriched profiles support transport of its tumor-associated component in particular. The increase in the projected D2 score after treatment in the Linehan cohort indicates a shift toward proCAF-associated bulk expression, which may reflect altered cellular composition, transcriptional state or both, and does not establish a treatment-induced change in fibroblast state. Whether these programs predict differential treatment benefit therefore remains unresolved and will require adequately powered, prespecified treatment-by-program interaction analyses in studies designed to support treatment comparisons.</w:t>
       </w:r>
     </w:p>
     <w:p>
@@ -5532,7 +5697,34 @@
         <w:pStyle w:val="BodyText"/>
       </w:pPr>
       <w:r>
-        <w:t xml:space="preserve">The tumor–stroma architecture described here is a bulk-tissue phenomenon. It reflects cross-patient covariation in tumor- and stroma-associated transcriptional programs rather than cellular co-expression or spatial adjacency within individual tumors. Purity adjustment, DeCAF adjustment, cross-method recovery and the GATA6 analysis support D1 as a robust survival-associated bulk transcriptional program and independently support its classical tumor component, but they do not establish the cellular identity of its stromal component. Mapping these programs onto specific cellular states will require clinically annotated single-cell or spatial cohorts together with scoring methods suited to sparse and compartmentally mixed measurements.</w:t>
+        <w:t xml:space="preserve">The tumor–stroma architecture described here is a bulk-tissue phenomenon. It reflects cross-patient covariation in tumor- and stroma-associated transcriptional programs rather than cellular co-expression or spatial adjacency within individual tumors. Within it, D1 is the dominant survival-aligned program rather than the architecture itself, and this organization is consistent with broader evidence that malignant lineage state and stromal composition vary together in PDAC</w:t>
+      </w:r>
+      <w:hyperlink w:anchor="ref-ogawa2020stroma">
+        <w:r>
+          <w:rPr>
+            <w:rStyle w:val="Hyperlink"/>
+            <w:vertAlign w:val="superscript"/>
+          </w:rPr>
+          <w:t xml:space="preserve">35</w:t>
+        </w:r>
+      </w:hyperlink>
+      <w:r>
+        <w:rPr>
+          <w:vertAlign w:val="superscript"/>
+        </w:rPr>
+        <w:t xml:space="preserve">–</w:t>
+      </w:r>
+      <w:hyperlink w:anchor="ref-lee2024tumorcaf">
+        <w:r>
+          <w:rPr>
+            <w:rStyle w:val="Hyperlink"/>
+            <w:vertAlign w:val="superscript"/>
+          </w:rPr>
+          <w:t xml:space="preserve">37</w:t>
+        </w:r>
+      </w:hyperlink>
+      <w:r>
+        <w:t xml:space="preserve">. The restCAF-like and proCAF-like labels denote correspondence to reference signatures rather than direct resolution of single-cell CAF states. Adjustment for PurIST and DeCAF supports D1’s prognostic association beyond those classifiers, purity adjustment in the PACA-AU datasets leaves the risk score’s association essentially unchanged, and other supervised methods recover a related patient-score direction. GATA6 RNA in situ hybridization independently supports D1’s classical tumor component; these analyses do not establish the cellular identity of its stromal component. Single-cell or spatial profiling could clarify the cellular sources of these programs; linking those sources to prognosis would additionally require outcome-annotated cohorts and scoring methods appropriate for the measurement platform.</w:t>
       </w:r>
     </w:p>
     <w:p>
@@ -5540,11 +5732,11 @@
         <w:pStyle w:val="BodyText"/>
       </w:pPr>
       <w:r>
-        <w:t xml:space="preserve">These results separate prognostic representation from prognostic discrimination. In PDAC, incorporating survival during factorization recovered a three-program tumor–stroma architecture that transferred across independent cohorts while retaining biological components that could be interrogated separately. More generally, DeSurv provides a framework for asking not only whether transcriptomic data predict outcome, but which biological programs are recovered when outcome information helps shape their discovery.</w:t>
-      </w:r>
-    </w:p>
-    <w:bookmarkEnd w:id="41"/>
-    <w:bookmarkStart w:id="51" w:name="methods"/>
+        <w:t xml:space="preserve">In PDAC, incorporating survival during factorization recovered a three-program tumor–stroma architecture that transferred across independent cohorts while retaining biological components that could be interrogated separately. More generally, DeSurv provides a framework for asking not only whether transcriptomic data predict outcome, but which biological programs are recovered when outcome information helps shape their discovery.</w:t>
+      </w:r>
+    </w:p>
+    <w:bookmarkEnd w:id="42"/>
+    <w:bookmarkStart w:id="57" w:name="methods"/>
     <w:p>
       <w:pPr>
         <w:pStyle w:val="Heading1"/>
@@ -5553,7 +5745,7 @@
         <w:t xml:space="preserve">Methods</w:t>
       </w:r>
     </w:p>
-    <w:bookmarkStart w:id="42" w:name="problem-formulation-and-notation"/>
+    <w:bookmarkStart w:id="43" w:name="problem-formulation-and-notation"/>
     <w:p>
       <w:pPr>
         <w:pStyle w:val="Heading2"/>
@@ -6269,11 +6461,61 @@
         <w:t xml:space="preserve"> </w:t>
       </w:r>
       <w:r>
-        <w:t xml:space="preserve">lets the same gene weights score new cohorts without refitting, the property we exploit for external validation.</w:t>
-      </w:r>
-    </w:p>
-    <w:bookmarkEnd w:id="42"/>
-    <w:bookmarkStart w:id="43" w:name="the-desurv-model"/>
+        <w:t xml:space="preserve">lets the same gene weights score new cohorts without refitting, the property we exploit for external validation. We use</w:t>
+      </w:r>
+      <w:r>
+        <w:t xml:space="preserve"> </w:t>
+      </w:r>
+      <w:r>
+        <w:rPr>
+          <w:iCs/>
+          <w:i/>
+        </w:rPr>
+        <w:t xml:space="preserve">factor</w:t>
+      </w:r>
+      <w:r>
+        <w:t xml:space="preserve"> </w:t>
+      </w:r>
+      <w:r>
+        <w:t xml:space="preserve">for a mathematical component and</w:t>
+      </w:r>
+      <w:r>
+        <w:t xml:space="preserve"> </w:t>
+      </w:r>
+      <w:r>
+        <w:rPr>
+          <w:iCs/>
+          <w:i/>
+        </w:rPr>
+        <w:t xml:space="preserve">program</w:t>
+      </w:r>
+      <w:r>
+        <w:t xml:space="preserve"> </w:t>
+      </w:r>
+      <w:r>
+        <w:t xml:space="preserve">for its biological interpretation, including for comparator methods.</w:t>
+      </w:r>
+      <w:r>
+        <w:t xml:space="preserve"> </w:t>
+      </w:r>
+      <w:r>
+        <w:t xml:space="preserve">“</w:t>
+      </w:r>
+      <w:r>
+        <w:t xml:space="preserve">Unsupervised</w:t>
+      </w:r>
+      <w:r>
+        <w:t xml:space="preserve">”</w:t>
+      </w:r>
+      <w:r>
+        <w:t xml:space="preserve"> </w:t>
+      </w:r>
+      <w:r>
+        <w:t xml:space="preserve">describes a factorization objective without a survival term; outcome-based tuning is stated separately.</w:t>
+      </w:r>
+    </w:p>
+    <w:bookmarkEnd w:id="43"/>
+    <w:bookmarkStart w:id="44" w:name="the-desurv-model"/>
     <w:p>
       <w:pPr>
         <w:pStyle w:val="Heading2"/>
@@ -6287,7 +6529,21 @@
         <w:pStyle w:val="FirstParagraph"/>
       </w:pPr>
       <w:r>
-        <w:t xml:space="preserve">DeSurv integrates NMF with penalized Cox regression to identify gene programs associated with survival outcomes. The method operates in a survival-supervised framework: the reconstruction loss penalizes deviation from the observed expression data, while the survival term directs gene programs toward outcome-relevant structure. The parameter</w:t>
+        <w:t xml:space="preserve">DeSurv integrates NMF with penalized Cox regression to identify gene programs associated with survival outcomes. The method operates in a survival-supervised framework: the reconstruction loss penalizes deviation from the observed expression data, while the survival term directs gene programs toward outcome-relevant structure. Five quantities are tuned. The rank</w:t>
+      </w:r>
+      <w:r>
+        <w:t xml:space="preserve"> </w:t>
+      </w:r>
+      <m:oMath>
+        <m:r>
+          <m:t>k</m:t>
+        </m:r>
+      </m:oMath>
+      <w:r>
+        <w:t xml:space="preserve"> </w:t>
+      </w:r>
+      <w:r>
+        <w:t xml:space="preserve">is the number of programs;</w:t>
       </w:r>
       <w:r>
         <w:t xml:space="preserve"> </w:t>
@@ -6331,7 +6587,85 @@
         <w:t xml:space="preserve"> </w:t>
       </w:r>
       <w:r>
-        <w:t xml:space="preserve">controls the relative contribution of each objective.</w:t>
+        <w:t xml:space="preserve">controls the relative contribution of the two objectives;</w:t>
+      </w:r>
+      <w:r>
+        <w:t xml:space="preserve"> </w:t>
+      </w:r>
+      <m:oMath>
+        <m:r>
+          <m:t>λ</m:t>
+        </m:r>
+      </m:oMath>
+      <w:r>
+        <w:t xml:space="preserve"> </w:t>
+      </w:r>
+      <w:r>
+        <w:t xml:space="preserve">and</w:t>
+      </w:r>
+      <w:r>
+        <w:t xml:space="preserve"> </w:t>
+      </w:r>
+      <m:oMath>
+        <m:r>
+          <m:t>ξ</m:t>
+        </m:r>
+      </m:oMath>
+      <w:r>
+        <w:t xml:space="preserve"> </w:t>
+      </w:r>
+      <w:r>
+        <w:t xml:space="preserve">are the strength and elastic-net mixing of the Cox penalty; and</w:t>
+      </w:r>
+      <w:r>
+        <w:t xml:space="preserve"> </w:t>
+      </w:r>
+      <m:oMath>
+        <m:sSub>
+          <m:e>
+            <m:r>
+              <m:t>n</m:t>
+            </m:r>
+          </m:e>
+          <m:sub>
+            <m:r>
+              <m:rPr>
+                <m:nor/>
+                <m:sty m:val="p"/>
+              </m:rPr>
+              <m:t>top</m:t>
+            </m:r>
+          </m:sub>
+        </m:sSub>
+      </m:oMath>
+      <w:r>
+        <w:t xml:space="preserve"> </w:t>
+      </w:r>
+      <w:r>
+        <w:t xml:space="preserve">determines each program’s top-gene set, whose union defines the scoring support. A sixth, the optional ridge penalty</w:t>
+      </w:r>
+      <w:r>
+        <w:t xml:space="preserve"> </w:t>
+      </w:r>
+      <m:oMath>
+        <m:sSub>
+          <m:e>
+            <m:r>
+              <m:t>λ</m:t>
+            </m:r>
+          </m:e>
+          <m:sub>
+            <m:r>
+              <m:t>H</m:t>
+            </m:r>
+          </m:sub>
+        </m:sSub>
+      </m:oMath>
+      <w:r>
+        <w:t xml:space="preserve"> </w:t>
+      </w:r>
+      <w:r>
+        <w:t xml:space="preserve">on the loadings, was held at zero throughout.</w:t>
       </w:r>
     </w:p>
     <w:p>
@@ -6552,43 +6886,575 @@
         <w:pStyle w:val="FirstParagraph"/>
       </w:pPr>
       <w:r>
+        <w:t xml:space="preserve">with components</w:t>
+      </w:r>
+    </w:p>
+    <w:p>
+      <w:pPr>
+        <w:pStyle w:val="BodyText"/>
+      </w:pPr>
+      <m:oMathPara>
+        <m:oMathParaPr>
+          <m:jc m:val="center"/>
+        </m:oMathParaPr>
+        <m:oMath>
+          <m:m>
+            <m:mPr>
+              <m:baseJc m:val="center"/>
+              <m:plcHide m:val="on"/>
+              <m:mcs>
+                <m:mc>
+                  <m:mcPr>
+                    <m:mcJc m:val="right"/>
+                    <m:count m:val="1"/>
+                  </m:mcPr>
+                </m:mc>
+                <m:mc>
+                  <m:mcPr>
+                    <m:mcJc m:val="left"/>
+                    <m:count m:val="1"/>
+                  </m:mcPr>
+                </m:mc>
+              </m:mcs>
+            </m:mPr>
+            <m:mr>
+              <m:e>
+                <m:sSub>
+                  <m:e>
+                    <m:r>
+                      <m:rPr>
+                        <m:sty m:val="p"/>
+                        <m:scr m:val="script"/>
+                      </m:rPr>
+                      <m:t>L</m:t>
+                    </m:r>
+                  </m:e>
+                  <m:sub>
+                    <m:r>
+                      <m:rPr>
+                        <m:sty m:val="p"/>
+                      </m:rPr>
+                      <m:t>N</m:t>
+                    </m:r>
+                    <m:r>
+                      <m:rPr>
+                        <m:sty m:val="p"/>
+                      </m:rPr>
+                      <m:t>M</m:t>
+                    </m:r>
+                    <m:r>
+                      <m:rPr>
+                        <m:sty m:val="p"/>
+                      </m:rPr>
+                      <m:t>F</m:t>
+                    </m:r>
+                  </m:sub>
+                </m:sSub>
+                <m:d>
+                  <m:dPr>
+                    <m:begChr m:val="("/>
+                    <m:endChr m:val=")"/>
+                    <m:sepChr m:val=""/>
+                    <m:grow/>
+                  </m:dPr>
+                  <m:e>
+                    <m:r>
+                      <m:t>W</m:t>
+                    </m:r>
+                    <m:r>
+                      <m:rPr>
+                        <m:sty m:val="p"/>
+                      </m:rPr>
+                      <m:t>,</m:t>
+                    </m:r>
+                    <m:r>
+                      <m:t>H</m:t>
+                    </m:r>
+                  </m:e>
+                </m:d>
+              </m:e>
+              <m:e>
+                <m:r>
+                  <m:rPr>
+                    <m:sty m:val="p"/>
+                  </m:rPr>
+                  <m:t>=</m:t>
+                </m:r>
+                <m:f>
+                  <m:fPr>
+                    <m:type m:val="bar"/>
+                  </m:fPr>
+                  <m:num>
+                    <m:r>
+                      <m:t>1</m:t>
+                    </m:r>
+                  </m:num>
+                  <m:den>
+                    <m:r>
+                      <m:t>2</m:t>
+                    </m:r>
+                    <m:r>
+                      <m:rPr>
+                        <m:sty m:val="p"/>
+                      </m:rPr>
+                      <m:t>∥</m:t>
+                    </m:r>
+                    <m:r>
+                      <m:t>X</m:t>
+                    </m:r>
+                    <m:sSubSup>
+                      <m:e>
+                        <m:r>
+                          <m:rPr>
+                            <m:sty m:val="p"/>
+                          </m:rPr>
+                          <m:t>∥</m:t>
+                        </m:r>
+                      </m:e>
+                      <m:sub>
+                        <m:r>
+                          <m:t>F</m:t>
+                        </m:r>
+                      </m:sub>
+                      <m:sup>
+                        <m:r>
+                          <m:t>2</m:t>
+                        </m:r>
+                      </m:sup>
+                    </m:sSubSup>
+                  </m:den>
+                </m:f>
+                <m:r>
+                  <m:rPr>
+                    <m:sty m:val="p"/>
+                  </m:rPr>
+                  <m:t>∥</m:t>
+                </m:r>
+                <m:r>
+                  <m:t>X</m:t>
+                </m:r>
+                <m:r>
+                  <m:rPr>
+                    <m:sty m:val="p"/>
+                  </m:rPr>
+                  <m:t>−</m:t>
+                </m:r>
+                <m:r>
+                  <m:t>W</m:t>
+                </m:r>
+                <m:r>
+                  <m:t>H</m:t>
+                </m:r>
+                <m:sSubSup>
+                  <m:e>
+                    <m:r>
+                      <m:rPr>
+                        <m:sty m:val="p"/>
+                      </m:rPr>
+                      <m:t>∥</m:t>
+                    </m:r>
+                  </m:e>
+                  <m:sub>
+                    <m:r>
+                      <m:t>F</m:t>
+                    </m:r>
+                  </m:sub>
+                  <m:sup>
+                    <m:r>
+                      <m:t>2</m:t>
+                    </m:r>
+                  </m:sup>
+                </m:sSubSup>
+                <m:r>
+                  <m:rPr>
+                    <m:sty m:val="p"/>
+                  </m:rPr>
+                  <m:t>+</m:t>
+                </m:r>
+                <m:f>
+                  <m:fPr>
+                    <m:type m:val="bar"/>
+                  </m:fPr>
+                  <m:num>
+                    <m:sSub>
+                      <m:e>
+                        <m:r>
+                          <m:t>λ</m:t>
+                        </m:r>
+                      </m:e>
+                      <m:sub>
+                        <m:r>
+                          <m:t>H</m:t>
+                        </m:r>
+                      </m:sub>
+                    </m:sSub>
+                  </m:num>
+                  <m:den>
+                    <m:r>
+                      <m:t>2</m:t>
+                    </m:r>
+                    <m:r>
+                      <m:t>n</m:t>
+                    </m:r>
+                    <m:r>
+                      <m:t>k</m:t>
+                    </m:r>
+                  </m:den>
+                </m:f>
+                <m:r>
+                  <m:rPr>
+                    <m:sty m:val="p"/>
+                  </m:rPr>
+                  <m:t>∥</m:t>
+                </m:r>
+                <m:r>
+                  <m:t>H</m:t>
+                </m:r>
+                <m:sSubSup>
+                  <m:e>
+                    <m:r>
+                      <m:rPr>
+                        <m:sty m:val="p"/>
+                      </m:rPr>
+                      <m:t>∥</m:t>
+                    </m:r>
+                  </m:e>
+                  <m:sub>
+                    <m:r>
+                      <m:t>F</m:t>
+                    </m:r>
+                  </m:sub>
+                  <m:sup>
+                    <m:r>
+                      <m:t>2</m:t>
+                    </m:r>
+                  </m:sup>
+                </m:sSubSup>
+                <m:r>
+                  <m:rPr>
+                    <m:sty m:val="p"/>
+                  </m:rPr>
+                  <m:t>,</m:t>
+                </m:r>
+              </m:e>
+            </m:mr>
+            <m:mr>
+              <m:e>
+                <m:sSub>
+                  <m:e>
+                    <m:r>
+                      <m:rPr>
+                        <m:sty m:val="p"/>
+                        <m:scr m:val="script"/>
+                      </m:rPr>
+                      <m:t>L</m:t>
+                    </m:r>
+                  </m:e>
+                  <m:sub>
+                    <m:r>
+                      <m:rPr>
+                        <m:sty m:val="p"/>
+                      </m:rPr>
+                      <m:t>C</m:t>
+                    </m:r>
+                    <m:r>
+                      <m:rPr>
+                        <m:sty m:val="p"/>
+                      </m:rPr>
+                      <m:t>o</m:t>
+                    </m:r>
+                    <m:r>
+                      <m:rPr>
+                        <m:sty m:val="p"/>
+                      </m:rPr>
+                      <m:t>x</m:t>
+                    </m:r>
+                  </m:sub>
+                </m:sSub>
+                <m:d>
+                  <m:dPr>
+                    <m:begChr m:val="("/>
+                    <m:endChr m:val=")"/>
+                    <m:sepChr m:val=""/>
+                    <m:grow/>
+                  </m:dPr>
+                  <m:e>
+                    <m:r>
+                      <m:t>W</m:t>
+                    </m:r>
+                    <m:r>
+                      <m:rPr>
+                        <m:sty m:val="p"/>
+                      </m:rPr>
+                      <m:t>,</m:t>
+                    </m:r>
+                    <m:r>
+                      <m:t>β</m:t>
+                    </m:r>
+                  </m:e>
+                </m:d>
+              </m:e>
+              <m:e>
+                <m:r>
+                  <m:rPr>
+                    <m:sty m:val="p"/>
+                  </m:rPr>
+                  <m:t>=</m:t>
+                </m:r>
+                <m:f>
+                  <m:fPr>
+                    <m:type m:val="bar"/>
+                  </m:fPr>
+                  <m:num>
+                    <m:r>
+                      <m:t>2</m:t>
+                    </m:r>
+                  </m:num>
+                  <m:den>
+                    <m:sSub>
+                      <m:e>
+                        <m:r>
+                          <m:t>n</m:t>
+                        </m:r>
+                      </m:e>
+                      <m:sub>
+                        <m:r>
+                          <m:rPr>
+                            <m:sty m:val="p"/>
+                          </m:rPr>
+                          <m:t>e</m:t>
+                        </m:r>
+                        <m:r>
+                          <m:rPr>
+                            <m:sty m:val="p"/>
+                          </m:rPr>
+                          <m:t>v</m:t>
+                        </m:r>
+                        <m:r>
+                          <m:rPr>
+                            <m:sty m:val="p"/>
+                          </m:rPr>
+                          <m:t>e</m:t>
+                        </m:r>
+                        <m:r>
+                          <m:rPr>
+                            <m:sty m:val="p"/>
+                          </m:rPr>
+                          <m:t>n</m:t>
+                        </m:r>
+                        <m:r>
+                          <m:rPr>
+                            <m:sty m:val="p"/>
+                          </m:rPr>
+                          <m:t>t</m:t>
+                        </m:r>
+                      </m:sub>
+                    </m:sSub>
+                  </m:den>
+                </m:f>
+                <m:r>
+                  <m:t> </m:t>
+                </m:r>
+                <m:r>
+                  <m:rPr>
+                    <m:sty m:val="p"/>
+                  </m:rPr>
+                  <m:t>ℓ</m:t>
+                </m:r>
+                <m:d>
+                  <m:dPr>
+                    <m:begChr m:val="("/>
+                    <m:endChr m:val=")"/>
+                    <m:sepChr m:val=""/>
+                    <m:grow/>
+                  </m:dPr>
+                  <m:e>
+                    <m:r>
+                      <m:t>W</m:t>
+                    </m:r>
+                    <m:r>
+                      <m:rPr>
+                        <m:sty m:val="p"/>
+                      </m:rPr>
+                      <m:t>,</m:t>
+                    </m:r>
+                    <m:r>
+                      <m:t>β</m:t>
+                    </m:r>
+                  </m:e>
+                </m:d>
+                <m:r>
+                  <m:rPr>
+                    <m:sty m:val="p"/>
+                  </m:rPr>
+                  <m:t>−</m:t>
+                </m:r>
+                <m:r>
+                  <m:t>λ</m:t>
+                </m:r>
+                <m:d>
+                  <m:dPr>
+                    <m:begChr m:val="("/>
+                    <m:endChr m:val=")"/>
+                    <m:sepChr m:val=""/>
+                    <m:grow/>
+                  </m:dPr>
+                  <m:e>
+                    <m:r>
+                      <m:t>ξ</m:t>
+                    </m:r>
+                    <m:r>
+                      <m:rPr>
+                        <m:sty m:val="p"/>
+                      </m:rPr>
+                      <m:t>∥</m:t>
+                    </m:r>
+                    <m:r>
+                      <m:t>b</m:t>
+                    </m:r>
+                    <m:sSub>
+                      <m:e>
+                        <m:r>
+                          <m:rPr>
+                            <m:sty m:val="p"/>
+                          </m:rPr>
+                          <m:t>∥</m:t>
+                        </m:r>
+                      </m:e>
+                      <m:sub>
+                        <m:r>
+                          <m:t>1</m:t>
+                        </m:r>
+                      </m:sub>
+                    </m:sSub>
+                    <m:r>
+                      <m:rPr>
+                        <m:sty m:val="p"/>
+                      </m:rPr>
+                      <m:t>+</m:t>
+                    </m:r>
+                    <m:f>
+                      <m:fPr>
+                        <m:type m:val="lin"/>
+                      </m:fPr>
+                      <m:num>
+                        <m:r>
+                          <m:t>1</m:t>
+                        </m:r>
+                        <m:r>
+                          <m:rPr>
+                            <m:sty m:val="p"/>
+                          </m:rPr>
+                          <m:t>−</m:t>
+                        </m:r>
+                        <m:r>
+                          <m:t>ξ</m:t>
+                        </m:r>
+                      </m:num>
+                      <m:den>
+                        <m:r>
+                          <m:t>2</m:t>
+                        </m:r>
+                      </m:den>
+                    </m:f>
+                    <m:r>
+                      <m:rPr>
+                        <m:sty m:val="p"/>
+                      </m:rPr>
+                      <m:t>∥</m:t>
+                    </m:r>
+                    <m:r>
+                      <m:t>b</m:t>
+                    </m:r>
+                    <m:sSubSup>
+                      <m:e>
+                        <m:r>
+                          <m:rPr>
+                            <m:sty m:val="p"/>
+                          </m:rPr>
+                          <m:t>∥</m:t>
+                        </m:r>
+                      </m:e>
+                      <m:sub>
+                        <m:r>
+                          <m:t>2</m:t>
+                        </m:r>
+                      </m:sub>
+                      <m:sup>
+                        <m:r>
+                          <m:t>2</m:t>
+                        </m:r>
+                      </m:sup>
+                    </m:sSubSup>
+                  </m:e>
+                </m:d>
+                <m:r>
+                  <m:rPr>
+                    <m:sty m:val="p"/>
+                  </m:rPr>
+                  <m:t>,</m:t>
+                </m:r>
+              </m:e>
+            </m:mr>
+          </m:m>
+        </m:oMath>
+      </m:oMathPara>
+    </w:p>
+    <w:p>
+      <w:pPr>
+        <w:pStyle w:val="FirstParagraph"/>
+      </w:pPr>
+      <w:r>
         <w:t xml:space="preserve">where</w:t>
       </w:r>
       <w:r>
         <w:t xml:space="preserve"> </w:t>
       </w:r>
       <m:oMath>
+        <m:r>
+          <m:rPr>
+            <m:sty m:val="p"/>
+          </m:rPr>
+          <m:t>∥</m:t>
+        </m:r>
+        <m:r>
+          <m:rPr>
+            <m:sty m:val="p"/>
+          </m:rPr>
+          <m:t>⋅</m:t>
+        </m:r>
         <m:sSub>
           <m:e>
-            <m:r>
-              <m:rPr>
-                <m:sty m:val="p"/>
-                <m:scr m:val="script"/>
-              </m:rPr>
-              <m:t>L</m:t>
-            </m:r>
-          </m:e>
-          <m:sub>
             <m:r>
               <m:rPr>
                 <m:sty m:val="p"/>
               </m:rPr>
-              <m:t>N</m:t>
-            </m:r>
-            <m:r>
-              <m:rPr>
-                <m:sty m:val="p"/>
-              </m:rPr>
-              <m:t>M</m:t>
-            </m:r>
-            <m:r>
-              <m:rPr>
-                <m:sty m:val="p"/>
-              </m:rPr>
+              <m:t>∥</m:t>
+            </m:r>
+          </m:e>
+          <m:sub>
+            <m:r>
               <m:t>F</m:t>
             </m:r>
           </m:sub>
         </m:sSub>
+      </m:oMath>
+      <w:r>
+        <w:t xml:space="preserve"> </w:t>
+      </w:r>
+      <w:r>
+        <w:t xml:space="preserve">is the Frobenius norm,</w:t>
+      </w:r>
+      <w:r>
+        <w:t xml:space="preserve"> </w:t>
+      </w:r>
+      <m:oMath>
+        <m:r>
+          <m:rPr>
+            <m:sty m:val="p"/>
+          </m:rPr>
+          <m:t>ℓ</m:t>
+        </m:r>
         <m:d>
           <m:dPr>
             <m:begChr m:val="("/>
@@ -6607,7 +7473,7 @@
               <m:t>,</m:t>
             </m:r>
             <m:r>
-              <m:t>H</m:t>
+              <m:t>β</m:t>
             </m:r>
           </m:e>
         </m:d>
@@ -6616,7 +7482,7 @@
         <w:t xml:space="preserve"> </w:t>
       </w:r>
       <w:r>
-        <w:t xml:space="preserve">is the NMF reconstruction error (with an optional</w:t>
+        <w:t xml:space="preserve">is the Cox log-partial likelihood, the fit criterion of the Cox model, and</w:t>
       </w:r>
       <w:r>
         <w:t xml:space="preserve"> </w:t>
@@ -6624,72 +7490,110 @@
       <m:oMath>
         <m:sSub>
           <m:e>
+            <m:r>
+              <m:t>n</m:t>
+            </m:r>
+          </m:e>
+          <m:sub>
             <m:r>
               <m:rPr>
                 <m:sty m:val="p"/>
               </m:rPr>
-              <m:t>ℓ</m:t>
-            </m:r>
-          </m:e>
-          <m:sub>
-            <m:r>
-              <m:t>2</m:t>
-            </m:r>
-          </m:sub>
-        </m:sSub>
-      </m:oMath>
-      <w:r>
-        <w:t xml:space="preserve"> </w:t>
-      </w:r>
-      <w:r>
-        <w:t xml:space="preserve">penalty on</w:t>
-      </w:r>
-      <w:r>
-        <w:t xml:space="preserve"> </w:t>
-      </w:r>
-      <m:oMath>
-        <m:r>
-          <m:t>H</m:t>
-        </m:r>
-      </m:oMath>
-      <w:r>
-        <w:t xml:space="preserve">, set to zero in all analyses reported here) and</w:t>
-      </w:r>
-      <w:r>
-        <w:t xml:space="preserve"> </w:t>
-      </w:r>
-      <m:oMath>
-        <m:sSub>
-          <m:e>
-            <m:r>
-              <m:rPr>
-                <m:sty m:val="p"/>
-                <m:scr m:val="script"/>
-              </m:rPr>
-              <m:t>L</m:t>
-            </m:r>
-          </m:e>
-          <m:sub>
+              <m:t>e</m:t>
+            </m:r>
             <m:r>
               <m:rPr>
                 <m:sty m:val="p"/>
               </m:rPr>
-              <m:t>C</m:t>
+              <m:t>v</m:t>
             </m:r>
             <m:r>
               <m:rPr>
                 <m:sty m:val="p"/>
               </m:rPr>
-              <m:t>o</m:t>
+              <m:t>e</m:t>
             </m:r>
             <m:r>
               <m:rPr>
                 <m:sty m:val="p"/>
               </m:rPr>
-              <m:t>x</m:t>
+              <m:t>n</m:t>
+            </m:r>
+            <m:r>
+              <m:rPr>
+                <m:sty m:val="p"/>
+              </m:rPr>
+              <m:t>t</m:t>
             </m:r>
           </m:sub>
         </m:sSub>
+      </m:oMath>
+      <w:r>
+        <w:t xml:space="preserve"> </w:t>
+      </w:r>
+      <w:r>
+        <w:t xml:space="preserve">is the number of observed deaths. The elastic-net penalty acts on the standardized-score coefficients</w:t>
+      </w:r>
+      <w:r>
+        <w:t xml:space="preserve"> </w:t>
+      </w:r>
+      <m:oMath>
+        <m:r>
+          <m:t>b</m:t>
+        </m:r>
+        <m:r>
+          <m:rPr>
+            <m:sty m:val="p"/>
+          </m:rPr>
+          <m:t>=</m:t>
+        </m:r>
+        <m:sSub>
+          <m:e>
+            <m:r>
+              <m:t>D</m:t>
+            </m:r>
+          </m:e>
+          <m:sub>
+            <m:r>
+              <m:t>Z</m:t>
+            </m:r>
+          </m:sub>
+        </m:sSub>
+        <m:r>
+          <m:t>β</m:t>
+        </m:r>
+      </m:oMath>
+      <w:r>
+        <w:t xml:space="preserve">, where</w:t>
+      </w:r>
+      <w:r>
+        <w:t xml:space="preserve"> </w:t>
+      </w:r>
+      <m:oMath>
+        <m:sSub>
+          <m:e>
+            <m:r>
+              <m:t>D</m:t>
+            </m:r>
+          </m:e>
+          <m:sub>
+            <m:r>
+              <m:t>Z</m:t>
+            </m:r>
+          </m:sub>
+        </m:sSub>
+        <m:r>
+          <m:rPr>
+            <m:sty m:val="p"/>
+          </m:rPr>
+          <m:t>=</m:t>
+        </m:r>
+        <m:r>
+          <m:rPr>
+            <m:sty m:val="p"/>
+          </m:rPr>
+          <m:t>diag</m:t>
+        </m:r>
         <m:d>
           <m:dPr>
             <m:begChr m:val="("/>
@@ -6699,8 +7603,45 @@
           </m:dPr>
           <m:e>
             <m:r>
-              <m:t>W</m:t>
-            </m:r>
+              <m:rPr>
+                <m:sty m:val="p"/>
+              </m:rPr>
+              <m:t>s</m:t>
+            </m:r>
+            <m:r>
+              <m:rPr>
+                <m:sty m:val="p"/>
+              </m:rPr>
+              <m:t>d</m:t>
+            </m:r>
+            <m:d>
+              <m:dPr>
+                <m:begChr m:val="("/>
+                <m:endChr m:val=")"/>
+                <m:sepChr m:val=""/>
+                <m:grow/>
+              </m:dPr>
+              <m:e>
+                <m:sSub>
+                  <m:e>
+                    <m:r>
+                      <m:t>Z</m:t>
+                    </m:r>
+                  </m:e>
+                  <m:sub>
+                    <m:r>
+                      <m:t>1</m:t>
+                    </m:r>
+                    <m:r>
+                      <m:rPr>
+                        <m:sty m:val="p"/>
+                      </m:rPr>
+                      <m:t>⋅</m:t>
+                    </m:r>
+                  </m:sub>
+                </m:sSub>
+              </m:e>
+            </m:d>
             <m:r>
               <m:rPr>
                 <m:sty m:val="p"/>
@@ -6708,61 +7649,322 @@
               <m:t>,</m:t>
             </m:r>
             <m:r>
-              <m:t>β</m:t>
-            </m:r>
+              <m:rPr>
+                <m:sty m:val="p"/>
+              </m:rPr>
+              <m:t>…</m:t>
+            </m:r>
+            <m:r>
+              <m:rPr>
+                <m:sty m:val="p"/>
+              </m:rPr>
+              <m:t>,</m:t>
+            </m:r>
+            <m:r>
+              <m:rPr>
+                <m:sty m:val="p"/>
+              </m:rPr>
+              <m:t>s</m:t>
+            </m:r>
+            <m:r>
+              <m:rPr>
+                <m:sty m:val="p"/>
+              </m:rPr>
+              <m:t>d</m:t>
+            </m:r>
+            <m:d>
+              <m:dPr>
+                <m:begChr m:val="("/>
+                <m:endChr m:val=")"/>
+                <m:sepChr m:val=""/>
+                <m:grow/>
+              </m:dPr>
+              <m:e>
+                <m:sSub>
+                  <m:e>
+                    <m:r>
+                      <m:t>Z</m:t>
+                    </m:r>
+                  </m:e>
+                  <m:sub>
+                    <m:r>
+                      <m:t>k</m:t>
+                    </m:r>
+                    <m:r>
+                      <m:rPr>
+                        <m:sty m:val="p"/>
+                      </m:rPr>
+                      <m:t>⋅</m:t>
+                    </m:r>
+                  </m:sub>
+                </m:sSub>
+              </m:e>
+            </m:d>
           </m:e>
         </m:d>
       </m:oMath>
       <w:r>
-        <w:t xml:space="preserve"> </w:t>
-      </w:r>
-      <w:r>
-        <w:t xml:space="preserve">is the elastic-net penalized partial log-likelihood. Both terms are normalized before weighting: the reconstruction error by</w:t>
-      </w:r>
-      <w:r>
-        <w:t xml:space="preserve"> </w:t>
-      </w:r>
-      <m:oMath>
-        <m:r>
-          <m:rPr>
-            <m:sty m:val="p"/>
-          </m:rPr>
-          <m:t>∥</m:t>
-        </m:r>
-        <m:r>
-          <m:t>X</m:t>
+        <w:t xml:space="preserve">, with</w:t>
+      </w:r>
+      <w:r>
+        <w:t xml:space="preserve"> </w:t>
+      </w:r>
+      <m:oMath>
+        <m:sSub>
+          <m:e>
+            <m:r>
+              <m:t>Z</m:t>
+            </m:r>
+          </m:e>
+          <m:sub>
+            <m:r>
+              <m:t>r</m:t>
+            </m:r>
+            <m:r>
+              <m:rPr>
+                <m:sty m:val="p"/>
+              </m:rPr>
+              <m:t>⋅</m:t>
+            </m:r>
+          </m:sub>
+        </m:sSub>
+      </m:oMath>
+      <w:r>
+        <w:t xml:space="preserve"> </w:t>
+      </w:r>
+      <w:r>
+        <w:t xml:space="preserve">the</w:t>
+      </w:r>
+      <w:r>
+        <w:t xml:space="preserve"> </w:t>
+      </w:r>
+      <m:oMath>
+        <m:r>
+          <m:t>r</m:t>
+        </m:r>
+      </m:oMath>
+      <w:r>
+        <w:t xml:space="preserve">th row of</w:t>
+      </w:r>
+      <w:r>
+        <w:t xml:space="preserve"> </w:t>
+      </w:r>
+      <m:oMath>
+        <m:r>
+          <m:t>Z</m:t>
+        </m:r>
+      </m:oMath>
+      <w:r>
+        <w:t xml:space="preserve"> </w:t>
+      </w:r>
+      <w:r>
+        <w:t xml:space="preserve">(the scores of factor</w:t>
+      </w:r>
+      <w:r>
+        <w:t xml:space="preserve"> </w:t>
+      </w:r>
+      <m:oMath>
+        <m:r>
+          <m:t>r</m:t>
+        </m:r>
+      </m:oMath>
+      <w:r>
+        <w:t xml:space="preserve"> </w:t>
+      </w:r>
+      <w:r>
+        <w:t xml:space="preserve">across samples) collects the standard deviations across samples of the</w:t>
+      </w:r>
+      <w:r>
+        <w:t xml:space="preserve"> </w:t>
+      </w:r>
+      <m:oMath>
+        <m:r>
+          <m:t>k</m:t>
+        </m:r>
+      </m:oMath>
+      <w:r>
+        <w:t xml:space="preserve"> </w:t>
+      </w:r>
+      <w:r>
+        <w:t xml:space="preserve">factor scores at the current</w:t>
+      </w:r>
+      <w:r>
+        <w:t xml:space="preserve"> </w:t>
+      </w:r>
+      <m:oMath>
+        <m:r>
+          <m:t>W</m:t>
+        </m:r>
+      </m:oMath>
+      <w:r>
+        <w:t xml:space="preserve">. The inverse map</w:t>
+      </w:r>
+      <w:r>
+        <w:t xml:space="preserve"> </w:t>
+      </w:r>
+      <m:oMath>
+        <m:r>
+          <m:t>β</m:t>
+        </m:r>
+        <m:r>
+          <m:rPr>
+            <m:sty m:val="p"/>
+          </m:rPr>
+          <m:t>=</m:t>
         </m:r>
         <m:sSubSup>
           <m:e>
+            <m:r>
+              <m:t>D</m:t>
+            </m:r>
+          </m:e>
+          <m:sub>
+            <m:r>
+              <m:t>Z</m:t>
+            </m:r>
+          </m:sub>
+          <m:sup>
+            <m:r>
+              <m:rPr>
+                <m:sty m:val="p"/>
+              </m:rPr>
+              <m:t>−</m:t>
+            </m:r>
+            <m:r>
+              <m:t>1</m:t>
+            </m:r>
+          </m:sup>
+        </m:sSubSup>
+        <m:r>
+          <m:t>b</m:t>
+        </m:r>
+      </m:oMath>
+      <w:r>
+        <w:t xml:space="preserve"> </w:t>
+      </w:r>
+      <w:r>
+        <w:t xml:space="preserve">is applied only on the retained, nondegenerate score rows; a row whose score standard deviation falls below the numerical floor given in Supplementary Information, Optimization Algorithm, is dropped and its coefficient set to zero. This is the objective the implementation evaluates and records. The constants</w:t>
+      </w:r>
+      <w:r>
+        <w:t xml:space="preserve"> </w:t>
+      </w:r>
+      <m:oMath>
+        <m:r>
+          <m:t>1</m:t>
+        </m:r>
+        <m:r>
+          <m:rPr>
+            <m:sty m:val="p"/>
+          </m:rPr>
+          <m:t>/</m:t>
+        </m:r>
+        <m:d>
+          <m:dPr>
+            <m:begChr m:val="("/>
+            <m:endChr m:val=")"/>
+            <m:sepChr m:val=""/>
+            <m:grow/>
+          </m:dPr>
+          <m:e>
+            <m:r>
+              <m:t>2</m:t>
+            </m:r>
             <m:r>
               <m:rPr>
                 <m:sty m:val="p"/>
               </m:rPr>
               <m:t>∥</m:t>
             </m:r>
+            <m:r>
+              <m:t>X</m:t>
+            </m:r>
+            <m:sSubSup>
+              <m:e>
+                <m:r>
+                  <m:rPr>
+                    <m:sty m:val="p"/>
+                  </m:rPr>
+                  <m:t>∥</m:t>
+                </m:r>
+              </m:e>
+              <m:sub>
+                <m:r>
+                  <m:t>F</m:t>
+                </m:r>
+              </m:sub>
+              <m:sup>
+                <m:r>
+                  <m:t>2</m:t>
+                </m:r>
+              </m:sup>
+            </m:sSubSup>
+          </m:e>
+        </m:d>
+      </m:oMath>
+      <w:r>
+        <w:t xml:space="preserve">,</w:t>
+      </w:r>
+      <w:r>
+        <w:t xml:space="preserve"> </w:t>
+      </w:r>
+      <m:oMath>
+        <m:sSub>
+          <m:e>
+            <m:r>
+              <m:t>λ</m:t>
+            </m:r>
           </m:e>
           <m:sub>
             <m:r>
-              <m:t>F</m:t>
+              <m:t>H</m:t>
             </m:r>
           </m:sub>
-          <m:sup>
+        </m:sSub>
+        <m:r>
+          <m:rPr>
+            <m:sty m:val="p"/>
+          </m:rPr>
+          <m:t>/</m:t>
+        </m:r>
+        <m:d>
+          <m:dPr>
+            <m:begChr m:val="("/>
+            <m:endChr m:val=")"/>
+            <m:sepChr m:val=""/>
+            <m:grow/>
+          </m:dPr>
+          <m:e>
             <m:r>
               <m:t>2</m:t>
             </m:r>
-          </m:sup>
-        </m:sSubSup>
-      </m:oMath>
-      <w:r>
-        <w:t xml:space="preserve"> </w:t>
-      </w:r>
-      <w:r>
-        <w:t xml:space="preserve">and the partial log-likelihood by</w:t>
-      </w:r>
-      <w:r>
-        <w:t xml:space="preserve"> </w:t>
-      </w:r>
-      <m:oMath>
+            <m:r>
+              <m:t>n</m:t>
+            </m:r>
+            <m:r>
+              <m:t>k</m:t>
+            </m:r>
+          </m:e>
+        </m:d>
+      </m:oMath>
+      <w:r>
+        <w:t xml:space="preserve"> </w:t>
+      </w:r>
+      <w:r>
+        <w:t xml:space="preserve">and</w:t>
+      </w:r>
+      <w:r>
+        <w:t xml:space="preserve"> </w:t>
+      </w:r>
+      <m:oMath>
+        <m:r>
+          <m:t>2</m:t>
+        </m:r>
+        <m:r>
+          <m:rPr>
+            <m:sty m:val="p"/>
+          </m:rPr>
+          <m:t>/</m:t>
+        </m:r>
         <m:sSub>
           <m:e>
             <m:r>
@@ -6802,32 +8004,12 @@
             </m:r>
           </m:sub>
         </m:sSub>
-        <m:r>
-          <m:rPr>
-            <m:sty m:val="p"/>
-          </m:rPr>
-          <m:t>/</m:t>
-        </m:r>
-        <m:r>
-          <m:t>2</m:t>
-        </m:r>
-      </m:oMath>
-      <w:r>
-        <w:t xml:space="preserve">. The</w:t>
-      </w:r>
-      <w:r>
-        <w:t xml:space="preserve"> </w:t>
-      </w:r>
-      <m:oMath>
-        <m:r>
-          <m:t>W</m:t>
-        </m:r>
-      </m:oMath>
-      <w:r>
-        <w:t xml:space="preserve"> </w:t>
-      </w:r>
-      <w:r>
-        <w:t xml:space="preserve">update then balances the magnitudes of the two gradients before</w:t>
+      </m:oMath>
+      <w:r>
+        <w:t xml:space="preserve"> </w:t>
+      </w:r>
+      <w:r>
+        <w:t xml:space="preserve">normalize the component losses before</w:t>
       </w:r>
       <w:r>
         <w:t xml:space="preserve"> </w:t>
@@ -6841,7 +8023,15 @@
         <w:t xml:space="preserve"> </w:t>
       </w:r>
       <w:r>
-        <w:t xml:space="preserve">sets their relative contribution (Supplementary Information, Section 2). A key design choice is where survival supervision enters the factorization. Because factor scores are defined as</w:t>
+        <w:t xml:space="preserve">sets their relative contribution (Supplementary Information, Model details).</w:t>
+      </w:r>
+    </w:p>
+    <w:p>
+      <w:pPr>
+        <w:pStyle w:val="BodyText"/>
+      </w:pPr>
+      <w:r>
+        <w:t xml:space="preserve">A key design choice is where survival supervision enters the factorization. Because factor scores are defined as</w:t>
       </w:r>
       <w:r>
         <w:t xml:space="preserve"> </w:t>
@@ -6991,11 +8181,25 @@
             <w:rStyle w:val="Hyperlink"/>
             <w:vertAlign w:val="superscript"/>
           </w:rPr>
-          <w:t xml:space="preserve">42</w:t>
+          <w:t xml:space="preserve">38</w:t>
         </w:r>
       </w:hyperlink>
       <w:r>
-        <w:t xml:space="preserve">. This construction makes clinical outcome part of program estimation rather than a post hoc filter applied to an unsupervised decomposition.</w:t>
+        <w:t xml:space="preserve">; the entries of</w:t>
+      </w:r>
+      <w:r>
+        <w:t xml:space="preserve"> </w:t>
+      </w:r>
+      <m:oMath>
+        <m:r>
+          <m:t>H</m:t>
+        </m:r>
+      </m:oMath>
+      <w:r>
+        <w:t xml:space="preserve"> </w:t>
+      </w:r>
+      <w:r>
+        <w:t xml:space="preserve">are sample loadings on the learned programs, not estimated cell-type fractions. This construction makes clinical outcome part of program estimation rather than a post hoc filter applied to an unsupervised decomposition.</w:t>
       </w:r>
     </w:p>
     <w:p>
@@ -7075,7 +8279,55 @@
         <w:t xml:space="preserve"> </w:t>
       </w:r>
       <w:r>
-        <w:t xml:space="preserve">and are used only for scoring and cross-validation; they do not affect the factorization. Note that the survival-tuned</w:t>
+        <w:t xml:space="preserve">and are used only for scoring and cross-validation; they do not affect the factorization. At</w:t>
+      </w:r>
+      <w:r>
+        <w:t xml:space="preserve"> </w:t>
+      </w:r>
+      <m:oMath>
+        <m:r>
+          <m:t>α</m:t>
+        </m:r>
+        <m:r>
+          <m:rPr>
+            <m:sty m:val="p"/>
+          </m:rPr>
+          <m:t>=</m:t>
+        </m:r>
+        <m:r>
+          <m:t>0</m:t>
+        </m:r>
+      </m:oMath>
+      <w:r>
+        <w:t xml:space="preserve">,</w:t>
+      </w:r>
+      <w:r>
+        <w:t xml:space="preserve"> </w:t>
+      </w:r>
+      <m:oMath>
+        <m:r>
+          <m:t>λ</m:t>
+        </m:r>
+      </m:oMath>
+      <w:r>
+        <w:t xml:space="preserve"> </w:t>
+      </w:r>
+      <w:r>
+        <w:t xml:space="preserve">and</w:t>
+      </w:r>
+      <w:r>
+        <w:t xml:space="preserve"> </w:t>
+      </w:r>
+      <m:oMath>
+        <m:r>
+          <m:t>ξ</m:t>
+        </m:r>
+      </m:oMath>
+      <w:r>
+        <w:t xml:space="preserve"> </w:t>
+      </w:r>
+      <w:r>
+        <w:t xml:space="preserve">therefore govern the post hoc Cox fit rather than entering the factorization objective. Note that the survival-tuned</w:t>
       </w:r>
       <w:r>
         <w:t xml:space="preserve"> </w:t>
@@ -7128,38 +8380,252 @@
         <w:t xml:space="preserve">model (Supplementary Information, Bayesian Optimization). The Cox component also supports optional adjustment for sample-level covariates (for example, stage or grade); the analyses reported here use factor scores alone.</w:t>
       </w:r>
     </w:p>
+    <w:bookmarkEnd w:id="44"/>
+    <w:bookmarkStart w:id="45" w:name="optimization"/>
+    <w:p>
+      <w:pPr>
+        <w:pStyle w:val="Heading2"/>
+      </w:pPr>
+      <w:r>
+        <w:t xml:space="preserve">Optimization</w:t>
+      </w:r>
+    </w:p>
+    <w:p>
+      <w:pPr>
+        <w:pStyle w:val="FirstParagraph"/>
+      </w:pPr>
+      <w:r>
+        <w:t xml:space="preserve">Optimization alternates updates for</w:t>
+      </w:r>
+      <w:r>
+        <w:t xml:space="preserve"> </w:t>
+      </w:r>
+      <m:oMath>
+        <m:r>
+          <m:t>H</m:t>
+        </m:r>
+      </m:oMath>
+      <w:r>
+        <w:t xml:space="preserve">,</w:t>
+      </w:r>
+      <w:r>
+        <w:t xml:space="preserve"> </w:t>
+      </w:r>
+      <m:oMath>
+        <m:r>
+          <m:t>W</m:t>
+        </m:r>
+      </m:oMath>
+      <w:r>
+        <w:t xml:space="preserve">, and</w:t>
+      </w:r>
+      <w:r>
+        <w:t xml:space="preserve"> </w:t>
+      </w:r>
+      <m:oMath>
+        <m:r>
+          <m:t>β</m:t>
+        </m:r>
+      </m:oMath>
+      <w:r>
+        <w:t xml:space="preserve"> </w:t>
+      </w:r>
+      <w:r>
+        <w:t xml:space="preserve">(Supplementary Information, Optimization Algorithm). The reconstruction term is minimized using multiplicative updates that preserve nonnegativity, and the supervision term enters the proposal for</w:t>
+      </w:r>
+      <w:r>
+        <w:t xml:space="preserve"> </w:t>
+      </w:r>
+      <m:oMath>
+        <m:r>
+          <m:t>W</m:t>
+        </m:r>
+      </m:oMath>
+      <w:r>
+        <w:t xml:space="preserve"> </w:t>
+      </w:r>
+      <w:r>
+        <w:t xml:space="preserve">as a Cox log-partial-likelihood derivative. The proposal rescales the weighted reconstruction and survival gradients using the norm-based factor defined in the Supplementary Information, subject to its numerical stabilizer and cap. It does not differentiate the</w:t>
+      </w:r>
+      <w:r>
+        <w:t xml:space="preserve"> </w:t>
+      </w:r>
+      <m:oMath>
+        <m:r>
+          <m:t>W</m:t>
+        </m:r>
+      </m:oMath>
+      <w:r>
+        <w:t xml:space="preserve">-dependent penalty on the standardized-score coefficients and is therefore not the gradient of the full objective; each candidate is instead evaluated under the full objective by a backtracking line search. Every candidate</w:t>
+      </w:r>
+      <w:r>
+        <w:t xml:space="preserve"> </w:t>
+      </w:r>
+      <m:oMath>
+        <m:r>
+          <m:t>W</m:t>
+        </m:r>
+      </m:oMath>
+      <w:r>
+        <w:t xml:space="preserve"> </w:t>
+      </w:r>
+      <w:r>
+        <w:t xml:space="preserve">is first normalized to unit-Euclidean-norm columns, with</w:t>
+      </w:r>
+      <w:r>
+        <w:t xml:space="preserve"> </w:t>
+      </w:r>
+      <m:oMath>
+        <m:r>
+          <m:t>H</m:t>
+        </m:r>
+      </m:oMath>
+      <w:r>
+        <w:t xml:space="preserve"> </w:t>
+      </w:r>
+      <w:r>
+        <w:t xml:space="preserve">and</w:t>
+      </w:r>
+      <w:r>
+        <w:t xml:space="preserve"> </w:t>
+      </w:r>
+      <m:oMath>
+        <m:r>
+          <m:t>β</m:t>
+        </m:r>
+      </m:oMath>
+      <w:r>
+        <w:t xml:space="preserve"> </w:t>
+      </w:r>
+      <w:r>
+        <w:t xml:space="preserve">rescaled by the same constants, so that</w:t>
+      </w:r>
+      <w:r>
+        <w:t xml:space="preserve"> </w:t>
+      </w:r>
+      <m:oMath>
+        <m:r>
+          <m:t>W</m:t>
+        </m:r>
+        <m:r>
+          <m:t>H</m:t>
+        </m:r>
+      </m:oMath>
+      <w:r>
+        <w:t xml:space="preserve">, the linear predictor and</w:t>
+      </w:r>
+      <w:r>
+        <w:t xml:space="preserve"> </w:t>
+      </w:r>
+      <m:oMath>
+        <m:r>
+          <m:t>b</m:t>
+        </m:r>
+        <m:r>
+          <m:rPr>
+            <m:sty m:val="p"/>
+          </m:rPr>
+          <m:t>=</m:t>
+        </m:r>
+        <m:sSub>
+          <m:e>
+            <m:r>
+              <m:t>D</m:t>
+            </m:r>
+          </m:e>
+          <m:sub>
+            <m:r>
+              <m:t>Z</m:t>
+            </m:r>
+          </m:sub>
+        </m:sSub>
+        <m:r>
+          <m:t>β</m:t>
+        </m:r>
+      </m:oMath>
+      <w:r>
+        <w:t xml:space="preserve"> </w:t>
+      </w:r>
+      <w:r>
+        <w:t xml:space="preserve">are all preserved; with the optional ridge penalties on</w:t>
+      </w:r>
+      <w:r>
+        <w:t xml:space="preserve"> </w:t>
+      </w:r>
+      <m:oMath>
+        <m:r>
+          <m:t>W</m:t>
+        </m:r>
+      </m:oMath>
+      <w:r>
+        <w:t xml:space="preserve"> </w:t>
+      </w:r>
+      <w:r>
+        <w:t xml:space="preserve">and</w:t>
+      </w:r>
+      <w:r>
+        <w:t xml:space="preserve"> </w:t>
+      </w:r>
+      <m:oMath>
+        <m:r>
+          <m:t>H</m:t>
+        </m:r>
+      </m:oMath>
+      <w:r>
+        <w:t xml:space="preserve"> </w:t>
+      </w:r>
+      <w:r>
+        <w:t xml:space="preserve">both zero (</w:t>
+      </w:r>
+      <m:oMath>
+        <m:sSub>
+          <m:e>
+            <m:r>
+              <m:t>λ</m:t>
+            </m:r>
+          </m:e>
+          <m:sub>
+            <m:r>
+              <m:t>W</m:t>
+            </m:r>
+          </m:sub>
+        </m:sSub>
+        <m:r>
+          <m:rPr>
+            <m:sty m:val="p"/>
+          </m:rPr>
+          <m:t>=</m:t>
+        </m:r>
+        <m:sSub>
+          <m:e>
+            <m:r>
+              <m:t>λ</m:t>
+            </m:r>
+          </m:e>
+          <m:sub>
+            <m:r>
+              <m:t>H</m:t>
+            </m:r>
+          </m:sub>
+        </m:sSub>
+        <m:r>
+          <m:rPr>
+            <m:sty m:val="p"/>
+          </m:rPr>
+          <m:t>=</m:t>
+        </m:r>
+        <m:r>
+          <m:t>0</m:t>
+        </m:r>
+      </m:oMath>
+      <w:r>
+        <w:t xml:space="preserve">), as in the reported fits, the normalization alone leaves the displayed objective unchanged.</w:t>
+      </w:r>
+    </w:p>
     <w:p>
       <w:pPr>
         <w:pStyle w:val="BodyText"/>
       </w:pPr>
-      <w:r>
-        <w:t xml:space="preserve">Optimization alternates updates for</w:t>
-      </w:r>
-      <w:r>
-        <w:t xml:space="preserve"> </w:t>
-      </w:r>
-      <m:oMath>
-        <m:r>
-          <m:t>H</m:t>
-        </m:r>
-      </m:oMath>
-      <w:r>
-        <w:t xml:space="preserve">,</w:t>
-      </w:r>
-      <w:r>
-        <w:t xml:space="preserve"> </w:t>
-      </w:r>
-      <m:oMath>
-        <m:r>
-          <m:t>W</m:t>
-        </m:r>
-      </m:oMath>
-      <w:r>
-        <w:t xml:space="preserve">, and</w:t>
-      </w:r>
-      <w:r>
-        <w:t xml:space="preserve"> </w:t>
-      </w:r>
       <m:oMath>
         <m:r>
           <m:t>β</m:t>
@@ -7169,46 +8635,7 @@
         <w:t xml:space="preserve"> </w:t>
       </w:r>
       <w:r>
-        <w:t xml:space="preserve">(Supplementary Information, Section 2), with backtracking used for proposed</w:t>
-      </w:r>
-      <w:r>
-        <w:t xml:space="preserve"> </w:t>
-      </w:r>
-      <m:oMath>
-        <m:r>
-          <m:t>W</m:t>
-        </m:r>
-      </m:oMath>
-      <w:r>
-        <w:t xml:space="preserve"> </w:t>
-      </w:r>
-      <w:r>
-        <w:t xml:space="preserve">updates. The reconstruction term is minimized using multiplicative updates that preserve nonnegativity; the supervision term enters</w:t>
-      </w:r>
-      <w:r>
-        <w:t xml:space="preserve"> </w:t>
-      </w:r>
-      <m:oMath>
-        <m:r>
-          <m:t>W</m:t>
-        </m:r>
-      </m:oMath>
-      <w:r>
-        <w:t xml:space="preserve">’s gradient as a Cox partial-likelihood derivative; and</w:t>
-      </w:r>
-      <w:r>
-        <w:t xml:space="preserve"> </w:t>
-      </w:r>
-      <m:oMath>
-        <m:r>
-          <m:t>β</m:t>
-        </m:r>
-      </m:oMath>
-      <w:r>
-        <w:t xml:space="preserve"> </w:t>
-      </w:r>
-      <w:r>
-        <w:t xml:space="preserve">is updated by Coxnet coordinate descent on the current factor scores</w:t>
+        <w:t xml:space="preserve">is then updated by Coxnet-style cyclic coordinate descent on the current factor scores</w:t>
       </w:r>
       <w:r>
         <w:t xml:space="preserve"> </w:t>
@@ -7276,7 +8703,368 @@
         </m:d>
       </m:oMath>
       <w:r>
-        <w:t xml:space="preserve">.</w:t>
+        <w:t xml:space="preserve">, starting from the current raw coefficients after the normalization step and using the current</w:t>
+      </w:r>
+      <w:r>
+        <w:t xml:space="preserve"> </w:t>
+      </w:r>
+      <m:oMath>
+        <m:sSub>
+          <m:e>
+            <m:r>
+              <m:t>D</m:t>
+            </m:r>
+          </m:e>
+          <m:sub>
+            <m:r>
+              <m:t>Z</m:t>
+            </m:r>
+          </m:sub>
+        </m:sSub>
+      </m:oMath>
+      <w:r>
+        <w:t xml:space="preserve">. The scores are centered as well as standardized, which shifts the linear predictor by a common additive constant that cancels from the Cox partial likelihood. The coordinate descent weights its quadratic approximation of the partial likelihood by</w:t>
+      </w:r>
+      <w:r>
+        <w:t xml:space="preserve"> </w:t>
+      </w:r>
+      <m:oMath>
+        <m:r>
+          <m:t>1</m:t>
+        </m:r>
+        <m:r>
+          <m:rPr>
+            <m:sty m:val="p"/>
+          </m:rPr>
+          <m:t>/</m:t>
+        </m:r>
+        <m:sSub>
+          <m:e>
+            <m:r>
+              <m:t>n</m:t>
+            </m:r>
+          </m:e>
+          <m:sub>
+            <m:r>
+              <m:rPr>
+                <m:sty m:val="p"/>
+              </m:rPr>
+              <m:t>e</m:t>
+            </m:r>
+            <m:r>
+              <m:rPr>
+                <m:sty m:val="p"/>
+              </m:rPr>
+              <m:t>v</m:t>
+            </m:r>
+            <m:r>
+              <m:rPr>
+                <m:sty m:val="p"/>
+              </m:rPr>
+              <m:t>e</m:t>
+            </m:r>
+            <m:r>
+              <m:rPr>
+                <m:sty m:val="p"/>
+              </m:rPr>
+              <m:t>n</m:t>
+            </m:r>
+            <m:r>
+              <m:rPr>
+                <m:sty m:val="p"/>
+              </m:rPr>
+              <m:t>t</m:t>
+            </m:r>
+          </m:sub>
+        </m:sSub>
+      </m:oMath>
+      <w:r>
+        <w:t xml:space="preserve"> </w:t>
+      </w:r>
+      <w:r>
+        <w:t xml:space="preserve">rather than the</w:t>
+      </w:r>
+      <w:r>
+        <w:t xml:space="preserve"> </w:t>
+      </w:r>
+      <m:oMath>
+        <m:r>
+          <m:t>2</m:t>
+        </m:r>
+        <m:r>
+          <m:rPr>
+            <m:sty m:val="p"/>
+          </m:rPr>
+          <m:t>/</m:t>
+        </m:r>
+        <m:sSub>
+          <m:e>
+            <m:r>
+              <m:t>n</m:t>
+            </m:r>
+          </m:e>
+          <m:sub>
+            <m:r>
+              <m:rPr>
+                <m:sty m:val="p"/>
+              </m:rPr>
+              <m:t>e</m:t>
+            </m:r>
+            <m:r>
+              <m:rPr>
+                <m:sty m:val="p"/>
+              </m:rPr>
+              <m:t>v</m:t>
+            </m:r>
+            <m:r>
+              <m:rPr>
+                <m:sty m:val="p"/>
+              </m:rPr>
+              <m:t>e</m:t>
+            </m:r>
+            <m:r>
+              <m:rPr>
+                <m:sty m:val="p"/>
+              </m:rPr>
+              <m:t>n</m:t>
+            </m:r>
+            <m:r>
+              <m:rPr>
+                <m:sty m:val="p"/>
+              </m:rPr>
+              <m:t>t</m:t>
+            </m:r>
+          </m:sub>
+        </m:sSub>
+      </m:oMath>
+      <w:r>
+        <w:t xml:space="preserve"> </w:t>
+      </w:r>
+      <w:r>
+        <w:t xml:space="preserve">of the objective while penalizing</w:t>
+      </w:r>
+      <w:r>
+        <w:t xml:space="preserve"> </w:t>
+      </w:r>
+      <m:oMath>
+        <m:r>
+          <m:t>b</m:t>
+        </m:r>
+      </m:oMath>
+      <w:r>
+        <w:t xml:space="preserve">, so within that parameterization the effective penalty is</w:t>
+      </w:r>
+      <w:r>
+        <w:t xml:space="preserve"> </w:t>
+      </w:r>
+      <m:oMath>
+        <m:r>
+          <m:t>2</m:t>
+        </m:r>
+        <m:r>
+          <m:t>λ</m:t>
+        </m:r>
+      </m:oMath>
+      <w:r>
+        <w:t xml:space="preserve">. Its proposal is accepted only if the evaluated objective does not increase (equivalently, since</w:t>
+      </w:r>
+      <w:r>
+        <w:t xml:space="preserve"> </w:t>
+      </w:r>
+      <m:oMath>
+        <m:r>
+          <m:t>W</m:t>
+        </m:r>
+      </m:oMath>
+      <w:r>
+        <w:t xml:space="preserve"> </w:t>
+      </w:r>
+      <w:r>
+        <w:t xml:space="preserve">and</w:t>
+      </w:r>
+      <w:r>
+        <w:t xml:space="preserve"> </w:t>
+      </w:r>
+      <m:oMath>
+        <m:r>
+          <m:t>H</m:t>
+        </m:r>
+      </m:oMath>
+      <w:r>
+        <w:t xml:space="preserve"> </w:t>
+      </w:r>
+      <w:r>
+        <w:t xml:space="preserve">are fixed, only if the penalized survival loss does not increase), which makes the</w:t>
+      </w:r>
+      <w:r>
+        <w:t xml:space="preserve"> </w:t>
+      </w:r>
+      <m:oMath>
+        <m:r>
+          <m:t>β</m:t>
+        </m:r>
+      </m:oMath>
+      <w:r>
+        <w:t xml:space="preserve"> </w:t>
+      </w:r>
+      <w:r>
+        <w:t xml:space="preserve">update non-increasing in that objective without establishing convergence to a conditional or joint optimum, and</w:t>
+      </w:r>
+      <w:r>
+        <w:t xml:space="preserve"> </w:t>
+      </w:r>
+      <m:oMath>
+        <m:r>
+          <m:t>β</m:t>
+        </m:r>
+      </m:oMath>
+      <w:r>
+        <w:t xml:space="preserve"> </w:t>
+      </w:r>
+      <w:r>
+        <w:t xml:space="preserve">is refit on the converged</w:t>
+      </w:r>
+      <w:r>
+        <w:t xml:space="preserve"> </w:t>
+      </w:r>
+      <m:oMath>
+        <m:r>
+          <m:t>W</m:t>
+        </m:r>
+      </m:oMath>
+      <w:r>
+        <w:t xml:space="preserve"> </w:t>
+      </w:r>
+      <w:r>
+        <w:t xml:space="preserve">at the end. The</w:t>
+      </w:r>
+      <w:r>
+        <w:t xml:space="preserve"> </w:t>
+      </w:r>
+      <m:oMath>
+        <m:r>
+          <m:t>β</m:t>
+        </m:r>
+      </m:oMath>
+      <w:r>
+        <w:t xml:space="preserve"> </w:t>
+      </w:r>
+      <w:r>
+        <w:t xml:space="preserve">block is therefore an approximate rather than exact conditional minimizer. Convergence of the outer loop is assessed by the change in</w:t>
+      </w:r>
+      <w:r>
+        <w:t xml:space="preserve"> </w:t>
+      </w:r>
+      <m:oMath>
+        <m:r>
+          <m:t>W</m:t>
+        </m:r>
+      </m:oMath>
+      <w:r>
+        <w:t xml:space="preserve"> </w:t>
+      </w:r>
+      <w:r>
+        <w:t xml:space="preserve">and</w:t>
+      </w:r>
+      <w:r>
+        <w:t xml:space="preserve"> </w:t>
+      </w:r>
+      <m:oMath>
+        <m:r>
+          <m:t>H</m:t>
+        </m:r>
+      </m:oMath>
+      <w:r>
+        <w:t xml:space="preserve"> </w:t>
+      </w:r>
+      <w:r>
+        <w:t xml:space="preserve">between successive iterations, not by the change in the objective. Iteration stops when the cosine change of both</w:t>
+      </w:r>
+      <w:r>
+        <w:t xml:space="preserve"> </w:t>
+      </w:r>
+      <m:oMath>
+        <m:r>
+          <m:t>W</m:t>
+        </m:r>
+      </m:oMath>
+      <w:r>
+        <w:t xml:space="preserve"> </w:t>
+      </w:r>
+      <w:r>
+        <w:t xml:space="preserve">and</w:t>
+      </w:r>
+      <w:r>
+        <w:t xml:space="preserve"> </w:t>
+      </w:r>
+      <m:oMath>
+        <m:r>
+          <m:t>H</m:t>
+        </m:r>
+      </m:oMath>
+      <w:r>
+        <w:t xml:space="preserve"> </w:t>
+      </w:r>
+      <w:r>
+        <w:t xml:space="preserve">falls below</w:t>
+      </w:r>
+      <w:r>
+        <w:t xml:space="preserve"> </w:t>
+      </w:r>
+      <m:oMath>
+        <m:sSup>
+          <m:e>
+            <m:r>
+              <m:t>10</m:t>
+            </m:r>
+          </m:e>
+          <m:sup>
+            <m:r>
+              <m:rPr>
+                <m:sty m:val="p"/>
+              </m:rPr>
+              <m:t>−</m:t>
+            </m:r>
+            <m:r>
+              <m:t>7</m:t>
+            </m:r>
+          </m:sup>
+        </m:sSup>
+      </m:oMath>
+      <w:r>
+        <w:t xml:space="preserve"> </w:t>
+      </w:r>
+      <w:r>
+        <w:t xml:space="preserve">for the restart and final fits, and below</w:t>
+      </w:r>
+      <w:r>
+        <w:t xml:space="preserve"> </w:t>
+      </w:r>
+      <m:oMath>
+        <m:sSup>
+          <m:e>
+            <m:r>
+              <m:t>10</m:t>
+            </m:r>
+          </m:e>
+          <m:sup>
+            <m:r>
+              <m:rPr>
+                <m:sty m:val="p"/>
+              </m:rPr>
+              <m:t>−</m:t>
+            </m:r>
+            <m:r>
+              <m:t>5</m:t>
+            </m:r>
+          </m:sup>
+        </m:sSup>
+      </m:oMath>
+      <w:r>
+        <w:t xml:space="preserve"> </w:t>
+      </w:r>
+      <w:r>
+        <w:t xml:space="preserve">for the cross-validation fits inside the hyperparameter search, or after 4,000 iterations; cosine change is defined in Supplementary Information, Optimization Algorithm. The reported fits were produced by this implementation; the nominal tuning parameters are reported together with the implemented scaling and standardization conventions.</w:t>
       </w:r>
     </w:p>
     <w:p>
@@ -7284,11 +9072,11 @@
         <w:pStyle w:val="BodyText"/>
       </w:pPr>
       <w:r>
-        <w:t xml:space="preserve">Because the implemented algorithm combines normalization, gradient balancing and a Coxnet approximation, we assessed optimization behavior empirically rather than relying on a formal convergence guarantee. Across independent random initializations of the reported PDAC model, all 100 runs terminated on the stopping criterion and the fitted objective decreased monotonically to numerically stable solutions (Supplementary Information, Empirical optimization stability). Because objective convergence does not imply that the same programs are recovered each time, we separately assessed program-level stability. Individual restarts are dispersed, whereas independently seeded applications of the reported consensus procedure reproduce the decomposition closely (Supplementary Information, Stability of the recovered gene programs). Closed-form update equations are given in Supplementary Information, Sections 1–2, and Bayesian-optimization control parameters in the Bayesian Optimization section.</w:t>
-      </w:r>
-    </w:p>
-    <w:bookmarkEnd w:id="43"/>
-    <w:bookmarkStart w:id="44" w:name="Xae18593a87377292dd7aab530561e9c6f103c06"/>
+        <w:t xml:space="preserve">Because the implemented algorithm combines normalization, gradient rescaling and a Coxnet approximation, we assessed optimization behavior empirically rather than relying on a formal convergence guarantee. Across 100 independent random initializations of the reported PDAC model, every run terminated on the stopping criterion rather than the iteration cap, and none failed numerically (median 38 iterations, range 17–233; Supplementary Information, Empirical optimization stability). The recorded outer-loop objective decreased monotonically. Monotone decrease together with the cosine stopping rule is what these runs establish, and they are checks on the optimizer rather than on which programs it recovers. Closed-form update equations are given in Supplementary Information, Model details and Optimization Algorithm, and Bayesian-optimization control parameters in Bayesian Optimization.</w:t>
+      </w:r>
+    </w:p>
+    <w:bookmarkEnd w:id="45"/>
+    <w:bookmarkStart w:id="46" w:name="Xae18593a87377292dd7aab530561e9c6f103c06"/>
     <w:p>
       <w:pPr>
         <w:pStyle w:val="Heading2"/>
@@ -7402,7 +9190,33 @@
         </w:r>
       </w:hyperlink>
       <w:r>
-        <w:t xml:space="preserve">. The final rank</w:t>
+        <w:t xml:space="preserve">. The objective was the mean 5-fold cross-validated C-index, with folds constructed separately within each training cohort and stratified by event status under a fixed seed (123). Each configuration was evaluated from 30 random initializations at the cross-validation stopping tolerance</w:t>
+      </w:r>
+      <w:r>
+        <w:t xml:space="preserve"> </w:t>
+      </w:r>
+      <m:oMath>
+        <m:sSup>
+          <m:e>
+            <m:r>
+              <m:t>10</m:t>
+            </m:r>
+          </m:e>
+          <m:sup>
+            <m:r>
+              <m:rPr>
+                <m:sty m:val="p"/>
+              </m:rPr>
+              <m:t>−</m:t>
+            </m:r>
+            <m:r>
+              <m:t>5</m:t>
+            </m:r>
+          </m:sup>
+        </m:sSup>
+      </m:oMath>
+      <w:r>
+        <w:t xml:space="preserve">, and its C-index averaged over initializations and folds. The search used an initial design of 50 evaluations followed by 100 Gaussian-process-guided evaluations; search bounds, acquisition settings and parameter transformations are given in Supplementary Information, Bayesian Optimization. The final rank</w:t>
       </w:r>
       <w:r>
         <w:t xml:space="preserve"> </w:t>
@@ -7416,7 +9230,7 @@
         <w:t xml:space="preserve"> </w:t>
       </w:r>
       <w:r>
-        <w:t xml:space="preserve">was chosen by a one-standard-error rule: for each rank, the Bayesian-optimization configuration with the highest observed mean cross-validated C-index was retained, the threshold was set one fold-level standard error below the overall best configuration’s mean, and the smallest rank whose retained configuration met the threshold was selected; the remaining hyperparameters were those of the overall best configuration (Supplementary Information, Bayesian Optimization). Because this rule combined</w:t>
+        <w:t xml:space="preserve">was chosen by a one-standard-error rule: for each rank, the Bayesian-optimization configuration with the highest observed mean cross-validated C-index was retained, the threshold was set one fold-level standard error below the best observed configuration’s mean, and the smallest rank whose retained configuration met the threshold was selected; the remaining hyperparameters were those of the best observed configuration (Supplementary Information, Bayesian Optimization). The best observed configuration had mean cross-validated C-index 0.655 (fold-level SE 0.011) at</w:t>
       </w:r>
       <w:r>
         <w:t xml:space="preserve"> </w:t>
@@ -7432,6 +9246,26 @@
           <m:t>=</m:t>
         </m:r>
         <m:r>
+          <m:t>7</m:t>
+        </m:r>
+      </m:oMath>
+      <w:r>
+        <w:t xml:space="preserve">, giving a threshold of 0.644, and the best configuration observed at</w:t>
+      </w:r>
+      <w:r>
+        <w:t xml:space="preserve"> </w:t>
+      </w:r>
+      <m:oMath>
+        <m:r>
+          <m:t>k</m:t>
+        </m:r>
+        <m:r>
+          <m:rPr>
+            <m:sty m:val="p"/>
+          </m:rPr>
+          <m:t>=</m:t>
+        </m:r>
+        <m:r>
           <m:t>3</m:t>
         </m:r>
       </m:oMath>
@@ -7439,7 +9273,15 @@
         <w:t xml:space="preserve"> </w:t>
       </w:r>
       <w:r>
-        <w:t xml:space="preserve">with the non-rank hyperparameters of the global optimum, a configuration not itself evaluated in the search, we examined a fixed</w:t>
+        <w:t xml:space="preserve">reached 0.646 and was therefore eligible. All model selection was performed entirely within the training data using cross-validation; no validation cohort data were used during any stage of tuning, and out-of-sample generalization was assessed only on the external validation cohorts. The consensus initialization described next was used only for the final model and is not reproduced within each fold.</w:t>
+      </w:r>
+    </w:p>
+    <w:p>
+      <w:pPr>
+        <w:pStyle w:val="BodyText"/>
+      </w:pPr>
+      <w:r>
+        <w:t xml:space="preserve">Because this rule combined</w:t>
       </w:r>
       <w:r>
         <w:t xml:space="preserve"> </w:t>
@@ -7462,7 +9304,64 @@
         <w:t xml:space="preserve"> </w:t>
       </w:r>
       <w:r>
-        <w:t xml:space="preserve">grid holding</w:t>
+        <w:t xml:space="preserve">with the non-rank hyperparameters of the best observed configuration, a configuration not itself evaluated in the search, we ran a sensitivity check on rank selection using the same training data and selected non-rank hyperparameters. That check is an exhaustive grid over ranks</w:t>
+      </w:r>
+      <w:r>
+        <w:t xml:space="preserve"> </w:t>
+      </w:r>
+      <m:oMath>
+        <m:r>
+          <m:t>k</m:t>
+        </m:r>
+        <m:r>
+          <m:rPr>
+            <m:sty m:val="p"/>
+          </m:rPr>
+          <m:t>=</m:t>
+        </m:r>
+        <m:r>
+          <m:t>2</m:t>
+        </m:r>
+      </m:oMath>
+      <w:r>
+        <w:t xml:space="preserve"> </w:t>
+      </w:r>
+      <w:r>
+        <w:t xml:space="preserve">to</w:t>
+      </w:r>
+      <w:r>
+        <w:t xml:space="preserve"> </w:t>
+      </w:r>
+      <m:oMath>
+        <m:r>
+          <m:t>k</m:t>
+        </m:r>
+        <m:r>
+          <m:rPr>
+            <m:sty m:val="p"/>
+          </m:rPr>
+          <m:t>=</m:t>
+        </m:r>
+        <m:r>
+          <m:t>12</m:t>
+        </m:r>
+      </m:oMath>
+      <w:r>
+        <w:t xml:space="preserve"> </w:t>
+      </w:r>
+      <w:r>
+        <w:t xml:space="preserve">and supervision strengths</w:t>
+      </w:r>
+      <w:r>
+        <w:t xml:space="preserve"> </w:t>
+      </w:r>
+      <m:oMath>
+        <m:r>
+          <m:t>α</m:t>
+        </m:r>
+      </m:oMath>
+      <w:r>
+        <w:t xml:space="preserve">, holding</w:t>
       </w:r>
       <w:r>
         <w:t xml:space="preserve"> </w:t>
@@ -7514,58 +9413,7 @@
         <w:t xml:space="preserve"> </w:t>
       </w:r>
       <w:r>
-        <w:t xml:space="preserve">at those retained values as a sensitivity check: the nearest evaluated supervision level,</w:t>
-      </w:r>
-      <w:r>
-        <w:t xml:space="preserve"> </w:t>
-      </w:r>
-      <m:oMath>
-        <m:r>
-          <m:t>α</m:t>
-        </m:r>
-        <m:r>
-          <m:rPr>
-            <m:sty m:val="p"/>
-          </m:rPr>
-          <m:t>=</m:t>
-        </m:r>
-        <m:r>
-          <m:t>0.35</m:t>
-        </m:r>
-      </m:oMath>
-      <w:r>
-        <w:t xml:space="preserve">, gave a mean cross-validated C-index of 0.656 (SE 0.010), above the one-standard-error threshold of 0.644, and applying the same one-standard-error rule to that grid also selects</w:t>
-      </w:r>
-      <w:r>
-        <w:t xml:space="preserve"> </w:t>
-      </w:r>
-      <m:oMath>
-        <m:r>
-          <m:t>k</m:t>
-        </m:r>
-        <m:r>
-          <m:rPr>
-            <m:sty m:val="p"/>
-          </m:rPr>
-          <m:t>=</m:t>
-        </m:r>
-        <m:r>
-          <m:t>3</m:t>
-        </m:r>
-      </m:oMath>
-      <w:r>
-        <w:t xml:space="preserve"> </w:t>
-      </w:r>
-      <w:r>
-        <w:t xml:space="preserve">(Supplementary Information, Bayesian Optimization and Cross-validated C-index across factorization rank). All model selection was performed entirely within the training data using cross-validation; no validation cohort data were used during any stage of tuning, and out-of-sample generalization was assessed only on the external validation cohorts. Each fold was trained using multiple random initializations, and fold-level performance was defined as the average C-index across initializations; the consensus initialization described next was used only for the final model and is not reproduced within each fold.</w:t>
-      </w:r>
-    </w:p>
-    <w:p>
-      <w:pPr>
-        <w:pStyle w:val="BodyText"/>
-      </w:pPr>
-      <w:r>
-        <w:t xml:space="preserve">The consensus initialization aggregates multiple DeSurv runs into a gene-gene co-occurrence matrix and constructs an initialization</w:t>
+        <w:t xml:space="preserve">at the retained values, and is restricted throughout to</w:t>
       </w:r>
       <w:r>
         <w:t xml:space="preserve"> </w:t>
@@ -7574,21 +9422,128 @@
         <m:sSub>
           <m:e>
             <m:r>
-              <m:t>W</m:t>
+              <m:t>n</m:t>
             </m:r>
           </m:e>
           <m:sub>
             <m:r>
-              <m:t>0</m:t>
+              <m:rPr>
+                <m:nor/>
+                <m:sty m:val="p"/>
+              </m:rPr>
+              <m:t>top</m:t>
             </m:r>
           </m:sub>
         </m:sSub>
-      </m:oMath>
-      <w:r>
-        <w:t xml:space="preserve"> </w:t>
-      </w:r>
-      <w:r>
-        <w:t xml:space="preserve">from the resulting clusters (Supplementary Information, Consensus initialization for the final model).</w:t>
+        <m:r>
+          <m:rPr>
+            <m:sty m:val="p"/>
+          </m:rPr>
+          <m:t>=</m:t>
+        </m:r>
+        <m:r>
+          <m:t>270</m:t>
+        </m:r>
+      </m:oMath>
+      <w:r>
+        <w:t xml:space="preserve">. Applying the same one-standard-error rule to that grid also selects</w:t>
+      </w:r>
+      <w:r>
+        <w:t xml:space="preserve"> </w:t>
+      </w:r>
+      <m:oMath>
+        <m:r>
+          <m:t>k</m:t>
+        </m:r>
+        <m:r>
+          <m:rPr>
+            <m:sty m:val="p"/>
+          </m:rPr>
+          <m:t>=</m:t>
+        </m:r>
+        <m:r>
+          <m:t>3</m:t>
+        </m:r>
+      </m:oMath>
+      <w:r>
+        <w:t xml:space="preserve">. Within its</w:t>
+      </w:r>
+      <w:r>
+        <w:t xml:space="preserve"> </w:t>
+      </w:r>
+      <m:oMath>
+        <m:r>
+          <m:t>k</m:t>
+        </m:r>
+        <m:r>
+          <m:rPr>
+            <m:sty m:val="p"/>
+          </m:rPr>
+          <m:t>=</m:t>
+        </m:r>
+        <m:r>
+          <m:t>3</m:t>
+        </m:r>
+      </m:oMath>
+      <w:r>
+        <w:t xml:space="preserve"> </w:t>
+      </w:r>
+      <w:r>
+        <w:t xml:space="preserve">slice, the nearest evaluated supervision level,</w:t>
+      </w:r>
+      <w:r>
+        <w:t xml:space="preserve"> </w:t>
+      </w:r>
+      <m:oMath>
+        <m:r>
+          <m:t>α</m:t>
+        </m:r>
+        <m:r>
+          <m:rPr>
+            <m:sty m:val="p"/>
+          </m:rPr>
+          <m:t>=</m:t>
+        </m:r>
+        <m:r>
+          <m:t>0.35</m:t>
+        </m:r>
+      </m:oMath>
+      <w:r>
+        <w:t xml:space="preserve">, gave a mean cross-validated C-index of 0.656 (SE 0.010). That value clears the Bayesian-optimization threshold of 0.644 but not the grid’s own one-standard-error threshold of 0.662, which is set by the grid’s best rank,</w:t>
+      </w:r>
+      <w:r>
+        <w:t xml:space="preserve"> </w:t>
+      </w:r>
+      <m:oMath>
+        <m:r>
+          <m:t>k</m:t>
+        </m:r>
+        <m:r>
+          <m:rPr>
+            <m:sty m:val="p"/>
+          </m:rPr>
+          <m:t>=</m:t>
+        </m:r>
+        <m:r>
+          <m:t>9</m:t>
+        </m:r>
+      </m:oMath>
+      <w:r>
+        <w:t xml:space="preserve"> </w:t>
+      </w:r>
+      <w:r>
+        <w:t xml:space="preserve">(Supplementary Information, Bayesian Optimization and Cross-validated C-index across factorization rank). That grid point is a sensitivity check at a nearby</w:t>
+      </w:r>
+      <w:r>
+        <w:t xml:space="preserve"> </w:t>
+      </w:r>
+      <m:oMath>
+        <m:r>
+          <m:t>α</m:t>
+        </m:r>
+      </m:oMath>
+      <w:r>
+        <w:t xml:space="preserve">, not the cross-validated performance of the final configuration itself.</w:t>
       </w:r>
     </w:p>
     <w:p>
@@ -7596,7 +9551,361 @@
         <w:pStyle w:val="BodyText"/>
       </w:pPr>
       <w:r>
-        <w:t xml:space="preserve">Before projection, the gene support was restricted to the union of each program’s BO-selected top genes, ranked by factor specificity (Supplementary Information, Section 8), giving the truncated matrix</w:t>
+        <w:t xml:space="preserve">Because the goal is prognostic factorization, DeSurv selects</w:t>
+      </w:r>
+      <w:r>
+        <w:t xml:space="preserve"> </w:t>
+      </w:r>
+      <m:oMath>
+        <m:r>
+          <m:t>k</m:t>
+        </m:r>
+      </m:oMath>
+      <w:r>
+        <w:t xml:space="preserve"> </w:t>
+      </w:r>
+      <w:r>
+        <w:t xml:space="preserve">using the criterion that directly measures prognostic performance (cross-validated C-index) rather than the unsupervised diagnostics commonly used for NMF rank selection</w:t>
+      </w:r>
+      <w:hyperlink w:anchor="ref-brunet2004metagenes">
+        <w:r>
+          <w:rPr>
+            <w:rStyle w:val="Hyperlink"/>
+            <w:vertAlign w:val="superscript"/>
+          </w:rPr>
+          <w:t xml:space="preserve">13</w:t>
+        </w:r>
+      </w:hyperlink>
+      <w:r>
+        <w:rPr>
+          <w:vertAlign w:val="superscript"/>
+        </w:rPr>
+        <w:t xml:space="preserve">,</w:t>
+      </w:r>
+      <w:hyperlink w:anchor="ref-frigyesi2008nmf">
+        <w:r>
+          <w:rPr>
+            <w:rStyle w:val="Hyperlink"/>
+            <w:vertAlign w:val="superscript"/>
+          </w:rPr>
+          <w:t xml:space="preserve">28</w:t>
+        </w:r>
+      </w:hyperlink>
+      <w:r>
+        <w:t xml:space="preserve">. In the PDAC training data, standard NMF diagnostics (reconstruction residuals, cophenetic correlation, mean silhouette width) yielded inconsistent guidance across candidate ranks, a known limitation of unsupervised rank-selection criteria that can disagree on the same dataset (Supplementary Fig. [fig:fig-nmf-diagnostics]). On the sensitivity grid, cross-validated concordance varied little across candidate ranks, with no clear optimum anywhere between</w:t>
+      </w:r>
+      <w:r>
+        <w:t xml:space="preserve"> </w:t>
+      </w:r>
+      <m:oMath>
+        <m:r>
+          <m:t>k</m:t>
+        </m:r>
+        <m:r>
+          <m:rPr>
+            <m:sty m:val="p"/>
+          </m:rPr>
+          <m:t>=</m:t>
+        </m:r>
+        <m:r>
+          <m:t>2</m:t>
+        </m:r>
+      </m:oMath>
+      <w:r>
+        <w:t xml:space="preserve"> </w:t>
+      </w:r>
+      <w:r>
+        <w:t xml:space="preserve">and</w:t>
+      </w:r>
+      <w:r>
+        <w:t xml:space="preserve"> </w:t>
+      </w:r>
+      <m:oMath>
+        <m:r>
+          <m:t>k</m:t>
+        </m:r>
+        <m:r>
+          <m:rPr>
+            <m:sty m:val="p"/>
+          </m:rPr>
+          <m:t>=</m:t>
+        </m:r>
+        <m:r>
+          <m:t>12</m:t>
+        </m:r>
+      </m:oMath>
+      <w:r>
+        <w:t xml:space="preserve"> </w:t>
+      </w:r>
+      <w:r>
+        <w:t xml:space="preserve">(Supplementary Fig. [fig:fig-cindex-by-k]). The one-standard-error rule applied to the rank-wise BO results accordingly selected the parsimonious</w:t>
+      </w:r>
+      <w:r>
+        <w:t xml:space="preserve"> </w:t>
+      </w:r>
+      <m:oMath>
+        <m:r>
+          <m:t>k</m:t>
+        </m:r>
+        <m:r>
+          <m:rPr>
+            <m:sty m:val="p"/>
+          </m:rPr>
+          <m:t>=</m:t>
+        </m:r>
+        <m:r>
+          <m:t>3</m:t>
+        </m:r>
+      </m:oMath>
+      <w:r>
+        <w:t xml:space="preserve">; the final model retained</w:t>
+      </w:r>
+      <w:r>
+        <w:t xml:space="preserve"> </w:t>
+      </w:r>
+      <m:oMath>
+        <m:r>
+          <m:t>α</m:t>
+        </m:r>
+        <m:r>
+          <m:rPr>
+            <m:sty m:val="p"/>
+          </m:rPr>
+          <m:t>=</m:t>
+        </m:r>
+        <m:r>
+          <m:t>0.334</m:t>
+        </m:r>
+      </m:oMath>
+      <w:r>
+        <w:t xml:space="preserve">,</w:t>
+      </w:r>
+      <w:r>
+        <w:t xml:space="preserve"> </w:t>
+      </w:r>
+      <m:oMath>
+        <m:r>
+          <m:t>λ</m:t>
+        </m:r>
+        <m:r>
+          <m:rPr>
+            <m:sty m:val="p"/>
+          </m:rPr>
+          <m:t>=</m:t>
+        </m:r>
+        <m:r>
+          <m:t>0.349</m:t>
+        </m:r>
+      </m:oMath>
+      <w:r>
+        <w:t xml:space="preserve">,</w:t>
+      </w:r>
+      <w:r>
+        <w:t xml:space="preserve"> </w:t>
+      </w:r>
+      <m:oMath>
+        <m:r>
+          <m:t>ξ</m:t>
+        </m:r>
+        <m:r>
+          <m:rPr>
+            <m:sty m:val="p"/>
+          </m:rPr>
+          <m:t>=</m:t>
+        </m:r>
+        <m:r>
+          <m:t>0.056</m:t>
+        </m:r>
+      </m:oMath>
+      <w:r>
+        <w:t xml:space="preserve"> </w:t>
+      </w:r>
+      <w:r>
+        <w:t xml:space="preserve">and</w:t>
+      </w:r>
+      <w:r>
+        <w:t xml:space="preserve"> </w:t>
+      </w:r>
+      <m:oMath>
+        <m:sSub>
+          <m:e>
+            <m:r>
+              <m:t>n</m:t>
+            </m:r>
+          </m:e>
+          <m:sub>
+            <m:r>
+              <m:rPr>
+                <m:nor/>
+                <m:sty m:val="p"/>
+              </m:rPr>
+              <m:t>top</m:t>
+            </m:r>
+          </m:sub>
+        </m:sSub>
+        <m:r>
+          <m:rPr>
+            <m:sty m:val="p"/>
+          </m:rPr>
+          <m:t>=</m:t>
+        </m:r>
+        <m:r>
+          <m:t>270</m:t>
+        </m:r>
+      </m:oMath>
+      <w:r>
+        <w:t xml:space="preserve"> </w:t>
+      </w:r>
+      <w:r>
+        <w:t xml:space="preserve">from the best observed configuration. Reference-program correspondence and the GATA6 comparison support biological interpretation of the selected programs; they do not establish a uniquely correct rank.</w:t>
+      </w:r>
+    </w:p>
+    <w:bookmarkEnd w:id="46"/>
+    <w:bookmarkStart w:id="47" w:name="Xbdce6b91f711f953a81a9683ed715f043d727c7"/>
+    <w:p>
+      <w:pPr>
+        <w:pStyle w:val="Heading2"/>
+      </w:pPr>
+      <w:r>
+        <w:t xml:space="preserve">Consensus initialization and program stability</w:t>
+      </w:r>
+    </w:p>
+    <w:p>
+      <w:pPr>
+        <w:pStyle w:val="FirstParagraph"/>
+      </w:pPr>
+      <w:r>
+        <w:t xml:space="preserve">At the selected hyperparameters, 100 fits from independent random initializations were aggregated into a gene-by-gene co-occurrence matrix, recording how often each pair of genes appeared together among the top genes of the same program, ranked by factor specificity. Genes reaching a top set in fewer than 30 of the runs were treated as inactive and excluded; the remaining genes were partitioned into</w:t>
+      </w:r>
+      <w:r>
+        <w:t xml:space="preserve"> </w:t>
+      </w:r>
+      <m:oMath>
+        <m:r>
+          <m:t>k</m:t>
+        </m:r>
+      </m:oMath>
+      <w:r>
+        <w:t xml:space="preserve"> </w:t>
+      </w:r>
+      <w:r>
+        <w:t xml:space="preserve">groups by average-linkage hierarchical clustering, each cluster defining one column of the initialization</w:t>
+      </w:r>
+      <w:r>
+        <w:t xml:space="preserve"> </w:t>
+      </w:r>
+      <m:oMath>
+        <m:sSub>
+          <m:e>
+            <m:r>
+              <m:t>W</m:t>
+            </m:r>
+          </m:e>
+          <m:sub>
+            <m:r>
+              <m:t>0</m:t>
+            </m:r>
+          </m:sub>
+        </m:sSub>
+      </m:oMath>
+      <w:r>
+        <w:t xml:space="preserve">, with inactive and otherwise empty entries set to a small positive floor. The loadings were initialized by nonnegative least squares given</w:t>
+      </w:r>
+      <w:r>
+        <w:t xml:space="preserve"> </w:t>
+      </w:r>
+      <m:oMath>
+        <m:sSub>
+          <m:e>
+            <m:r>
+              <m:t>W</m:t>
+            </m:r>
+          </m:e>
+          <m:sub>
+            <m:r>
+              <m:t>0</m:t>
+            </m:r>
+          </m:sub>
+        </m:sSub>
+      </m:oMath>
+      <w:r>
+        <w:t xml:space="preserve">, and the initial Cox coefficients were set to zero; the final model was then fit once from that initialization. Because the consensus is built from gene-by-gene co-occurrence, it is invariant to factor-label permutation and requires no alignment of labels across runs (Supplementary Information, Consensus initialization for the final model).</w:t>
+      </w:r>
+    </w:p>
+    <w:p>
+      <w:pPr>
+        <w:pStyle w:val="BodyText"/>
+      </w:pPr>
+      <w:r>
+        <w:t xml:space="preserve">We assessed program stability by partitioning the cached restart pool into disjoint halves and constructing a consensus initialization and final fit from each half. Across 8 random splits, median agreement with the reported basis was 0.97–0.99 for gene-loading correlations and 0.73–0.88 for top-ranked-gene Jaccard overlap across the three programs. These comparisons assess sensitivity to restart-pool composition within the training data, rather than independent repetition of the full procedure (Supplementary Information, Stability of the recovered gene programs). That section also reports stability under patient subsampling, a separate and weaker property.</w:t>
+      </w:r>
+    </w:p>
+    <w:bookmarkEnd w:id="47"/>
+    <w:bookmarkStart w:id="48" w:name="frozen-gene-program-and-risk-scoring"/>
+    <w:p>
+      <w:pPr>
+        <w:pStyle w:val="Heading2"/>
+      </w:pPr>
+      <w:r>
+        <w:t xml:space="preserve">Frozen gene-program and risk scoring</w:t>
+      </w:r>
+    </w:p>
+    <w:p>
+      <w:pPr>
+        <w:pStyle w:val="FirstParagraph"/>
+      </w:pPr>
+      <w:r>
+        <w:t xml:space="preserve">Scoring uses a truncated copy of the fitted basis. Within each program the genes were ranked by factor specificity (Supplementary Information, Gene Program Correlation Analysis) and the top</w:t>
+      </w:r>
+      <w:r>
+        <w:t xml:space="preserve"> </w:t>
+      </w:r>
+      <m:oMath>
+        <m:sSub>
+          <m:e>
+            <m:r>
+              <m:t>n</m:t>
+            </m:r>
+          </m:e>
+          <m:sub>
+            <m:r>
+              <m:rPr>
+                <m:nor/>
+                <m:sty m:val="p"/>
+              </m:rPr>
+              <m:t>top</m:t>
+            </m:r>
+          </m:sub>
+        </m:sSub>
+        <m:r>
+          <m:rPr>
+            <m:sty m:val="p"/>
+          </m:rPr>
+          <m:t>=</m:t>
+        </m:r>
+        <m:r>
+          <m:t>270</m:t>
+        </m:r>
+      </m:oMath>
+      <w:r>
+        <w:t xml:space="preserve"> </w:t>
+      </w:r>
+      <w:r>
+        <w:t xml:space="preserve">retained; the gene support for scoring is the union of the</w:t>
+      </w:r>
+      <w:r>
+        <w:t xml:space="preserve"> </w:t>
+      </w:r>
+      <m:oMath>
+        <m:r>
+          <m:t>k</m:t>
+        </m:r>
+      </m:oMath>
+      <w:r>
+        <w:t xml:space="preserve"> </w:t>
+      </w:r>
+      <w:r>
+        <w:t xml:space="preserve">programs’ top sets, giving the truncated matrix</w:t>
       </w:r>
       <w:r>
         <w:t xml:space="preserve"> </w:t>
@@ -7617,7 +9926,31 @@
         <w:t xml:space="preserve"> </w:t>
       </w:r>
       <w:r>
-        <w:t xml:space="preserve">that was held fixed for all validation cohorts.</w:t>
+        <w:t xml:space="preserve">that was held fixed for every validation and treated cohort. All columns retain their weights on the same union of gene rows, and truncated columns are not renormalized. This union construction defines the primary external-validation scores, including the headline, leave-one-dataset-out and classifier-adjusted risk-score analyses, and it is the construction that cross-validation evaluated when selecting</w:t>
+      </w:r>
+      <w:r>
+        <w:t xml:space="preserve"> </w:t>
+      </w:r>
+      <m:oMath>
+        <m:sSub>
+          <m:e>
+            <m:r>
+              <m:t>n</m:t>
+            </m:r>
+          </m:e>
+          <m:sub>
+            <m:r>
+              <m:rPr>
+                <m:nor/>
+                <m:sty m:val="p"/>
+              </m:rPr>
+              <m:t>top</m:t>
+            </m:r>
+          </m:sub>
+        </m:sSub>
+      </m:oMath>
+      <w:r>
+        <w:t xml:space="preserve">. Genes outside the union still shape the factorization but do not enter the linear predictor. Other analyses use explicitly identified scoring constructions, namely full-support scores for the training-data contribution analysis and for the frozen-axis comparator analysis, and per-program masks for the tuned supervised-comparator analysis and for the Supplementary Information analyses that identify them. Both supervised-comparator constructions, the one on the full shared support and the one on per-program masks, also refit unpenalized Cox coefficients on the training scores. Treated-cohort preprocessing and missing-gene handling are described separately below.</w:t>
       </w:r>
     </w:p>
     <w:p>
@@ -7625,7 +9958,7 @@
         <w:pStyle w:val="BodyText"/>
       </w:pPr>
       <w:r>
-        <w:t xml:space="preserve">Two scoring conventions follow from this support and are used for different quantities. Factor-level scores retain all</w:t>
+        <w:t xml:space="preserve">Factor-level scores retain all</w:t>
       </w:r>
       <w:r>
         <w:t xml:space="preserve"> </w:t>
@@ -7639,7 +9972,7 @@
         <w:t xml:space="preserve"> </w:t>
       </w:r>
       <w:r>
-        <w:t xml:space="preserve">columns,</w:t>
+        <w:t xml:space="preserve">columns of the truncated basis,</w:t>
       </w:r>
       <w:r>
         <w:t xml:space="preserve"> </w:t>
@@ -7694,7 +10027,42 @@
         </m:sSub>
       </m:oMath>
       <w:r>
-        <w:t xml:space="preserve">, and are used for the per-factor and pooled survival analyses. Where a single risk score is required, as in cross-validated tuning, the columns are first collapsed to</w:t>
+        <w:t xml:space="preserve">, and the risk score is</w:t>
+      </w:r>
+      <w:r>
+        <w:t xml:space="preserve"> </w:t>
+      </w:r>
+      <m:oMath>
+        <m:r>
+          <m:t>η</m:t>
+        </m:r>
+        <m:r>
+          <m:rPr>
+            <m:sty m:val="p"/>
+          </m:rPr>
+          <m:t>=</m:t>
+        </m:r>
+        <m:sSup>
+          <m:e>
+            <m:r>
+              <m:t>Z</m:t>
+            </m:r>
+          </m:e>
+          <m:sup>
+            <m:r>
+              <m:rPr>
+                <m:sty m:val="p"/>
+              </m:rPr>
+              <m:t>⊤</m:t>
+            </m:r>
+          </m:sup>
+        </m:sSup>
+        <m:r>
+          <m:t>β</m:t>
+        </m:r>
+      </m:oMath>
+      <w:r>
+        <w:t xml:space="preserve">. Where a single risk score is required, as in cross-validated tuning, the columns are first collapsed to</w:t>
       </w:r>
       <w:r>
         <w:t xml:space="preserve"> </w:t>
@@ -7767,7 +10135,7 @@
         <w:t xml:space="preserve"> </w:t>
       </w:r>
       <w:r>
-        <w:t xml:space="preserve">norm before projection; this normalization changes the resulting scalar risk score only by a positive multiplicative constant and therefore leaves concordance unchanged. The normalization applies to the collapsed score rather than to individual columns of</w:t>
+        <w:t xml:space="preserve">norm before projection, which changes the resulting scalar risk score only by a positive multiplicative constant. The normalization applies to the collapsed score rather than to individual columns of</w:t>
       </w:r>
       <w:r>
         <w:t xml:space="preserve"> </w:t>
@@ -7881,7 +10249,25 @@
         <w:t xml:space="preserve"> </w:t>
       </w:r>
       <w:r>
-        <w:t xml:space="preserve">was carried forward unchanged and applied to scores computed from each program’s Bayesian-optimization-selected top-gene support;</w:t>
+        <w:t xml:space="preserve">was carried forward unchanged and applied to scores computed on the union support</w:t>
+      </w:r>
+      <w:r>
+        <w:t xml:space="preserve"> </w:t>
+      </w:r>
+      <m:oMath>
+        <m:acc>
+          <m:accPr>
+            <m:chr m:val="̃"/>
+          </m:accPr>
+          <m:e>
+            <m:r>
+              <m:t>W</m:t>
+            </m:r>
+          </m:e>
+        </m:acc>
+      </m:oMath>
+      <w:r>
+        <w:t xml:space="preserve">;</w:t>
       </w:r>
       <w:r>
         <w:t xml:space="preserve"> </w:t>
@@ -7895,7 +10281,72 @@
         <w:t xml:space="preserve"> </w:t>
       </w:r>
       <w:r>
-        <w:t xml:space="preserve">was not refit after truncation. Cross-validation evaluated this same truncation-and-scoring construction when selecting</w:t>
+        <w:t xml:space="preserve">was not refit after truncation. The elastic-net penalty set the D2 coefficient to exactly zero, so the frozen risk score is a weighted combination of D1 and D3.</w:t>
+      </w:r>
+    </w:p>
+    <w:bookmarkEnd w:id="48"/>
+    <w:bookmarkStart w:id="49" w:name="unsupervised-and-supervised-comparators"/>
+    <w:p>
+      <w:pPr>
+        <w:pStyle w:val="Heading2"/>
+      </w:pPr>
+      <w:r>
+        <w:t xml:space="preserve">Unsupervised and supervised comparators</w:t>
+      </w:r>
+    </w:p>
+    <w:p>
+      <w:pPr>
+        <w:pStyle w:val="FirstParagraph"/>
+      </w:pPr>
+      <w:r>
+        <w:t xml:space="preserve">The matched-rank comparator shown in the figure is Lee multiplicative NMF (</w:t>
+      </w:r>
+      <w:r>
+        <w:rPr>
+          <w:rStyle w:val="VerbatimChar"/>
+        </w:rPr>
+        <w:t xml:space="preserve">NMF::nmf</w:t>
+      </w:r>
+      <w:r>
+        <w:t xml:space="preserve"> </w:t>
+      </w:r>
+      <w:r>
+        <w:t xml:space="preserve">with</w:t>
+      </w:r>
+      <w:r>
+        <w:t xml:space="preserve"> </w:t>
+      </w:r>
+      <w:r>
+        <w:rPr>
+          <w:rStyle w:val="VerbatimChar"/>
+        </w:rPr>
+        <w:t xml:space="preserve">nrun = 30</w:t>
+      </w:r>
+      <w:r>
+        <w:t xml:space="preserve">, which returns the single run of the thirty with the lowest reconstruction residual, followed by a post hoc Cox fit on its factor scores), which does not receive DeSurv’s consensus initialization or hyperparameter tuning. We therefore also fit a matched-budget unsupervised control, an unsupervised factorization control with outcome-based hyperparameter tuning. At</w:t>
+      </w:r>
+      <w:r>
+        <w:t xml:space="preserve"> </w:t>
+      </w:r>
+      <m:oMath>
+        <m:r>
+          <m:t>α</m:t>
+        </m:r>
+        <m:r>
+          <m:rPr>
+            <m:sty m:val="p"/>
+          </m:rPr>
+          <m:t>=</m:t>
+        </m:r>
+        <m:r>
+          <m:t>0</m:t>
+        </m:r>
+      </m:oMath>
+      <w:r>
+        <w:t xml:space="preserve"> </w:t>
+      </w:r>
+      <w:r>
+        <w:t xml:space="preserve">survival does not enter the factorization objective, but cross-validated survival performance still tunes the remaining hyperparameters and</w:t>
       </w:r>
       <w:r>
         <w:t xml:space="preserve"> </w:t>
@@ -7919,15 +10370,103 @@
         </m:sSub>
       </m:oMath>
       <w:r>
-        <w:t xml:space="preserve">.</w:t>
-      </w:r>
-    </w:p>
-    <w:p>
-      <w:pPr>
-        <w:pStyle w:val="BodyText"/>
-      </w:pPr>
-      <w:r>
-        <w:t xml:space="preserve">In PDAC, BO selected</w:t>
+        <w:t xml:space="preserve">. Bayesian optimization was run with</w:t>
+      </w:r>
+      <w:r>
+        <w:t xml:space="preserve"> </w:t>
+      </w:r>
+      <m:oMath>
+        <m:r>
+          <m:t>α</m:t>
+        </m:r>
+      </m:oMath>
+      <w:r>
+        <w:t xml:space="preserve"> </w:t>
+      </w:r>
+      <w:r>
+        <w:t xml:space="preserve">pinned to 0 and the rank pinned to DeSurv’s selected</w:t>
+      </w:r>
+      <w:r>
+        <w:t xml:space="preserve"> </w:t>
+      </w:r>
+      <m:oMath>
+        <m:r>
+          <m:t>k</m:t>
+        </m:r>
+      </m:oMath>
+      <w:r>
+        <w:t xml:space="preserve">, matched to the supervised search on optimizer, search budget, gene filter, cross-validation folds, consensus procedure and stopping settings. The selected model was then fit by the same 100-restart consensus procedure. This control isolates removal of survival supervision at the pipeline level, with the remaining hyperparameters re-optimized rather than held numerically fixed. A second, rank-optimized control let Bayesian optimization choose the rank at</w:t>
+      </w:r>
+      <w:r>
+        <w:t xml:space="preserve"> </w:t>
+      </w:r>
+      <m:oMath>
+        <m:r>
+          <m:t>α</m:t>
+        </m:r>
+        <m:r>
+          <m:rPr>
+            <m:sty m:val="p"/>
+          </m:rPr>
+          <m:t>=</m:t>
+        </m:r>
+        <m:r>
+          <m:t>0</m:t>
+        </m:r>
+      </m:oMath>
+      <w:r>
+        <w:t xml:space="preserve"> </w:t>
+      </w:r>
+      <w:r>
+        <w:t xml:space="preserve">as well, and the same one-standard-error rule applied to those results selected</w:t>
+      </w:r>
+      <w:r>
+        <w:t xml:space="preserve"> </w:t>
+      </w:r>
+      <m:oMath>
+        <m:r>
+          <m:t>k</m:t>
+        </m:r>
+        <m:r>
+          <m:rPr>
+            <m:sty m:val="p"/>
+          </m:rPr>
+          <m:t>=</m:t>
+        </m:r>
+        <m:r>
+          <m:t>7</m:t>
+        </m:r>
+      </m:oMath>
+      <w:r>
+        <w:t xml:space="preserve"> </w:t>
+      </w:r>
+      <w:r>
+        <w:t xml:space="preserve">(Supplementary Information, Factor structure of the rank-optimized unsupervised control). A further sensitivity analysis instead held DeSurv’s own</w:t>
+      </w:r>
+      <w:r>
+        <w:t xml:space="preserve"> </w:t>
+      </w:r>
+      <m:oMath>
+        <m:r>
+          <m:t>λ</m:t>
+        </m:r>
+      </m:oMath>
+      <w:r>
+        <w:t xml:space="preserve">,</w:t>
+      </w:r>
+      <w:r>
+        <w:t xml:space="preserve"> </w:t>
+      </w:r>
+      <m:oMath>
+        <m:r>
+          <m:t>ξ</m:t>
+        </m:r>
+      </m:oMath>
+      <w:r>
+        <w:t xml:space="preserve"> </w:t>
+      </w:r>
+      <w:r>
+        <w:t xml:space="preserve">and</w:t>
       </w:r>
       <w:r>
         <w:t xml:space="preserve"> </w:t>
@@ -7949,6 +10488,52 @@
             </m:r>
           </m:sub>
         </m:sSub>
+      </m:oMath>
+      <w:r>
+        <w:t xml:space="preserve"> </w:t>
+      </w:r>
+      <w:r>
+        <w:t xml:space="preserve">fixed and varied only</w:t>
+      </w:r>
+      <w:r>
+        <w:t xml:space="preserve"> </w:t>
+      </w:r>
+      <m:oMath>
+        <m:r>
+          <m:t>α</m:t>
+        </m:r>
+      </m:oMath>
+      <w:r>
+        <w:t xml:space="preserve">. All three controls are reported in Supplementary Information, Matched-budget unsupervised control at the same rank.</w:t>
+      </w:r>
+    </w:p>
+    <w:p>
+      <w:pPr>
+        <w:pStyle w:val="BodyText"/>
+      </w:pPr>
+      <w:r>
+        <w:t xml:space="preserve">The primary factorization comparison used a common number of top genes per program when constructing each model’s scoring union. Total union size can still differ with rank and overlap among programs. Both unsupervised controls were therefore scored externally at the supervised model’s</w:t>
+      </w:r>
+      <w:r>
+        <w:t xml:space="preserve"> </w:t>
+      </w:r>
+      <m:oMath>
+        <m:sSub>
+          <m:e>
+            <m:r>
+              <m:t>n</m:t>
+            </m:r>
+          </m:e>
+          <m:sub>
+            <m:r>
+              <m:rPr>
+                <m:nor/>
+                <m:sty m:val="p"/>
+              </m:rPr>
+              <m:t>top</m:t>
+            </m:r>
+          </m:sub>
+        </m:sSub>
         <m:r>
           <m:rPr>
             <m:sty m:val="p"/>
@@ -7963,43 +10548,7 @@
         <w:t xml:space="preserve"> </w:t>
       </w:r>
       <w:r>
-        <w:t xml:space="preserve">genes per factor. The ridge penalty on the loadings (</w:t>
-      </w:r>
-      <m:oMath>
-        <m:r>
-          <m:t>H</m:t>
-        </m:r>
-      </m:oMath>
-      <w:r>
-        <w:t xml:space="preserve">) was held fixed at</w:t>
-      </w:r>
-      <w:r>
-        <w:t xml:space="preserve"> </w:t>
-      </w:r>
-      <m:oMath>
-        <m:r>
-          <m:t>0</m:t>
-        </m:r>
-      </m:oMath>
-      <w:r>
-        <w:t xml:space="preserve"> </w:t>
-      </w:r>
-      <w:r>
-        <w:t xml:space="preserve">in all analyses and was not tuned; factor scaling was instead controlled directly by column-normalization of</w:t>
-      </w:r>
-      <w:r>
-        <w:t xml:space="preserve"> </w:t>
-      </w:r>
-      <m:oMath>
-        <m:r>
-          <m:t>W</m:t>
-        </m:r>
-      </m:oMath>
-      <w:r>
-        <w:t xml:space="preserve"> </w:t>
-      </w:r>
-      <w:r>
-        <w:t xml:space="preserve">during optimization.</w:t>
+        <w:t xml:space="preserve">rather than at their own tuning-selected values, which were 299 for the matched-rank control and 187 for the rank-optimized control. Scoring the matched-rank control at its own selected value instead changes no per-dataset C-index by more than 0.007 (Supplementary Information, Matched-budget unsupervised control at the same rank).</w:t>
       </w:r>
     </w:p>
     <w:p>
@@ -8007,55 +10556,65 @@
         <w:pStyle w:val="BodyText"/>
       </w:pPr>
       <w:r>
-        <w:t xml:space="preserve">Because the goal is prognostic factorization, DeSurv selects</w:t>
-      </w:r>
-      <w:r>
-        <w:t xml:space="preserve"> </w:t>
-      </w:r>
-      <m:oMath>
-        <m:r>
-          <m:t>k</m:t>
-        </m:r>
-      </m:oMath>
-      <w:r>
-        <w:t xml:space="preserve"> </w:t>
-      </w:r>
-      <w:r>
-        <w:t xml:space="preserve">using the criterion that directly measures prognostic performance (cross-validated C-index) rather than the unsupervised diagnostics commonly used for NMF rank selection</w:t>
-      </w:r>
-      <w:hyperlink w:anchor="ref-brunet2004metagenes">
-        <w:r>
-          <w:rPr>
-            <w:rStyle w:val="Hyperlink"/>
-            <w:vertAlign w:val="superscript"/>
-          </w:rPr>
-          <w:t xml:space="preserve">13</w:t>
-        </w:r>
-      </w:hyperlink>
-      <w:r>
-        <w:rPr>
-          <w:vertAlign w:val="superscript"/>
-        </w:rPr>
-        <w:t xml:space="preserve">,</w:t>
-      </w:r>
-      <w:hyperlink w:anchor="ref-frigyesi2008nmf">
-        <w:r>
-          <w:rPr>
-            <w:rStyle w:val="Hyperlink"/>
-            <w:vertAlign w:val="superscript"/>
-          </w:rPr>
-          <w:t xml:space="preserve">28</w:t>
-        </w:r>
-      </w:hyperlink>
-      <w:r>
-        <w:t xml:space="preserve">. In the PDAC training data, standard NMF diagnostics (reconstruction residuals, cophenetic correlation, mean silhouette width) yielded inconsistent guidance across candidate ranks, a known limitation of unsupervised rank-selection criteria that can disagree on the same dataset (Supplementary Fig. [fig:fig-nmf-diagnostics]). Cross-validated concordance varied little across candidate ranks, with no clear optimum anywhere between</w:t>
-      </w:r>
-      <w:r>
-        <w:t xml:space="preserve"> </w:t>
-      </w:r>
-      <m:oMath>
-        <m:r>
-          <m:t>k</m:t>
+        <w:t xml:space="preserve">To distinguish prognostic discrimination from biological representation, we independently fit supervised principal components (superpc; cross-validated screening threshold and component number) and lasso-penalized Cox regression (glmnet;</w:t>
+      </w:r>
+      <w:r>
+        <w:t xml:space="preserve"> </w:t>
+      </w:r>
+      <m:oMath>
+        <m:sSub>
+          <m:e>
+            <m:r>
+              <m:t>λ</m:t>
+            </m:r>
+          </m:e>
+          <m:sub>
+            <m:r>
+              <m:rPr>
+                <m:sty m:val="p"/>
+              </m:rPr>
+              <m:t>min</m:t>
+            </m:r>
+          </m:sub>
+        </m:sSub>
+      </m:oMath>
+      <w:r>
+        <w:t xml:space="preserve">) using the same 1,970-gene training universe as DeSurv. Each method performed feature selection and tuning using the training data only, after which the fitted model was frozen and applied to rank-transformed validation cohorts without refitting.</w:t>
+      </w:r>
+    </w:p>
+    <w:p>
+      <w:pPr>
+        <w:pStyle w:val="BodyText"/>
+      </w:pPr>
+      <w:r>
+        <w:t xml:space="preserve">The two comparators select features by different mechanisms, and neither matches DeSurv’s. The penalized Cox comparator uses a pure lasso penalty (</w:t>
+      </w:r>
+      <w:r>
+        <w:rPr>
+          <w:rStyle w:val="VerbatimChar"/>
+        </w:rPr>
+        <w:t xml:space="preserve">glmnet</w:t>
+      </w:r>
+      <w:r>
+        <w:t xml:space="preserve"> </w:t>
+      </w:r>
+      <w:r>
+        <w:t xml:space="preserve">with mixing parameter 1, distinct from DeSurv’s supervision parameter</w:t>
+      </w:r>
+      <w:r>
+        <w:t xml:space="preserve"> </w:t>
+      </w:r>
+      <m:oMath>
+        <m:r>
+          <m:t>α</m:t>
+        </m:r>
+      </m:oMath>
+      <w:r>
+        <w:t xml:space="preserve">), whereas supervised principal components applies no penalty at all, instead screening genes by a cross-validated feature-score threshold and extracting a cross-validated number of components. DeSurv’s internal Cox step uses an elastic net whose Bayesian-optimization-selected mixing parameter (</w:t>
+      </w:r>
+      <m:oMath>
+        <m:r>
+          <m:t>ξ</m:t>
         </m:r>
         <m:r>
           <m:rPr>
@@ -8064,21 +10623,176 @@
           <m:t>=</m:t>
         </m:r>
         <m:r>
-          <m:t>2</m:t>
-        </m:r>
-      </m:oMath>
-      <w:r>
-        <w:t xml:space="preserve"> </w:t>
-      </w:r>
-      <w:r>
-        <w:t xml:space="preserve">and</w:t>
-      </w:r>
-      <w:r>
-        <w:t xml:space="preserve"> </w:t>
-      </w:r>
-      <m:oMath>
-        <m:r>
-          <m:t>k</m:t>
+          <m:t>0.056</m:t>
+        </m:r>
+      </m:oMath>
+      <w:r>
+        <w:t xml:space="preserve">) sits close to ridge. Both comparators retain far fewer genes than DeSurv’s 810-gene support (across 12 resampling seeds, sparse Cox selected a median of 14 genes, range 9–33, and supervised principal components 39, range 5–222), and both were tuned by their standard method-specific cross-validation rather than a budget matched to DeSurv. For this comparison DeSurv’s program scores used per-program top-</w:t>
+      </w:r>
+      <m:oMath>
+        <m:sSub>
+          <m:e>
+            <m:r>
+              <m:t>n</m:t>
+            </m:r>
+          </m:e>
+          <m:sub>
+            <m:r>
+              <m:rPr>
+                <m:nor/>
+                <m:sty m:val="p"/>
+              </m:rPr>
+              <m:t>top</m:t>
+            </m:r>
+          </m:sub>
+        </m:sSub>
+      </m:oMath>
+      <w:r>
+        <w:t xml:space="preserve"> </w:t>
+      </w:r>
+      <w:r>
+        <w:t xml:space="preserve">masks rather than the union support, and the Cox weights combining the three program scores were re-estimated without penalty on the training scores, so that all three methods enter as training-fitted linear scores. The comparison evaluates method-specific representations and predictive performance, without matching tuning budgets. A separate exploratory comparison used restricted supervised principal components, Cox partial least squares and a single sparse Cox fit (Supplementary Information, The D1 axis is not specific to DeSurv).</w:t>
+      </w:r>
+    </w:p>
+    <w:p>
+      <w:pPr>
+        <w:pStyle w:val="BodyText"/>
+      </w:pPr>
+      <w:r>
+        <w:t xml:space="preserve">No matched-budget control was run for these supervised comparators, as was done for the unsupervised arm. Correspondence between each supervised risk score and the DeSurv programs D1–D3 was quantified in the training cohort using absolute Pearson correlation. Additional analyses of selected-gene enrichment and compartment attribution are described in the Supplementary Information.</w:t>
+      </w:r>
+    </w:p>
+    <w:bookmarkEnd w:id="49"/>
+    <w:bookmarkStart w:id="50" w:name="Xd3d239ff07d74f694934d7759f77f1b836e1757"/>
+    <w:p>
+      <w:pPr>
+        <w:pStyle w:val="Heading2"/>
+      </w:pPr>
+      <w:r>
+        <w:t xml:space="preserve">Biological correspondence and factor contributions</w:t>
+      </w:r>
+    </w:p>
+    <w:p>
+      <w:pPr>
+        <w:pStyle w:val="FirstParagraph"/>
+      </w:pPr>
+      <w:r>
+        <w:t xml:space="preserve">To characterize the biological identity of the learned factors, we quantified how strongly each factor’s gene loadings aligned with independently defined PDAC tumor and microenvironmental gene programs. For each factor, we correlated its gene loadings with binary membership indicators for each reference program (Spearman correlation computed over the union of the top 50 genes of all factors of that method, intersected with the reference-program gene universe; this differs from the factor-to-factor loading correlations, which use all analyzed genes), annotating Benjamini–Hochberg-adjusted</w:t>
+      </w:r>
+      <w:r>
+        <w:t xml:space="preserve"> </w:t>
+      </w:r>
+      <m:oMath>
+        <m:r>
+          <m:t>P</m:t>
+        </m:r>
+      </m:oMath>
+      <w:r>
+        <w:t xml:space="preserve"> </w:t>
+      </w:r>
+      <w:r>
+        <w:t xml:space="preserve">values within each factor as descriptive marks, because the gene universe is itself selected by loading. The same analysis was applied to DeSurv and to standard NMF fit at the same rank. For display, reference programs whose Spearman correlation exceeded 0.2 with at least one factor of either method are shown, as the same row set in both panels of the main figure; the same threshold defines correspondence in the coverage analysis (Supplementary Information, Reference-program coverage, edges and multiplicity).</w:t>
+      </w:r>
+    </w:p>
+    <w:p>
+      <w:pPr>
+        <w:pStyle w:val="BodyText"/>
+      </w:pPr>
+      <w:r>
+        <w:t xml:space="preserve">Two per-factor contribution measures are reported alongside this correspondence. Reconstruction shares are exact Shapley values over subsets of the fixed rank-one factor contributions, computed without refitting the factorization, and each subset’s value is its reconstruction gain relative to the zero-factor reconstruction; the shares are normalized to sum to 100%. The separately reported centered</w:t>
+      </w:r>
+      <w:r>
+        <w:t xml:space="preserve"> </w:t>
+      </w:r>
+      <m:oMath>
+        <m:sSup>
+          <m:e>
+            <m:r>
+              <m:t>R</m:t>
+            </m:r>
+          </m:e>
+          <m:sup>
+            <m:r>
+              <m:t>2</m:t>
+            </m:r>
+          </m:sup>
+        </m:sSup>
+      </m:oMath>
+      <w:r>
+        <w:t xml:space="preserve"> </w:t>
+      </w:r>
+      <w:r>
+        <w:t xml:space="preserve">instead takes the grand mean of the analysis matrix as its reference. Reconstruction gain and centered</w:t>
+      </w:r>
+      <w:r>
+        <w:t xml:space="preserve"> </w:t>
+      </w:r>
+      <m:oMath>
+        <m:sSup>
+          <m:e>
+            <m:r>
+              <m:t>R</m:t>
+            </m:r>
+          </m:e>
+          <m:sup>
+            <m:r>
+              <m:t>2</m:t>
+            </m:r>
+          </m:sup>
+        </m:sSup>
+      </m:oMath>
+      <w:r>
+        <w:t xml:space="preserve"> </w:t>
+      </w:r>
+      <w:r>
+        <w:t xml:space="preserve">describe different aspects of reconstruction and should not be interpreted as interchangeable measures. Survival contributions are the loss in maximized unpenalized Cox partial log-likelihood between a model on all factor scores and a model refitted after omitting one factor, computed from full-support training scores; these conditional increments are nonadditive and are not changes in the trained penalized DeSurv predictor. Because the programs were estimated from the same training outcomes, both measures are descriptive rather than independent tests of prognosis (Supplementary Information, Reconstruction and Survival Contribution per Factor).</w:t>
+      </w:r>
+    </w:p>
+    <w:p>
+      <w:pPr>
+        <w:pStyle w:val="BodyText"/>
+      </w:pPr>
+      <w:r>
+        <w:t xml:space="preserve">To corroborate the classical component of D1 with an independent assay, we evaluated the association between projected D1 scores and GATA6 RNA in situ hybridization measurements in the COMPASS cohort among the 33 tumors with both measurements, using Spearman correlation. Because</w:t>
+      </w:r>
+      <w:r>
+        <w:t xml:space="preserve"> </w:t>
+      </w:r>
+      <w:r>
+        <w:rPr>
+          <w:iCs/>
+          <w:i/>
+        </w:rPr>
+        <w:t xml:space="preserve">GATA6</w:t>
+      </w:r>
+      <w:r>
+        <w:t xml:space="preserve"> </w:t>
+      </w:r>
+      <w:r>
+        <w:t xml:space="preserve">is itself in the 810-gene projection support (805 of these genes were measured in the COMPASS expression data and contribute to the projected scores), part of this correlation could reflect the score being built from the assayed gene. We therefore repeated the comparison with</w:t>
+      </w:r>
+      <w:r>
+        <w:t xml:space="preserve"> </w:t>
+      </w:r>
+      <w:r>
+        <w:rPr>
+          <w:iCs/>
+          <w:i/>
+        </w:rPr>
+        <w:t xml:space="preserve">GATA6</w:t>
+      </w:r>
+      <w:r>
+        <w:t xml:space="preserve"> </w:t>
+      </w:r>
+      <w:r>
+        <w:t xml:space="preserve">removed from the projection, and the correlation was essentially unchanged (Spearman</w:t>
+      </w:r>
+      <w:r>
+        <w:t xml:space="preserve"> </w:t>
+      </w:r>
+      <m:oMath>
+        <m:r>
+          <m:t>ρ</m:t>
         </m:r>
         <m:r>
           <m:rPr>
@@ -8087,62 +10801,40 @@
           <m:t>=</m:t>
         </m:r>
         <m:r>
-          <m:t>12</m:t>
-        </m:r>
-      </m:oMath>
-      <w:r>
-        <w:t xml:space="preserve"> </w:t>
-      </w:r>
-      <w:r>
-        <w:t xml:space="preserve">and a total spread across that range of about two standard errors (Supplementary Fig. [fig:fig-cindex-by-k]). The one-standard-error rule applied to the rank-wise BO results accordingly selected the parsimonious</w:t>
-      </w:r>
-      <w:r>
-        <w:t xml:space="preserve"> </w:t>
-      </w:r>
-      <m:oMath>
-        <m:r>
-          <m:t>k</m:t>
-        </m:r>
-        <m:r>
-          <m:rPr>
-            <m:sty m:val="p"/>
-          </m:rPr>
-          <m:t>=</m:t>
-        </m:r>
-        <m:r>
-          <m:t>3</m:t>
-        </m:r>
-      </m:oMath>
-      <w:r>
-        <w:t xml:space="preserve">; the final model retained</w:t>
-      </w:r>
-      <w:r>
-        <w:t xml:space="preserve"> </w:t>
-      </w:r>
-      <m:oMath>
-        <m:r>
-          <m:t>α</m:t>
-        </m:r>
-        <m:r>
-          <m:rPr>
-            <m:sty m:val="p"/>
-          </m:rPr>
-          <m:t>=</m:t>
-        </m:r>
-        <m:r>
-          <m:t>0.334</m:t>
-        </m:r>
-      </m:oMath>
-      <w:r>
-        <w:t xml:space="preserve"> </w:t>
-      </w:r>
-      <w:r>
-        <w:t xml:space="preserve">and the other non-rank hyperparameters from the overall best configuration. Biological support for the three-program solution comes from reference-program correspondence and the GATA6 comparison rather than from a sharp statistical optimum.</w:t>
-      </w:r>
-    </w:p>
-    <w:p>
-      <w:pPr>
-        <w:pStyle w:val="BodyText"/>
+          <m:t>0.67</m:t>
+        </m:r>
+      </m:oMath>
+      <w:r>
+        <w:t xml:space="preserve"> </w:t>
+      </w:r>
+      <w:r>
+        <w:t xml:space="preserve">versus</w:t>
+      </w:r>
+      <w:r>
+        <w:t xml:space="preserve"> </w:t>
+      </w:r>
+      <m:oMath>
+        <m:r>
+          <m:t>0.68</m:t>
+        </m:r>
+      </m:oMath>
+      <w:r>
+        <w:t xml:space="preserve">), indicating the association is not an artifact of self-correlation.</w:t>
+      </w:r>
+    </w:p>
+    <w:bookmarkEnd w:id="50"/>
+    <w:bookmarkStart w:id="51" w:name="Xc6cdaaedd08fffd54565f906bd3987bb8958945"/>
+    <w:p>
+      <w:pPr>
+        <w:pStyle w:val="Heading2"/>
+      </w:pPr>
+      <w:r>
+        <w:t xml:space="preserve">External validation and survival analysis</w:t>
+      </w:r>
+    </w:p>
+    <w:p>
+      <w:pPr>
+        <w:pStyle w:val="FirstParagraph"/>
       </w:pPr>
       <w:r>
         <w:t xml:space="preserve">External validation cohorts were scored by projecting new datasets onto the learned programs via</w:t>
@@ -8200,7 +10892,7 @@
         </m:sSub>
       </m:oMath>
       <w:r>
-        <w:t xml:space="preserve">, and survival associations were evaluated using Harrell’s C-index and hazard ratios. Harrell’s C-index is rank-based and assesses discrimination only, not calibration or time-dependent prediction error, so we additionally report a proper score as a sensitivity check. This is the integrated Brier score and its index of prediction accuracy relative to a Kaplan–Meier reference (Supplementary Information, Proper-scoring sensitivity of the external validation).</w:t>
+        <w:t xml:space="preserve">, and survival associations were evaluated using Harrell’s C-index and hazard ratios. Analyses combining validation datasets represented each patient once and used Cox models stratified by dataset, so that each dataset carries its own baseline hazard. PurIST and DeCAF calls entered only as fixed adjustment covariates and were never inputs to the factorization or to tuning. For a fixed fitted predictor and scoring support, the manuscript uses the following reporting scalings. Primary risk-score hazard ratios, comprising the headline estimate, the covariate-adjusted estimates and the leave-one-dataset-out estimates, are expressed per standard deviation of the linear predictor over the pooled de-duplicated validation set. The per-factor forest estimates and the D1 classifier-adjustment analysis instead standardize each score within validation dataset, whereas the between-cohort slope analysis standardizes within patient cohort, so hazard ratios under these scalings are not interchangeable. Within a given cohort or dataset, centering and positive rescaling of a fixed score leave its C-index unchanged. Discrimination was summarized as the event-weighted mean of the four cohort C-indices, so no concordance pair spans two cohorts, with percentile confidence intervals from 1,000 bootstrap resamples of patients drawn within cohort (seed 1); resampling preserves cohort membership. Cohort-specific slopes were compared with a common slope by likelihood-ratio test, and proportional hazards were assessed from scaled Schoenfeld residuals. Because the association attenuated over follow-up, the pooled hazard ratio is a time-averaged summary.</w:t>
       </w:r>
     </w:p>
     <w:p>
@@ -8208,6 +10900,14 @@
         <w:pStyle w:val="BodyText"/>
       </w:pPr>
       <w:r>
+        <w:t xml:space="preserve">Harrell’s C-index is rank-based and assesses discrimination only, not calibration or time-dependent prediction error, so we additionally report a proper score as a sensitivity check. This is the integrated Brier score and its index of prediction accuracy relative to a Kaplan–Meier reference, computed by recalibrating only the frozen score’s scalar slope and baseline hazard within each validation dataset and integrating to the 80th percentile of that dataset’s event times. These are apparent, in-sample recalibrated values rather than out-of-sample prediction error, and because each validation dataset is integrated over its own horizon the pooled figure is a descriptive event-weighted summary (Supplementary Information, Proper-scoring sensitivity of the external validation).</w:t>
+      </w:r>
+    </w:p>
+    <w:p>
+      <w:pPr>
+        <w:pStyle w:val="BodyText"/>
+      </w:pPr>
+      <w:r>
         <w:t xml:space="preserve">Because the survival-supervised information lives in</w:t>
       </w:r>
       <w:r>
@@ -8233,7 +10933,7 @@
         </m:r>
       </m:oMath>
       <w:r>
-        <w:t xml:space="preserve">, scoring is direct multiplication by the fixed gene-weight matrix,</w:t>
+        <w:t xml:space="preserve">, DeSurv scores new samples by multiplication with the fixed gene-weight matrix,</w:t>
       </w:r>
       <w:r>
         <w:t xml:space="preserve"> </w:t>
@@ -8279,7 +10979,7 @@
         </m:sSub>
       </m:oMath>
       <w:r>
-        <w:t xml:space="preserve">, requiring no retraining or validation survival information. Related supervised-NMF methods instead place the survival term on the sample side: CoxNMF maximizes a Cox partial likelihood whose covariates are the columns of</w:t>
+        <w:t xml:space="preserve">, without using their survival outcomes. Related supervised-NMF methods instead place the survival term on the sample side: CoxNMF maximizes a Cox partial likelihood whose covariates are the columns of</w:t>
       </w:r>
       <w:r>
         <w:t xml:space="preserve"> </w:t>
@@ -8319,265 +11019,17 @@
         </w:r>
       </w:hyperlink>
       <w:r>
-        <w:t xml:space="preserve">. Because the risk score under either formulation is a function of the sample loadings rather than of the gene-program basis, scoring an external cohort requires re-estimating those loadings; SurvNMF obtains them for held-out samples by a constrained least-squares fit (Supplementary Table [tab:architecture]). Validation survival outcomes were therefore used only for downstream performance evaluation, so reported external hazard ratios reflect purely out-of-sample generalization. Further training and validation details appear in Supplementary Information, Part I.</w:t>
-      </w:r>
-    </w:p>
-    <w:p>
-      <w:pPr>
-        <w:pStyle w:val="BodyText"/>
-      </w:pPr>
-      <w:r>
-        <w:t xml:space="preserve">To characterize the biological identity of the learned factors, we quantified how strongly each factor’s gene loadings aligned with independently defined PDAC tumor and microenvironmental gene programs. For each factor, we correlated its gene loadings with binary membership indicators for each reference program (Spearman correlation computed over the union of the top 50 genes of all factors of that method, intersected with the reference-program gene universe; this differs from the factor-to-factor loading correlations, which use all analyzed genes), annotating Benjamini–Hochberg-adjusted</w:t>
-      </w:r>
-      <w:r>
-        <w:t xml:space="preserve"> </w:t>
-      </w:r>
-      <m:oMath>
-        <m:r>
-          <m:t>P</m:t>
-        </m:r>
-      </m:oMath>
-      <w:r>
-        <w:t xml:space="preserve"> </w:t>
-      </w:r>
-      <w:r>
-        <w:t xml:space="preserve">values within each factor as descriptive marks, because the gene universe is itself selected by loading. The same analysis was applied to DeSurv and to standard NMF fit at the same rank. For display, reference programs whose Spearman correlation exceeded 0.2 with at least one factor of either method are shown, as the same row set in both panels of the main figure; the same threshold defines correspondence in the coverage analysis (Supplementary Information, Reference-program coverage, edges and multiplicity).</w:t>
-      </w:r>
-    </w:p>
-    <w:p>
-      <w:pPr>
-        <w:pStyle w:val="BodyText"/>
-      </w:pPr>
-      <w:r>
-        <w:t xml:space="preserve">The matched-rank comparator shown in the figure is Lee multiplicative NMF (</w:t>
-      </w:r>
-      <w:r>
-        <w:rPr>
-          <w:rStyle w:val="VerbatimChar"/>
-        </w:rPr>
-        <w:t xml:space="preserve">NMF::nmf</w:t>
-      </w:r>
-      <w:r>
-        <w:t xml:space="preserve">), which does not receive DeSurv’s consensus initialization or hyperparameter tuning. We therefore also fit a matched-budget unsupervised control, an unsupervised factorization control with outcome-based hyperparameter tuning: at</w:t>
-      </w:r>
-      <w:r>
-        <w:t xml:space="preserve"> </w:t>
-      </w:r>
-      <m:oMath>
-        <m:r>
-          <m:t>α</m:t>
-        </m:r>
-        <m:r>
-          <m:rPr>
-            <m:sty m:val="p"/>
-          </m:rPr>
-          <m:t>=</m:t>
-        </m:r>
-        <m:r>
-          <m:t>0</m:t>
-        </m:r>
-      </m:oMath>
-      <w:r>
-        <w:t xml:space="preserve"> </w:t>
-      </w:r>
-      <w:r>
-        <w:t xml:space="preserve">survival does not enter the factorization objective, but cross-validated survival performance still tunes the remaining hyperparameters and</w:t>
-      </w:r>
-      <w:r>
-        <w:t xml:space="preserve"> </w:t>
-      </w:r>
-      <m:oMath>
-        <m:sSub>
-          <m:e>
-            <m:r>
-              <m:t>n</m:t>
-            </m:r>
-          </m:e>
-          <m:sub>
-            <m:r>
-              <m:rPr>
-                <m:nor/>
-                <m:sty m:val="p"/>
-              </m:rPr>
-              <m:t>top</m:t>
-            </m:r>
-          </m:sub>
-        </m:sSub>
-      </m:oMath>
-      <w:r>
-        <w:t xml:space="preserve">, and every other component of the DeSurv procedure is held fixed. Bayesian optimization was run with</w:t>
-      </w:r>
-      <w:r>
-        <w:t xml:space="preserve"> </w:t>
-      </w:r>
-      <m:oMath>
-        <m:r>
-          <m:t>α</m:t>
-        </m:r>
-      </m:oMath>
-      <w:r>
-        <w:t xml:space="preserve"> </w:t>
-      </w:r>
-      <w:r>
-        <w:t xml:space="preserve">pinned to 0 and the rank pinned to DeSurv’s selected</w:t>
-      </w:r>
-      <w:r>
-        <w:t xml:space="preserve"> </w:t>
-      </w:r>
-      <m:oMath>
-        <m:r>
-          <m:t>k</m:t>
-        </m:r>
-      </m:oMath>
-      <w:r>
-        <w:t xml:space="preserve">, using the same optimizer, search budget, gene filter and cross-validation folds. The selected model was then fit by the same 100-restart consensus procedure. This control isolates removal of survival supervision at the pipeline level, with the remaining hyperparameters re-optimized rather than held numerically fixed. A further sensitivity analysis instead held DeSurv’s own</w:t>
-      </w:r>
-      <w:r>
-        <w:t xml:space="preserve"> </w:t>
-      </w:r>
-      <m:oMath>
-        <m:r>
-          <m:t>λ</m:t>
-        </m:r>
-      </m:oMath>
-      <w:r>
-        <w:t xml:space="preserve">,</w:t>
-      </w:r>
-      <w:r>
-        <w:t xml:space="preserve"> </w:t>
-      </w:r>
-      <m:oMath>
-        <m:r>
-          <m:t>ξ</m:t>
-        </m:r>
-      </m:oMath>
-      <w:r>
-        <w:t xml:space="preserve"> </w:t>
-      </w:r>
-      <w:r>
-        <w:t xml:space="preserve">and</w:t>
-      </w:r>
-      <w:r>
-        <w:t xml:space="preserve"> </w:t>
-      </w:r>
-      <m:oMath>
-        <m:sSub>
-          <m:e>
-            <m:r>
-              <m:t>n</m:t>
-            </m:r>
-          </m:e>
-          <m:sub>
-            <m:r>
-              <m:rPr>
-                <m:nor/>
-                <m:sty m:val="p"/>
-              </m:rPr>
-              <m:t>top</m:t>
-            </m:r>
-          </m:sub>
-        </m:sSub>
-      </m:oMath>
-      <w:r>
-        <w:t xml:space="preserve"> </w:t>
-      </w:r>
-      <w:r>
-        <w:t xml:space="preserve">fixed and varied only</w:t>
-      </w:r>
-      <w:r>
-        <w:t xml:space="preserve"> </w:t>
-      </w:r>
-      <m:oMath>
-        <m:r>
-          <m:t>α</m:t>
-        </m:r>
-      </m:oMath>
-      <w:r>
-        <w:t xml:space="preserve">. Both controls are reported in Supplementary Information, Matched-budget unsupervised control at the same rank.</w:t>
-      </w:r>
-    </w:p>
-    <w:p>
-      <w:pPr>
-        <w:pStyle w:val="BodyText"/>
-      </w:pPr>
-      <w:r>
-        <w:t xml:space="preserve">To corroborate the classical component of D1 with an independent assay, we evaluated the association between projected D1 scores and GATA6 RNA in situ hybridization measurements in the COMPASS cohort among the 33 tumors with both measurements, using Spearman correlation. Because</w:t>
-      </w:r>
-      <w:r>
-        <w:t xml:space="preserve"> </w:t>
-      </w:r>
-      <w:r>
-        <w:rPr>
-          <w:iCs/>
-          <w:i/>
-        </w:rPr>
-        <w:t xml:space="preserve">GATA6</w:t>
-      </w:r>
-      <w:r>
-        <w:t xml:space="preserve"> </w:t>
-      </w:r>
-      <w:r>
-        <w:t xml:space="preserve">is itself in the 810-gene projection support (805 of these genes were measured in the COMPASS expression data and contribute to the projected scores), part of this correlation could reflect the score being built from the assayed gene. We therefore repeated the comparison with</w:t>
-      </w:r>
-      <w:r>
-        <w:t xml:space="preserve"> </w:t>
-      </w:r>
-      <w:r>
-        <w:rPr>
-          <w:iCs/>
-          <w:i/>
-        </w:rPr>
-        <w:t xml:space="preserve">GATA6</w:t>
-      </w:r>
-      <w:r>
-        <w:t xml:space="preserve"> </w:t>
-      </w:r>
-      <w:r>
-        <w:t xml:space="preserve">removed from the projection, and the correlation was essentially unchanged (Spearman</w:t>
-      </w:r>
-      <w:r>
-        <w:t xml:space="preserve"> </w:t>
-      </w:r>
-      <m:oMath>
-        <m:r>
-          <m:t>ρ</m:t>
-        </m:r>
-        <m:r>
-          <m:rPr>
-            <m:sty m:val="p"/>
-          </m:rPr>
-          <m:t>=</m:t>
-        </m:r>
-        <m:r>
-          <m:t>0.67</m:t>
-        </m:r>
-      </m:oMath>
-      <w:r>
-        <w:t xml:space="preserve"> </w:t>
-      </w:r>
-      <w:r>
-        <w:t xml:space="preserve">versus</w:t>
-      </w:r>
-      <w:r>
-        <w:t xml:space="preserve"> </w:t>
-      </w:r>
-      <m:oMath>
-        <m:r>
-          <m:t>0.68</m:t>
-        </m:r>
-      </m:oMath>
-      <w:r>
-        <w:t xml:space="preserve">), indicating the association is not an artifact of self-correlation.</w:t>
-      </w:r>
-    </w:p>
-    <w:bookmarkEnd w:id="44"/>
-    <w:bookmarkStart w:id="45" w:name="supervised-comparator-analyses"/>
+        <w:t xml:space="preserve">. Because the risk score under either formulation is a function of the sample loadings rather than of the gene-program basis, a new sample needs loadings of its own. SurvNMF documents such a step, obtaining them for held-out samples by a constrained least-squares fit; that step holds the gene basis fixed and needs neither relearning of the basis nor validation survival outcomes, so it is an additional fitting step at transfer rather than a leak. CoxNMF’s published description does not specify a new-sample scoring procedure (Supplementary Table [tab:architecture]). Sample-side supervision can nonetheless influence the basis indirectly, through the alternating reconstruction updates. External survival outcomes were used to estimate associations and evaluate performance, including the separately described recalibration analysis, rather than to learn or tune the primary programs or risk score. Further training and validation details appear in Supplementary Information, Part I.</w:t>
+      </w:r>
+    </w:p>
+    <w:bookmarkEnd w:id="51"/>
+    <w:bookmarkStart w:id="52" w:name="simulation-studies"/>
     <w:p>
       <w:pPr>
         <w:pStyle w:val="Heading2"/>
       </w:pPr>
       <w:r>
-        <w:t xml:space="preserve">Supervised comparator analyses</w:t>
+        <w:t xml:space="preserve">Simulation studies</w:t>
       </w:r>
     </w:p>
     <w:p>
@@ -8585,104 +11037,7 @@
         <w:pStyle w:val="FirstParagraph"/>
       </w:pPr>
       <w:r>
-        <w:t xml:space="preserve">To distinguish prognostic discrimination from biological representation, we independently fit supervised principal components (superpc; cross-validated screening threshold and component number) and lasso-penalized Cox regression (glmnet;</w:t>
-      </w:r>
-      <w:r>
-        <w:t xml:space="preserve"> </w:t>
-      </w:r>
-      <m:oMath>
-        <m:sSub>
-          <m:e>
-            <m:r>
-              <m:t>λ</m:t>
-            </m:r>
-          </m:e>
-          <m:sub>
-            <m:r>
-              <m:rPr>
-                <m:sty m:val="p"/>
-              </m:rPr>
-              <m:t>min</m:t>
-            </m:r>
-          </m:sub>
-        </m:sSub>
-      </m:oMath>
-      <w:r>
-        <w:t xml:space="preserve">) using the same 1,970-gene training universe as DeSurv. Each method performed feature selection and tuning using the training data only, after which the fitted model was frozen and applied to rank-transformed validation cohorts without refitting.</w:t>
-      </w:r>
-    </w:p>
-    <w:p>
-      <w:pPr>
-        <w:pStyle w:val="BodyText"/>
-      </w:pPr>
-      <w:r>
-        <w:t xml:space="preserve">The two comparators select features by different mechanisms, and neither matches DeSurv’s. The penalized Cox comparator uses a pure lasso penalty (</w:t>
-      </w:r>
-      <w:r>
-        <w:rPr>
-          <w:rStyle w:val="VerbatimChar"/>
-        </w:rPr>
-        <w:t xml:space="preserve">glmnet</w:t>
-      </w:r>
-      <w:r>
-        <w:t xml:space="preserve"> </w:t>
-      </w:r>
-      <w:r>
-        <w:t xml:space="preserve">with mixing parameter 1, distinct from DeSurv’s supervision parameter</w:t>
-      </w:r>
-      <w:r>
-        <w:t xml:space="preserve"> </w:t>
-      </w:r>
-      <m:oMath>
-        <m:r>
-          <m:t>α</m:t>
-        </m:r>
-      </m:oMath>
-      <w:r>
-        <w:t xml:space="preserve">), whereas supervised principal components applies no penalty at all, instead screening genes by a cross-validated feature-score threshold and extracting a cross-validated number of components. DeSurv’s internal Cox step uses an elastic net whose Bayesian-optimization-selected mixing parameter (</w:t>
-      </w:r>
-      <m:oMath>
-        <m:r>
-          <m:t>ξ</m:t>
-        </m:r>
-        <m:r>
-          <m:rPr>
-            <m:sty m:val="p"/>
-          </m:rPr>
-          <m:t>=</m:t>
-        </m:r>
-        <m:r>
-          <m:t>0.056</m:t>
-        </m:r>
-      </m:oMath>
-      <w:r>
-        <w:t xml:space="preserve">) sits close to ridge. Both comparators retain far fewer genes than DeSurv’s 810-gene support (across resampling seeds, sparse Cox selected a median of 14 genes, range 9–33, and supervised principal components 39, range 5–222), and both were tuned by their standard method-specific cross-validation rather than a budget matched to DeSurv; the comparison therefore characterizes the representations each approach recovers rather than benchmarking tuned predictive performance.</w:t>
-      </w:r>
-    </w:p>
-    <w:p>
-      <w:pPr>
-        <w:pStyle w:val="BodyText"/>
-      </w:pPr>
-      <w:r>
-        <w:t xml:space="preserve">No matched-budget control was run for these supervised comparators, as was done for the unsupervised arm. Correspondence between each supervised risk score and the DeSurv programs D1–D3 was quantified in the training cohort using absolute Pearson correlation. Additional analyses of selected-gene enrichment and compartment attribution are described in the Supplementary Information.</w:t>
-      </w:r>
-    </w:p>
-    <w:bookmarkEnd w:id="45"/>
-    <w:bookmarkStart w:id="46" w:name="simulation-studies"/>
-    <w:p>
-      <w:pPr>
-        <w:pStyle w:val="Heading2"/>
-      </w:pPr>
-      <w:r>
-        <w:t xml:space="preserve">Simulation studies</w:t>
-      </w:r>
-    </w:p>
-    <w:p>
-      <w:pPr>
-        <w:pStyle w:val="FirstParagraph"/>
-      </w:pPr>
-      <w:r>
-        <w:t xml:space="preserve">Simulation studies were conducted to assess recovery of prognostic latent structure and survival prediction under controlled conditions in three scenarios: a prognostic scenario in which the factor-specific survival signal contributes little transcriptomic variation relative to the shared outcome-neutral background, a null scenario with no survival signal, and a mixed scenario where prognostic and variance-dominant signals partially overlap. Gene expression data were generated from a nonnegative factor model</w:t>
+        <w:t xml:space="preserve">Simulation studies were conducted to assess recovery of prognostic latent structure and survival prediction under controlled conditions in three scenarios: a prognostic scenario in which the factor-specific survival signal contributes little transcriptomic variation relative to the shared background that is excluded from the survival-generating gene set, a null scenario with no survival signal, and a mixed scenario where prognostic and variance-dominant signals partially overlap. Gene expression data were generated from a nonnegative factor model</w:t>
       </w:r>
       <w:r>
         <w:t xml:space="preserve"> </w:t>
@@ -9028,7 +11383,93 @@
         <w:t xml:space="preserve"> </w:t>
       </w:r>
       <w:r>
-        <w:t xml:space="preserve">factors, with 150 marker genes per factor and 500 shared background genes. The three factors are exchangeable in this design: the prognostic factor is not generated with lower variance than the other two. The variance-dominant, outcome-neutral signal is the shared background block, which loads on every factor, so the factor-specific marker genes that carry survival contribute less of the total expression variation than that block. Cox regression coefficients were</w:t>
+        <w:t xml:space="preserve">factors, with 150 marker genes per factor and 500 shared background genes. The three factors are exchangeable in this design: the prognostic factor is not generated with lower variance than the other two. The variance-dominant signal excluded from the survival-generating gene set is the shared background block, which loads on every factor, so the factor-specific marker genes that carry survival contribute less of the total expression variation than that block. Because the background genes load on the same latent activities as the markers, their expression remains correlated with the linear predictor;</w:t>
+      </w:r>
+      <w:r>
+        <w:t xml:space="preserve"> </w:t>
+      </w:r>
+      <w:r>
+        <w:t xml:space="preserve">“</w:t>
+      </w:r>
+      <w:r>
+        <w:t xml:space="preserve">background</w:t>
+      </w:r>
+      <w:r>
+        <w:t xml:space="preserve">”</w:t>
+      </w:r>
+      <w:r>
+        <w:t xml:space="preserve"> </w:t>
+      </w:r>
+      <w:r>
+        <w:t xml:space="preserve">here denotes exclusion from the survival-generating gene set, not statistical independence of outcome. The expression matrix actually analyzed was not the noise-free product</w:t>
+      </w:r>
+      <w:r>
+        <w:t xml:space="preserve"> </w:t>
+      </w:r>
+      <m:oMath>
+        <m:r>
+          <m:t>W</m:t>
+        </m:r>
+        <m:r>
+          <m:t>H</m:t>
+        </m:r>
+      </m:oMath>
+      <w:r>
+        <w:t xml:space="preserve">: a per-gene baseline drawn as</w:t>
+      </w:r>
+      <w:r>
+        <w:t xml:space="preserve"> </w:t>
+      </w:r>
+      <m:oMath>
+        <m:r>
+          <m:rPr>
+            <m:sty m:val="p"/>
+            <m:scr m:val="script"/>
+          </m:rPr>
+          <m:t>N</m:t>
+        </m:r>
+        <m:d>
+          <m:dPr>
+            <m:begChr m:val="("/>
+            <m:endChr m:val=")"/>
+            <m:sepChr m:val=""/>
+            <m:grow/>
+          </m:dPr>
+          <m:e>
+            <m:r>
+              <m:t>3</m:t>
+            </m:r>
+            <m:r>
+              <m:rPr>
+                <m:sty m:val="p"/>
+              </m:rPr>
+              <m:t>,</m:t>
+            </m:r>
+            <m:r>
+              <m:t>1</m:t>
+            </m:r>
+          </m:e>
+        </m:d>
+      </m:oMath>
+      <w:r>
+        <w:t xml:space="preserve"> </w:t>
+      </w:r>
+      <w:r>
+        <w:t xml:space="preserve">was added to every row, independent Gaussian noise with standard deviation</w:t>
+      </w:r>
+      <w:r>
+        <w:t xml:space="preserve"> </w:t>
+      </w:r>
+      <m:oMath>
+        <m:r>
+          <m:t>0.01</m:t>
+        </m:r>
+      </m:oMath>
+      <w:r>
+        <w:t xml:space="preserve"> </w:t>
+      </w:r>
+      <w:r>
+        <w:t xml:space="preserve">was added to every entry, and negative values were clipped to zero. Cox regression coefficients were</w:t>
       </w:r>
       <w:r>
         <w:t xml:space="preserve"> </w:t>
@@ -9114,7 +11555,30 @@
         <w:t xml:space="preserve"> </w:t>
       </w:r>
       <w:r>
-        <w:t xml:space="preserve">in the null scenario; the mixed scenario differs from the prognostic scenario only in its survival gene set, 300 genes comprising the 150 factor-1 markers and 150 randomly sampled background genes, which creates partial overlap between the prognostic signal and the variance-dominant outcome-neutral background.</w:t>
+        <w:t xml:space="preserve">in the null scenario, which otherwise used the same baseline hazard parameter and censoring rate as the prognostic scenario. The mixed scenario differs from the prognostic scenario only in its survival gene set, 300 genes per column of the survival-generating weight matrix</w:t>
+      </w:r>
+      <w:r>
+        <w:t xml:space="preserve"> </w:t>
+      </w:r>
+      <m:oMath>
+        <m:sSup>
+          <m:e>
+            <m:r>
+              <m:t>W</m:t>
+            </m:r>
+          </m:e>
+          <m:sup>
+            <m:r>
+              <m:rPr>
+                <m:sty m:val="p"/>
+              </m:rPr>
+              <m:t>*</m:t>
+            </m:r>
+          </m:sup>
+        </m:sSup>
+      </m:oMath>
+      <w:r>
+        <w:t xml:space="preserve">, comprising the 150 markers of that factor and 150 randomly sampled background genes, which creates partial overlap between the prognostic signal and the variance-dominant background.</w:t>
       </w:r>
     </w:p>
     <w:p>
@@ -9122,7 +11586,216 @@
         <w:pStyle w:val="BodyText"/>
       </w:pPr>
       <w:r>
-        <w:t xml:space="preserve">Survival times were generated from an exponential distribution. True factor scores</w:t>
+        <w:t xml:space="preserve">Survival times were generated from an exponential distribution, from the noise-free expression only. Let</w:t>
+      </w:r>
+      <w:r>
+        <w:t xml:space="preserve"> </w:t>
+      </w:r>
+      <m:oMath>
+        <m:sSub>
+          <m:e>
+            <m:r>
+              <m:t>X</m:t>
+            </m:r>
+          </m:e>
+          <m:sub>
+            <m:r>
+              <m:t>0</m:t>
+            </m:r>
+          </m:sub>
+        </m:sSub>
+        <m:r>
+          <m:rPr>
+            <m:sty m:val="p"/>
+          </m:rPr>
+          <m:t>=</m:t>
+        </m:r>
+        <m:r>
+          <m:t>W</m:t>
+        </m:r>
+        <m:r>
+          <m:t>H</m:t>
+        </m:r>
+      </m:oMath>
+      <w:r>
+        <w:t xml:space="preserve"> </w:t>
+      </w:r>
+      <w:r>
+        <w:t xml:space="preserve">denote that noise-free matrix and</w:t>
+      </w:r>
+      <w:r>
+        <w:t xml:space="preserve"> </w:t>
+      </w:r>
+      <m:oMath>
+        <m:sSup>
+          <m:e>
+            <m:r>
+              <m:t>W</m:t>
+            </m:r>
+          </m:e>
+          <m:sup>
+            <m:r>
+              <m:rPr>
+                <m:sty m:val="p"/>
+              </m:rPr>
+              <m:t>*</m:t>
+            </m:r>
+          </m:sup>
+        </m:sSup>
+      </m:oMath>
+      <w:r>
+        <w:t xml:space="preserve"> </w:t>
+      </w:r>
+      <w:r>
+        <w:t xml:space="preserve">the survival-generating weight matrix, a masked copy of the column-normalized</w:t>
+      </w:r>
+      <w:r>
+        <w:t xml:space="preserve"> </w:t>
+      </w:r>
+      <m:oMath>
+        <m:r>
+          <m:t>W</m:t>
+        </m:r>
+      </m:oMath>
+      <w:r>
+        <w:t xml:space="preserve"> </w:t>
+      </w:r>
+      <w:r>
+        <w:t xml:space="preserve">that retains, in each column, only the loadings of that factor’s survival-generating genes and is zero elsewhere: the 150 markers of that factor in the prognostic and null scenarios, and 150 markers plus 150 background genes in the mixed scenario. The raw generating scores were</w:t>
+      </w:r>
+      <w:r>
+        <w:t xml:space="preserve"> </w:t>
+      </w:r>
+      <m:oMath>
+        <m:sSub>
+          <m:e>
+            <m:r>
+              <m:t>Z</m:t>
+            </m:r>
+          </m:e>
+          <m:sub>
+            <m:r>
+              <m:rPr>
+                <m:nor/>
+                <m:sty m:val="p"/>
+              </m:rPr>
+              <m:t>raw</m:t>
+            </m:r>
+          </m:sub>
+        </m:sSub>
+        <m:r>
+          <m:rPr>
+            <m:sty m:val="p"/>
+          </m:rPr>
+          <m:t>=</m:t>
+        </m:r>
+        <m:sSubSup>
+          <m:e>
+            <m:r>
+              <m:t>X</m:t>
+            </m:r>
+          </m:e>
+          <m:sub>
+            <m:r>
+              <m:t>0</m:t>
+            </m:r>
+          </m:sub>
+          <m:sup>
+            <m:r>
+              <m:rPr>
+                <m:sty m:val="p"/>
+              </m:rPr>
+              <m:t>⊤</m:t>
+            </m:r>
+          </m:sup>
+        </m:sSubSup>
+        <m:sSup>
+          <m:e>
+            <m:r>
+              <m:t>W</m:t>
+            </m:r>
+          </m:e>
+          <m:sup>
+            <m:r>
+              <m:rPr>
+                <m:sty m:val="p"/>
+              </m:rPr>
+              <m:t>*</m:t>
+            </m:r>
+          </m:sup>
+        </m:sSup>
+        <m:r>
+          <m:rPr>
+            <m:sty m:val="p"/>
+          </m:rPr>
+          <m:t>∈</m:t>
+        </m:r>
+        <m:sSup>
+          <m:e>
+            <m:r>
+              <m:rPr>
+                <m:sty m:val="p"/>
+                <m:scr m:val="double-struck"/>
+              </m:rPr>
+              <m:t>R</m:t>
+            </m:r>
+          </m:e>
+          <m:sup>
+            <m:r>
+              <m:t>n</m:t>
+            </m:r>
+            <m:r>
+              <m:rPr>
+                <m:sty m:val="p"/>
+              </m:rPr>
+              <m:t>×</m:t>
+            </m:r>
+            <m:r>
+              <m:t>k</m:t>
+            </m:r>
+          </m:sup>
+        </m:sSup>
+      </m:oMath>
+      <w:r>
+        <w:t xml:space="preserve">, written here as the transpose of the model-section convention</w:t>
+      </w:r>
+      <w:r>
+        <w:t xml:space="preserve"> </w:t>
+      </w:r>
+      <m:oMath>
+        <m:r>
+          <m:t>Z</m:t>
+        </m:r>
+        <m:r>
+          <m:rPr>
+            <m:sty m:val="p"/>
+          </m:rPr>
+          <m:t>=</m:t>
+        </m:r>
+        <m:sSup>
+          <m:e>
+            <m:r>
+              <m:t>W</m:t>
+            </m:r>
+          </m:e>
+          <m:sup>
+            <m:r>
+              <m:rPr>
+                <m:sty m:val="p"/>
+              </m:rPr>
+              <m:t>⊤</m:t>
+            </m:r>
+          </m:sup>
+        </m:sSup>
+        <m:r>
+          <m:t>X</m:t>
+        </m:r>
+      </m:oMath>
+      <w:r>
+        <w:t xml:space="preserve"> </w:t>
+      </w:r>
+      <w:r>
+        <w:t xml:space="preserve">so that rows index samples, and</w:t>
       </w:r>
       <w:r>
         <w:t xml:space="preserve"> </w:t>
@@ -9144,16 +11817,53 @@
             </m:r>
           </m:sub>
         </m:sSub>
+      </m:oMath>
+      <w:r>
+        <w:t xml:space="preserve"> </w:t>
+      </w:r>
+      <w:r>
+        <w:t xml:space="preserve">denotes their column-wise standardization across all</w:t>
+      </w:r>
+      <w:r>
+        <w:t xml:space="preserve"> </w:t>
+      </w:r>
+      <m:oMath>
+        <m:r>
+          <m:t>n</m:t>
+        </m:r>
         <m:r>
           <m:rPr>
             <m:sty m:val="p"/>
           </m:rPr>
           <m:t>=</m:t>
         </m:r>
-        <m:sSubSup>
+        <m:r>
+          <m:t>200</m:t>
+        </m:r>
+      </m:oMath>
+      <w:r>
+        <w:t xml:space="preserve"> </w:t>
+      </w:r>
+      <w:r>
+        <w:t xml:space="preserve">samples, applied before the 70/30 train/test split; the linear predictor was</w:t>
+      </w:r>
+      <w:r>
+        <w:t xml:space="preserve"> </w:t>
+      </w:r>
+      <m:oMath>
+        <m:r>
+          <m:t>η</m:t>
+        </m:r>
+        <m:r>
+          <m:rPr>
+            <m:sty m:val="p"/>
+          </m:rPr>
+          <m:t>=</m:t>
+        </m:r>
+        <m:sSub>
           <m:e>
             <m:r>
-              <m:t>W</m:t>
+              <m:t>Z</m:t>
             </m:r>
           </m:e>
           <m:sub>
@@ -9165,6 +11875,61 @@
               <m:t>true</m:t>
             </m:r>
           </m:sub>
+        </m:sSub>
+        <m:r>
+          <m:t>β</m:t>
+        </m:r>
+      </m:oMath>
+      <w:r>
+        <w:t xml:space="preserve">, so with</w:t>
+      </w:r>
+      <w:r>
+        <w:t xml:space="preserve"> </w:t>
+      </w:r>
+      <m:oMath>
+        <m:r>
+          <m:t>β</m:t>
+        </m:r>
+        <m:r>
+          <m:rPr>
+            <m:sty m:val="p"/>
+          </m:rPr>
+          <m:t>=</m:t>
+        </m:r>
+        <m:sSup>
+          <m:e>
+            <m:d>
+              <m:dPr>
+                <m:begChr m:val="("/>
+                <m:endChr m:val=")"/>
+                <m:sepChr m:val=""/>
+                <m:grow/>
+              </m:dPr>
+              <m:e>
+                <m:r>
+                  <m:t>2</m:t>
+                </m:r>
+                <m:r>
+                  <m:rPr>
+                    <m:sty m:val="p"/>
+                  </m:rPr>
+                  <m:t>,</m:t>
+                </m:r>
+                <m:r>
+                  <m:t>0</m:t>
+                </m:r>
+                <m:r>
+                  <m:rPr>
+                    <m:sty m:val="p"/>
+                  </m:rPr>
+                  <m:t>,</m:t>
+                </m:r>
+                <m:r>
+                  <m:t>0</m:t>
+                </m:r>
+              </m:e>
+            </m:d>
+          </m:e>
           <m:sup>
             <m:r>
               <m:rPr>
@@ -9173,76 +11938,13 @@
               <m:t>⊤</m:t>
             </m:r>
           </m:sup>
-        </m:sSubSup>
-        <m:r>
-          <m:t>X</m:t>
-        </m:r>
-      </m:oMath>
-      <w:r>
-        <w:t xml:space="preserve">, where</w:t>
-      </w:r>
-      <w:r>
-        <w:t xml:space="preserve"> </w:t>
-      </w:r>
-      <m:oMath>
-        <m:sSub>
-          <m:e>
-            <m:r>
-              <m:t>W</m:t>
-            </m:r>
-          </m:e>
-          <m:sub>
-            <m:r>
-              <m:rPr>
-                <m:nor/>
-                <m:sty m:val="p"/>
-              </m:rPr>
-              <m:t>true</m:t>
-            </m:r>
-          </m:sub>
-        </m:sSub>
-      </m:oMath>
-      <w:r>
-        <w:t xml:space="preserve"> </w:t>
-      </w:r>
-      <w:r>
-        <w:t xml:space="preserve">retained marker gene loadings for their corresponding factors and was zero otherwise, were standardized column-wise; the linear predictor was</w:t>
-      </w:r>
-      <w:r>
-        <w:t xml:space="preserve"> </w:t>
-      </w:r>
-      <m:oMath>
-        <m:r>
-          <m:t>η</m:t>
-        </m:r>
-        <m:r>
-          <m:rPr>
-            <m:sty m:val="p"/>
-          </m:rPr>
-          <m:t>=</m:t>
-        </m:r>
-        <m:sSub>
-          <m:e>
-            <m:r>
-              <m:t>Z</m:t>
-            </m:r>
-          </m:e>
-          <m:sub>
-            <m:r>
-              <m:rPr>
-                <m:nor/>
-                <m:sty m:val="p"/>
-              </m:rPr>
-              <m:t>true</m:t>
-            </m:r>
-          </m:sub>
-        </m:sSub>
-        <m:r>
-          <m:t>β</m:t>
-        </m:r>
-      </m:oMath>
-      <w:r>
-        <w:t xml:space="preserve">; event times were drawn as</w:t>
+        </m:sSup>
+      </m:oMath>
+      <w:r>
+        <w:t xml:space="preserve"> </w:t>
+      </w:r>
+      <w:r>
+        <w:t xml:space="preserve">only factor 1 contributes; event times were drawn as</w:t>
       </w:r>
       <w:r>
         <w:t xml:space="preserve"> </w:t>
@@ -9360,24 +12062,7 @@
         </m:d>
       </m:oMath>
       <w:r>
-        <w:t xml:space="preserve">. Each scenario comprised 100 replicates, each with a held-out test split. Each dataset was analyzed using DeSurv and unsupervised NMF (</w:t>
-      </w:r>
-      <m:oMath>
-        <m:r>
-          <m:t>α</m:t>
-        </m:r>
-        <m:r>
-          <m:rPr>
-            <m:sty m:val="p"/>
-          </m:rPr>
-          <m:t>=</m:t>
-        </m:r>
-        <m:r>
-          <m:t>0</m:t>
-        </m:r>
-      </m:oMath>
-      <w:r>
-        <w:t xml:space="preserve">, the unsupervised limit of the same pipeline) followed by Cox regression on inferred factors, both tuned using cross-validated concordance index via Bayesian optimization. Performance was summarized across replicates using test-set concordance and matched-factor precision of prognostic-gene recovery.</w:t>
+        <w:t xml:space="preserve">. Each scenario comprised 100 replicates, each with a held-out test split. DeSurv incorporated survival during factorization, whereas its unsupervised limit used a post hoc Cox model on projected scores; both pipelines were tuned by Bayesian optimization using cross-validated concordance. Performance was summarized across replicates using test-set concordance and matched-factor precision of prognostic-gene recovery.</w:t>
       </w:r>
     </w:p>
     <w:p>
@@ -9535,14 +12220,14 @@
         <w:t xml:space="preserve">); in the mixed scenario, marker-only and full survival-gene definitions of the target were evaluated separately.</w:t>
       </w:r>
     </w:p>
-    <w:bookmarkEnd w:id="46"/>
-    <w:bookmarkStart w:id="47" w:name="real-world-datasets"/>
+    <w:bookmarkEnd w:id="52"/>
+    <w:bookmarkStart w:id="53" w:name="pdac-datasets-and-preprocessing"/>
     <w:p>
       <w:pPr>
         <w:pStyle w:val="Heading2"/>
       </w:pPr>
       <w:r>
-        <w:t xml:space="preserve">Real-world datasets</w:t>
+        <w:t xml:space="preserve">PDAC datasets and preprocessing</w:t>
       </w:r>
     </w:p>
     <w:p>
@@ -9550,7 +12235,7 @@
         <w:pStyle w:val="FirstParagraph"/>
       </w:pPr>
       <w:r>
-        <w:t xml:space="preserve">We analyzed publicly available and controlled-access RNA sequencing (RNA-seq) and microarray cohorts of PDAC with corresponding overall survival outcomes. Eligible samples were primary PDAC tumors with a measured bulk expression profile and valid overall-survival annotation, subject to cohort-specific quality-control and exclusion criteria detailed in Supplementary Information, Section 6; accrual and follow-up periods are as defined in each cohort’s original publication. Gene expression matrices were analyzed on a log scale: RNA-seq cohorts as log</w:t>
+        <w:t xml:space="preserve">We analyzed publicly available and controlled-access RNA sequencing (RNA-seq) and microarray cohorts of PDAC with corresponding overall survival outcomes. Eligible samples were primary PDAC tumors with a measured bulk expression profile and valid overall-survival annotation, subject to cohort-specific quality-control and exclusion criteria detailed in Supplementary Information, PDAC Datasets; accrual and follow-up periods are as defined in each cohort’s original publication. Gene expression matrices were analyzed on a log scale: RNA-seq cohorts as log</w:t>
       </w:r>
       <w:r>
         <w:rPr>
@@ -9559,7 +12244,7 @@
         <w:t xml:space="preserve">2</w:t>
       </w:r>
       <w:r>
-        <w:t xml:space="preserve">(TPM + 1); microarray cohorts in platform-normalized log-scale intensities. Within each training cohort, genes were ranked separately in descending order of mean expression and of variance, and the 3,000 genes with the smallest sum of the two ranks were retained, selecting genes that are both highly expressed and highly variable. The intersection across training cohorts yielded 1,970 genes used for all analyses. Validation datasets were restricted to this same gene set. Survival times and censoring indicators were taken from the associated clinical annotations. No missing-data imputation was performed: all analyses used complete cases, and analyses adjusted for the PurIST and DeCAF classifiers were restricted to samples with available classifier calls. Of the seven PDAC expression datasets we considered, two were used for training (TCGA and CPTAC) and five for external validation (Dijk, Moffitt, PACA-AU array, PACA-AU RNA-seq, and Puleo); because the two PACA-AU platforms profile one patient cohort, these five validation datasets span four independent patient cohorts. To harmonize differences in scale across cohorts, filtered gene expression data were within-sample rank transformed before model training (ranks are inherently nonnegative, preserving NMF compatibility). Within-sample ranking reduces platform- and library-size differences in expression scale that would otherwise dominate cross-cohort projection. The training Cox objective was fit to the pooled TCGA and CPTAC samples without a cohort term; cross-validation folds were constructed within cohort with stratification by event status. Both training cohorts are RNA-seq, were rank transformed within sample, and had similar event rates (52% in TCGA-PAAD and 50% in CPTAC; Supplementary Table [tab:cohorts]); all validation analyses stratify by dataset, and a descriptive check against cohort-driven association is given in the Supplementary Information (Cohort handling in the training objective). More details about the datasets can be found in Supplementary Information, Section 6.</w:t>
+        <w:t xml:space="preserve">(TPM + 1); microarray cohorts in platform-normalized log-scale intensities. Within each training cohort, genes were ranked separately in descending order of mean expression and of variance, and the 3,000 genes with the smallest sum of the two ranks were retained, selecting genes that are both highly expressed and highly variable. The intersection across training cohorts yielded 1,970 genes used for all analyses. Validation datasets were restricted to this same gene set. Survival times and censoring indicators were taken from the associated clinical annotations. No missing-data imputation was performed: all analyses used complete cases, and analyses adjusted for the PurIST and DeCAF classifiers were restricted to samples with available classifier calls. Of the seven PDAC expression datasets we considered, two were used for training (TCGA and CPTAC) and five for external validation (Dijk, Moffitt, PACA-AU array, PACA-AU RNA-seq, and Puleo); because the two PACA-AU platforms profile one patient cohort, these five validation datasets span four independent patient cohorts. To harmonize differences in scale across cohorts, filtered gene expression data were within-sample rank transformed before model training (ranks are inherently nonnegative, preserving NMF compatibility). Within-sample ranking reduces platform- and library-size differences in expression scale that would otherwise dominate cross-cohort projection. The training Cox objective was fit to the pooled TCGA and CPTAC samples without a cohort term; cross-validation folds were constructed within cohort with stratification by event status. Both training cohorts are RNA-seq, were rank transformed within sample, and had similar event rates (52% in TCGA-PAAD and 50% in CPTAC; Supplementary Table [tab:cohorts]); all validation analyses stratify by dataset, and a descriptive check against cohort-driven association is given in the Supplementary Information (Cohort handling in the training objective). More details about the datasets can be found in Supplementary Information, PDAC Datasets.</w:t>
       </w:r>
     </w:p>
     <w:p>
@@ -9715,8 +12400,8 @@
         <w:t xml:space="preserve">. This yielded a combined validation population of 570 unique patients (388 deaths) spanning four independent patient cohorts.</w:t>
       </w:r>
     </w:p>
-    <w:bookmarkEnd w:id="47"/>
-    <w:bookmarkStart w:id="48" w:name="ethics-sex-and-gender-and-ancestry"/>
+    <w:bookmarkEnd w:id="53"/>
+    <w:bookmarkStart w:id="54" w:name="ethics-sex-and-gender-and-ancestry"/>
     <w:p>
       <w:pPr>
         <w:pStyle w:val="Heading2"/>
@@ -9730,11 +12415,11 @@
         <w:pStyle w:val="FirstParagraph"/>
       </w:pPr>
       <w:r>
-        <w:t xml:space="preserve">Each dataset was collected under the ethical approvals and consent procedures of the original study. This secondary analysis used only de-identified, previously collected data and was not submitted for separate Institutional Review Board (IRB) review at the University of North Carolina at Chapel Hill. The patient cohorts analyzed in this study were curated by the original investigators or consortia (TCGA, CPTAC, ICGC, and the original Moffitt, Dijk, and Puleo studies) and our access was limited to the de-identified expression and survival data they provide. Sex was recorded in every cohort and was included as a covariate in the clinical-adjustment analyses (Supplementary Table [tab:clinical-adjustment]), where the prognostic association of the DeSurv linear predictor was unchanged. We did not conduct sex-stratified analyses, because the study was not powered for subgroup comparisons within individual cohorts, and we did not stratify by race or ethnicity because those annotations were not consistently available across cohorts. Whether the prognostic relevance of these gene programs differs by sex, race, or ethnicity remains an important question for adequately powered, more comprehensively annotated cohorts.</w:t>
-      </w:r>
-    </w:p>
-    <w:bookmarkEnd w:id="48"/>
-    <w:bookmarkStart w:id="49" w:name="treated-cohort-analyses"/>
+        <w:t xml:space="preserve">Each dataset was collected under the ethical approvals and consent procedures of the original study. This secondary analysis used only de-identified, previously collected data and was not submitted for separate Institutional Review Board (IRB) review at the University of North Carolina at Chapel Hill. The patient cohorts analyzed in this study were curated by the original investigators or consortia (TCGA, CPTAC, ICGC, and the original Moffitt, Dijk, and Puleo studies) and our access was limited to the de-identified expression and survival data they provide. Sex was recorded in every cohort and was included as a covariate in the clinical-adjustment analyses (Supplementary Table [tab:clinical-adjustment]); cohort-specific estimates and complete-case sample sizes are reported there. We did not conduct sex-stratified analyses, because the study was not powered for subgroup comparisons within individual cohorts, and we did not stratify by race or ethnicity because those annotations were not consistently available across cohorts. Whether the prognostic relevance of these gene programs differs by sex, race, or ethnicity remains an important question for adequately powered, more comprehensively annotated cohorts.</w:t>
+      </w:r>
+    </w:p>
+    <w:bookmarkEnd w:id="54"/>
+    <w:bookmarkStart w:id="55" w:name="treated-cohort-analyses"/>
     <w:p>
       <w:pPr>
         <w:pStyle w:val="Heading2"/>
@@ -9748,7 +12433,7 @@
         <w:pStyle w:val="FirstParagraph"/>
       </w:pPr>
       <w:r>
-        <w:t xml:space="preserve">Two independently treated PDAC cohorts were used only for projection of the frozen programs (Supplementary Information, Translational transportability). In the O’Kane/COMPASS cohort of treated metastatic PDAC (</w:t>
+        <w:t xml:space="preserve">Two independently treated PDAC cohorts were used only for projection of the frozen programs (Supplementary Information, Translational transportability). Projection used the frozen union support without any retraining: expression was rank transformed within sample over the genes each cohort shares with the trained gene-program namespace, support genes absent from a cohort were omitted from that cohort’s projection rather than imputed (805 of the support genes were measured in the COMPASS data), and the resulting program scores were standardized within each treated cohort before analysis. In the O’Kane/COMPASS cohort of treated metastatic PDAC (</w:t>
       </w:r>
       <m:oMath>
         <m:r>
@@ -9771,8 +12456,8 @@
         <w:t xml:space="preserve">patients, 123 deaths; laser-capture microdissected, epithelial-enriched expression), the association of the projected D1 score with survival was reported both as arm-specific estimates and as a common slope from a Cox model stratified by treatment arm, which allows arm-specific baseline hazards, with a treatment-by-D1 interaction test reported descriptively; no estimate is pooled across cohorts. In the Linehan cohort of borderline-resectable or locally advanced disease, 29 patients with paired pre- and post-treatment biopsies were compared on the projected D2 score by a paired Wilcoxon signed-rank test; this analysis concerns program level, not survival. Both analyses were exploratory and not preregistered.</w:t>
       </w:r>
     </w:p>
-    <w:bookmarkEnd w:id="49"/>
-    <w:bookmarkStart w:id="50" w:name="use-of-large-language-models"/>
+    <w:bookmarkEnd w:id="55"/>
+    <w:bookmarkStart w:id="56" w:name="use-of-large-language-models"/>
     <w:p>
       <w:pPr>
         <w:pStyle w:val="Heading2"/>
@@ -9789,9 +12474,9 @@
         <w:t xml:space="preserve">During preparation of this manuscript, the authors used large language models (Claude, Anthropic; ChatGPT, OpenAI) for language editing, for assistance with code used to generate and format the display items, for verification of the written algorithm description against the released code, and for critical review of the manuscript’s presentation and evidentiary framing. All model output was directed, reviewed, and verified by the authors, who take full responsibility for the work. The models were not used to design the study or to develop the DeSurv methodology, and they do not meet the criteria for authorship.</w:t>
       </w:r>
     </w:p>
-    <w:bookmarkEnd w:id="50"/>
-    <w:bookmarkEnd w:id="51"/>
-    <w:bookmarkStart w:id="52" w:name="data-availability"/>
+    <w:bookmarkEnd w:id="56"/>
+    <w:bookmarkEnd w:id="57"/>
+    <w:bookmarkStart w:id="58" w:name="data-availability"/>
     <w:p>
       <w:pPr>
         <w:pStyle w:val="Heading1"/>
@@ -9808,6 +12493,57 @@
         <w:t xml:space="preserve">The training and validation datasets used in this study are publicly available or accessible through controlled-access repositories. Training data were obtained from the Genomic Data Commons: TCGA-PAAD</w:t>
       </w:r>
       <w:hyperlink w:anchor="ref-data_tcga_paad">
+        <w:r>
+          <w:rPr>
+            <w:rStyle w:val="Hyperlink"/>
+            <w:vertAlign w:val="superscript"/>
+          </w:rPr>
+          <w:t xml:space="preserve">39</w:t>
+        </w:r>
+      </w:hyperlink>
+      <w:r>
+        <w:t xml:space="preserve"> </w:t>
+      </w:r>
+      <w:r>
+        <w:t xml:space="preserve">and CPTAC-3</w:t>
+      </w:r>
+      <w:hyperlink w:anchor="ref-data_cptac3">
+        <w:r>
+          <w:rPr>
+            <w:rStyle w:val="Hyperlink"/>
+            <w:vertAlign w:val="superscript"/>
+          </w:rPr>
+          <w:t xml:space="preserve">40</w:t>
+        </w:r>
+      </w:hyperlink>
+      <w:r>
+        <w:t xml:space="preserve">. Validation cohorts were obtained from ArrayExpress (Dijk, E-MTAB-6830</w:t>
+      </w:r>
+      <w:hyperlink w:anchor="ref-data_dijk_emtab6830">
+        <w:r>
+          <w:rPr>
+            <w:rStyle w:val="Hyperlink"/>
+            <w:vertAlign w:val="superscript"/>
+          </w:rPr>
+          <w:t xml:space="preserve">41</w:t>
+        </w:r>
+      </w:hyperlink>
+      <w:r>
+        <w:t xml:space="preserve">; Puleo, E-MTAB-6134</w:t>
+      </w:r>
+      <w:hyperlink w:anchor="ref-data_puleo_emtab6134">
+        <w:r>
+          <w:rPr>
+            <w:rStyle w:val="Hyperlink"/>
+            <w:vertAlign w:val="superscript"/>
+          </w:rPr>
+          <w:t xml:space="preserve">42</w:t>
+        </w:r>
+      </w:hyperlink>
+      <w:r>
+        <w:t xml:space="preserve">), the Gene Expression Omnibus (GEO; Moffitt, GSE71729</w:t>
+      </w:r>
+      <w:hyperlink w:anchor="ref-data_moffitt_gse71729">
         <w:r>
           <w:rPr>
             <w:rStyle w:val="Hyperlink"/>
@@ -9817,66 +12553,15 @@
         </w:r>
       </w:hyperlink>
       <w:r>
-        <w:t xml:space="preserve"> </w:t>
-      </w:r>
-      <w:r>
-        <w:t xml:space="preserve">and CPTAC-3</w:t>
-      </w:r>
-      <w:hyperlink w:anchor="ref-data_cptac3">
+        <w:t xml:space="preserve">), and the International Cancer Genome Consortium (ICGC): the PACA-AU array cohort is publicly available from the Gene Expression Omnibus (GSE36924), and the PACA-AU RNA-seq cohort from the European Genome–phenome Archive (EGA) study EGAS00001000154 under controlled access</w:t>
+      </w:r>
+      <w:hyperlink w:anchor="ref-data_paca_au_egas">
         <w:r>
           <w:rPr>
             <w:rStyle w:val="Hyperlink"/>
             <w:vertAlign w:val="superscript"/>
           </w:rPr>
           <w:t xml:space="preserve">44</w:t>
-        </w:r>
-      </w:hyperlink>
-      <w:r>
-        <w:t xml:space="preserve">. Validation cohorts were obtained from ArrayExpress (Dijk, E-MTAB-6830</w:t>
-      </w:r>
-      <w:hyperlink w:anchor="ref-data_dijk_emtab6830">
-        <w:r>
-          <w:rPr>
-            <w:rStyle w:val="Hyperlink"/>
-            <w:vertAlign w:val="superscript"/>
-          </w:rPr>
-          <w:t xml:space="preserve">45</w:t>
-        </w:r>
-      </w:hyperlink>
-      <w:r>
-        <w:t xml:space="preserve">; Puleo, E-MTAB-6134</w:t>
-      </w:r>
-      <w:hyperlink w:anchor="ref-data_puleo_emtab6134">
-        <w:r>
-          <w:rPr>
-            <w:rStyle w:val="Hyperlink"/>
-            <w:vertAlign w:val="superscript"/>
-          </w:rPr>
-          <w:t xml:space="preserve">46</w:t>
-        </w:r>
-      </w:hyperlink>
-      <w:r>
-        <w:t xml:space="preserve">), the Gene Expression Omnibus (GEO; Moffitt, GSE71729</w:t>
-      </w:r>
-      <w:hyperlink w:anchor="ref-data_moffitt_gse71729">
-        <w:r>
-          <w:rPr>
-            <w:rStyle w:val="Hyperlink"/>
-            <w:vertAlign w:val="superscript"/>
-          </w:rPr>
-          <w:t xml:space="preserve">47</w:t>
-        </w:r>
-      </w:hyperlink>
-      <w:r>
-        <w:t xml:space="preserve">), and the International Cancer Genome Consortium (ICGC): the PACA-AU array cohort is publicly available from the Gene Expression Omnibus (GSE36924), and the PACA-AU RNA-seq cohort from the European Genome–phenome Archive (EGA) study EGAS00001000154 under controlled access</w:t>
-      </w:r>
-      <w:hyperlink w:anchor="ref-data_paca_au_egas">
-        <w:r>
-          <w:rPr>
-            <w:rStyle w:val="Hyperlink"/>
-            <w:vertAlign w:val="superscript"/>
-          </w:rPr>
-          <w:t xml:space="preserve">48</w:t>
         </w:r>
       </w:hyperlink>
       <w:r>
@@ -9918,8 +12603,8 @@
         <w:t xml:space="preserve">), so that every treated-cohort value can be inspected and verified. Code used to generate the COMPASS D1–GATA6 comparison (main-text Fig. [fig:pdac]e) is also provided in the reproducibility repository; reproduction of the patient-level analysis requires authorized access to the COMPASS data.</w:t>
       </w:r>
     </w:p>
-    <w:bookmarkEnd w:id="52"/>
-    <w:bookmarkStart w:id="55" w:name="code-availability"/>
+    <w:bookmarkEnd w:id="58"/>
+    <w:bookmarkStart w:id="61" w:name="code-availability"/>
     <w:p>
       <w:pPr>
         <w:pStyle w:val="Heading1"/>
@@ -9956,7 +12641,7 @@
             <w:rStyle w:val="Hyperlink"/>
             <w:vertAlign w:val="superscript"/>
           </w:rPr>
-          <w:t xml:space="preserve">42</w:t>
+          <w:t xml:space="preserve">38</w:t>
         </w:r>
       </w:hyperlink>
       <w:r>
@@ -10037,7 +12722,7 @@
       <w:r>
         <w:t xml:space="preserve"> </w:t>
       </w:r>
-      <w:hyperlink r:id="rId53">
+      <w:hyperlink r:id="rId59">
         <w:r>
           <w:rPr>
             <w:rStyle w:val="Hyperlink"/>
@@ -10066,7 +12751,7 @@
       <w:r>
         <w:t xml:space="preserve"> </w:t>
       </w:r>
-      <w:hyperlink r:id="rId54">
+      <w:hyperlink r:id="rId60">
         <w:r>
           <w:rPr>
             <w:rStyle w:val="Hyperlink"/>
@@ -10105,8 +12790,8 @@
         <w:t xml:space="preserve">, which generates the treated-cohort summary statistics above.</w:t>
       </w:r>
     </w:p>
-    <w:bookmarkEnd w:id="55"/>
-    <w:bookmarkStart w:id="56" w:name="acknowledgements"/>
+    <w:bookmarkEnd w:id="61"/>
+    <w:bookmarkStart w:id="62" w:name="acknowledgements"/>
     <w:p>
       <w:pPr>
         <w:pStyle w:val="Heading1"/>
@@ -10123,8 +12808,8 @@
         <w:t xml:space="preserve">This work was supported by the National Cancer Institute grants U01 CA274298, P50 CA257911, T32 CA106209, and R01 CA288145, and by the Department of Defense Peer Reviewed Cancer Research Program (HT9425241103100121). We thank the patients and research teams who contributed samples and clinical data to the public cohorts used here (TCGA, CPTAC, Dijk, Moffitt, Puleo, PACA-AU).</w:t>
       </w:r>
     </w:p>
-    <w:bookmarkEnd w:id="56"/>
-    <w:bookmarkStart w:id="57" w:name="author-contributions"/>
+    <w:bookmarkEnd w:id="62"/>
+    <w:bookmarkStart w:id="63" w:name="author-contributions"/>
     <w:p>
       <w:pPr>
         <w:pStyle w:val="Heading1"/>
@@ -10141,8 +12826,8 @@
         <w:t xml:space="preserve">Conceptualization: A.M.Y., N.U.R. Methodology: A.M.Y., A.Y., D.L., N.U.R. Software: A.M.Y. Formal analysis: A.M.Y. Investigation: A.M.Y. Data curation: A.M.Y., X.L.P. Visualization: A.M.Y. Writing – original draft: A.M.Y., N.U.R. Writing – review and editing: A.M.Y., A.Y., X.L.P., J.J.Y., D.L., N.U.R. Resources (PDAC domain expertise and biological interpretation): X.L.P., J.J.Y. Supervision: N.U.R. Funding acquisition: A.M.Y., N.U.R. All authors reviewed and approved the final manuscript.</w:t>
       </w:r>
     </w:p>
-    <w:bookmarkEnd w:id="57"/>
-    <w:bookmarkStart w:id="58" w:name="competing-interests"/>
+    <w:bookmarkEnd w:id="63"/>
+    <w:bookmarkStart w:id="64" w:name="competing-interests"/>
     <w:p>
       <w:pPr>
         <w:pStyle w:val="Heading1"/>
@@ -10159,8 +12844,8 @@
         <w:t xml:space="preserve">N.U.R. and J.J.Y. are named as inventors on US patents US20220127676A1 and US20250066856A1, which relate to pancreatic cancer subtype classification. The PurIST and DeCAF classifiers were used only as published, independently derived comparators: their subtype calls were obtained with the released classifiers and enter only as fixed covariates in the adjustment analyses, not as components of DeSurv. The other authors declare no competing interests.</w:t>
       </w:r>
     </w:p>
-    <w:bookmarkEnd w:id="58"/>
-    <w:bookmarkStart w:id="151" w:name="references"/>
+    <w:bookmarkEnd w:id="64"/>
+    <w:bookmarkStart w:id="149" w:name="references"/>
     <w:p>
       <w:pPr>
         <w:pStyle w:val="Heading1"/>
@@ -10169,8 +12854,8 @@
         <w:t xml:space="preserve">References</w:t>
       </w:r>
     </w:p>
-    <w:bookmarkStart w:id="150" w:name="refs"/>
-    <w:bookmarkStart w:id="60" w:name="ref-siegel2026cancer"/>
+    <w:bookmarkStart w:id="148" w:name="refs"/>
+    <w:bookmarkStart w:id="66" w:name="ref-siegel2026cancer"/>
     <w:p>
       <w:pPr>
         <w:pStyle w:val="Bibliography"/>
@@ -10190,7 +12875,7 @@
       <w:r>
         <w:t xml:space="preserve"> </w:t>
       </w:r>
-      <w:hyperlink r:id="rId59">
+      <w:hyperlink r:id="rId65">
         <w:r>
           <w:rPr>
             <w:rStyle w:val="Hyperlink"/>
@@ -10225,8 +12910,8 @@
         <w:t xml:space="preserve">, e70043 (2026).</w:t>
       </w:r>
     </w:p>
-    <w:bookmarkEnd w:id="60"/>
-    <w:bookmarkStart w:id="62" w:name="ref-collisson2011subtypes"/>
+    <w:bookmarkEnd w:id="66"/>
+    <w:bookmarkStart w:id="68" w:name="ref-collisson2011subtypes"/>
     <w:p>
       <w:pPr>
         <w:pStyle w:val="Bibliography"/>
@@ -10256,7 +12941,7 @@
       <w:r>
         <w:t xml:space="preserve"> </w:t>
       </w:r>
-      <w:hyperlink r:id="rId61">
+      <w:hyperlink r:id="rId67">
         <w:r>
           <w:rPr>
             <w:rStyle w:val="Hyperlink"/>
@@ -10291,8 +12976,8 @@
         <w:t xml:space="preserve">, 500–503 (2011).</w:t>
       </w:r>
     </w:p>
-    <w:bookmarkEnd w:id="62"/>
-    <w:bookmarkStart w:id="64" w:name="ref-moffitt2015virtual"/>
+    <w:bookmarkEnd w:id="68"/>
+    <w:bookmarkStart w:id="70" w:name="ref-moffitt2015virtual"/>
     <w:p>
       <w:pPr>
         <w:pStyle w:val="Bibliography"/>
@@ -10322,7 +13007,7 @@
       <w:r>
         <w:t xml:space="preserve"> </w:t>
       </w:r>
-      <w:hyperlink r:id="rId63">
+      <w:hyperlink r:id="rId69">
         <w:r>
           <w:rPr>
             <w:rStyle w:val="Hyperlink"/>
@@ -10357,8 +13042,8 @@
         <w:t xml:space="preserve">, 1168–1178 (2015).</w:t>
       </w:r>
     </w:p>
-    <w:bookmarkEnd w:id="64"/>
-    <w:bookmarkStart w:id="66" w:name="ref-rashid2020purity"/>
+    <w:bookmarkEnd w:id="70"/>
+    <w:bookmarkStart w:id="72" w:name="ref-rashid2020purity"/>
     <w:p>
       <w:pPr>
         <w:pStyle w:val="Bibliography"/>
@@ -10388,7 +13073,7 @@
       <w:r>
         <w:t xml:space="preserve"> </w:t>
       </w:r>
-      <w:hyperlink r:id="rId65">
+      <w:hyperlink r:id="rId71">
         <w:r>
           <w:rPr>
             <w:rStyle w:val="Hyperlink"/>
@@ -10423,8 +13108,8 @@
         <w:t xml:space="preserve">, 82–92 (2020).</w:t>
       </w:r>
     </w:p>
-    <w:bookmarkEnd w:id="66"/>
-    <w:bookmarkStart w:id="68" w:name="ref-peng2024determination"/>
+    <w:bookmarkEnd w:id="72"/>
+    <w:bookmarkStart w:id="74" w:name="ref-peng2024determination"/>
     <w:p>
       <w:pPr>
         <w:pStyle w:val="Bibliography"/>
@@ -10454,7 +13139,7 @@
       <w:r>
         <w:t xml:space="preserve"> </w:t>
       </w:r>
-      <w:hyperlink r:id="rId67">
+      <w:hyperlink r:id="rId73">
         <w:r>
           <w:rPr>
             <w:rStyle w:val="Hyperlink"/>
@@ -10489,8 +13174,8 @@
         <w:t xml:space="preserve">, 102611 (2026).</w:t>
       </w:r>
     </w:p>
-    <w:bookmarkEnd w:id="68"/>
-    <w:bookmarkStart w:id="70" w:name="ref-moncada2020spatial"/>
+    <w:bookmarkEnd w:id="74"/>
+    <w:bookmarkStart w:id="76" w:name="ref-moncada2020spatial"/>
     <w:p>
       <w:pPr>
         <w:pStyle w:val="Bibliography"/>
@@ -10520,7 +13205,7 @@
       <w:r>
         <w:t xml:space="preserve"> </w:t>
       </w:r>
-      <w:hyperlink r:id="rId69">
+      <w:hyperlink r:id="rId75">
         <w:r>
           <w:rPr>
             <w:rStyle w:val="Hyperlink"/>
@@ -10573,8 +13258,8 @@
         <w:t xml:space="preserve">, 333–342 (2020).</w:t>
       </w:r>
     </w:p>
-    <w:bookmarkEnd w:id="70"/>
-    <w:bookmarkStart w:id="72" w:name="ref-hwang2022single"/>
+    <w:bookmarkEnd w:id="76"/>
+    <w:bookmarkStart w:id="78" w:name="ref-hwang2022single"/>
     <w:p>
       <w:pPr>
         <w:pStyle w:val="Bibliography"/>
@@ -10604,7 +13289,7 @@
       <w:r>
         <w:t xml:space="preserve"> </w:t>
       </w:r>
-      <w:hyperlink r:id="rId71">
+      <w:hyperlink r:id="rId77">
         <w:r>
           <w:rPr>
             <w:rStyle w:val="Hyperlink"/>
@@ -10639,8 +13324,8 @@
         <w:t xml:space="preserve">, 1178–1191 (2022).</w:t>
       </w:r>
     </w:p>
-    <w:bookmarkEnd w:id="72"/>
-    <w:bookmarkStart w:id="74" w:name="ref-werba2023single"/>
+    <w:bookmarkEnd w:id="78"/>
+    <w:bookmarkStart w:id="80" w:name="ref-werba2023single"/>
     <w:p>
       <w:pPr>
         <w:pStyle w:val="Bibliography"/>
@@ -10670,7 +13355,7 @@
       <w:r>
         <w:t xml:space="preserve"> </w:t>
       </w:r>
-      <w:hyperlink r:id="rId73">
+      <w:hyperlink r:id="rId79">
         <w:r>
           <w:rPr>
             <w:rStyle w:val="Hyperlink"/>
@@ -10705,8 +13390,8 @@
         <w:t xml:space="preserve">, 797 (2023).</w:t>
       </w:r>
     </w:p>
-    <w:bookmarkEnd w:id="74"/>
-    <w:bookmarkStart w:id="76" w:name="ref-Bailey2016"/>
+    <w:bookmarkEnd w:id="80"/>
+    <w:bookmarkStart w:id="82" w:name="ref-Bailey2016"/>
     <w:p>
       <w:pPr>
         <w:pStyle w:val="Bibliography"/>
@@ -10736,7 +13421,7 @@
       <w:r>
         <w:t xml:space="preserve"> </w:t>
       </w:r>
-      <w:hyperlink r:id="rId75">
+      <w:hyperlink r:id="rId81">
         <w:r>
           <w:rPr>
             <w:rStyle w:val="Hyperlink"/>
@@ -10771,8 +13456,8 @@
         <w:t xml:space="preserve">, 47–52 (2016).</w:t>
       </w:r>
     </w:p>
-    <w:bookmarkEnd w:id="76"/>
-    <w:bookmarkStart w:id="78" w:name="ref-aung2018compass"/>
+    <w:bookmarkEnd w:id="82"/>
+    <w:bookmarkStart w:id="84" w:name="ref-aung2018compass"/>
     <w:p>
       <w:pPr>
         <w:pStyle w:val="Bibliography"/>
@@ -10802,7 +13487,7 @@
       <w:r>
         <w:t xml:space="preserve"> </w:t>
       </w:r>
-      <w:hyperlink r:id="rId77">
+      <w:hyperlink r:id="rId83">
         <w:r>
           <w:rPr>
             <w:rStyle w:val="Hyperlink"/>
@@ -10837,8 +13522,8 @@
         <w:t xml:space="preserve">, 1344–1354 (2018).</w:t>
       </w:r>
     </w:p>
-    <w:bookmarkEnd w:id="78"/>
-    <w:bookmarkStart w:id="80" w:name="ref-nguyen2024fourteen"/>
+    <w:bookmarkEnd w:id="84"/>
+    <w:bookmarkStart w:id="86" w:name="ref-nguyen2024fourteen"/>
     <w:p>
       <w:pPr>
         <w:pStyle w:val="Bibliography"/>
@@ -10858,7 +13543,7 @@
       <w:r>
         <w:t xml:space="preserve"> </w:t>
       </w:r>
-      <w:hyperlink r:id="rId79">
+      <w:hyperlink r:id="rId85">
         <w:r>
           <w:rPr>
             <w:rStyle w:val="Hyperlink"/>
@@ -10893,8 +13578,8 @@
         <w:t xml:space="preserve">, 4761–4783 (2024).</w:t>
       </w:r>
     </w:p>
-    <w:bookmarkEnd w:id="80"/>
-    <w:bookmarkStart w:id="82" w:name="ref-lee1999learning"/>
+    <w:bookmarkEnd w:id="86"/>
+    <w:bookmarkStart w:id="88" w:name="ref-lee1999learning"/>
     <w:p>
       <w:pPr>
         <w:pStyle w:val="Bibliography"/>
@@ -10914,7 +13599,7 @@
       <w:r>
         <w:t xml:space="preserve"> </w:t>
       </w:r>
-      <w:hyperlink r:id="rId81">
+      <w:hyperlink r:id="rId87">
         <w:r>
           <w:rPr>
             <w:rStyle w:val="Hyperlink"/>
@@ -10949,8 +13634,8 @@
         <w:t xml:space="preserve">, 788–791 (1999).</w:t>
       </w:r>
     </w:p>
-    <w:bookmarkEnd w:id="82"/>
-    <w:bookmarkStart w:id="84" w:name="ref-brunet2004metagenes"/>
+    <w:bookmarkEnd w:id="88"/>
+    <w:bookmarkStart w:id="90" w:name="ref-brunet2004metagenes"/>
     <w:p>
       <w:pPr>
         <w:pStyle w:val="Bibliography"/>
@@ -10970,7 +13655,7 @@
       <w:r>
         <w:t xml:space="preserve"> </w:t>
       </w:r>
-      <w:hyperlink r:id="rId83">
+      <w:hyperlink r:id="rId89">
         <w:r>
           <w:rPr>
             <w:rStyle w:val="Hyperlink"/>
@@ -11005,8 +13690,8 @@
         <w:t xml:space="preserve">, 4164–4169 (2004).</w:t>
       </w:r>
     </w:p>
-    <w:bookmarkEnd w:id="84"/>
-    <w:bookmarkStart w:id="86" w:name="ref-peng2019novo"/>
+    <w:bookmarkEnd w:id="90"/>
+    <w:bookmarkStart w:id="92" w:name="ref-peng2019novo"/>
     <w:p>
       <w:pPr>
         <w:pStyle w:val="Bibliography"/>
@@ -11026,7 +13711,7 @@
       <w:r>
         <w:t xml:space="preserve"> </w:t>
       </w:r>
-      <w:hyperlink r:id="rId85">
+      <w:hyperlink r:id="rId91">
         <w:r>
           <w:rPr>
             <w:rStyle w:val="Hyperlink"/>
@@ -11061,8 +13746,8 @@
         <w:t xml:space="preserve">, 4729 (2019).</w:t>
       </w:r>
     </w:p>
-    <w:bookmarkEnd w:id="86"/>
-    <w:bookmarkStart w:id="88" w:name="ref-bair2004semi"/>
+    <w:bookmarkEnd w:id="92"/>
+    <w:bookmarkStart w:id="94" w:name="ref-bair2004semi"/>
     <w:p>
       <w:pPr>
         <w:pStyle w:val="Bibliography"/>
@@ -11082,7 +13767,7 @@
       <w:r>
         <w:t xml:space="preserve"> </w:t>
       </w:r>
-      <w:hyperlink r:id="rId87">
+      <w:hyperlink r:id="rId93">
         <w:r>
           <w:rPr>
             <w:rStyle w:val="Hyperlink"/>
@@ -11117,8 +13802,8 @@
         <w:t xml:space="preserve">, e108 (2004).</w:t>
       </w:r>
     </w:p>
-    <w:bookmarkEnd w:id="88"/>
-    <w:bookmarkStart w:id="90" w:name="ref-cook2007fisher"/>
+    <w:bookmarkEnd w:id="94"/>
+    <w:bookmarkStart w:id="96" w:name="ref-cook2007fisher"/>
     <w:p>
       <w:pPr>
         <w:pStyle w:val="Bibliography"/>
@@ -11138,7 +13823,7 @@
       <w:r>
         <w:t xml:space="preserve"> </w:t>
       </w:r>
-      <w:hyperlink r:id="rId89">
+      <w:hyperlink r:id="rId95">
         <w:r>
           <w:rPr>
             <w:rStyle w:val="Hyperlink"/>
@@ -11173,8 +13858,8 @@
         <w:t xml:space="preserve">, 1–26 (2007).</w:t>
       </w:r>
     </w:p>
-    <w:bookmarkEnd w:id="90"/>
-    <w:bookmarkStart w:id="92" w:name="ref-torrehealy2023pdacr"/>
+    <w:bookmarkEnd w:id="96"/>
+    <w:bookmarkStart w:id="98" w:name="ref-torrehealy2023pdacr"/>
     <w:p>
       <w:pPr>
         <w:pStyle w:val="Bibliography"/>
@@ -11204,7 +13889,7 @@
       <w:r>
         <w:t xml:space="preserve"> </w:t>
       </w:r>
-      <w:hyperlink r:id="rId91">
+      <w:hyperlink r:id="rId97">
         <w:r>
           <w:rPr>
             <w:rStyle w:val="Hyperlink"/>
@@ -11239,8 +13924,8 @@
         <w:t xml:space="preserve">, 163 (2023).</w:t>
       </w:r>
     </w:p>
-    <w:bookmarkEnd w:id="92"/>
-    <w:bookmarkStart w:id="94" w:name="ref-aran2015systematic"/>
+    <w:bookmarkEnd w:id="98"/>
+    <w:bookmarkStart w:id="100" w:name="ref-aran2015systematic"/>
     <w:p>
       <w:pPr>
         <w:pStyle w:val="Bibliography"/>
@@ -11260,7 +13945,7 @@
       <w:r>
         <w:t xml:space="preserve"> </w:t>
       </w:r>
-      <w:hyperlink r:id="rId93">
+      <w:hyperlink r:id="rId99">
         <w:r>
           <w:rPr>
             <w:rStyle w:val="Hyperlink"/>
@@ -11295,8 +13980,8 @@
         <w:t xml:space="preserve">, 9971 (2015).</w:t>
       </w:r>
     </w:p>
-    <w:bookmarkEnd w:id="94"/>
-    <w:bookmarkStart w:id="95" w:name="ref-donoho2004nmf"/>
+    <w:bookmarkEnd w:id="100"/>
+    <w:bookmarkStart w:id="101" w:name="ref-donoho2004nmf"/>
     <w:p>
       <w:pPr>
         <w:pStyle w:val="Bibliography"/>
@@ -11330,8 +14015,8 @@
         <w:t xml:space="preserve">(eds. Thrun, S., Saul, L. K. &amp; Schölkopf, B.) 1141–1148 (MIT Press, 2004).</w:t>
       </w:r>
     </w:p>
-    <w:bookmarkEnd w:id="95"/>
-    <w:bookmarkStart w:id="97" w:name="ref-laurberg2008uniqueness"/>
+    <w:bookmarkEnd w:id="101"/>
+    <w:bookmarkStart w:id="103" w:name="ref-laurberg2008uniqueness"/>
     <w:p>
       <w:pPr>
         <w:pStyle w:val="Bibliography"/>
@@ -11351,7 +14036,7 @@
       <w:r>
         <w:t xml:space="preserve"> </w:t>
       </w:r>
-      <w:hyperlink r:id="rId96">
+      <w:hyperlink r:id="rId102">
         <w:r>
           <w:rPr>
             <w:rStyle w:val="Hyperlink"/>
@@ -11386,8 +14071,8 @@
         <w:t xml:space="preserve">, 764206 (2008).</w:t>
       </w:r>
     </w:p>
-    <w:bookmarkEnd w:id="97"/>
-    <w:bookmarkStart w:id="98" w:name="ref-gillis2014nmf"/>
+    <w:bookmarkEnd w:id="103"/>
+    <w:bookmarkStart w:id="104" w:name="ref-gillis2014nmf"/>
     <w:p>
       <w:pPr>
         <w:pStyle w:val="Bibliography"/>
@@ -11421,8 +14106,8 @@
         <w:t xml:space="preserve">(eds. Suykens, J. A. K., Signoretto, M. &amp; Argyriou, A.) 257–291 (Chapman; Hall/CRC, 2014).</w:t>
       </w:r>
     </w:p>
-    <w:bookmarkEnd w:id="98"/>
-    <w:bookmarkStart w:id="100" w:name="ref-lautizi2022pancreatic"/>
+    <w:bookmarkEnd w:id="104"/>
+    <w:bookmarkStart w:id="106" w:name="ref-lautizi2022pancreatic"/>
     <w:p>
       <w:pPr>
         <w:pStyle w:val="Bibliography"/>
@@ -11442,7 +14127,7 @@
       <w:r>
         <w:t xml:space="preserve"> </w:t>
       </w:r>
-      <w:hyperlink r:id="rId99">
+      <w:hyperlink r:id="rId105">
         <w:r>
           <w:rPr>
             <w:rStyle w:val="Hyperlink"/>
@@ -11477,8 +14162,8 @@
         <w:t xml:space="preserve">, zcac030 (2022).</w:t>
       </w:r>
     </w:p>
-    <w:bookmarkEnd w:id="100"/>
-    <w:bookmarkStart w:id="102" w:name="ref-simon2011regularization"/>
+    <w:bookmarkEnd w:id="106"/>
+    <w:bookmarkStart w:id="108" w:name="ref-simon2011regularization"/>
     <w:p>
       <w:pPr>
         <w:pStyle w:val="Bibliography"/>
@@ -11498,7 +14183,7 @@
       <w:r>
         <w:t xml:space="preserve"> </w:t>
       </w:r>
-      <w:hyperlink r:id="rId101">
+      <w:hyperlink r:id="rId107">
         <w:r>
           <w:rPr>
             <w:rStyle w:val="Hyperlink"/>
@@ -11557,8 +14242,8 @@
         <w:t xml:space="preserve">, 1–13 (2011).</w:t>
       </w:r>
     </w:p>
-    <w:bookmarkEnd w:id="102"/>
-    <w:bookmarkStart w:id="104" w:name="ref-raphael2017integrated"/>
+    <w:bookmarkEnd w:id="108"/>
+    <w:bookmarkStart w:id="110" w:name="ref-raphael2017integrated"/>
     <w:p>
       <w:pPr>
         <w:pStyle w:val="Bibliography"/>
@@ -11588,7 +14273,7 @@
       <w:r>
         <w:t xml:space="preserve"> </w:t>
       </w:r>
-      <w:hyperlink r:id="rId103">
+      <w:hyperlink r:id="rId109">
         <w:r>
           <w:rPr>
             <w:rStyle w:val="Hyperlink"/>
@@ -11623,8 +14308,8 @@
         <w:t xml:space="preserve">, 185–203 (2017).</w:t>
       </w:r>
     </w:p>
-    <w:bookmarkEnd w:id="104"/>
-    <w:bookmarkStart w:id="106" w:name="ref-cao2021proteogenomic"/>
+    <w:bookmarkEnd w:id="110"/>
+    <w:bookmarkStart w:id="112" w:name="ref-cao2021proteogenomic"/>
     <w:p>
       <w:pPr>
         <w:pStyle w:val="Bibliography"/>
@@ -11654,7 +14339,7 @@
       <w:r>
         <w:t xml:space="preserve"> </w:t>
       </w:r>
-      <w:hyperlink r:id="rId105">
+      <w:hyperlink r:id="rId111">
         <w:r>
           <w:rPr>
             <w:rStyle w:val="Hyperlink"/>
@@ -11689,8 +14374,8 @@
         <w:t xml:space="preserve">, 5031–5052 (2021).</w:t>
       </w:r>
     </w:p>
-    <w:bookmarkEnd w:id="106"/>
-    <w:bookmarkStart w:id="108" w:name="ref-snoek2012practical"/>
+    <w:bookmarkEnd w:id="112"/>
+    <w:bookmarkStart w:id="114" w:name="ref-snoek2012practical"/>
     <w:p>
       <w:pPr>
         <w:pStyle w:val="Bibliography"/>
@@ -11710,7 +14395,7 @@
       <w:r>
         <w:t xml:space="preserve"> </w:t>
       </w:r>
-      <w:hyperlink r:id="rId107">
+      <w:hyperlink r:id="rId113">
         <w:r>
           <w:rPr>
             <w:rStyle w:val="Hyperlink"/>
@@ -11756,8 +14441,8 @@
         <w:t xml:space="preserve">(2012).</w:t>
       </w:r>
     </w:p>
-    <w:bookmarkEnd w:id="108"/>
-    <w:bookmarkStart w:id="110" w:name="ref-shahriari2016taking"/>
+    <w:bookmarkEnd w:id="114"/>
+    <w:bookmarkStart w:id="116" w:name="ref-shahriari2016taking"/>
     <w:p>
       <w:pPr>
         <w:pStyle w:val="Bibliography"/>
@@ -11777,7 +14462,7 @@
       <w:r>
         <w:t xml:space="preserve"> </w:t>
       </w:r>
-      <w:hyperlink r:id="rId109">
+      <w:hyperlink r:id="rId115">
         <w:r>
           <w:rPr>
             <w:rStyle w:val="Hyperlink"/>
@@ -11830,8 +14515,8 @@
         <w:t xml:space="preserve">, 148–175 (2016).</w:t>
       </w:r>
     </w:p>
-    <w:bookmarkEnd w:id="110"/>
-    <w:bookmarkStart w:id="112" w:name="ref-frigyesi2008nmf"/>
+    <w:bookmarkEnd w:id="116"/>
+    <w:bookmarkStart w:id="118" w:name="ref-frigyesi2008nmf"/>
     <w:p>
       <w:pPr>
         <w:pStyle w:val="Bibliography"/>
@@ -11851,7 +14536,7 @@
       <w:r>
         <w:t xml:space="preserve"> </w:t>
       </w:r>
-      <w:hyperlink r:id="rId111">
+      <w:hyperlink r:id="rId117">
         <w:r>
           <w:rPr>
             <w:rStyle w:val="Hyperlink"/>
@@ -11886,8 +14571,8 @@
         <w:t xml:space="preserve">, 275–292 (2008).</w:t>
       </w:r>
     </w:p>
-    <w:bookmarkEnd w:id="112"/>
-    <w:bookmarkStart w:id="114" w:name="ref-leary2023s"/>
+    <w:bookmarkEnd w:id="118"/>
+    <w:bookmarkStart w:id="120" w:name="ref-leary2023s"/>
     <w:p>
       <w:pPr>
         <w:pStyle w:val="Bibliography"/>
@@ -11917,7 +14602,7 @@
       <w:r>
         <w:t xml:space="preserve"> </w:t>
       </w:r>
-      <w:hyperlink r:id="rId113">
+      <w:hyperlink r:id="rId119">
         <w:r>
           <w:rPr>
             <w:rStyle w:val="Hyperlink"/>
@@ -11982,8 +14667,8 @@
         <w:t xml:space="preserve">, btad449 (2023).</w:t>
       </w:r>
     </w:p>
-    <w:bookmarkEnd w:id="114"/>
-    <w:bookmarkStart w:id="116" w:name="ref-Maurer2019"/>
+    <w:bookmarkEnd w:id="120"/>
+    <w:bookmarkStart w:id="122" w:name="ref-Maurer2019"/>
     <w:p>
       <w:pPr>
         <w:pStyle w:val="Bibliography"/>
@@ -12013,7 +14698,7 @@
       <w:r>
         <w:t xml:space="preserve"> </w:t>
       </w:r>
-      <w:hyperlink r:id="rId115">
+      <w:hyperlink r:id="rId121">
         <w:r>
           <w:rPr>
             <w:rStyle w:val="Hyperlink"/>
@@ -12048,8 +14733,8 @@
         <w:t xml:space="preserve">, 1034–1043 (2019).</w:t>
       </w:r>
     </w:p>
-    <w:bookmarkEnd w:id="116"/>
-    <w:bookmarkStart w:id="117" w:name="ref-shapley1953value"/>
+    <w:bookmarkEnd w:id="122"/>
+    <w:bookmarkStart w:id="123" w:name="ref-shapley1953value"/>
     <w:p>
       <w:pPr>
         <w:pStyle w:val="Bibliography"/>
@@ -12083,8 +14768,8 @@
         <w:t xml:space="preserve">(eds. Kuhn, H. W. &amp; Tucker, A. W.) 307–317 (Princeton University Press, 1953).</w:t>
       </w:r>
     </w:p>
-    <w:bookmarkEnd w:id="117"/>
-    <w:bookmarkStart w:id="118" w:name="ref-huang2020low"/>
+    <w:bookmarkEnd w:id="123"/>
+    <w:bookmarkStart w:id="124" w:name="ref-huang2020low"/>
     <w:p>
       <w:pPr>
         <w:pStyle w:val="Bibliography"/>
@@ -12118,8 +14803,8 @@
         <w:t xml:space="preserve">(2020).</w:t>
       </w:r>
     </w:p>
-    <w:bookmarkEnd w:id="118"/>
-    <w:bookmarkStart w:id="119" w:name="ref-le2025survnmf"/>
+    <w:bookmarkEnd w:id="124"/>
+    <w:bookmarkStart w:id="125" w:name="ref-le2025survnmf"/>
     <w:p>
       <w:pPr>
         <w:pStyle w:val="Bibliography"/>
@@ -12166,8 +14851,8 @@
         <w:t xml:space="preserve">(2025).</w:t>
       </w:r>
     </w:p>
-    <w:bookmarkEnd w:id="119"/>
-    <w:bookmarkStart w:id="121" w:name="ref-zaccaria2023surviae"/>
+    <w:bookmarkEnd w:id="125"/>
+    <w:bookmarkStart w:id="127" w:name="ref-smith2020standard"/>
     <w:p>
       <w:pPr>
         <w:pStyle w:val="Bibliography"/>
@@ -12182,7 +14867,7 @@
         <w:t xml:space="preserve">	</w:t>
       </w:r>
       <w:r>
-        <w:t xml:space="preserve">Zaccaria, G. M.</w:t>
+        <w:t xml:space="preserve">Smith, A. M.</w:t>
       </w:r>
       <w:r>
         <w:t xml:space="preserve"> </w:t>
@@ -12197,36 +14882,12 @@
       <w:r>
         <w:t xml:space="preserve"> </w:t>
       </w:r>
-      <w:hyperlink r:id="rId120">
+      <w:hyperlink r:id="rId126">
         <w:r>
           <w:rPr>
             <w:rStyle w:val="Hyperlink"/>
           </w:rPr>
-          <w:t xml:space="preserve">SurvIAE</w:t>
-        </w:r>
-        <w:r>
-          <w:rPr>
-            <w:rStyle w:val="Hyperlink"/>
-          </w:rPr>
-          <w:t xml:space="preserve">: Survival prediction with interpretable autoencoders from diffuse large</w:t>
-        </w:r>
-        <w:r>
-          <w:rPr>
-            <w:rStyle w:val="Hyperlink"/>
-          </w:rPr>
-          <w:t xml:space="preserve"> </w:t>
-        </w:r>
-        <w:r>
-          <w:rPr>
-            <w:rStyle w:val="Hyperlink"/>
-          </w:rPr>
-          <w:t xml:space="preserve">B</w:t>
-        </w:r>
-        <w:r>
-          <w:rPr>
-            <w:rStyle w:val="Hyperlink"/>
-          </w:rPr>
-          <w:t xml:space="preserve">-cell lymphoma gene expression data</w:t>
+          <w:t xml:space="preserve">Standard machine learning approaches outperform deep representation learning on phenotype prediction from transcriptomics data</w:t>
         </w:r>
       </w:hyperlink>
       <w:r>
@@ -12240,7 +14901,7 @@
           <w:iCs/>
           <w:i/>
         </w:rPr>
-        <w:t xml:space="preserve">Computer Methods and Programs in Biomedicine</w:t>
+        <w:t xml:space="preserve">BMC Bioinformatics</w:t>
       </w:r>
       <w:r>
         <w:t xml:space="preserve"> </w:t>
@@ -12250,14 +14911,14 @@
           <w:bCs/>
           <w:b/>
         </w:rPr>
-        <w:t xml:space="preserve">244</w:t>
-      </w:r>
-      <w:r>
-        <w:t xml:space="preserve">, 107966 (2024).</w:t>
-      </w:r>
-    </w:p>
-    <w:bookmarkEnd w:id="121"/>
-    <w:bookmarkStart w:id="123" w:name="ref-meng2022savae"/>
+        <w:t xml:space="preserve">21</w:t>
+      </w:r>
+      <w:r>
+        <w:t xml:space="preserve">, 119 (2020).</w:t>
+      </w:r>
+    </w:p>
+    <w:bookmarkEnd w:id="127"/>
+    <w:bookmarkStart w:id="129" w:name="ref-ogawa2020stroma"/>
     <w:p>
       <w:pPr>
         <w:pStyle w:val="Bibliography"/>
@@ -12272,7 +14933,7 @@
         <w:t xml:space="preserve">	</w:t>
       </w:r>
       <w:r>
-        <w:t xml:space="preserve">Meng, X.</w:t>
+        <w:t xml:space="preserve">Ogawa, Y.</w:t>
       </w:r>
       <w:r>
         <w:t xml:space="preserve"> </w:t>
@@ -12287,97 +14948,7 @@
       <w:r>
         <w:t xml:space="preserve"> </w:t>
       </w:r>
-      <w:hyperlink r:id="rId122">
-        <w:r>
-          <w:rPr>
-            <w:rStyle w:val="Hyperlink"/>
-          </w:rPr>
-          <w:t xml:space="preserve">A novel attention-mechanism based</w:t>
-        </w:r>
-        <w:r>
-          <w:rPr>
-            <w:rStyle w:val="Hyperlink"/>
-          </w:rPr>
-          <w:t xml:space="preserve"> </w:t>
-        </w:r>
-        <w:r>
-          <w:rPr>
-            <w:rStyle w:val="Hyperlink"/>
-          </w:rPr>
-          <w:t xml:space="preserve">Cox</w:t>
-        </w:r>
-        <w:r>
-          <w:rPr>
-            <w:rStyle w:val="Hyperlink"/>
-          </w:rPr>
-          <w:t xml:space="preserve"> </w:t>
-        </w:r>
-        <w:r>
-          <w:rPr>
-            <w:rStyle w:val="Hyperlink"/>
-          </w:rPr>
-          <w:t xml:space="preserve">survival model by exploiting pan-cancer empirical genomic information</w:t>
-        </w:r>
-      </w:hyperlink>
-      <w:r>
-        <w:t xml:space="preserve">.</w:t>
-      </w:r>
-      <w:r>
-        <w:t xml:space="preserve"> </w:t>
-      </w:r>
-      <w:r>
-        <w:rPr>
-          <w:iCs/>
-          <w:i/>
-        </w:rPr>
-        <w:t xml:space="preserve">Cells</w:t>
-      </w:r>
-      <w:r>
-        <w:t xml:space="preserve"> </w:t>
-      </w:r>
-      <w:r>
-        <w:rPr>
-          <w:bCs/>
-          <w:b/>
-        </w:rPr>
-        <w:t xml:space="preserve">11</w:t>
-      </w:r>
-      <w:r>
-        <w:t xml:space="preserve">, 1421 (2022).</w:t>
-      </w:r>
-    </w:p>
-    <w:bookmarkEnd w:id="123"/>
-    <w:bookmarkStart w:id="125" w:name="ref-ogawa2020stroma"/>
-    <w:p>
-      <w:pPr>
-        <w:pStyle w:val="Bibliography"/>
-      </w:pPr>
-      <w:r>
-        <w:t xml:space="preserve">36.</w:t>
-      </w:r>
-      <w:r>
-        <w:t xml:space="preserve"> </w:t>
-      </w:r>
-      <w:r>
-        <w:t xml:space="preserve">	</w:t>
-      </w:r>
-      <w:r>
-        <w:t xml:space="preserve">Ogawa, Y.</w:t>
-      </w:r>
-      <w:r>
-        <w:t xml:space="preserve"> </w:t>
-      </w:r>
-      <w:r>
-        <w:rPr>
-          <w:iCs/>
-          <w:i/>
-        </w:rPr>
-        <w:t xml:space="preserve">et al.</w:t>
-      </w:r>
-      <w:r>
-        <w:t xml:space="preserve"> </w:t>
-      </w:r>
-      <w:hyperlink r:id="rId124">
+      <w:hyperlink r:id="rId128">
         <w:r>
           <w:rPr>
             <w:rStyle w:val="Hyperlink"/>
@@ -12412,14 +14983,14 @@
         <w:t xml:space="preserve">, 107–119 (2021).</w:t>
       </w:r>
     </w:p>
-    <w:bookmarkEnd w:id="125"/>
-    <w:bookmarkStart w:id="127" w:name="ref-neuzillet2022periostin"/>
+    <w:bookmarkEnd w:id="129"/>
+    <w:bookmarkStart w:id="131" w:name="ref-neuzillet2022periostin"/>
     <w:p>
       <w:pPr>
         <w:pStyle w:val="Bibliography"/>
       </w:pPr>
       <w:r>
-        <w:t xml:space="preserve">37.</w:t>
+        <w:t xml:space="preserve">36.</w:t>
       </w:r>
       <w:r>
         <w:t xml:space="preserve"> </w:t>
@@ -12443,7 +15014,7 @@
       <w:r>
         <w:t xml:space="preserve"> </w:t>
       </w:r>
-      <w:hyperlink r:id="rId126">
+      <w:hyperlink r:id="rId130">
         <w:r>
           <w:rPr>
             <w:rStyle w:val="Hyperlink"/>
@@ -12478,14 +15049,14 @@
         <w:t xml:space="preserve">, 408–425 (2022).</w:t>
       </w:r>
     </w:p>
-    <w:bookmarkEnd w:id="127"/>
-    <w:bookmarkStart w:id="129" w:name="ref-lee2024tumorcaf"/>
+    <w:bookmarkEnd w:id="131"/>
+    <w:bookmarkStart w:id="133" w:name="ref-lee2024tumorcaf"/>
     <w:p>
       <w:pPr>
         <w:pStyle w:val="Bibliography"/>
       </w:pPr>
       <w:r>
-        <w:t xml:space="preserve">38.</w:t>
+        <w:t xml:space="preserve">37.</w:t>
       </w:r>
       <w:r>
         <w:t xml:space="preserve"> </w:t>
@@ -12509,7 +15080,7 @@
       <w:r>
         <w:t xml:space="preserve"> </w:t>
       </w:r>
-      <w:hyperlink r:id="rId128">
+      <w:hyperlink r:id="rId132">
         <w:r>
           <w:rPr>
             <w:rStyle w:val="Hyperlink"/>
@@ -12544,14 +15115,14 @@
         <w:t xml:space="preserve">, 659–666 (2024).</w:t>
       </w:r>
     </w:p>
-    <w:bookmarkEnd w:id="129"/>
-    <w:bookmarkStart w:id="131" w:name="ref-newman2019cibersortx"/>
+    <w:bookmarkEnd w:id="133"/>
+    <w:bookmarkStart w:id="135" w:name="ref-gaujoux2010flexible"/>
     <w:p>
       <w:pPr>
         <w:pStyle w:val="Bibliography"/>
       </w:pPr>
       <w:r>
-        <w:t xml:space="preserve">39.</w:t>
+        <w:t xml:space="preserve">38.</w:t>
       </w:r>
       <w:r>
         <w:t xml:space="preserve"> </w:t>
@@ -12560,272 +15131,12 @@
         <w:t xml:space="preserve">	</w:t>
       </w:r>
       <w:r>
-        <w:t xml:space="preserve">Newman, A. M.</w:t>
-      </w:r>
-      <w:r>
-        <w:t xml:space="preserve"> </w:t>
-      </w:r>
-      <w:r>
-        <w:rPr>
-          <w:iCs/>
-          <w:i/>
-        </w:rPr>
-        <w:t xml:space="preserve">et al.</w:t>
-      </w:r>
-      <w:r>
-        <w:t xml:space="preserve"> </w:t>
-      </w:r>
-      <w:hyperlink r:id="rId130">
-        <w:r>
-          <w:rPr>
-            <w:rStyle w:val="Hyperlink"/>
-          </w:rPr>
-          <w:t xml:space="preserve">Determining cell type abundance and expression from bulk tissues with digital cytometry</w:t>
-        </w:r>
-      </w:hyperlink>
-      <w:r>
-        <w:t xml:space="preserve">.</w:t>
-      </w:r>
-      <w:r>
-        <w:t xml:space="preserve"> </w:t>
-      </w:r>
-      <w:r>
-        <w:rPr>
-          <w:iCs/>
-          <w:i/>
-        </w:rPr>
-        <w:t xml:space="preserve">Nature Biotechnology</w:t>
-      </w:r>
-      <w:r>
-        <w:t xml:space="preserve"> </w:t>
-      </w:r>
-      <w:r>
-        <w:rPr>
-          <w:bCs/>
-          <w:b/>
-        </w:rPr>
-        <w:t xml:space="preserve">37</w:t>
-      </w:r>
-      <w:r>
-        <w:t xml:space="preserve">, 773–782 (2019).</w:t>
-      </w:r>
-    </w:p>
-    <w:bookmarkEnd w:id="131"/>
-    <w:bookmarkStart w:id="133" w:name="ref-chu2022bayesprism"/>
-    <w:p>
-      <w:pPr>
-        <w:pStyle w:val="Bibliography"/>
-      </w:pPr>
-      <w:r>
-        <w:t xml:space="preserve">40.</w:t>
-      </w:r>
-      <w:r>
-        <w:t xml:space="preserve"> </w:t>
-      </w:r>
-      <w:r>
-        <w:t xml:space="preserve">	</w:t>
-      </w:r>
-      <w:r>
-        <w:t xml:space="preserve">Chu, T., Wang, Z., Pe’er, D. &amp; Danko, C. G.</w:t>
-      </w:r>
-      <w:r>
-        <w:t xml:space="preserve"> </w:t>
-      </w:r>
-      <w:hyperlink r:id="rId132">
-        <w:r>
-          <w:rPr>
-            <w:rStyle w:val="Hyperlink"/>
-          </w:rPr>
-          <w:t xml:space="preserve">Cell type and gene expression deconvolution with</w:t>
-        </w:r>
-        <w:r>
-          <w:rPr>
-            <w:rStyle w:val="Hyperlink"/>
-          </w:rPr>
-          <w:t xml:space="preserve"> </w:t>
-        </w:r>
-        <w:r>
-          <w:rPr>
-            <w:rStyle w:val="Hyperlink"/>
-          </w:rPr>
-          <w:t xml:space="preserve">BayesPrism</w:t>
-        </w:r>
-        <w:r>
-          <w:rPr>
-            <w:rStyle w:val="Hyperlink"/>
-          </w:rPr>
-          <w:t xml:space="preserve"> </w:t>
-        </w:r>
-        <w:r>
-          <w:rPr>
-            <w:rStyle w:val="Hyperlink"/>
-          </w:rPr>
-          <w:t xml:space="preserve">enables</w:t>
-        </w:r>
-        <w:r>
-          <w:rPr>
-            <w:rStyle w:val="Hyperlink"/>
-          </w:rPr>
-          <w:t xml:space="preserve"> </w:t>
-        </w:r>
-        <w:r>
-          <w:rPr>
-            <w:rStyle w:val="Hyperlink"/>
-          </w:rPr>
-          <w:t xml:space="preserve">Bayesian</w:t>
-        </w:r>
-        <w:r>
-          <w:rPr>
-            <w:rStyle w:val="Hyperlink"/>
-          </w:rPr>
-          <w:t xml:space="preserve"> </w:t>
-        </w:r>
-        <w:r>
-          <w:rPr>
-            <w:rStyle w:val="Hyperlink"/>
-          </w:rPr>
-          <w:t xml:space="preserve">integrative analysis across bulk and single-cell</w:t>
-        </w:r>
-        <w:r>
-          <w:rPr>
-            <w:rStyle w:val="Hyperlink"/>
-          </w:rPr>
-          <w:t xml:space="preserve"> </w:t>
-        </w:r>
-        <w:r>
-          <w:rPr>
-            <w:rStyle w:val="Hyperlink"/>
-          </w:rPr>
-          <w:t xml:space="preserve">RNA</w:t>
-        </w:r>
-        <w:r>
-          <w:rPr>
-            <w:rStyle w:val="Hyperlink"/>
-          </w:rPr>
-          <w:t xml:space="preserve"> </w:t>
-        </w:r>
-        <w:r>
-          <w:rPr>
-            <w:rStyle w:val="Hyperlink"/>
-          </w:rPr>
-          <w:t xml:space="preserve">sequencing in oncology</w:t>
-        </w:r>
-      </w:hyperlink>
-      <w:r>
-        <w:t xml:space="preserve">.</w:t>
-      </w:r>
-      <w:r>
-        <w:t xml:space="preserve"> </w:t>
-      </w:r>
-      <w:r>
-        <w:rPr>
-          <w:iCs/>
-          <w:i/>
-        </w:rPr>
-        <w:t xml:space="preserve">Nature Cancer</w:t>
-      </w:r>
-      <w:r>
-        <w:t xml:space="preserve"> </w:t>
-      </w:r>
-      <w:r>
-        <w:rPr>
-          <w:bCs/>
-          <w:b/>
-        </w:rPr>
-        <w:t xml:space="preserve">3</w:t>
-      </w:r>
-      <w:r>
-        <w:t xml:space="preserve">, 505–517 (2022).</w:t>
-      </w:r>
-    </w:p>
-    <w:bookmarkEnd w:id="133"/>
-    <w:bookmarkStart w:id="135" w:name="ref-smith2020standard"/>
-    <w:p>
-      <w:pPr>
-        <w:pStyle w:val="Bibliography"/>
-      </w:pPr>
-      <w:r>
-        <w:t xml:space="preserve">41.</w:t>
-      </w:r>
-      <w:r>
-        <w:t xml:space="preserve"> </w:t>
-      </w:r>
-      <w:r>
-        <w:t xml:space="preserve">	</w:t>
-      </w:r>
-      <w:r>
-        <w:t xml:space="preserve">Smith, A. M.</w:t>
-      </w:r>
-      <w:r>
-        <w:t xml:space="preserve"> </w:t>
-      </w:r>
-      <w:r>
-        <w:rPr>
-          <w:iCs/>
-          <w:i/>
-        </w:rPr>
-        <w:t xml:space="preserve">et al.</w:t>
+        <w:t xml:space="preserve">Gaujoux, R. &amp; Seoighe, C.</w:t>
       </w:r>
       <w:r>
         <w:t xml:space="preserve"> </w:t>
       </w:r>
       <w:hyperlink r:id="rId134">
-        <w:r>
-          <w:rPr>
-            <w:rStyle w:val="Hyperlink"/>
-          </w:rPr>
-          <w:t xml:space="preserve">Standard machine learning approaches outperform deep representation learning on phenotype prediction from transcriptomics data</w:t>
-        </w:r>
-      </w:hyperlink>
-      <w:r>
-        <w:t xml:space="preserve">.</w:t>
-      </w:r>
-      <w:r>
-        <w:t xml:space="preserve"> </w:t>
-      </w:r>
-      <w:r>
-        <w:rPr>
-          <w:iCs/>
-          <w:i/>
-        </w:rPr>
-        <w:t xml:space="preserve">BMC Bioinformatics</w:t>
-      </w:r>
-      <w:r>
-        <w:t xml:space="preserve"> </w:t>
-      </w:r>
-      <w:r>
-        <w:rPr>
-          <w:bCs/>
-          <w:b/>
-        </w:rPr>
-        <w:t xml:space="preserve">21</w:t>
-      </w:r>
-      <w:r>
-        <w:t xml:space="preserve">, 119 (2020).</w:t>
-      </w:r>
-    </w:p>
-    <w:bookmarkEnd w:id="135"/>
-    <w:bookmarkStart w:id="137" w:name="ref-gaujoux2010flexible"/>
-    <w:p>
-      <w:pPr>
-        <w:pStyle w:val="Bibliography"/>
-      </w:pPr>
-      <w:r>
-        <w:t xml:space="preserve">42.</w:t>
-      </w:r>
-      <w:r>
-        <w:t xml:space="preserve"> </w:t>
-      </w:r>
-      <w:r>
-        <w:t xml:space="preserve">	</w:t>
-      </w:r>
-      <w:r>
-        <w:t xml:space="preserve">Gaujoux, R. &amp; Seoighe, C.</w:t>
-      </w:r>
-      <w:r>
-        <w:t xml:space="preserve"> </w:t>
-      </w:r>
-      <w:hyperlink r:id="rId136">
         <w:r>
           <w:rPr>
             <w:rStyle w:val="Hyperlink"/>
@@ -12884,14 +15195,14 @@
         <w:t xml:space="preserve">, 367 (2010).</w:t>
       </w:r>
     </w:p>
-    <w:bookmarkEnd w:id="137"/>
-    <w:bookmarkStart w:id="139" w:name="ref-data_tcga_paad"/>
+    <w:bookmarkEnd w:id="135"/>
+    <w:bookmarkStart w:id="137" w:name="ref-data_tcga_paad"/>
     <w:p>
       <w:pPr>
         <w:pStyle w:val="Bibliography"/>
       </w:pPr>
       <w:r>
-        <w:t xml:space="preserve">43.</w:t>
+        <w:t xml:space="preserve">39.</w:t>
       </w:r>
       <w:r>
         <w:t xml:space="preserve"> </w:t>
@@ -12905,7 +15216,7 @@
       <w:r>
         <w:t xml:space="preserve"> </w:t>
       </w:r>
-      <w:hyperlink r:id="rId138">
+      <w:hyperlink r:id="rId136">
         <w:r>
           <w:rPr>
             <w:rStyle w:val="Hyperlink"/>
@@ -12941,14 +15252,14 @@
         <w:t xml:space="preserve">. (2017).</w:t>
       </w:r>
     </w:p>
-    <w:bookmarkEnd w:id="139"/>
-    <w:bookmarkStart w:id="141" w:name="ref-data_cptac3"/>
+    <w:bookmarkEnd w:id="137"/>
+    <w:bookmarkStart w:id="139" w:name="ref-data_cptac3"/>
     <w:p>
       <w:pPr>
         <w:pStyle w:val="Bibliography"/>
       </w:pPr>
       <w:r>
-        <w:t xml:space="preserve">44.</w:t>
+        <w:t xml:space="preserve">40.</w:t>
       </w:r>
       <w:r>
         <w:t xml:space="preserve"> </w:t>
@@ -12962,7 +15273,7 @@
       <w:r>
         <w:t xml:space="preserve"> </w:t>
       </w:r>
-      <w:hyperlink r:id="rId140">
+      <w:hyperlink r:id="rId138">
         <w:r>
           <w:rPr>
             <w:rStyle w:val="Hyperlink"/>
@@ -12974,14 +15285,14 @@
         <w:t xml:space="preserve">. (2019).</w:t>
       </w:r>
     </w:p>
-    <w:bookmarkEnd w:id="141"/>
-    <w:bookmarkStart w:id="143" w:name="ref-data_dijk_emtab6830"/>
+    <w:bookmarkEnd w:id="139"/>
+    <w:bookmarkStart w:id="141" w:name="ref-data_dijk_emtab6830"/>
     <w:p>
       <w:pPr>
         <w:pStyle w:val="Bibliography"/>
       </w:pPr>
       <w:r>
-        <w:t xml:space="preserve">45.</w:t>
+        <w:t xml:space="preserve">41.</w:t>
       </w:r>
       <w:r>
         <w:t xml:space="preserve"> </w:t>
@@ -13005,7 +15316,7 @@
       <w:r>
         <w:t xml:space="preserve"> </w:t>
       </w:r>
-      <w:hyperlink r:id="rId142">
+      <w:hyperlink r:id="rId140">
         <w:r>
           <w:rPr>
             <w:rStyle w:val="Hyperlink"/>
@@ -13029,14 +15340,14 @@
         <w:t xml:space="preserve">. (2020).</w:t>
       </w:r>
     </w:p>
-    <w:bookmarkEnd w:id="143"/>
-    <w:bookmarkStart w:id="145" w:name="ref-data_puleo_emtab6134"/>
+    <w:bookmarkEnd w:id="141"/>
+    <w:bookmarkStart w:id="143" w:name="ref-data_puleo_emtab6134"/>
     <w:p>
       <w:pPr>
         <w:pStyle w:val="Bibliography"/>
       </w:pPr>
       <w:r>
-        <w:t xml:space="preserve">46.</w:t>
+        <w:t xml:space="preserve">42.</w:t>
       </w:r>
       <w:r>
         <w:t xml:space="preserve"> </w:t>
@@ -13060,7 +15371,7 @@
       <w:r>
         <w:t xml:space="preserve"> </w:t>
       </w:r>
-      <w:hyperlink r:id="rId144">
+      <w:hyperlink r:id="rId142">
         <w:r>
           <w:rPr>
             <w:rStyle w:val="Hyperlink"/>
@@ -13084,14 +15395,14 @@
         <w:t xml:space="preserve">. (2018).</w:t>
       </w:r>
     </w:p>
-    <w:bookmarkEnd w:id="145"/>
-    <w:bookmarkStart w:id="147" w:name="ref-data_moffitt_gse71729"/>
+    <w:bookmarkEnd w:id="143"/>
+    <w:bookmarkStart w:id="145" w:name="ref-data_moffitt_gse71729"/>
     <w:p>
       <w:pPr>
         <w:pStyle w:val="Bibliography"/>
       </w:pPr>
       <w:r>
-        <w:t xml:space="preserve">47.</w:t>
+        <w:t xml:space="preserve">43.</w:t>
       </w:r>
       <w:r>
         <w:t xml:space="preserve"> </w:t>
@@ -13115,7 +15426,7 @@
       <w:r>
         <w:t xml:space="preserve"> </w:t>
       </w:r>
-      <w:hyperlink r:id="rId146">
+      <w:hyperlink r:id="rId144">
         <w:r>
           <w:rPr>
             <w:rStyle w:val="Hyperlink"/>
@@ -13139,14 +15450,14 @@
         <w:t xml:space="preserve">. (2015).</w:t>
       </w:r>
     </w:p>
-    <w:bookmarkEnd w:id="147"/>
-    <w:bookmarkStart w:id="149" w:name="ref-data_paca_au_egas"/>
+    <w:bookmarkEnd w:id="145"/>
+    <w:bookmarkStart w:id="147" w:name="ref-data_paca_au_egas"/>
     <w:p>
       <w:pPr>
         <w:pStyle w:val="Bibliography"/>
       </w:pPr>
       <w:r>
-        <w:t xml:space="preserve">48.</w:t>
+        <w:t xml:space="preserve">44.</w:t>
       </w:r>
       <w:r>
         <w:t xml:space="preserve"> </w:t>
@@ -13160,7 +15471,7 @@
       <w:r>
         <w:t xml:space="preserve"> </w:t>
       </w:r>
-      <w:hyperlink r:id="rId148">
+      <w:hyperlink r:id="rId146">
         <w:r>
           <w:rPr>
             <w:rStyle w:val="Hyperlink"/>
@@ -13172,9 +15483,9 @@
         <w:t xml:space="preserve">. (2016).</w:t>
       </w:r>
     </w:p>
+    <w:bookmarkEnd w:id="147"/>
+    <w:bookmarkEnd w:id="148"/>
     <w:bookmarkEnd w:id="149"/>
-    <w:bookmarkEnd w:id="150"/>
-    <w:bookmarkEnd w:id="151"/>
     <w:sectPr/>
   </w:body>
 </w:document>

--- a/paper/paper.docx
+++ b/paper/paper.docx
@@ -1771,7 +1771,7 @@
         </m:r>
       </m:oMath>
       <w:r>
-        <w:t xml:space="preserve">, were retained from the overall best configuration, which had rank</w:t>
+        <w:t xml:space="preserve">, were retained from the best observed configuration, which had rank</w:t>
       </w:r>
       <w:r>
         <w:t xml:space="preserve"> </w:t>
@@ -1794,7 +1794,7 @@
         <w:t xml:space="preserve"> </w:t>
       </w:r>
       <w:r>
-        <w:t xml:space="preserve">(Fig. [fig:schema]b; Methods; Supplementary Information, Bayesian Optimization). The reported combination was therefore never itself evaluated. In contrast, standard unsupervised rank criteria (reconstruction residuals, cophenetic correlation and silhouette width</w:t>
+        <w:t xml:space="preserve">(Fig. [fig:schema]b; Methods; Supplementary Information, Bayesian Optimization). The reported combination was therefore not itself evaluated during the Bayesian-optimization search. In contrast, standard unsupervised rank criteria (reconstruction residuals, cophenetic correlation and silhouette width</w:t>
       </w:r>
       <w:hyperlink w:anchor="ref-brunet2004metagenes">
         <w:r>
@@ -2218,7 +2218,7 @@
           <w:iCs/>
           <w:i/>
         </w:rPr>
-        <w:t xml:space="preserve">) are searched by Bayesian optimization over cross-validated concordance; the rank is then chosen by a one-standard-error rule and the remaining hyperparameters are retained from the best configuration (Methods). Survival supervision acts on the gene-program matrix</w:t>
+        <w:t xml:space="preserve">) are searched by Bayesian optimization over cross-validated concordance; the rank is then chosen by a one-standard-error rule and the remaining hyperparameters are retained from the best observed configuration (Methods). Survival supervision acts on the gene-program matrix</w:t>
       </w:r>
       <w:r>
         <w:rPr>
@@ -5622,7 +5622,7 @@
         <w:pStyle w:val="BodyText"/>
       </w:pPr>
       <w:r>
-        <w:t xml:space="preserve">Rank choice and initialization can affect the recovered gene programs, and both were examined here. Standard NMF criteria gave conflicting rank choices in the PDAC training data, and increasing rank progressively broadened correspondence to established PDAC programs. The three-factor DeSurv solution and the seven-factor unsupervised control were selected by the same one-standard-error rule, and seven is the smallest rank within one standard error of the best configuration in the</w:t>
+        <w:t xml:space="preserve">Rank choice and initialization can affect the recovered gene programs, and both were examined here. Standard NMF criteria gave conflicting rank choices in the PDAC training data, and increasing rank progressively broadened correspondence to established PDAC programs. The three-factor DeSurv solution and the seven-factor unsupervised control were selected by the same one-standard-error rule, and seven is the smallest rank within one standard error of the best observed configuration in the</w:t>
       </w:r>
       <w:r>
         <w:t xml:space="preserve"> </w:t>
@@ -7564,7 +7564,7 @@
         </m:r>
       </m:oMath>
       <w:r>
-        <w:t xml:space="preserve">, where</w:t>
+        <w:t xml:space="preserve">, Here</w:t>
       </w:r>
       <w:r>
         <w:t xml:space="preserve"> </w:t>
@@ -7704,89 +7704,10 @@
         </m:d>
       </m:oMath>
       <w:r>
-        <w:t xml:space="preserve">, with</w:t>
-      </w:r>
-      <w:r>
-        <w:t xml:space="preserve"> </w:t>
-      </w:r>
-      <m:oMath>
-        <m:sSub>
-          <m:e>
-            <m:r>
-              <m:t>Z</m:t>
-            </m:r>
-          </m:e>
-          <m:sub>
-            <m:r>
-              <m:t>r</m:t>
-            </m:r>
-            <m:r>
-              <m:rPr>
-                <m:sty m:val="p"/>
-              </m:rPr>
-              <m:t>⋅</m:t>
-            </m:r>
-          </m:sub>
-        </m:sSub>
-      </m:oMath>
-      <w:r>
-        <w:t xml:space="preserve"> </w:t>
-      </w:r>
-      <w:r>
-        <w:t xml:space="preserve">the</w:t>
-      </w:r>
-      <w:r>
-        <w:t xml:space="preserve"> </w:t>
-      </w:r>
-      <m:oMath>
-        <m:r>
-          <m:t>r</m:t>
-        </m:r>
-      </m:oMath>
-      <w:r>
-        <w:t xml:space="preserve">th row of</w:t>
-      </w:r>
-      <w:r>
-        <w:t xml:space="preserve"> </w:t>
-      </w:r>
-      <m:oMath>
-        <m:r>
-          <m:t>Z</m:t>
-        </m:r>
-      </m:oMath>
-      <w:r>
-        <w:t xml:space="preserve"> </w:t>
-      </w:r>
-      <w:r>
-        <w:t xml:space="preserve">(the scores of factor</w:t>
-      </w:r>
-      <w:r>
-        <w:t xml:space="preserve"> </w:t>
-      </w:r>
-      <m:oMath>
-        <m:r>
-          <m:t>r</m:t>
-        </m:r>
-      </m:oMath>
-      <w:r>
-        <w:t xml:space="preserve"> </w:t>
-      </w:r>
-      <w:r>
-        <w:t xml:space="preserve">across samples) collects the standard deviations across samples of the</w:t>
-      </w:r>
-      <w:r>
-        <w:t xml:space="preserve"> </w:t>
-      </w:r>
-      <m:oMath>
-        <m:r>
-          <m:t>k</m:t>
-        </m:r>
-      </m:oMath>
-      <w:r>
-        <w:t xml:space="preserve"> </w:t>
-      </w:r>
-      <w:r>
-        <w:t xml:space="preserve">factor scores at the current</w:t>
+        <w:t xml:space="preserve"> </w:t>
+      </w:r>
+      <w:r>
+        <w:t xml:space="preserve">contains the standard deviations across samples of the factor-score rows at the current</w:t>
       </w:r>
       <w:r>
         <w:t xml:space="preserve"> </w:t>
@@ -8866,7 +8787,30 @@
         </m:r>
       </m:oMath>
       <w:r>
-        <w:t xml:space="preserve">. Its proposal is accepted only if the evaluated objective does not increase (equivalently, since</w:t>
+        <w:t xml:space="preserve">. Its proposal is accepted only if the evaluated objective does not increase (for</w:t>
+      </w:r>
+      <w:r>
+        <w:t xml:space="preserve"> </w:t>
+      </w:r>
+      <m:oMath>
+        <m:r>
+          <m:t>α</m:t>
+        </m:r>
+        <m:r>
+          <m:rPr>
+            <m:sty m:val="p"/>
+          </m:rPr>
+          <m:t>&gt;</m:t>
+        </m:r>
+        <m:r>
+          <m:t>0</m:t>
+        </m:r>
+      </m:oMath>
+      <w:r>
+        <w:t xml:space="preserve"> </w:t>
+      </w:r>
+      <w:r>
+        <w:t xml:space="preserve">this is equivalent, with</w:t>
       </w:r>
       <w:r>
         <w:t xml:space="preserve"> </w:t>
@@ -8894,7 +8838,41 @@
         <w:t xml:space="preserve"> </w:t>
       </w:r>
       <w:r>
-        <w:t xml:space="preserve">are fixed, only if the penalized survival loss does not increase), which makes the</w:t>
+        <w:t xml:space="preserve">fixed, to not increasing the penalized survival loss; at</w:t>
+      </w:r>
+      <w:r>
+        <w:t xml:space="preserve"> </w:t>
+      </w:r>
+      <m:oMath>
+        <m:r>
+          <m:t>α</m:t>
+        </m:r>
+        <m:r>
+          <m:rPr>
+            <m:sty m:val="p"/>
+          </m:rPr>
+          <m:t>=</m:t>
+        </m:r>
+        <m:r>
+          <m:t>0</m:t>
+        </m:r>
+      </m:oMath>
+      <w:r>
+        <w:t xml:space="preserve"> </w:t>
+      </w:r>
+      <w:r>
+        <w:t xml:space="preserve">the full objective is independent of</w:t>
+      </w:r>
+      <w:r>
+        <w:t xml:space="preserve"> </w:t>
+      </w:r>
+      <m:oMath>
+        <m:r>
+          <m:t>β</m:t>
+        </m:r>
+      </m:oMath>
+      <w:r>
+        <w:t xml:space="preserve">), which makes the</w:t>
       </w:r>
       <w:r>
         <w:t xml:space="preserve"> </w:t>

--- a/paper/paper.docx
+++ b/paper/paper.docx
@@ -1108,7 +1108,7 @@
         </w:r>
       </w:hyperlink>
       <w:r>
-        <w:t xml:space="preserve">. Whether allowing survival to shape program definitions can identify a tumor–stroma program that provides prognostic information beyond established classifications remains unclear. Such programs could provide candidates for prognostic assays and trial stratification, while identifying genes and biological processes for further investigation. The question is not specific to PDAC, since in any tumor type the largest sources of expression variation need not be those most relevant to survival.</w:t>
+        <w:t xml:space="preserve">. Whether allowing survival to shape program definitions can identify a tumor–stroma program that provides prognostic information beyond established classifications remains unclear. Such programs could provide candidates for prognostic assays and trial stratification, while identifying genes and biological processes for further investigation.</w:t>
       </w:r>
     </w:p>
     <w:p>
@@ -1263,7 +1263,7 @@
         </w:r>
       </w:hyperlink>
       <w:r>
-        <w:t xml:space="preserve">. When predefined signatures are applied unchanged to a bulk cohort, survival can be used to assess their prognostic relevance but does not alter their gene definitions during that application. The practical challenge is therefore not simply to resolve interpretable gene programs. It is to let survival shape the programs as they are learned, to retain a decomposed representation rather than only a risk score, and to test those same programs, unchanged, across independent studies.</w:t>
+        <w:t xml:space="preserve">. When predefined signatures are applied unchanged to a bulk cohort, survival can be used to assess their prognostic relevance but does not alter their gene definitions during that application. The challenge is therefore to let survival shape the programs as they are learned, to retain a decomposed representation rather than only a risk score, and to test those same programs, unchanged, across independent studies.</w:t>
       </w:r>
     </w:p>
     <w:p>
@@ -1271,7 +1271,7 @@
         <w:pStyle w:val="BodyText"/>
       </w:pPr>
       <w:r>
-        <w:t xml:space="preserve">Standard NMF learns gene programs through a reconstruction-driven objective, minimizing reconstruction error, defined as the mismatch between the measured expression matrix and its approximation rebuilt from the programs. Such reconstruction-driven criteria favor patterns that capture prominent expression variation regardless of their relevance to patient survival</w:t>
+        <w:t xml:space="preserve">Standard NMF learns gene programs by minimizing reconstruction error, the mismatch between the measured expression matrix and its approximation rebuilt from the programs. Such reconstruction-driven criteria favor patterns that capture prominent expression variation regardless of their relevance to patient survival</w:t>
       </w:r>
       <w:hyperlink w:anchor="ref-bair2004semi">
         <w:r>
@@ -1402,7 +1402,7 @@
         </w:r>
       </w:hyperlink>
       <w:r>
-        <w:t xml:space="preserve">. Establishing clinically relevant and transportable programs has involved extensive multi-study refinement: the basal-like/classical dichotomy developed over roughly a decade of iterative subtyping, virtual microdissection, independent cohorts, single-cell analyses and prospective clinical profiling</w:t>
+        <w:t xml:space="preserve">. The basal-like/classical dichotomy developed over roughly a decade of iterative subtyping, virtual microdissection, independent cohorts, single-cell analyses and prospective clinical profiling</w:t>
       </w:r>
       <w:hyperlink w:anchor="ref-collisson2011subtypes">
         <w:r>
@@ -1549,10 +1549,10 @@
         <w:pStyle w:val="BodyText"/>
       </w:pPr>
       <w:r>
-        <w:t xml:space="preserve">We evaluate DeSurv in PDAC by comparing the resulting representation with unsupervised NMF at matched and higher rank (the number of programs the factorization extracts) and with conventional survival models such as penalized Cox regression and supervised principal components (Supplementary Table [tab:architecture]). We then evaluate the clinical relevance of the frozen programs in independent cohorts and ask whether they retain prognostic information beyond established PDAC classifiers. Simulations in which the true underlying (latent) programs are known characterize the conditions under which survival supervision improves recovery of prognostic structure. Together, these analyses evaluate survival-guided program discovery in PDAC and examine its potential when prognostically relevant structure contributes relatively little expression variation.</w:t>
-      </w:r>
-    </w:p>
-    <w:bookmarkStart w:id="41" w:name="results"/>
+        <w:t xml:space="preserve">We evaluate DeSurv in PDAC by comparing the resulting representation with unsupervised NMF at matched and higher rank (the number of programs the factorization extracts) and with conventional survival models such as penalized Cox regression and supervised principal components (Supplementary Table [tab:architecture]). We then evaluate the clinical relevance of the frozen programs in independent cohorts and ask whether they retain prognostic information beyond established PDAC classifiers. Simulations in which the true underlying (latent) programs are known characterize the conditions under which survival supervision improves recovery of prognostic structure.</w:t>
+      </w:r>
+    </w:p>
+    <w:bookmarkStart w:id="42" w:name="results"/>
     <w:p>
       <w:pPr>
         <w:pStyle w:val="Heading1"/>
@@ -1575,7 +1575,7 @@
         <w:pStyle w:val="FirstParagraph"/>
       </w:pPr>
       <w:r>
-        <w:t xml:space="preserve">DeSurv learns gene programs by balancing reconstruction of the tumor transcriptome with association to patient survival, so that outcome information shapes which programs are recovered rather than only which programs are selected after an unsupervised factorization. A supervision parameter</w:t>
+        <w:t xml:space="preserve">DeSurv learns gene programs by balancing reconstruction of the tumor transcriptome with association to patient survival. A supervision parameter</w:t>
       </w:r>
       <w:r>
         <w:t xml:space="preserve"> </w:t>
@@ -1626,7 +1626,7 @@
         <w:t xml:space="preserve"> </w:t>
       </w:r>
       <w:r>
-        <w:t xml:space="preserve">sets how many programs are extracted (Fig. [fig:schema]a; Methods). After training, the gene weights and the Cox coefficients are fixed, so the same learned programs and the trained risk score apply unchanged to new tumors without refitting the factorization.</w:t>
+        <w:t xml:space="preserve">sets how many programs are extracted (Fig. [fig:schema]a; Methods). After training, the gene weights and the Cox coefficients are fixed (Methods).</w:t>
       </w:r>
     </w:p>
     <w:p>
@@ -2377,7 +2377,7 @@
         </w:r>
       </w:hyperlink>
       <w:r>
-        <w:t xml:space="preserve">, and a third factor (N2) for exocrine-associated variation. Both methods recovered the activated-stroma and proCAF-like reference programs but differed at the tumor-restraining end: among the displayed top-ranked genes, the restCAF and iCAF reference programs corresponded to a DeSurv program but to no standard NMF factor (Fig. [fig:pdac]a,b). These are bulk gene-program correspondences, not identifications of CAF cell states (Supplementary Information, Stromal resolution).</w:t>
+        <w:t xml:space="preserve">, and a third factor (N2) for exocrine-associated variation. Both methods recovered the activated-stroma and proCAF-like reference programs but differed at the tumor-restraining end: among the displayed top-ranked genes, the restCAF and iCAF reference programs corresponded to a DeSurv factor but to no standard NMF factor (Fig. [fig:pdac]a,b). These are bulk gene-program correspondences, not identifications of CAF cell states (Supplementary Information, Stromal resolution).</w:t>
       </w:r>
     </w:p>
     <w:p>
@@ -2408,7 +2408,7 @@
         </w:r>
       </w:hyperlink>
       <w:r>
-        <w:t xml:space="preserve">), the smallest share among the three programs. However, in post-fit unpenalized Cox models of the three training-cohort scores projected over all analyzed genes, omitting D1 and refitting the Cox model using the remaining scores lowered the maximized Cox partial log-likelihood, the fit criterion of the Cox model, by</w:t>
+        <w:t xml:space="preserve">), the smallest share among the three factors. However, in post-fit unpenalized Cox models of the three training-cohort scores projected over all analyzed genes, omitting D1 and refitting on the remaining scores lowered the maximized Cox partial log-likelihood, the fit criterion of the Cox model, by</w:t>
       </w:r>
       <w:r>
         <w:t xml:space="preserve"> </w:t>
@@ -2458,7 +2458,7 @@
         </m:r>
       </m:oMath>
       <w:r>
-        <w:t xml:space="preserve">% of the reconstruction gain but little of this conditional survival contribution. In the unsupervised model, the factor contributing most to reconstruction (</w:t>
+        <w:t xml:space="preserve">% of the reconstruction gain but little of this conditional survival contribution. In the matched-rank standard NMF model, the factor contributing most to reconstruction (</w:t>
       </w:r>
       <m:oMath>
         <m:r>
@@ -2867,13 +2867,13 @@
       </w:r>
     </w:p>
     <w:bookmarkEnd w:id="27"/>
-    <w:bookmarkStart w:id="34" w:name="X545c29662618d20fbceafc892b81dc1672b6c59"/>
+    <w:bookmarkStart w:id="31" w:name="X915ee18e1a2dc2b5722a73512521e895820b749"/>
     <w:p>
       <w:pPr>
         <w:pStyle w:val="Heading2"/>
       </w:pPr>
       <w:r>
-        <w:t xml:space="preserve">Frozen programs retain prognostic relevance across independent PDAC cohorts, with exploratory transport to treated disease</w:t>
+        <w:t xml:space="preserve">Frozen programs retain prognostic relevance across independent PDAC cohorts</w:t>
       </w:r>
     </w:p>
     <w:p>
@@ -2881,7 +2881,7 @@
         <w:pStyle w:val="FirstParagraph"/>
       </w:pPr>
       <w:r>
-        <w:t xml:space="preserve">We next projected the frozen programs into five external validation datasets from four independent, non-metastatic, treatment-naive PDAC cohorts (Dijk, Moffitt, PACA-AU [array and RNA-seq], and Puleo; Supplementary Table [tab:cohorts]). Each tumor was scored by projecting its expression onto the trained programs over the union of their top-ranked genes (810 genes;</w:t>
+        <w:t xml:space="preserve">We next scored five external validation datasets from four independent, non-metastatic, treatment-naive PDAC cohorts (Dijk, Moffitt, PACA-AU [array and RNA-seq], and Puleo; Supplementary Table [tab:cohorts]) by projecting each tumor’s expression onto the frozen programs over the union of their top-ranked genes (810 genes;</w:t>
       </w:r>
       <w:r>
         <w:t xml:space="preserve"> </w:t>
@@ -3096,7 +3096,7 @@
         </m:r>
       </m:oMath>
       <w:r>
-        <w:t xml:space="preserve">) and varied more across datasets; neither reached statistical significance individually or in combination (Fig. [fig:val]a). Nor did any of the three standard NMF factors at the same rank (HRs 0.94–1.00; Fig. [fig:val]a, right).</w:t>
+        <w:t xml:space="preserve">) and varied more across datasets (Fig. [fig:val]a). Nor did any of the three standard NMF factors at the same rank (HRs 0.94–1.00; Fig. [fig:val]a, right); these are individual factor associations from a standard NMF fit, not the combined risk score of the matched-budget control in Table [tab:hr-adjusted].</w:t>
       </w:r>
     </w:p>
     <w:p>
@@ -3413,81 +3413,6 @@
       </m:oMath>
       <w:r>
         <w:t xml:space="preserve">%; Supplementary Information).</w:t>
-      </w:r>
-    </w:p>
-    <w:p>
-      <w:pPr>
-        <w:pStyle w:val="BodyText"/>
-      </w:pPr>
-      <w:r>
-        <w:t xml:space="preserve">We also projected the frozen programs, without retraining, into two treated PDAC cohorts. In the O’Kane/COMPASS cohort of metastatic disease (</w:t>
-      </w:r>
-      <m:oMath>
-        <m:r>
-          <m:t>n</m:t>
-        </m:r>
-        <m:r>
-          <m:rPr>
-            <m:sty m:val="p"/>
-          </m:rPr>
-          <m:t>=</m:t>
-        </m:r>
-        <m:r>
-          <m:t>173</m:t>
-        </m:r>
-      </m:oMath>
-      <w:r>
-        <w:t xml:space="preserve">, 123 deaths), D1 remained associated with overall survival in a Cox model stratified by treatment arm (HR per SD</w:t>
-      </w:r>
-      <w:r>
-        <w:t xml:space="preserve"> </w:t>
-      </w:r>
-      <m:oMath>
-        <m:r>
-          <m:t>0.75</m:t>
-        </m:r>
-      </m:oMath>
-      <w:r>
-        <w:t xml:space="preserve">, 95% CI</w:t>
-      </w:r>
-      <w:r>
-        <w:t xml:space="preserve"> </w:t>
-      </w:r>
-      <m:oMath>
-        <m:r>
-          <m:t>0.62</m:t>
-        </m:r>
-      </m:oMath>
-      <w:r>
-        <w:t xml:space="preserve">–</w:t>
-      </w:r>
-      <m:oMath>
-        <m:r>
-          <m:t>0.90</m:t>
-        </m:r>
-      </m:oMath>
-      <w:r>
-        <w:t xml:space="preserve">; Fig. [fig:treated]a); these laser-capture microdissected profiles are epithelial-enriched, probing chiefly the tumor component of D1. In the Linehan cohort, the projected proCAF-like D2 score increased from pre- to post-treatment biopsies (mean change +0.34 SD, paired Wilcoxon</w:t>
-      </w:r>
-      <w:r>
-        <w:t xml:space="preserve"> </w:t>
-      </w:r>
-      <m:oMath>
-        <m:r>
-          <m:t>P</m:t>
-        </m:r>
-        <m:r>
-          <m:rPr>
-            <m:sty m:val="p"/>
-          </m:rPr>
-          <m:t>=</m:t>
-        </m:r>
-        <m:r>
-          <m:t>0.013</m:t>
-        </m:r>
-      </m:oMath>
-      <w:r>
-        <w:t xml:space="preserve">; Fig. [fig:treated]b; Supplementary Information, Translational transportability), a shift that may reflect cell composition, cellular state or both. Because treatment, stage and cohort were not independently varied, these analyses are exploratory and do not establish differential treatment benefit.</w:t>
       </w:r>
     </w:p>
     <w:p>
@@ -4155,6 +4080,281 @@
         <w:t xml:space="preserve">fixed at zero (Supplementary Table [tab:tab-cindex-comparison]). These are point estimates for the selected models, not tests of superiority and not a comparison of minimum ranks.</w:t>
       </w:r>
     </w:p>
+    <w:bookmarkEnd w:id="31"/>
+    <w:bookmarkStart w:id="32" w:name="X7fde2f7385271f1c6cf3a3491d058fdf04b2c4f"/>
+    <w:p>
+      <w:pPr>
+        <w:pStyle w:val="Heading2"/>
+      </w:pPr>
+      <w:r>
+        <w:t xml:space="preserve">D1 retains prognostic information beyond established PDAC classifications</w:t>
+      </w:r>
+    </w:p>
+    <w:p>
+      <w:pPr>
+        <w:pStyle w:val="FirstParagraph"/>
+      </w:pPr>
+      <w:r>
+        <w:t xml:space="preserve">Across the pooled validation cohorts (</w:t>
+      </w:r>
+      <m:oMath>
+        <m:r>
+          <m:t>n</m:t>
+        </m:r>
+        <m:r>
+          <m:rPr>
+            <m:sty m:val="p"/>
+          </m:rPr>
+          <m:t>=</m:t>
+        </m:r>
+        <m:r>
+          <m:t>570</m:t>
+        </m:r>
+      </m:oMath>
+      <w:r>
+        <w:t xml:space="preserve">, 388 events), binary PurIST and DeCAF classifications together explained 34% of the within-dataset variance in the continuous D1 score, and DeCAF alone explained 19%. D1 nevertheless remained associated with survival after adjustment for both classifiers (HR per within-dataset SD 0.82, 95% CI</w:t>
+      </w:r>
+      <w:r>
+        <w:t xml:space="preserve"> </w:t>
+      </w:r>
+      <m:oMath>
+        <m:r>
+          <m:t>0.73</m:t>
+        </m:r>
+      </m:oMath>
+      <w:r>
+        <w:t xml:space="preserve">–</w:t>
+      </w:r>
+      <m:oMath>
+        <m:r>
+          <m:t>0.93</m:t>
+        </m:r>
+      </m:oMath>
+      <w:r>
+        <w:t xml:space="preserve">,</w:t>
+      </w:r>
+      <w:r>
+        <w:t xml:space="preserve"> </w:t>
+      </w:r>
+      <m:oMath>
+        <m:r>
+          <m:t>P</m:t>
+        </m:r>
+        <m:r>
+          <m:rPr>
+            <m:sty m:val="p"/>
+          </m:rPr>
+          <m:t>=</m:t>
+        </m:r>
+        <m:r>
+          <m:t>0.0014</m:t>
+        </m:r>
+      </m:oMath>
+      <w:r>
+        <w:t xml:space="preserve">). Adding D1 to a dataset-stratified Cox model with additive PurIST and DeCAF terms improved fit (partial likelihood-ratio</w:t>
+      </w:r>
+      <w:r>
+        <w:t xml:space="preserve"> </w:t>
+      </w:r>
+      <m:oMath>
+        <m:sSup>
+          <m:e>
+            <m:r>
+              <m:t>χ</m:t>
+            </m:r>
+          </m:e>
+          <m:sup>
+            <m:r>
+              <m:t>2</m:t>
+            </m:r>
+          </m:sup>
+        </m:sSup>
+        <m:r>
+          <m:rPr>
+            <m:sty m:val="p"/>
+          </m:rPr>
+          <m:t>=</m:t>
+        </m:r>
+        <m:r>
+          <m:t>10.1</m:t>
+        </m:r>
+      </m:oMath>
+      <w:r>
+        <w:t xml:space="preserve">, 1 df,</w:t>
+      </w:r>
+      <w:r>
+        <w:t xml:space="preserve"> </w:t>
+      </w:r>
+      <m:oMath>
+        <m:r>
+          <m:t>P</m:t>
+        </m:r>
+        <m:r>
+          <m:rPr>
+            <m:sty m:val="p"/>
+          </m:rPr>
+          <m:t>=</m:t>
+        </m:r>
+        <m:r>
+          <m:t>0.0015</m:t>
+        </m:r>
+      </m:oMath>
+      <w:r>
+        <w:t xml:space="preserve">) and increased concordance from 0.592 to 0.622. D1 therefore overlaps substantially with these classifications without being reducible to them.</w:t>
+      </w:r>
+    </w:p>
+    <w:p>
+      <w:pPr>
+        <w:pStyle w:val="BodyText"/>
+      </w:pPr>
+      <w:r>
+        <w:t xml:space="preserve">Because D1 spans tumor and stromal programs, we also asked whether it primarily reflected tumor purity. In the two datasets with purity estimates for all patients, D1 correlated only weakly with purity (Spearman</w:t>
+      </w:r>
+      <w:r>
+        <w:t xml:space="preserve"> </w:t>
+      </w:r>
+      <m:oMath>
+        <m:r>
+          <m:t>ρ</m:t>
+        </m:r>
+        <m:r>
+          <m:rPr>
+            <m:sty m:val="p"/>
+          </m:rPr>
+          <m:t>=</m:t>
+        </m:r>
+        <m:r>
+          <m:t>0.06</m:t>
+        </m:r>
+      </m:oMath>
+      <w:r>
+        <w:t xml:space="preserve"> </w:t>
+      </w:r>
+      <w:r>
+        <w:t xml:space="preserve">and</w:t>
+      </w:r>
+      <w:r>
+        <w:t xml:space="preserve"> </w:t>
+      </w:r>
+      <m:oMath>
+        <m:r>
+          <m:rPr>
+            <m:sty m:val="p"/>
+          </m:rPr>
+          <m:t>−</m:t>
+        </m:r>
+        <m:r>
+          <m:t>0.05</m:t>
+        </m:r>
+      </m:oMath>
+      <w:r>
+        <w:t xml:space="preserve">), and adjustment for purity left the linear predictor’s survival association essentially unchanged (HR per SD: PACA-AU array, 1.44 versus 1.45; RNA-seq, 1.66 versus 1.65; Supplementary Table [tab:clinical-adjustment]). In Puleo, the largest validation cohort, the DeSurv linear predictor also remained prognostic after adjustment for sex and resection-margin status (HR per SD 1.33, 95% CI</w:t>
+      </w:r>
+      <w:r>
+        <w:t xml:space="preserve"> </w:t>
+      </w:r>
+      <m:oMath>
+        <m:r>
+          <m:t>1.14</m:t>
+        </m:r>
+      </m:oMath>
+      <w:r>
+        <w:t xml:space="preserve">–</w:t>
+      </w:r>
+      <m:oMath>
+        <m:r>
+          <m:t>1.55</m:t>
+        </m:r>
+      </m:oMath>
+      <w:r>
+        <w:t xml:space="preserve">; Supplementary Table [tab:clinical-adjustment]). Within the PACA-AU datasets, these findings argue against measured tumor purity as the main explanation for the observed associations, although they do not establish the cellular identity of D1’s restCAF-like component (Supplementary Information, Stromal resolution: which reference programs are recovered from bulk).</w:t>
+      </w:r>
+    </w:p>
+    <w:bookmarkEnd w:id="32"/>
+    <w:bookmarkStart w:id="36" w:name="exploratory-transport-to-treated-disease"/>
+    <w:p>
+      <w:pPr>
+        <w:pStyle w:val="Heading2"/>
+      </w:pPr>
+      <w:r>
+        <w:t xml:space="preserve">Exploratory transport to treated disease</w:t>
+      </w:r>
+    </w:p>
+    <w:p>
+      <w:pPr>
+        <w:pStyle w:val="FirstParagraph"/>
+      </w:pPr>
+      <w:r>
+        <w:t xml:space="preserve">We also projected the frozen programs, without retraining, into two treated PDAC cohorts. In the O’Kane/COMPASS cohort of metastatic disease (</w:t>
+      </w:r>
+      <m:oMath>
+        <m:r>
+          <m:t>n</m:t>
+        </m:r>
+        <m:r>
+          <m:rPr>
+            <m:sty m:val="p"/>
+          </m:rPr>
+          <m:t>=</m:t>
+        </m:r>
+        <m:r>
+          <m:t>173</m:t>
+        </m:r>
+      </m:oMath>
+      <w:r>
+        <w:t xml:space="preserve">, 123 deaths), D1 remained associated with overall survival in a Cox model stratified by treatment arm (HR per SD</w:t>
+      </w:r>
+      <w:r>
+        <w:t xml:space="preserve"> </w:t>
+      </w:r>
+      <m:oMath>
+        <m:r>
+          <m:t>0.75</m:t>
+        </m:r>
+      </m:oMath>
+      <w:r>
+        <w:t xml:space="preserve">, 95% CI</w:t>
+      </w:r>
+      <w:r>
+        <w:t xml:space="preserve"> </w:t>
+      </w:r>
+      <m:oMath>
+        <m:r>
+          <m:t>0.62</m:t>
+        </m:r>
+      </m:oMath>
+      <w:r>
+        <w:t xml:space="preserve">–</w:t>
+      </w:r>
+      <m:oMath>
+        <m:r>
+          <m:t>0.90</m:t>
+        </m:r>
+      </m:oMath>
+      <w:r>
+        <w:t xml:space="preserve">; Fig. [fig:treated]a); these laser-capture microdissected profiles are epithelial-enriched, probing chiefly the tumor component of D1. In the Linehan cohort, the projected proCAF-like D2 score increased from pre- to post-treatment biopsies (mean change +0.34 SD, paired Wilcoxon</w:t>
+      </w:r>
+      <w:r>
+        <w:t xml:space="preserve"> </w:t>
+      </w:r>
+      <m:oMath>
+        <m:r>
+          <m:t>P</m:t>
+        </m:r>
+        <m:r>
+          <m:rPr>
+            <m:sty m:val="p"/>
+          </m:rPr>
+          <m:t>=</m:t>
+        </m:r>
+        <m:r>
+          <m:t>0.013</m:t>
+        </m:r>
+      </m:oMath>
+      <w:r>
+        <w:t xml:space="preserve">; Fig. [fig:treated]b; Supplementary Information, Translational transportability), a shift that may reflect cell composition, cellular state or both. Because treatment, stage and cohort were not independently varied, these analyses are exploratory and do not establish differential treatment benefit.</w:t>
+      </w:r>
+    </w:p>
     <w:p>
       <w:pPr>
         <w:pStyle w:val="BodyText"/>
@@ -4164,18 +4364,18 @@
           <wp:inline>
             <wp:extent cx="5334000" cy="2524290"/>
             <wp:effectExtent b="0" l="0" r="0" t="0"/>
-            <wp:docPr descr="" title="" id="32" name="Picture"/>
+            <wp:docPr descr="" title="" id="34" name="Picture"/>
             <a:graphic>
               <a:graphicData uri="http://schemas.openxmlformats.org/drawingml/2006/picture">
                 <pic:pic>
                   <pic:nvPicPr>
-                    <pic:cNvPr descr=".docx_media/figures_fig_treated_1.png" id="33" name="Picture"/>
+                    <pic:cNvPr descr=".docx_media/figures_fig_treated_1.png" id="35" name="Picture"/>
                     <pic:cNvPicPr>
                       <a:picLocks noChangeArrowheads="1" noChangeAspect="1"/>
                     </pic:cNvPicPr>
                   </pic:nvPicPr>
                   <pic:blipFill>
-                    <a:blip r:embed="rId31"/>
+                    <a:blip r:embed="rId33"/>
                     <a:stretch>
                       <a:fillRect/>
                     </a:stretch>
@@ -4401,14 +4601,14 @@
         <w:t xml:space="preserve">SD). Because treatment, stage and cohort were not independently varied, these analyses support prognostic and biological transportability rather than treatment-predictive effects.</w:t>
       </w:r>
     </w:p>
-    <w:bookmarkEnd w:id="34"/>
-    <w:bookmarkStart w:id="35" w:name="X7fde2f7385271f1c6cf3a3491d058fdf04b2c4f"/>
+    <w:bookmarkEnd w:id="36"/>
+    <w:bookmarkStart w:id="37" w:name="Xc685441adc07ef39d4fb33262bfe779f9f1a448"/>
     <w:p>
       <w:pPr>
         <w:pStyle w:val="Heading2"/>
       </w:pPr>
       <w:r>
-        <w:t xml:space="preserve">D1 retains prognostic information beyond established PDAC classifications</w:t>
+        <w:t xml:space="preserve">Method comparisons distinguish survival prediction from gene program recovery</w:t>
       </w:r>
     </w:p>
     <w:p>
@@ -4416,11 +4616,11 @@
         <w:pStyle w:val="FirstParagraph"/>
       </w:pPr>
       <w:r>
-        <w:t xml:space="preserve">We first asked whether D1 simply recapitulated established PDAC subtype classifications. Across the pooled validation cohorts (</w:t>
-      </w:r>
-      <m:oMath>
-        <m:r>
-          <m:t>n</m:t>
+        <w:t xml:space="preserve">At DeSurv’s rank, the matched-budget unsupervised control did not show a statistically significant survival association (Table [tab:hr-adjusted]). More generally, DeSurv reached near-maximal cross-validated concordance at the lowest ranks examined, with little change as additional factors were added, whereas the unsupervised limit (</w:t>
+      </w:r>
+      <m:oMath>
+        <m:r>
+          <m:t>α</m:t>
         </m:r>
         <m:r>
           <m:rPr>
@@ -4429,37 +4629,26 @@
           <m:t>=</m:t>
         </m:r>
         <m:r>
-          <m:t>570</m:t>
-        </m:r>
-      </m:oMath>
-      <w:r>
-        <w:t xml:space="preserve">, 388 events), binary PurIST and DeCAF classifications together explained 34% of the within-dataset variance in the continuous D1 score, and DeCAF alone explained 19%. D1 nevertheless remained associated with survival after adjustment for both classifiers (HR per within-dataset SD 0.82, 95% CI</w:t>
-      </w:r>
-      <w:r>
-        <w:t xml:space="preserve"> </w:t>
-      </w:r>
-      <m:oMath>
-        <m:r>
-          <m:t>0.73</m:t>
-        </m:r>
-      </m:oMath>
-      <w:r>
-        <w:t xml:space="preserve">–</w:t>
-      </w:r>
-      <m:oMath>
-        <m:r>
-          <m:t>0.93</m:t>
-        </m:r>
-      </m:oMath>
-      <w:r>
-        <w:t xml:space="preserve">,</w:t>
-      </w:r>
-      <w:r>
-        <w:t xml:space="preserve"> </w:t>
-      </w:r>
-      <m:oMath>
-        <m:r>
-          <m:t>P</m:t>
+          <m:t>0</m:t>
+        </m:r>
+      </m:oMath>
+      <w:r>
+        <w:t xml:space="preserve">) improved progressively with rank and approached DeSurv only at higher-rank solutions (Supplementary Fig. [fig:fig-cindex-by-k]).</w:t>
+      </w:r>
+    </w:p>
+    <w:p>
+      <w:pPr>
+        <w:pStyle w:val="BodyText"/>
+      </w:pPr>
+      <w:r>
+        <w:t xml:space="preserve">The rank-optimized unsupervised control, whose rank the same one-standard-error rule set at</w:t>
+      </w:r>
+      <w:r>
+        <w:t xml:space="preserve"> </w:t>
+      </w:r>
+      <m:oMath>
+        <m:r>
+          <m:t>k</m:t>
         </m:r>
         <m:r>
           <m:rPr>
@@ -4468,28 +4657,19 @@
           <m:t>=</m:t>
         </m:r>
         <m:r>
-          <m:t>0.0014</m:t>
-        </m:r>
-      </m:oMath>
-      <w:r>
-        <w:t xml:space="preserve">). Adding D1 to a dataset-stratified Cox model with additive PurIST and DeCAF terms improved fit (partial likelihood-ratio</w:t>
-      </w:r>
-      <w:r>
-        <w:t xml:space="preserve"> </w:t>
-      </w:r>
-      <m:oMath>
-        <m:sSup>
-          <m:e>
-            <m:r>
-              <m:t>χ</m:t>
-            </m:r>
-          </m:e>
-          <m:sup>
-            <m:r>
-              <m:t>2</m:t>
-            </m:r>
-          </m:sup>
-        </m:sSup>
+          <m:t>7</m:t>
+        </m:r>
+      </m:oMath>
+      <w:r>
+        <w:t xml:space="preserve">, carried comparable external prognostic information (Table [tab:hr-adjusted]; Supplementary Table [tab:tab-cindex-comparison]). Reference-program coverage increased from 16 for DeSurv at</w:t>
+      </w:r>
+      <w:r>
+        <w:t xml:space="preserve"> </w:t>
+      </w:r>
+      <m:oMath>
+        <m:r>
+          <m:t>k</m:t>
+        </m:r>
         <m:r>
           <m:rPr>
             <m:sty m:val="p"/>
@@ -4497,18 +4677,21 @@
           <m:t>=</m:t>
         </m:r>
         <m:r>
-          <m:t>10.1</m:t>
-        </m:r>
-      </m:oMath>
-      <w:r>
-        <w:t xml:space="preserve">, 1 df,</w:t>
-      </w:r>
-      <w:r>
-        <w:t xml:space="preserve"> </w:t>
-      </w:r>
-      <m:oMath>
-        <m:r>
-          <m:t>P</m:t>
+          <m:t>3</m:t>
+        </m:r>
+      </m:oMath>
+      <w:r>
+        <w:t xml:space="preserve"> </w:t>
+      </w:r>
+      <w:r>
+        <w:t xml:space="preserve">to 32 for the</w:t>
+      </w:r>
+      <w:r>
+        <w:t xml:space="preserve"> </w:t>
+      </w:r>
+      <m:oMath>
+        <m:r>
+          <m:t>k</m:t>
         </m:r>
         <m:r>
           <m:rPr>
@@ -4517,11 +4700,14 @@
           <m:t>=</m:t>
         </m:r>
         <m:r>
-          <m:t>0.0015</m:t>
-        </m:r>
-      </m:oMath>
-      <w:r>
-        <w:t xml:space="preserve">) and increased concordance from 0.592 to 0.622. D1 therefore overlaps substantially with established tumor-intrinsic and stromal classifications while retaining prognostic information beyond those binary calls.</w:t>
+          <m:t>7</m:t>
+        </m:r>
+      </m:oMath>
+      <w:r>
+        <w:t xml:space="preserve"> </w:t>
+      </w:r>
+      <w:r>
+        <w:t xml:space="preserve">control, while multiplicity remained low (1.00 versus 1.125; Supplementary Figs. [fig:fig-nmf-k7-heatmap] and [fig:fig-rpm]). Seven is where the one-standard-error rule landed for the unsupervised search, not a general minimum rank for comparable prognostic information. Survival supervision was not required to obtain a prognostic signal, but it altered which programs were identified and how that signal was decomposed.</w:t>
       </w:r>
     </w:p>
     <w:p>
@@ -4529,206 +4715,7 @@
         <w:pStyle w:val="BodyText"/>
       </w:pPr>
       <w:r>
-        <w:t xml:space="preserve">Because D1 spans tumor and stromal programs, we also asked whether it primarily reflected tumor purity. In the two datasets with purity estimates for all patients, D1 correlated only weakly with purity (Spearman</w:t>
-      </w:r>
-      <w:r>
-        <w:t xml:space="preserve"> </w:t>
-      </w:r>
-      <m:oMath>
-        <m:r>
-          <m:t>ρ</m:t>
-        </m:r>
-        <m:r>
-          <m:rPr>
-            <m:sty m:val="p"/>
-          </m:rPr>
-          <m:t>=</m:t>
-        </m:r>
-        <m:r>
-          <m:t>0.06</m:t>
-        </m:r>
-      </m:oMath>
-      <w:r>
-        <w:t xml:space="preserve"> </w:t>
-      </w:r>
-      <w:r>
-        <w:t xml:space="preserve">and</w:t>
-      </w:r>
-      <w:r>
-        <w:t xml:space="preserve"> </w:t>
-      </w:r>
-      <m:oMath>
-        <m:r>
-          <m:rPr>
-            <m:sty m:val="p"/>
-          </m:rPr>
-          <m:t>−</m:t>
-        </m:r>
-        <m:r>
-          <m:t>0.05</m:t>
-        </m:r>
-      </m:oMath>
-      <w:r>
-        <w:t xml:space="preserve">), and adjustment for purity left the linear predictor’s survival association essentially unchanged (HR per SD: PACA-AU array, 1.44 versus 1.45; RNA-seq, 1.66 versus 1.65; Supplementary Table [tab:clinical-adjustment]). In Puleo, the largest validation cohort, the DeSurv linear predictor also remained prognostic after adjustment for sex and resection-margin status (HR per SD 1.33, 95% CI</w:t>
-      </w:r>
-      <w:r>
-        <w:t xml:space="preserve"> </w:t>
-      </w:r>
-      <m:oMath>
-        <m:r>
-          <m:t>1.14</m:t>
-        </m:r>
-      </m:oMath>
-      <w:r>
-        <w:t xml:space="preserve">–</w:t>
-      </w:r>
-      <m:oMath>
-        <m:r>
-          <m:t>1.55</m:t>
-        </m:r>
-      </m:oMath>
-      <w:r>
-        <w:t xml:space="preserve">; Supplementary Table [tab:clinical-adjustment]). Within the PACA-AU datasets, these findings argue against measured tumor purity as the main explanation for the observed associations, although they do not establish the cellular identity of D1’s restCAF-like component (Supplementary Information, Stromal resolution: which reference programs are recovered from bulk).</w:t>
-      </w:r>
-    </w:p>
-    <w:bookmarkEnd w:id="35"/>
-    <w:bookmarkStart w:id="36" w:name="Xc685441adc07ef39d4fb33262bfe779f9f1a448"/>
-    <w:p>
-      <w:pPr>
-        <w:pStyle w:val="Heading2"/>
-      </w:pPr>
-      <w:r>
-        <w:t xml:space="preserve">Method comparisons distinguish survival prediction from gene program recovery</w:t>
-      </w:r>
-    </w:p>
-    <w:p>
-      <w:pPr>
-        <w:pStyle w:val="FirstParagraph"/>
-      </w:pPr>
-      <w:r>
-        <w:t xml:space="preserve">We next asked whether comparable prognostic information could be recovered without survival-supervised factorization. At DeSurv’s rank, the matched-budget unsupervised control did not show a statistically significant survival association (Table [tab:hr-adjusted]). More generally, DeSurv reached near-maximal cross-validated concordance at the lowest ranks examined, with little change as additional factors were added, whereas the unsupervised limit (</w:t>
-      </w:r>
-      <m:oMath>
-        <m:r>
-          <m:t>α</m:t>
-        </m:r>
-        <m:r>
-          <m:rPr>
-            <m:sty m:val="p"/>
-          </m:rPr>
-          <m:t>=</m:t>
-        </m:r>
-        <m:r>
-          <m:t>0</m:t>
-        </m:r>
-      </m:oMath>
-      <w:r>
-        <w:t xml:space="preserve">) improved progressively with rank and approached DeSurv only at higher-rank solutions (Supplementary Fig. [fig:fig-cindex-by-k]).</w:t>
-      </w:r>
-    </w:p>
-    <w:p>
-      <w:pPr>
-        <w:pStyle w:val="BodyText"/>
-      </w:pPr>
-      <w:r>
-        <w:t xml:space="preserve">The rank-optimized unsupervised control (the same pipeline at</w:t>
-      </w:r>
-      <w:r>
-        <w:t xml:space="preserve"> </w:t>
-      </w:r>
-      <m:oMath>
-        <m:r>
-          <m:t>α</m:t>
-        </m:r>
-        <m:r>
-          <m:rPr>
-            <m:sty m:val="p"/>
-          </m:rPr>
-          <m:t>=</m:t>
-        </m:r>
-        <m:r>
-          <m:t>0</m:t>
-        </m:r>
-      </m:oMath>
-      <w:r>
-        <w:t xml:space="preserve"> </w:t>
-      </w:r>
-      <w:r>
-        <w:t xml:space="preserve">with rank selected by the same one-standard-error rule applied to its own Bayesian-optimization results,</w:t>
-      </w:r>
-      <w:r>
-        <w:t xml:space="preserve"> </w:t>
-      </w:r>
-      <m:oMath>
-        <m:r>
-          <m:t>k</m:t>
-        </m:r>
-        <m:r>
-          <m:rPr>
-            <m:sty m:val="p"/>
-          </m:rPr>
-          <m:t>=</m:t>
-        </m:r>
-        <m:r>
-          <m:t>7</m:t>
-        </m:r>
-      </m:oMath>
-      <w:r>
-        <w:t xml:space="preserve">) carried comparable external prognostic information (Table [tab:hr-adjusted]; Supplementary Table [tab:tab-cindex-comparison]). Reference-program coverage increased from 16 for DeSurv at</w:t>
-      </w:r>
-      <w:r>
-        <w:t xml:space="preserve"> </w:t>
-      </w:r>
-      <m:oMath>
-        <m:r>
-          <m:t>k</m:t>
-        </m:r>
-        <m:r>
-          <m:rPr>
-            <m:sty m:val="p"/>
-          </m:rPr>
-          <m:t>=</m:t>
-        </m:r>
-        <m:r>
-          <m:t>3</m:t>
-        </m:r>
-      </m:oMath>
-      <w:r>
-        <w:t xml:space="preserve"> </w:t>
-      </w:r>
-      <w:r>
-        <w:t xml:space="preserve">to 32 for the</w:t>
-      </w:r>
-      <w:r>
-        <w:t xml:space="preserve"> </w:t>
-      </w:r>
-      <m:oMath>
-        <m:r>
-          <m:t>k</m:t>
-        </m:r>
-        <m:r>
-          <m:rPr>
-            <m:sty m:val="p"/>
-          </m:rPr>
-          <m:t>=</m:t>
-        </m:r>
-        <m:r>
-          <m:t>7</m:t>
-        </m:r>
-      </m:oMath>
-      <w:r>
-        <w:t xml:space="preserve"> </w:t>
-      </w:r>
-      <w:r>
-        <w:t xml:space="preserve">control, while multiplicity remained low (1.00 versus 1.125; Supplementary Figs. [fig:fig-nmf-k7-heatmap] and [fig:fig-rpm]), indicating broader reference-program coverage with little repeated mapping in the seven-factor control. Seven is where the one-standard-error rule landed for the unsupervised search, not a general minimum rank for comparable prognostic information. Survival supervision was not required to obtain a prognostic signal, but it altered which programs were identified and how that signal was decomposed.</w:t>
-      </w:r>
-    </w:p>
-    <w:p>
-      <w:pPr>
-        <w:pStyle w:val="BodyText"/>
-      </w:pPr>
-      <w:r>
-        <w:t xml:space="preserve">We next asked whether D1 was specific to the DeSurv optimizer. We applied three other survival-supervised approaches to the training datasets (one supervised component each for supervised principal components and Cox partial least squares, one penalized fit for sparse Cox; Methods). All three produced patient scores strongly correlated with D1 (Pearson</w:t>
+        <w:t xml:space="preserve">To test whether D1 was specific to the DeSurv optimizer, we applied three other survival-supervised approaches to the training datasets (one supervised component each for supervised principal components and Cox partial least squares, one penalized fit for sparse Cox; Methods). All three produced patient scores strongly correlated with D1 (Pearson</w:t>
       </w:r>
       <w:r>
         <w:t xml:space="preserve"> </w:t>
@@ -4818,7 +4805,7 @@
         <w:pStyle w:val="BodyText"/>
       </w:pPr>
       <w:r>
-        <w:t xml:space="preserve">We then asked what DeSurv adds beyond recovery of this shared prognostic direction. Independently tuned supervised principal components and lasso-penalized Cox regression had pooled external C-indices of</w:t>
+        <w:t xml:space="preserve">Independently tuned supervised principal components and lasso-penalized Cox regression had pooled external C-indices of</w:t>
       </w:r>
       <w:r>
         <w:t xml:space="preserve"> </w:t>
@@ -4978,8 +4965,8 @@
         <w:t xml:space="preserve">for D2 (Supplementary Information). DeSurv places the shared prognostic direction within separately scored tumor and stromal programs and provides program-specific gene lists for biological investigation and future classifier development.</w:t>
       </w:r>
     </w:p>
-    <w:bookmarkEnd w:id="36"/>
-    <w:bookmarkStart w:id="40" w:name="X6689aa5313dac45210423b6867d0aa8d64ac134"/>
+    <w:bookmarkEnd w:id="37"/>
+    <w:bookmarkStart w:id="41" w:name="X6689aa5313dac45210423b6867d0aa8d64ac134"/>
     <w:p>
       <w:pPr>
         <w:pStyle w:val="Heading2"/>
@@ -4993,7 +4980,7 @@
         <w:pStyle w:val="FirstParagraph"/>
       </w:pPr>
       <w:r>
-        <w:t xml:space="preserve">We used simulations with known latent structure to determine when survival supervision improves gene program recovery. Expression profiles were generated for</w:t>
+        <w:t xml:space="preserve">In simulations with known latent structure, expression profiles were generated for</w:t>
       </w:r>
       <w:r>
         <w:t xml:space="preserve"> </w:t>
@@ -5088,7 +5075,7 @@
         </m:r>
       </m:oMath>
       <w:r>
-        <w:t xml:space="preserve">) were tuned by the same cross-validation procedure, giving a controlled comparison with and without survival supervision.</w:t>
+        <w:t xml:space="preserve">) were tuned by the same cross-validation procedure.</w:t>
       </w:r>
     </w:p>
     <w:p>
@@ -5096,7 +5083,7 @@
         <w:pStyle w:val="BodyText"/>
       </w:pPr>
       <w:r>
-        <w:t xml:space="preserve">Under this setting, DeSurv more accurately recovered the genes defining the true prognostic program, whereas unsupervised NMF was more strongly influenced by the dominant background structure (Fig. [fig:sim]a,b). Across 100 simulated datasets, median matched-factor precision, the proportion of the best-matching learned program’s selected genes that belonged to the true prognostic gene set, was 0.50 for DeSurv versus 0.07 for unsupervised NMF. Global marker recall, the proportion of the true survival-driving marker genes appearing in the union of all learned programs’ top-ranked gene sets, was 0.26 versus 0.15 (Supplementary Information). Median test-set C-index was</w:t>
+        <w:t xml:space="preserve">Under this setting, DeSurv more accurately recovered the genes defining the true prognostic program, whereas unsupervised NMF was more strongly influenced by the dominant background structure (Fig. [fig:sim]a,b). Across 100 simulated datasets, median matched-factor precision (the proportion of the best-matching learned program’s selected genes belonging to the true prognostic gene set) was 0.50 for DeSurv versus 0.07 for unsupervised NMF. Global marker recall (the proportion of the true survival-driving marker genes appearing in the union of all learned programs’ top-ranked gene sets) was 0.26 versus 0.15 (Supplementary Information). Median test-set C-index was</w:t>
       </w:r>
       <w:r>
         <w:t xml:space="preserve"> </w:t>
@@ -5228,7 +5215,7 @@
         <w:t xml:space="preserve"> </w:t>
       </w:r>
       <w:r>
-        <w:t xml:space="preserve">across 100 simulated datasets), consistent with weak discrimination among supervision strengths when concordance is near chance.</w:t>
+        <w:t xml:space="preserve">across 100 simulated datasets), consistent with weak discrimination among supervision strengths.</w:t>
       </w:r>
     </w:p>
     <w:p>
@@ -5240,18 +5227,18 @@
           <wp:inline>
             <wp:extent cx="5334000" cy="4923692"/>
             <wp:effectExtent b="0" l="0" r="0" t="0"/>
-            <wp:docPr descr="" title="" id="38" name="Picture"/>
+            <wp:docPr descr="" title="" id="39" name="Picture"/>
             <a:graphic>
               <a:graphicData uri="http://schemas.openxmlformats.org/drawingml/2006/picture">
                 <pic:pic>
                   <pic:nvPicPr>
-                    <pic:cNvPr descr=".docx_media/figures_fig2_tcgacptac.png" id="39" name="Picture"/>
+                    <pic:cNvPr descr=".docx_media/figures_fig2_tcgacptac.png" id="40" name="Picture"/>
                     <pic:cNvPicPr>
                       <a:picLocks noChangeArrowheads="1" noChangeAspect="1"/>
                     </pic:cNvPicPr>
                   </pic:nvPicPr>
                   <pic:blipFill>
-                    <a:blip r:embed="rId37"/>
+                    <a:blip r:embed="rId38"/>
                     <a:stretch>
                       <a:fillRect/>
                     </a:stretch>
@@ -5471,9 +5458,9 @@
         <w:t xml:space="preserve">IQR; points are individual simulated datasets. (c) Distribution of selected ranks across simulated datasets for DeSurv versus unsupervised NMF. (d) The same matched-factor precision metric as in (b), computed for two signal regimes: a prognostic program whose genes carry low transcriptomic variance relative to the shared background excluded from the survival-generating gene set (separated from the dominant variance) versus one that partially overlaps the dominant variance. DeSurv recovers the prognostic program more accurately in both regimes, whereas the unsupervised solution is more strongly influenced by the dominant expression structure; the null scenario (no prognostic program) is shown in the Supplementary Information. The concordance gap in (a) is not an expected discrimination gain in real data, where the two approaches perform comparably (Table [tab:hr-adjusted]).</w:t>
       </w:r>
     </w:p>
-    <w:bookmarkEnd w:id="40"/>
     <w:bookmarkEnd w:id="41"/>
-    <w:bookmarkStart w:id="42" w:name="discussion"/>
+    <w:bookmarkEnd w:id="42"/>
+    <w:bookmarkStart w:id="43" w:name="discussion"/>
     <w:p>
       <w:pPr>
         <w:pStyle w:val="Heading1"/>
@@ -5487,7 +5474,7 @@
         <w:pStyle w:val="FirstParagraph"/>
       </w:pPr>
       <w:r>
-        <w:t xml:space="preserve">DeSurv allows patient survival to shape gene-program discovery, yielding a tumor–stroma architecture that connects prognostic information with interpretable malignant and stromal programs. The practical value lies in what that architecture yields, program-specific gene lists that can be compared with established classifications and investigated biologically across cohorts. In PDAC, the architecture comprised a dominant survival-aligned program, D1, characterized by coordinated cross-patient variation in classical tumor and restCAF-like stromal features, alongside separately resolved proCAF-like stromal and basal-like tumor programs. D1 remained prognostic after adjustment for the established PurIST and DeCAF classifications, and was supported on its classical tumor side by GATA6 RNA in situ hybridization. The frozen programs then transferred without refitting across four independent external patient cohorts.</w:t>
+        <w:t xml:space="preserve">DeSurv allows patient survival to shape gene-program discovery, yielding a tumor–stroma architecture that connects prognostic information with interpretable malignant and stromal programs. In PDAC, the architecture comprised a dominant survival-aligned program, D1, characterized by coordinated cross-patient variation in classical tumor and restCAF-like stromal features, alongside separately resolved proCAF-like stromal and basal-like tumor programs. D1 remained prognostic after adjustment for the established PurIST and DeCAF classifications. The frozen programs then transferred without refitting across four independent external patient cohorts.</w:t>
       </w:r>
     </w:p>
     <w:p>
@@ -5495,7 +5482,7 @@
         <w:pStyle w:val="BodyText"/>
       </w:pPr>
       <w:r>
-        <w:t xml:space="preserve">This difference in the recovered programs persisted when rank and tuning effort were matched. An unsupervised control at</w:t>
+        <w:t xml:space="preserve">An unsupervised control at</w:t>
       </w:r>
       <w:r>
         <w:t xml:space="preserve"> </w:t>
@@ -5515,7 +5502,7 @@
         </m:r>
       </m:oMath>
       <w:r>
-        <w:t xml:space="preserve">, matched to DeSurv on rank, optimizer, tuning budget and consensus initialization and tuned on cross-validated concordance, did not recover D1. A rank-optimized unsupervised control recovered comparable prognostic information across a broader seven-factor representation, and conventional supervised predictors produced scores aligned with the dominant prognostic direction, correlating only weakly with the separately resolved proCAF-like program (Fig. [fig:val]b). These comparisons separate prognostic information from the representation in which that information is recovered.</w:t>
+        <w:t xml:space="preserve">, matched to DeSurv on rank and tuning budget, did not recover D1, so the difference in the recovered programs did not appear to reflect rank or tuning effort. A rank-optimized unsupervised control recovered comparable prognostic information across a broader seven-factor representation, and conventional supervised predictors produced scores aligned with the dominant prognostic direction, correlating only weakly with the separately resolved proCAF-like program (Fig. [fig:val]b). These comparisons separate prognostic information from the representation in which that information is recovered.</w:t>
       </w:r>
     </w:p>
     <w:p>
@@ -5523,7 +5510,7 @@
         <w:pStyle w:val="BodyText"/>
       </w:pPr>
       <w:r>
-        <w:t xml:space="preserve">This distinction also clarifies the role of the frozen gene-program basis. When programs are learned without outcome information, their prognostic relevance is assessed after discovery. In DeSurv, survival acts directly on the gene-program matrix</w:t>
+        <w:t xml:space="preserve">This distinction clarifies the role of the frozen gene-program basis. In DeSurv, survival acts directly on the gene-program matrix</w:t>
       </w:r>
       <w:r>
         <w:t xml:space="preserve"> </w:t>
@@ -5564,7 +5551,7 @@
         </w:r>
       </w:hyperlink>
       <w:r>
-        <w:t xml:space="preserve">. In DeSurv, it depends directly on projections through the gene-program matrix, and new samples are scored using fixed gene weights without an additional sample-loading estimation step (Supplementary Table [tab:architecture]). Empirically, supervision reorganized rather than replaced the reconstruction-driven structure. D2 and D3 corresponded closely to the major stromal and tumor factors recovered by standard NMF, whereas D1 was poorly reconstructable from those matched-rank factors.</w:t>
+        <w:t xml:space="preserve">. In DeSurv, it depends directly on projections through the gene-program matrix, and new samples are scored using fixed gene weights without an additional sample-loading estimation step (Supplementary Table [tab:architecture]).</w:t>
       </w:r>
     </w:p>
     <w:p>
@@ -5614,7 +5601,7 @@
         </w:r>
       </w:hyperlink>
       <w:r>
-        <w:t xml:space="preserve">. Program-specific gene lists connect measured scores to biological annotation and provide candidates for subsequent classifier development. DeSurv extends this line of work by allowing patient outcomes to influence the gene weights themselves, and D2 remains available as separately measurable proCAF-like stromal context although the fitted risk score combines D1 and D3. Such outputs supply candidate signatures and hypotheses for biological investigation and biomarker development, without yet establishing clinical utility or a treatment-selection rule.</w:t>
+        <w:t xml:space="preserve">. Program-specific gene lists connect measured scores to biological annotation and provide candidates for subsequent classifier development. DeSurv extends this line of work by allowing patient outcomes to influence the gene weights themselves, and D2 remains available as separately measurable proCAF-like stromal context although the fitted risk score combines D1 and D3. These outputs do not yet establish clinical utility or a treatment-selection rule.</w:t>
       </w:r>
     </w:p>
     <w:p>
@@ -5622,30 +5609,7 @@
         <w:pStyle w:val="BodyText"/>
       </w:pPr>
       <w:r>
-        <w:t xml:space="preserve">Rank choice and initialization can affect the recovered gene programs, and both were examined here. Standard NMF criteria gave conflicting rank choices in the PDAC training data, and increasing rank progressively broadened correspondence to established PDAC programs. The three-factor DeSurv solution and the seven-factor unsupervised control were selected by the same one-standard-error rule, and seven is the smallest rank within one standard error of the best observed configuration in the</w:t>
-      </w:r>
-      <w:r>
-        <w:t xml:space="preserve"> </w:t>
-      </w:r>
-      <m:oMath>
-        <m:r>
-          <m:t>α</m:t>
-        </m:r>
-        <m:r>
-          <m:rPr>
-            <m:sty m:val="p"/>
-          </m:rPr>
-          <m:t>=</m:t>
-        </m:r>
-        <m:r>
-          <m:t>0</m:t>
-        </m:r>
-      </m:oMath>
-      <w:r>
-        <w:t xml:space="preserve"> </w:t>
-      </w:r>
-      <w:r>
-        <w:t xml:space="preserve">search, so the two differ in representation size rather than marking a minimum-rank requirement for either method. Survival supervision provides an outcome-informed criterion for shaping the representation, but it does not remove the non-uniqueness of matrix factorization, and individual DeSurv runs from different random starts recover appreciably different gene sets. Consensus fits built from disjoint halves of the same cached restart pool agreed closely with the reported basis (gene-loading correlation 0.97–0.99, top-270 Jaccard 0.73–0.88; Supplementary Information, Stability of the recovered gene programs). This supports stability to restart-pool composition within the training data, while leaving reproducibility under independent repetition, and the stability of the full consensus procedure under patient resampling, to be established.</w:t>
+        <w:t xml:space="preserve">Rank choice and initialization can affect the recovered gene programs. Increasing rank progressively broadened correspondence to established PDAC programs. The three-factor DeSurv solution and the seven-factor unsupervised control were selected by the same one-standard-error rule. Survival supervision provides an outcome-informed criterion for shaping the representation, but it does not remove the non-uniqueness of matrix factorization, and individual DeSurv runs from different random starts recover appreciably different gene sets. Split-half consensus fits agreed closely with the reported basis (Supplementary Information, Stability of the recovered gene programs), which supports stability to restart-pool composition within the training data while leaving reproducibility under independent repetition, and the stability of the full consensus procedure under patient resampling, to be established.</w:t>
       </w:r>
     </w:p>
     <w:p>
@@ -5653,7 +5617,7 @@
         <w:pStyle w:val="BodyText"/>
       </w:pPr>
       <w:r>
-        <w:t xml:space="preserve">The simulations identify conditions under which survival information improves program recovery. In the primary setting, the marker genes defining the prognostic program contributed less expression variation than shared background genes excluded from the survival-generating gene set. DeSurv recovered those prognostic markers more accurately than its unsupervised limit. In the mixed setting, the benefit differed between program-specific markers and shared background genes, while test-set concordance was near chance for both methods under the null. These findings provide a controlled example of how survival supervision can prioritize prognostically relevant structure that contributes relatively little expression variation.</w:t>
+        <w:t xml:space="preserve">The simulations identify conditions under which survival information improves program recovery. They give a controlled example of how survival supervision can prioritize prognostically relevant structure that contributes relatively little expression variation.</w:t>
       </w:r>
     </w:p>
     <w:p>
@@ -5669,9 +5633,17 @@
         <w:pStyle w:val="BodyText"/>
       </w:pPr>
       <w:r>
-        <w:t xml:space="preserve">The question DeSurv addresses extends beyond PDAC. In any tumor type, the programs that dominate expression variation may differ from those most relevant to survival, so outcome information could help prioritize programs that reconstruction alone underweights. Testing generalizability will require multi-cancer evaluation of prognostic performance, program recovery and stability, with attention to cohort composition and event counts. Comparators should include unsupervised decompositions and strong penalized-regression baselines, which remain difficult to outperform consistently for out-of-sample prognosis</w:t>
-      </w:r>
-      <w:hyperlink w:anchor="ref-smith2020standard">
+        <w:t xml:space="preserve">In treated cohorts the frozen scores remained informative in exploratory analyses, but arm-level sample sizes limited assessment of variation in the association across treatments. Whether these programs predict differential treatment benefit therefore remains unresolved and will require adequately powered, prespecified treatment-by-program interaction analyses in studies designed to support treatment comparisons.</w:t>
+      </w:r>
+    </w:p>
+    <w:p>
+      <w:pPr>
+        <w:pStyle w:val="BodyText"/>
+      </w:pPr>
+      <w:r>
+        <w:t xml:space="preserve">The tumor–stroma architecture described here is a bulk-tissue phenomenon. It reflects cross-patient covariation in tumor- and stroma-associated transcriptional programs rather than cellular co-expression or spatial adjacency within individual tumors. This organization is consistent with broader evidence that malignant lineage state and stromal composition vary together in PDAC</w:t>
+      </w:r>
+      <w:hyperlink w:anchor="ref-ogawa2020stroma">
         <w:r>
           <w:rPr>
             <w:rStyle w:val="Hyperlink"/>
@@ -5681,40 +5653,32 @@
         </w:r>
       </w:hyperlink>
       <w:r>
-        <w:t xml:space="preserve">. PDAC is the empirical demonstration presented here rather than evidence of pan-cancer validation.</w:t>
-      </w:r>
-    </w:p>
-    <w:p>
-      <w:pPr>
-        <w:pStyle w:val="BodyText"/>
-      </w:pPr>
-      <w:r>
-        <w:t xml:space="preserve">In treated cohorts the frozen scores remained informative in exploratory analyses. In O’Kane/COMPASS, D1 remained prognostic in an analysis stratified by treatment arm, although arm-level sample sizes limited assessment of variation in the association across treatments, and the epithelial-enriched profiles support transport of its tumor-associated component in particular. The increase in the projected D2 score after treatment in the Linehan cohort indicates a shift toward proCAF-associated bulk expression, which may reflect altered cellular composition, transcriptional state or both, and does not establish a treatment-induced change in fibroblast state. Whether these programs predict differential treatment benefit therefore remains unresolved and will require adequately powered, prespecified treatment-by-program interaction analyses in studies designed to support treatment comparisons.</w:t>
-      </w:r>
-    </w:p>
-    <w:p>
-      <w:pPr>
-        <w:pStyle w:val="BodyText"/>
-      </w:pPr>
-      <w:r>
-        <w:t xml:space="preserve">The tumor–stroma architecture described here is a bulk-tissue phenomenon. It reflects cross-patient covariation in tumor- and stroma-associated transcriptional programs rather than cellular co-expression or spatial adjacency within individual tumors. Within it, D1 is the dominant survival-aligned program rather than the architecture itself, and this organization is consistent with broader evidence that malignant lineage state and stromal composition vary together in PDAC</w:t>
-      </w:r>
-      <w:hyperlink w:anchor="ref-ogawa2020stroma">
+        <w:rPr>
+          <w:vertAlign w:val="superscript"/>
+        </w:rPr>
+        <w:t xml:space="preserve">–</w:t>
+      </w:r>
+      <w:hyperlink w:anchor="ref-lee2024tumorcaf">
         <w:r>
           <w:rPr>
             <w:rStyle w:val="Hyperlink"/>
             <w:vertAlign w:val="superscript"/>
           </w:rPr>
-          <w:t xml:space="preserve">35</w:t>
+          <w:t xml:space="preserve">36</w:t>
         </w:r>
       </w:hyperlink>
       <w:r>
-        <w:rPr>
-          <w:vertAlign w:val="superscript"/>
-        </w:rPr>
-        <w:t xml:space="preserve">–</w:t>
-      </w:r>
-      <w:hyperlink w:anchor="ref-lee2024tumorcaf">
+        <w:t xml:space="preserve">. Adjustment for PurIST and DeCAF supports D1’s prognostic association beyond those classifiers, purity adjustment in the PACA-AU datasets leaves the risk score’s association essentially unchanged, and other supervised methods recover a related patient-score direction. GATA6 RNA in situ hybridization independently supports D1’s classical tumor component; these analyses do not establish the cellular identity of its stromal component. Single-cell or spatial profiling could clarify the cellular sources of these programs; linking those sources to prognosis would additionally require outcome-annotated cohorts and scoring methods appropriate for the measurement platform.</w:t>
+      </w:r>
+    </w:p>
+    <w:p>
+      <w:pPr>
+        <w:pStyle w:val="BodyText"/>
+      </w:pPr>
+      <w:r>
+        <w:t xml:space="preserve">The question DeSurv addresses extends beyond PDAC. In any tumor type, the programs that dominate expression variation may differ from those most relevant to survival, so outcome information could help prioritize programs that reconstruction alone underweights. Testing generalizability will require multi-cancer evaluation of prognostic performance, program recovery and stability, with attention to cohort composition and event counts. Comparators should include unsupervised decompositions and strong penalized-regression baselines, which remain difficult to outperform consistently for out-of-sample prognosis</w:t>
+      </w:r>
+      <w:hyperlink w:anchor="ref-smith2020standard">
         <w:r>
           <w:rPr>
             <w:rStyle w:val="Hyperlink"/>
@@ -5724,7 +5688,7 @@
         </w:r>
       </w:hyperlink>
       <w:r>
-        <w:t xml:space="preserve">. The restCAF-like and proCAF-like labels denote correspondence to reference signatures rather than direct resolution of single-cell CAF states. Adjustment for PurIST and DeCAF supports D1’s prognostic association beyond those classifiers, purity adjustment in the PACA-AU datasets leaves the risk score’s association essentially unchanged, and other supervised methods recover a related patient-score direction. GATA6 RNA in situ hybridization independently supports D1’s classical tumor component; these analyses do not establish the cellular identity of its stromal component. Single-cell or spatial profiling could clarify the cellular sources of these programs; linking those sources to prognosis would additionally require outcome-annotated cohorts and scoring methods appropriate for the measurement platform.</w:t>
+        <w:t xml:space="preserve">. PDAC is the empirical demonstration presented here rather than evidence of pan-cancer validation.</w:t>
       </w:r>
     </w:p>
     <w:p>
@@ -5735,8 +5699,8 @@
         <w:t xml:space="preserve">In PDAC, incorporating survival during factorization recovered a three-program tumor–stroma architecture that transferred across independent cohorts while retaining biological components that could be interrogated separately. More generally, DeSurv provides a framework for asking not only whether transcriptomic data predict outcome, but which biological programs are recovered when outcome information helps shape their discovery.</w:t>
       </w:r>
     </w:p>
-    <w:bookmarkEnd w:id="42"/>
-    <w:bookmarkStart w:id="57" w:name="methods"/>
+    <w:bookmarkEnd w:id="43"/>
+    <w:bookmarkStart w:id="58" w:name="methods"/>
     <w:p>
       <w:pPr>
         <w:pStyle w:val="Heading1"/>
@@ -5745,7 +5709,7 @@
         <w:t xml:space="preserve">Methods</w:t>
       </w:r>
     </w:p>
-    <w:bookmarkStart w:id="43" w:name="problem-formulation-and-notation"/>
+    <w:bookmarkStart w:id="44" w:name="problem-formulation-and-notation"/>
     <w:p>
       <w:pPr>
         <w:pStyle w:val="Heading2"/>
@@ -6514,8 +6478,8 @@
         <w:t xml:space="preserve">describes a factorization objective without a survival term; outcome-based tuning is stated separately.</w:t>
       </w:r>
     </w:p>
-    <w:bookmarkEnd w:id="43"/>
-    <w:bookmarkStart w:id="44" w:name="the-desurv-model"/>
+    <w:bookmarkEnd w:id="44"/>
+    <w:bookmarkStart w:id="45" w:name="the-desurv-model"/>
     <w:p>
       <w:pPr>
         <w:pStyle w:val="Heading2"/>
@@ -7564,7 +7528,7 @@
         </m:r>
       </m:oMath>
       <w:r>
-        <w:t xml:space="preserve">, Here</w:t>
+        <w:t xml:space="preserve">. Here</w:t>
       </w:r>
       <w:r>
         <w:t xml:space="preserve"> </w:t>
@@ -8301,8 +8265,8 @@
         <w:t xml:space="preserve">model (Supplementary Information, Bayesian Optimization). The Cox component also supports optional adjustment for sample-level covariates (for example, stage or grade); the analyses reported here use factor scores alone.</w:t>
       </w:r>
     </w:p>
-    <w:bookmarkEnd w:id="44"/>
-    <w:bookmarkStart w:id="45" w:name="optimization"/>
+    <w:bookmarkEnd w:id="45"/>
+    <w:bookmarkStart w:id="46" w:name="optimization"/>
     <w:p>
       <w:pPr>
         <w:pStyle w:val="Heading2"/>
@@ -9053,8 +9017,8 @@
         <w:t xml:space="preserve">Because the implemented algorithm combines normalization, gradient rescaling and a Coxnet approximation, we assessed optimization behavior empirically rather than relying on a formal convergence guarantee. Across 100 independent random initializations of the reported PDAC model, every run terminated on the stopping criterion rather than the iteration cap, and none failed numerically (median 38 iterations, range 17–233; Supplementary Information, Empirical optimization stability). The recorded outer-loop objective decreased monotonically. Monotone decrease together with the cosine stopping rule is what these runs establish, and they are checks on the optimizer rather than on which programs it recovers. Closed-form update equations are given in Supplementary Information, Model details and Optimization Algorithm, and Bayesian-optimization control parameters in Bayesian Optimization.</w:t>
       </w:r>
     </w:p>
-    <w:bookmarkEnd w:id="45"/>
-    <w:bookmarkStart w:id="46" w:name="Xae18593a87377292dd7aab530561e9c6f103c06"/>
+    <w:bookmarkEnd w:id="46"/>
+    <w:bookmarkStart w:id="47" w:name="Xae18593a87377292dd7aab530561e9c6f103c06"/>
     <w:p>
       <w:pPr>
         <w:pStyle w:val="Heading2"/>
@@ -9738,8 +9702,8 @@
         <w:t xml:space="preserve">from the best observed configuration. Reference-program correspondence and the GATA6 comparison support biological interpretation of the selected programs; they do not establish a uniquely correct rank.</w:t>
       </w:r>
     </w:p>
-    <w:bookmarkEnd w:id="46"/>
-    <w:bookmarkStart w:id="47" w:name="Xbdce6b91f711f953a81a9683ed715f043d727c7"/>
+    <w:bookmarkEnd w:id="47"/>
+    <w:bookmarkStart w:id="48" w:name="Xbdce6b91f711f953a81a9683ed715f043d727c7"/>
     <w:p>
       <w:pPr>
         <w:pStyle w:val="Heading2"/>
@@ -9818,8 +9782,8 @@
         <w:t xml:space="preserve">We assessed program stability by partitioning the cached restart pool into disjoint halves and constructing a consensus initialization and final fit from each half. Across 8 random splits, median agreement with the reported basis was 0.97–0.99 for gene-loading correlations and 0.73–0.88 for top-ranked-gene Jaccard overlap across the three programs. These comparisons assess sensitivity to restart-pool composition within the training data, rather than independent repetition of the full procedure (Supplementary Information, Stability of the recovered gene programs). That section also reports stability under patient subsampling, a separate and weaker property.</w:t>
       </w:r>
     </w:p>
-    <w:bookmarkEnd w:id="47"/>
-    <w:bookmarkStart w:id="48" w:name="frozen-gene-program-and-risk-scoring"/>
+    <w:bookmarkEnd w:id="48"/>
+    <w:bookmarkStart w:id="49" w:name="frozen-gene-program-and-risk-scoring"/>
     <w:p>
       <w:pPr>
         <w:pStyle w:val="Heading2"/>
@@ -10262,8 +10226,8 @@
         <w:t xml:space="preserve">was not refit after truncation. The elastic-net penalty set the D2 coefficient to exactly zero, so the frozen risk score is a weighted combination of D1 and D3.</w:t>
       </w:r>
     </w:p>
-    <w:bookmarkEnd w:id="48"/>
-    <w:bookmarkStart w:id="49" w:name="unsupervised-and-supervised-comparators"/>
+    <w:bookmarkEnd w:id="49"/>
+    <w:bookmarkStart w:id="50" w:name="unsupervised-and-supervised-comparators"/>
     <w:p>
       <w:pPr>
         <w:pStyle w:val="Heading2"/>
@@ -10640,8 +10604,8 @@
         <w:t xml:space="preserve">No matched-budget control was run for these supervised comparators, as was done for the unsupervised arm. Correspondence between each supervised risk score and the DeSurv programs D1–D3 was quantified in the training cohort using absolute Pearson correlation. Additional analyses of selected-gene enrichment and compartment attribution are described in the Supplementary Information.</w:t>
       </w:r>
     </w:p>
-    <w:bookmarkEnd w:id="49"/>
-    <w:bookmarkStart w:id="50" w:name="Xd3d239ff07d74f694934d7759f77f1b836e1757"/>
+    <w:bookmarkEnd w:id="50"/>
+    <w:bookmarkStart w:id="51" w:name="Xd3d239ff07d74f694934d7759f77f1b836e1757"/>
     <w:p>
       <w:pPr>
         <w:pStyle w:val="Heading2"/>
@@ -10800,8 +10764,8 @@
         <w:t xml:space="preserve">), indicating the association is not an artifact of self-correlation.</w:t>
       </w:r>
     </w:p>
-    <w:bookmarkEnd w:id="50"/>
-    <w:bookmarkStart w:id="51" w:name="Xc6cdaaedd08fffd54565f906bd3987bb8958945"/>
+    <w:bookmarkEnd w:id="51"/>
+    <w:bookmarkStart w:id="52" w:name="Xc6cdaaedd08fffd54565f906bd3987bb8958945"/>
     <w:p>
       <w:pPr>
         <w:pStyle w:val="Heading2"/>
@@ -11000,8 +10964,8 @@
         <w:t xml:space="preserve">. Because the risk score under either formulation is a function of the sample loadings rather than of the gene-program basis, a new sample needs loadings of its own. SurvNMF documents such a step, obtaining them for held-out samples by a constrained least-squares fit; that step holds the gene basis fixed and needs neither relearning of the basis nor validation survival outcomes, so it is an additional fitting step at transfer rather than a leak. CoxNMF’s published description does not specify a new-sample scoring procedure (Supplementary Table [tab:architecture]). Sample-side supervision can nonetheless influence the basis indirectly, through the alternating reconstruction updates. External survival outcomes were used to estimate associations and evaluate performance, including the separately described recalibration analysis, rather than to learn or tune the primary programs or risk score. Further training and validation details appear in Supplementary Information, Part I.</w:t>
       </w:r>
     </w:p>
-    <w:bookmarkEnd w:id="51"/>
-    <w:bookmarkStart w:id="52" w:name="simulation-studies"/>
+    <w:bookmarkEnd w:id="52"/>
+    <w:bookmarkStart w:id="53" w:name="simulation-studies"/>
     <w:p>
       <w:pPr>
         <w:pStyle w:val="Heading2"/>
@@ -12198,8 +12162,8 @@
         <w:t xml:space="preserve">); in the mixed scenario, marker-only and full survival-gene definitions of the target were evaluated separately.</w:t>
       </w:r>
     </w:p>
-    <w:bookmarkEnd w:id="52"/>
-    <w:bookmarkStart w:id="53" w:name="pdac-datasets-and-preprocessing"/>
+    <w:bookmarkEnd w:id="53"/>
+    <w:bookmarkStart w:id="54" w:name="pdac-datasets-and-preprocessing"/>
     <w:p>
       <w:pPr>
         <w:pStyle w:val="Heading2"/>
@@ -12378,8 +12342,8 @@
         <w:t xml:space="preserve">. This yielded a combined validation population of 570 unique patients (388 deaths) spanning four independent patient cohorts.</w:t>
       </w:r>
     </w:p>
-    <w:bookmarkEnd w:id="53"/>
-    <w:bookmarkStart w:id="54" w:name="ethics-sex-and-gender-and-ancestry"/>
+    <w:bookmarkEnd w:id="54"/>
+    <w:bookmarkStart w:id="55" w:name="ethics-sex-and-gender-and-ancestry"/>
     <w:p>
       <w:pPr>
         <w:pStyle w:val="Heading2"/>
@@ -12396,8 +12360,8 @@
         <w:t xml:space="preserve">Each dataset was collected under the ethical approvals and consent procedures of the original study. This secondary analysis used only de-identified, previously collected data and was not submitted for separate Institutional Review Board (IRB) review at the University of North Carolina at Chapel Hill. The patient cohorts analyzed in this study were curated by the original investigators or consortia (TCGA, CPTAC, ICGC, and the original Moffitt, Dijk, and Puleo studies) and our access was limited to the de-identified expression and survival data they provide. Sex was recorded in every cohort and was included as a covariate in the clinical-adjustment analyses (Supplementary Table [tab:clinical-adjustment]); cohort-specific estimates and complete-case sample sizes are reported there. We did not conduct sex-stratified analyses, because the study was not powered for subgroup comparisons within individual cohorts, and we did not stratify by race or ethnicity because those annotations were not consistently available across cohorts. Whether the prognostic relevance of these gene programs differs by sex, race, or ethnicity remains an important question for adequately powered, more comprehensively annotated cohorts.</w:t>
       </w:r>
     </w:p>
-    <w:bookmarkEnd w:id="54"/>
-    <w:bookmarkStart w:id="55" w:name="treated-cohort-analyses"/>
+    <w:bookmarkEnd w:id="55"/>
+    <w:bookmarkStart w:id="56" w:name="treated-cohort-analyses"/>
     <w:p>
       <w:pPr>
         <w:pStyle w:val="Heading2"/>
@@ -12434,8 +12398,8 @@
         <w:t xml:space="preserve">patients, 123 deaths; laser-capture microdissected, epithelial-enriched expression), the association of the projected D1 score with survival was reported both as arm-specific estimates and as a common slope from a Cox model stratified by treatment arm, which allows arm-specific baseline hazards, with a treatment-by-D1 interaction test reported descriptively; no estimate is pooled across cohorts. In the Linehan cohort of borderline-resectable or locally advanced disease, 29 patients with paired pre- and post-treatment biopsies were compared on the projected D2 score by a paired Wilcoxon signed-rank test; this analysis concerns program level, not survival. Both analyses were exploratory and not preregistered.</w:t>
       </w:r>
     </w:p>
-    <w:bookmarkEnd w:id="55"/>
-    <w:bookmarkStart w:id="56" w:name="use-of-large-language-models"/>
+    <w:bookmarkEnd w:id="56"/>
+    <w:bookmarkStart w:id="57" w:name="use-of-large-language-models"/>
     <w:p>
       <w:pPr>
         <w:pStyle w:val="Heading2"/>
@@ -12452,9 +12416,9 @@
         <w:t xml:space="preserve">During preparation of this manuscript, the authors used large language models (Claude, Anthropic; ChatGPT, OpenAI) for language editing, for assistance with code used to generate and format the display items, for verification of the written algorithm description against the released code, and for critical review of the manuscript’s presentation and evidentiary framing. All model output was directed, reviewed, and verified by the authors, who take full responsibility for the work. The models were not used to design the study or to develop the DeSurv methodology, and they do not meet the criteria for authorship.</w:t>
       </w:r>
     </w:p>
-    <w:bookmarkEnd w:id="56"/>
     <w:bookmarkEnd w:id="57"/>
-    <w:bookmarkStart w:id="58" w:name="data-availability"/>
+    <w:bookmarkEnd w:id="58"/>
+    <w:bookmarkStart w:id="59" w:name="data-availability"/>
     <w:p>
       <w:pPr>
         <w:pStyle w:val="Heading1"/>
@@ -12581,8 +12545,8 @@
         <w:t xml:space="preserve">), so that every treated-cohort value can be inspected and verified. Code used to generate the COMPASS D1–GATA6 comparison (main-text Fig. [fig:pdac]e) is also provided in the reproducibility repository; reproduction of the patient-level analysis requires authorized access to the COMPASS data.</w:t>
       </w:r>
     </w:p>
-    <w:bookmarkEnd w:id="58"/>
-    <w:bookmarkStart w:id="61" w:name="code-availability"/>
+    <w:bookmarkEnd w:id="59"/>
+    <w:bookmarkStart w:id="62" w:name="code-availability"/>
     <w:p>
       <w:pPr>
         <w:pStyle w:val="Heading1"/>
@@ -12700,7 +12664,7 @@
       <w:r>
         <w:t xml:space="preserve"> </w:t>
       </w:r>
-      <w:hyperlink r:id="rId59">
+      <w:hyperlink r:id="rId60">
         <w:r>
           <w:rPr>
             <w:rStyle w:val="Hyperlink"/>
@@ -12729,7 +12693,7 @@
       <w:r>
         <w:t xml:space="preserve"> </w:t>
       </w:r>
-      <w:hyperlink r:id="rId60">
+      <w:hyperlink r:id="rId61">
         <w:r>
           <w:rPr>
             <w:rStyle w:val="Hyperlink"/>
@@ -12768,8 +12732,8 @@
         <w:t xml:space="preserve">, which generates the treated-cohort summary statistics above.</w:t>
       </w:r>
     </w:p>
-    <w:bookmarkEnd w:id="61"/>
-    <w:bookmarkStart w:id="62" w:name="acknowledgements"/>
+    <w:bookmarkEnd w:id="62"/>
+    <w:bookmarkStart w:id="63" w:name="acknowledgements"/>
     <w:p>
       <w:pPr>
         <w:pStyle w:val="Heading1"/>
@@ -12786,8 +12750,8 @@
         <w:t xml:space="preserve">This work was supported by the National Cancer Institute grants U01 CA274298, P50 CA257911, T32 CA106209, and R01 CA288145, and by the Department of Defense Peer Reviewed Cancer Research Program (HT9425241103100121). We thank the patients and research teams who contributed samples and clinical data to the public cohorts used here (TCGA, CPTAC, Dijk, Moffitt, Puleo, PACA-AU).</w:t>
       </w:r>
     </w:p>
-    <w:bookmarkEnd w:id="62"/>
-    <w:bookmarkStart w:id="63" w:name="author-contributions"/>
+    <w:bookmarkEnd w:id="63"/>
+    <w:bookmarkStart w:id="64" w:name="author-contributions"/>
     <w:p>
       <w:pPr>
         <w:pStyle w:val="Heading1"/>
@@ -12804,8 +12768,8 @@
         <w:t xml:space="preserve">Conceptualization: A.M.Y., N.U.R. Methodology: A.M.Y., A.Y., D.L., N.U.R. Software: A.M.Y. Formal analysis: A.M.Y. Investigation: A.M.Y. Data curation: A.M.Y., X.L.P. Visualization: A.M.Y. Writing – original draft: A.M.Y., N.U.R. Writing – review and editing: A.M.Y., A.Y., X.L.P., J.J.Y., D.L., N.U.R. Resources (PDAC domain expertise and biological interpretation): X.L.P., J.J.Y. Supervision: N.U.R. Funding acquisition: A.M.Y., N.U.R. All authors reviewed and approved the final manuscript.</w:t>
       </w:r>
     </w:p>
-    <w:bookmarkEnd w:id="63"/>
-    <w:bookmarkStart w:id="64" w:name="competing-interests"/>
+    <w:bookmarkEnd w:id="64"/>
+    <w:bookmarkStart w:id="65" w:name="competing-interests"/>
     <w:p>
       <w:pPr>
         <w:pStyle w:val="Heading1"/>
@@ -12822,8 +12786,8 @@
         <w:t xml:space="preserve">N.U.R. and J.J.Y. are named as inventors on US patents US20220127676A1 and US20250066856A1, which relate to pancreatic cancer subtype classification. The PurIST and DeCAF classifiers were used only as published, independently derived comparators: their subtype calls were obtained with the released classifiers and enter only as fixed covariates in the adjustment analyses, not as components of DeSurv. The other authors declare no competing interests.</w:t>
       </w:r>
     </w:p>
-    <w:bookmarkEnd w:id="64"/>
-    <w:bookmarkStart w:id="149" w:name="references"/>
+    <w:bookmarkEnd w:id="65"/>
+    <w:bookmarkStart w:id="150" w:name="references"/>
     <w:p>
       <w:pPr>
         <w:pStyle w:val="Heading1"/>
@@ -12832,8 +12796,8 @@
         <w:t xml:space="preserve">References</w:t>
       </w:r>
     </w:p>
-    <w:bookmarkStart w:id="148" w:name="refs"/>
-    <w:bookmarkStart w:id="66" w:name="ref-siegel2026cancer"/>
+    <w:bookmarkStart w:id="149" w:name="refs"/>
+    <w:bookmarkStart w:id="67" w:name="ref-siegel2026cancer"/>
     <w:p>
       <w:pPr>
         <w:pStyle w:val="Bibliography"/>
@@ -12853,7 +12817,7 @@
       <w:r>
         <w:t xml:space="preserve"> </w:t>
       </w:r>
-      <w:hyperlink r:id="rId65">
+      <w:hyperlink r:id="rId66">
         <w:r>
           <w:rPr>
             <w:rStyle w:val="Hyperlink"/>
@@ -12888,8 +12852,8 @@
         <w:t xml:space="preserve">, e70043 (2026).</w:t>
       </w:r>
     </w:p>
-    <w:bookmarkEnd w:id="66"/>
-    <w:bookmarkStart w:id="68" w:name="ref-collisson2011subtypes"/>
+    <w:bookmarkEnd w:id="67"/>
+    <w:bookmarkStart w:id="69" w:name="ref-collisson2011subtypes"/>
     <w:p>
       <w:pPr>
         <w:pStyle w:val="Bibliography"/>
@@ -12919,7 +12883,7 @@
       <w:r>
         <w:t xml:space="preserve"> </w:t>
       </w:r>
-      <w:hyperlink r:id="rId67">
+      <w:hyperlink r:id="rId68">
         <w:r>
           <w:rPr>
             <w:rStyle w:val="Hyperlink"/>
@@ -12954,8 +12918,8 @@
         <w:t xml:space="preserve">, 500–503 (2011).</w:t>
       </w:r>
     </w:p>
-    <w:bookmarkEnd w:id="68"/>
-    <w:bookmarkStart w:id="70" w:name="ref-moffitt2015virtual"/>
+    <w:bookmarkEnd w:id="69"/>
+    <w:bookmarkStart w:id="71" w:name="ref-moffitt2015virtual"/>
     <w:p>
       <w:pPr>
         <w:pStyle w:val="Bibliography"/>
@@ -12985,7 +12949,7 @@
       <w:r>
         <w:t xml:space="preserve"> </w:t>
       </w:r>
-      <w:hyperlink r:id="rId69">
+      <w:hyperlink r:id="rId70">
         <w:r>
           <w:rPr>
             <w:rStyle w:val="Hyperlink"/>
@@ -13020,8 +12984,8 @@
         <w:t xml:space="preserve">, 1168–1178 (2015).</w:t>
       </w:r>
     </w:p>
-    <w:bookmarkEnd w:id="70"/>
-    <w:bookmarkStart w:id="72" w:name="ref-rashid2020purity"/>
+    <w:bookmarkEnd w:id="71"/>
+    <w:bookmarkStart w:id="73" w:name="ref-rashid2020purity"/>
     <w:p>
       <w:pPr>
         <w:pStyle w:val="Bibliography"/>
@@ -13051,7 +13015,7 @@
       <w:r>
         <w:t xml:space="preserve"> </w:t>
       </w:r>
-      <w:hyperlink r:id="rId71">
+      <w:hyperlink r:id="rId72">
         <w:r>
           <w:rPr>
             <w:rStyle w:val="Hyperlink"/>
@@ -13086,8 +13050,8 @@
         <w:t xml:space="preserve">, 82–92 (2020).</w:t>
       </w:r>
     </w:p>
-    <w:bookmarkEnd w:id="72"/>
-    <w:bookmarkStart w:id="74" w:name="ref-peng2024determination"/>
+    <w:bookmarkEnd w:id="73"/>
+    <w:bookmarkStart w:id="75" w:name="ref-peng2024determination"/>
     <w:p>
       <w:pPr>
         <w:pStyle w:val="Bibliography"/>
@@ -13117,7 +13081,7 @@
       <w:r>
         <w:t xml:space="preserve"> </w:t>
       </w:r>
-      <w:hyperlink r:id="rId73">
+      <w:hyperlink r:id="rId74">
         <w:r>
           <w:rPr>
             <w:rStyle w:val="Hyperlink"/>
@@ -13152,8 +13116,8 @@
         <w:t xml:space="preserve">, 102611 (2026).</w:t>
       </w:r>
     </w:p>
-    <w:bookmarkEnd w:id="74"/>
-    <w:bookmarkStart w:id="76" w:name="ref-moncada2020spatial"/>
+    <w:bookmarkEnd w:id="75"/>
+    <w:bookmarkStart w:id="77" w:name="ref-moncada2020spatial"/>
     <w:p>
       <w:pPr>
         <w:pStyle w:val="Bibliography"/>
@@ -13183,7 +13147,7 @@
       <w:r>
         <w:t xml:space="preserve"> </w:t>
       </w:r>
-      <w:hyperlink r:id="rId75">
+      <w:hyperlink r:id="rId76">
         <w:r>
           <w:rPr>
             <w:rStyle w:val="Hyperlink"/>
@@ -13236,8 +13200,8 @@
         <w:t xml:space="preserve">, 333–342 (2020).</w:t>
       </w:r>
     </w:p>
-    <w:bookmarkEnd w:id="76"/>
-    <w:bookmarkStart w:id="78" w:name="ref-hwang2022single"/>
+    <w:bookmarkEnd w:id="77"/>
+    <w:bookmarkStart w:id="79" w:name="ref-hwang2022single"/>
     <w:p>
       <w:pPr>
         <w:pStyle w:val="Bibliography"/>
@@ -13267,7 +13231,7 @@
       <w:r>
         <w:t xml:space="preserve"> </w:t>
       </w:r>
-      <w:hyperlink r:id="rId77">
+      <w:hyperlink r:id="rId78">
         <w:r>
           <w:rPr>
             <w:rStyle w:val="Hyperlink"/>
@@ -13302,8 +13266,8 @@
         <w:t xml:space="preserve">, 1178–1191 (2022).</w:t>
       </w:r>
     </w:p>
-    <w:bookmarkEnd w:id="78"/>
-    <w:bookmarkStart w:id="80" w:name="ref-werba2023single"/>
+    <w:bookmarkEnd w:id="79"/>
+    <w:bookmarkStart w:id="81" w:name="ref-werba2023single"/>
     <w:p>
       <w:pPr>
         <w:pStyle w:val="Bibliography"/>
@@ -13333,7 +13297,7 @@
       <w:r>
         <w:t xml:space="preserve"> </w:t>
       </w:r>
-      <w:hyperlink r:id="rId79">
+      <w:hyperlink r:id="rId80">
         <w:r>
           <w:rPr>
             <w:rStyle w:val="Hyperlink"/>
@@ -13368,8 +13332,8 @@
         <w:t xml:space="preserve">, 797 (2023).</w:t>
       </w:r>
     </w:p>
-    <w:bookmarkEnd w:id="80"/>
-    <w:bookmarkStart w:id="82" w:name="ref-Bailey2016"/>
+    <w:bookmarkEnd w:id="81"/>
+    <w:bookmarkStart w:id="83" w:name="ref-Bailey2016"/>
     <w:p>
       <w:pPr>
         <w:pStyle w:val="Bibliography"/>
@@ -13399,7 +13363,7 @@
       <w:r>
         <w:t xml:space="preserve"> </w:t>
       </w:r>
-      <w:hyperlink r:id="rId81">
+      <w:hyperlink r:id="rId82">
         <w:r>
           <w:rPr>
             <w:rStyle w:val="Hyperlink"/>
@@ -13434,8 +13398,8 @@
         <w:t xml:space="preserve">, 47–52 (2016).</w:t>
       </w:r>
     </w:p>
-    <w:bookmarkEnd w:id="82"/>
-    <w:bookmarkStart w:id="84" w:name="ref-aung2018compass"/>
+    <w:bookmarkEnd w:id="83"/>
+    <w:bookmarkStart w:id="85" w:name="ref-aung2018compass"/>
     <w:p>
       <w:pPr>
         <w:pStyle w:val="Bibliography"/>
@@ -13465,7 +13429,7 @@
       <w:r>
         <w:t xml:space="preserve"> </w:t>
       </w:r>
-      <w:hyperlink r:id="rId83">
+      <w:hyperlink r:id="rId84">
         <w:r>
           <w:rPr>
             <w:rStyle w:val="Hyperlink"/>
@@ -13500,8 +13464,8 @@
         <w:t xml:space="preserve">, 1344–1354 (2018).</w:t>
       </w:r>
     </w:p>
-    <w:bookmarkEnd w:id="84"/>
-    <w:bookmarkStart w:id="86" w:name="ref-nguyen2024fourteen"/>
+    <w:bookmarkEnd w:id="85"/>
+    <w:bookmarkStart w:id="87" w:name="ref-nguyen2024fourteen"/>
     <w:p>
       <w:pPr>
         <w:pStyle w:val="Bibliography"/>
@@ -13521,7 +13485,7 @@
       <w:r>
         <w:t xml:space="preserve"> </w:t>
       </w:r>
-      <w:hyperlink r:id="rId85">
+      <w:hyperlink r:id="rId86">
         <w:r>
           <w:rPr>
             <w:rStyle w:val="Hyperlink"/>
@@ -13556,8 +13520,8 @@
         <w:t xml:space="preserve">, 4761–4783 (2024).</w:t>
       </w:r>
     </w:p>
-    <w:bookmarkEnd w:id="86"/>
-    <w:bookmarkStart w:id="88" w:name="ref-lee1999learning"/>
+    <w:bookmarkEnd w:id="87"/>
+    <w:bookmarkStart w:id="89" w:name="ref-lee1999learning"/>
     <w:p>
       <w:pPr>
         <w:pStyle w:val="Bibliography"/>
@@ -13577,7 +13541,7 @@
       <w:r>
         <w:t xml:space="preserve"> </w:t>
       </w:r>
-      <w:hyperlink r:id="rId87">
+      <w:hyperlink r:id="rId88">
         <w:r>
           <w:rPr>
             <w:rStyle w:val="Hyperlink"/>
@@ -13612,8 +13576,8 @@
         <w:t xml:space="preserve">, 788–791 (1999).</w:t>
       </w:r>
     </w:p>
-    <w:bookmarkEnd w:id="88"/>
-    <w:bookmarkStart w:id="90" w:name="ref-brunet2004metagenes"/>
+    <w:bookmarkEnd w:id="89"/>
+    <w:bookmarkStart w:id="91" w:name="ref-brunet2004metagenes"/>
     <w:p>
       <w:pPr>
         <w:pStyle w:val="Bibliography"/>
@@ -13633,7 +13597,7 @@
       <w:r>
         <w:t xml:space="preserve"> </w:t>
       </w:r>
-      <w:hyperlink r:id="rId89">
+      <w:hyperlink r:id="rId90">
         <w:r>
           <w:rPr>
             <w:rStyle w:val="Hyperlink"/>
@@ -13668,8 +13632,8 @@
         <w:t xml:space="preserve">, 4164–4169 (2004).</w:t>
       </w:r>
     </w:p>
-    <w:bookmarkEnd w:id="90"/>
-    <w:bookmarkStart w:id="92" w:name="ref-peng2019novo"/>
+    <w:bookmarkEnd w:id="91"/>
+    <w:bookmarkStart w:id="93" w:name="ref-peng2019novo"/>
     <w:p>
       <w:pPr>
         <w:pStyle w:val="Bibliography"/>
@@ -13689,7 +13653,7 @@
       <w:r>
         <w:t xml:space="preserve"> </w:t>
       </w:r>
-      <w:hyperlink r:id="rId91">
+      <w:hyperlink r:id="rId92">
         <w:r>
           <w:rPr>
             <w:rStyle w:val="Hyperlink"/>
@@ -13724,8 +13688,8 @@
         <w:t xml:space="preserve">, 4729 (2019).</w:t>
       </w:r>
     </w:p>
-    <w:bookmarkEnd w:id="92"/>
-    <w:bookmarkStart w:id="94" w:name="ref-bair2004semi"/>
+    <w:bookmarkEnd w:id="93"/>
+    <w:bookmarkStart w:id="95" w:name="ref-bair2004semi"/>
     <w:p>
       <w:pPr>
         <w:pStyle w:val="Bibliography"/>
@@ -13745,7 +13709,7 @@
       <w:r>
         <w:t xml:space="preserve"> </w:t>
       </w:r>
-      <w:hyperlink r:id="rId93">
+      <w:hyperlink r:id="rId94">
         <w:r>
           <w:rPr>
             <w:rStyle w:val="Hyperlink"/>
@@ -13780,8 +13744,8 @@
         <w:t xml:space="preserve">, e108 (2004).</w:t>
       </w:r>
     </w:p>
-    <w:bookmarkEnd w:id="94"/>
-    <w:bookmarkStart w:id="96" w:name="ref-cook2007fisher"/>
+    <w:bookmarkEnd w:id="95"/>
+    <w:bookmarkStart w:id="97" w:name="ref-cook2007fisher"/>
     <w:p>
       <w:pPr>
         <w:pStyle w:val="Bibliography"/>
@@ -13801,7 +13765,7 @@
       <w:r>
         <w:t xml:space="preserve"> </w:t>
       </w:r>
-      <w:hyperlink r:id="rId95">
+      <w:hyperlink r:id="rId96">
         <w:r>
           <w:rPr>
             <w:rStyle w:val="Hyperlink"/>
@@ -13836,8 +13800,8 @@
         <w:t xml:space="preserve">, 1–26 (2007).</w:t>
       </w:r>
     </w:p>
-    <w:bookmarkEnd w:id="96"/>
-    <w:bookmarkStart w:id="98" w:name="ref-torrehealy2023pdacr"/>
+    <w:bookmarkEnd w:id="97"/>
+    <w:bookmarkStart w:id="99" w:name="ref-torrehealy2023pdacr"/>
     <w:p>
       <w:pPr>
         <w:pStyle w:val="Bibliography"/>
@@ -13867,7 +13831,7 @@
       <w:r>
         <w:t xml:space="preserve"> </w:t>
       </w:r>
-      <w:hyperlink r:id="rId97">
+      <w:hyperlink r:id="rId98">
         <w:r>
           <w:rPr>
             <w:rStyle w:val="Hyperlink"/>
@@ -13902,8 +13866,8 @@
         <w:t xml:space="preserve">, 163 (2023).</w:t>
       </w:r>
     </w:p>
-    <w:bookmarkEnd w:id="98"/>
-    <w:bookmarkStart w:id="100" w:name="ref-aran2015systematic"/>
+    <w:bookmarkEnd w:id="99"/>
+    <w:bookmarkStart w:id="101" w:name="ref-aran2015systematic"/>
     <w:p>
       <w:pPr>
         <w:pStyle w:val="Bibliography"/>
@@ -13923,7 +13887,7 @@
       <w:r>
         <w:t xml:space="preserve"> </w:t>
       </w:r>
-      <w:hyperlink r:id="rId99">
+      <w:hyperlink r:id="rId100">
         <w:r>
           <w:rPr>
             <w:rStyle w:val="Hyperlink"/>
@@ -13958,8 +13922,8 @@
         <w:t xml:space="preserve">, 9971 (2015).</w:t>
       </w:r>
     </w:p>
-    <w:bookmarkEnd w:id="100"/>
-    <w:bookmarkStart w:id="101" w:name="ref-donoho2004nmf"/>
+    <w:bookmarkEnd w:id="101"/>
+    <w:bookmarkStart w:id="102" w:name="ref-donoho2004nmf"/>
     <w:p>
       <w:pPr>
         <w:pStyle w:val="Bibliography"/>
@@ -13993,8 +13957,8 @@
         <w:t xml:space="preserve">(eds. Thrun, S., Saul, L. K. &amp; Schölkopf, B.) 1141–1148 (MIT Press, 2004).</w:t>
       </w:r>
     </w:p>
-    <w:bookmarkEnd w:id="101"/>
-    <w:bookmarkStart w:id="103" w:name="ref-laurberg2008uniqueness"/>
+    <w:bookmarkEnd w:id="102"/>
+    <w:bookmarkStart w:id="104" w:name="ref-laurberg2008uniqueness"/>
     <w:p>
       <w:pPr>
         <w:pStyle w:val="Bibliography"/>
@@ -14014,7 +13978,7 @@
       <w:r>
         <w:t xml:space="preserve"> </w:t>
       </w:r>
-      <w:hyperlink r:id="rId102">
+      <w:hyperlink r:id="rId103">
         <w:r>
           <w:rPr>
             <w:rStyle w:val="Hyperlink"/>
@@ -14049,8 +14013,8 @@
         <w:t xml:space="preserve">, 764206 (2008).</w:t>
       </w:r>
     </w:p>
-    <w:bookmarkEnd w:id="103"/>
-    <w:bookmarkStart w:id="104" w:name="ref-gillis2014nmf"/>
+    <w:bookmarkEnd w:id="104"/>
+    <w:bookmarkStart w:id="105" w:name="ref-gillis2014nmf"/>
     <w:p>
       <w:pPr>
         <w:pStyle w:val="Bibliography"/>
@@ -14084,8 +14048,8 @@
         <w:t xml:space="preserve">(eds. Suykens, J. A. K., Signoretto, M. &amp; Argyriou, A.) 257–291 (Chapman; Hall/CRC, 2014).</w:t>
       </w:r>
     </w:p>
-    <w:bookmarkEnd w:id="104"/>
-    <w:bookmarkStart w:id="106" w:name="ref-lautizi2022pancreatic"/>
+    <w:bookmarkEnd w:id="105"/>
+    <w:bookmarkStart w:id="107" w:name="ref-lautizi2022pancreatic"/>
     <w:p>
       <w:pPr>
         <w:pStyle w:val="Bibliography"/>
@@ -14105,7 +14069,7 @@
       <w:r>
         <w:t xml:space="preserve"> </w:t>
       </w:r>
-      <w:hyperlink r:id="rId105">
+      <w:hyperlink r:id="rId106">
         <w:r>
           <w:rPr>
             <w:rStyle w:val="Hyperlink"/>
@@ -14140,8 +14104,8 @@
         <w:t xml:space="preserve">, zcac030 (2022).</w:t>
       </w:r>
     </w:p>
-    <w:bookmarkEnd w:id="106"/>
-    <w:bookmarkStart w:id="108" w:name="ref-simon2011regularization"/>
+    <w:bookmarkEnd w:id="107"/>
+    <w:bookmarkStart w:id="109" w:name="ref-simon2011regularization"/>
     <w:p>
       <w:pPr>
         <w:pStyle w:val="Bibliography"/>
@@ -14161,7 +14125,7 @@
       <w:r>
         <w:t xml:space="preserve"> </w:t>
       </w:r>
-      <w:hyperlink r:id="rId107">
+      <w:hyperlink r:id="rId108">
         <w:r>
           <w:rPr>
             <w:rStyle w:val="Hyperlink"/>
@@ -14220,8 +14184,8 @@
         <w:t xml:space="preserve">, 1–13 (2011).</w:t>
       </w:r>
     </w:p>
-    <w:bookmarkEnd w:id="108"/>
-    <w:bookmarkStart w:id="110" w:name="ref-raphael2017integrated"/>
+    <w:bookmarkEnd w:id="109"/>
+    <w:bookmarkStart w:id="111" w:name="ref-raphael2017integrated"/>
     <w:p>
       <w:pPr>
         <w:pStyle w:val="Bibliography"/>
@@ -14251,7 +14215,7 @@
       <w:r>
         <w:t xml:space="preserve"> </w:t>
       </w:r>
-      <w:hyperlink r:id="rId109">
+      <w:hyperlink r:id="rId110">
         <w:r>
           <w:rPr>
             <w:rStyle w:val="Hyperlink"/>
@@ -14286,8 +14250,8 @@
         <w:t xml:space="preserve">, 185–203 (2017).</w:t>
       </w:r>
     </w:p>
-    <w:bookmarkEnd w:id="110"/>
-    <w:bookmarkStart w:id="112" w:name="ref-cao2021proteogenomic"/>
+    <w:bookmarkEnd w:id="111"/>
+    <w:bookmarkStart w:id="113" w:name="ref-cao2021proteogenomic"/>
     <w:p>
       <w:pPr>
         <w:pStyle w:val="Bibliography"/>
@@ -14317,7 +14281,7 @@
       <w:r>
         <w:t xml:space="preserve"> </w:t>
       </w:r>
-      <w:hyperlink r:id="rId111">
+      <w:hyperlink r:id="rId112">
         <w:r>
           <w:rPr>
             <w:rStyle w:val="Hyperlink"/>
@@ -14352,8 +14316,8 @@
         <w:t xml:space="preserve">, 5031–5052 (2021).</w:t>
       </w:r>
     </w:p>
-    <w:bookmarkEnd w:id="112"/>
-    <w:bookmarkStart w:id="114" w:name="ref-snoek2012practical"/>
+    <w:bookmarkEnd w:id="113"/>
+    <w:bookmarkStart w:id="115" w:name="ref-snoek2012practical"/>
     <w:p>
       <w:pPr>
         <w:pStyle w:val="Bibliography"/>
@@ -14373,7 +14337,7 @@
       <w:r>
         <w:t xml:space="preserve"> </w:t>
       </w:r>
-      <w:hyperlink r:id="rId113">
+      <w:hyperlink r:id="rId114">
         <w:r>
           <w:rPr>
             <w:rStyle w:val="Hyperlink"/>
@@ -14419,8 +14383,8 @@
         <w:t xml:space="preserve">(2012).</w:t>
       </w:r>
     </w:p>
-    <w:bookmarkEnd w:id="114"/>
-    <w:bookmarkStart w:id="116" w:name="ref-shahriari2016taking"/>
+    <w:bookmarkEnd w:id="115"/>
+    <w:bookmarkStart w:id="117" w:name="ref-shahriari2016taking"/>
     <w:p>
       <w:pPr>
         <w:pStyle w:val="Bibliography"/>
@@ -14440,7 +14404,7 @@
       <w:r>
         <w:t xml:space="preserve"> </w:t>
       </w:r>
-      <w:hyperlink r:id="rId115">
+      <w:hyperlink r:id="rId116">
         <w:r>
           <w:rPr>
             <w:rStyle w:val="Hyperlink"/>
@@ -14493,8 +14457,8 @@
         <w:t xml:space="preserve">, 148–175 (2016).</w:t>
       </w:r>
     </w:p>
-    <w:bookmarkEnd w:id="116"/>
-    <w:bookmarkStart w:id="118" w:name="ref-frigyesi2008nmf"/>
+    <w:bookmarkEnd w:id="117"/>
+    <w:bookmarkStart w:id="119" w:name="ref-frigyesi2008nmf"/>
     <w:p>
       <w:pPr>
         <w:pStyle w:val="Bibliography"/>
@@ -14514,7 +14478,7 @@
       <w:r>
         <w:t xml:space="preserve"> </w:t>
       </w:r>
-      <w:hyperlink r:id="rId117">
+      <w:hyperlink r:id="rId118">
         <w:r>
           <w:rPr>
             <w:rStyle w:val="Hyperlink"/>
@@ -14549,8 +14513,8 @@
         <w:t xml:space="preserve">, 275–292 (2008).</w:t>
       </w:r>
     </w:p>
-    <w:bookmarkEnd w:id="118"/>
-    <w:bookmarkStart w:id="120" w:name="ref-leary2023s"/>
+    <w:bookmarkEnd w:id="119"/>
+    <w:bookmarkStart w:id="121" w:name="ref-leary2023s"/>
     <w:p>
       <w:pPr>
         <w:pStyle w:val="Bibliography"/>
@@ -14580,7 +14544,7 @@
       <w:r>
         <w:t xml:space="preserve"> </w:t>
       </w:r>
-      <w:hyperlink r:id="rId119">
+      <w:hyperlink r:id="rId120">
         <w:r>
           <w:rPr>
             <w:rStyle w:val="Hyperlink"/>
@@ -14645,8 +14609,8 @@
         <w:t xml:space="preserve">, btad449 (2023).</w:t>
       </w:r>
     </w:p>
-    <w:bookmarkEnd w:id="120"/>
-    <w:bookmarkStart w:id="122" w:name="ref-Maurer2019"/>
+    <w:bookmarkEnd w:id="121"/>
+    <w:bookmarkStart w:id="123" w:name="ref-Maurer2019"/>
     <w:p>
       <w:pPr>
         <w:pStyle w:val="Bibliography"/>
@@ -14676,7 +14640,7 @@
       <w:r>
         <w:t xml:space="preserve"> </w:t>
       </w:r>
-      <w:hyperlink r:id="rId121">
+      <w:hyperlink r:id="rId122">
         <w:r>
           <w:rPr>
             <w:rStyle w:val="Hyperlink"/>
@@ -14711,8 +14675,8 @@
         <w:t xml:space="preserve">, 1034–1043 (2019).</w:t>
       </w:r>
     </w:p>
-    <w:bookmarkEnd w:id="122"/>
-    <w:bookmarkStart w:id="123" w:name="ref-shapley1953value"/>
+    <w:bookmarkEnd w:id="123"/>
+    <w:bookmarkStart w:id="124" w:name="ref-shapley1953value"/>
     <w:p>
       <w:pPr>
         <w:pStyle w:val="Bibliography"/>
@@ -14746,8 +14710,8 @@
         <w:t xml:space="preserve">(eds. Kuhn, H. W. &amp; Tucker, A. W.) 307–317 (Princeton University Press, 1953).</w:t>
       </w:r>
     </w:p>
-    <w:bookmarkEnd w:id="123"/>
-    <w:bookmarkStart w:id="124" w:name="ref-huang2020low"/>
+    <w:bookmarkEnd w:id="124"/>
+    <w:bookmarkStart w:id="125" w:name="ref-huang2020low"/>
     <w:p>
       <w:pPr>
         <w:pStyle w:val="Bibliography"/>
@@ -14781,8 +14745,8 @@
         <w:t xml:space="preserve">(2020).</w:t>
       </w:r>
     </w:p>
-    <w:bookmarkEnd w:id="124"/>
-    <w:bookmarkStart w:id="125" w:name="ref-le2025survnmf"/>
+    <w:bookmarkEnd w:id="125"/>
+    <w:bookmarkStart w:id="126" w:name="ref-le2025survnmf"/>
     <w:p>
       <w:pPr>
         <w:pStyle w:val="Bibliography"/>
@@ -14829,8 +14793,8 @@
         <w:t xml:space="preserve">(2025).</w:t>
       </w:r>
     </w:p>
-    <w:bookmarkEnd w:id="125"/>
-    <w:bookmarkStart w:id="127" w:name="ref-smith2020standard"/>
+    <w:bookmarkEnd w:id="126"/>
+    <w:bookmarkStart w:id="128" w:name="ref-ogawa2020stroma"/>
     <w:p>
       <w:pPr>
         <w:pStyle w:val="Bibliography"/>
@@ -14845,7 +14809,7 @@
         <w:t xml:space="preserve">	</w:t>
       </w:r>
       <w:r>
-        <w:t xml:space="preserve">Smith, A. M.</w:t>
+        <w:t xml:space="preserve">Ogawa, Y.</w:t>
       </w:r>
       <w:r>
         <w:t xml:space="preserve"> </w:t>
@@ -14860,7 +14824,205 @@
       <w:r>
         <w:t xml:space="preserve"> </w:t>
       </w:r>
-      <w:hyperlink r:id="rId126">
+      <w:hyperlink r:id="rId127">
+        <w:r>
+          <w:rPr>
+            <w:rStyle w:val="Hyperlink"/>
+          </w:rPr>
+          <w:t xml:space="preserve">Three distinct stroma types in human pancreatic cancer identified by image analysis of fibroblast subpopulations and collagen</w:t>
+        </w:r>
+      </w:hyperlink>
+      <w:r>
+        <w:t xml:space="preserve">.</w:t>
+      </w:r>
+      <w:r>
+        <w:t xml:space="preserve"> </w:t>
+      </w:r>
+      <w:r>
+        <w:rPr>
+          <w:iCs/>
+          <w:i/>
+        </w:rPr>
+        <w:t xml:space="preserve">Clinical Cancer Research</w:t>
+      </w:r>
+      <w:r>
+        <w:t xml:space="preserve"> </w:t>
+      </w:r>
+      <w:r>
+        <w:rPr>
+          <w:bCs/>
+          <w:b/>
+        </w:rPr>
+        <w:t xml:space="preserve">27</w:t>
+      </w:r>
+      <w:r>
+        <w:t xml:space="preserve">, 107–119 (2021).</w:t>
+      </w:r>
+    </w:p>
+    <w:bookmarkEnd w:id="128"/>
+    <w:bookmarkStart w:id="130" w:name="ref-neuzillet2022periostin"/>
+    <w:p>
+      <w:pPr>
+        <w:pStyle w:val="Bibliography"/>
+      </w:pPr>
+      <w:r>
+        <w:t xml:space="preserve">35.</w:t>
+      </w:r>
+      <w:r>
+        <w:t xml:space="preserve"> </w:t>
+      </w:r>
+      <w:r>
+        <w:t xml:space="preserve">	</w:t>
+      </w:r>
+      <w:r>
+        <w:t xml:space="preserve">Neuzillet, C.</w:t>
+      </w:r>
+      <w:r>
+        <w:t xml:space="preserve"> </w:t>
+      </w:r>
+      <w:r>
+        <w:rPr>
+          <w:iCs/>
+          <w:i/>
+        </w:rPr>
+        <w:t xml:space="preserve">et al.</w:t>
+      </w:r>
+      <w:r>
+        <w:t xml:space="preserve"> </w:t>
+      </w:r>
+      <w:hyperlink r:id="rId129">
+        <w:r>
+          <w:rPr>
+            <w:rStyle w:val="Hyperlink"/>
+          </w:rPr>
+          <w:t xml:space="preserve">Periostin- and podoplanin-positive cancer-associated fibroblast subtypes cooperate to shape the inflamed tumor microenvironment in aggressive pancreatic adenocarcinoma</w:t>
+        </w:r>
+      </w:hyperlink>
+      <w:r>
+        <w:t xml:space="preserve">.</w:t>
+      </w:r>
+      <w:r>
+        <w:t xml:space="preserve"> </w:t>
+      </w:r>
+      <w:r>
+        <w:rPr>
+          <w:iCs/>
+          <w:i/>
+        </w:rPr>
+        <w:t xml:space="preserve">The Journal of Pathology</w:t>
+      </w:r>
+      <w:r>
+        <w:t xml:space="preserve"> </w:t>
+      </w:r>
+      <w:r>
+        <w:rPr>
+          <w:bCs/>
+          <w:b/>
+        </w:rPr>
+        <w:t xml:space="preserve">258</w:t>
+      </w:r>
+      <w:r>
+        <w:t xml:space="preserve">, 408–425 (2022).</w:t>
+      </w:r>
+    </w:p>
+    <w:bookmarkEnd w:id="130"/>
+    <w:bookmarkStart w:id="132" w:name="ref-lee2024tumorcaf"/>
+    <w:p>
+      <w:pPr>
+        <w:pStyle w:val="Bibliography"/>
+      </w:pPr>
+      <w:r>
+        <w:t xml:space="preserve">36.</w:t>
+      </w:r>
+      <w:r>
+        <w:t xml:space="preserve"> </w:t>
+      </w:r>
+      <w:r>
+        <w:t xml:space="preserve">	</w:t>
+      </w:r>
+      <w:r>
+        <w:t xml:space="preserve">Lee, J. J.</w:t>
+      </w:r>
+      <w:r>
+        <w:t xml:space="preserve"> </w:t>
+      </w:r>
+      <w:r>
+        <w:rPr>
+          <w:iCs/>
+          <w:i/>
+        </w:rPr>
+        <w:t xml:space="preserve">et al.</w:t>
+      </w:r>
+      <w:r>
+        <w:t xml:space="preserve"> </w:t>
+      </w:r>
+      <w:hyperlink r:id="rId131">
+        <w:r>
+          <w:rPr>
+            <w:rStyle w:val="Hyperlink"/>
+          </w:rPr>
+          <w:t xml:space="preserve">Tumor-intrinsic and cancer-associated fibroblast subtypes independently predict outcomes in pancreatic cancer</w:t>
+        </w:r>
+      </w:hyperlink>
+      <w:r>
+        <w:t xml:space="preserve">.</w:t>
+      </w:r>
+      <w:r>
+        <w:t xml:space="preserve"> </w:t>
+      </w:r>
+      <w:r>
+        <w:rPr>
+          <w:iCs/>
+          <w:i/>
+        </w:rPr>
+        <w:t xml:space="preserve">Annals of Surgery</w:t>
+      </w:r>
+      <w:r>
+        <w:t xml:space="preserve"> </w:t>
+      </w:r>
+      <w:r>
+        <w:rPr>
+          <w:bCs/>
+          <w:b/>
+        </w:rPr>
+        <w:t xml:space="preserve">280</w:t>
+      </w:r>
+      <w:r>
+        <w:t xml:space="preserve">, 659–666 (2024).</w:t>
+      </w:r>
+    </w:p>
+    <w:bookmarkEnd w:id="132"/>
+    <w:bookmarkStart w:id="134" w:name="ref-smith2020standard"/>
+    <w:p>
+      <w:pPr>
+        <w:pStyle w:val="Bibliography"/>
+      </w:pPr>
+      <w:r>
+        <w:t xml:space="preserve">37.</w:t>
+      </w:r>
+      <w:r>
+        <w:t xml:space="preserve"> </w:t>
+      </w:r>
+      <w:r>
+        <w:t xml:space="preserve">	</w:t>
+      </w:r>
+      <w:r>
+        <w:t xml:space="preserve">Smith, A. M.</w:t>
+      </w:r>
+      <w:r>
+        <w:t xml:space="preserve"> </w:t>
+      </w:r>
+      <w:r>
+        <w:rPr>
+          <w:iCs/>
+          <w:i/>
+        </w:rPr>
+        <w:t xml:space="preserve">et al.</w:t>
+      </w:r>
+      <w:r>
+        <w:t xml:space="preserve"> </w:t>
+      </w:r>
+      <w:hyperlink r:id="rId133">
         <w:r>
           <w:rPr>
             <w:rStyle w:val="Hyperlink"/>
@@ -14895,14 +15057,14 @@
         <w:t xml:space="preserve">, 119 (2020).</w:t>
       </w:r>
     </w:p>
-    <w:bookmarkEnd w:id="127"/>
-    <w:bookmarkStart w:id="129" w:name="ref-ogawa2020stroma"/>
+    <w:bookmarkEnd w:id="134"/>
+    <w:bookmarkStart w:id="136" w:name="ref-gaujoux2010flexible"/>
     <w:p>
       <w:pPr>
         <w:pStyle w:val="Bibliography"/>
       </w:pPr>
       <w:r>
-        <w:t xml:space="preserve">35.</w:t>
+        <w:t xml:space="preserve">38.</w:t>
       </w:r>
       <w:r>
         <w:t xml:space="preserve"> </w:t>
@@ -14911,210 +15073,12 @@
         <w:t xml:space="preserve">	</w:t>
       </w:r>
       <w:r>
-        <w:t xml:space="preserve">Ogawa, Y.</w:t>
-      </w:r>
-      <w:r>
-        <w:t xml:space="preserve"> </w:t>
-      </w:r>
-      <w:r>
-        <w:rPr>
-          <w:iCs/>
-          <w:i/>
-        </w:rPr>
-        <w:t xml:space="preserve">et al.</w:t>
-      </w:r>
-      <w:r>
-        <w:t xml:space="preserve"> </w:t>
-      </w:r>
-      <w:hyperlink r:id="rId128">
-        <w:r>
-          <w:rPr>
-            <w:rStyle w:val="Hyperlink"/>
-          </w:rPr>
-          <w:t xml:space="preserve">Three distinct stroma types in human pancreatic cancer identified by image analysis of fibroblast subpopulations and collagen</w:t>
-        </w:r>
-      </w:hyperlink>
-      <w:r>
-        <w:t xml:space="preserve">.</w:t>
-      </w:r>
-      <w:r>
-        <w:t xml:space="preserve"> </w:t>
-      </w:r>
-      <w:r>
-        <w:rPr>
-          <w:iCs/>
-          <w:i/>
-        </w:rPr>
-        <w:t xml:space="preserve">Clinical Cancer Research</w:t>
-      </w:r>
-      <w:r>
-        <w:t xml:space="preserve"> </w:t>
-      </w:r>
-      <w:r>
-        <w:rPr>
-          <w:bCs/>
-          <w:b/>
-        </w:rPr>
-        <w:t xml:space="preserve">27</w:t>
-      </w:r>
-      <w:r>
-        <w:t xml:space="preserve">, 107–119 (2021).</w:t>
-      </w:r>
-    </w:p>
-    <w:bookmarkEnd w:id="129"/>
-    <w:bookmarkStart w:id="131" w:name="ref-neuzillet2022periostin"/>
-    <w:p>
-      <w:pPr>
-        <w:pStyle w:val="Bibliography"/>
-      </w:pPr>
-      <w:r>
-        <w:t xml:space="preserve">36.</w:t>
-      </w:r>
-      <w:r>
-        <w:t xml:space="preserve"> </w:t>
-      </w:r>
-      <w:r>
-        <w:t xml:space="preserve">	</w:t>
-      </w:r>
-      <w:r>
-        <w:t xml:space="preserve">Neuzillet, C.</w:t>
-      </w:r>
-      <w:r>
-        <w:t xml:space="preserve"> </w:t>
-      </w:r>
-      <w:r>
-        <w:rPr>
-          <w:iCs/>
-          <w:i/>
-        </w:rPr>
-        <w:t xml:space="preserve">et al.</w:t>
-      </w:r>
-      <w:r>
-        <w:t xml:space="preserve"> </w:t>
-      </w:r>
-      <w:hyperlink r:id="rId130">
-        <w:r>
-          <w:rPr>
-            <w:rStyle w:val="Hyperlink"/>
-          </w:rPr>
-          <w:t xml:space="preserve">Periostin- and podoplanin-positive cancer-associated fibroblast subtypes cooperate to shape the inflamed tumor microenvironment in aggressive pancreatic adenocarcinoma</w:t>
-        </w:r>
-      </w:hyperlink>
-      <w:r>
-        <w:t xml:space="preserve">.</w:t>
-      </w:r>
-      <w:r>
-        <w:t xml:space="preserve"> </w:t>
-      </w:r>
-      <w:r>
-        <w:rPr>
-          <w:iCs/>
-          <w:i/>
-        </w:rPr>
-        <w:t xml:space="preserve">The Journal of Pathology</w:t>
-      </w:r>
-      <w:r>
-        <w:t xml:space="preserve"> </w:t>
-      </w:r>
-      <w:r>
-        <w:rPr>
-          <w:bCs/>
-          <w:b/>
-        </w:rPr>
-        <w:t xml:space="preserve">258</w:t>
-      </w:r>
-      <w:r>
-        <w:t xml:space="preserve">, 408–425 (2022).</w:t>
-      </w:r>
-    </w:p>
-    <w:bookmarkEnd w:id="131"/>
-    <w:bookmarkStart w:id="133" w:name="ref-lee2024tumorcaf"/>
-    <w:p>
-      <w:pPr>
-        <w:pStyle w:val="Bibliography"/>
-      </w:pPr>
-      <w:r>
-        <w:t xml:space="preserve">37.</w:t>
-      </w:r>
-      <w:r>
-        <w:t xml:space="preserve"> </w:t>
-      </w:r>
-      <w:r>
-        <w:t xml:space="preserve">	</w:t>
-      </w:r>
-      <w:r>
-        <w:t xml:space="preserve">Lee, J. J.</w:t>
-      </w:r>
-      <w:r>
-        <w:t xml:space="preserve"> </w:t>
-      </w:r>
-      <w:r>
-        <w:rPr>
-          <w:iCs/>
-          <w:i/>
-        </w:rPr>
-        <w:t xml:space="preserve">et al.</w:t>
-      </w:r>
-      <w:r>
-        <w:t xml:space="preserve"> </w:t>
-      </w:r>
-      <w:hyperlink r:id="rId132">
-        <w:r>
-          <w:rPr>
-            <w:rStyle w:val="Hyperlink"/>
-          </w:rPr>
-          <w:t xml:space="preserve">Tumor-intrinsic and cancer-associated fibroblast subtypes independently predict outcomes in pancreatic cancer</w:t>
-        </w:r>
-      </w:hyperlink>
-      <w:r>
-        <w:t xml:space="preserve">.</w:t>
-      </w:r>
-      <w:r>
-        <w:t xml:space="preserve"> </w:t>
-      </w:r>
-      <w:r>
-        <w:rPr>
-          <w:iCs/>
-          <w:i/>
-        </w:rPr>
-        <w:t xml:space="preserve">Annals of Surgery</w:t>
-      </w:r>
-      <w:r>
-        <w:t xml:space="preserve"> </w:t>
-      </w:r>
-      <w:r>
-        <w:rPr>
-          <w:bCs/>
-          <w:b/>
-        </w:rPr>
-        <w:t xml:space="preserve">280</w:t>
-      </w:r>
-      <w:r>
-        <w:t xml:space="preserve">, 659–666 (2024).</w:t>
-      </w:r>
-    </w:p>
-    <w:bookmarkEnd w:id="133"/>
-    <w:bookmarkStart w:id="135" w:name="ref-gaujoux2010flexible"/>
-    <w:p>
-      <w:pPr>
-        <w:pStyle w:val="Bibliography"/>
-      </w:pPr>
-      <w:r>
-        <w:t xml:space="preserve">38.</w:t>
-      </w:r>
-      <w:r>
-        <w:t xml:space="preserve"> </w:t>
-      </w:r>
-      <w:r>
-        <w:t xml:space="preserve">	</w:t>
-      </w:r>
-      <w:r>
         <w:t xml:space="preserve">Gaujoux, R. &amp; Seoighe, C.</w:t>
       </w:r>
       <w:r>
         <w:t xml:space="preserve"> </w:t>
       </w:r>
-      <w:hyperlink r:id="rId134">
+      <w:hyperlink r:id="rId135">
         <w:r>
           <w:rPr>
             <w:rStyle w:val="Hyperlink"/>
@@ -15173,8 +15137,8 @@
         <w:t xml:space="preserve">, 367 (2010).</w:t>
       </w:r>
     </w:p>
-    <w:bookmarkEnd w:id="135"/>
-    <w:bookmarkStart w:id="137" w:name="ref-data_tcga_paad"/>
+    <w:bookmarkEnd w:id="136"/>
+    <w:bookmarkStart w:id="138" w:name="ref-data_tcga_paad"/>
     <w:p>
       <w:pPr>
         <w:pStyle w:val="Bibliography"/>
@@ -15194,7 +15158,7 @@
       <w:r>
         <w:t xml:space="preserve"> </w:t>
       </w:r>
-      <w:hyperlink r:id="rId136">
+      <w:hyperlink r:id="rId137">
         <w:r>
           <w:rPr>
             <w:rStyle w:val="Hyperlink"/>
@@ -15230,8 +15194,8 @@
         <w:t xml:space="preserve">. (2017).</w:t>
       </w:r>
     </w:p>
-    <w:bookmarkEnd w:id="137"/>
-    <w:bookmarkStart w:id="139" w:name="ref-data_cptac3"/>
+    <w:bookmarkEnd w:id="138"/>
+    <w:bookmarkStart w:id="140" w:name="ref-data_cptac3"/>
     <w:p>
       <w:pPr>
         <w:pStyle w:val="Bibliography"/>
@@ -15251,7 +15215,7 @@
       <w:r>
         <w:t xml:space="preserve"> </w:t>
       </w:r>
-      <w:hyperlink r:id="rId138">
+      <w:hyperlink r:id="rId139">
         <w:r>
           <w:rPr>
             <w:rStyle w:val="Hyperlink"/>
@@ -15263,8 +15227,8 @@
         <w:t xml:space="preserve">. (2019).</w:t>
       </w:r>
     </w:p>
-    <w:bookmarkEnd w:id="139"/>
-    <w:bookmarkStart w:id="141" w:name="ref-data_dijk_emtab6830"/>
+    <w:bookmarkEnd w:id="140"/>
+    <w:bookmarkStart w:id="142" w:name="ref-data_dijk_emtab6830"/>
     <w:p>
       <w:pPr>
         <w:pStyle w:val="Bibliography"/>
@@ -15294,7 +15258,7 @@
       <w:r>
         <w:t xml:space="preserve"> </w:t>
       </w:r>
-      <w:hyperlink r:id="rId140">
+      <w:hyperlink r:id="rId141">
         <w:r>
           <w:rPr>
             <w:rStyle w:val="Hyperlink"/>
@@ -15318,8 +15282,8 @@
         <w:t xml:space="preserve">. (2020).</w:t>
       </w:r>
     </w:p>
-    <w:bookmarkEnd w:id="141"/>
-    <w:bookmarkStart w:id="143" w:name="ref-data_puleo_emtab6134"/>
+    <w:bookmarkEnd w:id="142"/>
+    <w:bookmarkStart w:id="144" w:name="ref-data_puleo_emtab6134"/>
     <w:p>
       <w:pPr>
         <w:pStyle w:val="Bibliography"/>
@@ -15349,7 +15313,7 @@
       <w:r>
         <w:t xml:space="preserve"> </w:t>
       </w:r>
-      <w:hyperlink r:id="rId142">
+      <w:hyperlink r:id="rId143">
         <w:r>
           <w:rPr>
             <w:rStyle w:val="Hyperlink"/>
@@ -15373,8 +15337,8 @@
         <w:t xml:space="preserve">. (2018).</w:t>
       </w:r>
     </w:p>
-    <w:bookmarkEnd w:id="143"/>
-    <w:bookmarkStart w:id="145" w:name="ref-data_moffitt_gse71729"/>
+    <w:bookmarkEnd w:id="144"/>
+    <w:bookmarkStart w:id="146" w:name="ref-data_moffitt_gse71729"/>
     <w:p>
       <w:pPr>
         <w:pStyle w:val="Bibliography"/>
@@ -15404,7 +15368,7 @@
       <w:r>
         <w:t xml:space="preserve"> </w:t>
       </w:r>
-      <w:hyperlink r:id="rId144">
+      <w:hyperlink r:id="rId145">
         <w:r>
           <w:rPr>
             <w:rStyle w:val="Hyperlink"/>
@@ -15428,8 +15392,8 @@
         <w:t xml:space="preserve">. (2015).</w:t>
       </w:r>
     </w:p>
-    <w:bookmarkEnd w:id="145"/>
-    <w:bookmarkStart w:id="147" w:name="ref-data_paca_au_egas"/>
+    <w:bookmarkEnd w:id="146"/>
+    <w:bookmarkStart w:id="148" w:name="ref-data_paca_au_egas"/>
     <w:p>
       <w:pPr>
         <w:pStyle w:val="Bibliography"/>
@@ -15449,7 +15413,7 @@
       <w:r>
         <w:t xml:space="preserve"> </w:t>
       </w:r>
-      <w:hyperlink r:id="rId146">
+      <w:hyperlink r:id="rId147">
         <w:r>
           <w:rPr>
             <w:rStyle w:val="Hyperlink"/>
@@ -15461,9 +15425,9 @@
         <w:t xml:space="preserve">. (2016).</w:t>
       </w:r>
     </w:p>
-    <w:bookmarkEnd w:id="147"/>
     <w:bookmarkEnd w:id="148"/>
     <w:bookmarkEnd w:id="149"/>
+    <w:bookmarkEnd w:id="150"/>
     <w:sectPr/>
   </w:body>
 </w:document>

--- a/paper/paper.docx
+++ b/paper/paper.docx
@@ -1626,7 +1626,7 @@
         <w:t xml:space="preserve"> </w:t>
       </w:r>
       <w:r>
-        <w:t xml:space="preserve">sets how many programs are extracted (Fig. [fig:schema]a; Methods). After training, the gene weights and the Cox coefficients are fixed (Methods).</w:t>
+        <w:t xml:space="preserve">sets how many programs are extracted (Fig. [fig:schema]a; Methods). After training, the gene weights and the Cox coefficients are fixed.</w:t>
       </w:r>
     </w:p>
     <w:p>
@@ -1821,7 +1821,19 @@
         </w:r>
       </w:hyperlink>
       <w:r>
-        <w:t xml:space="preserve">) gave conflicting rank choices in the same data (Supplementary Fig. [fig:fig-nmf-diagnostics]). All model and hyperparameter selection was completed within the training cohorts.</w:t>
+        <w:t xml:space="preserve">) gave conflicting rank choices in the same data (Supplementary Fig. [fig:fig-nmf-diagnostics]), echoing the cross-study instability of unsupervised PDAC subtype taxonomies</w:t>
+      </w:r>
+      <w:hyperlink w:anchor="ref-lautizi2022pancreatic">
+        <w:r>
+          <w:rPr>
+            <w:rStyle w:val="Hyperlink"/>
+            <w:vertAlign w:val="superscript"/>
+          </w:rPr>
+          <w:t xml:space="preserve">22</w:t>
+        </w:r>
+      </w:hyperlink>
+      <w:r>
+        <w:t xml:space="preserve">. All model and hyperparameter selection was completed within the training cohorts.</w:t>
       </w:r>
     </w:p>
     <w:p>
@@ -2377,7 +2389,7 @@
         </w:r>
       </w:hyperlink>
       <w:r>
-        <w:t xml:space="preserve">, and a third factor (N2) for exocrine-associated variation. Both methods recovered the activated-stroma and proCAF-like reference programs but differed at the tumor-restraining end: among the displayed top-ranked genes, the restCAF and iCAF reference programs corresponded to a DeSurv factor but to no standard NMF factor (Fig. [fig:pdac]a,b). These are bulk gene-program correspondences, not identifications of CAF cell states (Supplementary Information, Stromal resolution).</w:t>
+        <w:t xml:space="preserve">, and a third factor (N2) for exocrine-associated variation. Both methods recovered the activated-stroma and proCAF-like reference programs but differed at the tumor-restraining end: among the displayed top-ranked genes, the restCAF and iCAF reference programs corresponded to a DeSurv factor but to no standard NMF factor (Fig. [fig:pdac]a,b). These are bulk gene-program correspondences, not identifications of CAF cell states (Supplementary Information, Stromal resolution: which reference programs are recovered from bulk).</w:t>
       </w:r>
     </w:p>
     <w:p>
@@ -4352,7 +4364,7 @@
         </m:r>
       </m:oMath>
       <w:r>
-        <w:t xml:space="preserve">; Fig. [fig:treated]b; Supplementary Information, Translational transportability), a shift that may reflect cell composition, cellular state or both. Because treatment, stage and cohort were not independently varied, these analyses are exploratory and do not establish differential treatment benefit.</w:t>
+        <w:t xml:space="preserve">; Fig. [fig:treated]b; Supplementary Information, Translational transportability into independent treated PDAC cohorts), a shift that may reflect cell composition, cellular state or both. Because treatment, stage and cohort were not independently varied, these analyses are exploratory and do not establish differential treatment benefit.</w:t>
       </w:r>
     </w:p>
     <w:p>
@@ -5625,7 +5637,7 @@
         <w:pStyle w:val="BodyText"/>
       </w:pPr>
       <w:r>
-        <w:t xml:space="preserve">Three statistical qualifications bound the prognostic findings. DeSurv uses a proportional-hazards objective, while the external validation data showed attenuation of the prognostic association over follow-up (Results), so the reported hazard ratios are time-averaged summaries and extensions could accommodate non-proportional hazards or nonlinear survival relationships. The integrated Brier analysis recalibrated the score’s scalar slope and baseline hazard within each validation dataset, so it describes apparent prediction error rather than out-of-sample prediction error (Supplementary Information, Proper-scoring sensitivity of the external validation). The pooled training objective was fitted without a cohort term; within-cohort analyses argued against simple encoding of training-cohort membership, though cohort influence on the learned representation remains possible (Supplementary Information, Cohort handling in the training objective).</w:t>
+        <w:t xml:space="preserve">Three statistical qualifications bound the prognostic findings. DeSurv uses a proportional-hazards objective, while the external validation data showed attenuation of the prognostic association over follow-up (Schoenfeld test, Results), so the reported hazard ratios are time-averaged summaries and extensions could accommodate non-proportional hazards or nonlinear survival relationships. The integrated Brier analysis recalibrated the score’s scalar slope and baseline hazard within each validation dataset, so it describes apparent prediction error rather than out-of-sample prediction error (Supplementary Information, Proper-scoring sensitivity of the external validation). The pooled training objective was fitted without a cohort term; within-cohort analyses argued against simple encoding of training-cohort membership, though cohort influence on the learned representation remains possible (Supplementary Information, Cohort handling in the training objective).</w:t>
       </w:r>
     </w:p>
     <w:p>

--- a/paper/paper.docx
+++ b/paper/paper.docx
@@ -155,12 +155,6 @@
         <w:t xml:space="preserve"> </w:t>
       </w:r>
       <w:r>
-        <w:t xml:space="preserve">other</w:t>
-      </w:r>
-      <w:r>
-        <w:t xml:space="preserve"> </w:t>
-      </w:r>
-      <w:r>
         <w:t xml:space="preserve">microenvironmental</w:t>
       </w:r>
       <w:r>
@@ -227,12 +221,6 @@
         <w:t xml:space="preserve"> </w:t>
       </w:r>
       <w:r>
-        <w:t xml:space="preserve">relatively</w:t>
-      </w:r>
-      <w:r>
-        <w:t xml:space="preserve"> </w:t>
-      </w:r>
-      <w:r>
         <w:t xml:space="preserve">little</w:t>
       </w:r>
       <w:r>
@@ -473,6 +461,12 @@
         <w:t xml:space="preserve"> </w:t>
       </w:r>
       <w:r>
+        <w:t xml:space="preserve">(D1)</w:t>
+      </w:r>
+      <w:r>
+        <w:t xml:space="preserve"> </w:t>
+      </w:r>
+      <w:r>
         <w:t xml:space="preserve">combined</w:t>
       </w:r>
       <w:r>
@@ -545,7 +539,31 @@
         <w:t xml:space="preserve"> </w:t>
       </w:r>
       <w:r>
-        <w:t xml:space="preserve">datasets,</w:t>
+        <w:t xml:space="preserve">datasets</w:t>
+      </w:r>
+      <w:r>
+        <w:t xml:space="preserve"> </w:t>
+      </w:r>
+      <w:r>
+        <w:t xml:space="preserve">spanning</w:t>
+      </w:r>
+      <w:r>
+        <w:t xml:space="preserve"> </w:t>
+      </w:r>
+      <w:r>
+        <w:t xml:space="preserve">four</w:t>
+      </w:r>
+      <w:r>
+        <w:t xml:space="preserve"> </w:t>
+      </w:r>
+      <w:r>
+        <w:t xml:space="preserve">independent</w:t>
+      </w:r>
+      <w:r>
+        <w:t xml:space="preserve"> </w:t>
+      </w:r>
+      <w:r>
+        <w:t xml:space="preserve">cohorts,</w:t>
       </w:r>
       <w:r>
         <w:t xml:space="preserve"> </w:t>
@@ -743,13 +761,7 @@
         <w:t xml:space="preserve"> </w:t>
       </w:r>
       <w:r>
-        <w:t xml:space="preserve">this</w:t>
-      </w:r>
-      <w:r>
-        <w:t xml:space="preserve"> </w:t>
-      </w:r>
-      <w:r>
-        <w:t xml:space="preserve">program;</w:t>
+        <w:t xml:space="preserve">D1;</w:t>
       </w:r>
       <w:r>
         <w:t xml:space="preserve"> </w:t>
@@ -845,12 +857,6 @@
         <w:t xml:space="preserve"> </w:t>
       </w:r>
       <w:r>
-        <w:t xml:space="preserve">underlying</w:t>
-      </w:r>
-      <w:r>
-        <w:t xml:space="preserve"> </w:t>
-      </w:r>
-      <w:r>
         <w:t xml:space="preserve">structure,</w:t>
       </w:r>
       <w:r>
@@ -942,12 +948,6 @@
       </w:r>
       <w:r>
         <w:t xml:space="preserve">supervision</w:t>
-      </w:r>
-      <w:r>
-        <w:t xml:space="preserve"> </w:t>
-      </w:r>
-      <w:r>
-        <w:t xml:space="preserve">therefore</w:t>
       </w:r>
       <w:r>
         <w:t xml:space="preserve"> </w:t>
@@ -3108,7 +3108,7 @@
         </m:r>
       </m:oMath>
       <w:r>
-        <w:t xml:space="preserve">) and varied more across datasets (Fig. [fig:val]a). Nor did any of the three standard NMF factors at the same rank (HRs 0.94–1.00; Fig. [fig:val]a, right); these are individual factor associations from a standard NMF fit, not the combined risk score of the matched-budget control in Table [tab:hr-adjusted].</w:t>
+        <w:t xml:space="preserve">) and varied more across datasets (Fig. [fig:val]a). None of the three standard NMF factors at the same rank showed a significant combined association (HRs 0.94–1.00; Fig. [fig:val]a, right); these are individual factor associations from a standard NMF fit, not the combined risk score of the matched-budget control in Table [tab:hr-adjusted].</w:t>
       </w:r>
     </w:p>
     <w:p>
@@ -3655,7 +3655,7 @@
           <w:iCs/>
           <w:i/>
         </w:rPr>
-        <w:t xml:space="preserve">) of tuned supervised risk scores (lasso Cox and supervised PCA) with the three DeSurv programs (D1–D3) in the training data; supervised scores concentrate on D1 and are only weakly correlated with the D2 stromal program. These score correspondences do not establish recovery of identical gene programs. No validation-cohort survival outcomes were used in training, scoring or hyperparameter selection.</w:t>
+        <w:t xml:space="preserve">) of tuned supervised risk scores (lasso Cox and supervised PCA) with the three DeSurv programs (D1–D3) in the training data; supervised scores concentrate on D1 and are only weakly correlated with the D2 stromal program. These score correspondences do not establish recovery of identical gene programs. No validation-cohort survival outcomes were used in training, scoring or hyperparameter selection; they enter only the association estimates shown and the separately described recalibration analysis (Methods; Supplementary Information, Proper-scoring sensitivity of the external validation).</w:t>
       </w:r>
     </w:p>
     <w:tbl>
@@ -5070,7 +5070,7 @@
         <w:t xml:space="preserve"> </w:t>
       </w:r>
       <w:r>
-        <w:t xml:space="preserve">true programs, each with its own marker genes and all drawn from the same loading and activity distributions (Methods, Simulation studies). In the primary scenario, survival depended on the marker genes of one program only, and those genes contributed less transcriptomic variation than a shared background signal excluded from the survival-generating gene set. DeSurv and its unsupervised limit (</w:t>
+        <w:t xml:space="preserve">true programs, each with its own marker genes and all drawn from the same loading and activity distributions (Supplementary Information, Simulation design and data generation). In the primary scenario, survival depended on the marker genes of one program only, and those genes contributed less transcriptomic variation than a shared background signal excluded from the survival-generating gene set. DeSurv and its unsupervised limit (</w:t>
       </w:r>
       <m:oMath>
         <m:r>
@@ -5185,7 +5185,7 @@
         <w:pStyle w:val="BodyText"/>
       </w:pPr>
       <w:r>
-        <w:t xml:space="preserve">Performance depended on how prognostic signal aligned with expression structure. In the mixed setting, the benefit of supervision differed between recovery of program-specific markers and recovery of shared background genes included in the survival-generating set (Supplementary Fig. [fig:fig-sim-null-mixed]). Under the null, test-set concordance was near chance for both methods. There, the selected supervision strength dispersed across its admissible range rather than concentrating at zero (median</w:t>
+        <w:t xml:space="preserve">Performance depended on how prognostic signal aligned with expression structure. In the mixed setting, the benefit of supervision was concentrated in recovery of program-specific marker genes and was smaller for the shared background genes included in the survival-generating set (Supplementary Fig. [fig:fig-sim-null-mixed]), consistent with supervision acting on the genes that define the prognostic program. Under the null, test-set concordance was near chance for both methods. There, the selected supervision strength dispersed across its admissible range rather than concentrating at zero (median</w:t>
       </w:r>
       <w:r>
         <w:t xml:space="preserve"> </w:t>
@@ -5467,7 +5467,7 @@
           <w:iCs/>
           <w:i/>
         </w:rPr>
-        <w:t xml:space="preserve">IQR; points are individual simulated datasets. (c) Distribution of selected ranks across simulated datasets for DeSurv versus unsupervised NMF. (d) The same matched-factor precision metric as in (b), computed for two signal regimes: a prognostic program whose genes carry low transcriptomic variance relative to the shared background excluded from the survival-generating gene set (separated from the dominant variance) versus one that partially overlaps the dominant variance. DeSurv recovers the prognostic program more accurately in both regimes, whereas the unsupervised solution is more strongly influenced by the dominant expression structure; the null scenario (no prognostic program) is shown in the Supplementary Information. The concordance gap in (a) is not an expected discrimination gain in real data, where the two approaches perform comparably (Table [tab:hr-adjusted]).</w:t>
+        <w:t xml:space="preserve">IQR; points are individual simulated datasets. (c) Distribution of selected ranks across simulated datasets for DeSurv versus unsupervised NMF. (d) The same matched-factor precision metric as in (b), computed for two signal regimes: a prognostic program whose genes carry low transcriptomic variance relative to the shared background excluded from the survival-generating gene set (separated from the dominant variance) versus one that partially overlaps the dominant variance. DeSurv recovers the prognostic program more accurately in both regimes, whereas the unsupervised solution is more strongly influenced by the dominant expression structure; the null scenario (no prognostic program) is shown in the Supplementary Information. The concordance gap in (a) is not an expected discrimination gain in real data, where a rank-optimized unsupervised control carried comparable prognostic information (Table [tab:hr-adjusted]).</w:t>
       </w:r>
     </w:p>
     <w:bookmarkEnd w:id="41"/>
@@ -5563,7 +5563,67 @@
         </w:r>
       </w:hyperlink>
       <w:r>
-        <w:t xml:space="preserve">. In DeSurv, it depends directly on projections through the gene-program matrix, and new samples are scored using fixed gene weights without an additional sample-loading estimation step (Supplementary Table [tab:architecture]).</w:t>
+        <w:t xml:space="preserve">. In DeSurv, it depends directly on projections through the gene-program matrix, and new samples are scored using fixed gene weights without an additional sample-loading estimation step (Supplementary Table [tab:architecture]). Deep latent-variable survival models</w:t>
+      </w:r>
+      <w:hyperlink w:anchor="ref-zaccaria2023surviae">
+        <w:r>
+          <w:rPr>
+            <w:rStyle w:val="Hyperlink"/>
+            <w:vertAlign w:val="superscript"/>
+          </w:rPr>
+          <w:t xml:space="preserve">34</w:t>
+        </w:r>
+      </w:hyperlink>
+      <w:r>
+        <w:rPr>
+          <w:vertAlign w:val="superscript"/>
+        </w:rPr>
+        <w:t xml:space="preserve">,</w:t>
+      </w:r>
+      <w:hyperlink w:anchor="ref-meng2022savae">
+        <w:r>
+          <w:rPr>
+            <w:rStyle w:val="Hyperlink"/>
+            <w:vertAlign w:val="superscript"/>
+          </w:rPr>
+          <w:t xml:space="preserve">35</w:t>
+        </w:r>
+      </w:hyperlink>
+      <w:r>
+        <w:t xml:space="preserve"> </w:t>
+      </w:r>
+      <w:r>
+        <w:t xml:space="preserve">likewise learn sample representations rather than a fixed gene-program basis, and reference-based deconvolution methods such as CIBERSORTx</w:t>
+      </w:r>
+      <w:hyperlink w:anchor="ref-newman2019cibersortx">
+        <w:r>
+          <w:rPr>
+            <w:rStyle w:val="Hyperlink"/>
+            <w:vertAlign w:val="superscript"/>
+          </w:rPr>
+          <w:t xml:space="preserve">36</w:t>
+        </w:r>
+      </w:hyperlink>
+      <w:r>
+        <w:t xml:space="preserve"> </w:t>
+      </w:r>
+      <w:r>
+        <w:t xml:space="preserve">and BayesPrism</w:t>
+      </w:r>
+      <w:hyperlink w:anchor="ref-chu2022bayesprism">
+        <w:r>
+          <w:rPr>
+            <w:rStyle w:val="Hyperlink"/>
+            <w:vertAlign w:val="superscript"/>
+          </w:rPr>
+          <w:t xml:space="preserve">37</w:t>
+        </w:r>
+      </w:hyperlink>
+      <w:r>
+        <w:t xml:space="preserve"> </w:t>
+      </w:r>
+      <w:r>
+        <w:t xml:space="preserve">estimate the abundance of predefined cell types rather than outcome-aligned programs, so DeSurv is complementary to them.</w:t>
       </w:r>
     </w:p>
     <w:p>
@@ -5661,7 +5721,7 @@
             <w:rStyle w:val="Hyperlink"/>
             <w:vertAlign w:val="superscript"/>
           </w:rPr>
-          <w:t xml:space="preserve">34</w:t>
+          <w:t xml:space="preserve">38</w:t>
         </w:r>
       </w:hyperlink>
       <w:r>
@@ -5676,7 +5736,7 @@
             <w:rStyle w:val="Hyperlink"/>
             <w:vertAlign w:val="superscript"/>
           </w:rPr>
-          <w:t xml:space="preserve">36</w:t>
+          <w:t xml:space="preserve">40</w:t>
         </w:r>
       </w:hyperlink>
       <w:r>
@@ -5696,7 +5756,7 @@
             <w:rStyle w:val="Hyperlink"/>
             <w:vertAlign w:val="superscript"/>
           </w:rPr>
-          <w:t xml:space="preserve">37</w:t>
+          <w:t xml:space="preserve">41</w:t>
         </w:r>
       </w:hyperlink>
       <w:r>
@@ -8078,7 +8138,7 @@
             <w:rStyle w:val="Hyperlink"/>
             <w:vertAlign w:val="superscript"/>
           </w:rPr>
-          <w:t xml:space="preserve">38</w:t>
+          <w:t xml:space="preserve">42</w:t>
         </w:r>
       </w:hyperlink>
       <w:r>
@@ -8325,10 +8385,7 @@
         </m:r>
       </m:oMath>
       <w:r>
-        <w:t xml:space="preserve"> </w:t>
-      </w:r>
-      <w:r>
-        <w:t xml:space="preserve">(Supplementary Information, Optimization Algorithm). The reconstruction term is minimized using multiplicative updates that preserve nonnegativity, and the supervision term enters the proposal for</w:t>
+        <w:t xml:space="preserve">. The reconstruction term is minimized using multiplicative updates that preserve nonnegativity, and the supervision term enters the proposal for</w:t>
       </w:r>
       <w:r>
         <w:t xml:space="preserve"> </w:t>
@@ -8342,7 +8399,7 @@
         <w:t xml:space="preserve"> </w:t>
       </w:r>
       <w:r>
-        <w:t xml:space="preserve">as a Cox log-partial-likelihood derivative. The proposal rescales the weighted reconstruction and survival gradients using the norm-based factor defined in the Supplementary Information, subject to its numerical stabilizer and cap. It does not differentiate the</w:t>
+        <w:t xml:space="preserve">as a Cox log-partial-likelihood derivative. That proposal does not differentiate the</w:t>
       </w:r>
       <w:r>
         <w:t xml:space="preserve"> </w:t>
@@ -8353,7 +8410,7 @@
         </m:r>
       </m:oMath>
       <w:r>
-        <w:t xml:space="preserve">-dependent penalty on the standardized-score coefficients and is therefore not the gradient of the full objective; each candidate is instead evaluated under the full objective by a backtracking line search. Every candidate</w:t>
+        <w:t xml:space="preserve">-dependent penalty on the standardized-score coefficients and is therefore not the gradient of the full objective, so every candidate</w:t>
       </w:r>
       <w:r>
         <w:t xml:space="preserve"> </w:t>
@@ -8395,7 +8452,7 @@
         <w:t xml:space="preserve"> </w:t>
       </w:r>
       <w:r>
-        <w:t xml:space="preserve">rescaled by the same constants, so that</w:t>
+        <w:t xml:space="preserve">rescaled by the same constants so that</w:t>
       </w:r>
       <w:r>
         <w:t xml:space="preserve"> </w:t>
@@ -8444,7 +8501,23 @@
         <w:t xml:space="preserve"> </w:t>
       </w:r>
       <w:r>
-        <w:t xml:space="preserve">are all preserved; with the optional ridge penalties on</w:t>
+        <w:t xml:space="preserve">are all preserved, and is then evaluated under the full objective by a backtracking line search (Supplementary Information, Optimization Algorithm and Normalization of W).</w:t>
+      </w:r>
+    </w:p>
+    <w:p>
+      <w:pPr>
+        <w:pStyle w:val="BodyText"/>
+      </w:pPr>
+      <m:oMath>
+        <m:r>
+          <m:t>β</m:t>
+        </m:r>
+      </m:oMath>
+      <w:r>
+        <w:t xml:space="preserve"> </w:t>
+      </w:r>
+      <w:r>
+        <w:t xml:space="preserve">is then updated by Coxnet-style cyclic coordinate descent on the current centered and standardized factor scores, and is refit on the converged</w:t>
       </w:r>
       <w:r>
         <w:t xml:space="preserve"> </w:t>
@@ -8458,6 +8531,56 @@
         <w:t xml:space="preserve"> </w:t>
       </w:r>
       <w:r>
+        <w:t xml:space="preserve">once the outer loop terminates. The coordinate sweeps approximate rather than exactly minimize the conditional objective, and their proposal is accepted only under a safeguard that prevents it from increasing the evaluated objective, so the</w:t>
+      </w:r>
+      <w:r>
+        <w:t xml:space="preserve"> </w:t>
+      </w:r>
+      <m:oMath>
+        <m:r>
+          <m:t>β</m:t>
+        </m:r>
+      </m:oMath>
+      <w:r>
+        <w:t xml:space="preserve"> </w:t>
+      </w:r>
+      <w:r>
+        <w:t xml:space="preserve">block is non-increasing in that objective without establishing convergence to a conditional or joint optimum. The closed-form update, the stopping tolerances and the iteration cap are given in Supplementary Information, Update for</w:t>
+      </w:r>
+      <w:r>
+        <w:t xml:space="preserve"> </w:t>
+      </w:r>
+      <m:oMath>
+        <m:r>
+          <m:t>β</m:t>
+        </m:r>
+      </m:oMath>
+      <w:r>
+        <w:t xml:space="preserve"> </w:t>
+      </w:r>
+      <w:r>
+        <w:t xml:space="preserve">and Bayesian Optimization.</w:t>
+      </w:r>
+    </w:p>
+    <w:p>
+      <w:pPr>
+        <w:pStyle w:val="BodyText"/>
+      </w:pPr>
+      <w:r>
+        <w:t xml:space="preserve">Because the implemented algorithm combines normalization, gradient rescaling and a Coxnet approximation, we assessed optimization behavior empirically rather than relying on a formal convergence guarantee. Across 100 independent random initializations of the reported PDAC model, every run terminated on the stopping criterion rather than the iteration cap, none failed numerically, and the recorded outer-loop objective decreased monotonically (Supplementary Information, Empirical optimization stability across random initializations). Monotone decrease together with the stopping rule on the cosine change of</w:t>
+      </w:r>
+      <w:r>
+        <w:t xml:space="preserve"> </w:t>
+      </w:r>
+      <m:oMath>
+        <m:r>
+          <m:t>W</m:t>
+        </m:r>
+      </m:oMath>
+      <w:r>
+        <w:t xml:space="preserve"> </w:t>
+      </w:r>
+      <w:r>
         <w:t xml:space="preserve">and</w:t>
       </w:r>
       <w:r>
@@ -8472,561 +8595,7 @@
         <w:t xml:space="preserve"> </w:t>
       </w:r>
       <w:r>
-        <w:t xml:space="preserve">both zero (</w:t>
-      </w:r>
-      <m:oMath>
-        <m:sSub>
-          <m:e>
-            <m:r>
-              <m:t>λ</m:t>
-            </m:r>
-          </m:e>
-          <m:sub>
-            <m:r>
-              <m:t>W</m:t>
-            </m:r>
-          </m:sub>
-        </m:sSub>
-        <m:r>
-          <m:rPr>
-            <m:sty m:val="p"/>
-          </m:rPr>
-          <m:t>=</m:t>
-        </m:r>
-        <m:sSub>
-          <m:e>
-            <m:r>
-              <m:t>λ</m:t>
-            </m:r>
-          </m:e>
-          <m:sub>
-            <m:r>
-              <m:t>H</m:t>
-            </m:r>
-          </m:sub>
-        </m:sSub>
-        <m:r>
-          <m:rPr>
-            <m:sty m:val="p"/>
-          </m:rPr>
-          <m:t>=</m:t>
-        </m:r>
-        <m:r>
-          <m:t>0</m:t>
-        </m:r>
-      </m:oMath>
-      <w:r>
-        <w:t xml:space="preserve">), as in the reported fits, the normalization alone leaves the displayed objective unchanged.</w:t>
-      </w:r>
-    </w:p>
-    <w:p>
-      <w:pPr>
-        <w:pStyle w:val="BodyText"/>
-      </w:pPr>
-      <m:oMath>
-        <m:r>
-          <m:t>β</m:t>
-        </m:r>
-      </m:oMath>
-      <w:r>
-        <w:t xml:space="preserve"> </w:t>
-      </w:r>
-      <w:r>
-        <w:t xml:space="preserve">is then updated by Coxnet-style cyclic coordinate descent on the current factor scores</w:t>
-      </w:r>
-      <w:r>
-        <w:t xml:space="preserve"> </w:t>
-      </w:r>
-      <m:oMath>
-        <m:r>
-          <m:t>Z</m:t>
-        </m:r>
-        <m:r>
-          <m:rPr>
-            <m:sty m:val="p"/>
-          </m:rPr>
-          <m:t>=</m:t>
-        </m:r>
-        <m:sSup>
-          <m:e>
-            <m:r>
-              <m:t>W</m:t>
-            </m:r>
-          </m:e>
-          <m:sup>
-            <m:r>
-              <m:rPr>
-                <m:sty m:val="p"/>
-              </m:rPr>
-              <m:t>⊤</m:t>
-            </m:r>
-          </m:sup>
-        </m:sSup>
-        <m:r>
-          <m:t>X</m:t>
-        </m:r>
-      </m:oMath>
-      <w:r>
-        <w:t xml:space="preserve"> </w:t>
-      </w:r>
-      <w:r>
-        <w:t xml:space="preserve">with elastic-net penalty parameters</w:t>
-      </w:r>
-      <w:r>
-        <w:t xml:space="preserve"> </w:t>
-      </w:r>
-      <m:oMath>
-        <m:d>
-          <m:dPr>
-            <m:begChr m:val="("/>
-            <m:endChr m:val=")"/>
-            <m:sepChr m:val=""/>
-            <m:grow/>
-          </m:dPr>
-          <m:e>
-            <m:r>
-              <m:t>λ</m:t>
-            </m:r>
-            <m:r>
-              <m:rPr>
-                <m:sty m:val="p"/>
-              </m:rPr>
-              <m:t>,</m:t>
-            </m:r>
-            <m:r>
-              <m:t>ξ</m:t>
-            </m:r>
-          </m:e>
-        </m:d>
-      </m:oMath>
-      <w:r>
-        <w:t xml:space="preserve">, starting from the current raw coefficients after the normalization step and using the current</w:t>
-      </w:r>
-      <w:r>
-        <w:t xml:space="preserve"> </w:t>
-      </w:r>
-      <m:oMath>
-        <m:sSub>
-          <m:e>
-            <m:r>
-              <m:t>D</m:t>
-            </m:r>
-          </m:e>
-          <m:sub>
-            <m:r>
-              <m:t>Z</m:t>
-            </m:r>
-          </m:sub>
-        </m:sSub>
-      </m:oMath>
-      <w:r>
-        <w:t xml:space="preserve">. The scores are centered as well as standardized, which shifts the linear predictor by a common additive constant that cancels from the Cox partial likelihood. The coordinate descent weights its quadratic approximation of the partial likelihood by</w:t>
-      </w:r>
-      <w:r>
-        <w:t xml:space="preserve"> </w:t>
-      </w:r>
-      <m:oMath>
-        <m:r>
-          <m:t>1</m:t>
-        </m:r>
-        <m:r>
-          <m:rPr>
-            <m:sty m:val="p"/>
-          </m:rPr>
-          <m:t>/</m:t>
-        </m:r>
-        <m:sSub>
-          <m:e>
-            <m:r>
-              <m:t>n</m:t>
-            </m:r>
-          </m:e>
-          <m:sub>
-            <m:r>
-              <m:rPr>
-                <m:sty m:val="p"/>
-              </m:rPr>
-              <m:t>e</m:t>
-            </m:r>
-            <m:r>
-              <m:rPr>
-                <m:sty m:val="p"/>
-              </m:rPr>
-              <m:t>v</m:t>
-            </m:r>
-            <m:r>
-              <m:rPr>
-                <m:sty m:val="p"/>
-              </m:rPr>
-              <m:t>e</m:t>
-            </m:r>
-            <m:r>
-              <m:rPr>
-                <m:sty m:val="p"/>
-              </m:rPr>
-              <m:t>n</m:t>
-            </m:r>
-            <m:r>
-              <m:rPr>
-                <m:sty m:val="p"/>
-              </m:rPr>
-              <m:t>t</m:t>
-            </m:r>
-          </m:sub>
-        </m:sSub>
-      </m:oMath>
-      <w:r>
-        <w:t xml:space="preserve"> </w:t>
-      </w:r>
-      <w:r>
-        <w:t xml:space="preserve">rather than the</w:t>
-      </w:r>
-      <w:r>
-        <w:t xml:space="preserve"> </w:t>
-      </w:r>
-      <m:oMath>
-        <m:r>
-          <m:t>2</m:t>
-        </m:r>
-        <m:r>
-          <m:rPr>
-            <m:sty m:val="p"/>
-          </m:rPr>
-          <m:t>/</m:t>
-        </m:r>
-        <m:sSub>
-          <m:e>
-            <m:r>
-              <m:t>n</m:t>
-            </m:r>
-          </m:e>
-          <m:sub>
-            <m:r>
-              <m:rPr>
-                <m:sty m:val="p"/>
-              </m:rPr>
-              <m:t>e</m:t>
-            </m:r>
-            <m:r>
-              <m:rPr>
-                <m:sty m:val="p"/>
-              </m:rPr>
-              <m:t>v</m:t>
-            </m:r>
-            <m:r>
-              <m:rPr>
-                <m:sty m:val="p"/>
-              </m:rPr>
-              <m:t>e</m:t>
-            </m:r>
-            <m:r>
-              <m:rPr>
-                <m:sty m:val="p"/>
-              </m:rPr>
-              <m:t>n</m:t>
-            </m:r>
-            <m:r>
-              <m:rPr>
-                <m:sty m:val="p"/>
-              </m:rPr>
-              <m:t>t</m:t>
-            </m:r>
-          </m:sub>
-        </m:sSub>
-      </m:oMath>
-      <w:r>
-        <w:t xml:space="preserve"> </w:t>
-      </w:r>
-      <w:r>
-        <w:t xml:space="preserve">of the objective while penalizing</w:t>
-      </w:r>
-      <w:r>
-        <w:t xml:space="preserve"> </w:t>
-      </w:r>
-      <m:oMath>
-        <m:r>
-          <m:t>b</m:t>
-        </m:r>
-      </m:oMath>
-      <w:r>
-        <w:t xml:space="preserve">, so within that parameterization the effective penalty is</w:t>
-      </w:r>
-      <w:r>
-        <w:t xml:space="preserve"> </w:t>
-      </w:r>
-      <m:oMath>
-        <m:r>
-          <m:t>2</m:t>
-        </m:r>
-        <m:r>
-          <m:t>λ</m:t>
-        </m:r>
-      </m:oMath>
-      <w:r>
-        <w:t xml:space="preserve">. Its proposal is accepted only if the evaluated objective does not increase (for</w:t>
-      </w:r>
-      <w:r>
-        <w:t xml:space="preserve"> </w:t>
-      </w:r>
-      <m:oMath>
-        <m:r>
-          <m:t>α</m:t>
-        </m:r>
-        <m:r>
-          <m:rPr>
-            <m:sty m:val="p"/>
-          </m:rPr>
-          <m:t>&gt;</m:t>
-        </m:r>
-        <m:r>
-          <m:t>0</m:t>
-        </m:r>
-      </m:oMath>
-      <w:r>
-        <w:t xml:space="preserve"> </w:t>
-      </w:r>
-      <w:r>
-        <w:t xml:space="preserve">this is equivalent, with</w:t>
-      </w:r>
-      <w:r>
-        <w:t xml:space="preserve"> </w:t>
-      </w:r>
-      <m:oMath>
-        <m:r>
-          <m:t>W</m:t>
-        </m:r>
-      </m:oMath>
-      <w:r>
-        <w:t xml:space="preserve"> </w:t>
-      </w:r>
-      <w:r>
-        <w:t xml:space="preserve">and</w:t>
-      </w:r>
-      <w:r>
-        <w:t xml:space="preserve"> </w:t>
-      </w:r>
-      <m:oMath>
-        <m:r>
-          <m:t>H</m:t>
-        </m:r>
-      </m:oMath>
-      <w:r>
-        <w:t xml:space="preserve"> </w:t>
-      </w:r>
-      <w:r>
-        <w:t xml:space="preserve">fixed, to not increasing the penalized survival loss; at</w:t>
-      </w:r>
-      <w:r>
-        <w:t xml:space="preserve"> </w:t>
-      </w:r>
-      <m:oMath>
-        <m:r>
-          <m:t>α</m:t>
-        </m:r>
-        <m:r>
-          <m:rPr>
-            <m:sty m:val="p"/>
-          </m:rPr>
-          <m:t>=</m:t>
-        </m:r>
-        <m:r>
-          <m:t>0</m:t>
-        </m:r>
-      </m:oMath>
-      <w:r>
-        <w:t xml:space="preserve"> </w:t>
-      </w:r>
-      <w:r>
-        <w:t xml:space="preserve">the full objective is independent of</w:t>
-      </w:r>
-      <w:r>
-        <w:t xml:space="preserve"> </w:t>
-      </w:r>
-      <m:oMath>
-        <m:r>
-          <m:t>β</m:t>
-        </m:r>
-      </m:oMath>
-      <w:r>
-        <w:t xml:space="preserve">), which makes the</w:t>
-      </w:r>
-      <w:r>
-        <w:t xml:space="preserve"> </w:t>
-      </w:r>
-      <m:oMath>
-        <m:r>
-          <m:t>β</m:t>
-        </m:r>
-      </m:oMath>
-      <w:r>
-        <w:t xml:space="preserve"> </w:t>
-      </w:r>
-      <w:r>
-        <w:t xml:space="preserve">update non-increasing in that objective without establishing convergence to a conditional or joint optimum, and</w:t>
-      </w:r>
-      <w:r>
-        <w:t xml:space="preserve"> </w:t>
-      </w:r>
-      <m:oMath>
-        <m:r>
-          <m:t>β</m:t>
-        </m:r>
-      </m:oMath>
-      <w:r>
-        <w:t xml:space="preserve"> </w:t>
-      </w:r>
-      <w:r>
-        <w:t xml:space="preserve">is refit on the converged</w:t>
-      </w:r>
-      <w:r>
-        <w:t xml:space="preserve"> </w:t>
-      </w:r>
-      <m:oMath>
-        <m:r>
-          <m:t>W</m:t>
-        </m:r>
-      </m:oMath>
-      <w:r>
-        <w:t xml:space="preserve"> </w:t>
-      </w:r>
-      <w:r>
-        <w:t xml:space="preserve">at the end. The</w:t>
-      </w:r>
-      <w:r>
-        <w:t xml:space="preserve"> </w:t>
-      </w:r>
-      <m:oMath>
-        <m:r>
-          <m:t>β</m:t>
-        </m:r>
-      </m:oMath>
-      <w:r>
-        <w:t xml:space="preserve"> </w:t>
-      </w:r>
-      <w:r>
-        <w:t xml:space="preserve">block is therefore an approximate rather than exact conditional minimizer. Convergence of the outer loop is assessed by the change in</w:t>
-      </w:r>
-      <w:r>
-        <w:t xml:space="preserve"> </w:t>
-      </w:r>
-      <m:oMath>
-        <m:r>
-          <m:t>W</m:t>
-        </m:r>
-      </m:oMath>
-      <w:r>
-        <w:t xml:space="preserve"> </w:t>
-      </w:r>
-      <w:r>
-        <w:t xml:space="preserve">and</w:t>
-      </w:r>
-      <w:r>
-        <w:t xml:space="preserve"> </w:t>
-      </w:r>
-      <m:oMath>
-        <m:r>
-          <m:t>H</m:t>
-        </m:r>
-      </m:oMath>
-      <w:r>
-        <w:t xml:space="preserve"> </w:t>
-      </w:r>
-      <w:r>
-        <w:t xml:space="preserve">between successive iterations, not by the change in the objective. Iteration stops when the cosine change of both</w:t>
-      </w:r>
-      <w:r>
-        <w:t xml:space="preserve"> </w:t>
-      </w:r>
-      <m:oMath>
-        <m:r>
-          <m:t>W</m:t>
-        </m:r>
-      </m:oMath>
-      <w:r>
-        <w:t xml:space="preserve"> </w:t>
-      </w:r>
-      <w:r>
-        <w:t xml:space="preserve">and</w:t>
-      </w:r>
-      <w:r>
-        <w:t xml:space="preserve"> </w:t>
-      </w:r>
-      <m:oMath>
-        <m:r>
-          <m:t>H</m:t>
-        </m:r>
-      </m:oMath>
-      <w:r>
-        <w:t xml:space="preserve"> </w:t>
-      </w:r>
-      <w:r>
-        <w:t xml:space="preserve">falls below</w:t>
-      </w:r>
-      <w:r>
-        <w:t xml:space="preserve"> </w:t>
-      </w:r>
-      <m:oMath>
-        <m:sSup>
-          <m:e>
-            <m:r>
-              <m:t>10</m:t>
-            </m:r>
-          </m:e>
-          <m:sup>
-            <m:r>
-              <m:rPr>
-                <m:sty m:val="p"/>
-              </m:rPr>
-              <m:t>−</m:t>
-            </m:r>
-            <m:r>
-              <m:t>7</m:t>
-            </m:r>
-          </m:sup>
-        </m:sSup>
-      </m:oMath>
-      <w:r>
-        <w:t xml:space="preserve"> </w:t>
-      </w:r>
-      <w:r>
-        <w:t xml:space="preserve">for the restart and final fits, and below</w:t>
-      </w:r>
-      <w:r>
-        <w:t xml:space="preserve"> </w:t>
-      </w:r>
-      <m:oMath>
-        <m:sSup>
-          <m:e>
-            <m:r>
-              <m:t>10</m:t>
-            </m:r>
-          </m:e>
-          <m:sup>
-            <m:r>
-              <m:rPr>
-                <m:sty m:val="p"/>
-              </m:rPr>
-              <m:t>−</m:t>
-            </m:r>
-            <m:r>
-              <m:t>5</m:t>
-            </m:r>
-          </m:sup>
-        </m:sSup>
-      </m:oMath>
-      <w:r>
-        <w:t xml:space="preserve"> </w:t>
-      </w:r>
-      <w:r>
-        <w:t xml:space="preserve">for the cross-validation fits inside the hyperparameter search, or after 4,000 iterations; cosine change is defined in Supplementary Information, Optimization Algorithm. The reported fits were produced by this implementation; the nominal tuning parameters are reported together with the implemented scaling and standardization conventions.</w:t>
-      </w:r>
-    </w:p>
-    <w:p>
-      <w:pPr>
-        <w:pStyle w:val="BodyText"/>
-      </w:pPr>
-      <w:r>
-        <w:t xml:space="preserve">Because the implemented algorithm combines normalization, gradient rescaling and a Coxnet approximation, we assessed optimization behavior empirically rather than relying on a formal convergence guarantee. Across 100 independent random initializations of the reported PDAC model, every run terminated on the stopping criterion rather than the iteration cap, and none failed numerically (median 38 iterations, range 17–233; Supplementary Information, Empirical optimization stability). The recorded outer-loop objective decreased monotonically. Monotone decrease together with the cosine stopping rule is what these runs establish, and they are checks on the optimizer rather than on which programs it recovers. Closed-form update equations are given in Supplementary Information, Model details and Optimization Algorithm, and Bayesian-optimization control parameters in Bayesian Optimization.</w:t>
+        <w:t xml:space="preserve">(Supplementary Information, Optimization Algorithm) is what these runs establish, and they are checks on the optimizer rather than on which programs it recovers.</w:t>
       </w:r>
     </w:p>
     <w:bookmarkEnd w:id="46"/>
@@ -9258,7 +8827,7 @@
         <w:t xml:space="preserve"> </w:t>
       </w:r>
       <w:r>
-        <w:t xml:space="preserve">with the non-rank hyperparameters of the best observed configuration, a configuration not itself evaluated in the search, we ran a sensitivity check on rank selection using the same training data and selected non-rank hyperparameters. That check is an exhaustive grid over ranks</w:t>
+        <w:t xml:space="preserve">with the non-rank hyperparameters of the best observed configuration, a configuration not itself evaluated in the search, we ran a sensitivity check on rank selection: an exhaustive grid over ranks and supervision strengths at the selected non-rank hyperparameters, to which the same one-standard-error rule again selects</w:t>
       </w:r>
       <w:r>
         <w:t xml:space="preserve"> </w:t>
@@ -9274,6 +8843,78 @@
           <m:t>=</m:t>
         </m:r>
         <m:r>
+          <m:t>3</m:t>
+        </m:r>
+      </m:oMath>
+      <w:r>
+        <w:t xml:space="preserve"> </w:t>
+      </w:r>
+      <w:r>
+        <w:t xml:space="preserve">(Supplementary Information, Bayesian Optimization and Cross-validated C-index across factorization rank).</w:t>
+      </w:r>
+    </w:p>
+    <w:p>
+      <w:pPr>
+        <w:pStyle w:val="BodyText"/>
+      </w:pPr>
+      <w:r>
+        <w:t xml:space="preserve">Because the goal is prognostic factorization, DeSurv selects</w:t>
+      </w:r>
+      <w:r>
+        <w:t xml:space="preserve"> </w:t>
+      </w:r>
+      <m:oMath>
+        <m:r>
+          <m:t>k</m:t>
+        </m:r>
+      </m:oMath>
+      <w:r>
+        <w:t xml:space="preserve"> </w:t>
+      </w:r>
+      <w:r>
+        <w:t xml:space="preserve">using the criterion that directly measures prognostic performance (cross-validated C-index) rather than the unsupervised diagnostics commonly used for NMF rank selection</w:t>
+      </w:r>
+      <w:hyperlink w:anchor="ref-brunet2004metagenes">
+        <w:r>
+          <w:rPr>
+            <w:rStyle w:val="Hyperlink"/>
+            <w:vertAlign w:val="superscript"/>
+          </w:rPr>
+          <w:t xml:space="preserve">13</w:t>
+        </w:r>
+      </w:hyperlink>
+      <w:r>
+        <w:rPr>
+          <w:vertAlign w:val="superscript"/>
+        </w:rPr>
+        <w:t xml:space="preserve">,</w:t>
+      </w:r>
+      <w:hyperlink w:anchor="ref-frigyesi2008nmf">
+        <w:r>
+          <w:rPr>
+            <w:rStyle w:val="Hyperlink"/>
+            <w:vertAlign w:val="superscript"/>
+          </w:rPr>
+          <w:t xml:space="preserve">28</w:t>
+        </w:r>
+      </w:hyperlink>
+      <w:r>
+        <w:t xml:space="preserve">, which gave inconsistent guidance across candidate ranks in these training data (Supplementary Information, Standard NMF rank selection heuristics). On the sensitivity grid, cross-validated concordance varied little across candidate ranks, with no clear optimum anywhere between</w:t>
+      </w:r>
+      <w:r>
+        <w:t xml:space="preserve"> </w:t>
+      </w:r>
+      <m:oMath>
+        <m:r>
+          <m:t>k</m:t>
+        </m:r>
+        <m:r>
+          <m:rPr>
+            <m:sty m:val="p"/>
+          </m:rPr>
+          <m:t>=</m:t>
+        </m:r>
+        <m:r>
           <m:t>2</m:t>
         </m:r>
       </m:oMath>
@@ -9281,7 +8922,7 @@
         <w:t xml:space="preserve"> </w:t>
       </w:r>
       <w:r>
-        <w:t xml:space="preserve">to</w:t>
+        <w:t xml:space="preserve">and</w:t>
       </w:r>
       <w:r>
         <w:t xml:space="preserve"> </w:t>
@@ -9304,7 +8945,27 @@
         <w:t xml:space="preserve"> </w:t>
       </w:r>
       <w:r>
-        <w:t xml:space="preserve">and supervision strengths</w:t>
+        <w:t xml:space="preserve">and a total spread across that range of 2.0 standard errors (Supplementary Fig. [fig:fig-cindex-by-k]). The one-standard-error rule applied to the rank-wise BO results accordingly selected the parsimonious</w:t>
+      </w:r>
+      <w:r>
+        <w:t xml:space="preserve"> </w:t>
+      </w:r>
+      <m:oMath>
+        <m:r>
+          <m:t>k</m:t>
+        </m:r>
+        <m:r>
+          <m:rPr>
+            <m:sty m:val="p"/>
+          </m:rPr>
+          <m:t>=</m:t>
+        </m:r>
+        <m:r>
+          <m:t>3</m:t>
+        </m:r>
+      </m:oMath>
+      <w:r>
+        <w:t xml:space="preserve">; the final model retained</w:t>
       </w:r>
       <w:r>
         <w:t xml:space="preserve"> </w:t>
@@ -9313,9 +8974,18 @@
         <m:r>
           <m:t>α</m:t>
         </m:r>
-      </m:oMath>
-      <w:r>
-        <w:t xml:space="preserve">, holding</w:t>
+        <m:r>
+          <m:rPr>
+            <m:sty m:val="p"/>
+          </m:rPr>
+          <m:t>=</m:t>
+        </m:r>
+        <m:r>
+          <m:t>0.334</m:t>
+        </m:r>
+      </m:oMath>
+      <w:r>
+        <w:t xml:space="preserve">,</w:t>
       </w:r>
       <w:r>
         <w:t xml:space="preserve"> </w:t>
@@ -9324,6 +8994,15 @@
         <m:r>
           <m:t>λ</m:t>
         </m:r>
+        <m:r>
+          <m:rPr>
+            <m:sty m:val="p"/>
+          </m:rPr>
+          <m:t>=</m:t>
+        </m:r>
+        <m:r>
+          <m:t>0.349</m:t>
+        </m:r>
       </m:oMath>
       <w:r>
         <w:t xml:space="preserve">,</w:t>
@@ -9334,6 +9013,15 @@
       <m:oMath>
         <m:r>
           <m:t>ξ</m:t>
+        </m:r>
+        <m:r>
+          <m:rPr>
+            <m:sty m:val="p"/>
+          </m:rPr>
+          <m:t>=</m:t>
+        </m:r>
+        <m:r>
+          <m:t>0.056</m:t>
         </m:r>
       </m:oMath>
       <w:r>
@@ -9362,341 +9050,6 @@
             </m:r>
           </m:sub>
         </m:sSub>
-      </m:oMath>
-      <w:r>
-        <w:t xml:space="preserve"> </w:t>
-      </w:r>
-      <w:r>
-        <w:t xml:space="preserve">at the retained values, and is restricted throughout to</w:t>
-      </w:r>
-      <w:r>
-        <w:t xml:space="preserve"> </w:t>
-      </w:r>
-      <m:oMath>
-        <m:sSub>
-          <m:e>
-            <m:r>
-              <m:t>n</m:t>
-            </m:r>
-          </m:e>
-          <m:sub>
-            <m:r>
-              <m:rPr>
-                <m:nor/>
-                <m:sty m:val="p"/>
-              </m:rPr>
-              <m:t>top</m:t>
-            </m:r>
-          </m:sub>
-        </m:sSub>
-        <m:r>
-          <m:rPr>
-            <m:sty m:val="p"/>
-          </m:rPr>
-          <m:t>=</m:t>
-        </m:r>
-        <m:r>
-          <m:t>270</m:t>
-        </m:r>
-      </m:oMath>
-      <w:r>
-        <w:t xml:space="preserve">. Applying the same one-standard-error rule to that grid also selects</w:t>
-      </w:r>
-      <w:r>
-        <w:t xml:space="preserve"> </w:t>
-      </w:r>
-      <m:oMath>
-        <m:r>
-          <m:t>k</m:t>
-        </m:r>
-        <m:r>
-          <m:rPr>
-            <m:sty m:val="p"/>
-          </m:rPr>
-          <m:t>=</m:t>
-        </m:r>
-        <m:r>
-          <m:t>3</m:t>
-        </m:r>
-      </m:oMath>
-      <w:r>
-        <w:t xml:space="preserve">. Within its</w:t>
-      </w:r>
-      <w:r>
-        <w:t xml:space="preserve"> </w:t>
-      </w:r>
-      <m:oMath>
-        <m:r>
-          <m:t>k</m:t>
-        </m:r>
-        <m:r>
-          <m:rPr>
-            <m:sty m:val="p"/>
-          </m:rPr>
-          <m:t>=</m:t>
-        </m:r>
-        <m:r>
-          <m:t>3</m:t>
-        </m:r>
-      </m:oMath>
-      <w:r>
-        <w:t xml:space="preserve"> </w:t>
-      </w:r>
-      <w:r>
-        <w:t xml:space="preserve">slice, the nearest evaluated supervision level,</w:t>
-      </w:r>
-      <w:r>
-        <w:t xml:space="preserve"> </w:t>
-      </w:r>
-      <m:oMath>
-        <m:r>
-          <m:t>α</m:t>
-        </m:r>
-        <m:r>
-          <m:rPr>
-            <m:sty m:val="p"/>
-          </m:rPr>
-          <m:t>=</m:t>
-        </m:r>
-        <m:r>
-          <m:t>0.35</m:t>
-        </m:r>
-      </m:oMath>
-      <w:r>
-        <w:t xml:space="preserve">, gave a mean cross-validated C-index of 0.656 (SE 0.010). That value clears the Bayesian-optimization threshold of 0.644 but not the grid’s own one-standard-error threshold of 0.662, which is set by the grid’s best rank,</w:t>
-      </w:r>
-      <w:r>
-        <w:t xml:space="preserve"> </w:t>
-      </w:r>
-      <m:oMath>
-        <m:r>
-          <m:t>k</m:t>
-        </m:r>
-        <m:r>
-          <m:rPr>
-            <m:sty m:val="p"/>
-          </m:rPr>
-          <m:t>=</m:t>
-        </m:r>
-        <m:r>
-          <m:t>9</m:t>
-        </m:r>
-      </m:oMath>
-      <w:r>
-        <w:t xml:space="preserve"> </w:t>
-      </w:r>
-      <w:r>
-        <w:t xml:space="preserve">(Supplementary Information, Bayesian Optimization and Cross-validated C-index across factorization rank). That grid point is a sensitivity check at a nearby</w:t>
-      </w:r>
-      <w:r>
-        <w:t xml:space="preserve"> </w:t>
-      </w:r>
-      <m:oMath>
-        <m:r>
-          <m:t>α</m:t>
-        </m:r>
-      </m:oMath>
-      <w:r>
-        <w:t xml:space="preserve">, not the cross-validated performance of the final configuration itself.</w:t>
-      </w:r>
-    </w:p>
-    <w:p>
-      <w:pPr>
-        <w:pStyle w:val="BodyText"/>
-      </w:pPr>
-      <w:r>
-        <w:t xml:space="preserve">Because the goal is prognostic factorization, DeSurv selects</w:t>
-      </w:r>
-      <w:r>
-        <w:t xml:space="preserve"> </w:t>
-      </w:r>
-      <m:oMath>
-        <m:r>
-          <m:t>k</m:t>
-        </m:r>
-      </m:oMath>
-      <w:r>
-        <w:t xml:space="preserve"> </w:t>
-      </w:r>
-      <w:r>
-        <w:t xml:space="preserve">using the criterion that directly measures prognostic performance (cross-validated C-index) rather than the unsupervised diagnostics commonly used for NMF rank selection</w:t>
-      </w:r>
-      <w:hyperlink w:anchor="ref-brunet2004metagenes">
-        <w:r>
-          <w:rPr>
-            <w:rStyle w:val="Hyperlink"/>
-            <w:vertAlign w:val="superscript"/>
-          </w:rPr>
-          <w:t xml:space="preserve">13</w:t>
-        </w:r>
-      </w:hyperlink>
-      <w:r>
-        <w:rPr>
-          <w:vertAlign w:val="superscript"/>
-        </w:rPr>
-        <w:t xml:space="preserve">,</w:t>
-      </w:r>
-      <w:hyperlink w:anchor="ref-frigyesi2008nmf">
-        <w:r>
-          <w:rPr>
-            <w:rStyle w:val="Hyperlink"/>
-            <w:vertAlign w:val="superscript"/>
-          </w:rPr>
-          <w:t xml:space="preserve">28</w:t>
-        </w:r>
-      </w:hyperlink>
-      <w:r>
-        <w:t xml:space="preserve">. In the PDAC training data, standard NMF diagnostics (reconstruction residuals, cophenetic correlation, mean silhouette width) yielded inconsistent guidance across candidate ranks, a known limitation of unsupervised rank-selection criteria that can disagree on the same dataset (Supplementary Fig. [fig:fig-nmf-diagnostics]). On the sensitivity grid, cross-validated concordance varied little across candidate ranks, with no clear optimum anywhere between</w:t>
-      </w:r>
-      <w:r>
-        <w:t xml:space="preserve"> </w:t>
-      </w:r>
-      <m:oMath>
-        <m:r>
-          <m:t>k</m:t>
-        </m:r>
-        <m:r>
-          <m:rPr>
-            <m:sty m:val="p"/>
-          </m:rPr>
-          <m:t>=</m:t>
-        </m:r>
-        <m:r>
-          <m:t>2</m:t>
-        </m:r>
-      </m:oMath>
-      <w:r>
-        <w:t xml:space="preserve"> </w:t>
-      </w:r>
-      <w:r>
-        <w:t xml:space="preserve">and</w:t>
-      </w:r>
-      <w:r>
-        <w:t xml:space="preserve"> </w:t>
-      </w:r>
-      <m:oMath>
-        <m:r>
-          <m:t>k</m:t>
-        </m:r>
-        <m:r>
-          <m:rPr>
-            <m:sty m:val="p"/>
-          </m:rPr>
-          <m:t>=</m:t>
-        </m:r>
-        <m:r>
-          <m:t>12</m:t>
-        </m:r>
-      </m:oMath>
-      <w:r>
-        <w:t xml:space="preserve"> </w:t>
-      </w:r>
-      <w:r>
-        <w:t xml:space="preserve">(Supplementary Fig. [fig:fig-cindex-by-k]). The one-standard-error rule applied to the rank-wise BO results accordingly selected the parsimonious</w:t>
-      </w:r>
-      <w:r>
-        <w:t xml:space="preserve"> </w:t>
-      </w:r>
-      <m:oMath>
-        <m:r>
-          <m:t>k</m:t>
-        </m:r>
-        <m:r>
-          <m:rPr>
-            <m:sty m:val="p"/>
-          </m:rPr>
-          <m:t>=</m:t>
-        </m:r>
-        <m:r>
-          <m:t>3</m:t>
-        </m:r>
-      </m:oMath>
-      <w:r>
-        <w:t xml:space="preserve">; the final model retained</w:t>
-      </w:r>
-      <w:r>
-        <w:t xml:space="preserve"> </w:t>
-      </w:r>
-      <m:oMath>
-        <m:r>
-          <m:t>α</m:t>
-        </m:r>
-        <m:r>
-          <m:rPr>
-            <m:sty m:val="p"/>
-          </m:rPr>
-          <m:t>=</m:t>
-        </m:r>
-        <m:r>
-          <m:t>0.334</m:t>
-        </m:r>
-      </m:oMath>
-      <w:r>
-        <w:t xml:space="preserve">,</w:t>
-      </w:r>
-      <w:r>
-        <w:t xml:space="preserve"> </w:t>
-      </w:r>
-      <m:oMath>
-        <m:r>
-          <m:t>λ</m:t>
-        </m:r>
-        <m:r>
-          <m:rPr>
-            <m:sty m:val="p"/>
-          </m:rPr>
-          <m:t>=</m:t>
-        </m:r>
-        <m:r>
-          <m:t>0.349</m:t>
-        </m:r>
-      </m:oMath>
-      <w:r>
-        <w:t xml:space="preserve">,</w:t>
-      </w:r>
-      <w:r>
-        <w:t xml:space="preserve"> </w:t>
-      </w:r>
-      <m:oMath>
-        <m:r>
-          <m:t>ξ</m:t>
-        </m:r>
-        <m:r>
-          <m:rPr>
-            <m:sty m:val="p"/>
-          </m:rPr>
-          <m:t>=</m:t>
-        </m:r>
-        <m:r>
-          <m:t>0.056</m:t>
-        </m:r>
-      </m:oMath>
-      <w:r>
-        <w:t xml:space="preserve"> </w:t>
-      </w:r>
-      <w:r>
-        <w:t xml:space="preserve">and</w:t>
-      </w:r>
-      <w:r>
-        <w:t xml:space="preserve"> </w:t>
-      </w:r>
-      <m:oMath>
-        <m:sSub>
-          <m:e>
-            <m:r>
-              <m:t>n</m:t>
-            </m:r>
-          </m:e>
-          <m:sub>
-            <m:r>
-              <m:rPr>
-                <m:nor/>
-                <m:sty m:val="p"/>
-              </m:rPr>
-              <m:t>top</m:t>
-            </m:r>
-          </m:sub>
-        </m:sSub>
         <m:r>
           <m:rPr>
             <m:sty m:val="p"/>
@@ -9729,61 +9082,7 @@
         <w:pStyle w:val="FirstParagraph"/>
       </w:pPr>
       <w:r>
-        <w:t xml:space="preserve">At the selected hyperparameters, 100 fits from independent random initializations were aggregated into a gene-by-gene co-occurrence matrix, recording how often each pair of genes appeared together among the top genes of the same program, ranked by factor specificity. Genes reaching a top set in fewer than 30 of the runs were treated as inactive and excluded; the remaining genes were partitioned into</w:t>
-      </w:r>
-      <w:r>
-        <w:t xml:space="preserve"> </w:t>
-      </w:r>
-      <m:oMath>
-        <m:r>
-          <m:t>k</m:t>
-        </m:r>
-      </m:oMath>
-      <w:r>
-        <w:t xml:space="preserve"> </w:t>
-      </w:r>
-      <w:r>
-        <w:t xml:space="preserve">groups by average-linkage hierarchical clustering, each cluster defining one column of the initialization</w:t>
-      </w:r>
-      <w:r>
-        <w:t xml:space="preserve"> </w:t>
-      </w:r>
-      <m:oMath>
-        <m:sSub>
-          <m:e>
-            <m:r>
-              <m:t>W</m:t>
-            </m:r>
-          </m:e>
-          <m:sub>
-            <m:r>
-              <m:t>0</m:t>
-            </m:r>
-          </m:sub>
-        </m:sSub>
-      </m:oMath>
-      <w:r>
-        <w:t xml:space="preserve">, with inactive and otherwise empty entries set to a small positive floor. The loadings were initialized by nonnegative least squares given</w:t>
-      </w:r>
-      <w:r>
-        <w:t xml:space="preserve"> </w:t>
-      </w:r>
-      <m:oMath>
-        <m:sSub>
-          <m:e>
-            <m:r>
-              <m:t>W</m:t>
-            </m:r>
-          </m:e>
-          <m:sub>
-            <m:r>
-              <m:t>0</m:t>
-            </m:r>
-          </m:sub>
-        </m:sSub>
-      </m:oMath>
-      <w:r>
-        <w:t xml:space="preserve">, and the initial Cox coefficients were set to zero; the final model was then fit once from that initialization. Because the consensus is built from gene-by-gene co-occurrence, it is invariant to factor-label permutation and requires no alignment of labels across runs (Supplementary Information, Consensus initialization for the final model).</w:t>
+        <w:t xml:space="preserve">At the selected hyperparameters the final model was fit once from a consensus initialization built from 100 fits from independent random initializations, aggregated as a gene-by-gene co-occurrence matrix and therefore invariant to factor-label permutation (Supplementary Information, Consensus initialization for the final model).</w:t>
       </w:r>
     </w:p>
     <w:p>
@@ -10466,7 +9765,7 @@
         <w:pStyle w:val="BodyText"/>
       </w:pPr>
       <w:r>
-        <w:t xml:space="preserve">The primary factorization comparison used a common number of top genes per program when constructing each model’s scoring union. Total union size can still differ with rank and overlap among programs. Both unsupervised controls were therefore scored externally at the supervised model’s</w:t>
+        <w:t xml:space="preserve">Both unsupervised controls were scored externally at the supervised model’s</w:t>
       </w:r>
       <w:r>
         <w:t xml:space="preserve"> </w:t>
@@ -10502,7 +9801,7 @@
         <w:t xml:space="preserve"> </w:t>
       </w:r>
       <w:r>
-        <w:t xml:space="preserve">rather than at their own tuning-selected values, which were 299 for the matched-rank control and 187 for the rank-optimized control. Scoring the matched-rank control at its own selected value instead changes no per-dataset C-index by more than 0.007 (Supplementary Information, Matched-budget unsupervised control at the same rank).</w:t>
+        <w:t xml:space="preserve">rather than at their own tuning-selected values, a choice to which the per-dataset C-indices are insensitive (Supplementary Information, Matched-budget unsupervised control at the same rank).</w:t>
       </w:r>
     </w:p>
     <w:p>
@@ -10541,71 +9840,7 @@
         <w:pStyle w:val="BodyText"/>
       </w:pPr>
       <w:r>
-        <w:t xml:space="preserve">The two comparators select features by different mechanisms, and neither matches DeSurv’s. The penalized Cox comparator uses a pure lasso penalty (</w:t>
-      </w:r>
-      <w:r>
-        <w:rPr>
-          <w:rStyle w:val="VerbatimChar"/>
-        </w:rPr>
-        <w:t xml:space="preserve">glmnet</w:t>
-      </w:r>
-      <w:r>
-        <w:t xml:space="preserve"> </w:t>
-      </w:r>
-      <w:r>
-        <w:t xml:space="preserve">with mixing parameter 1, distinct from DeSurv’s supervision parameter</w:t>
-      </w:r>
-      <w:r>
-        <w:t xml:space="preserve"> </w:t>
-      </w:r>
-      <m:oMath>
-        <m:r>
-          <m:t>α</m:t>
-        </m:r>
-      </m:oMath>
-      <w:r>
-        <w:t xml:space="preserve">), whereas supervised principal components applies no penalty at all, instead screening genes by a cross-validated feature-score threshold and extracting a cross-validated number of components. DeSurv’s internal Cox step uses an elastic net whose Bayesian-optimization-selected mixing parameter (</w:t>
-      </w:r>
-      <m:oMath>
-        <m:r>
-          <m:t>ξ</m:t>
-        </m:r>
-        <m:r>
-          <m:rPr>
-            <m:sty m:val="p"/>
-          </m:rPr>
-          <m:t>=</m:t>
-        </m:r>
-        <m:r>
-          <m:t>0.056</m:t>
-        </m:r>
-      </m:oMath>
-      <w:r>
-        <w:t xml:space="preserve">) sits close to ridge. Both comparators retain far fewer genes than DeSurv’s 810-gene support (across 12 resampling seeds, sparse Cox selected a median of 14 genes, range 9–33, and supervised principal components 39, range 5–222), and both were tuned by their standard method-specific cross-validation rather than a budget matched to DeSurv. For this comparison DeSurv’s program scores used per-program top-</w:t>
-      </w:r>
-      <m:oMath>
-        <m:sSub>
-          <m:e>
-            <m:r>
-              <m:t>n</m:t>
-            </m:r>
-          </m:e>
-          <m:sub>
-            <m:r>
-              <m:rPr>
-                <m:nor/>
-                <m:sty m:val="p"/>
-              </m:rPr>
-              <m:t>top</m:t>
-            </m:r>
-          </m:sub>
-        </m:sSub>
-      </m:oMath>
-      <w:r>
-        <w:t xml:space="preserve"> </w:t>
-      </w:r>
-      <w:r>
-        <w:t xml:space="preserve">masks rather than the union support, and the Cox weights combining the three program scores were re-estimated without penalty on the training scores, so that all three methods enter as training-fitted linear scores. The comparison evaluates method-specific representations and predictive performance, without matching tuning budgets. A separate exploratory comparison used restricted supervised principal components, Cox partial least squares and a single sparse Cox fit (Supplementary Information, The D1 axis is not specific to DeSurv).</w:t>
+        <w:t xml:space="preserve">The two comparators, lasso-penalized Cox regression and supervised principal components, select features by different mechanisms, neither matching DeSurv’s elastic net, and both retain far fewer genes than DeSurv’s 810-gene support (Supplementary Information, Robustness to tuned supervised comparators and compartment attribution). Because tuning budgets were not matched, the comparison characterizes the representations each approach recovers rather than benchmarking tuned predictive performance. A separate exploratory comparison used restricted supervised principal components, Cox partial least squares and a single sparse Cox fit (Supplementary Information, The D1 axis is not specific to DeSurv).</w:t>
       </w:r>
     </w:p>
     <w:p>
@@ -10613,7 +9848,7 @@
         <w:pStyle w:val="BodyText"/>
       </w:pPr>
       <w:r>
-        <w:t xml:space="preserve">No matched-budget control was run for these supervised comparators, as was done for the unsupervised arm. Correspondence between each supervised risk score and the DeSurv programs D1–D3 was quantified in the training cohort using absolute Pearson correlation. Additional analyses of selected-gene enrichment and compartment attribution are described in the Supplementary Information.</w:t>
+        <w:t xml:space="preserve">No matched-budget control was run for these supervised comparators, as was done for the unsupervised arm. Score correspondence with the DeSurv programs, selected-gene enrichment and compartment attribution are reported in Supplementary Information, Robustness to tuned supervised comparators and compartment attribution.</w:t>
       </w:r>
     </w:p>
     <w:bookmarkEnd w:id="50"/>
@@ -10653,7 +9888,7 @@
         <w:pStyle w:val="BodyText"/>
       </w:pPr>
       <w:r>
-        <w:t xml:space="preserve">Two per-factor contribution measures are reported alongside this correspondence. Reconstruction shares are exact Shapley values over subsets of the fixed rank-one factor contributions, computed without refitting the factorization, and each subset’s value is its reconstruction gain relative to the zero-factor reconstruction; the shares are normalized to sum to 100%. The separately reported centered</w:t>
+        <w:t xml:space="preserve">Two per-factor contribution measures are reported alongside this correspondence: reconstruction shares, computed as exact Shapley values over the fixed rank-one factor contributions without refitting the factorization, and survival contributions, computed as the loss in maximized unpenalized Cox partial log-likelihood when one factor is omitted. Reconstruction gain and the separately reported centered</w:t>
       </w:r>
       <w:r>
         <w:t xml:space="preserve"> </w:t>
@@ -10676,30 +9911,7 @@
         <w:t xml:space="preserve"> </w:t>
       </w:r>
       <w:r>
-        <w:t xml:space="preserve">instead takes the grand mean of the analysis matrix as its reference. Reconstruction gain and centered</w:t>
-      </w:r>
-      <w:r>
-        <w:t xml:space="preserve"> </w:t>
-      </w:r>
-      <m:oMath>
-        <m:sSup>
-          <m:e>
-            <m:r>
-              <m:t>R</m:t>
-            </m:r>
-          </m:e>
-          <m:sup>
-            <m:r>
-              <m:t>2</m:t>
-            </m:r>
-          </m:sup>
-        </m:sSup>
-      </m:oMath>
-      <w:r>
-        <w:t xml:space="preserve"> </w:t>
-      </w:r>
-      <w:r>
-        <w:t xml:space="preserve">describe different aspects of reconstruction and should not be interpreted as interchangeable measures. Survival contributions are the loss in maximized unpenalized Cox partial log-likelihood between a model on all factor scores and a model refitted after omitting one factor, computed from full-support training scores; these conditional increments are nonadditive and are not changes in the trained penalized DeSurv predictor. Because the programs were estimated from the same training outcomes, both measures are descriptive rather than independent tests of prognosis (Supplementary Information, Reconstruction and Survival Contribution per Factor).</w:t>
+        <w:t xml:space="preserve">describe different aspects of reconstruction and should not be interpreted as interchangeable measures, and because the programs were estimated from the same training outcomes both measures are descriptive rather than independent tests of prognosis (Supplementary Information, Reconstruction and Survival Contribution per Factor).</w:t>
       </w:r>
     </w:p>
     <w:p>
@@ -10854,7 +10066,7 @@
         <w:pStyle w:val="BodyText"/>
       </w:pPr>
       <w:r>
-        <w:t xml:space="preserve">Harrell’s C-index is rank-based and assesses discrimination only, not calibration or time-dependent prediction error, so we additionally report a proper score as a sensitivity check. This is the integrated Brier score and its index of prediction accuracy relative to a Kaplan–Meier reference, computed by recalibrating only the frozen score’s scalar slope and baseline hazard within each validation dataset and integrating to the 80th percentile of that dataset’s event times. These are apparent, in-sample recalibrated values rather than out-of-sample prediction error, and because each validation dataset is integrated over its own horizon the pooled figure is a descriptive event-weighted summary (Supplementary Information, Proper-scoring sensitivity of the external validation).</w:t>
+        <w:t xml:space="preserve">Harrell’s C-index is rank-based and assesses discrimination only, not calibration or time-dependent prediction error, so we additionally report a proper score as a sensitivity check: the integrated Brier score and its index of prediction accuracy relative to a Kaplan–Meier reference, computed under within-dataset recalibration. These are apparent, in-sample recalibrated values rather than out-of-sample prediction error (Supplementary Information, Proper-scoring sensitivity of the external validation).</w:t>
       </w:r>
     </w:p>
     <w:p>
@@ -10933,7 +10145,21 @@
         </m:sSub>
       </m:oMath>
       <w:r>
-        <w:t xml:space="preserve">, without using their survival outcomes. Related supervised-NMF methods instead place the survival term on the sample side: CoxNMF maximizes a Cox partial likelihood whose covariates are the columns of</w:t>
+        <w:t xml:space="preserve">, without using their survival outcomes. Related supervised-NMF methods instead place the survival term on the sample side, so that the risk score is a function of the sample loadings and a new sample needs loadings of its own (Supplementary Information, Supervision on</w:t>
+      </w:r>
+      <w:r>
+        <w:t xml:space="preserve"> </w:t>
+      </w:r>
+      <m:oMath>
+        <m:r>
+          <m:t>W</m:t>
+        </m:r>
+      </m:oMath>
+      <w:r>
+        <w:t xml:space="preserve"> </w:t>
+      </w:r>
+      <w:r>
+        <w:t xml:space="preserve">versus</w:t>
       </w:r>
       <w:r>
         <w:t xml:space="preserve"> </w:t>
@@ -10943,37 +10169,8 @@
           <m:t>H</m:t>
         </m:r>
       </m:oMath>
-      <w:hyperlink w:anchor="ref-huang2020low">
-        <w:r>
-          <w:rPr>
-            <w:rStyle w:val="Hyperlink"/>
-            <w:vertAlign w:val="superscript"/>
-          </w:rPr>
-          <w:t xml:space="preserve">32</w:t>
-        </w:r>
-      </w:hyperlink>
-      <w:r>
-        <w:t xml:space="preserve">, and SurvNMF jointly learns the factorization and a Cox model on the sample-side latent matrix, which its own transposed notation writes as</w:t>
-      </w:r>
-      <w:r>
-        <w:t xml:space="preserve"> </w:t>
-      </w:r>
-      <m:oMath>
-        <m:r>
-          <m:t>W</m:t>
-        </m:r>
-      </m:oMath>
-      <w:hyperlink w:anchor="ref-le2025survnmf">
-        <w:r>
-          <w:rPr>
-            <w:rStyle w:val="Hyperlink"/>
-            <w:vertAlign w:val="superscript"/>
-          </w:rPr>
-          <w:t xml:space="preserve">33</w:t>
-        </w:r>
-      </w:hyperlink>
-      <w:r>
-        <w:t xml:space="preserve">. Because the risk score under either formulation is a function of the sample loadings rather than of the gene-program basis, a new sample needs loadings of its own. SurvNMF documents such a step, obtaining them for held-out samples by a constrained least-squares fit; that step holds the gene basis fixed and needs neither relearning of the basis nor validation survival outcomes, so it is an additional fitting step at transfer rather than a leak. CoxNMF’s published description does not specify a new-sample scoring procedure (Supplementary Table [tab:architecture]). Sample-side supervision can nonetheless influence the basis indirectly, through the alternating reconstruction updates. External survival outcomes were used to estimate associations and evaluate performance, including the separately described recalibration analysis, rather than to learn or tune the primary programs or risk score. Further training and validation details appear in Supplementary Information, Part I.</w:t>
+      <w:r>
+        <w:t xml:space="preserve">; Supplementary Table [tab:architecture]). External survival outcomes were used to estimate associations and evaluate performance, including the separately described recalibration analysis, rather than to learn or tune the primary programs or risk score. Further training and validation details appear in Supplementary Information, Cross-validation procedure and Survival Analysis.</w:t>
       </w:r>
     </w:p>
     <w:bookmarkEnd w:id="52"/>
@@ -10991,7 +10188,7 @@
         <w:pStyle w:val="FirstParagraph"/>
       </w:pPr>
       <w:r>
-        <w:t xml:space="preserve">Simulation studies were conducted to assess recovery of prognostic latent structure and survival prediction under controlled conditions in three scenarios: a prognostic scenario in which the factor-specific survival signal contributes little transcriptomic variation relative to the shared background that is excluded from the survival-generating gene set, a null scenario with no survival signal, and a mixed scenario where prognostic and variance-dominant signals partially overlap. Gene expression data were generated from a nonnegative factor model</w:t>
+        <w:t xml:space="preserve">Simulation studies were conducted to assess recovery of prognostic latent structure and survival prediction under controlled conditions in three scenarios: a prognostic scenario in which the factor-specific survival signal contributes little transcriptomic variation relative to the shared background that is excluded from the survival-generating gene set, a null scenario with no survival signal, and a mixed scenario where prognostic and variance-dominant signals partially overlap. Expression matrices were generated from a nonnegative factor model</w:t>
       </w:r>
       <w:r>
         <w:t xml:space="preserve"> </w:t>
@@ -11014,525 +10211,10 @@
         </m:r>
       </m:oMath>
       <w:r>
-        <w:t xml:space="preserve">, where gene loadings</w:t>
-      </w:r>
-      <w:r>
-        <w:t xml:space="preserve"> </w:t>
-      </w:r>
-      <m:oMath>
-        <m:r>
-          <m:t>W</m:t>
-        </m:r>
-      </m:oMath>
-      <w:r>
-        <w:t xml:space="preserve"> </w:t>
-      </w:r>
-      <w:r>
-        <w:t xml:space="preserve">comprised three gene classes: marker genes, background genes, and noise genes. Marker genes were simulated to load strongly on a single factor and weakly on others, background genes to load strongly across all factors, and noise genes to have uniformly low loadings. Specifically, marker gene primary loadings were drawn from</w:t>
-      </w:r>
-      <w:r>
-        <w:t xml:space="preserve"> </w:t>
-      </w:r>
-      <m:oMath>
-        <m:r>
-          <m:rPr>
-            <m:nor/>
-            <m:sty m:val="p"/>
-          </m:rPr>
-          <m:t>Gamma</m:t>
-        </m:r>
-        <m:d>
-          <m:dPr>
-            <m:begChr m:val="("/>
-            <m:endChr m:val=")"/>
-            <m:sepChr m:val=""/>
-            <m:grow/>
-          </m:dPr>
-          <m:e>
-            <m:r>
-              <m:rPr>
-                <m:nor/>
-                <m:sty m:val="p"/>
-              </m:rPr>
-              <m:t>shape</m:t>
-            </m:r>
-            <m:r>
-              <m:rPr>
-                <m:sty m:val="p"/>
-              </m:rPr>
-              <m:t>=</m:t>
-            </m:r>
-            <m:r>
-              <m:t>3</m:t>
-            </m:r>
-            <m:r>
-              <m:rPr>
-                <m:sty m:val="p"/>
-              </m:rPr>
-              <m:t>,</m:t>
-            </m:r>
-            <m:r>
-              <m:rPr>
-                <m:nor/>
-                <m:sty m:val="p"/>
-              </m:rPr>
-              <m:t>rate</m:t>
-            </m:r>
-            <m:r>
-              <m:rPr>
-                <m:sty m:val="p"/>
-              </m:rPr>
-              <m:t>=</m:t>
-            </m:r>
-            <m:r>
-              <m:t>0.8</m:t>
-            </m:r>
-          </m:e>
-        </m:d>
-      </m:oMath>
-      <w:r>
-        <w:t xml:space="preserve"> </w:t>
-      </w:r>
-      <w:r>
-        <w:t xml:space="preserve">and cross-loadings onto other factors from</w:t>
-      </w:r>
-      <w:r>
-        <w:t xml:space="preserve"> </w:t>
-      </w:r>
-      <m:oMath>
-        <m:r>
-          <m:rPr>
-            <m:nor/>
-            <m:sty m:val="p"/>
-          </m:rPr>
-          <m:t>Gamma</m:t>
-        </m:r>
-        <m:d>
-          <m:dPr>
-            <m:begChr m:val="("/>
-            <m:endChr m:val=")"/>
-            <m:sepChr m:val=""/>
-            <m:grow/>
-          </m:dPr>
-          <m:e>
-            <m:r>
-              <m:t>1</m:t>
-            </m:r>
-            <m:r>
-              <m:rPr>
-                <m:sty m:val="p"/>
-              </m:rPr>
-              <m:t>,</m:t>
-            </m:r>
-            <m:r>
-              <m:t>20</m:t>
-            </m:r>
-          </m:e>
-        </m:d>
-      </m:oMath>
-      <w:r>
-        <w:t xml:space="preserve">; background gene loadings from</w:t>
-      </w:r>
-      <w:r>
-        <w:t xml:space="preserve"> </w:t>
-      </w:r>
-      <m:oMath>
-        <m:r>
-          <m:rPr>
-            <m:nor/>
-            <m:sty m:val="p"/>
-          </m:rPr>
-          <m:t>Gamma</m:t>
-        </m:r>
-        <m:d>
-          <m:dPr>
-            <m:begChr m:val="("/>
-            <m:endChr m:val=")"/>
-            <m:sepChr m:val=""/>
-            <m:grow/>
-          </m:dPr>
-          <m:e>
-            <m:r>
-              <m:t>2</m:t>
-            </m:r>
-            <m:r>
-              <m:rPr>
-                <m:sty m:val="p"/>
-              </m:rPr>
-              <m:t>,</m:t>
-            </m:r>
-            <m:r>
-              <m:t>1</m:t>
-            </m:r>
-          </m:e>
-        </m:d>
-      </m:oMath>
-      <w:r>
-        <w:t xml:space="preserve"> </w:t>
-      </w:r>
-      <w:r>
-        <w:t xml:space="preserve">across all factors; and noise gene loadings from</w:t>
-      </w:r>
-      <w:r>
-        <w:t xml:space="preserve"> </w:t>
-      </w:r>
-      <m:oMath>
-        <m:r>
-          <m:rPr>
-            <m:nor/>
-            <m:sty m:val="p"/>
-          </m:rPr>
-          <m:t>Gamma</m:t>
-        </m:r>
-        <m:d>
-          <m:dPr>
-            <m:begChr m:val="("/>
-            <m:endChr m:val=")"/>
-            <m:sepChr m:val=""/>
-            <m:grow/>
-          </m:dPr>
-          <m:e>
-            <m:r>
-              <m:t>1</m:t>
-            </m:r>
-            <m:r>
-              <m:rPr>
-                <m:sty m:val="p"/>
-              </m:rPr>
-              <m:t>,</m:t>
-            </m:r>
-            <m:r>
-              <m:t>20</m:t>
-            </m:r>
-          </m:e>
-        </m:d>
-      </m:oMath>
-      <w:r>
-        <w:t xml:space="preserve">. Sample-level factor activities</w:t>
-      </w:r>
-      <w:r>
-        <w:t xml:space="preserve"> </w:t>
-      </w:r>
-      <m:oMath>
-        <m:r>
-          <m:t>H</m:t>
-        </m:r>
-      </m:oMath>
-      <w:r>
-        <w:t xml:space="preserve"> </w:t>
-      </w:r>
-      <w:r>
-        <w:t xml:space="preserve">were drawn from</w:t>
-      </w:r>
-      <w:r>
-        <w:t xml:space="preserve"> </w:t>
-      </w:r>
-      <m:oMath>
-        <m:r>
-          <m:rPr>
-            <m:nor/>
-            <m:sty m:val="p"/>
-          </m:rPr>
-          <m:t>Gamma</m:t>
-        </m:r>
-        <m:d>
-          <m:dPr>
-            <m:begChr m:val="("/>
-            <m:endChr m:val=")"/>
-            <m:sepChr m:val=""/>
-            <m:grow/>
-          </m:dPr>
-          <m:e>
-            <m:r>
-              <m:t>2</m:t>
-            </m:r>
-            <m:r>
-              <m:rPr>
-                <m:sty m:val="p"/>
-              </m:rPr>
-              <m:t>,</m:t>
-            </m:r>
-            <m:r>
-              <m:t>2</m:t>
-            </m:r>
-          </m:e>
-        </m:d>
-      </m:oMath>
-      <w:r>
-        <w:t xml:space="preserve">. Each dataset comprised</w:t>
-      </w:r>
-      <w:r>
-        <w:t xml:space="preserve"> </w:t>
-      </w:r>
-      <m:oMath>
-        <m:r>
-          <m:t>p</m:t>
-        </m:r>
-        <m:r>
-          <m:rPr>
-            <m:sty m:val="p"/>
-          </m:rPr>
-          <m:t>=</m:t>
-        </m:r>
-        <m:r>
-          <m:t>3</m:t>
-        </m:r>
-        <m:r>
-          <m:rPr>
-            <m:sty m:val="p"/>
-          </m:rPr>
-          <m:t>,</m:t>
-        </m:r>
-        <m:r>
-          <m:t>000</m:t>
-        </m:r>
-      </m:oMath>
-      <w:r>
-        <w:t xml:space="preserve"> </w:t>
-      </w:r>
-      <w:r>
-        <w:t xml:space="preserve">genes,</w:t>
-      </w:r>
-      <w:r>
-        <w:t xml:space="preserve"> </w:t>
-      </w:r>
-      <m:oMath>
-        <m:r>
-          <m:t>n</m:t>
-        </m:r>
-        <m:r>
-          <m:rPr>
-            <m:sty m:val="p"/>
-          </m:rPr>
-          <m:t>=</m:t>
-        </m:r>
-        <m:r>
-          <m:t>200</m:t>
-        </m:r>
-      </m:oMath>
-      <w:r>
-        <w:t xml:space="preserve"> </w:t>
-      </w:r>
-      <w:r>
-        <w:t xml:space="preserve">samples, and</w:t>
-      </w:r>
-      <w:r>
-        <w:t xml:space="preserve"> </w:t>
-      </w:r>
-      <m:oMath>
-        <m:r>
-          <m:t>k</m:t>
-        </m:r>
-        <m:r>
-          <m:rPr>
-            <m:sty m:val="p"/>
-          </m:rPr>
-          <m:t>=</m:t>
-        </m:r>
-        <m:r>
-          <m:t>3</m:t>
-        </m:r>
-      </m:oMath>
-      <w:r>
-        <w:t xml:space="preserve"> </w:t>
-      </w:r>
-      <w:r>
-        <w:t xml:space="preserve">factors, with 150 marker genes per factor and 500 shared background genes. The three factors are exchangeable in this design: the prognostic factor is not generated with lower variance than the other two. The variance-dominant signal excluded from the survival-generating gene set is the shared background block, which loads on every factor, so the factor-specific marker genes that carry survival contribute less of the total expression variation than that block. Because the background genes load on the same latent activities as the markers, their expression remains correlated with the linear predictor;</w:t>
-      </w:r>
-      <w:r>
-        <w:t xml:space="preserve"> </w:t>
-      </w:r>
-      <w:r>
-        <w:t xml:space="preserve">“</w:t>
-      </w:r>
-      <w:r>
-        <w:t xml:space="preserve">background</w:t>
-      </w:r>
-      <w:r>
-        <w:t xml:space="preserve">”</w:t>
-      </w:r>
-      <w:r>
-        <w:t xml:space="preserve"> </w:t>
-      </w:r>
-      <w:r>
-        <w:t xml:space="preserve">here denotes exclusion from the survival-generating gene set, not statistical independence of outcome. The expression matrix actually analyzed was not the noise-free product</w:t>
-      </w:r>
-      <w:r>
-        <w:t xml:space="preserve"> </w:t>
-      </w:r>
-      <m:oMath>
-        <m:r>
-          <m:t>W</m:t>
-        </m:r>
-        <m:r>
-          <m:t>H</m:t>
-        </m:r>
-      </m:oMath>
-      <w:r>
-        <w:t xml:space="preserve">: a per-gene baseline drawn as</w:t>
-      </w:r>
-      <w:r>
-        <w:t xml:space="preserve"> </w:t>
-      </w:r>
-      <m:oMath>
-        <m:r>
-          <m:rPr>
-            <m:sty m:val="p"/>
-            <m:scr m:val="script"/>
-          </m:rPr>
-          <m:t>N</m:t>
-        </m:r>
-        <m:d>
-          <m:dPr>
-            <m:begChr m:val="("/>
-            <m:endChr m:val=")"/>
-            <m:sepChr m:val=""/>
-            <m:grow/>
-          </m:dPr>
-          <m:e>
-            <m:r>
-              <m:t>3</m:t>
-            </m:r>
-            <m:r>
-              <m:rPr>
-                <m:sty m:val="p"/>
-              </m:rPr>
-              <m:t>,</m:t>
-            </m:r>
-            <m:r>
-              <m:t>1</m:t>
-            </m:r>
-          </m:e>
-        </m:d>
-      </m:oMath>
-      <w:r>
-        <w:t xml:space="preserve"> </w:t>
-      </w:r>
-      <w:r>
-        <w:t xml:space="preserve">was added to every row, independent Gaussian noise with standard deviation</w:t>
-      </w:r>
-      <w:r>
-        <w:t xml:space="preserve"> </w:t>
-      </w:r>
-      <m:oMath>
-        <m:r>
-          <m:t>0.01</m:t>
-        </m:r>
-      </m:oMath>
-      <w:r>
-        <w:t xml:space="preserve"> </w:t>
-      </w:r>
-      <w:r>
-        <w:t xml:space="preserve">was added to every entry, and negative values were clipped to zero. Cox regression coefficients were</w:t>
-      </w:r>
-      <w:r>
-        <w:t xml:space="preserve"> </w:t>
-      </w:r>
-      <m:oMath>
-        <m:r>
-          <m:t>β</m:t>
-        </m:r>
-        <m:r>
-          <m:rPr>
-            <m:sty m:val="p"/>
-          </m:rPr>
-          <m:t>=</m:t>
-        </m:r>
-        <m:sSup>
-          <m:e>
-            <m:d>
-              <m:dPr>
-                <m:begChr m:val="("/>
-                <m:endChr m:val=")"/>
-                <m:sepChr m:val=""/>
-                <m:grow/>
-              </m:dPr>
-              <m:e>
-                <m:r>
-                  <m:t>2</m:t>
-                </m:r>
-                <m:r>
-                  <m:rPr>
-                    <m:sty m:val="p"/>
-                  </m:rPr>
-                  <m:t>,</m:t>
-                </m:r>
-                <m:r>
-                  <m:t>0</m:t>
-                </m:r>
-                <m:r>
-                  <m:rPr>
-                    <m:sty m:val="p"/>
-                  </m:rPr>
-                  <m:t>,</m:t>
-                </m:r>
-                <m:r>
-                  <m:t>0</m:t>
-                </m:r>
-              </m:e>
-            </m:d>
-          </m:e>
-          <m:sup>
-            <m:r>
-              <m:rPr>
-                <m:sty m:val="p"/>
-              </m:rPr>
-              <m:t>⊤</m:t>
-            </m:r>
-          </m:sup>
-        </m:sSup>
-      </m:oMath>
-      <w:r>
-        <w:t xml:space="preserve"> </w:t>
-      </w:r>
-      <w:r>
-        <w:t xml:space="preserve">in the prognostic and mixed scenarios and</w:t>
-      </w:r>
-      <w:r>
-        <w:t xml:space="preserve"> </w:t>
-      </w:r>
-      <m:oMath>
-        <m:r>
-          <m:t>β</m:t>
-        </m:r>
-        <m:r>
-          <m:rPr>
-            <m:sty m:val="p"/>
-          </m:rPr>
-          <m:t>=</m:t>
-        </m:r>
-        <m:r>
-          <m:t>0</m:t>
-        </m:r>
-      </m:oMath>
-      <w:r>
-        <w:t xml:space="preserve"> </w:t>
-      </w:r>
-      <w:r>
-        <w:t xml:space="preserve">in the null scenario, which otherwise used the same baseline hazard parameter and censoring rate as the prognostic scenario. The mixed scenario differs from the prognostic scenario only in its survival gene set, 300 genes per column of the survival-generating weight matrix</w:t>
-      </w:r>
-      <w:r>
-        <w:t xml:space="preserve"> </w:t>
-      </w:r>
-      <m:oMath>
-        <m:sSup>
-          <m:e>
-            <m:r>
-              <m:t>W</m:t>
-            </m:r>
-          </m:e>
-          <m:sup>
-            <m:r>
-              <m:rPr>
-                <m:sty m:val="p"/>
-              </m:rPr>
-              <m:t>*</m:t>
-            </m:r>
-          </m:sup>
-        </m:sSup>
-      </m:oMath>
-      <w:r>
-        <w:t xml:space="preserve">, comprising the 150 markers of that factor and 150 randomly sampled background genes, which creates partial overlap between the prognostic signal and the variance-dominant background.</w:t>
+        <w:t xml:space="preserve"> </w:t>
+      </w:r>
+      <w:r>
+        <w:t xml:space="preserve">with marker, background and noise gene classes, and survival times from an exponential model applied to the noise-free expression through a masked survival-generating weight matrix; the generating distributions, dimensions, scenario coefficients and masking construction are given in Supplementary Information, Simulation design and data generation.</w:t>
       </w:r>
     </w:p>
     <w:p>
@@ -11540,483 +10222,7 @@
         <w:pStyle w:val="BodyText"/>
       </w:pPr>
       <w:r>
-        <w:t xml:space="preserve">Survival times were generated from an exponential distribution, from the noise-free expression only. Let</w:t>
-      </w:r>
-      <w:r>
-        <w:t xml:space="preserve"> </w:t>
-      </w:r>
-      <m:oMath>
-        <m:sSub>
-          <m:e>
-            <m:r>
-              <m:t>X</m:t>
-            </m:r>
-          </m:e>
-          <m:sub>
-            <m:r>
-              <m:t>0</m:t>
-            </m:r>
-          </m:sub>
-        </m:sSub>
-        <m:r>
-          <m:rPr>
-            <m:sty m:val="p"/>
-          </m:rPr>
-          <m:t>=</m:t>
-        </m:r>
-        <m:r>
-          <m:t>W</m:t>
-        </m:r>
-        <m:r>
-          <m:t>H</m:t>
-        </m:r>
-      </m:oMath>
-      <w:r>
-        <w:t xml:space="preserve"> </w:t>
-      </w:r>
-      <w:r>
-        <w:t xml:space="preserve">denote that noise-free matrix and</w:t>
-      </w:r>
-      <w:r>
-        <w:t xml:space="preserve"> </w:t>
-      </w:r>
-      <m:oMath>
-        <m:sSup>
-          <m:e>
-            <m:r>
-              <m:t>W</m:t>
-            </m:r>
-          </m:e>
-          <m:sup>
-            <m:r>
-              <m:rPr>
-                <m:sty m:val="p"/>
-              </m:rPr>
-              <m:t>*</m:t>
-            </m:r>
-          </m:sup>
-        </m:sSup>
-      </m:oMath>
-      <w:r>
-        <w:t xml:space="preserve"> </w:t>
-      </w:r>
-      <w:r>
-        <w:t xml:space="preserve">the survival-generating weight matrix, a masked copy of the column-normalized</w:t>
-      </w:r>
-      <w:r>
-        <w:t xml:space="preserve"> </w:t>
-      </w:r>
-      <m:oMath>
-        <m:r>
-          <m:t>W</m:t>
-        </m:r>
-      </m:oMath>
-      <w:r>
-        <w:t xml:space="preserve"> </w:t>
-      </w:r>
-      <w:r>
-        <w:t xml:space="preserve">that retains, in each column, only the loadings of that factor’s survival-generating genes and is zero elsewhere: the 150 markers of that factor in the prognostic and null scenarios, and 150 markers plus 150 background genes in the mixed scenario. The raw generating scores were</w:t>
-      </w:r>
-      <w:r>
-        <w:t xml:space="preserve"> </w:t>
-      </w:r>
-      <m:oMath>
-        <m:sSub>
-          <m:e>
-            <m:r>
-              <m:t>Z</m:t>
-            </m:r>
-          </m:e>
-          <m:sub>
-            <m:r>
-              <m:rPr>
-                <m:nor/>
-                <m:sty m:val="p"/>
-              </m:rPr>
-              <m:t>raw</m:t>
-            </m:r>
-          </m:sub>
-        </m:sSub>
-        <m:r>
-          <m:rPr>
-            <m:sty m:val="p"/>
-          </m:rPr>
-          <m:t>=</m:t>
-        </m:r>
-        <m:sSubSup>
-          <m:e>
-            <m:r>
-              <m:t>X</m:t>
-            </m:r>
-          </m:e>
-          <m:sub>
-            <m:r>
-              <m:t>0</m:t>
-            </m:r>
-          </m:sub>
-          <m:sup>
-            <m:r>
-              <m:rPr>
-                <m:sty m:val="p"/>
-              </m:rPr>
-              <m:t>⊤</m:t>
-            </m:r>
-          </m:sup>
-        </m:sSubSup>
-        <m:sSup>
-          <m:e>
-            <m:r>
-              <m:t>W</m:t>
-            </m:r>
-          </m:e>
-          <m:sup>
-            <m:r>
-              <m:rPr>
-                <m:sty m:val="p"/>
-              </m:rPr>
-              <m:t>*</m:t>
-            </m:r>
-          </m:sup>
-        </m:sSup>
-        <m:r>
-          <m:rPr>
-            <m:sty m:val="p"/>
-          </m:rPr>
-          <m:t>∈</m:t>
-        </m:r>
-        <m:sSup>
-          <m:e>
-            <m:r>
-              <m:rPr>
-                <m:sty m:val="p"/>
-                <m:scr m:val="double-struck"/>
-              </m:rPr>
-              <m:t>R</m:t>
-            </m:r>
-          </m:e>
-          <m:sup>
-            <m:r>
-              <m:t>n</m:t>
-            </m:r>
-            <m:r>
-              <m:rPr>
-                <m:sty m:val="p"/>
-              </m:rPr>
-              <m:t>×</m:t>
-            </m:r>
-            <m:r>
-              <m:t>k</m:t>
-            </m:r>
-          </m:sup>
-        </m:sSup>
-      </m:oMath>
-      <w:r>
-        <w:t xml:space="preserve">, written here as the transpose of the model-section convention</w:t>
-      </w:r>
-      <w:r>
-        <w:t xml:space="preserve"> </w:t>
-      </w:r>
-      <m:oMath>
-        <m:r>
-          <m:t>Z</m:t>
-        </m:r>
-        <m:r>
-          <m:rPr>
-            <m:sty m:val="p"/>
-          </m:rPr>
-          <m:t>=</m:t>
-        </m:r>
-        <m:sSup>
-          <m:e>
-            <m:r>
-              <m:t>W</m:t>
-            </m:r>
-          </m:e>
-          <m:sup>
-            <m:r>
-              <m:rPr>
-                <m:sty m:val="p"/>
-              </m:rPr>
-              <m:t>⊤</m:t>
-            </m:r>
-          </m:sup>
-        </m:sSup>
-        <m:r>
-          <m:t>X</m:t>
-        </m:r>
-      </m:oMath>
-      <w:r>
-        <w:t xml:space="preserve"> </w:t>
-      </w:r>
-      <w:r>
-        <w:t xml:space="preserve">so that rows index samples, and</w:t>
-      </w:r>
-      <w:r>
-        <w:t xml:space="preserve"> </w:t>
-      </w:r>
-      <m:oMath>
-        <m:sSub>
-          <m:e>
-            <m:r>
-              <m:t>Z</m:t>
-            </m:r>
-          </m:e>
-          <m:sub>
-            <m:r>
-              <m:rPr>
-                <m:nor/>
-                <m:sty m:val="p"/>
-              </m:rPr>
-              <m:t>true</m:t>
-            </m:r>
-          </m:sub>
-        </m:sSub>
-      </m:oMath>
-      <w:r>
-        <w:t xml:space="preserve"> </w:t>
-      </w:r>
-      <w:r>
-        <w:t xml:space="preserve">denotes their column-wise standardization across all</w:t>
-      </w:r>
-      <w:r>
-        <w:t xml:space="preserve"> </w:t>
-      </w:r>
-      <m:oMath>
-        <m:r>
-          <m:t>n</m:t>
-        </m:r>
-        <m:r>
-          <m:rPr>
-            <m:sty m:val="p"/>
-          </m:rPr>
-          <m:t>=</m:t>
-        </m:r>
-        <m:r>
-          <m:t>200</m:t>
-        </m:r>
-      </m:oMath>
-      <w:r>
-        <w:t xml:space="preserve"> </w:t>
-      </w:r>
-      <w:r>
-        <w:t xml:space="preserve">samples, applied before the 70/30 train/test split; the linear predictor was</w:t>
-      </w:r>
-      <w:r>
-        <w:t xml:space="preserve"> </w:t>
-      </w:r>
-      <m:oMath>
-        <m:r>
-          <m:t>η</m:t>
-        </m:r>
-        <m:r>
-          <m:rPr>
-            <m:sty m:val="p"/>
-          </m:rPr>
-          <m:t>=</m:t>
-        </m:r>
-        <m:sSub>
-          <m:e>
-            <m:r>
-              <m:t>Z</m:t>
-            </m:r>
-          </m:e>
-          <m:sub>
-            <m:r>
-              <m:rPr>
-                <m:nor/>
-                <m:sty m:val="p"/>
-              </m:rPr>
-              <m:t>true</m:t>
-            </m:r>
-          </m:sub>
-        </m:sSub>
-        <m:r>
-          <m:t>β</m:t>
-        </m:r>
-      </m:oMath>
-      <w:r>
-        <w:t xml:space="preserve">, so with</w:t>
-      </w:r>
-      <w:r>
-        <w:t xml:space="preserve"> </w:t>
-      </w:r>
-      <m:oMath>
-        <m:r>
-          <m:t>β</m:t>
-        </m:r>
-        <m:r>
-          <m:rPr>
-            <m:sty m:val="p"/>
-          </m:rPr>
-          <m:t>=</m:t>
-        </m:r>
-        <m:sSup>
-          <m:e>
-            <m:d>
-              <m:dPr>
-                <m:begChr m:val="("/>
-                <m:endChr m:val=")"/>
-                <m:sepChr m:val=""/>
-                <m:grow/>
-              </m:dPr>
-              <m:e>
-                <m:r>
-                  <m:t>2</m:t>
-                </m:r>
-                <m:r>
-                  <m:rPr>
-                    <m:sty m:val="p"/>
-                  </m:rPr>
-                  <m:t>,</m:t>
-                </m:r>
-                <m:r>
-                  <m:t>0</m:t>
-                </m:r>
-                <m:r>
-                  <m:rPr>
-                    <m:sty m:val="p"/>
-                  </m:rPr>
-                  <m:t>,</m:t>
-                </m:r>
-                <m:r>
-                  <m:t>0</m:t>
-                </m:r>
-              </m:e>
-            </m:d>
-          </m:e>
-          <m:sup>
-            <m:r>
-              <m:rPr>
-                <m:sty m:val="p"/>
-              </m:rPr>
-              <m:t>⊤</m:t>
-            </m:r>
-          </m:sup>
-        </m:sSup>
-      </m:oMath>
-      <w:r>
-        <w:t xml:space="preserve"> </w:t>
-      </w:r>
-      <w:r>
-        <w:t xml:space="preserve">only factor 1 contributes; event times were drawn as</w:t>
-      </w:r>
-      <w:r>
-        <w:t xml:space="preserve"> </w:t>
-      </w:r>
-      <m:oMath>
-        <m:r>
-          <m:t>T</m:t>
-        </m:r>
-        <m:r>
-          <m:rPr>
-            <m:sty m:val="p"/>
-          </m:rPr>
-          <m:t>∼</m:t>
-        </m:r>
-        <m:r>
-          <m:rPr>
-            <m:nor/>
-            <m:sty m:val="p"/>
-          </m:rPr>
-          <m:t>Exponential</m:t>
-        </m:r>
-        <m:d>
-          <m:dPr>
-            <m:begChr m:val="("/>
-            <m:endChr m:val=")"/>
-            <m:sepChr m:val=""/>
-            <m:grow/>
-          </m:dPr>
-          <m:e>
-            <m:sSub>
-              <m:e>
-                <m:r>
-                  <m:t>λ</m:t>
-                </m:r>
-              </m:e>
-              <m:sub>
-                <m:r>
-                  <m:t>0</m:t>
-                </m:r>
-              </m:sub>
-            </m:sSub>
-            <m:sSup>
-              <m:e>
-                <m:r>
-                  <m:t>e</m:t>
-                </m:r>
-              </m:e>
-              <m:sup>
-                <m:r>
-                  <m:t>η</m:t>
-                </m:r>
-              </m:sup>
-            </m:sSup>
-          </m:e>
-        </m:d>
-      </m:oMath>
-      <w:r>
-        <w:t xml:space="preserve"> </w:t>
-      </w:r>
-      <w:r>
-        <w:t xml:space="preserve">with</w:t>
-      </w:r>
-      <w:r>
-        <w:t xml:space="preserve"> </w:t>
-      </w:r>
-      <m:oMath>
-        <m:sSub>
-          <m:e>
-            <m:r>
-              <m:t>λ</m:t>
-            </m:r>
-          </m:e>
-          <m:sub>
-            <m:r>
-              <m:t>0</m:t>
-            </m:r>
-          </m:sub>
-        </m:sSub>
-        <m:r>
-          <m:rPr>
-            <m:sty m:val="p"/>
-          </m:rPr>
-          <m:t>=</m:t>
-        </m:r>
-        <m:r>
-          <m:t>0.05</m:t>
-        </m:r>
-      </m:oMath>
-      <w:r>
-        <w:t xml:space="preserve">, and censoring times independently as</w:t>
-      </w:r>
-      <w:r>
-        <w:t xml:space="preserve"> </w:t>
-      </w:r>
-      <m:oMath>
-        <m:r>
-          <m:rPr>
-            <m:nor/>
-            <m:sty m:val="p"/>
-          </m:rPr>
-          <m:t>Exponential</m:t>
-        </m:r>
-        <m:d>
-          <m:dPr>
-            <m:begChr m:val="("/>
-            <m:endChr m:val=")"/>
-            <m:sepChr m:val=""/>
-            <m:grow/>
-          </m:dPr>
-          <m:e>
-            <m:r>
-              <m:t>0.02</m:t>
-            </m:r>
-          </m:e>
-        </m:d>
-      </m:oMath>
-      <w:r>
-        <w:t xml:space="preserve">. Each scenario comprised 100 replicates, each with a held-out test split. DeSurv incorporated survival during factorization, whereas its unsupervised limit used a post hoc Cox model on projected scores; both pipelines were tuned by Bayesian optimization using cross-validated concordance. Performance was summarized across replicates using test-set concordance and matched-factor precision of prognostic-gene recovery.</w:t>
+        <w:t xml:space="preserve">DeSurv incorporated survival during factorization, whereas its unsupervised limit used a post hoc Cox model on projected scores; both pipelines were tuned by Bayesian optimization using cross-validated concordance. Performance was summarized across replicates, each with a held-out test split, using test-set concordance and matched-factor precision of prognostic-gene recovery.</w:t>
       </w:r>
     </w:p>
     <w:p>
@@ -12075,103 +10281,7 @@
         <w:t xml:space="preserve"> </w:t>
       </w:r>
       <w:r>
-        <w:t xml:space="preserve">set to the Bayesian-optimization-selected signature size. Because the matching selects the factor by the precision that is then reported, matched-factor precision is optimistic by construction. We also report global marker recall, the fraction of the true survival-gene set recovered anywhere in the union of all learned factors’ top-</w:t>
-      </w:r>
-      <m:oMath>
-        <m:sSub>
-          <m:e>
-            <m:r>
-              <m:t>n</m:t>
-            </m:r>
-          </m:e>
-          <m:sub>
-            <m:r>
-              <m:rPr>
-                <m:nor/>
-                <m:sty m:val="p"/>
-              </m:rPr>
-              <m:t>top</m:t>
-            </m:r>
-          </m:sub>
-        </m:sSub>
-      </m:oMath>
-      <w:r>
-        <w:t xml:space="preserve"> </w:t>
-      </w:r>
-      <w:r>
-        <w:t xml:space="preserve">gene sets; it is insensitive to factor matching, although, like precision, it depends on each method’s selected</w:t>
-      </w:r>
-      <w:r>
-        <w:t xml:space="preserve"> </w:t>
-      </w:r>
-      <m:oMath>
-        <m:sSub>
-          <m:e>
-            <m:r>
-              <m:t>n</m:t>
-            </m:r>
-          </m:e>
-          <m:sub>
-            <m:r>
-              <m:rPr>
-                <m:nor/>
-                <m:sty m:val="p"/>
-              </m:rPr>
-              <m:t>top</m:t>
-            </m:r>
-          </m:sub>
-        </m:sSub>
-      </m:oMath>
-      <w:r>
-        <w:t xml:space="preserve"> </w:t>
-      </w:r>
-      <w:r>
-        <w:t xml:space="preserve">(Supplementary Information). In the primary scenario the target comprised the 150 factor-specific marker genes driving survival (</w:t>
-      </w:r>
-      <m:oMath>
-        <m:r>
-          <m:t>β</m:t>
-        </m:r>
-        <m:r>
-          <m:rPr>
-            <m:sty m:val="p"/>
-          </m:rPr>
-          <m:t>=</m:t>
-        </m:r>
-        <m:d>
-          <m:dPr>
-            <m:begChr m:val="("/>
-            <m:endChr m:val=")"/>
-            <m:sepChr m:val=""/>
-            <m:grow/>
-          </m:dPr>
-          <m:e>
-            <m:r>
-              <m:t>2</m:t>
-            </m:r>
-            <m:r>
-              <m:rPr>
-                <m:sty m:val="p"/>
-              </m:rPr>
-              <m:t>,</m:t>
-            </m:r>
-            <m:r>
-              <m:t>0</m:t>
-            </m:r>
-            <m:r>
-              <m:rPr>
-                <m:sty m:val="p"/>
-              </m:rPr>
-              <m:t>,</m:t>
-            </m:r>
-            <m:r>
-              <m:t>0</m:t>
-            </m:r>
-          </m:e>
-        </m:d>
-      </m:oMath>
-      <w:r>
-        <w:t xml:space="preserve">); in the mixed scenario, marker-only and full survival-gene definitions of the target were evaluated separately.</w:t>
+        <w:t xml:space="preserve">set to the Bayesian-optimization-selected signature size. Because the matching selects the factor by the precision that is then reported, matched-factor precision is optimistic by construction. Global marker recall and the per-scenario definitions of the target gene set are reported in Supplementary Information, Simulation design and data generation and Simulation results under null and mixed scenarios.</w:t>
       </w:r>
     </w:p>
     <w:bookmarkEnd w:id="53"/>
@@ -12189,16 +10299,7 @@
         <w:pStyle w:val="FirstParagraph"/>
       </w:pPr>
       <w:r>
-        <w:t xml:space="preserve">We analyzed publicly available and controlled-access RNA sequencing (RNA-seq) and microarray cohorts of PDAC with corresponding overall survival outcomes. Eligible samples were primary PDAC tumors with a measured bulk expression profile and valid overall-survival annotation, subject to cohort-specific quality-control and exclusion criteria detailed in Supplementary Information, PDAC Datasets; accrual and follow-up periods are as defined in each cohort’s original publication. Gene expression matrices were analyzed on a log scale: RNA-seq cohorts as log</w:t>
-      </w:r>
-      <w:r>
-        <w:rPr>
-          <w:vertAlign w:val="subscript"/>
-        </w:rPr>
-        <w:t xml:space="preserve">2</w:t>
-      </w:r>
-      <w:r>
-        <w:t xml:space="preserve">(TPM + 1); microarray cohorts in platform-normalized log-scale intensities. Within each training cohort, genes were ranked separately in descending order of mean expression and of variance, and the 3,000 genes with the smallest sum of the two ranks were retained, selecting genes that are both highly expressed and highly variable. The intersection across training cohorts yielded 1,970 genes used for all analyses. Validation datasets were restricted to this same gene set. Survival times and censoring indicators were taken from the associated clinical annotations. No missing-data imputation was performed: all analyses used complete cases, and analyses adjusted for the PurIST and DeCAF classifiers were restricted to samples with available classifier calls. Of the seven PDAC expression datasets we considered, two were used for training (TCGA and CPTAC) and five for external validation (Dijk, Moffitt, PACA-AU array, PACA-AU RNA-seq, and Puleo); because the two PACA-AU platforms profile one patient cohort, these five validation datasets span four independent patient cohorts. To harmonize differences in scale across cohorts, filtered gene expression data were within-sample rank transformed before model training (ranks are inherently nonnegative, preserving NMF compatibility). Within-sample ranking reduces platform- and library-size differences in expression scale that would otherwise dominate cross-cohort projection. The training Cox objective was fit to the pooled TCGA and CPTAC samples without a cohort term; cross-validation folds were constructed within cohort with stratification by event status. Both training cohorts are RNA-seq, were rank transformed within sample, and had similar event rates (52% in TCGA-PAAD and 50% in CPTAC; Supplementary Table [tab:cohorts]); all validation analyses stratify by dataset, and a descriptive check against cohort-driven association is given in the Supplementary Information (Cohort handling in the training objective). More details about the datasets can be found in Supplementary Information, PDAC Datasets.</w:t>
+        <w:t xml:space="preserve">We analyzed publicly available and controlled-access RNA sequencing (RNA-seq) and microarray cohorts of PDAC with corresponding overall survival outcomes. Eligible samples were primary PDAC tumors with a measured bulk expression profile and valid overall-survival annotation, subject to cohort-specific quality-control and exclusion criteria detailed in Supplementary Information, PDAC Datasets; accrual and follow-up periods are as defined in each cohort’s original publication. Of the seven PDAC expression datasets we considered, two were used for training (TCGA and CPTAC) and five for external validation (Dijk, Moffitt, PACA-AU array, PACA-AU RNA-seq, and Puleo); because the two PACA-AU platforms profile one patient cohort, these five validation datasets span four independent patient cohorts. Expression matrices were analyzed on a log scale and filtered within each training cohort by a combined mean-and-variance rank rule, whose intersection across training cohorts yielded the 1,970 genes used for all analyses; validation datasets were restricted to this same gene set. Filtered expression was then within-sample rank transformed before model training, which reduces platform- and library-size differences in expression scale that would otherwise dominate cross-cohort projection (ranks are inherently nonnegative, preserving NMF compatibility). No missing-data imputation was performed: all analyses used complete cases, and analyses adjusted for the PurIST and DeCAF classifiers were restricted to samples with available classifier calls. The training Cox objective was fit to the pooled TCGA and CPTAC samples without a cohort term, with cross-validation folds constructed within cohort and stratified by event status; both training cohorts are RNA-seq and had similar event rates (52% in TCGA-PAAD and 50% in CPTAC; Supplementary Table [tab:cohorts]). All validation analyses stratify by dataset, and a descriptive check against cohort-driven association is given in Supplementary Information, Cohort handling in the training objective.</w:t>
       </w:r>
     </w:p>
     <w:p>
@@ -12387,7 +10488,7 @@
         <w:pStyle w:val="FirstParagraph"/>
       </w:pPr>
       <w:r>
-        <w:t xml:space="preserve">Two independently treated PDAC cohorts were used only for projection of the frozen programs (Supplementary Information, Translational transportability). Projection used the frozen union support without any retraining: expression was rank transformed within sample over the genes each cohort shares with the trained gene-program namespace, support genes absent from a cohort were omitted from that cohort’s projection rather than imputed (805 of the support genes were measured in the COMPASS data), and the resulting program scores were standardized within each treated cohort before analysis. In the O’Kane/COMPASS cohort of treated metastatic PDAC (</w:t>
+        <w:t xml:space="preserve">Two independently treated PDAC cohorts were used only for projection of the frozen programs, without any retraining. In the O’Kane/COMPASS cohort of treated metastatic PDAC (</w:t>
       </w:r>
       <m:oMath>
         <m:r>
@@ -12407,7 +10508,7 @@
         <w:t xml:space="preserve"> </w:t>
       </w:r>
       <w:r>
-        <w:t xml:space="preserve">patients, 123 deaths; laser-capture microdissected, epithelial-enriched expression), the association of the projected D1 score with survival was reported both as arm-specific estimates and as a common slope from a Cox model stratified by treatment arm, which allows arm-specific baseline hazards, with a treatment-by-D1 interaction test reported descriptively; no estimate is pooled across cohorts. In the Linehan cohort of borderline-resectable or locally advanced disease, 29 patients with paired pre- and post-treatment biopsies were compared on the projected D2 score by a paired Wilcoxon signed-rank test; this analysis concerns program level, not survival. Both analyses were exploratory and not preregistered.</w:t>
+        <w:t xml:space="preserve">patients, 123 deaths; laser-capture microdissected, epithelial-enriched expression), the association of the projected D1 score with survival was reported both as arm-specific estimates and as a common slope from a Cox model stratified by treatment arm, which allows arm-specific baseline hazards, with a treatment-by-D1 interaction test reported descriptively; no estimate is pooled across cohorts. In the Linehan cohort of borderline-resectable or locally advanced disease, 29 patients with paired pre- and post-treatment biopsies were compared on the projected D2 score by a paired Wilcoxon signed-rank test; this analysis concerns program level, not survival. Projection mechanics, including missing-gene handling and within-cohort standardization, are described in Supplementary Information, Translational transportability into independent treated PDAC cohorts. Both analyses were exploratory and not preregistered.</w:t>
       </w:r>
     </w:p>
     <w:bookmarkEnd w:id="56"/>
@@ -12452,7 +10553,7 @@
             <w:rStyle w:val="Hyperlink"/>
             <w:vertAlign w:val="superscript"/>
           </w:rPr>
-          <w:t xml:space="preserve">39</w:t>
+          <w:t xml:space="preserve">43</w:t>
         </w:r>
       </w:hyperlink>
       <w:r>
@@ -12467,7 +10568,7 @@
             <w:rStyle w:val="Hyperlink"/>
             <w:vertAlign w:val="superscript"/>
           </w:rPr>
-          <w:t xml:space="preserve">40</w:t>
+          <w:t xml:space="preserve">44</w:t>
         </w:r>
       </w:hyperlink>
       <w:r>
@@ -12479,7 +10580,7 @@
             <w:rStyle w:val="Hyperlink"/>
             <w:vertAlign w:val="superscript"/>
           </w:rPr>
-          <w:t xml:space="preserve">41</w:t>
+          <w:t xml:space="preserve">45</w:t>
         </w:r>
       </w:hyperlink>
       <w:r>
@@ -12491,7 +10592,7 @@
             <w:rStyle w:val="Hyperlink"/>
             <w:vertAlign w:val="superscript"/>
           </w:rPr>
-          <w:t xml:space="preserve">42</w:t>
+          <w:t xml:space="preserve">46</w:t>
         </w:r>
       </w:hyperlink>
       <w:r>
@@ -12503,7 +10604,7 @@
             <w:rStyle w:val="Hyperlink"/>
             <w:vertAlign w:val="superscript"/>
           </w:rPr>
-          <w:t xml:space="preserve">43</w:t>
+          <w:t xml:space="preserve">47</w:t>
         </w:r>
       </w:hyperlink>
       <w:r>
@@ -12515,7 +10616,7 @@
             <w:rStyle w:val="Hyperlink"/>
             <w:vertAlign w:val="superscript"/>
           </w:rPr>
-          <w:t xml:space="preserve">44</w:t>
+          <w:t xml:space="preserve">48</w:t>
         </w:r>
       </w:hyperlink>
       <w:r>
@@ -12595,7 +10696,7 @@
             <w:rStyle w:val="Hyperlink"/>
             <w:vertAlign w:val="superscript"/>
           </w:rPr>
-          <w:t xml:space="preserve">38</w:t>
+          <w:t xml:space="preserve">42</w:t>
         </w:r>
       </w:hyperlink>
       <w:r>
@@ -12799,7 +10900,7 @@
       </w:r>
     </w:p>
     <w:bookmarkEnd w:id="65"/>
-    <w:bookmarkStart w:id="150" w:name="references"/>
+    <w:bookmarkStart w:id="158" w:name="references"/>
     <w:p>
       <w:pPr>
         <w:pStyle w:val="Heading1"/>
@@ -12808,7 +10909,7 @@
         <w:t xml:space="preserve">References</w:t>
       </w:r>
     </w:p>
-    <w:bookmarkStart w:id="149" w:name="refs"/>
+    <w:bookmarkStart w:id="157" w:name="refs"/>
     <w:bookmarkStart w:id="67" w:name="ref-siegel2026cancer"/>
     <w:p>
       <w:pPr>
@@ -14806,7 +12907,7 @@
       </w:r>
     </w:p>
     <w:bookmarkEnd w:id="126"/>
-    <w:bookmarkStart w:id="128" w:name="ref-ogawa2020stroma"/>
+    <w:bookmarkStart w:id="128" w:name="ref-zaccaria2023surviae"/>
     <w:p>
       <w:pPr>
         <w:pStyle w:val="Bibliography"/>
@@ -14821,7 +12922,7 @@
         <w:t xml:space="preserve">	</w:t>
       </w:r>
       <w:r>
-        <w:t xml:space="preserve">Ogawa, Y.</w:t>
+        <w:t xml:space="preserve">Zaccaria, G. M.</w:t>
       </w:r>
       <w:r>
         <w:t xml:space="preserve"> </w:t>
@@ -14841,7 +12942,31 @@
           <w:rPr>
             <w:rStyle w:val="Hyperlink"/>
           </w:rPr>
-          <w:t xml:space="preserve">Three distinct stroma types in human pancreatic cancer identified by image analysis of fibroblast subpopulations and collagen</w:t>
+          <w:t xml:space="preserve">SurvIAE</w:t>
+        </w:r>
+        <w:r>
+          <w:rPr>
+            <w:rStyle w:val="Hyperlink"/>
+          </w:rPr>
+          <w:t xml:space="preserve">: Survival prediction with interpretable autoencoders from diffuse large</w:t>
+        </w:r>
+        <w:r>
+          <w:rPr>
+            <w:rStyle w:val="Hyperlink"/>
+          </w:rPr>
+          <w:t xml:space="preserve"> </w:t>
+        </w:r>
+        <w:r>
+          <w:rPr>
+            <w:rStyle w:val="Hyperlink"/>
+          </w:rPr>
+          <w:t xml:space="preserve">B</w:t>
+        </w:r>
+        <w:r>
+          <w:rPr>
+            <w:rStyle w:val="Hyperlink"/>
+          </w:rPr>
+          <w:t xml:space="preserve">-cell lymphoma gene expression data</w:t>
         </w:r>
       </w:hyperlink>
       <w:r>
@@ -14855,7 +12980,7 @@
           <w:iCs/>
           <w:i/>
         </w:rPr>
-        <w:t xml:space="preserve">Clinical Cancer Research</w:t>
+        <w:t xml:space="preserve">Computer Methods and Programs in Biomedicine</w:t>
       </w:r>
       <w:r>
         <w:t xml:space="preserve"> </w:t>
@@ -14865,14 +12990,14 @@
           <w:bCs/>
           <w:b/>
         </w:rPr>
-        <w:t xml:space="preserve">27</w:t>
-      </w:r>
-      <w:r>
-        <w:t xml:space="preserve">, 107–119 (2021).</w:t>
+        <w:t xml:space="preserve">244</w:t>
+      </w:r>
+      <w:r>
+        <w:t xml:space="preserve">, 107966 (2024).</w:t>
       </w:r>
     </w:p>
     <w:bookmarkEnd w:id="128"/>
-    <w:bookmarkStart w:id="130" w:name="ref-neuzillet2022periostin"/>
+    <w:bookmarkStart w:id="130" w:name="ref-meng2022savae"/>
     <w:p>
       <w:pPr>
         <w:pStyle w:val="Bibliography"/>
@@ -14887,7 +13012,7 @@
         <w:t xml:space="preserve">	</w:t>
       </w:r>
       <w:r>
-        <w:t xml:space="preserve">Neuzillet, C.</w:t>
+        <w:t xml:space="preserve">Meng, X.</w:t>
       </w:r>
       <w:r>
         <w:t xml:space="preserve"> </w:t>
@@ -14907,7 +13032,31 @@
           <w:rPr>
             <w:rStyle w:val="Hyperlink"/>
           </w:rPr>
-          <w:t xml:space="preserve">Periostin- and podoplanin-positive cancer-associated fibroblast subtypes cooperate to shape the inflamed tumor microenvironment in aggressive pancreatic adenocarcinoma</w:t>
+          <w:t xml:space="preserve">A novel attention-mechanism based</w:t>
+        </w:r>
+        <w:r>
+          <w:rPr>
+            <w:rStyle w:val="Hyperlink"/>
+          </w:rPr>
+          <w:t xml:space="preserve"> </w:t>
+        </w:r>
+        <w:r>
+          <w:rPr>
+            <w:rStyle w:val="Hyperlink"/>
+          </w:rPr>
+          <w:t xml:space="preserve">Cox</w:t>
+        </w:r>
+        <w:r>
+          <w:rPr>
+            <w:rStyle w:val="Hyperlink"/>
+          </w:rPr>
+          <w:t xml:space="preserve"> </w:t>
+        </w:r>
+        <w:r>
+          <w:rPr>
+            <w:rStyle w:val="Hyperlink"/>
+          </w:rPr>
+          <w:t xml:space="preserve">survival model by exploiting pan-cancer empirical genomic information</w:t>
         </w:r>
       </w:hyperlink>
       <w:r>
@@ -14921,7 +13070,7 @@
           <w:iCs/>
           <w:i/>
         </w:rPr>
-        <w:t xml:space="preserve">The Journal of Pathology</w:t>
+        <w:t xml:space="preserve">Cells</w:t>
       </w:r>
       <w:r>
         <w:t xml:space="preserve"> </w:t>
@@ -14931,14 +13080,14 @@
           <w:bCs/>
           <w:b/>
         </w:rPr>
-        <w:t xml:space="preserve">258</w:t>
-      </w:r>
-      <w:r>
-        <w:t xml:space="preserve">, 408–425 (2022).</w:t>
+        <w:t xml:space="preserve">11</w:t>
+      </w:r>
+      <w:r>
+        <w:t xml:space="preserve">, 1421 (2022).</w:t>
       </w:r>
     </w:p>
     <w:bookmarkEnd w:id="130"/>
-    <w:bookmarkStart w:id="132" w:name="ref-lee2024tumorcaf"/>
+    <w:bookmarkStart w:id="132" w:name="ref-newman2019cibersortx"/>
     <w:p>
       <w:pPr>
         <w:pStyle w:val="Bibliography"/>
@@ -14953,7 +13102,7 @@
         <w:t xml:space="preserve">	</w:t>
       </w:r>
       <w:r>
-        <w:t xml:space="preserve">Lee, J. J.</w:t>
+        <w:t xml:space="preserve">Newman, A. M.</w:t>
       </w:r>
       <w:r>
         <w:t xml:space="preserve"> </w:t>
@@ -14973,7 +13122,7 @@
           <w:rPr>
             <w:rStyle w:val="Hyperlink"/>
           </w:rPr>
-          <w:t xml:space="preserve">Tumor-intrinsic and cancer-associated fibroblast subtypes independently predict outcomes in pancreatic cancer</w:t>
+          <w:t xml:space="preserve">Determining cell type abundance and expression from bulk tissues with digital cytometry</w:t>
         </w:r>
       </w:hyperlink>
       <w:r>
@@ -14987,7 +13136,7 @@
           <w:iCs/>
           <w:i/>
         </w:rPr>
-        <w:t xml:space="preserve">Annals of Surgery</w:t>
+        <w:t xml:space="preserve">Nature Biotechnology</w:t>
       </w:r>
       <w:r>
         <w:t xml:space="preserve"> </w:t>
@@ -14997,14 +13146,14 @@
           <w:bCs/>
           <w:b/>
         </w:rPr>
-        <w:t xml:space="preserve">280</w:t>
-      </w:r>
-      <w:r>
-        <w:t xml:space="preserve">, 659–666 (2024).</w:t>
+        <w:t xml:space="preserve">37</w:t>
+      </w:r>
+      <w:r>
+        <w:t xml:space="preserve">, 773–782 (2019).</w:t>
       </w:r>
     </w:p>
     <w:bookmarkEnd w:id="132"/>
-    <w:bookmarkStart w:id="134" w:name="ref-smith2020standard"/>
+    <w:bookmarkStart w:id="134" w:name="ref-chu2022bayesprism"/>
     <w:p>
       <w:pPr>
         <w:pStyle w:val="Bibliography"/>
@@ -15019,17 +13168,7 @@
         <w:t xml:space="preserve">	</w:t>
       </w:r>
       <w:r>
-        <w:t xml:space="preserve">Smith, A. M.</w:t>
-      </w:r>
-      <w:r>
-        <w:t xml:space="preserve"> </w:t>
-      </w:r>
-      <w:r>
-        <w:rPr>
-          <w:iCs/>
-          <w:i/>
-        </w:rPr>
-        <w:t xml:space="preserve">et al.</w:t>
+        <w:t xml:space="preserve">Chu, T., Wang, Z., Pe’er, D. &amp; Danko, C. G.</w:t>
       </w:r>
       <w:r>
         <w:t xml:space="preserve"> </w:t>
@@ -15039,7 +13178,79 @@
           <w:rPr>
             <w:rStyle w:val="Hyperlink"/>
           </w:rPr>
-          <w:t xml:space="preserve">Standard machine learning approaches outperform deep representation learning on phenotype prediction from transcriptomics data</w:t>
+          <w:t xml:space="preserve">Cell type and gene expression deconvolution with</w:t>
+        </w:r>
+        <w:r>
+          <w:rPr>
+            <w:rStyle w:val="Hyperlink"/>
+          </w:rPr>
+          <w:t xml:space="preserve"> </w:t>
+        </w:r>
+        <w:r>
+          <w:rPr>
+            <w:rStyle w:val="Hyperlink"/>
+          </w:rPr>
+          <w:t xml:space="preserve">BayesPrism</w:t>
+        </w:r>
+        <w:r>
+          <w:rPr>
+            <w:rStyle w:val="Hyperlink"/>
+          </w:rPr>
+          <w:t xml:space="preserve"> </w:t>
+        </w:r>
+        <w:r>
+          <w:rPr>
+            <w:rStyle w:val="Hyperlink"/>
+          </w:rPr>
+          <w:t xml:space="preserve">enables</w:t>
+        </w:r>
+        <w:r>
+          <w:rPr>
+            <w:rStyle w:val="Hyperlink"/>
+          </w:rPr>
+          <w:t xml:space="preserve"> </w:t>
+        </w:r>
+        <w:r>
+          <w:rPr>
+            <w:rStyle w:val="Hyperlink"/>
+          </w:rPr>
+          <w:t xml:space="preserve">Bayesian</w:t>
+        </w:r>
+        <w:r>
+          <w:rPr>
+            <w:rStyle w:val="Hyperlink"/>
+          </w:rPr>
+          <w:t xml:space="preserve"> </w:t>
+        </w:r>
+        <w:r>
+          <w:rPr>
+            <w:rStyle w:val="Hyperlink"/>
+          </w:rPr>
+          <w:t xml:space="preserve">integrative analysis across bulk and single-cell</w:t>
+        </w:r>
+        <w:r>
+          <w:rPr>
+            <w:rStyle w:val="Hyperlink"/>
+          </w:rPr>
+          <w:t xml:space="preserve"> </w:t>
+        </w:r>
+        <w:r>
+          <w:rPr>
+            <w:rStyle w:val="Hyperlink"/>
+          </w:rPr>
+          <w:t xml:space="preserve">RNA</w:t>
+        </w:r>
+        <w:r>
+          <w:rPr>
+            <w:rStyle w:val="Hyperlink"/>
+          </w:rPr>
+          <w:t xml:space="preserve"> </w:t>
+        </w:r>
+        <w:r>
+          <w:rPr>
+            <w:rStyle w:val="Hyperlink"/>
+          </w:rPr>
+          <w:t xml:space="preserve">sequencing in oncology</w:t>
         </w:r>
       </w:hyperlink>
       <w:r>
@@ -15053,7 +13264,7 @@
           <w:iCs/>
           <w:i/>
         </w:rPr>
-        <w:t xml:space="preserve">BMC Bioinformatics</w:t>
+        <w:t xml:space="preserve">Nature Cancer</w:t>
       </w:r>
       <w:r>
         <w:t xml:space="preserve"> </w:t>
@@ -15063,14 +13274,14 @@
           <w:bCs/>
           <w:b/>
         </w:rPr>
-        <w:t xml:space="preserve">21</w:t>
-      </w:r>
-      <w:r>
-        <w:t xml:space="preserve">, 119 (2020).</w:t>
+        <w:t xml:space="preserve">3</w:t>
+      </w:r>
+      <w:r>
+        <w:t xml:space="preserve">, 505–517 (2022).</w:t>
       </w:r>
     </w:p>
     <w:bookmarkEnd w:id="134"/>
-    <w:bookmarkStart w:id="136" w:name="ref-gaujoux2010flexible"/>
+    <w:bookmarkStart w:id="136" w:name="ref-ogawa2020stroma"/>
     <w:p>
       <w:pPr>
         <w:pStyle w:val="Bibliography"/>
@@ -15085,7 +13296,17 @@
         <w:t xml:space="preserve">	</w:t>
       </w:r>
       <w:r>
-        <w:t xml:space="preserve">Gaujoux, R. &amp; Seoighe, C.</w:t>
+        <w:t xml:space="preserve">Ogawa, Y.</w:t>
+      </w:r>
+      <w:r>
+        <w:t xml:space="preserve"> </w:t>
+      </w:r>
+      <w:r>
+        <w:rPr>
+          <w:iCs/>
+          <w:i/>
+        </w:rPr>
+        <w:t xml:space="preserve">et al.</w:t>
       </w:r>
       <w:r>
         <w:t xml:space="preserve"> </w:t>
@@ -15095,31 +13316,7 @@
           <w:rPr>
             <w:rStyle w:val="Hyperlink"/>
           </w:rPr>
-          <w:t xml:space="preserve">A flexible</w:t>
-        </w:r>
-        <w:r>
-          <w:rPr>
-            <w:rStyle w:val="Hyperlink"/>
-          </w:rPr>
-          <w:t xml:space="preserve"> </w:t>
-        </w:r>
-        <w:r>
-          <w:rPr>
-            <w:rStyle w:val="Hyperlink"/>
-          </w:rPr>
-          <w:t xml:space="preserve">R</w:t>
-        </w:r>
-        <w:r>
-          <w:rPr>
-            <w:rStyle w:val="Hyperlink"/>
-          </w:rPr>
-          <w:t xml:space="preserve"> </w:t>
-        </w:r>
-        <w:r>
-          <w:rPr>
-            <w:rStyle w:val="Hyperlink"/>
-          </w:rPr>
-          <w:t xml:space="preserve">package for nonnegative matrix factorization</w:t>
+          <w:t xml:space="preserve">Three distinct stroma types in human pancreatic cancer identified by image analysis of fibroblast subpopulations and collagen</w:t>
         </w:r>
       </w:hyperlink>
       <w:r>
@@ -15133,7 +13330,7 @@
           <w:iCs/>
           <w:i/>
         </w:rPr>
-        <w:t xml:space="preserve">BMC Bioinformatics</w:t>
+        <w:t xml:space="preserve">Clinical Cancer Research</w:t>
       </w:r>
       <w:r>
         <w:t xml:space="preserve"> </w:t>
@@ -15143,20 +13340,298 @@
           <w:bCs/>
           <w:b/>
         </w:rPr>
+        <w:t xml:space="preserve">27</w:t>
+      </w:r>
+      <w:r>
+        <w:t xml:space="preserve">, 107–119 (2021).</w:t>
+      </w:r>
+    </w:p>
+    <w:bookmarkEnd w:id="136"/>
+    <w:bookmarkStart w:id="138" w:name="ref-neuzillet2022periostin"/>
+    <w:p>
+      <w:pPr>
+        <w:pStyle w:val="Bibliography"/>
+      </w:pPr>
+      <w:r>
+        <w:t xml:space="preserve">39.</w:t>
+      </w:r>
+      <w:r>
+        <w:t xml:space="preserve"> </w:t>
+      </w:r>
+      <w:r>
+        <w:t xml:space="preserve">	</w:t>
+      </w:r>
+      <w:r>
+        <w:t xml:space="preserve">Neuzillet, C.</w:t>
+      </w:r>
+      <w:r>
+        <w:t xml:space="preserve"> </w:t>
+      </w:r>
+      <w:r>
+        <w:rPr>
+          <w:iCs/>
+          <w:i/>
+        </w:rPr>
+        <w:t xml:space="preserve">et al.</w:t>
+      </w:r>
+      <w:r>
+        <w:t xml:space="preserve"> </w:t>
+      </w:r>
+      <w:hyperlink r:id="rId137">
+        <w:r>
+          <w:rPr>
+            <w:rStyle w:val="Hyperlink"/>
+          </w:rPr>
+          <w:t xml:space="preserve">Periostin- and podoplanin-positive cancer-associated fibroblast subtypes cooperate to shape the inflamed tumor microenvironment in aggressive pancreatic adenocarcinoma</w:t>
+        </w:r>
+      </w:hyperlink>
+      <w:r>
+        <w:t xml:space="preserve">.</w:t>
+      </w:r>
+      <w:r>
+        <w:t xml:space="preserve"> </w:t>
+      </w:r>
+      <w:r>
+        <w:rPr>
+          <w:iCs/>
+          <w:i/>
+        </w:rPr>
+        <w:t xml:space="preserve">The Journal of Pathology</w:t>
+      </w:r>
+      <w:r>
+        <w:t xml:space="preserve"> </w:t>
+      </w:r>
+      <w:r>
+        <w:rPr>
+          <w:bCs/>
+          <w:b/>
+        </w:rPr>
+        <w:t xml:space="preserve">258</w:t>
+      </w:r>
+      <w:r>
+        <w:t xml:space="preserve">, 408–425 (2022).</w:t>
+      </w:r>
+    </w:p>
+    <w:bookmarkEnd w:id="138"/>
+    <w:bookmarkStart w:id="140" w:name="ref-lee2024tumorcaf"/>
+    <w:p>
+      <w:pPr>
+        <w:pStyle w:val="Bibliography"/>
+      </w:pPr>
+      <w:r>
+        <w:t xml:space="preserve">40.</w:t>
+      </w:r>
+      <w:r>
+        <w:t xml:space="preserve"> </w:t>
+      </w:r>
+      <w:r>
+        <w:t xml:space="preserve">	</w:t>
+      </w:r>
+      <w:r>
+        <w:t xml:space="preserve">Lee, J. J.</w:t>
+      </w:r>
+      <w:r>
+        <w:t xml:space="preserve"> </w:t>
+      </w:r>
+      <w:r>
+        <w:rPr>
+          <w:iCs/>
+          <w:i/>
+        </w:rPr>
+        <w:t xml:space="preserve">et al.</w:t>
+      </w:r>
+      <w:r>
+        <w:t xml:space="preserve"> </w:t>
+      </w:r>
+      <w:hyperlink r:id="rId139">
+        <w:r>
+          <w:rPr>
+            <w:rStyle w:val="Hyperlink"/>
+          </w:rPr>
+          <w:t xml:space="preserve">Tumor-intrinsic and cancer-associated fibroblast subtypes independently predict outcomes in pancreatic cancer</w:t>
+        </w:r>
+      </w:hyperlink>
+      <w:r>
+        <w:t xml:space="preserve">.</w:t>
+      </w:r>
+      <w:r>
+        <w:t xml:space="preserve"> </w:t>
+      </w:r>
+      <w:r>
+        <w:rPr>
+          <w:iCs/>
+          <w:i/>
+        </w:rPr>
+        <w:t xml:space="preserve">Annals of Surgery</w:t>
+      </w:r>
+      <w:r>
+        <w:t xml:space="preserve"> </w:t>
+      </w:r>
+      <w:r>
+        <w:rPr>
+          <w:bCs/>
+          <w:b/>
+        </w:rPr>
+        <w:t xml:space="preserve">280</w:t>
+      </w:r>
+      <w:r>
+        <w:t xml:space="preserve">, 659–666 (2024).</w:t>
+      </w:r>
+    </w:p>
+    <w:bookmarkEnd w:id="140"/>
+    <w:bookmarkStart w:id="142" w:name="ref-smith2020standard"/>
+    <w:p>
+      <w:pPr>
+        <w:pStyle w:val="Bibliography"/>
+      </w:pPr>
+      <w:r>
+        <w:t xml:space="preserve">41.</w:t>
+      </w:r>
+      <w:r>
+        <w:t xml:space="preserve"> </w:t>
+      </w:r>
+      <w:r>
+        <w:t xml:space="preserve">	</w:t>
+      </w:r>
+      <w:r>
+        <w:t xml:space="preserve">Smith, A. M.</w:t>
+      </w:r>
+      <w:r>
+        <w:t xml:space="preserve"> </w:t>
+      </w:r>
+      <w:r>
+        <w:rPr>
+          <w:iCs/>
+          <w:i/>
+        </w:rPr>
+        <w:t xml:space="preserve">et al.</w:t>
+      </w:r>
+      <w:r>
+        <w:t xml:space="preserve"> </w:t>
+      </w:r>
+      <w:hyperlink r:id="rId141">
+        <w:r>
+          <w:rPr>
+            <w:rStyle w:val="Hyperlink"/>
+          </w:rPr>
+          <w:t xml:space="preserve">Standard machine learning approaches outperform deep representation learning on phenotype prediction from transcriptomics data</w:t>
+        </w:r>
+      </w:hyperlink>
+      <w:r>
+        <w:t xml:space="preserve">.</w:t>
+      </w:r>
+      <w:r>
+        <w:t xml:space="preserve"> </w:t>
+      </w:r>
+      <w:r>
+        <w:rPr>
+          <w:iCs/>
+          <w:i/>
+        </w:rPr>
+        <w:t xml:space="preserve">BMC Bioinformatics</w:t>
+      </w:r>
+      <w:r>
+        <w:t xml:space="preserve"> </w:t>
+      </w:r>
+      <w:r>
+        <w:rPr>
+          <w:bCs/>
+          <w:b/>
+        </w:rPr>
+        <w:t xml:space="preserve">21</w:t>
+      </w:r>
+      <w:r>
+        <w:t xml:space="preserve">, 119 (2020).</w:t>
+      </w:r>
+    </w:p>
+    <w:bookmarkEnd w:id="142"/>
+    <w:bookmarkStart w:id="144" w:name="ref-gaujoux2010flexible"/>
+    <w:p>
+      <w:pPr>
+        <w:pStyle w:val="Bibliography"/>
+      </w:pPr>
+      <w:r>
+        <w:t xml:space="preserve">42.</w:t>
+      </w:r>
+      <w:r>
+        <w:t xml:space="preserve"> </w:t>
+      </w:r>
+      <w:r>
+        <w:t xml:space="preserve">	</w:t>
+      </w:r>
+      <w:r>
+        <w:t xml:space="preserve">Gaujoux, R. &amp; Seoighe, C.</w:t>
+      </w:r>
+      <w:r>
+        <w:t xml:space="preserve"> </w:t>
+      </w:r>
+      <w:hyperlink r:id="rId143">
+        <w:r>
+          <w:rPr>
+            <w:rStyle w:val="Hyperlink"/>
+          </w:rPr>
+          <w:t xml:space="preserve">A flexible</w:t>
+        </w:r>
+        <w:r>
+          <w:rPr>
+            <w:rStyle w:val="Hyperlink"/>
+          </w:rPr>
+          <w:t xml:space="preserve"> </w:t>
+        </w:r>
+        <w:r>
+          <w:rPr>
+            <w:rStyle w:val="Hyperlink"/>
+          </w:rPr>
+          <w:t xml:space="preserve">R</w:t>
+        </w:r>
+        <w:r>
+          <w:rPr>
+            <w:rStyle w:val="Hyperlink"/>
+          </w:rPr>
+          <w:t xml:space="preserve"> </w:t>
+        </w:r>
+        <w:r>
+          <w:rPr>
+            <w:rStyle w:val="Hyperlink"/>
+          </w:rPr>
+          <w:t xml:space="preserve">package for nonnegative matrix factorization</w:t>
+        </w:r>
+      </w:hyperlink>
+      <w:r>
+        <w:t xml:space="preserve">.</w:t>
+      </w:r>
+      <w:r>
+        <w:t xml:space="preserve"> </w:t>
+      </w:r>
+      <w:r>
+        <w:rPr>
+          <w:iCs/>
+          <w:i/>
+        </w:rPr>
+        <w:t xml:space="preserve">BMC Bioinformatics</w:t>
+      </w:r>
+      <w:r>
+        <w:t xml:space="preserve"> </w:t>
+      </w:r>
+      <w:r>
+        <w:rPr>
+          <w:bCs/>
+          <w:b/>
+        </w:rPr>
         <w:t xml:space="preserve">11</w:t>
       </w:r>
       <w:r>
         <w:t xml:space="preserve">, 367 (2010).</w:t>
       </w:r>
     </w:p>
-    <w:bookmarkEnd w:id="136"/>
-    <w:bookmarkStart w:id="138" w:name="ref-data_tcga_paad"/>
+    <w:bookmarkEnd w:id="144"/>
+    <w:bookmarkStart w:id="146" w:name="ref-data_tcga_paad"/>
     <w:p>
       <w:pPr>
         <w:pStyle w:val="Bibliography"/>
       </w:pPr>
       <w:r>
-        <w:t xml:space="preserve">39.</w:t>
+        <w:t xml:space="preserve">43.</w:t>
       </w:r>
       <w:r>
         <w:t xml:space="preserve"> </w:t>
@@ -15170,7 +13645,7 @@
       <w:r>
         <w:t xml:space="preserve"> </w:t>
       </w:r>
-      <w:hyperlink r:id="rId137">
+      <w:hyperlink r:id="rId145">
         <w:r>
           <w:rPr>
             <w:rStyle w:val="Hyperlink"/>
@@ -15206,14 +13681,14 @@
         <w:t xml:space="preserve">. (2017).</w:t>
       </w:r>
     </w:p>
-    <w:bookmarkEnd w:id="138"/>
-    <w:bookmarkStart w:id="140" w:name="ref-data_cptac3"/>
+    <w:bookmarkEnd w:id="146"/>
+    <w:bookmarkStart w:id="148" w:name="ref-data_cptac3"/>
     <w:p>
       <w:pPr>
         <w:pStyle w:val="Bibliography"/>
       </w:pPr>
       <w:r>
-        <w:t xml:space="preserve">40.</w:t>
+        <w:t xml:space="preserve">44.</w:t>
       </w:r>
       <w:r>
         <w:t xml:space="preserve"> </w:t>
@@ -15227,7 +13702,7 @@
       <w:r>
         <w:t xml:space="preserve"> </w:t>
       </w:r>
-      <w:hyperlink r:id="rId139">
+      <w:hyperlink r:id="rId147">
         <w:r>
           <w:rPr>
             <w:rStyle w:val="Hyperlink"/>
@@ -15239,14 +13714,14 @@
         <w:t xml:space="preserve">. (2019).</w:t>
       </w:r>
     </w:p>
-    <w:bookmarkEnd w:id="140"/>
-    <w:bookmarkStart w:id="142" w:name="ref-data_dijk_emtab6830"/>
+    <w:bookmarkEnd w:id="148"/>
+    <w:bookmarkStart w:id="150" w:name="ref-data_dijk_emtab6830"/>
     <w:p>
       <w:pPr>
         <w:pStyle w:val="Bibliography"/>
       </w:pPr>
       <w:r>
-        <w:t xml:space="preserve">41.</w:t>
+        <w:t xml:space="preserve">45.</w:t>
       </w:r>
       <w:r>
         <w:t xml:space="preserve"> </w:t>
@@ -15270,7 +13745,7 @@
       <w:r>
         <w:t xml:space="preserve"> </w:t>
       </w:r>
-      <w:hyperlink r:id="rId141">
+      <w:hyperlink r:id="rId149">
         <w:r>
           <w:rPr>
             <w:rStyle w:val="Hyperlink"/>
@@ -15294,14 +13769,14 @@
         <w:t xml:space="preserve">. (2020).</w:t>
       </w:r>
     </w:p>
-    <w:bookmarkEnd w:id="142"/>
-    <w:bookmarkStart w:id="144" w:name="ref-data_puleo_emtab6134"/>
+    <w:bookmarkEnd w:id="150"/>
+    <w:bookmarkStart w:id="152" w:name="ref-data_puleo_emtab6134"/>
     <w:p>
       <w:pPr>
         <w:pStyle w:val="Bibliography"/>
       </w:pPr>
       <w:r>
-        <w:t xml:space="preserve">42.</w:t>
+        <w:t xml:space="preserve">46.</w:t>
       </w:r>
       <w:r>
         <w:t xml:space="preserve"> </w:t>
@@ -15325,7 +13800,7 @@
       <w:r>
         <w:t xml:space="preserve"> </w:t>
       </w:r>
-      <w:hyperlink r:id="rId143">
+      <w:hyperlink r:id="rId151">
         <w:r>
           <w:rPr>
             <w:rStyle w:val="Hyperlink"/>
@@ -15349,14 +13824,14 @@
         <w:t xml:space="preserve">. (2018).</w:t>
       </w:r>
     </w:p>
-    <w:bookmarkEnd w:id="144"/>
-    <w:bookmarkStart w:id="146" w:name="ref-data_moffitt_gse71729"/>
+    <w:bookmarkEnd w:id="152"/>
+    <w:bookmarkStart w:id="154" w:name="ref-data_moffitt_gse71729"/>
     <w:p>
       <w:pPr>
         <w:pStyle w:val="Bibliography"/>
       </w:pPr>
       <w:r>
-        <w:t xml:space="preserve">43.</w:t>
+        <w:t xml:space="preserve">47.</w:t>
       </w:r>
       <w:r>
         <w:t xml:space="preserve"> </w:t>
@@ -15380,7 +13855,7 @@
       <w:r>
         <w:t xml:space="preserve"> </w:t>
       </w:r>
-      <w:hyperlink r:id="rId145">
+      <w:hyperlink r:id="rId153">
         <w:r>
           <w:rPr>
             <w:rStyle w:val="Hyperlink"/>
@@ -15404,14 +13879,14 @@
         <w:t xml:space="preserve">. (2015).</w:t>
       </w:r>
     </w:p>
-    <w:bookmarkEnd w:id="146"/>
-    <w:bookmarkStart w:id="148" w:name="ref-data_paca_au_egas"/>
+    <w:bookmarkEnd w:id="154"/>
+    <w:bookmarkStart w:id="156" w:name="ref-data_paca_au_egas"/>
     <w:p>
       <w:pPr>
         <w:pStyle w:val="Bibliography"/>
       </w:pPr>
       <w:r>
-        <w:t xml:space="preserve">44.</w:t>
+        <w:t xml:space="preserve">48.</w:t>
       </w:r>
       <w:r>
         <w:t xml:space="preserve"> </w:t>
@@ -15425,7 +13900,7 @@
       <w:r>
         <w:t xml:space="preserve"> </w:t>
       </w:r>
-      <w:hyperlink r:id="rId147">
+      <w:hyperlink r:id="rId155">
         <w:r>
           <w:rPr>
             <w:rStyle w:val="Hyperlink"/>
@@ -15437,9 +13912,9 @@
         <w:t xml:space="preserve">. (2016).</w:t>
       </w:r>
     </w:p>
-    <w:bookmarkEnd w:id="148"/>
-    <w:bookmarkEnd w:id="149"/>
-    <w:bookmarkEnd w:id="150"/>
+    <w:bookmarkEnd w:id="156"/>
+    <w:bookmarkEnd w:id="157"/>
+    <w:bookmarkEnd w:id="158"/>
     <w:sectPr/>
   </w:body>
 </w:document>

--- a/paper/paper.docx
+++ b/paper/paper.docx
@@ -25,7 +25,7 @@
         <w:t xml:space="preserve"> </w:t>
       </w:r>
       <w:r>
-        <w:t xml:space="preserve">replicable</w:t>
+        <w:t xml:space="preserve">prognostic</w:t>
       </w:r>
       <w:r>
         <w:t xml:space="preserve"> </w:t>
@@ -37,113 +37,635 @@
         <w:t xml:space="preserve"> </w:t>
       </w:r>
       <w:r>
+        <w:t xml:space="preserve">architecture</w:t>
+      </w:r>
+      <w:r>
+        <w:t xml:space="preserve"> </w:t>
+      </w:r>
+      <w:r>
+        <w:t xml:space="preserve">in</w:t>
+      </w:r>
+      <w:r>
+        <w:t xml:space="preserve"> </w:t>
+      </w:r>
+      <w:r>
+        <w:t xml:space="preserve">pancreatic</w:t>
+      </w:r>
+      <w:r>
+        <w:t xml:space="preserve"> </w:t>
+      </w:r>
+      <w:r>
+        <w:t xml:space="preserve">cancer</w:t>
+      </w:r>
+      <w:r>
+        <w:t xml:space="preserve"> </w:t>
+      </w:r>
+      <w:r>
+        <w:t xml:space="preserve">through</w:t>
+      </w:r>
+      <w:r>
+        <w:t xml:space="preserve"> </w:t>
+      </w:r>
+      <w:r>
+        <w:t xml:space="preserve">survival-supervised</w:t>
+      </w:r>
+      <w:r>
+        <w:t xml:space="preserve"> </w:t>
+      </w:r>
+      <w:r>
+        <w:t xml:space="preserve">matrix</w:t>
+      </w:r>
+      <w:r>
+        <w:t xml:space="preserve"> </w:t>
+      </w:r>
+      <w:r>
+        <w:t xml:space="preserve">factorization</w:t>
+      </w:r>
+    </w:p>
+    <w:p>
+      <w:pPr>
+        <w:pStyle w:val="AbstractTitle"/>
+      </w:pPr>
+      <w:r>
+        <w:t xml:space="preserve">Abstract</w:t>
+      </w:r>
+    </w:p>
+    <w:p>
+      <w:pPr>
+        <w:pStyle w:val="Abstract"/>
+      </w:pPr>
+      <w:r>
+        <w:t xml:space="preserve">Pancreatic</w:t>
+      </w:r>
+      <w:r>
+        <w:t xml:space="preserve"> </w:t>
+      </w:r>
+      <w:r>
+        <w:t xml:space="preserve">ductal</w:t>
+      </w:r>
+      <w:r>
+        <w:t xml:space="preserve"> </w:t>
+      </w:r>
+      <w:r>
+        <w:t xml:space="preserve">adenocarcinoma</w:t>
+      </w:r>
+      <w:r>
+        <w:t xml:space="preserve"> </w:t>
+      </w:r>
+      <w:r>
+        <w:t xml:space="preserve">(PDAC)</w:t>
+      </w:r>
+      <w:r>
+        <w:t xml:space="preserve"> </w:t>
+      </w:r>
+      <w:r>
+        <w:t xml:space="preserve">outcomes</w:t>
+      </w:r>
+      <w:r>
+        <w:t xml:space="preserve"> </w:t>
+      </w:r>
+      <w:r>
+        <w:t xml:space="preserve">reflect</w:t>
+      </w:r>
+      <w:r>
+        <w:t xml:space="preserve"> </w:t>
+      </w:r>
+      <w:r>
+        <w:t xml:space="preserve">malignant,</w:t>
+      </w:r>
+      <w:r>
+        <w:t xml:space="preserve"> </w:t>
+      </w:r>
+      <w:r>
+        <w:t xml:space="preserve">stromal,</w:t>
+      </w:r>
+      <w:r>
+        <w:t xml:space="preserve"> </w:t>
+      </w:r>
+      <w:r>
+        <w:t xml:space="preserve">and</w:t>
+      </w:r>
+      <w:r>
+        <w:t xml:space="preserve"> </w:t>
+      </w:r>
+      <w:r>
+        <w:t xml:space="preserve">microenvironmental</w:t>
+      </w:r>
+      <w:r>
+        <w:t xml:space="preserve"> </w:t>
+      </w:r>
+      <w:r>
+        <w:t xml:space="preserve">heterogeneity.</w:t>
+      </w:r>
+      <w:r>
+        <w:t xml:space="preserve"> </w:t>
+      </w:r>
+      <w:r>
+        <w:t xml:space="preserve">However,</w:t>
+      </w:r>
+      <w:r>
+        <w:t xml:space="preserve"> </w:t>
+      </w:r>
+      <w:r>
+        <w:t xml:space="preserve">unsupervised</w:t>
+      </w:r>
+      <w:r>
+        <w:t xml:space="preserve"> </w:t>
+      </w:r>
+      <w:r>
+        <w:t xml:space="preserve">gene-program</w:t>
+      </w:r>
+      <w:r>
+        <w:t xml:space="preserve"> </w:t>
+      </w:r>
+      <w:r>
+        <w:t xml:space="preserve">discovery</w:t>
+      </w:r>
+      <w:r>
+        <w:t xml:space="preserve"> </w:t>
+      </w:r>
+      <w:r>
+        <w:t xml:space="preserve">typically</w:t>
+      </w:r>
+      <w:r>
+        <w:t xml:space="preserve"> </w:t>
+      </w:r>
+      <w:r>
+        <w:t xml:space="preserve">captures</w:t>
+      </w:r>
+      <w:r>
+        <w:t xml:space="preserve"> </w:t>
+      </w:r>
+      <w:r>
+        <w:t xml:space="preserve">dominant</w:t>
+      </w:r>
+      <w:r>
+        <w:t xml:space="preserve"> </w:t>
+      </w:r>
+      <w:r>
+        <w:t xml:space="preserve">axes</w:t>
+      </w:r>
+      <w:r>
+        <w:t xml:space="preserve"> </w:t>
+      </w:r>
+      <w:r>
+        <w:t xml:space="preserve">of</w:t>
+      </w:r>
+      <w:r>
+        <w:t xml:space="preserve"> </w:t>
+      </w:r>
+      <w:r>
+        <w:t xml:space="preserve">transcriptomic</w:t>
+      </w:r>
+      <w:r>
+        <w:t xml:space="preserve"> </w:t>
+      </w:r>
+      <w:r>
+        <w:t xml:space="preserve">variation</w:t>
+      </w:r>
+      <w:r>
+        <w:t xml:space="preserve"> </w:t>
+      </w:r>
+      <w:r>
+        <w:t xml:space="preserve">that</w:t>
+      </w:r>
+      <w:r>
+        <w:t xml:space="preserve"> </w:t>
+      </w:r>
+      <w:r>
+        <w:t xml:space="preserve">are</w:t>
+      </w:r>
+      <w:r>
+        <w:t xml:space="preserve"> </w:t>
+      </w:r>
+      <w:r>
+        <w:t xml:space="preserve">not</w:t>
+      </w:r>
+      <w:r>
+        <w:t xml:space="preserve"> </w:t>
+      </w:r>
+      <w:r>
+        <w:t xml:space="preserve">necessarily</w:t>
+      </w:r>
+      <w:r>
+        <w:t xml:space="preserve"> </w:t>
+      </w:r>
+      <w:r>
+        <w:t xml:space="preserve">prognostic.</w:t>
+      </w:r>
+      <w:r>
+        <w:t xml:space="preserve"> </w:t>
+      </w:r>
+      <w:r>
+        <w:t xml:space="preserve">We</w:t>
+      </w:r>
+      <w:r>
+        <w:t xml:space="preserve"> </w:t>
+      </w:r>
+      <w:r>
+        <w:t xml:space="preserve">developed</w:t>
+      </w:r>
+      <w:r>
+        <w:t xml:space="preserve"> </w:t>
+      </w:r>
+      <w:r>
+        <w:t xml:space="preserve">DeSurv,</w:t>
+      </w:r>
+      <w:r>
+        <w:t xml:space="preserve"> </w:t>
+      </w:r>
+      <w:r>
+        <w:t xml:space="preserve">a</w:t>
+      </w:r>
+      <w:r>
+        <w:t xml:space="preserve"> </w:t>
+      </w:r>
+      <w:r>
+        <w:t xml:space="preserve">survival-supervised</w:t>
+      </w:r>
+      <w:r>
+        <w:t xml:space="preserve"> </w:t>
+      </w:r>
+      <w:r>
+        <w:t xml:space="preserve">matrix</w:t>
+      </w:r>
+      <w:r>
+        <w:t xml:space="preserve"> </w:t>
+      </w:r>
+      <w:r>
+        <w:t xml:space="preserve">factorization</w:t>
+      </w:r>
+      <w:r>
+        <w:t xml:space="preserve"> </w:t>
+      </w:r>
+      <w:r>
+        <w:t xml:space="preserve">that</w:t>
+      </w:r>
+      <w:r>
+        <w:t xml:space="preserve"> </w:t>
+      </w:r>
+      <w:r>
+        <w:t xml:space="preserve">incorporates</w:t>
+      </w:r>
+      <w:r>
+        <w:t xml:space="preserve"> </w:t>
+      </w:r>
+      <w:r>
+        <w:t xml:space="preserve">outcomes</w:t>
+      </w:r>
+      <w:r>
+        <w:t xml:space="preserve"> </w:t>
+      </w:r>
+      <w:r>
+        <w:t xml:space="preserve">into</w:t>
+      </w:r>
+      <w:r>
+        <w:t xml:space="preserve"> </w:t>
+      </w:r>
+      <w:r>
+        <w:t xml:space="preserve">gene-program</w:t>
+      </w:r>
+      <w:r>
+        <w:t xml:space="preserve"> </w:t>
+      </w:r>
+      <w:r>
+        <w:t xml:space="preserve">discovery</w:t>
+      </w:r>
+      <w:r>
+        <w:t xml:space="preserve"> </w:t>
+      </w:r>
+      <w:r>
+        <w:t xml:space="preserve">and</w:t>
+      </w:r>
+      <w:r>
+        <w:t xml:space="preserve"> </w:t>
+      </w:r>
+      <w:r>
+        <w:t xml:space="preserve">applies</w:t>
+      </w:r>
+      <w:r>
+        <w:t xml:space="preserve"> </w:t>
+      </w:r>
+      <w:r>
+        <w:t xml:space="preserve">the</w:t>
+      </w:r>
+      <w:r>
+        <w:t xml:space="preserve"> </w:t>
+      </w:r>
+      <w:r>
+        <w:t xml:space="preserve">learned</w:t>
+      </w:r>
+      <w:r>
+        <w:t xml:space="preserve"> </w:t>
+      </w:r>
+      <w:r>
+        <w:t xml:space="preserve">programs</w:t>
+      </w:r>
+      <w:r>
+        <w:t xml:space="preserve"> </w:t>
+      </w:r>
+      <w:r>
+        <w:t xml:space="preserve">to</w:t>
+      </w:r>
+      <w:r>
+        <w:t xml:space="preserve"> </w:t>
+      </w:r>
+      <w:r>
+        <w:t xml:space="preserve">new</w:t>
+      </w:r>
+      <w:r>
+        <w:t xml:space="preserve"> </w:t>
+      </w:r>
+      <w:r>
+        <w:t xml:space="preserve">cohorts</w:t>
+      </w:r>
+      <w:r>
+        <w:t xml:space="preserve"> </w:t>
+      </w:r>
+      <w:r>
+        <w:t xml:space="preserve">without</w:t>
+      </w:r>
+      <w:r>
+        <w:t xml:space="preserve"> </w:t>
+      </w:r>
+      <w:r>
+        <w:t xml:space="preserve">refitting.</w:t>
+      </w:r>
+      <w:r>
+        <w:t xml:space="preserve"> </w:t>
+      </w:r>
+      <w:r>
+        <w:t xml:space="preserve">In</w:t>
+      </w:r>
+      <w:r>
+        <w:t xml:space="preserve"> </w:t>
+      </w:r>
+      <w:r>
+        <w:t xml:space="preserve">pooled</w:t>
+      </w:r>
+      <w:r>
+        <w:t xml:space="preserve"> </w:t>
+      </w:r>
+      <w:r>
+        <w:t xml:space="preserve">TCGA</w:t>
+      </w:r>
+      <w:r>
+        <w:t xml:space="preserve"> </w:t>
+      </w:r>
+      <w:r>
+        <w:t xml:space="preserve">and</w:t>
+      </w:r>
+      <w:r>
+        <w:t xml:space="preserve"> </w:t>
+      </w:r>
+      <w:r>
+        <w:t xml:space="preserve">CPTAC</w:t>
+      </w:r>
+      <w:r>
+        <w:t xml:space="preserve"> </w:t>
+      </w:r>
+      <w:r>
+        <w:t xml:space="preserve">cohorts,</w:t>
+      </w:r>
+      <w:r>
+        <w:t xml:space="preserve"> </w:t>
+      </w:r>
+      <w:r>
+        <w:t xml:space="preserve">DeSurv</w:t>
+      </w:r>
+      <w:r>
+        <w:t xml:space="preserve"> </w:t>
+      </w:r>
+      <w:r>
+        <w:t xml:space="preserve">recovered</w:t>
+      </w:r>
+      <w:r>
+        <w:t xml:space="preserve"> </w:t>
+      </w:r>
+      <w:r>
+        <w:t xml:space="preserve">a</w:t>
+      </w:r>
+      <w:r>
+        <w:t xml:space="preserve"> </w:t>
+      </w:r>
+      <w:r>
+        <w:t xml:space="preserve">three-program</w:t>
+      </w:r>
+      <w:r>
+        <w:t xml:space="preserve"> </w:t>
+      </w:r>
+      <w:r>
+        <w:t xml:space="preserve">tumor–stroma</w:t>
+      </w:r>
+      <w:r>
+        <w:t xml:space="preserve"> </w:t>
+      </w:r>
+      <w:r>
+        <w:t xml:space="preserve">architecture</w:t>
+      </w:r>
+      <w:r>
+        <w:t xml:space="preserve"> </w:t>
+      </w:r>
+      <w:r>
+        <w:t xml:space="preserve">whose</w:t>
+      </w:r>
+      <w:r>
+        <w:t xml:space="preserve"> </w:t>
+      </w:r>
+      <w:r>
+        <w:t xml:space="preserve">survival-aligned</w:t>
+      </w:r>
+      <w:r>
+        <w:t xml:space="preserve"> </w:t>
+      </w:r>
+      <w:r>
+        <w:t xml:space="preserve">program</w:t>
+      </w:r>
+      <w:r>
+        <w:t xml:space="preserve"> </w:t>
+      </w:r>
+      <w:r>
+        <w:t xml:space="preserve">(D1)</w:t>
+      </w:r>
+      <w:r>
+        <w:t xml:space="preserve"> </w:t>
+      </w:r>
+      <w:r>
+        <w:t xml:space="preserve">combined</w:t>
+      </w:r>
+      <w:r>
+        <w:t xml:space="preserve"> </w:t>
+      </w:r>
+      <w:r>
+        <w:t xml:space="preserve">classical-tumor</w:t>
+      </w:r>
+      <w:r>
+        <w:t xml:space="preserve"> </w:t>
+      </w:r>
+      <w:r>
+        <w:t xml:space="preserve">and</w:t>
+      </w:r>
+      <w:r>
+        <w:t xml:space="preserve"> </w:t>
+      </w:r>
+      <w:r>
+        <w:t xml:space="preserve">restCAF-like</w:t>
+      </w:r>
+      <w:r>
+        <w:t xml:space="preserve"> </w:t>
+      </w:r>
+      <w:r>
+        <w:t xml:space="preserve">stromal</w:t>
+      </w:r>
+      <w:r>
+        <w:t xml:space="preserve"> </w:t>
+      </w:r>
+      <w:r>
+        <w:t xml:space="preserve">features.</w:t>
+      </w:r>
+      <w:r>
+        <w:t xml:space="preserve"> </w:t>
+      </w:r>
+      <w:r>
+        <w:t xml:space="preserve">Applied</w:t>
+      </w:r>
+      <w:r>
+        <w:t xml:space="preserve"> </w:t>
+      </w:r>
+      <w:r>
+        <w:t xml:space="preserve">without</w:t>
+      </w:r>
+      <w:r>
+        <w:t xml:space="preserve"> </w:t>
+      </w:r>
+      <w:r>
+        <w:t xml:space="preserve">refitting</w:t>
+      </w:r>
+      <w:r>
+        <w:t xml:space="preserve"> </w:t>
+      </w:r>
+      <w:r>
+        <w:t xml:space="preserve">to</w:t>
+      </w:r>
+      <w:r>
+        <w:t xml:space="preserve"> </w:t>
+      </w:r>
+      <w:r>
+        <w:t xml:space="preserve">five</w:t>
+      </w:r>
+      <w:r>
+        <w:t xml:space="preserve"> </w:t>
+      </w:r>
+      <w:r>
+        <w:t xml:space="preserve">datasets</w:t>
+      </w:r>
+      <w:r>
+        <w:t xml:space="preserve"> </w:t>
+      </w:r>
+      <w:r>
+        <w:t xml:space="preserve">spanning</w:t>
+      </w:r>
+      <w:r>
+        <w:t xml:space="preserve"> </w:t>
+      </w:r>
+      <w:r>
+        <w:t xml:space="preserve">four</w:t>
+      </w:r>
+      <w:r>
+        <w:t xml:space="preserve"> </w:t>
+      </w:r>
+      <w:r>
+        <w:t xml:space="preserve">independent</w:t>
+      </w:r>
+      <w:r>
+        <w:t xml:space="preserve"> </w:t>
+      </w:r>
+      <w:r>
+        <w:t xml:space="preserve">cohorts,</w:t>
+      </w:r>
+      <w:r>
+        <w:t xml:space="preserve"> </w:t>
+      </w:r>
+      <w:r>
+        <w:t xml:space="preserve">the</w:t>
+      </w:r>
+      <w:r>
+        <w:t xml:space="preserve"> </w:t>
+      </w:r>
+      <w:r>
+        <w:t xml:space="preserve">risk</w:t>
+      </w:r>
+      <w:r>
+        <w:t xml:space="preserve"> </w:t>
+      </w:r>
+      <w:r>
+        <w:t xml:space="preserve">score</w:t>
+      </w:r>
+      <w:r>
+        <w:t xml:space="preserve"> </w:t>
+      </w:r>
+      <w:r>
+        <w:t xml:space="preserve">remained</w:t>
+      </w:r>
+      <w:r>
+        <w:t xml:space="preserve"> </w:t>
+      </w:r>
+      <w:r>
         <w:t xml:space="preserve">prognostic</w:t>
       </w:r>
       <w:r>
         <w:t xml:space="preserve"> </w:t>
       </w:r>
       <w:r>
-        <w:t xml:space="preserve">architecture</w:t>
-      </w:r>
-      <w:r>
-        <w:t xml:space="preserve"> </w:t>
-      </w:r>
-      <w:r>
-        <w:t xml:space="preserve">in</w:t>
-      </w:r>
-      <w:r>
-        <w:t xml:space="preserve"> </w:t>
-      </w:r>
-      <w:r>
-        <w:t xml:space="preserve">pancreatic</w:t>
-      </w:r>
-      <w:r>
-        <w:t xml:space="preserve"> </w:t>
-      </w:r>
-      <w:r>
-        <w:t xml:space="preserve">cancer</w:t>
-      </w:r>
-      <w:r>
-        <w:t xml:space="preserve"> </w:t>
-      </w:r>
-      <w:r>
-        <w:t xml:space="preserve">through</w:t>
-      </w:r>
-      <w:r>
-        <w:t xml:space="preserve"> </w:t>
-      </w:r>
-      <w:r>
-        <w:t xml:space="preserve">survival-supervised</w:t>
-      </w:r>
-      <w:r>
-        <w:t xml:space="preserve"> </w:t>
-      </w:r>
-      <w:r>
-        <w:t xml:space="preserve">matrix</w:t>
-      </w:r>
-      <w:r>
-        <w:t xml:space="preserve"> </w:t>
-      </w:r>
-      <w:r>
-        <w:t xml:space="preserve">factorization</w:t>
-      </w:r>
-    </w:p>
-    <w:p>
-      <w:pPr>
-        <w:pStyle w:val="AbstractTitle"/>
-      </w:pPr>
-      <w:r>
-        <w:t xml:space="preserve">Abstract</w:t>
-      </w:r>
-    </w:p>
-    <w:p>
-      <w:pPr>
-        <w:pStyle w:val="Abstract"/>
-      </w:pPr>
-      <w:r>
-        <w:t xml:space="preserve">Pancreatic</w:t>
-      </w:r>
-      <w:r>
-        <w:t xml:space="preserve"> </w:t>
-      </w:r>
-      <w:r>
-        <w:t xml:space="preserve">ductal</w:t>
-      </w:r>
-      <w:r>
-        <w:t xml:space="preserve"> </w:t>
-      </w:r>
-      <w:r>
-        <w:t xml:space="preserve">adenocarcinoma</w:t>
-      </w:r>
-      <w:r>
-        <w:t xml:space="preserve"> </w:t>
-      </w:r>
-      <w:r>
-        <w:t xml:space="preserve">(PDAC)</w:t>
-      </w:r>
-      <w:r>
-        <w:t xml:space="preserve"> </w:t>
-      </w:r>
-      <w:r>
-        <w:t xml:space="preserve">outcomes</w:t>
-      </w:r>
-      <w:r>
-        <w:t xml:space="preserve"> </w:t>
-      </w:r>
-      <w:r>
-        <w:t xml:space="preserve">reflect</w:t>
-      </w:r>
-      <w:r>
-        <w:t xml:space="preserve"> </w:t>
-      </w:r>
-      <w:r>
-        <w:t xml:space="preserve">malignant,</w:t>
-      </w:r>
-      <w:r>
-        <w:t xml:space="preserve"> </w:t>
-      </w:r>
-      <w:r>
-        <w:t xml:space="preserve">stromal,</w:t>
+        <w:t xml:space="preserve">(HR</w:t>
+      </w:r>
+      <w:r>
+        <w:t xml:space="preserve"> </w:t>
+      </w:r>
+      <w:r>
+        <w:t xml:space="preserve">per</w:t>
+      </w:r>
+      <w:r>
+        <w:t xml:space="preserve"> </w:t>
+      </w:r>
+      <w:r>
+        <w:t xml:space="preserve">pooled</w:t>
+      </w:r>
+      <w:r>
+        <w:t xml:space="preserve"> </w:t>
+      </w:r>
+      <w:r>
+        <w:t xml:space="preserve">SD</w:t>
+      </w:r>
+      <w:r>
+        <w:t xml:space="preserve"> </w:t>
+      </w:r>
+      <w:r>
+        <w:t xml:space="preserve">1.42,</w:t>
+      </w:r>
+      <w:r>
+        <w:t xml:space="preserve"> </w:t>
+      </w:r>
+      <w:r>
+        <w:t xml:space="preserve">95%</w:t>
+      </w:r>
+      <w:r>
+        <w:t xml:space="preserve"> </w:t>
+      </w:r>
+      <w:r>
+        <w:t xml:space="preserve">CI</w:t>
+      </w:r>
+      <w:r>
+        <w:t xml:space="preserve"> </w:t>
+      </w:r>
+      <w:r>
+        <w:t xml:space="preserve">1.26–1.59)</w:t>
+      </w:r>
+      <w:r>
+        <w:t xml:space="preserve"> </w:t>
+      </w:r>
+      <w:r>
+        <w:t xml:space="preserve">before</w:t>
       </w:r>
       <w:r>
         <w:t xml:space="preserve"> </w:t>
@@ -155,67 +677,229 @@
         <w:t xml:space="preserve"> </w:t>
       </w:r>
       <w:r>
-        <w:t xml:space="preserve">microenvironmental</w:t>
-      </w:r>
-      <w:r>
-        <w:t xml:space="preserve"> </w:t>
-      </w:r>
-      <w:r>
-        <w:t xml:space="preserve">biology.</w:t>
-      </w:r>
-      <w:r>
-        <w:t xml:space="preserve"> </w:t>
-      </w:r>
-      <w:r>
-        <w:t xml:space="preserve">Expression-driven</w:t>
-      </w:r>
-      <w:r>
-        <w:t xml:space="preserve"> </w:t>
-      </w:r>
-      <w:r>
-        <w:t xml:space="preserve">discovery</w:t>
-      </w:r>
-      <w:r>
-        <w:t xml:space="preserve"> </w:t>
-      </w:r>
-      <w:r>
-        <w:t xml:space="preserve">can</w:t>
-      </w:r>
-      <w:r>
-        <w:t xml:space="preserve"> </w:t>
-      </w:r>
-      <w:r>
-        <w:t xml:space="preserve">overlook</w:t>
-      </w:r>
-      <w:r>
-        <w:t xml:space="preserve"> </w:t>
-      </w:r>
-      <w:r>
-        <w:t xml:space="preserve">prognostically</w:t>
-      </w:r>
-      <w:r>
-        <w:t xml:space="preserve"> </w:t>
-      </w:r>
-      <w:r>
-        <w:t xml:space="preserve">relevant</w:t>
-      </w:r>
-      <w:r>
-        <w:t xml:space="preserve"> </w:t>
-      </w:r>
-      <w:r>
-        <w:t xml:space="preserve">programs</w:t>
-      </w:r>
-      <w:r>
-        <w:t xml:space="preserve"> </w:t>
-      </w:r>
-      <w:r>
-        <w:t xml:space="preserve">that</w:t>
-      </w:r>
-      <w:r>
-        <w:t xml:space="preserve"> </w:t>
-      </w:r>
-      <w:r>
-        <w:t xml:space="preserve">contribute</w:t>
+        <w:t xml:space="preserve">after</w:t>
+      </w:r>
+      <w:r>
+        <w:t xml:space="preserve"> </w:t>
+      </w:r>
+      <w:r>
+        <w:t xml:space="preserve">PurIST</w:t>
+      </w:r>
+      <w:r>
+        <w:t xml:space="preserve"> </w:t>
+      </w:r>
+      <w:r>
+        <w:t xml:space="preserve">and</w:t>
+      </w:r>
+      <w:r>
+        <w:t xml:space="preserve"> </w:t>
+      </w:r>
+      <w:r>
+        <w:t xml:space="preserve">DeCAF</w:t>
+      </w:r>
+      <w:r>
+        <w:t xml:space="preserve"> </w:t>
+      </w:r>
+      <w:r>
+        <w:t xml:space="preserve">adjustment.</w:t>
+      </w:r>
+      <w:r>
+        <w:t xml:space="preserve"> </w:t>
+      </w:r>
+      <w:r>
+        <w:t xml:space="preserve">A</w:t>
+      </w:r>
+      <w:r>
+        <w:t xml:space="preserve"> </w:t>
+      </w:r>
+      <w:r>
+        <w:t xml:space="preserve">matched-rank,</w:t>
+      </w:r>
+      <w:r>
+        <w:t xml:space="preserve"> </w:t>
+      </w:r>
+      <w:r>
+        <w:t xml:space="preserve">matched-budget</w:t>
+      </w:r>
+      <w:r>
+        <w:t xml:space="preserve"> </w:t>
+      </w:r>
+      <w:r>
+        <w:t xml:space="preserve">unsupervised</w:t>
+      </w:r>
+      <w:r>
+        <w:t xml:space="preserve"> </w:t>
+      </w:r>
+      <w:r>
+        <w:t xml:space="preserve">control</w:t>
+      </w:r>
+      <w:r>
+        <w:t xml:space="preserve"> </w:t>
+      </w:r>
+      <w:r>
+        <w:t xml:space="preserve">did</w:t>
+      </w:r>
+      <w:r>
+        <w:t xml:space="preserve"> </w:t>
+      </w:r>
+      <w:r>
+        <w:t xml:space="preserve">not</w:t>
+      </w:r>
+      <w:r>
+        <w:t xml:space="preserve"> </w:t>
+      </w:r>
+      <w:r>
+        <w:t xml:space="preserve">recover</w:t>
+      </w:r>
+      <w:r>
+        <w:t xml:space="preserve"> </w:t>
+      </w:r>
+      <w:r>
+        <w:t xml:space="preserve">D1,</w:t>
+      </w:r>
+      <w:r>
+        <w:t xml:space="preserve"> </w:t>
+      </w:r>
+      <w:r>
+        <w:t xml:space="preserve">whereas</w:t>
+      </w:r>
+      <w:r>
+        <w:t xml:space="preserve"> </w:t>
+      </w:r>
+      <w:r>
+        <w:t xml:space="preserve">a</w:t>
+      </w:r>
+      <w:r>
+        <w:t xml:space="preserve"> </w:t>
+      </w:r>
+      <w:r>
+        <w:t xml:space="preserve">rank-optimized</w:t>
+      </w:r>
+      <w:r>
+        <w:t xml:space="preserve"> </w:t>
+      </w:r>
+      <w:r>
+        <w:t xml:space="preserve">seven-factor</w:t>
+      </w:r>
+      <w:r>
+        <w:t xml:space="preserve"> </w:t>
+      </w:r>
+      <w:r>
+        <w:t xml:space="preserve">control</w:t>
+      </w:r>
+      <w:r>
+        <w:t xml:space="preserve"> </w:t>
+      </w:r>
+      <w:r>
+        <w:t xml:space="preserve">carried</w:t>
+      </w:r>
+      <w:r>
+        <w:t xml:space="preserve"> </w:t>
+      </w:r>
+      <w:r>
+        <w:t xml:space="preserve">comparable</w:t>
+      </w:r>
+      <w:r>
+        <w:t xml:space="preserve"> </w:t>
+      </w:r>
+      <w:r>
+        <w:t xml:space="preserve">prognostic</w:t>
+      </w:r>
+      <w:r>
+        <w:t xml:space="preserve"> </w:t>
+      </w:r>
+      <w:r>
+        <w:t xml:space="preserve">information.</w:t>
+      </w:r>
+      <w:r>
+        <w:t xml:space="preserve"> </w:t>
+      </w:r>
+      <w:r>
+        <w:t xml:space="preserve">In</w:t>
+      </w:r>
+      <w:r>
+        <w:t xml:space="preserve"> </w:t>
+      </w:r>
+      <w:r>
+        <w:t xml:space="preserve">simulations</w:t>
+      </w:r>
+      <w:r>
+        <w:t xml:space="preserve"> </w:t>
+      </w:r>
+      <w:r>
+        <w:t xml:space="preserve">with</w:t>
+      </w:r>
+      <w:r>
+        <w:t xml:space="preserve"> </w:t>
+      </w:r>
+      <w:r>
+        <w:t xml:space="preserve">known</w:t>
+      </w:r>
+      <w:r>
+        <w:t xml:space="preserve"> </w:t>
+      </w:r>
+      <w:r>
+        <w:t xml:space="preserve">structure,</w:t>
+      </w:r>
+      <w:r>
+        <w:t xml:space="preserve"> </w:t>
+      </w:r>
+      <w:r>
+        <w:t xml:space="preserve">DeSurv</w:t>
+      </w:r>
+      <w:r>
+        <w:t xml:space="preserve"> </w:t>
+      </w:r>
+      <w:r>
+        <w:t xml:space="preserve">recovered</w:t>
+      </w:r>
+      <w:r>
+        <w:t xml:space="preserve"> </w:t>
+      </w:r>
+      <w:r>
+        <w:t xml:space="preserve">prognostic</w:t>
+      </w:r>
+      <w:r>
+        <w:t xml:space="preserve"> </w:t>
+      </w:r>
+      <w:r>
+        <w:t xml:space="preserve">genes</w:t>
+      </w:r>
+      <w:r>
+        <w:t xml:space="preserve"> </w:t>
+      </w:r>
+      <w:r>
+        <w:t xml:space="preserve">more</w:t>
+      </w:r>
+      <w:r>
+        <w:t xml:space="preserve"> </w:t>
+      </w:r>
+      <w:r>
+        <w:t xml:space="preserve">accurately</w:t>
+      </w:r>
+      <w:r>
+        <w:t xml:space="preserve"> </w:t>
+      </w:r>
+      <w:r>
+        <w:t xml:space="preserve">when</w:t>
+      </w:r>
+      <w:r>
+        <w:t xml:space="preserve"> </w:t>
+      </w:r>
+      <w:r>
+        <w:t xml:space="preserve">survival</w:t>
+      </w:r>
+      <w:r>
+        <w:t xml:space="preserve"> </w:t>
+      </w:r>
+      <w:r>
+        <w:t xml:space="preserve">signal</w:t>
+      </w:r>
+      <w:r>
+        <w:t xml:space="preserve"> </w:t>
+      </w:r>
+      <w:r>
+        <w:t xml:space="preserve">contributed</w:t>
       </w:r>
       <w:r>
         <w:t xml:space="preserve"> </w:t>
@@ -227,7 +911,7 @@
         <w:t xml:space="preserve"> </w:t>
       </w:r>
       <w:r>
-        <w:t xml:space="preserve">transcriptomic</w:t>
+        <w:t xml:space="preserve">expression</w:t>
       </w:r>
       <w:r>
         <w:t xml:space="preserve"> </w:t>
@@ -235,768 +919,6 @@
       <w:r>
         <w:t xml:space="preserve">variation.</w:t>
       </w:r>
-      <w:r>
-        <w:t xml:space="preserve"> </w:t>
-      </w:r>
-      <w:r>
-        <w:t xml:space="preserve">We</w:t>
-      </w:r>
-      <w:r>
-        <w:t xml:space="preserve"> </w:t>
-      </w:r>
-      <w:r>
-        <w:t xml:space="preserve">developed</w:t>
-      </w:r>
-      <w:r>
-        <w:t xml:space="preserve"> </w:t>
-      </w:r>
-      <w:r>
-        <w:t xml:space="preserve">DeSurv,</w:t>
-      </w:r>
-      <w:r>
-        <w:t xml:space="preserve"> </w:t>
-      </w:r>
-      <w:r>
-        <w:t xml:space="preserve">a</w:t>
-      </w:r>
-      <w:r>
-        <w:t xml:space="preserve"> </w:t>
-      </w:r>
-      <w:r>
-        <w:t xml:space="preserve">survival-supervised</w:t>
-      </w:r>
-      <w:r>
-        <w:t xml:space="preserve"> </w:t>
-      </w:r>
-      <w:r>
-        <w:t xml:space="preserve">matrix</w:t>
-      </w:r>
-      <w:r>
-        <w:t xml:space="preserve"> </w:t>
-      </w:r>
-      <w:r>
-        <w:t xml:space="preserve">factorization</w:t>
-      </w:r>
-      <w:r>
-        <w:t xml:space="preserve"> </w:t>
-      </w:r>
-      <w:r>
-        <w:t xml:space="preserve">that</w:t>
-      </w:r>
-      <w:r>
-        <w:t xml:space="preserve"> </w:t>
-      </w:r>
-      <w:r>
-        <w:t xml:space="preserve">incorporates</w:t>
-      </w:r>
-      <w:r>
-        <w:t xml:space="preserve"> </w:t>
-      </w:r>
-      <w:r>
-        <w:t xml:space="preserve">patient</w:t>
-      </w:r>
-      <w:r>
-        <w:t xml:space="preserve"> </w:t>
-      </w:r>
-      <w:r>
-        <w:t xml:space="preserve">outcomes</w:t>
-      </w:r>
-      <w:r>
-        <w:t xml:space="preserve"> </w:t>
-      </w:r>
-      <w:r>
-        <w:t xml:space="preserve">into</w:t>
-      </w:r>
-      <w:r>
-        <w:t xml:space="preserve"> </w:t>
-      </w:r>
-      <w:r>
-        <w:t xml:space="preserve">gene-program</w:t>
-      </w:r>
-      <w:r>
-        <w:t xml:space="preserve"> </w:t>
-      </w:r>
-      <w:r>
-        <w:t xml:space="preserve">discovery</w:t>
-      </w:r>
-      <w:r>
-        <w:t xml:space="preserve"> </w:t>
-      </w:r>
-      <w:r>
-        <w:t xml:space="preserve">and</w:t>
-      </w:r>
-      <w:r>
-        <w:t xml:space="preserve"> </w:t>
-      </w:r>
-      <w:r>
-        <w:t xml:space="preserve">freezes</w:t>
-      </w:r>
-      <w:r>
-        <w:t xml:space="preserve"> </w:t>
-      </w:r>
-      <w:r>
-        <w:t xml:space="preserve">gene</w:t>
-      </w:r>
-      <w:r>
-        <w:t xml:space="preserve"> </w:t>
-      </w:r>
-      <w:r>
-        <w:t xml:space="preserve">weights</w:t>
-      </w:r>
-      <w:r>
-        <w:t xml:space="preserve"> </w:t>
-      </w:r>
-      <w:r>
-        <w:t xml:space="preserve">for</w:t>
-      </w:r>
-      <w:r>
-        <w:t xml:space="preserve"> </w:t>
-      </w:r>
-      <w:r>
-        <w:t xml:space="preserve">new</w:t>
-      </w:r>
-      <w:r>
-        <w:t xml:space="preserve"> </w:t>
-      </w:r>
-      <w:r>
-        <w:t xml:space="preserve">cohorts.</w:t>
-      </w:r>
-      <w:r>
-        <w:t xml:space="preserve"> </w:t>
-      </w:r>
-      <w:r>
-        <w:t xml:space="preserve">In</w:t>
-      </w:r>
-      <w:r>
-        <w:t xml:space="preserve"> </w:t>
-      </w:r>
-      <w:r>
-        <w:t xml:space="preserve">pooled</w:t>
-      </w:r>
-      <w:r>
-        <w:t xml:space="preserve"> </w:t>
-      </w:r>
-      <w:r>
-        <w:t xml:space="preserve">TCGA</w:t>
-      </w:r>
-      <w:r>
-        <w:t xml:space="preserve"> </w:t>
-      </w:r>
-      <w:r>
-        <w:t xml:space="preserve">and</w:t>
-      </w:r>
-      <w:r>
-        <w:t xml:space="preserve"> </w:t>
-      </w:r>
-      <w:r>
-        <w:t xml:space="preserve">CPTAC</w:t>
-      </w:r>
-      <w:r>
-        <w:t xml:space="preserve"> </w:t>
-      </w:r>
-      <w:r>
-        <w:t xml:space="preserve">cohorts,</w:t>
-      </w:r>
-      <w:r>
-        <w:t xml:space="preserve"> </w:t>
-      </w:r>
-      <w:r>
-        <w:t xml:space="preserve">DeSurv</w:t>
-      </w:r>
-      <w:r>
-        <w:t xml:space="preserve"> </w:t>
-      </w:r>
-      <w:r>
-        <w:t xml:space="preserve">recovered</w:t>
-      </w:r>
-      <w:r>
-        <w:t xml:space="preserve"> </w:t>
-      </w:r>
-      <w:r>
-        <w:t xml:space="preserve">a</w:t>
-      </w:r>
-      <w:r>
-        <w:t xml:space="preserve"> </w:t>
-      </w:r>
-      <w:r>
-        <w:t xml:space="preserve">three-program</w:t>
-      </w:r>
-      <w:r>
-        <w:t xml:space="preserve"> </w:t>
-      </w:r>
-      <w:r>
-        <w:t xml:space="preserve">tumor–stroma</w:t>
-      </w:r>
-      <w:r>
-        <w:t xml:space="preserve"> </w:t>
-      </w:r>
-      <w:r>
-        <w:t xml:space="preserve">architecture</w:t>
-      </w:r>
-      <w:r>
-        <w:t xml:space="preserve"> </w:t>
-      </w:r>
-      <w:r>
-        <w:t xml:space="preserve">whose</w:t>
-      </w:r>
-      <w:r>
-        <w:t xml:space="preserve"> </w:t>
-      </w:r>
-      <w:r>
-        <w:t xml:space="preserve">dominant</w:t>
-      </w:r>
-      <w:r>
-        <w:t xml:space="preserve"> </w:t>
-      </w:r>
-      <w:r>
-        <w:t xml:space="preserve">survival-aligned</w:t>
-      </w:r>
-      <w:r>
-        <w:t xml:space="preserve"> </w:t>
-      </w:r>
-      <w:r>
-        <w:t xml:space="preserve">program</w:t>
-      </w:r>
-      <w:r>
-        <w:t xml:space="preserve"> </w:t>
-      </w:r>
-      <w:r>
-        <w:t xml:space="preserve">(D1)</w:t>
-      </w:r>
-      <w:r>
-        <w:t xml:space="preserve"> </w:t>
-      </w:r>
-      <w:r>
-        <w:t xml:space="preserve">combined</w:t>
-      </w:r>
-      <w:r>
-        <w:t xml:space="preserve"> </w:t>
-      </w:r>
-      <w:r>
-        <w:t xml:space="preserve">classical-tumor</w:t>
-      </w:r>
-      <w:r>
-        <w:t xml:space="preserve"> </w:t>
-      </w:r>
-      <w:r>
-        <w:t xml:space="preserve">and</w:t>
-      </w:r>
-      <w:r>
-        <w:t xml:space="preserve"> </w:t>
-      </w:r>
-      <w:r>
-        <w:t xml:space="preserve">restCAF-like</w:t>
-      </w:r>
-      <w:r>
-        <w:t xml:space="preserve"> </w:t>
-      </w:r>
-      <w:r>
-        <w:t xml:space="preserve">stromal</w:t>
-      </w:r>
-      <w:r>
-        <w:t xml:space="preserve"> </w:t>
-      </w:r>
-      <w:r>
-        <w:t xml:space="preserve">features.</w:t>
-      </w:r>
-      <w:r>
-        <w:t xml:space="preserve"> </w:t>
-      </w:r>
-      <w:r>
-        <w:t xml:space="preserve">Applied</w:t>
-      </w:r>
-      <w:r>
-        <w:t xml:space="preserve"> </w:t>
-      </w:r>
-      <w:r>
-        <w:t xml:space="preserve">without</w:t>
-      </w:r>
-      <w:r>
-        <w:t xml:space="preserve"> </w:t>
-      </w:r>
-      <w:r>
-        <w:t xml:space="preserve">refitting</w:t>
-      </w:r>
-      <w:r>
-        <w:t xml:space="preserve"> </w:t>
-      </w:r>
-      <w:r>
-        <w:t xml:space="preserve">to</w:t>
-      </w:r>
-      <w:r>
-        <w:t xml:space="preserve"> </w:t>
-      </w:r>
-      <w:r>
-        <w:t xml:space="preserve">five</w:t>
-      </w:r>
-      <w:r>
-        <w:t xml:space="preserve"> </w:t>
-      </w:r>
-      <w:r>
-        <w:t xml:space="preserve">external</w:t>
-      </w:r>
-      <w:r>
-        <w:t xml:space="preserve"> </w:t>
-      </w:r>
-      <w:r>
-        <w:t xml:space="preserve">datasets</w:t>
-      </w:r>
-      <w:r>
-        <w:t xml:space="preserve"> </w:t>
-      </w:r>
-      <w:r>
-        <w:t xml:space="preserve">spanning</w:t>
-      </w:r>
-      <w:r>
-        <w:t xml:space="preserve"> </w:t>
-      </w:r>
-      <w:r>
-        <w:t xml:space="preserve">four</w:t>
-      </w:r>
-      <w:r>
-        <w:t xml:space="preserve"> </w:t>
-      </w:r>
-      <w:r>
-        <w:t xml:space="preserve">independent</w:t>
-      </w:r>
-      <w:r>
-        <w:t xml:space="preserve"> </w:t>
-      </w:r>
-      <w:r>
-        <w:t xml:space="preserve">cohorts,</w:t>
-      </w:r>
-      <w:r>
-        <w:t xml:space="preserve"> </w:t>
-      </w:r>
-      <w:r>
-        <w:t xml:space="preserve">the</w:t>
-      </w:r>
-      <w:r>
-        <w:t xml:space="preserve"> </w:t>
-      </w:r>
-      <w:r>
-        <w:t xml:space="preserve">frozen</w:t>
-      </w:r>
-      <w:r>
-        <w:t xml:space="preserve"> </w:t>
-      </w:r>
-      <w:r>
-        <w:t xml:space="preserve">risk</w:t>
-      </w:r>
-      <w:r>
-        <w:t xml:space="preserve"> </w:t>
-      </w:r>
-      <w:r>
-        <w:t xml:space="preserve">score</w:t>
-      </w:r>
-      <w:r>
-        <w:t xml:space="preserve"> </w:t>
-      </w:r>
-      <w:r>
-        <w:t xml:space="preserve">remained</w:t>
-      </w:r>
-      <w:r>
-        <w:t xml:space="preserve"> </w:t>
-      </w:r>
-      <w:r>
-        <w:t xml:space="preserve">prognostic</w:t>
-      </w:r>
-      <w:r>
-        <w:t xml:space="preserve"> </w:t>
-      </w:r>
-      <w:r>
-        <w:t xml:space="preserve">before</w:t>
-      </w:r>
-      <w:r>
-        <w:t xml:space="preserve"> </w:t>
-      </w:r>
-      <w:r>
-        <w:t xml:space="preserve">(HR</w:t>
-      </w:r>
-      <w:r>
-        <w:t xml:space="preserve"> </w:t>
-      </w:r>
-      <w:r>
-        <w:t xml:space="preserve">per</w:t>
-      </w:r>
-      <w:r>
-        <w:t xml:space="preserve"> </w:t>
-      </w:r>
-      <w:r>
-        <w:t xml:space="preserve">SD,</w:t>
-      </w:r>
-      <w:r>
-        <w:t xml:space="preserve"> </w:t>
-      </w:r>
-      <w:r>
-        <w:t xml:space="preserve">1.42;</w:t>
-      </w:r>
-      <w:r>
-        <w:t xml:space="preserve"> </w:t>
-      </w:r>
-      <w:r>
-        <w:t xml:space="preserve">95%</w:t>
-      </w:r>
-      <w:r>
-        <w:t xml:space="preserve"> </w:t>
-      </w:r>
-      <w:r>
-        <w:t xml:space="preserve">CI,</w:t>
-      </w:r>
-      <w:r>
-        <w:t xml:space="preserve"> </w:t>
-      </w:r>
-      <w:r>
-        <w:t xml:space="preserve">1.26–1.59)</w:t>
-      </w:r>
-      <w:r>
-        <w:t xml:space="preserve"> </w:t>
-      </w:r>
-      <w:r>
-        <w:t xml:space="preserve">and</w:t>
-      </w:r>
-      <w:r>
-        <w:t xml:space="preserve"> </w:t>
-      </w:r>
-      <w:r>
-        <w:t xml:space="preserve">after</w:t>
-      </w:r>
-      <w:r>
-        <w:t xml:space="preserve"> </w:t>
-      </w:r>
-      <w:r>
-        <w:t xml:space="preserve">PurIST</w:t>
-      </w:r>
-      <w:r>
-        <w:t xml:space="preserve"> </w:t>
-      </w:r>
-      <w:r>
-        <w:t xml:space="preserve">and</w:t>
-      </w:r>
-      <w:r>
-        <w:t xml:space="preserve"> </w:t>
-      </w:r>
-      <w:r>
-        <w:t xml:space="preserve">DeCAF</w:t>
-      </w:r>
-      <w:r>
-        <w:t xml:space="preserve"> </w:t>
-      </w:r>
-      <w:r>
-        <w:t xml:space="preserve">adjustment.</w:t>
-      </w:r>
-      <w:r>
-        <w:t xml:space="preserve"> </w:t>
-      </w:r>
-      <w:r>
-        <w:t xml:space="preserve">Unsupervised</w:t>
-      </w:r>
-      <w:r>
-        <w:t xml:space="preserve"> </w:t>
-      </w:r>
-      <w:r>
-        <w:t xml:space="preserve">factorization</w:t>
-      </w:r>
-      <w:r>
-        <w:t xml:space="preserve"> </w:t>
-      </w:r>
-      <w:r>
-        <w:t xml:space="preserve">matched</w:t>
-      </w:r>
-      <w:r>
-        <w:t xml:space="preserve"> </w:t>
-      </w:r>
-      <w:r>
-        <w:t xml:space="preserve">on</w:t>
-      </w:r>
-      <w:r>
-        <w:t xml:space="preserve"> </w:t>
-      </w:r>
-      <w:r>
-        <w:t xml:space="preserve">program</w:t>
-      </w:r>
-      <w:r>
-        <w:t xml:space="preserve"> </w:t>
-      </w:r>
-      <w:r>
-        <w:t xml:space="preserve">number</w:t>
-      </w:r>
-      <w:r>
-        <w:t xml:space="preserve"> </w:t>
-      </w:r>
-      <w:r>
-        <w:t xml:space="preserve">and</w:t>
-      </w:r>
-      <w:r>
-        <w:t xml:space="preserve"> </w:t>
-      </w:r>
-      <w:r>
-        <w:t xml:space="preserve">tuning</w:t>
-      </w:r>
-      <w:r>
-        <w:t xml:space="preserve"> </w:t>
-      </w:r>
-      <w:r>
-        <w:t xml:space="preserve">budget</w:t>
-      </w:r>
-      <w:r>
-        <w:t xml:space="preserve"> </w:t>
-      </w:r>
-      <w:r>
-        <w:t xml:space="preserve">did</w:t>
-      </w:r>
-      <w:r>
-        <w:t xml:space="preserve"> </w:t>
-      </w:r>
-      <w:r>
-        <w:t xml:space="preserve">not</w:t>
-      </w:r>
-      <w:r>
-        <w:t xml:space="preserve"> </w:t>
-      </w:r>
-      <w:r>
-        <w:t xml:space="preserve">recover</w:t>
-      </w:r>
-      <w:r>
-        <w:t xml:space="preserve"> </w:t>
-      </w:r>
-      <w:r>
-        <w:t xml:space="preserve">D1;</w:t>
-      </w:r>
-      <w:r>
-        <w:t xml:space="preserve"> </w:t>
-      </w:r>
-      <w:r>
-        <w:t xml:space="preserve">a</w:t>
-      </w:r>
-      <w:r>
-        <w:t xml:space="preserve"> </w:t>
-      </w:r>
-      <w:r>
-        <w:t xml:space="preserve">rank-optimized</w:t>
-      </w:r>
-      <w:r>
-        <w:t xml:space="preserve"> </w:t>
-      </w:r>
-      <w:r>
-        <w:t xml:space="preserve">unsupervised</w:t>
-      </w:r>
-      <w:r>
-        <w:t xml:space="preserve"> </w:t>
-      </w:r>
-      <w:r>
-        <w:t xml:space="preserve">control</w:t>
-      </w:r>
-      <w:r>
-        <w:t xml:space="preserve"> </w:t>
-      </w:r>
-      <w:r>
-        <w:t xml:space="preserve">recovered</w:t>
-      </w:r>
-      <w:r>
-        <w:t xml:space="preserve"> </w:t>
-      </w:r>
-      <w:r>
-        <w:t xml:space="preserve">comparable</w:t>
-      </w:r>
-      <w:r>
-        <w:t xml:space="preserve"> </w:t>
-      </w:r>
-      <w:r>
-        <w:t xml:space="preserve">prognostic</w:t>
-      </w:r>
-      <w:r>
-        <w:t xml:space="preserve"> </w:t>
-      </w:r>
-      <w:r>
-        <w:t xml:space="preserve">information</w:t>
-      </w:r>
-      <w:r>
-        <w:t xml:space="preserve"> </w:t>
-      </w:r>
-      <w:r>
-        <w:t xml:space="preserve">across</w:t>
-      </w:r>
-      <w:r>
-        <w:t xml:space="preserve"> </w:t>
-      </w:r>
-      <w:r>
-        <w:t xml:space="preserve">seven</w:t>
-      </w:r>
-      <w:r>
-        <w:t xml:space="preserve"> </w:t>
-      </w:r>
-      <w:r>
-        <w:t xml:space="preserve">factors.</w:t>
-      </w:r>
-      <w:r>
-        <w:t xml:space="preserve"> </w:t>
-      </w:r>
-      <w:r>
-        <w:t xml:space="preserve">In</w:t>
-      </w:r>
-      <w:r>
-        <w:t xml:space="preserve"> </w:t>
-      </w:r>
-      <w:r>
-        <w:t xml:space="preserve">simulations</w:t>
-      </w:r>
-      <w:r>
-        <w:t xml:space="preserve"> </w:t>
-      </w:r>
-      <w:r>
-        <w:t xml:space="preserve">with</w:t>
-      </w:r>
-      <w:r>
-        <w:t xml:space="preserve"> </w:t>
-      </w:r>
-      <w:r>
-        <w:t xml:space="preserve">known</w:t>
-      </w:r>
-      <w:r>
-        <w:t xml:space="preserve"> </w:t>
-      </w:r>
-      <w:r>
-        <w:t xml:space="preserve">structure,</w:t>
-      </w:r>
-      <w:r>
-        <w:t xml:space="preserve"> </w:t>
-      </w:r>
-      <w:r>
-        <w:t xml:space="preserve">DeSurv</w:t>
-      </w:r>
-      <w:r>
-        <w:t xml:space="preserve"> </w:t>
-      </w:r>
-      <w:r>
-        <w:t xml:space="preserve">recovered</w:t>
-      </w:r>
-      <w:r>
-        <w:t xml:space="preserve"> </w:t>
-      </w:r>
-      <w:r>
-        <w:t xml:space="preserve">prognostic</w:t>
-      </w:r>
-      <w:r>
-        <w:t xml:space="preserve"> </w:t>
-      </w:r>
-      <w:r>
-        <w:t xml:space="preserve">genes</w:t>
-      </w:r>
-      <w:r>
-        <w:t xml:space="preserve"> </w:t>
-      </w:r>
-      <w:r>
-        <w:t xml:space="preserve">more</w:t>
-      </w:r>
-      <w:r>
-        <w:t xml:space="preserve"> </w:t>
-      </w:r>
-      <w:r>
-        <w:t xml:space="preserve">accurately</w:t>
-      </w:r>
-      <w:r>
-        <w:t xml:space="preserve"> </w:t>
-      </w:r>
-      <w:r>
-        <w:t xml:space="preserve">when</w:t>
-      </w:r>
-      <w:r>
-        <w:t xml:space="preserve"> </w:t>
-      </w:r>
-      <w:r>
-        <w:t xml:space="preserve">survival</w:t>
-      </w:r>
-      <w:r>
-        <w:t xml:space="preserve"> </w:t>
-      </w:r>
-      <w:r>
-        <w:t xml:space="preserve">signal</w:t>
-      </w:r>
-      <w:r>
-        <w:t xml:space="preserve"> </w:t>
-      </w:r>
-      <w:r>
-        <w:t xml:space="preserve">contributed</w:t>
-      </w:r>
-      <w:r>
-        <w:t xml:space="preserve"> </w:t>
-      </w:r>
-      <w:r>
-        <w:t xml:space="preserve">little</w:t>
-      </w:r>
-      <w:r>
-        <w:t xml:space="preserve"> </w:t>
-      </w:r>
-      <w:r>
-        <w:t xml:space="preserve">expression</w:t>
-      </w:r>
-      <w:r>
-        <w:t xml:space="preserve"> </w:t>
-      </w:r>
-      <w:r>
-        <w:t xml:space="preserve">variation.</w:t>
-      </w:r>
-      <w:r>
-        <w:t xml:space="preserve"> </w:t>
-      </w:r>
-      <w:r>
-        <w:t xml:space="preserve">Survival</w:t>
-      </w:r>
-      <w:r>
-        <w:t xml:space="preserve"> </w:t>
-      </w:r>
-      <w:r>
-        <w:t xml:space="preserve">supervision</w:t>
-      </w:r>
-      <w:r>
-        <w:t xml:space="preserve"> </w:t>
-      </w:r>
-      <w:r>
-        <w:t xml:space="preserve">offers</w:t>
-      </w:r>
-      <w:r>
-        <w:t xml:space="preserve"> </w:t>
-      </w:r>
-      <w:r>
-        <w:t xml:space="preserve">a</w:t>
-      </w:r>
-      <w:r>
-        <w:t xml:space="preserve"> </w:t>
-      </w:r>
-      <w:r>
-        <w:t xml:space="preserve">route</w:t>
-      </w:r>
-      <w:r>
-        <w:t xml:space="preserve"> </w:t>
-      </w:r>
-      <w:r>
-        <w:t xml:space="preserve">to</w:t>
-      </w:r>
-      <w:r>
-        <w:t xml:space="preserve"> </w:t>
-      </w:r>
-      <w:r>
-        <w:t xml:space="preserve">prognostically</w:t>
-      </w:r>
-      <w:r>
-        <w:t xml:space="preserve"> </w:t>
-      </w:r>
-      <w:r>
-        <w:t xml:space="preserve">relevant,</w:t>
-      </w:r>
-      <w:r>
-        <w:t xml:space="preserve"> </w:t>
-      </w:r>
-      <w:r>
-        <w:t xml:space="preserve">interpretable</w:t>
-      </w:r>
-      <w:r>
-        <w:t xml:space="preserve"> </w:t>
-      </w:r>
-      <w:r>
-        <w:t xml:space="preserve">programs.</w:t>
-      </w:r>
     </w:p>
     <w:p>
       <w:pPr>
@@ -1015,7 +937,7 @@
         </w:r>
       </w:hyperlink>
       <w:r>
-        <w:t xml:space="preserve">. Its clinical heterogeneity reflects variation in both malignant cells and the surrounding microenvironment. Bulk transcriptomic studies have identified clinically relevant malignant and stromal states in PDAC: basal-like and classical tumor programs</w:t>
+        <w:t xml:space="preserve">, and its clinical heterogeneity reflects variation in both malignant cells and the surrounding microenvironment. Bulk transcriptomic studies have identified clinically relevant malignant and stromal states in PDAC, including basal-like and classical tumor programs</w:t>
       </w:r>
       <w:hyperlink w:anchor="ref-collisson2011subtypes">
         <w:r>
@@ -1042,7 +964,10 @@
         </w:r>
       </w:hyperlink>
       <w:r>
-        <w:t xml:space="preserve">, and, from single-cell-informed analyses, tumor-promoting proCAF and tumor-restraining restCAF stromal programs</w:t>
+        <w:t xml:space="preserve"> </w:t>
+      </w:r>
+      <w:r>
+        <w:t xml:space="preserve">and, from single-cell-informed analyses, tumor-promoting proCAF and tumor-restraining restCAF stromal programs</w:t>
       </w:r>
       <w:hyperlink w:anchor="ref-peng2024determination">
         <w:r>
@@ -1081,7 +1006,7 @@
         </w:r>
       </w:hyperlink>
       <w:r>
-        <w:t xml:space="preserve">. Expression-defined programs can be evaluated against survival after discovery</w:t>
+        <w:t xml:space="preserve">. Most transcriptomic programs in PDAC have been defined from expression patterns and only subsequently related to outcome</w:t>
       </w:r>
       <w:hyperlink w:anchor="ref-collisson2011subtypes">
         <w:r>
@@ -1108,7 +1033,7 @@
         </w:r>
       </w:hyperlink>
       <w:r>
-        <w:t xml:space="preserve">. Whether allowing survival to shape program definitions can identify a tumor–stroma program that provides prognostic information beyond established classifications remains unclear. Such programs could provide candidates for prognostic assays and trial stratification, while identifying genes and biological processes for further investigation.</w:t>
+        <w:t xml:space="preserve">. It remains unclear whether using survival information during discovery can characterize programs that add prognostic information beyond established classifications. Such programs could support prognostic assay development and trial stratification, while highlighting genes and biological processes for downstream validation and clinical application.</w:t>
       </w:r>
     </w:p>
     <w:p>
@@ -1116,7 +1041,7 @@
         <w:pStyle w:val="BodyText"/>
       </w:pPr>
       <w:r>
-        <w:t xml:space="preserve">Addressing this question requires large cohorts with survival-annotated transcriptomic data, which in PDAC are still derived primarily from bulk profiling</w:t>
+        <w:t xml:space="preserve">Addressing this question often requires large cohorts with survival-annotated transcriptomic data, which in PDAC are still derived primarily from bulk profiling</w:t>
       </w:r>
       <w:hyperlink w:anchor="ref-aung2018compass">
         <w:r>
@@ -1140,7 +1065,49 @@
         </w:r>
       </w:hyperlink>
       <w:r>
-        <w:t xml:space="preserve">. Nonnegative matrix factorization (NMF) and related deconvolution methods separate these composite profiles into interpretable gene programs, defined as weighted sets of co-varying genes that together form a representation of the tumor transcriptome</w:t>
+        <w:t xml:space="preserve">. Nonnegative matrix factorization (NMF) and related deconvolution methods represent these composite profiles as combinations of gene programs, defined by weighted sets of co-varying genes that together form a representation of the tumor transcriptome, alongside sample-specific program usage indicating how strongly each program contributes to each tumor. In PDAC, these approaches have supported molecular subtype discovery and subsequent single-sample classification</w:t>
+      </w:r>
+      <w:hyperlink w:anchor="ref-collisson2011subtypes">
+        <w:r>
+          <w:rPr>
+            <w:rStyle w:val="Hyperlink"/>
+            <w:vertAlign w:val="superscript"/>
+          </w:rPr>
+          <w:t xml:space="preserve">2</w:t>
+        </w:r>
+      </w:hyperlink>
+      <w:r>
+        <w:rPr>
+          <w:vertAlign w:val="superscript"/>
+        </w:rPr>
+        <w:t xml:space="preserve">,</w:t>
+      </w:r>
+      <w:hyperlink w:anchor="ref-rashid2020purity">
+        <w:r>
+          <w:rPr>
+            <w:rStyle w:val="Hyperlink"/>
+            <w:vertAlign w:val="superscript"/>
+          </w:rPr>
+          <w:t xml:space="preserve">4</w:t>
+        </w:r>
+      </w:hyperlink>
+      <w:r>
+        <w:rPr>
+          <w:vertAlign w:val="superscript"/>
+        </w:rPr>
+        <w:t xml:space="preserve">,</w:t>
+      </w:r>
+      <w:hyperlink w:anchor="ref-Bailey2016">
+        <w:r>
+          <w:rPr>
+            <w:rStyle w:val="Hyperlink"/>
+            <w:vertAlign w:val="superscript"/>
+          </w:rPr>
+          <w:t xml:space="preserve">9</w:t>
+        </w:r>
+      </w:hyperlink>
+      <w:r>
+        <w:t xml:space="preserve">, virtual microdissection of tumor- and stroma-specific expression</w:t>
       </w:r>
       <w:hyperlink w:anchor="ref-moffitt2015virtual">
         <w:r>
@@ -1152,12 +1119,24 @@
         </w:r>
       </w:hyperlink>
       <w:r>
+        <w:t xml:space="preserve">, and compartment-specific tumor–stroma characterization</w:t>
+      </w:r>
+      <w:hyperlink w:anchor="ref-peng2024determination">
+        <w:r>
+          <w:rPr>
+            <w:rStyle w:val="Hyperlink"/>
+            <w:vertAlign w:val="superscript"/>
+          </w:rPr>
+          <w:t xml:space="preserve">5</w:t>
+        </w:r>
+      </w:hyperlink>
+      <w:r>
         <w:rPr>
           <w:vertAlign w:val="superscript"/>
         </w:rPr>
         <w:t xml:space="preserve">,</w:t>
       </w:r>
-      <w:hyperlink w:anchor="ref-lee1999learning">
+      <w:hyperlink w:anchor="ref-peng2019novo">
         <w:r>
           <w:rPr>
             <w:rStyle w:val="Hyperlink"/>
@@ -1167,22 +1146,146 @@
         </w:r>
       </w:hyperlink>
       <w:r>
+        <w:t xml:space="preserve">. Incorporating survival into program discovery could instead resolve prognostic signal into distinct gene programs, helping identify the biological processes associated with outcome and whether those same programs recur across independent cohorts.</w:t>
+      </w:r>
+    </w:p>
+    <w:p>
+      <w:pPr>
+        <w:pStyle w:val="BodyText"/>
+      </w:pPr>
+      <w:r>
+        <w:t xml:space="preserve">Standard NMF learns gene-program weights and sample-specific program usage by minimizing reconstruction error, the mismatch between the measured expression matrix and the expression reconstructed from the product of those program weights and usages. Such reconstruction-driven criteria favor patterns that capture prominent expression variation regardless of their relevance to patient survival</w:t>
+      </w:r>
+      <w:hyperlink w:anchor="ref-bair2004semi">
+        <w:r>
+          <w:rPr>
+            <w:rStyle w:val="Hyperlink"/>
+            <w:vertAlign w:val="superscript"/>
+          </w:rPr>
+          <w:t xml:space="preserve">13</w:t>
+        </w:r>
+      </w:hyperlink>
+      <w:r>
         <w:rPr>
           <w:vertAlign w:val="superscript"/>
         </w:rPr>
+        <w:t xml:space="preserve">,</w:t>
+      </w:r>
+      <w:hyperlink w:anchor="ref-cook2007fisher">
+        <w:r>
+          <w:rPr>
+            <w:rStyle w:val="Hyperlink"/>
+            <w:vertAlign w:val="superscript"/>
+          </w:rPr>
+          <w:t xml:space="preserve">14</w:t>
+        </w:r>
+      </w:hyperlink>
+      <w:r>
+        <w:t xml:space="preserve">. This is particularly important in PDAC, where bulk tumors contain substantial stromal, exocrine, and other non-malignant signals that can dominate transcriptomic variation and obscure less prominent but prognostically relevant programs</w:t>
+      </w:r>
+      <w:hyperlink w:anchor="ref-rashid2020purity">
+        <w:r>
+          <w:rPr>
+            <w:rStyle w:val="Hyperlink"/>
+            <w:vertAlign w:val="superscript"/>
+          </w:rPr>
+          <w:t xml:space="preserve">4</w:t>
+        </w:r>
+      </w:hyperlink>
+      <w:r>
+        <w:rPr>
+          <w:vertAlign w:val="superscript"/>
+        </w:rPr>
+        <w:t xml:space="preserve">,</w:t>
+      </w:r>
+      <w:hyperlink w:anchor="ref-peng2024determination">
+        <w:r>
+          <w:rPr>
+            <w:rStyle w:val="Hyperlink"/>
+            <w:vertAlign w:val="superscript"/>
+          </w:rPr>
+          <w:t xml:space="preserve">5</w:t>
+        </w:r>
+      </w:hyperlink>
+      <w:r>
+        <w:rPr>
+          <w:vertAlign w:val="superscript"/>
+        </w:rPr>
+        <w:t xml:space="preserve">,</w:t>
+      </w:r>
+      <w:hyperlink w:anchor="ref-torrehealy2023pdacr">
+        <w:r>
+          <w:rPr>
+            <w:rStyle w:val="Hyperlink"/>
+            <w:vertAlign w:val="superscript"/>
+          </w:rPr>
+          <w:t xml:space="preserve">15</w:t>
+        </w:r>
+      </w:hyperlink>
+      <w:r>
+        <w:rPr>
+          <w:vertAlign w:val="superscript"/>
+        </w:rPr>
+        <w:t xml:space="preserve">,</w:t>
+      </w:r>
+      <w:hyperlink w:anchor="ref-aran2015systematic">
+        <w:r>
+          <w:rPr>
+            <w:rStyle w:val="Hyperlink"/>
+            <w:vertAlign w:val="superscript"/>
+          </w:rPr>
+          <w:t xml:space="preserve">16</w:t>
+        </w:r>
+      </w:hyperlink>
+      <w:r>
+        <w:t xml:space="preserve">.</w:t>
+      </w:r>
+    </w:p>
+    <w:p>
+      <w:pPr>
+        <w:pStyle w:val="BodyText"/>
+      </w:pPr>
+      <w:r>
+        <w:t xml:space="preserve">Because NMF decompositions are not unique, different solutions can reconstruct the same expression data comparably well while defining the underlying gene programs differently</w:t>
+      </w:r>
+      <w:hyperlink w:anchor="ref-donoho2004nmf">
+        <w:r>
+          <w:rPr>
+            <w:rStyle w:val="Hyperlink"/>
+            <w:vertAlign w:val="superscript"/>
+          </w:rPr>
+          <w:t xml:space="preserve">17</w:t>
+        </w:r>
+      </w:hyperlink>
+      <w:r>
+        <w:rPr>
+          <w:vertAlign w:val="superscript"/>
+        </w:rPr>
         <w:t xml:space="preserve">–</w:t>
       </w:r>
-      <w:hyperlink w:anchor="ref-peng2019novo">
+      <w:hyperlink w:anchor="ref-gillis2014nmf">
         <w:r>
           <w:rPr>
             <w:rStyle w:val="Hyperlink"/>
             <w:vertAlign w:val="superscript"/>
           </w:rPr>
-          <w:t xml:space="preserve">14</w:t>
+          <w:t xml:space="preserve">19</w:t>
         </w:r>
       </w:hyperlink>
       <w:r>
-        <w:t xml:space="preserve">. In PDAC, these approaches have supported molecular subtype discovery and subsequent single-sample classification</w:t>
+        <w:t xml:space="preserve">. This ambiguity may contribute to the variation among proposed unsupervised PDAC subtype taxonomies</w:t>
+      </w:r>
+      <w:hyperlink w:anchor="ref-lautizi2022pancreatic">
+        <w:r>
+          <w:rPr>
+            <w:rStyle w:val="Hyperlink"/>
+            <w:vertAlign w:val="superscript"/>
+          </w:rPr>
+          <w:t xml:space="preserve">20</w:t>
+        </w:r>
+      </w:hyperlink>
+      <w:r>
+        <w:t xml:space="preserve">. The basal-like/classical dichotomy itself emerged through roughly a decade of iterative subtyping, virtual microdissection, independent cohorts, single-cell analyses and prospective clinical profiling</w:t>
       </w:r>
       <w:hyperlink w:anchor="ref-collisson2011subtypes">
         <w:r>
@@ -1197,8 +1300,89 @@
         <w:rPr>
           <w:vertAlign w:val="superscript"/>
         </w:rPr>
+        <w:t xml:space="preserve">–</w:t>
+      </w:r>
+      <w:hyperlink w:anchor="ref-rashid2020purity">
+        <w:r>
+          <w:rPr>
+            <w:rStyle w:val="Hyperlink"/>
+            <w:vertAlign w:val="superscript"/>
+          </w:rPr>
+          <w:t xml:space="preserve">4</w:t>
+        </w:r>
+      </w:hyperlink>
+      <w:r>
+        <w:rPr>
+          <w:vertAlign w:val="superscript"/>
+        </w:rPr>
         <w:t xml:space="preserve">,</w:t>
       </w:r>
+      <w:hyperlink w:anchor="ref-werba2023single">
+        <w:r>
+          <w:rPr>
+            <w:rStyle w:val="Hyperlink"/>
+            <w:vertAlign w:val="superscript"/>
+          </w:rPr>
+          <w:t xml:space="preserve">8</w:t>
+        </w:r>
+      </w:hyperlink>
+      <w:r>
+        <w:rPr>
+          <w:vertAlign w:val="superscript"/>
+        </w:rPr>
+        <w:t xml:space="preserve">,</w:t>
+      </w:r>
+      <w:hyperlink w:anchor="ref-aung2018compass">
+        <w:r>
+          <w:rPr>
+            <w:rStyle w:val="Hyperlink"/>
+            <w:vertAlign w:val="superscript"/>
+          </w:rPr>
+          <w:t xml:space="preserve">10</w:t>
+        </w:r>
+      </w:hyperlink>
+      <w:r>
+        <w:t xml:space="preserve">, and comparable refinement of stromal CAF subtypes is ongoing</w:t>
+      </w:r>
+      <w:hyperlink w:anchor="ref-peng2024determination">
+        <w:r>
+          <w:rPr>
+            <w:rStyle w:val="Hyperlink"/>
+            <w:vertAlign w:val="superscript"/>
+          </w:rPr>
+          <w:t xml:space="preserve">5</w:t>
+        </w:r>
+      </w:hyperlink>
+      <w:r>
+        <w:t xml:space="preserve">. Existing survival-supervised models such as penalized Cox regression and supervised principal components generally identify outcome-associated genes or linear combinations of genes rather than decomposing expression into interpretable gene programs</w:t>
+      </w:r>
+      <w:hyperlink w:anchor="ref-bair2004semi">
+        <w:r>
+          <w:rPr>
+            <w:rStyle w:val="Hyperlink"/>
+            <w:vertAlign w:val="superscript"/>
+          </w:rPr>
+          <w:t xml:space="preserve">13</w:t>
+        </w:r>
+      </w:hyperlink>
+      <w:r>
+        <w:rPr>
+          <w:vertAlign w:val="superscript"/>
+        </w:rPr>
+        <w:t xml:space="preserve">,</w:t>
+      </w:r>
+      <w:hyperlink w:anchor="ref-simon2011regularization">
+        <w:r>
+          <w:rPr>
+            <w:rStyle w:val="Hyperlink"/>
+            <w:vertAlign w:val="superscript"/>
+          </w:rPr>
+          <w:t xml:space="preserve">21</w:t>
+        </w:r>
+      </w:hyperlink>
+      <w:r>
+        <w:t xml:space="preserve">. This distinction is particularly relevant in PDAC, where malignant and stromal gene programs underlie established molecular subtypes</w:t>
+      </w:r>
       <w:hyperlink w:anchor="ref-rashid2020purity">
         <w:r>
           <w:rPr>
@@ -1214,72 +1398,286 @@
         </w:rPr>
         <w:t xml:space="preserve">,</w:t>
       </w:r>
-      <w:hyperlink w:anchor="ref-Bailey2016">
+      <w:hyperlink w:anchor="ref-peng2024determination">
         <w:r>
           <w:rPr>
             <w:rStyle w:val="Hyperlink"/>
             <w:vertAlign w:val="superscript"/>
           </w:rPr>
-          <w:t xml:space="preserve">9</w:t>
+          <w:t xml:space="preserve">5</w:t>
         </w:r>
       </w:hyperlink>
       <w:r>
-        <w:t xml:space="preserve">, virtual microdissection of tumor- and stroma-specific expression</w:t>
-      </w:r>
-      <w:hyperlink w:anchor="ref-moffitt2015virtual">
+        <w:t xml:space="preserve">.</w:t>
+      </w:r>
+    </w:p>
+    <w:p>
+      <w:pPr>
+        <w:pStyle w:val="BodyText"/>
+      </w:pPr>
+      <w:r>
+        <w:t xml:space="preserve">Here, we present DeSurv, a survival-supervised matrix factorization framework that integrates NMF with Cox regression, allowing survival information to influence gene-program discovery while retaining a decomposed representation of the transcriptome. Because the factorization is sensitive to initialization, solutions from many independent restarts are aggregated to initialize a final fit. The resulting gene weights are then held fixed, or frozen, so that the same learned programs can be evaluated in external cohorts without refitting the representation.</w:t>
+      </w:r>
+    </w:p>
+    <w:p>
+      <w:pPr>
+        <w:pStyle w:val="BodyText"/>
+      </w:pPr>
+      <w:r>
+        <w:t xml:space="preserve">We evaluate DeSurv in PDAC by comparing the resulting representation with unsupervised NMF at matched and higher rank, where rank is the number of programs the factorization extracts, and with conventional supervised survival models such as penalized Cox regression and supervised principal components (Supplementary Table [tab:architecture]). We then evaluate the clinical relevance of the learned programs in independent cohorts and ask whether they retain prognostic information beyond established PDAC classifiers. Simulations in which the true underlying (latent) programs are known characterize the conditions under which incorporating survival into factorization improves recovery of prognostic structure.</w:t>
+      </w:r>
+    </w:p>
+    <w:bookmarkStart w:id="42" w:name="results"/>
+    <w:p>
+      <w:pPr>
+        <w:pStyle w:val="Heading1"/>
+      </w:pPr>
+      <w:r>
+        <w:t xml:space="preserve">Results</w:t>
+      </w:r>
+    </w:p>
+    <w:bookmarkStart w:id="23" w:name="X20ee7d05d1e1569da8d1832bf95c1184a6e3459"/>
+    <w:p>
+      <w:pPr>
+        <w:pStyle w:val="Heading2"/>
+      </w:pPr>
+      <w:r>
+        <w:t xml:space="preserve">DeSurv directly incorporates survival information into gene program discovery</w:t>
+      </w:r>
+    </w:p>
+    <w:p>
+      <w:pPr>
+        <w:pStyle w:val="FirstParagraph"/>
+      </w:pPr>
+      <w:r>
+        <w:t xml:space="preserve">DeSurv jointly factorizes the tumor transcriptome into gene programs and sample-specific program usage while incorporating association with patient survival into the learning objective. A supervision parameter</w:t>
+      </w:r>
+      <w:r>
+        <w:t xml:space="preserve"> </w:t>
+      </w:r>
+      <m:oMath>
+        <m:r>
+          <m:t>α</m:t>
+        </m:r>
+      </m:oMath>
+      <w:r>
+        <w:t xml:space="preserve"> </w:t>
+      </w:r>
+      <w:r>
+        <w:t xml:space="preserve">controls the influence of survival, with</w:t>
+      </w:r>
+      <w:r>
+        <w:t xml:space="preserve"> </w:t>
+      </w:r>
+      <m:oMath>
+        <m:r>
+          <m:t>α</m:t>
+        </m:r>
+        <m:r>
+          <m:rPr>
+            <m:sty m:val="p"/>
+          </m:rPr>
+          <m:t>=</m:t>
+        </m:r>
+        <m:r>
+          <m:t>0</m:t>
+        </m:r>
+      </m:oMath>
+      <w:r>
+        <w:t xml:space="preserve"> </w:t>
+      </w:r>
+      <w:r>
+        <w:t xml:space="preserve">reducing the model to a purely reconstruction-driven factorization, while the rank</w:t>
+      </w:r>
+      <w:r>
+        <w:t xml:space="preserve"> </w:t>
+      </w:r>
+      <m:oMath>
+        <m:r>
+          <m:t>k</m:t>
+        </m:r>
+      </m:oMath>
+      <w:r>
+        <w:t xml:space="preserve"> </w:t>
+      </w:r>
+      <w:r>
+        <w:t xml:space="preserve">sets the number of programs extracted (Fig. [fig:schema]a; Methods). During fitting, DeSurv estimates gene-program weights, sample-specific program usage, and Cox coefficients. After training, the gene-program weights are fixed, allowing the same learned programs to be evaluated in new cohorts without refitting the representation.</w:t>
+      </w:r>
+    </w:p>
+    <w:p>
+      <w:pPr>
+        <w:pStyle w:val="BodyText"/>
+      </w:pPr>
+      <w:r>
+        <w:t xml:space="preserve">We trained DeSurv in pooled TCGA and CPTAC PDAC cohorts</w:t>
+      </w:r>
+      <w:hyperlink w:anchor="ref-raphael2017integrated">
         <w:r>
           <w:rPr>
             <w:rStyle w:val="Hyperlink"/>
             <w:vertAlign w:val="superscript"/>
           </w:rPr>
-          <w:t xml:space="preserve">3</w:t>
+          <w:t xml:space="preserve">22</w:t>
         </w:r>
       </w:hyperlink>
       <w:r>
-        <w:t xml:space="preserve">, and compartment-specific tumor–stroma characterization</w:t>
-      </w:r>
-      <w:hyperlink w:anchor="ref-peng2024determination">
+        <w:rPr>
+          <w:vertAlign w:val="superscript"/>
+        </w:rPr>
+        <w:t xml:space="preserve">,</w:t>
+      </w:r>
+      <w:hyperlink w:anchor="ref-cao2021proteogenomic">
         <w:r>
           <w:rPr>
             <w:rStyle w:val="Hyperlink"/>
             <w:vertAlign w:val="superscript"/>
           </w:rPr>
-          <w:t xml:space="preserve">5</w:t>
+          <w:t xml:space="preserve">23</w:t>
         </w:r>
       </w:hyperlink>
       <w:r>
+        <w:t xml:space="preserve"> </w:t>
+      </w:r>
+      <w:r>
+        <w:t xml:space="preserve">(</w:t>
+      </w:r>
+      <m:oMath>
+        <m:r>
+          <m:t>n</m:t>
+        </m:r>
+        <m:r>
+          <m:rPr>
+            <m:sty m:val="p"/>
+          </m:rPr>
+          <m:t>=</m:t>
+        </m:r>
+        <m:r>
+          <m:t>273</m:t>
+        </m:r>
+      </m:oMath>
+      <w:r>
+        <w:t xml:space="preserve">, 139 events). Hyperparameters were selected by Bayesian optimization</w:t>
+      </w:r>
+      <w:hyperlink w:anchor="ref-snoek2012practical">
+        <w:r>
+          <w:rPr>
+            <w:rStyle w:val="Hyperlink"/>
+            <w:vertAlign w:val="superscript"/>
+          </w:rPr>
+          <w:t xml:space="preserve">24</w:t>
+        </w:r>
+      </w:hyperlink>
+      <w:r>
         <w:rPr>
           <w:vertAlign w:val="superscript"/>
         </w:rPr>
         <w:t xml:space="preserve">,</w:t>
       </w:r>
-      <w:hyperlink w:anchor="ref-peng2019novo">
+      <w:hyperlink w:anchor="ref-shahriari2016taking">
         <w:r>
           <w:rPr>
             <w:rStyle w:val="Hyperlink"/>
             <w:vertAlign w:val="superscript"/>
           </w:rPr>
-          <w:t xml:space="preserve">14</w:t>
+          <w:t xml:space="preserve">25</w:t>
         </w:r>
       </w:hyperlink>
       <w:r>
-        <w:t xml:space="preserve">. When predefined signatures are applied unchanged to a bulk cohort, survival can be used to assess their prognostic relevance but does not alter their gene definitions during that application. The challenge is therefore to let survival shape the programs as they are learned, to retain a decomposed representation rather than only a risk score, and to test those same programs, unchanged, across independent studies.</w:t>
-      </w:r>
-    </w:p>
-    <w:p>
-      <w:pPr>
-        <w:pStyle w:val="BodyText"/>
-      </w:pPr>
-      <w:r>
-        <w:t xml:space="preserve">Standard NMF learns gene programs by minimizing reconstruction error, the mismatch between the measured expression matrix and its approximation rebuilt from the programs. Such reconstruction-driven criteria favor patterns that capture prominent expression variation regardless of their relevance to patient survival</w:t>
-      </w:r>
-      <w:hyperlink w:anchor="ref-bair2004semi">
+        <w:t xml:space="preserve">, a sequential search algorithm that proposes each new setting based on the results of previous ones to optimize a prespecified objective, here cross-validated concordance (the C-index, the probability that the model ranks a pair of patients in the correct survival order; Methods). Concordance favored intermediate survival supervision over the unsupervised</w:t>
+      </w:r>
+      <w:r>
+        <w:t xml:space="preserve"> </w:t>
+      </w:r>
+      <m:oMath>
+        <m:r>
+          <m:t>α</m:t>
+        </m:r>
+        <m:r>
+          <m:rPr>
+            <m:sty m:val="p"/>
+          </m:rPr>
+          <m:t>=</m:t>
+        </m:r>
+        <m:r>
+          <m:t>0</m:t>
+        </m:r>
+      </m:oMath>
+      <w:r>
+        <w:t xml:space="preserve"> </w:t>
+      </w:r>
+      <w:r>
+        <w:t xml:space="preserve">boundary but changed little across ranks (Supplementary Figs. [fig:fig-si-bo-tuning] and [fig:fig-cindex-by-k]). We therefore applied the one-standard-error rule, selecting the most parsimonious model within one standard error of the best and yielding</w:t>
+      </w:r>
+      <w:r>
+        <w:t xml:space="preserve"> </w:t>
+      </w:r>
+      <m:oMath>
+        <m:r>
+          <m:t>k</m:t>
+        </m:r>
+        <m:r>
+          <m:rPr>
+            <m:sty m:val="p"/>
+          </m:rPr>
+          <m:t>=</m:t>
+        </m:r>
+        <m:r>
+          <m:t>3</m:t>
+        </m:r>
+      </m:oMath>
+      <w:r>
+        <w:t xml:space="preserve">. The remaining hyperparameters, including</w:t>
+      </w:r>
+      <w:r>
+        <w:t xml:space="preserve"> </w:t>
+      </w:r>
+      <m:oMath>
+        <m:r>
+          <m:t>α</m:t>
+        </m:r>
+        <m:r>
+          <m:rPr>
+            <m:sty m:val="p"/>
+          </m:rPr>
+          <m:t>=</m:t>
+        </m:r>
+        <m:r>
+          <m:t>0.334</m:t>
+        </m:r>
+      </m:oMath>
+      <w:r>
+        <w:t xml:space="preserve">, were retained from the best observed configuration, which had rank</w:t>
+      </w:r>
+      <w:r>
+        <w:t xml:space="preserve"> </w:t>
+      </w:r>
+      <m:oMath>
+        <m:r>
+          <m:t>k</m:t>
+        </m:r>
+        <m:r>
+          <m:rPr>
+            <m:sty m:val="p"/>
+          </m:rPr>
+          <m:t>=</m:t>
+        </m:r>
+        <m:r>
+          <m:t>7</m:t>
+        </m:r>
+      </m:oMath>
+      <w:r>
+        <w:t xml:space="preserve"> </w:t>
+      </w:r>
+      <w:r>
+        <w:t xml:space="preserve">(Fig. [fig:schema]b; Methods; Supplementary Information, Bayesian Optimization). In contrast, standard unsupervised rank criteria (reconstruction residuals, cophenetic correlation and silhouette width</w:t>
+      </w:r>
+      <w:hyperlink w:anchor="ref-brunet2004metagenes">
         <w:r>
           <w:rPr>
             <w:rStyle w:val="Hyperlink"/>
             <w:vertAlign w:val="superscript"/>
           </w:rPr>
-          <w:t xml:space="preserve">15</w:t>
+          <w:t xml:space="preserve">26</w:t>
         </w:r>
       </w:hyperlink>
       <w:r>
@@ -1288,548 +1686,25 @@
         </w:rPr>
         <w:t xml:space="preserve">,</w:t>
       </w:r>
-      <w:hyperlink w:anchor="ref-cook2007fisher">
+      <w:hyperlink w:anchor="ref-frigyesi2008nmf">
         <w:r>
           <w:rPr>
             <w:rStyle w:val="Hyperlink"/>
             <w:vertAlign w:val="superscript"/>
           </w:rPr>
-          <w:t xml:space="preserve">16</w:t>
+          <w:t xml:space="preserve">27</w:t>
         </w:r>
       </w:hyperlink>
       <w:r>
-        <w:t xml:space="preserve">. This is particularly important in PDAC, where bulk tumors contain substantial stromal, exocrine, and other non-malignant signals that can dominate transcriptomic variation and obscure less prominent but prognostically relevant programs</w:t>
-      </w:r>
-      <w:hyperlink w:anchor="ref-rashid2020purity">
+        <w:t xml:space="preserve">) gave conflicting rank choices in the same data (Supplementary Fig. [fig:fig-nmf-diagnostics]), echoing the cross-study instability of unsupervised PDAC subtype taxonomies</w:t>
+      </w:r>
+      <w:hyperlink w:anchor="ref-lautizi2022pancreatic">
         <w:r>
           <w:rPr>
             <w:rStyle w:val="Hyperlink"/>
             <w:vertAlign w:val="superscript"/>
           </w:rPr>
-          <w:t xml:space="preserve">4</w:t>
-        </w:r>
-      </w:hyperlink>
-      <w:r>
-        <w:rPr>
-          <w:vertAlign w:val="superscript"/>
-        </w:rPr>
-        <w:t xml:space="preserve">,</w:t>
-      </w:r>
-      <w:hyperlink w:anchor="ref-peng2024determination">
-        <w:r>
-          <w:rPr>
-            <w:rStyle w:val="Hyperlink"/>
-            <w:vertAlign w:val="superscript"/>
-          </w:rPr>
-          <w:t xml:space="preserve">5</w:t>
-        </w:r>
-      </w:hyperlink>
-      <w:r>
-        <w:rPr>
-          <w:vertAlign w:val="superscript"/>
-        </w:rPr>
-        <w:t xml:space="preserve">,</w:t>
-      </w:r>
-      <w:hyperlink w:anchor="ref-torrehealy2023pdacr">
-        <w:r>
-          <w:rPr>
-            <w:rStyle w:val="Hyperlink"/>
-            <w:vertAlign w:val="superscript"/>
-          </w:rPr>
-          <w:t xml:space="preserve">17</w:t>
-        </w:r>
-      </w:hyperlink>
-      <w:r>
-        <w:rPr>
-          <w:vertAlign w:val="superscript"/>
-        </w:rPr>
-        <w:t xml:space="preserve">,</w:t>
-      </w:r>
-      <w:hyperlink w:anchor="ref-aran2015systematic">
-        <w:r>
-          <w:rPr>
-            <w:rStyle w:val="Hyperlink"/>
-            <w:vertAlign w:val="superscript"/>
-          </w:rPr>
-          <w:t xml:space="preserve">18</w:t>
-        </w:r>
-      </w:hyperlink>
-      <w:r>
-        <w:t xml:space="preserve">.</w:t>
-      </w:r>
-    </w:p>
-    <w:p>
-      <w:pPr>
-        <w:pStyle w:val="BodyText"/>
-      </w:pPr>
-      <w:r>
-        <w:t xml:space="preserve">Reconstruction alone also does not uniquely identify the gene programs without additional constraints</w:t>
-      </w:r>
-      <w:hyperlink w:anchor="ref-donoho2004nmf">
-        <w:r>
-          <w:rPr>
-            <w:rStyle w:val="Hyperlink"/>
-            <w:vertAlign w:val="superscript"/>
-          </w:rPr>
-          <w:t xml:space="preserve">19</w:t>
-        </w:r>
-      </w:hyperlink>
-      <w:r>
-        <w:rPr>
-          <w:vertAlign w:val="superscript"/>
-        </w:rPr>
-        <w:t xml:space="preserve">–</w:t>
-      </w:r>
-      <w:hyperlink w:anchor="ref-gillis2014nmf">
-        <w:r>
-          <w:rPr>
-            <w:rStyle w:val="Hyperlink"/>
-            <w:vertAlign w:val="superscript"/>
-          </w:rPr>
-          <w:t xml:space="preserve">21</w:t>
-        </w:r>
-      </w:hyperlink>
-      <w:r>
-        <w:t xml:space="preserve">, which may contribute to cross-study variability among proposed unsupervised PDAC subtype taxonomies</w:t>
-      </w:r>
-      <w:hyperlink w:anchor="ref-lautizi2022pancreatic">
-        <w:r>
-          <w:rPr>
-            <w:rStyle w:val="Hyperlink"/>
-            <w:vertAlign w:val="superscript"/>
-          </w:rPr>
-          <w:t xml:space="preserve">22</w:t>
-        </w:r>
-      </w:hyperlink>
-      <w:r>
-        <w:t xml:space="preserve">. The basal-like/classical dichotomy developed over roughly a decade of iterative subtyping, virtual microdissection, independent cohorts, single-cell analyses and prospective clinical profiling</w:t>
-      </w:r>
-      <w:hyperlink w:anchor="ref-collisson2011subtypes">
-        <w:r>
-          <w:rPr>
-            <w:rStyle w:val="Hyperlink"/>
-            <w:vertAlign w:val="superscript"/>
-          </w:rPr>
-          <w:t xml:space="preserve">2</w:t>
-        </w:r>
-      </w:hyperlink>
-      <w:r>
-        <w:rPr>
-          <w:vertAlign w:val="superscript"/>
-        </w:rPr>
-        <w:t xml:space="preserve">–</w:t>
-      </w:r>
-      <w:hyperlink w:anchor="ref-rashid2020purity">
-        <w:r>
-          <w:rPr>
-            <w:rStyle w:val="Hyperlink"/>
-            <w:vertAlign w:val="superscript"/>
-          </w:rPr>
-          <w:t xml:space="preserve">4</w:t>
-        </w:r>
-      </w:hyperlink>
-      <w:r>
-        <w:rPr>
-          <w:vertAlign w:val="superscript"/>
-        </w:rPr>
-        <w:t xml:space="preserve">,</w:t>
-      </w:r>
-      <w:hyperlink w:anchor="ref-werba2023single">
-        <w:r>
-          <w:rPr>
-            <w:rStyle w:val="Hyperlink"/>
-            <w:vertAlign w:val="superscript"/>
-          </w:rPr>
-          <w:t xml:space="preserve">8</w:t>
-        </w:r>
-      </w:hyperlink>
-      <w:r>
-        <w:rPr>
-          <w:vertAlign w:val="superscript"/>
-        </w:rPr>
-        <w:t xml:space="preserve">,</w:t>
-      </w:r>
-      <w:hyperlink w:anchor="ref-aung2018compass">
-        <w:r>
-          <w:rPr>
-            <w:rStyle w:val="Hyperlink"/>
-            <w:vertAlign w:val="superscript"/>
-          </w:rPr>
-          <w:t xml:space="preserve">10</w:t>
-        </w:r>
-      </w:hyperlink>
-      <w:r>
-        <w:t xml:space="preserve">, and comparable work on stromal CAF subtypes is under way</w:t>
-      </w:r>
-      <w:hyperlink w:anchor="ref-peng2024determination">
-        <w:r>
-          <w:rPr>
-            <w:rStyle w:val="Hyperlink"/>
-            <w:vertAlign w:val="superscript"/>
-          </w:rPr>
-          <w:t xml:space="preserve">5</w:t>
-        </w:r>
-      </w:hyperlink>
-      <w:r>
-        <w:t xml:space="preserve">. Survival information offers an additional criterion for shaping discovery, although it does not by itself resolve this non-uniqueness.</w:t>
-      </w:r>
-    </w:p>
-    <w:p>
-      <w:pPr>
-        <w:pStyle w:val="BodyText"/>
-      </w:pPr>
-      <w:r>
-        <w:t xml:space="preserve">Survival-supervised models such as penalized Cox regression and supervised principal components identify outcome-associated expression patterns, but do not explicitly separate those patterns into malignant and microenvironmental programs</w:t>
-      </w:r>
-      <w:hyperlink w:anchor="ref-bair2004semi">
-        <w:r>
-          <w:rPr>
-            <w:rStyle w:val="Hyperlink"/>
-            <w:vertAlign w:val="superscript"/>
-          </w:rPr>
-          <w:t xml:space="preserve">15</w:t>
-        </w:r>
-      </w:hyperlink>
-      <w:r>
-        <w:rPr>
-          <w:vertAlign w:val="superscript"/>
-        </w:rPr>
-        <w:t xml:space="preserve">,</w:t>
-      </w:r>
-      <w:hyperlink w:anchor="ref-simon2011regularization">
-        <w:r>
-          <w:rPr>
-            <w:rStyle w:val="Hyperlink"/>
-            <w:vertAlign w:val="superscript"/>
-          </w:rPr>
-          <w:t xml:space="preserve">23</w:t>
-        </w:r>
-      </w:hyperlink>
-      <w:r>
-        <w:t xml:space="preserve">. PDAC subtypes and their single-sample classifiers, however, are defined at the program level</w:t>
-      </w:r>
-      <w:hyperlink w:anchor="ref-rashid2020purity">
-        <w:r>
-          <w:rPr>
-            <w:rStyle w:val="Hyperlink"/>
-            <w:vertAlign w:val="superscript"/>
-          </w:rPr>
-          <w:t xml:space="preserve">4</w:t>
-        </w:r>
-      </w:hyperlink>
-      <w:r>
-        <w:rPr>
-          <w:vertAlign w:val="superscript"/>
-        </w:rPr>
-        <w:t xml:space="preserve">,</w:t>
-      </w:r>
-      <w:hyperlink w:anchor="ref-peng2024determination">
-        <w:r>
-          <w:rPr>
-            <w:rStyle w:val="Hyperlink"/>
-            <w:vertAlign w:val="superscript"/>
-          </w:rPr>
-          <w:t xml:space="preserve">5</w:t>
-        </w:r>
-      </w:hyperlink>
-      <w:r>
-        <w:t xml:space="preserve">.</w:t>
-      </w:r>
-    </w:p>
-    <w:p>
-      <w:pPr>
-        <w:pStyle w:val="BodyText"/>
-      </w:pPr>
-      <w:r>
-        <w:t xml:space="preserve">Here, we present DeSurv, a survival-supervised matrix factorization framework that integrates NMF with Cox regression, moving clinical relevance from a post hoc criterion to one that shapes gene programs during discovery. Because the factorization is sensitive to initialization, solutions from many independent restarts are aggregated to initialize a final fit. The resulting gene weights are then held fixed, or frozen, so the same learned programs can be tested in external cohorts without refitting the representation.</w:t>
-      </w:r>
-    </w:p>
-    <w:p>
-      <w:pPr>
-        <w:pStyle w:val="BodyText"/>
-      </w:pPr>
-      <w:r>
-        <w:t xml:space="preserve">We evaluate DeSurv in PDAC by comparing the resulting representation with unsupervised NMF at matched and higher rank (the number of programs the factorization extracts) and with conventional survival models such as penalized Cox regression and supervised principal components (Supplementary Table [tab:architecture]). We then evaluate the clinical relevance of the frozen programs in independent cohorts and ask whether they retain prognostic information beyond established PDAC classifiers. Simulations in which the true underlying (latent) programs are known characterize the conditions under which survival supervision improves recovery of prognostic structure.</w:t>
-      </w:r>
-    </w:p>
-    <w:bookmarkStart w:id="42" w:name="results"/>
-    <w:p>
-      <w:pPr>
-        <w:pStyle w:val="Heading1"/>
-      </w:pPr>
-      <w:r>
-        <w:t xml:space="preserve">Results</w:t>
-      </w:r>
-    </w:p>
-    <w:bookmarkStart w:id="23" w:name="X20ee7d05d1e1569da8d1832bf95c1184a6e3459"/>
-    <w:p>
-      <w:pPr>
-        <w:pStyle w:val="Heading2"/>
-      </w:pPr>
-      <w:r>
-        <w:t xml:space="preserve">DeSurv directly incorporates survival information into gene program discovery</w:t>
-      </w:r>
-    </w:p>
-    <w:p>
-      <w:pPr>
-        <w:pStyle w:val="FirstParagraph"/>
-      </w:pPr>
-      <w:r>
-        <w:t xml:space="preserve">DeSurv learns gene programs by balancing reconstruction of the tumor transcriptome with association to patient survival. A supervision parameter</w:t>
-      </w:r>
-      <w:r>
-        <w:t xml:space="preserve"> </w:t>
-      </w:r>
-      <m:oMath>
-        <m:r>
-          <m:t>α</m:t>
-        </m:r>
-      </m:oMath>
-      <w:r>
-        <w:t xml:space="preserve"> </w:t>
-      </w:r>
-      <w:r>
-        <w:t xml:space="preserve">controls the strength of survival supervision, with</w:t>
-      </w:r>
-      <w:r>
-        <w:t xml:space="preserve"> </w:t>
-      </w:r>
-      <m:oMath>
-        <m:r>
-          <m:t>α</m:t>
-        </m:r>
-        <m:r>
-          <m:rPr>
-            <m:sty m:val="p"/>
-          </m:rPr>
-          <m:t>=</m:t>
-        </m:r>
-        <m:r>
-          <m:t>0</m:t>
-        </m:r>
-      </m:oMath>
-      <w:r>
-        <w:t xml:space="preserve"> </w:t>
-      </w:r>
-      <w:r>
-        <w:t xml:space="preserve">leaving a purely reconstruction-driven factorization, and the rank</w:t>
-      </w:r>
-      <w:r>
-        <w:t xml:space="preserve"> </w:t>
-      </w:r>
-      <m:oMath>
-        <m:r>
-          <m:t>k</m:t>
-        </m:r>
-      </m:oMath>
-      <w:r>
-        <w:t xml:space="preserve"> </w:t>
-      </w:r>
-      <w:r>
-        <w:t xml:space="preserve">sets how many programs are extracted (Fig. [fig:schema]a; Methods). After training, the gene weights and the Cox coefficients are fixed.</w:t>
-      </w:r>
-    </w:p>
-    <w:p>
-      <w:pPr>
-        <w:pStyle w:val="BodyText"/>
-      </w:pPr>
-      <w:r>
-        <w:t xml:space="preserve">We trained DeSurv in pooled TCGA and CPTAC PDAC cohorts</w:t>
-      </w:r>
-      <w:hyperlink w:anchor="ref-raphael2017integrated">
-        <w:r>
-          <w:rPr>
-            <w:rStyle w:val="Hyperlink"/>
-            <w:vertAlign w:val="superscript"/>
-          </w:rPr>
-          <w:t xml:space="preserve">24</w:t>
-        </w:r>
-      </w:hyperlink>
-      <w:r>
-        <w:rPr>
-          <w:vertAlign w:val="superscript"/>
-        </w:rPr>
-        <w:t xml:space="preserve">,</w:t>
-      </w:r>
-      <w:hyperlink w:anchor="ref-cao2021proteogenomic">
-        <w:r>
-          <w:rPr>
-            <w:rStyle w:val="Hyperlink"/>
-            <w:vertAlign w:val="superscript"/>
-          </w:rPr>
-          <w:t xml:space="preserve">25</w:t>
-        </w:r>
-      </w:hyperlink>
-      <w:r>
-        <w:t xml:space="preserve"> </w:t>
-      </w:r>
-      <w:r>
-        <w:t xml:space="preserve">(</w:t>
-      </w:r>
-      <m:oMath>
-        <m:r>
-          <m:t>n</m:t>
-        </m:r>
-        <m:r>
-          <m:rPr>
-            <m:sty m:val="p"/>
-          </m:rPr>
-          <m:t>=</m:t>
-        </m:r>
-        <m:r>
-          <m:t>273</m:t>
-        </m:r>
-      </m:oMath>
-      <w:r>
-        <w:t xml:space="preserve">, 139 events). Hyperparameters were selected by Bayesian optimization</w:t>
-      </w:r>
-      <w:hyperlink w:anchor="ref-snoek2012practical">
-        <w:r>
-          <w:rPr>
-            <w:rStyle w:val="Hyperlink"/>
-            <w:vertAlign w:val="superscript"/>
-          </w:rPr>
-          <w:t xml:space="preserve">26</w:t>
-        </w:r>
-      </w:hyperlink>
-      <w:r>
-        <w:rPr>
-          <w:vertAlign w:val="superscript"/>
-        </w:rPr>
-        <w:t xml:space="preserve">,</w:t>
-      </w:r>
-      <w:hyperlink w:anchor="ref-shahriari2016taking">
-        <w:r>
-          <w:rPr>
-            <w:rStyle w:val="Hyperlink"/>
-            <w:vertAlign w:val="superscript"/>
-          </w:rPr>
-          <w:t xml:space="preserve">27</w:t>
-        </w:r>
-      </w:hyperlink>
-      <w:r>
-        <w:t xml:space="preserve">, a sequential search algorithm that proposes each new setting from the results of previous ones to optimize a pre-specified objective, here cross-validated concordance (the C-index, the probability that the model ranks a pair of patients in the correct survival order; Methods). Concordance favored intermediate survival supervision over the unsupervised</w:t>
-      </w:r>
-      <w:r>
-        <w:t xml:space="preserve"> </w:t>
-      </w:r>
-      <m:oMath>
-        <m:r>
-          <m:t>α</m:t>
-        </m:r>
-        <m:r>
-          <m:rPr>
-            <m:sty m:val="p"/>
-          </m:rPr>
-          <m:t>=</m:t>
-        </m:r>
-        <m:r>
-          <m:t>0</m:t>
-        </m:r>
-      </m:oMath>
-      <w:r>
-        <w:t xml:space="preserve"> </w:t>
-      </w:r>
-      <w:r>
-        <w:t xml:space="preserve">boundary but changed little across ranks (Supplementary Figs. [fig:fig-si-bo-tuning] and [fig:fig-cindex-by-k]). We therefore applied the one-standard-error rule, which takes the most parsimonious model within one standard error of the best, selecting</w:t>
-      </w:r>
-      <w:r>
-        <w:t xml:space="preserve"> </w:t>
-      </w:r>
-      <m:oMath>
-        <m:r>
-          <m:t>k</m:t>
-        </m:r>
-        <m:r>
-          <m:rPr>
-            <m:sty m:val="p"/>
-          </m:rPr>
-          <m:t>=</m:t>
-        </m:r>
-        <m:r>
-          <m:t>3</m:t>
-        </m:r>
-      </m:oMath>
-      <w:r>
-        <w:t xml:space="preserve">; the remaining hyperparameters, including</w:t>
-      </w:r>
-      <w:r>
-        <w:t xml:space="preserve"> </w:t>
-      </w:r>
-      <m:oMath>
-        <m:r>
-          <m:t>α</m:t>
-        </m:r>
-        <m:r>
-          <m:rPr>
-            <m:sty m:val="p"/>
-          </m:rPr>
-          <m:t>=</m:t>
-        </m:r>
-        <m:r>
-          <m:t>0.334</m:t>
-        </m:r>
-      </m:oMath>
-      <w:r>
-        <w:t xml:space="preserve">, were retained from the best observed configuration, which had rank</w:t>
-      </w:r>
-      <w:r>
-        <w:t xml:space="preserve"> </w:t>
-      </w:r>
-      <m:oMath>
-        <m:r>
-          <m:t>k</m:t>
-        </m:r>
-        <m:r>
-          <m:rPr>
-            <m:sty m:val="p"/>
-          </m:rPr>
-          <m:t>=</m:t>
-        </m:r>
-        <m:r>
-          <m:t>7</m:t>
-        </m:r>
-      </m:oMath>
-      <w:r>
-        <w:t xml:space="preserve"> </w:t>
-      </w:r>
-      <w:r>
-        <w:t xml:space="preserve">(Fig. [fig:schema]b; Methods; Supplementary Information, Bayesian Optimization). The reported combination was therefore not itself evaluated during the Bayesian-optimization search. In contrast, standard unsupervised rank criteria (reconstruction residuals, cophenetic correlation and silhouette width</w:t>
-      </w:r>
-      <w:hyperlink w:anchor="ref-brunet2004metagenes">
-        <w:r>
-          <w:rPr>
-            <w:rStyle w:val="Hyperlink"/>
-            <w:vertAlign w:val="superscript"/>
-          </w:rPr>
-          <w:t xml:space="preserve">13</w:t>
-        </w:r>
-      </w:hyperlink>
-      <w:r>
-        <w:rPr>
-          <w:vertAlign w:val="superscript"/>
-        </w:rPr>
-        <w:t xml:space="preserve">,</w:t>
-      </w:r>
-      <w:hyperlink w:anchor="ref-frigyesi2008nmf">
-        <w:r>
-          <w:rPr>
-            <w:rStyle w:val="Hyperlink"/>
-            <w:vertAlign w:val="superscript"/>
-          </w:rPr>
-          <w:t xml:space="preserve">28</w:t>
-        </w:r>
-      </w:hyperlink>
-      <w:r>
-        <w:t xml:space="preserve">) gave conflicting rank choices in the same data (Supplementary Fig. [fig:fig-nmf-diagnostics]), echoing the cross-study instability of unsupervised PDAC subtype taxonomies</w:t>
-      </w:r>
-      <w:hyperlink w:anchor="ref-lautizi2022pancreatic">
-        <w:r>
-          <w:rPr>
-            <w:rStyle w:val="Hyperlink"/>
-            <w:vertAlign w:val="superscript"/>
-          </w:rPr>
-          <w:t xml:space="preserve">22</w:t>
+          <w:t xml:space="preserve">20</w:t>
         </w:r>
       </w:hyperlink>
       <w:r>
@@ -1900,7 +1775,40 @@
           <w:iCs/>
           <w:i/>
         </w:rPr>
-        <w:t xml:space="preserve">Overview of the DeSurv framework. (a) DeSurv jointly optimizes NMF reconstruction (</w:t>
+        <w:t xml:space="preserve">Overview of the DeSurv framework. (a) DeSurv jointly optimizes NMF reconstruction and Cox proportional hazards likelihood. The gene-program matrix</w:t>
+      </w:r>
+      <w:r>
+        <w:rPr>
+          <w:iCs/>
+          <w:i/>
+        </w:rPr>
+        <w:t xml:space="preserve"> </w:t>
+      </w:r>
+      <m:oMath>
+        <m:r>
+          <m:t>W</m:t>
+        </m:r>
+      </m:oMath>
+      <w:r>
+        <w:rPr>
+          <w:iCs/>
+          <w:i/>
+        </w:rPr>
+        <w:t xml:space="preserve"> </w:t>
+      </w:r>
+      <w:r>
+        <w:rPr>
+          <w:iCs/>
+          <w:i/>
+        </w:rPr>
+        <w:t xml:space="preserve">enters both objectives:</w:t>
+      </w:r>
+      <w:r>
+        <w:rPr>
+          <w:iCs/>
+          <w:i/>
+        </w:rPr>
+        <w:t xml:space="preserve"> </w:t>
       </w:r>
       <m:oMath>
         <m:r>
@@ -1924,33 +1832,14 @@
           <w:iCs/>
           <w:i/>
         </w:rPr>
-        <w:t xml:space="preserve">) and Cox proportional hazards likelihood. The gene program matrix</w:t>
-      </w:r>
-      <w:r>
-        <w:rPr>
-          <w:iCs/>
-          <w:i/>
-        </w:rPr>
-        <w:t xml:space="preserve"> </w:t>
-      </w:r>
-      <m:oMath>
-        <m:r>
-          <m:t>W</m:t>
-        </m:r>
-      </m:oMath>
-      <w:r>
-        <w:rPr>
-          <w:iCs/>
-          <w:i/>
-        </w:rPr>
-        <w:t xml:space="preserve"> </w:t>
-      </w:r>
-      <w:r>
-        <w:rPr>
-          <w:iCs/>
-          <w:i/>
-        </w:rPr>
-        <w:t xml:space="preserve">is shared between objectives: factor scores</w:t>
+        <w:t xml:space="preserve"> </w:t>
+      </w:r>
+      <w:r>
+        <w:rPr>
+          <w:iCs/>
+          <w:i/>
+        </w:rPr>
+        <w:t xml:space="preserve">defines the reconstruction, while projected scores</w:t>
       </w:r>
       <w:r>
         <w:rPr>
@@ -2230,7 +2119,7 @@
           <w:iCs/>
           <w:i/>
         </w:rPr>
-        <w:t xml:space="preserve">) are searched by Bayesian optimization over cross-validated concordance; the rank is then chosen by a one-standard-error rule and the remaining hyperparameters are retained from the best observed configuration (Methods). Survival supervision acts on the gene-program matrix</w:t>
+        <w:t xml:space="preserve">) are searched by Bayesian optimization over cross-validated concordance; the rank is then chosen by a one-standard-error rule and the remaining hyperparameters are retained from the best observed configuration (Methods). Survival supervision therefore acts on the gene-program matrix</w:t>
       </w:r>
       <w:r>
         <w:rPr>
@@ -2256,7 +2145,7 @@
           <w:iCs/>
           <w:i/>
         </w:rPr>
-        <w:t xml:space="preserve">during discovery, rather than being applied only after an unsupervised factorization has been completed; following training-only model selection, the resulting gene weights are fixed for direct evaluation in external cohorts.</w:t>
+        <w:t xml:space="preserve">during discovery rather than being applied only after an unsupervised factorization. Following model selection in the training data, the resulting gene weights are fixed for evaluation in external cohorts.</w:t>
       </w:r>
     </w:p>
     <w:bookmarkEnd w:id="23"/>
@@ -2294,7 +2183,7 @@
         </m:r>
       </m:oMath>
       <w:r>
-        <w:t xml:space="preserve">. DeSurv resolved three distinct programs (D1–D3): D1, enriched for classical tumor and restCAF-like stromal signatures; D2, enriched for proCAF-like stroma; and D3, enriched for basal-like tumor programs (Fig. [fig:pdac]a). Together, these programs define a tumor–stroma architecture organized around the survival-aligned D1 direction. In the COMPASS trial cohort, D1 scores correlated with GATA6 RNA in situ hybridization, independently supporting the classical tumor component of D1 (Spearman</w:t>
+        <w:t xml:space="preserve">. DeSurv resolved three distinct programs (D1–D3): D1, enriched for classical tumor and restCAF-like stromal signatures; D2, enriched for proCAF-like stroma; and D3, enriched for basal-like tumor programs (Fig. [fig:pdac]a). In the COMPASS trial cohort, D1 scores correlated with GATA6 RNA in situ hybridization, independently supporting the classical tumor component of D1 (Spearman</w:t>
       </w:r>
       <w:r>
         <w:t xml:space="preserve"> </w:t>
@@ -2370,16 +2259,47 @@
             <w:rStyle w:val="Hyperlink"/>
             <w:vertAlign w:val="superscript"/>
           </w:rPr>
+          <w:t xml:space="preserve">28</w:t>
+        </w:r>
+      </w:hyperlink>
+      <w:r>
+        <w:rPr>
+          <w:vertAlign w:val="superscript"/>
+        </w:rPr>
+        <w:t xml:space="preserve">,</w:t>
+      </w:r>
+      <w:hyperlink w:anchor="ref-Maurer2019">
+        <w:r>
+          <w:rPr>
+            <w:rStyle w:val="Hyperlink"/>
+            <w:vertAlign w:val="superscript"/>
+          </w:rPr>
           <w:t xml:space="preserve">29</w:t>
         </w:r>
       </w:hyperlink>
       <w:r>
-        <w:rPr>
-          <w:vertAlign w:val="superscript"/>
-        </w:rPr>
-        <w:t xml:space="preserve">,</w:t>
-      </w:r>
-      <w:hyperlink w:anchor="ref-Maurer2019">
+        <w:t xml:space="preserve">, and a third factor (N2) for exocrine-associated variation. Both methods recovered activated-stroma and proCAF-like reference programs but differed at the tumor-restraining end: among the displayed top-ranked genes, the restCAF and iCAF reference programs corresponded to a DeSurv factor but to no standard NMF factor (Fig. [fig:pdac]a,b). These are bulk gene-program correspondences, not identifications of CAF cell states (Supplementary Information, Stromal resolution: which reference programs are recovered from bulk).</w:t>
+      </w:r>
+    </w:p>
+    <w:p>
+      <w:pPr>
+        <w:pStyle w:val="BodyText"/>
+      </w:pPr>
+      <w:r>
+        <w:t xml:space="preserve">This difference reflected selective reorganization rather than wholesale loss of expression structure. D1 accounted for only</w:t>
+      </w:r>
+      <w:r>
+        <w:t xml:space="preserve"> </w:t>
+      </w:r>
+      <m:oMath>
+        <m:r>
+          <m:t>18.8</m:t>
+        </m:r>
+      </m:oMath>
+      <w:r>
+        <w:t xml:space="preserve">% of the full model’s reconstruction gain (Shapley shares</w:t>
+      </w:r>
+      <w:hyperlink w:anchor="ref-shapley1953value">
         <w:r>
           <w:rPr>
             <w:rStyle w:val="Hyperlink"/>
@@ -2389,126 +2309,95 @@
         </w:r>
       </w:hyperlink>
       <w:r>
-        <w:t xml:space="preserve">, and a third factor (N2) for exocrine-associated variation. Both methods recovered the activated-stroma and proCAF-like reference programs but differed at the tumor-restraining end: among the displayed top-ranked genes, the restCAF and iCAF reference programs corresponded to a DeSurv factor but to no standard NMF factor (Fig. [fig:pdac]a,b). These are bulk gene-program correspondences, not identifications of CAF cell states (Supplementary Information, Stromal resolution: which reference programs are recovered from bulk).</w:t>
-      </w:r>
-    </w:p>
-    <w:p>
-      <w:pPr>
-        <w:pStyle w:val="BodyText"/>
-      </w:pPr>
-      <w:r>
-        <w:t xml:space="preserve">This difference reflected selective reorganization rather than wholesale loss of expression structure. D1 accounted for only</w:t>
-      </w:r>
-      <w:r>
-        <w:t xml:space="preserve"> </w:t>
-      </w:r>
-      <m:oMath>
-        <m:r>
-          <m:t>18.8</m:t>
-        </m:r>
-      </m:oMath>
-      <w:r>
-        <w:t xml:space="preserve">% of the full model’s reconstruction gain (Shapley shares</w:t>
-      </w:r>
-      <w:hyperlink w:anchor="ref-shapley1953value">
+        <w:t xml:space="preserve">), the smallest share among the three factors. However, in post-fit unpenalized Cox models of the three training-cohort scores, omitting D1 and refitting on the remaining scores lowered the maximized Cox partial log-likelihood, the fit criterion of the Cox model, by</w:t>
+      </w:r>
+      <w:r>
+        <w:t xml:space="preserve"> </w:t>
+      </w:r>
+      <m:oMath>
+        <m:r>
+          <m:t>66.4</m:t>
+        </m:r>
+      </m:oMath>
+      <w:r>
+        <w:t xml:space="preserve">, compared with</w:t>
+      </w:r>
+      <w:r>
+        <w:t xml:space="preserve"> </w:t>
+      </w:r>
+      <m:oMath>
+        <m:r>
+          <m:t>1.0</m:t>
+        </m:r>
+      </m:oMath>
+      <w:r>
+        <w:t xml:space="preserve"> </w:t>
+      </w:r>
+      <w:r>
+        <w:t xml:space="preserve">for D3 and</w:t>
+      </w:r>
+      <w:r>
+        <w:t xml:space="preserve"> </w:t>
+      </w:r>
+      <m:oMath>
+        <m:r>
+          <m:t>0.02</m:t>
+        </m:r>
+      </m:oMath>
+      <w:r>
+        <w:t xml:space="preserve"> </w:t>
+      </w:r>
+      <w:r>
+        <w:t xml:space="preserve">for D2 (Fig. [fig:pdac]c). D3 showed the opposite pattern, accounting for</w:t>
+      </w:r>
+      <w:r>
+        <w:t xml:space="preserve"> </w:t>
+      </w:r>
+      <m:oMath>
+        <m:r>
+          <m:t>56</m:t>
+        </m:r>
+      </m:oMath>
+      <w:r>
+        <w:t xml:space="preserve">% of the reconstruction gain but little of this conditional survival contribution. In the matched-rank standard NMF model, the factor contributing most to reconstruction (</w:t>
+      </w:r>
+      <m:oMath>
+        <m:r>
+          <m:t>42</m:t>
+        </m:r>
+      </m:oMath>
+      <w:r>
+        <w:t xml:space="preserve">%) lowered the partial log-likelihood by only</w:t>
+      </w:r>
+      <w:r>
+        <w:t xml:space="preserve"> </w:t>
+      </w:r>
+      <m:oMath>
+        <m:r>
+          <m:t>0.06</m:t>
+        </m:r>
+      </m:oMath>
+      <w:r>
+        <w:t xml:space="preserve">, and no unsupervised factor lowered it by more than</w:t>
+      </w:r>
+      <w:r>
+        <w:t xml:space="preserve"> </w:t>
+      </w:r>
+      <m:oMath>
+        <m:r>
+          <m:t>1.16</m:t>
+        </m:r>
+      </m:oMath>
+      <w:r>
+        <w:t xml:space="preserve">. These conditional, nonadditive increments describe associations in the training data used for discovery and do not independently validate prognostic relevance. Thus, the programs that best reconstruct the transcriptome need not be those that are most relevant to survival</w:t>
+      </w:r>
+      <w:hyperlink w:anchor="ref-aran2015systematic">
         <w:r>
           <w:rPr>
             <w:rStyle w:val="Hyperlink"/>
             <w:vertAlign w:val="superscript"/>
           </w:rPr>
-          <w:t xml:space="preserve">31</w:t>
-        </w:r>
-      </w:hyperlink>
-      <w:r>
-        <w:t xml:space="preserve">), the smallest share among the three factors. However, in post-fit unpenalized Cox models of the three training-cohort scores projected over all analyzed genes, omitting D1 and refitting on the remaining scores lowered the maximized Cox partial log-likelihood, the fit criterion of the Cox model, by</w:t>
-      </w:r>
-      <w:r>
-        <w:t xml:space="preserve"> </w:t>
-      </w:r>
-      <m:oMath>
-        <m:r>
-          <m:t>66.4</m:t>
-        </m:r>
-      </m:oMath>
-      <w:r>
-        <w:t xml:space="preserve">, compared with</w:t>
-      </w:r>
-      <w:r>
-        <w:t xml:space="preserve"> </w:t>
-      </w:r>
-      <m:oMath>
-        <m:r>
-          <m:t>1.0</m:t>
-        </m:r>
-      </m:oMath>
-      <w:r>
-        <w:t xml:space="preserve"> </w:t>
-      </w:r>
-      <w:r>
-        <w:t xml:space="preserve">for D3 and</w:t>
-      </w:r>
-      <w:r>
-        <w:t xml:space="preserve"> </w:t>
-      </w:r>
-      <m:oMath>
-        <m:r>
-          <m:t>0.02</m:t>
-        </m:r>
-      </m:oMath>
-      <w:r>
-        <w:t xml:space="preserve"> </w:t>
-      </w:r>
-      <w:r>
-        <w:t xml:space="preserve">for D2 (Fig. [fig:pdac]c). D3 showed the opposite pattern, accounting for</w:t>
-      </w:r>
-      <w:r>
-        <w:t xml:space="preserve"> </w:t>
-      </w:r>
-      <m:oMath>
-        <m:r>
-          <m:t>56</m:t>
-        </m:r>
-      </m:oMath>
-      <w:r>
-        <w:t xml:space="preserve">% of the reconstruction gain but little of this conditional survival contribution. In the matched-rank standard NMF model, the factor contributing most to reconstruction (</w:t>
-      </w:r>
-      <m:oMath>
-        <m:r>
-          <m:t>42</m:t>
-        </m:r>
-      </m:oMath>
-      <w:r>
-        <w:t xml:space="preserve">%) lowered the partial log-likelihood by only</w:t>
-      </w:r>
-      <w:r>
-        <w:t xml:space="preserve"> </w:t>
-      </w:r>
-      <m:oMath>
-        <m:r>
-          <m:t>0.06</m:t>
-        </m:r>
-      </m:oMath>
-      <w:r>
-        <w:t xml:space="preserve">, and no unsupervised factor lowered it by more than</w:t>
-      </w:r>
-      <w:r>
-        <w:t xml:space="preserve"> </w:t>
-      </w:r>
-      <m:oMath>
-        <m:r>
-          <m:t>1.16</m:t>
-        </m:r>
-      </m:oMath>
-      <w:r>
-        <w:t xml:space="preserve">. These conditional, nonadditive increments describe associations in the training data used for discovery and do not independently validate prognostic relevance. Thus, the programs that best reconstruct the transcriptome need not be those most relevant to survival</w:t>
-      </w:r>
-      <w:hyperlink w:anchor="ref-aran2015systematic">
-        <w:r>
-          <w:rPr>
-            <w:rStyle w:val="Hyperlink"/>
-            <w:vertAlign w:val="superscript"/>
-          </w:rPr>
-          <w:t xml:space="preserve">18</w:t>
+          <w:t xml:space="preserve">16</w:t>
         </w:r>
       </w:hyperlink>
       <w:r>
@@ -2617,7 +2506,7 @@
         <w:t xml:space="preserve"> </w:t>
       </w:r>
       <w:r>
-        <w:t xml:space="preserve">0.75 versus 0.81, a difference of 6.0 percentage points; Supplementary Table [tab:overall-r2]). Survival supervision therefore preserved most of the variance-dominant tumor and stromal structure while resolving a distinct survival-aligned program.</w:t>
+        <w:t xml:space="preserve">0.75 versus 0.81, a difference of 6.0 percentage points; Supplementary Table [tab:overall-r2]). Thus, survival supervision preserved most of the variance-dominant tumor and stromal structure while resolving D1 as a distinct program not captured by matched-rank NMF.</w:t>
       </w:r>
     </w:p>
     <w:p>
@@ -2625,7 +2514,7 @@
         <w:pStyle w:val="BodyText"/>
       </w:pPr>
       <w:r>
-        <w:t xml:space="preserve">Tuning effort did not appear to explain this difference. We repeated the comparison with a matched-budget unsupervised control, which used DeSurv’s optimizer, gene filter, cross-validation folds, Bayesian-optimization budget and consensus initialization, with rank fixed at three,</w:t>
+        <w:t xml:space="preserve">Differences in optimization procedure or computational effort did not appear to explain this result. We repeated the comparison with a matched-budget unsupervised control that used DeSurv’s optimizer, gene filter, cross-validation folds, Bayesian-optimization budget and consensus initialization, with rank fixed at three,</w:t>
       </w:r>
       <w:r>
         <w:t xml:space="preserve"> </w:t>
@@ -2639,7 +2528,7 @@
         <w:t xml:space="preserve"> </w:t>
       </w:r>
       <w:r>
-        <w:t xml:space="preserve">fixed at zero and the remaining hyperparameters re-optimized (Methods). Survival therefore played no part in its factorization objective, although it still guided its tuning, including the gene support that enters consensus initialization. The control again recovered D2 (</w:t>
+        <w:t xml:space="preserve">fixed at zero and the remaining hyperparameters re-optimized (Methods). Survival therefore played no part in the factorization objective, although it still guided tuning, including the gene support used in consensus initialization. The control again recovered D2 (</w:t>
       </w:r>
       <m:oMath>
         <m:r>
@@ -2812,7 +2701,7 @@
           <w:iCs/>
           <w:i/>
         </w:rPr>
-        <w:t xml:space="preserve">. Both panels display the same rows, the union of reference programs correlating at Spearman</w:t>
+        <w:t xml:space="preserve">. Both panels display the same rows, defined as the union of reference programs with Spearman</w:t>
       </w:r>
       <w:r>
         <w:rPr>
@@ -2847,7 +2736,33 @@
           <w:iCs/>
           <w:i/>
         </w:rPr>
-        <w:t xml:space="preserve">with at least one factor of either method; grey cells denote programs with none of their genes in that method’s displayed gene space, where the correlation is not computable. The rows labeled SCISSORS: restCAF and SCISSORS: proCAF display the SCISSORS iCAF and myCAF gene sets under the naming used by the DeCAF classification (Supplementary Information). These rows are correspondences between bulk gene programs and reference signatures, not direct identification of CAF cell states. (c) Per-factor reconstruction contribution (normalized Shapley share, summing to 100%) versus survival contribution, the decrease in the maximized unpenalized Cox partial log-likelihood when one factor is dropped from the three training-cohort scores projected over all analyzed genes and the Cox model is refitted using the remaining scores. These increments are conditional and nonadditive; D1 was estimated using these survival outcomes, so its increment locates the survival signal in the fitted model rather than testing whether that signal is real. (d) Pairwise correspondence between NMF and DeSurv factors (Spearman correlation of W-matrix gene loadings over all genes). (e) DeSurv D1 score versus GATA6 RNA in situ hybridization level in the COMPASS cohort (Spearman correlation;</w:t>
+        <w:t xml:space="preserve">for at least one factor from either method. Grey cells denote programs with no genes represented in that method’s displayed gene space, for which the correlation is not computable. Rows labeled SCISSORS: restCAF and SCISSORS: proCAF display the SCISSORS iCAF and myCAF gene sets under the naming used by the DeCAF classification (Supplementary Information). These are correspondences between bulk gene programs and reference signatures, not direct identifications of CAF cell states. (c) Per-factor reconstruction contribution (normalized Shapley share, summing to 100%) versus survival contribution, defined as the decrease in maximized unpenalized Cox partial log-likelihood when one factor is omitted and the model is refitted using the remaining training-cohort scores computed over all analyzed genes. These increments are conditional and nonadditive; because D1 was estimated using these survival outcomes, its increment locates survival signal within the fitted model but does not independently validate its prognostic relevance. (d) Pairwise correspondence between NMF and DeSurv factors (Spearman correlation of gene loadings in</w:t>
+      </w:r>
+      <w:r>
+        <w:rPr>
+          <w:iCs/>
+          <w:i/>
+        </w:rPr>
+        <w:t xml:space="preserve"> </w:t>
+      </w:r>
+      <m:oMath>
+        <m:r>
+          <m:t>W</m:t>
+        </m:r>
+      </m:oMath>
+      <w:r>
+        <w:rPr>
+          <w:iCs/>
+          <w:i/>
+        </w:rPr>
+        <w:t xml:space="preserve"> </w:t>
+      </w:r>
+      <w:r>
+        <w:rPr>
+          <w:iCs/>
+          <w:i/>
+        </w:rPr>
+        <w:t xml:space="preserve">over all analyzed genes). (e) DeSurv D1 score versus GATA6 RNA in situ hybridization level in the COMPASS cohort (Spearman correlation;</w:t>
       </w:r>
       <w:r>
         <w:rPr>
@@ -2879,13 +2794,13 @@
       </w:r>
     </w:p>
     <w:bookmarkEnd w:id="27"/>
-    <w:bookmarkStart w:id="31" w:name="X915ee18e1a2dc2b5722a73512521e895820b749"/>
+    <w:bookmarkStart w:id="31" w:name="X63dd48f35e94be278b5d3dd339c4c2fc8b88d90"/>
     <w:p>
       <w:pPr>
         <w:pStyle w:val="Heading2"/>
       </w:pPr>
       <w:r>
-        <w:t xml:space="preserve">Frozen programs retain prognostic relevance across independent PDAC cohorts</w:t>
+        <w:t xml:space="preserve">Frozen DeSurv programs retain prognostic information across independent PDAC cohorts</w:t>
       </w:r>
     </w:p>
     <w:p>
@@ -2948,7 +2863,7 @@
         </m:sSub>
       </m:oMath>
       <w:r>
-        <w:t xml:space="preserve">; Methods). Combined analyses represented each patient once, retaining the RNA-sequencing measurement for PACA-AU patients profiled on both platforms, and yielded</w:t>
+        <w:t xml:space="preserve">; Methods). Combined analyses represented each patient once, retaining the RNA-sequencing measurement for PACA-AU patients profiled on both platforms, and included</w:t>
       </w:r>
       <w:r>
         <w:t xml:space="preserve"> </w:t>
@@ -3061,7 +2976,7 @@
         </m:r>
       </m:oMath>
       <w:r>
-        <w:t xml:space="preserve">), while D2 was near-null overall (</w:t>
+        <w:t xml:space="preserve">), while D2 was near null overall (</w:t>
       </w:r>
       <m:oMath>
         <m:r>
@@ -3179,7 +3094,7 @@
         </m:sSup>
       </m:oMath>
       <w:r>
-        <w:t xml:space="preserve">; Table [tab:hr-adjusted]), and leave-one-dataset-out estimates were similar (HRs 1.34–1.45; Fig. [fig:val]a). Scaled Schoenfeld residuals indicated attenuation over follow-up (</w:t>
+        <w:t xml:space="preserve">; Table [tab:hr-adjusted]). Puleo contributed 288 of the 570 unique patients, so leave-one-dataset-out analyses assessed whether the pooled estimate depended strongly on that cohort; the estimates were similar with each dataset omitted in turn (HRs 1.34–1.45; Supplementary Table [tab:loco]). Scaled Schoenfeld residuals indicated attenuation over follow-up (</w:t>
       </w:r>
       <m:oMath>
         <m:sSup>
@@ -3518,104 +3433,7 @@
           <w:iCs/>
           <w:i/>
         </w:rPr>
-        <w:t xml:space="preserve">unique patients, 388 deaths, with PACA-AU patients profiled on both platforms represented once via RNA-seq). (a) Forest plot of per-dataset univariate hazard ratios (95% CIs) for each DeSurv program (left) and standard NMF factor (right); the platform-specific PACA-AU array and RNA-seq estimates are shown separately, and the black diamonds denote the combined estimate over unique patients (per-factor dataset-stratified Cox on the de-duplicated patient-level data, with each program standardized within dataset and scored on the union top-gene support; PACA-AU array duplicates excluded). Puleo is the largest contributor, supplying</w:t>
-      </w:r>
-      <w:r>
-        <w:rPr>
-          <w:iCs/>
-          <w:i/>
-        </w:rPr>
-        <w:t xml:space="preserve"> </w:t>
-      </w:r>
-      <m:oMath>
-        <m:r>
-          <m:t>288</m:t>
-        </m:r>
-      </m:oMath>
-      <w:r>
-        <w:rPr>
-          <w:iCs/>
-          <w:i/>
-        </w:rPr>
-        <w:t xml:space="preserve"> </w:t>
-      </w:r>
-      <w:r>
-        <w:rPr>
-          <w:iCs/>
-          <w:i/>
-        </w:rPr>
-        <w:t xml:space="preserve">of the</w:t>
-      </w:r>
-      <w:r>
-        <w:rPr>
-          <w:iCs/>
-          <w:i/>
-        </w:rPr>
-        <w:t xml:space="preserve"> </w:t>
-      </w:r>
-      <m:oMath>
-        <m:r>
-          <m:t>570</m:t>
-        </m:r>
-      </m:oMath>
-      <w:r>
-        <w:rPr>
-          <w:iCs/>
-          <w:i/>
-        </w:rPr>
-        <w:t xml:space="preserve"> </w:t>
-      </w:r>
-      <w:r>
-        <w:rPr>
-          <w:iCs/>
-          <w:i/>
-        </w:rPr>
-        <w:t xml:space="preserve">unique patients (51%), which is why the combined estimate is also reported with each dataset omitted in turn; those leave-one-dataset-out estimates range from</w:t>
-      </w:r>
-      <w:r>
-        <w:rPr>
-          <w:iCs/>
-          <w:i/>
-        </w:rPr>
-        <w:t xml:space="preserve"> </w:t>
-      </w:r>
-      <m:oMath>
-        <m:r>
-          <m:t>1.34</m:t>
-        </m:r>
-      </m:oMath>
-      <w:r>
-        <w:rPr>
-          <w:iCs/>
-          <w:i/>
-        </w:rPr>
-        <w:t xml:space="preserve"> </w:t>
-      </w:r>
-      <w:r>
-        <w:rPr>
-          <w:iCs/>
-          <w:i/>
-        </w:rPr>
-        <w:t xml:space="preserve">to</w:t>
-      </w:r>
-      <w:r>
-        <w:rPr>
-          <w:iCs/>
-          <w:i/>
-        </w:rPr>
-        <w:t xml:space="preserve"> </w:t>
-      </w:r>
-      <m:oMath>
-        <m:r>
-          <m:t>1.45</m:t>
-        </m:r>
-      </m:oMath>
-      <w:r>
-        <w:rPr>
-          <w:iCs/>
-          <w:i/>
-        </w:rPr>
-        <w:t xml:space="preserve">. (b) Correspondence (</w:t>
+        <w:t xml:space="preserve">unique patients, 388 deaths, with PACA-AU patients profiled on both platforms represented once via RNA-seq). (a) Forest plot of per-dataset univariate hazard ratios (95% CIs) for each DeSurv program (left) and standard NMF factor (right). Platform-specific PACA-AU array and RNA-seq estimates are shown separately, and black diamonds denote combined estimates over unique patients (per-factor dataset-stratified Cox models on the de-duplicated patient-level data, with each program standardized within dataset and scored on the union top-gene support; PACA-AU array duplicates excluded). (b) Correspondence (</w:t>
       </w:r>
       <m:oMath>
         <m:r>
@@ -3655,7 +3473,7 @@
           <w:iCs/>
           <w:i/>
         </w:rPr>
-        <w:t xml:space="preserve">) of tuned supervised risk scores (lasso Cox and supervised PCA) with the three DeSurv programs (D1–D3) in the training data; supervised scores concentrate on D1 and are only weakly correlated with the D2 stromal program. These score correspondences do not establish recovery of identical gene programs. No validation-cohort survival outcomes were used in training, scoring or hyperparameter selection; they enter only the association estimates shown and the separately described recalibration analysis (Methods; Supplementary Information, Proper-scoring sensitivity of the external validation).</w:t>
+        <w:t xml:space="preserve">) of tuned supervised risk scores (penalized Cox and supervised PCA) with the three DeSurv programs (D1–D3) in the training data. Supervised scores correlated most strongly with D1 and only weakly with the D2 stromal program. These score correspondences do not establish recovery of identical gene programs. No validation-cohort survival outcomes were used in training, scoring or hyperparameter selection; they enter only the association estimates shown and the separately described recalibration analysis (Methods; Supplementary Information, Proper-scoring sensitivity of the external validation).</w:t>
       </w:r>
     </w:p>
     <w:tbl>
@@ -4260,7 +4078,7 @@
         </m:r>
       </m:oMath>
       <w:r>
-        <w:t xml:space="preserve">), and adjustment for purity left the linear predictor’s survival association essentially unchanged (HR per SD: PACA-AU array, 1.44 versus 1.45; RNA-seq, 1.66 versus 1.65; Supplementary Table [tab:clinical-adjustment]). In Puleo, the largest validation cohort, the DeSurv linear predictor also remained prognostic after adjustment for sex and resection-margin status (HR per SD 1.33, 95% CI</w:t>
+        <w:t xml:space="preserve">). In these same datasets, adjustment for purity left the DeSurv linear predictor’s survival association essentially unchanged (HR per SD: PACA-AU array, 1.44 versus 1.45; RNA-seq, 1.66 versus 1.65; Supplementary Table [tab:clinical-adjustment]). In Puleo, the largest validation cohort, the DeSurv linear predictor also remained prognostic after adjustment for sex and resection-margin status (HR per SD 1.33, 95% CI</w:t>
       </w:r>
       <w:r>
         <w:t xml:space="preserve"> </w:t>
@@ -4279,7 +4097,7 @@
         </m:r>
       </m:oMath>
       <w:r>
-        <w:t xml:space="preserve">; Supplementary Table [tab:clinical-adjustment]). Within the PACA-AU datasets, these findings argue against measured tumor purity as the main explanation for the observed associations, although they do not establish the cellular identity of D1’s restCAF-like component (Supplementary Information, Stromal resolution: which reference programs are recovered from bulk).</w:t>
+        <w:t xml:space="preserve">; Supplementary Table [tab:clinical-adjustment]). Together, within the PACA-AU datasets, the weak correlations between D1 and purity and the stability of the linear predictor after purity adjustment argue against measured tumor purity as the main explanation for these findings, although they do not establish the cellular identity of D1’s restCAF-like component (Supplementary Information, Stromal resolution: which reference programs are recovered from bulk).</w:t>
       </w:r>
     </w:p>
     <w:bookmarkEnd w:id="32"/>
@@ -4344,7 +4162,7 @@
         </m:r>
       </m:oMath>
       <w:r>
-        <w:t xml:space="preserve">; Fig. [fig:treated]a); these laser-capture microdissected profiles are epithelial-enriched, probing chiefly the tumor component of D1. In the Linehan cohort, the projected proCAF-like D2 score increased from pre- to post-treatment biopsies (mean change +0.34 SD, paired Wilcoxon</w:t>
+        <w:t xml:space="preserve">; Fig. [fig:treated]a); these laser-capture microdissected profiles are epithelial-enriched, primarily reflecting the tumor component of D1. In the Linehan cohort, the projected proCAF-like D2 score increased from pre- to post-treatment biopsies (mean change +0.34 SD, paired Wilcoxon</w:t>
       </w:r>
       <w:r>
         <w:t xml:space="preserve"> </w:t>
@@ -4423,7 +4241,7 @@
           <w:iCs/>
           <w:i/>
         </w:rPr>
-        <w:t xml:space="preserve">Transportability of the frozen DeSurv programs into independent treated PDAC cohorts. (a) Prognostic transportability of D1 in treated metastatic PDAC. Forest plot of hazard ratios per SD of the frozen D1 score within each O’Kane/COMPASS treatment arm (FOLFIRINOX, gemcitabine/nab-paclitaxel [GA], and GA/experimental), scored from laser-capture microdissected, epithelial-enriched profiles; the diamond is the common association estimated across arms from a stratified Cox model with treatment-arm-specific baseline hazards, HR</w:t>
+        <w:t xml:space="preserve">Transportability of the frozen DeSurv programs into independent treated PDAC cohorts. (a) D1 in treated metastatic PDAC from the O’Kane/COMPASS cohort. Points and 95% confidence intervals show hazard ratios per SD of the frozen D1 score within the FOLFIRINOX (FFX), gemcitabine/nab-paclitaxel (GA), and GA/experimental treatment arms; the diamond shows the common association from a Cox model stratified by treatment arm (HR</w:t>
       </w:r>
       <w:r>
         <w:rPr>
@@ -4442,14 +4260,7 @@
           <w:iCs/>
           <w:i/>
         </w:rPr>
-        <w:t xml:space="preserve"> </w:t>
-      </w:r>
-      <w:r>
-        <w:rPr>
-          <w:iCs/>
-          <w:i/>
-        </w:rPr>
-        <w:t xml:space="preserve">(95% CI</w:t>
+        <w:t xml:space="preserve">, 95% CI</w:t>
       </w:r>
       <w:r>
         <w:rPr>
@@ -4508,14 +4319,7 @@
           <w:iCs/>
           <w:i/>
         </w:rPr>
-        <w:t xml:space="preserve">). D1 was protective in all three arms; the arm-by-score interaction was not significant (interaction</w:t>
-      </w:r>
-      <w:r>
-        <w:rPr>
-          <w:iCs/>
-          <w:i/>
-        </w:rPr>
-        <w:t xml:space="preserve"> </w:t>
+        <w:t xml:space="preserve">). D1 had protective point estimates in all three arms, with no evidence of an arm-by-score interaction (</w:t>
       </w:r>
       <m:oMath>
         <m:r>
@@ -4536,7 +4340,7 @@
           <w:iCs/>
           <w:i/>
         </w:rPr>
-        <w:t xml:space="preserve">), though the individual arms are underpowered for detecting heterogeneity. Error bars denote 95% confidence intervals. (b) The proCAF program D2 before and after treatment in paired Linehan biopsies (</w:t>
+        <w:t xml:space="preserve">), although individual arms were underpowered for detecting heterogeneity. Scores were derived from laser-capture microdissected, epithelial-enriched profiles. (b) Projected proCAF-like D2 scores before and after treatment in paired Linehan biopsies (</w:t>
       </w:r>
       <m:oMath>
         <m:r>
@@ -4557,7 +4361,33 @@
           <w:iCs/>
           <w:i/>
         </w:rPr>
-        <w:t xml:space="preserve">, paired Wilcoxon</w:t>
+        <w:t xml:space="preserve">). Grey lines connect biopsies from the same patient; the red line shows the group mean, which increased by</w:t>
+      </w:r>
+      <w:r>
+        <w:rPr>
+          <w:iCs/>
+          <w:i/>
+        </w:rPr>
+        <w:t xml:space="preserve"> </w:t>
+      </w:r>
+      <m:oMath>
+        <m:r>
+          <m:t>0.34</m:t>
+        </m:r>
+      </m:oMath>
+      <w:r>
+        <w:rPr>
+          <w:iCs/>
+          <w:i/>
+        </w:rPr>
+        <w:t xml:space="preserve"> </w:t>
+      </w:r>
+      <w:r>
+        <w:rPr>
+          <w:iCs/>
+          <w:i/>
+        </w:rPr>
+        <w:t xml:space="preserve">SD after treatment (paired Wilcoxon</w:t>
       </w:r>
       <w:r>
         <w:rPr>
@@ -4585,32 +4415,7 @@
           <w:iCs/>
           <w:i/>
         </w:rPr>
-        <w:t xml:space="preserve">); grey lines are individual patients, the red line the group mean (</w:t>
-      </w:r>
-      <m:oMath>
-        <m:r>
-          <m:rPr>
-            <m:sty m:val="p"/>
-          </m:rPr>
-          <m:t>+</m:t>
-        </m:r>
-        <m:r>
-          <m:t>0.34</m:t>
-        </m:r>
-      </m:oMath>
-      <w:r>
-        <w:rPr>
-          <w:iCs/>
-          <w:i/>
-        </w:rPr>
-        <w:t xml:space="preserve"> </w:t>
-      </w:r>
-      <w:r>
-        <w:rPr>
-          <w:iCs/>
-          <w:i/>
-        </w:rPr>
-        <w:t xml:space="preserve">SD). Because treatment, stage and cohort were not independently varied, these analyses support prognostic and biological transportability rather than treatment-predictive effects.</w:t>
+        <w:t xml:space="preserve">). Because treatment, stage and cohort were not independently varied, these analyses support transportability rather than treatment-predictive effects.</w:t>
       </w:r>
     </w:p>
     <w:bookmarkEnd w:id="36"/>
@@ -4809,7 +4614,7 @@
         </m:r>
       </m:oMath>
       <w:r>
-        <w:t xml:space="preserve">) and instead tracked the higher-variance D2/D3 structure (Supplementary Information, The D1 axis is not specific to DeSurv). This indicates a shared survival-associated direction in the patient scores, not that the three methods recover the same gene programs.</w:t>
+        <w:t xml:space="preserve">) and instead tracked the higher-variance D2/D3 structure (Supplementary Information, The D1 axis is not specific to DeSurv). This indicates a shared survival-associated signal in the patient scores, not that the three methods recover the same gene programs.</w:t>
       </w:r>
     </w:p>
     <w:p>
@@ -4974,7 +4779,7 @@
         <w:t xml:space="preserve"> </w:t>
       </w:r>
       <w:r>
-        <w:t xml:space="preserve">for D2 (Supplementary Information). DeSurv places the shared prognostic direction within separately scored tumor and stromal programs and provides program-specific gene lists for biological investigation and future classifier development.</w:t>
+        <w:t xml:space="preserve">for D2 (Supplementary Information). Thus, the methods differed less in prognostic discrimination than in how that information was represented: conventional supervised predictors combined contributions from underlying expression programs within a single score, whereas DeSurv retained D1–D3 as separately scored programs with explicit survival coefficients. This decomposition allows the tumor and stromal programs contributing to prognosis to be interrogated separately and retains program-specific ranked gene sets.</w:t>
       </w:r>
     </w:p>
     <w:bookmarkEnd w:id="37"/>
@@ -5095,7 +4900,7 @@
         <w:pStyle w:val="BodyText"/>
       </w:pPr>
       <w:r>
-        <w:t xml:space="preserve">Under this setting, DeSurv more accurately recovered the genes defining the true prognostic program, whereas unsupervised NMF was more strongly influenced by the dominant background structure (Fig. [fig:sim]a,b). Across 100 simulated datasets, median matched-factor precision (the proportion of the best-matching learned program’s selected genes belonging to the true prognostic gene set) was 0.50 for DeSurv versus 0.07 for unsupervised NMF. Global marker recall (the proportion of the true survival-driving marker genes appearing in the union of all learned programs’ top-ranked gene sets) was 0.26 versus 0.15 (Supplementary Information). Median test-set C-index was</w:t>
+        <w:t xml:space="preserve">In this setting, DeSurv more accurately recovered the genes defining the true prognostic program, whereas unsupervised NMF was more strongly influenced by the dominant background structure. Across 100 simulated datasets, median matched-factor precision (the proportion of the best-matching learned program’s selected genes belonging to the true prognostic gene set) was 0.50 for DeSurv versus 0.07 for unsupervised NMF (Fig. [fig:sim]b). Global marker recall (the proportion of the true survival-driving marker genes appearing in the union of all learned programs’ top-ranked gene sets) was 0.26 versus 0.15 (Supplementary Information). Median test-set C-index was</w:t>
       </w:r>
       <w:r>
         <w:t xml:space="preserve"> </w:t>
@@ -5160,7 +4965,7 @@
         </m:r>
       </m:oMath>
       <w:r>
-        <w:t xml:space="preserve">), and DeSurv recovered the true rank (</w:t>
+        <w:t xml:space="preserve">; Fig. [fig:sim]a), and DeSurv selected the true rank (</w:t>
       </w:r>
       <m:oMath>
         <m:r>
@@ -5185,7 +4990,7 @@
         <w:pStyle w:val="BodyText"/>
       </w:pPr>
       <w:r>
-        <w:t xml:space="preserve">Performance depended on how prognostic signal aligned with expression structure. In the mixed setting, the benefit of supervision was concentrated in recovery of program-specific marker genes and was smaller for the shared background genes included in the survival-generating set (Supplementary Fig. [fig:fig-sim-null-mixed]), consistent with supervision acting on the genes that define the prognostic program. Under the null, test-set concordance was near chance for both methods. There, the selected supervision strength dispersed across its admissible range rather than concentrating at zero (median</w:t>
+        <w:t xml:space="preserve">Performance depended on how prognostic signal aligned with expression structure. In the mixed setting, the benefit of supervision was concentrated in recovery of program-specific marker genes and was smaller for shared background genes included in the survival-generating set (Fig. [fig:sim]d; Supplementary Fig. [fig:fig-sim-null-mixed]), consistent with supervision preferentially improving recovery of genes that define the prognostic program. Under the null, test-set concordance was near chance for both methods. The selected supervision strength dispersed across its admissible range rather than concentrating at zero (median</w:t>
       </w:r>
       <w:r>
         <w:t xml:space="preserve"> </w:t>
@@ -5227,7 +5032,7 @@
         <w:t xml:space="preserve"> </w:t>
       </w:r>
       <w:r>
-        <w:t xml:space="preserve">across 100 simulated datasets), consistent with weak discrimination among supervision strengths.</w:t>
+        <w:t xml:space="preserve">across 100 simulated datasets), consistent with weak discrimination among supervision strengths when survival contained no signal.</w:t>
       </w:r>
     </w:p>
     <w:p>
@@ -5286,7 +5091,7 @@
           <w:iCs/>
           <w:i/>
         </w:rPr>
-        <w:t xml:space="preserve">Survival supervision improves recovery of prognostic gene programs when prognostic signal contributes little expression variation. (a) Test-set concordance across 100 simulated datasets comparing DeSurv with unsupervised NMF (</w:t>
+        <w:t xml:space="preserve">Survival supervision improves recovery of prognostic gene programs when prognostic signal contributes relatively little expression variation. (a) Test-set concordance across 100 simulated datasets comparing DeSurv with unsupervised NMF (</w:t>
       </w:r>
       <m:oMath>
         <m:r>
@@ -5414,7 +5219,7 @@
           <w:iCs/>
           <w:i/>
         </w:rPr>
-        <w:t xml:space="preserve">); medians 0.837 versus 0.724 (paired Wilcoxon</w:t>
+        <w:t xml:space="preserve">); median C-indices were 0.837 versus 0.724 (paired Wilcoxon</w:t>
       </w:r>
       <w:r>
         <w:rPr>
@@ -5442,7 +5247,7 @@
           <w:iCs/>
           <w:i/>
         </w:rPr>
-        <w:t xml:space="preserve">). (b) Recovery of genes defining the true prognostic program, quantified as the proportion of selected genes in the best-matching learned program that belonged to the ground-truth prognostic gene set; medians 0.50 versus 0.07. The best-matching program is selected using the known simulated gene set; this evaluates recovery with access to ground truth. Global marker recall, which uses no matching, is reported in the Supplementary Information. In (a) and (b), boxes show median and interquartile range; whiskers extend to</w:t>
+        <w:t xml:space="preserve">). (b) Recovery of genes defining the true prognostic program, quantified as the proportion of selected genes in the best-matching learned program that belonged to the ground-truth prognostic gene set; medians were 0.50 versus 0.07. The best-matching program is selected using the known simulated gene set, so this metric evaluates recovery with access to ground truth. Global marker recall, which requires no factor matching, is reported in the Supplementary Information. In (a) and (b), boxes show medians and interquartile ranges, whiskers extend to</w:t>
       </w:r>
       <w:r>
         <w:rPr>
@@ -5467,7 +5272,28 @@
           <w:iCs/>
           <w:i/>
         </w:rPr>
-        <w:t xml:space="preserve">IQR; points are individual simulated datasets. (c) Distribution of selected ranks across simulated datasets for DeSurv versus unsupervised NMF. (d) The same matched-factor precision metric as in (b), computed for two signal regimes: a prognostic program whose genes carry low transcriptomic variance relative to the shared background excluded from the survival-generating gene set (separated from the dominant variance) versus one that partially overlaps the dominant variance. DeSurv recovers the prognostic program more accurately in both regimes, whereas the unsupervised solution is more strongly influenced by the dominant expression structure; the null scenario (no prognostic program) is shown in the Supplementary Information. The concordance gap in (a) is not an expected discrimination gain in real data, where a rank-optimized unsupervised control carried comparable prognostic information (Table [tab:hr-adjusted]).</w:t>
+        <w:t xml:space="preserve">IQR, and points represent individual simulated datasets. (c) Distribution of ranks selected across simulated datasets for DeSurv and unsupervised NMF; dashed lines indicate the true rank (</w:t>
+      </w:r>
+      <m:oMath>
+        <m:r>
+          <m:t>k</m:t>
+        </m:r>
+        <m:r>
+          <m:rPr>
+            <m:sty m:val="p"/>
+          </m:rPr>
+          <m:t>=</m:t>
+        </m:r>
+        <m:r>
+          <m:t>3</m:t>
+        </m:r>
+      </m:oMath>
+      <w:r>
+        <w:rPr>
+          <w:iCs/>
+          <w:i/>
+        </w:rPr>
+        <w:t xml:space="preserve">). (d) The same matched-factor precision metric as in (b) under two signal regimes: a prognostic program whose genes contribute relatively little transcriptomic variation and are separated from the dominant shared background, and a setting in which the survival-generating gene set partially overlaps that dominant background structure. DeSurv recovered the prognostic program more accurately in both regimes, with a larger separation when the prognostic program was distinct from the dominant expression structure. The null scenario, with no prognostic signal, is shown in the Supplementary Information. The concordance difference in (a) should not be interpreted as an expected gain in discrimination in real data, where a rank-optimized unsupervised control carried comparable prognostic information (Table [tab:hr-adjusted]).</w:t>
       </w:r>
     </w:p>
     <w:bookmarkEnd w:id="41"/>
@@ -5514,7 +5340,7 @@
         </m:r>
       </m:oMath>
       <w:r>
-        <w:t xml:space="preserve">, matched to DeSurv on rank and tuning budget, did not recover D1, so the difference in the recovered programs did not appear to reflect rank or tuning effort. A rank-optimized unsupervised control recovered comparable prognostic information across a broader seven-factor representation, and conventional supervised predictors produced scores aligned with the dominant prognostic direction, correlating only weakly with the separately resolved proCAF-like program (Fig. [fig:val]b). These comparisons separate prognostic information from the representation in which that information is recovered.</w:t>
+        <w:t xml:space="preserve">, matched to DeSurv on rank and tuning budget, did not recover D1, so the difference in the recovered programs did not appear to reflect rank or tuning effort. A rank-optimized unsupervised control recovered comparable prognostic information across a broader seven-factor representation, and conventional supervised predictors achieved similar discrimination while combining contributions from underlying expression programs within single scores. These comparisons separate prognostic information from the representation in which that information is recovered. DeSurv instead retains the contributing sources as separately scored programs rather than combining them only within a composite prognostic predictor.</w:t>
       </w:r>
     </w:p>
     <w:p>
@@ -5544,86 +5370,203 @@
             <w:rStyle w:val="Hyperlink"/>
             <w:vertAlign w:val="superscript"/>
           </w:rPr>
+          <w:t xml:space="preserve">31</w:t>
+        </w:r>
+      </w:hyperlink>
+      <w:r>
+        <w:rPr>
+          <w:vertAlign w:val="superscript"/>
+        </w:rPr>
+        <w:t xml:space="preserve">,</w:t>
+      </w:r>
+      <w:hyperlink w:anchor="ref-le2025survnmf">
+        <w:r>
+          <w:rPr>
+            <w:rStyle w:val="Hyperlink"/>
+            <w:vertAlign w:val="superscript"/>
+          </w:rPr>
           <w:t xml:space="preserve">32</w:t>
         </w:r>
       </w:hyperlink>
       <w:r>
+        <w:t xml:space="preserve">. In DeSurv, it depends directly on projections through the gene-program matrix, and new samples are scored using fixed gene weights without an additional sample-loading estimation step (Supplementary Table [tab:architecture]). Deep latent-variable survival models</w:t>
+      </w:r>
+      <w:hyperlink w:anchor="ref-zaccaria2023surviae">
+        <w:r>
+          <w:rPr>
+            <w:rStyle w:val="Hyperlink"/>
+            <w:vertAlign w:val="superscript"/>
+          </w:rPr>
+          <w:t xml:space="preserve">33</w:t>
+        </w:r>
+      </w:hyperlink>
+      <w:r>
         <w:rPr>
           <w:vertAlign w:val="superscript"/>
         </w:rPr>
         <w:t xml:space="preserve">,</w:t>
       </w:r>
-      <w:hyperlink w:anchor="ref-le2025survnmf">
+      <w:hyperlink w:anchor="ref-meng2022savae">
         <w:r>
           <w:rPr>
             <w:rStyle w:val="Hyperlink"/>
             <w:vertAlign w:val="superscript"/>
           </w:rPr>
-          <w:t xml:space="preserve">33</w:t>
+          <w:t xml:space="preserve">34</w:t>
         </w:r>
       </w:hyperlink>
       <w:r>
-        <w:t xml:space="preserve">. In DeSurv, it depends directly on projections through the gene-program matrix, and new samples are scored using fixed gene weights without an additional sample-loading estimation step (Supplementary Table [tab:architecture]). Deep latent-variable survival models</w:t>
-      </w:r>
-      <w:hyperlink w:anchor="ref-zaccaria2023surviae">
+        <w:t xml:space="preserve"> </w:t>
+      </w:r>
+      <w:r>
+        <w:t xml:space="preserve">likewise learn sample representations rather than a fixed gene-program basis, and reference-based deconvolution methods such as CIBERSORTx</w:t>
+      </w:r>
+      <w:hyperlink w:anchor="ref-newman2019cibersortx">
         <w:r>
           <w:rPr>
             <w:rStyle w:val="Hyperlink"/>
             <w:vertAlign w:val="superscript"/>
           </w:rPr>
-          <w:t xml:space="preserve">34</w:t>
+          <w:t xml:space="preserve">35</w:t>
         </w:r>
       </w:hyperlink>
       <w:r>
+        <w:t xml:space="preserve"> </w:t>
+      </w:r>
+      <w:r>
+        <w:t xml:space="preserve">and BayesPrism</w:t>
+      </w:r>
+      <w:hyperlink w:anchor="ref-chu2022bayesprism">
+        <w:r>
+          <w:rPr>
+            <w:rStyle w:val="Hyperlink"/>
+            <w:vertAlign w:val="superscript"/>
+          </w:rPr>
+          <w:t xml:space="preserve">36</w:t>
+        </w:r>
+      </w:hyperlink>
+      <w:r>
+        <w:t xml:space="preserve"> </w:t>
+      </w:r>
+      <w:r>
+        <w:t xml:space="preserve">estimate the abundance of predefined cell types rather than outcome-aligned programs, so DeSurv is complementary to them.</w:t>
+      </w:r>
+    </w:p>
+    <w:p>
+      <w:pPr>
+        <w:pStyle w:val="BodyText"/>
+      </w:pPr>
+      <w:r>
+        <w:t xml:space="preserve">Program-level outputs are the practical product of this architecture, because the genes defining each program determine how it can be interpreted and what can be tested next. Previous PDAC studies illustrate how interpretable malignant and stromal programs can support biological characterization and the development of single-sample classifiers</w:t>
+      </w:r>
+      <w:hyperlink w:anchor="ref-moffitt2015virtual">
+        <w:r>
+          <w:rPr>
+            <w:rStyle w:val="Hyperlink"/>
+            <w:vertAlign w:val="superscript"/>
+          </w:rPr>
+          <w:t xml:space="preserve">3</w:t>
+        </w:r>
+      </w:hyperlink>
+      <w:r>
         <w:rPr>
           <w:vertAlign w:val="superscript"/>
         </w:rPr>
+        <w:t xml:space="preserve">–</w:t>
+      </w:r>
+      <w:hyperlink w:anchor="ref-peng2024determination">
+        <w:r>
+          <w:rPr>
+            <w:rStyle w:val="Hyperlink"/>
+            <w:vertAlign w:val="superscript"/>
+          </w:rPr>
+          <w:t xml:space="preserve">5</w:t>
+        </w:r>
+      </w:hyperlink>
+      <w:r>
+        <w:rPr>
+          <w:vertAlign w:val="superscript"/>
+        </w:rPr>
         <w:t xml:space="preserve">,</w:t>
       </w:r>
-      <w:hyperlink w:anchor="ref-meng2022savae">
+      <w:hyperlink w:anchor="ref-peng2019novo">
         <w:r>
           <w:rPr>
             <w:rStyle w:val="Hyperlink"/>
             <w:vertAlign w:val="superscript"/>
           </w:rPr>
-          <w:t xml:space="preserve">35</w:t>
+          <w:t xml:space="preserve">12</w:t>
         </w:r>
       </w:hyperlink>
       <w:r>
-        <w:t xml:space="preserve"> </w:t>
-      </w:r>
-      <w:r>
-        <w:t xml:space="preserve">likewise learn sample representations rather than a fixed gene-program basis, and reference-based deconvolution methods such as CIBERSORTx</w:t>
-      </w:r>
-      <w:hyperlink w:anchor="ref-newman2019cibersortx">
+        <w:t xml:space="preserve">. DeSurv extends this line of work by allowing patient outcomes to influence the gene weights themselves while retaining separately measurable programs: for example, D2 remains available as proCAF-like stromal context although the fitted risk score combines D1 and D3. In settings without established molecular annotations, the ranked genes defining each recovered program could instead provide the starting point for biological annotation, subtype development and reduced biomarker assays. These outputs do not yet establish clinical utility or a treatment-selection rule.</w:t>
+      </w:r>
+    </w:p>
+    <w:p>
+      <w:pPr>
+        <w:pStyle w:val="BodyText"/>
+      </w:pPr>
+      <w:r>
+        <w:t xml:space="preserve">Rank choice and initialization can affect the recovered gene programs. Increasing rank progressively broadened correspondence to established PDAC programs. The three-factor DeSurv solution and the seven-factor unsupervised control were selected by the same one-standard-error rule. Survival supervision provides an outcome-informed criterion for shaping the representation, but it does not remove the non-uniqueness of matrix factorization, and individual DeSurv runs from different random starts recover appreciably different gene sets. Split-half consensus fits agreed closely with the reported basis (Supplementary Information, Stability of the recovered gene programs), supporting stability to restart-pool composition within the training data but not establishing reproducibility under independent repetition or patient resampling.</w:t>
+      </w:r>
+    </w:p>
+    <w:p>
+      <w:pPr>
+        <w:pStyle w:val="BodyText"/>
+      </w:pPr>
+      <w:r>
+        <w:t xml:space="preserve">The simulations identify conditions under which survival information improves program recovery. They provide a controlled example in which survival supervision prioritizes prognostically relevant programs that contribute relatively little expression variation and are therefore less readily recovered by reconstruction-driven factorization.</w:t>
+      </w:r>
+    </w:p>
+    <w:p>
+      <w:pPr>
+        <w:pStyle w:val="BodyText"/>
+      </w:pPr>
+      <w:r>
+        <w:t xml:space="preserve">Three statistical qualifications limit interpretation of the prognostic findings. DeSurv uses a proportional-hazards objective, while the external validation data showed attenuation of the prognostic association over follow-up (Schoenfeld test, Results), so the reported hazard ratios are time-averaged summaries and extensions could accommodate non-proportional hazards or nonlinear survival relationships. The integrated Brier analysis recalibrated the score’s scalar slope and baseline hazard within each validation dataset, so it describes apparent prediction error rather than out-of-sample prediction error (Supplementary Information, Proper-scoring sensitivity of the external validation). The pooled training objective was fitted without a cohort term; within-cohort analyses argued against simple encoding of training-cohort membership, although cohort influence on the learned representation remains possible (Supplementary Information, Cohort handling in the training objective).</w:t>
+      </w:r>
+    </w:p>
+    <w:p>
+      <w:pPr>
+        <w:pStyle w:val="BodyText"/>
+      </w:pPr>
+      <w:r>
+        <w:t xml:space="preserve">In treated cohorts the frozen scores remained informative in exploratory analyses, but arm-level sample sizes limited assessment of variation in the association across treatments. Whether these programs predict differential treatment benefit therefore remains unresolved and will require adequately powered, prespecified treatment-by-program interaction analyses in studies designed to support treatment comparisons.</w:t>
+      </w:r>
+    </w:p>
+    <w:p>
+      <w:pPr>
+        <w:pStyle w:val="BodyText"/>
+      </w:pPr>
+      <w:r>
+        <w:t xml:space="preserve">The tumor–stroma architecture described here is a bulk-tissue phenomenon. It reflects cross-patient covariation in tumor- and stroma-associated transcriptional programs rather than cellular co-expression or spatial adjacency within individual tumors. This organization is consistent with broader evidence that malignant lineage state and stromal composition vary together in PDAC</w:t>
+      </w:r>
+      <w:hyperlink w:anchor="ref-ogawa2020stroma">
         <w:r>
           <w:rPr>
             <w:rStyle w:val="Hyperlink"/>
             <w:vertAlign w:val="superscript"/>
           </w:rPr>
-          <w:t xml:space="preserve">36</w:t>
+          <w:t xml:space="preserve">37</w:t>
         </w:r>
       </w:hyperlink>
       <w:r>
-        <w:t xml:space="preserve"> </w:t>
-      </w:r>
-      <w:r>
-        <w:t xml:space="preserve">and BayesPrism</w:t>
-      </w:r>
-      <w:hyperlink w:anchor="ref-chu2022bayesprism">
+        <w:rPr>
+          <w:vertAlign w:val="superscript"/>
+        </w:rPr>
+        <w:t xml:space="preserve">–</w:t>
+      </w:r>
+      <w:hyperlink w:anchor="ref-lee2024tumorcaf">
         <w:r>
           <w:rPr>
             <w:rStyle w:val="Hyperlink"/>
             <w:vertAlign w:val="superscript"/>
           </w:rPr>
-          <w:t xml:space="preserve">37</w:t>
+          <w:t xml:space="preserve">39</w:t>
         </w:r>
       </w:hyperlink>
       <w:r>
-        <w:t xml:space="preserve"> </w:t>
-      </w:r>
-      <w:r>
-        <w:t xml:space="preserve">estimate the abundance of predefined cell types rather than outcome-aligned programs, so DeSurv is complementary to them.</w:t>
+        <w:t xml:space="preserve">. Adjustment for PurIST and DeCAF supports D1’s prognostic association beyond those classifiers, purity adjustment in the PACA-AU datasets leaves the risk score’s association essentially unchanged, and other supervised methods capture related survival-associated signal. GATA6 RNA in situ hybridization independently supports D1’s classical tumor component; these analyses do not establish the cellular identity of its stromal component. Single-cell or spatial profiling could clarify the cellular sources of these programs; linking those sources to prognosis would additionally require outcome-annotated cohorts and scoring methods appropriate for the measurement platform.</w:t>
       </w:r>
     </w:p>
     <w:p>
@@ -5631,132 +5574,15 @@
         <w:pStyle w:val="BodyText"/>
       </w:pPr>
       <w:r>
-        <w:t xml:space="preserve">Program-level outputs are the practical product of this architecture, because the genes assigned to a program determine how it is interpreted and what is tested next. Previous PDAC studies illustrate how interpretable malignant and stromal programs can support biological characterization and the development of single-sample classifiers</w:t>
-      </w:r>
-      <w:hyperlink w:anchor="ref-moffitt2015virtual">
+        <w:t xml:space="preserve">The question DeSurv addresses extends beyond PDAC. In any tumor type, the programs that dominate expression variation may differ from those most relevant to survival, so outcome information could help prioritize programs that reconstruction alone underweights. Testing generalizability will require multi-cancer evaluation of prognostic performance, program recovery and stability, with attention to cohort composition and event counts. Comparators should include unsupervised decompositions and strong penalized-regression baselines, which remain difficult to outperform consistently for out-of-sample prognosis</w:t>
+      </w:r>
+      <w:hyperlink w:anchor="ref-smith2020standard">
         <w:r>
           <w:rPr>
             <w:rStyle w:val="Hyperlink"/>
             <w:vertAlign w:val="superscript"/>
           </w:rPr>
-          <w:t xml:space="preserve">3</w:t>
-        </w:r>
-      </w:hyperlink>
-      <w:r>
-        <w:rPr>
-          <w:vertAlign w:val="superscript"/>
-        </w:rPr>
-        <w:t xml:space="preserve">–</w:t>
-      </w:r>
-      <w:hyperlink w:anchor="ref-peng2024determination">
-        <w:r>
-          <w:rPr>
-            <w:rStyle w:val="Hyperlink"/>
-            <w:vertAlign w:val="superscript"/>
-          </w:rPr>
-          <w:t xml:space="preserve">5</w:t>
-        </w:r>
-      </w:hyperlink>
-      <w:r>
-        <w:rPr>
-          <w:vertAlign w:val="superscript"/>
-        </w:rPr>
-        <w:t xml:space="preserve">,</w:t>
-      </w:r>
-      <w:hyperlink w:anchor="ref-peng2019novo">
-        <w:r>
-          <w:rPr>
-            <w:rStyle w:val="Hyperlink"/>
-            <w:vertAlign w:val="superscript"/>
-          </w:rPr>
-          <w:t xml:space="preserve">14</w:t>
-        </w:r>
-      </w:hyperlink>
-      <w:r>
-        <w:t xml:space="preserve">. Program-specific gene lists connect measured scores to biological annotation and provide candidates for subsequent classifier development. DeSurv extends this line of work by allowing patient outcomes to influence the gene weights themselves, and D2 remains available as separately measurable proCAF-like stromal context although the fitted risk score combines D1 and D3. These outputs do not yet establish clinical utility or a treatment-selection rule.</w:t>
-      </w:r>
-    </w:p>
-    <w:p>
-      <w:pPr>
-        <w:pStyle w:val="BodyText"/>
-      </w:pPr>
-      <w:r>
-        <w:t xml:space="preserve">Rank choice and initialization can affect the recovered gene programs. Increasing rank progressively broadened correspondence to established PDAC programs. The three-factor DeSurv solution and the seven-factor unsupervised control were selected by the same one-standard-error rule. Survival supervision provides an outcome-informed criterion for shaping the representation, but it does not remove the non-uniqueness of matrix factorization, and individual DeSurv runs from different random starts recover appreciably different gene sets. Split-half consensus fits agreed closely with the reported basis (Supplementary Information, Stability of the recovered gene programs), which supports stability to restart-pool composition within the training data while leaving reproducibility under independent repetition, and the stability of the full consensus procedure under patient resampling, to be established.</w:t>
-      </w:r>
-    </w:p>
-    <w:p>
-      <w:pPr>
-        <w:pStyle w:val="BodyText"/>
-      </w:pPr>
-      <w:r>
-        <w:t xml:space="preserve">The simulations identify conditions under which survival information improves program recovery. They give a controlled example of how survival supervision can prioritize prognostically relevant structure that contributes relatively little expression variation.</w:t>
-      </w:r>
-    </w:p>
-    <w:p>
-      <w:pPr>
-        <w:pStyle w:val="BodyText"/>
-      </w:pPr>
-      <w:r>
-        <w:t xml:space="preserve">Three statistical qualifications bound the prognostic findings. DeSurv uses a proportional-hazards objective, while the external validation data showed attenuation of the prognostic association over follow-up (Schoenfeld test, Results), so the reported hazard ratios are time-averaged summaries and extensions could accommodate non-proportional hazards or nonlinear survival relationships. The integrated Brier analysis recalibrated the score’s scalar slope and baseline hazard within each validation dataset, so it describes apparent prediction error rather than out-of-sample prediction error (Supplementary Information, Proper-scoring sensitivity of the external validation). The pooled training objective was fitted without a cohort term; within-cohort analyses argued against simple encoding of training-cohort membership, though cohort influence on the learned representation remains possible (Supplementary Information, Cohort handling in the training objective).</w:t>
-      </w:r>
-    </w:p>
-    <w:p>
-      <w:pPr>
-        <w:pStyle w:val="BodyText"/>
-      </w:pPr>
-      <w:r>
-        <w:t xml:space="preserve">In treated cohorts the frozen scores remained informative in exploratory analyses, but arm-level sample sizes limited assessment of variation in the association across treatments. Whether these programs predict differential treatment benefit therefore remains unresolved and will require adequately powered, prespecified treatment-by-program interaction analyses in studies designed to support treatment comparisons.</w:t>
-      </w:r>
-    </w:p>
-    <w:p>
-      <w:pPr>
-        <w:pStyle w:val="BodyText"/>
-      </w:pPr>
-      <w:r>
-        <w:t xml:space="preserve">The tumor–stroma architecture described here is a bulk-tissue phenomenon. It reflects cross-patient covariation in tumor- and stroma-associated transcriptional programs rather than cellular co-expression or spatial adjacency within individual tumors. This organization is consistent with broader evidence that malignant lineage state and stromal composition vary together in PDAC</w:t>
-      </w:r>
-      <w:hyperlink w:anchor="ref-ogawa2020stroma">
-        <w:r>
-          <w:rPr>
-            <w:rStyle w:val="Hyperlink"/>
-            <w:vertAlign w:val="superscript"/>
-          </w:rPr>
-          <w:t xml:space="preserve">38</w:t>
-        </w:r>
-      </w:hyperlink>
-      <w:r>
-        <w:rPr>
-          <w:vertAlign w:val="superscript"/>
-        </w:rPr>
-        <w:t xml:space="preserve">–</w:t>
-      </w:r>
-      <w:hyperlink w:anchor="ref-lee2024tumorcaf">
-        <w:r>
-          <w:rPr>
-            <w:rStyle w:val="Hyperlink"/>
-            <w:vertAlign w:val="superscript"/>
-          </w:rPr>
           <w:t xml:space="preserve">40</w:t>
-        </w:r>
-      </w:hyperlink>
-      <w:r>
-        <w:t xml:space="preserve">. Adjustment for PurIST and DeCAF supports D1’s prognostic association beyond those classifiers, purity adjustment in the PACA-AU datasets leaves the risk score’s association essentially unchanged, and other supervised methods recover a related patient-score direction. GATA6 RNA in situ hybridization independently supports D1’s classical tumor component; these analyses do not establish the cellular identity of its stromal component. Single-cell or spatial profiling could clarify the cellular sources of these programs; linking those sources to prognosis would additionally require outcome-annotated cohorts and scoring methods appropriate for the measurement platform.</w:t>
-      </w:r>
-    </w:p>
-    <w:p>
-      <w:pPr>
-        <w:pStyle w:val="BodyText"/>
-      </w:pPr>
-      <w:r>
-        <w:t xml:space="preserve">The question DeSurv addresses extends beyond PDAC. In any tumor type, the programs that dominate expression variation may differ from those most relevant to survival, so outcome information could help prioritize programs that reconstruction alone underweights. Testing generalizability will require multi-cancer evaluation of prognostic performance, program recovery and stability, with attention to cohort composition and event counts. Comparators should include unsupervised decompositions and strong penalized-regression baselines, which remain difficult to outperform consistently for out-of-sample prognosis</w:t>
-      </w:r>
-      <w:hyperlink w:anchor="ref-smith2020standard">
-        <w:r>
-          <w:rPr>
-            <w:rStyle w:val="Hyperlink"/>
-            <w:vertAlign w:val="superscript"/>
-          </w:rPr>
-          <w:t xml:space="preserve">41</w:t>
         </w:r>
       </w:hyperlink>
       <w:r>
@@ -6183,7 +6009,7 @@
         <w:t xml:space="preserve"> </w:t>
       </w:r>
       <w:r>
-        <w:t xml:space="preserve">the Cox regression coefficients. Survival outcomes are modeled through a Cox proportional hazards model with factor scores</w:t>
+        <w:t xml:space="preserve">the Cox regression coefficients. Survival outcomes are modeled through a Cox proportional hazards model with projected scores</w:t>
       </w:r>
       <w:r>
         <w:t xml:space="preserve"> </w:t>
@@ -6451,7 +6277,7 @@
         <w:t xml:space="preserve"> </w:t>
       </w:r>
       <w:r>
-        <w:t xml:space="preserve">is the baseline hazard. Defining factor scores by projection onto the learned gene programs (</w:t>
+        <w:t xml:space="preserve">is the baseline hazard. Defining projected scores by projection onto the learned gene programs (</w:t>
       </w:r>
       <m:oMath>
         <m:r>
@@ -7988,7 +7814,7 @@
         <w:pStyle w:val="BodyText"/>
       </w:pPr>
       <w:r>
-        <w:t xml:space="preserve">A key design choice is where survival supervision enters the factorization. Because factor scores are defined as</w:t>
+        <w:t xml:space="preserve">A key design choice is where survival supervision enters the factorization. Because projected scores are defined as</w:t>
       </w:r>
       <w:r>
         <w:t xml:space="preserve"> </w:t>
@@ -8123,7 +7949,7 @@
             <w:rStyle w:val="Hyperlink"/>
             <w:vertAlign w:val="superscript"/>
           </w:rPr>
-          <w:t xml:space="preserve">12</w:t>
+          <w:t xml:space="preserve">41</w:t>
         </w:r>
       </w:hyperlink>
       <w:r>
@@ -8334,7 +8160,7 @@
         <w:t xml:space="preserve"> </w:t>
       </w:r>
       <w:r>
-        <w:t xml:space="preserve">model (Supplementary Information, Bayesian Optimization). The Cox component also supports optional adjustment for sample-level covariates (for example, stage or grade); the analyses reported here use factor scores alone.</w:t>
+        <w:t xml:space="preserve">model (Supplementary Information, Bayesian Optimization). The Cox component also supports optional adjustment for sample-level covariates (for example, stage or grade); the analyses reported here use projected scores alone.</w:t>
       </w:r>
     </w:p>
     <w:bookmarkEnd w:id="45"/>
@@ -8517,7 +8343,7 @@
         <w:t xml:space="preserve"> </w:t>
       </w:r>
       <w:r>
-        <w:t xml:space="preserve">is then updated by Coxnet-style cyclic coordinate descent on the current centered and standardized factor scores, and is refit on the converged</w:t>
+        <w:t xml:space="preserve">is then updated by Coxnet-style cyclic coordinate descent on the current centered and standardized projected scores, and is refit on the converged</w:t>
       </w:r>
       <w:r>
         <w:t xml:space="preserve"> </w:t>
@@ -8694,7 +8520,7 @@
             <w:rStyle w:val="Hyperlink"/>
             <w:vertAlign w:val="superscript"/>
           </w:rPr>
-          <w:t xml:space="preserve">26</w:t>
+          <w:t xml:space="preserve">24</w:t>
         </w:r>
       </w:hyperlink>
       <w:r>
@@ -8709,7 +8535,7 @@
             <w:rStyle w:val="Hyperlink"/>
             <w:vertAlign w:val="superscript"/>
           </w:rPr>
-          <w:t xml:space="preserve">27</w:t>
+          <w:t xml:space="preserve">25</w:t>
         </w:r>
       </w:hyperlink>
       <w:r>
@@ -8880,7 +8706,7 @@
             <w:rStyle w:val="Hyperlink"/>
             <w:vertAlign w:val="superscript"/>
           </w:rPr>
-          <w:t xml:space="preserve">13</w:t>
+          <w:t xml:space="preserve">26</w:t>
         </w:r>
       </w:hyperlink>
       <w:r>
@@ -8895,7 +8721,7 @@
             <w:rStyle w:val="Hyperlink"/>
             <w:vertAlign w:val="superscript"/>
           </w:rPr>
-          <w:t xml:space="preserve">28</w:t>
+          <w:t xml:space="preserve">27</w:t>
         </w:r>
       </w:hyperlink>
       <w:r>
@@ -9576,7 +9402,7 @@
         <w:t xml:space="preserve">nrun = 30</w:t>
       </w:r>
       <w:r>
-        <w:t xml:space="preserve">, which returns the single run of the thirty with the lowest reconstruction residual, followed by a post hoc Cox fit on its factor scores), which does not receive DeSurv’s consensus initialization or hyperparameter tuning. We therefore also fit a matched-budget unsupervised control, an unsupervised factorization control with outcome-based hyperparameter tuning. At</w:t>
+        <w:t xml:space="preserve">, which returns the single run of the thirty with the lowest reconstruction residual, followed by a post hoc Cox fit on its projected scores), which does not receive DeSurv’s consensus initialization or hyperparameter tuning. We therefore also fit a matched-budget unsupervised control, an unsupervised factorization control with outcome-based hyperparameter tuning. At</w:t>
       </w:r>
       <w:r>
         <w:t xml:space="preserve"> </w:t>
@@ -10723,7 +10549,7 @@
             <w:rStyle w:val="Hyperlink"/>
             <w:vertAlign w:val="superscript"/>
           </w:rPr>
-          <w:t xml:space="preserve">23</w:t>
+          <w:t xml:space="preserve">21</w:t>
         </w:r>
       </w:hyperlink>
       <w:r>
@@ -11634,7 +11460,7 @@
       </w:r>
     </w:p>
     <w:bookmarkEnd w:id="87"/>
-    <w:bookmarkStart w:id="89" w:name="ref-lee1999learning"/>
+    <w:bookmarkStart w:id="89" w:name="ref-peng2019novo"/>
     <w:p>
       <w:pPr>
         <w:pStyle w:val="Bibliography"/>
@@ -11649,7 +11475,7 @@
         <w:t xml:space="preserve">	</w:t>
       </w:r>
       <w:r>
-        <w:t xml:space="preserve">Lee, D. D. &amp; Seung, H. S.</w:t>
+        <w:t xml:space="preserve">Peng, X. L., Moffitt, R. A., Torphy, R. J., Volmar, K. E. &amp; Yeh, J. J.</w:t>
       </w:r>
       <w:r>
         <w:t xml:space="preserve"> </w:t>
@@ -11659,7 +11485,7 @@
           <w:rPr>
             <w:rStyle w:val="Hyperlink"/>
           </w:rPr>
-          <w:t xml:space="preserve">Learning the parts of objects by non-negative matrix factorization</w:t>
+          <w:t xml:space="preserve">De novo compartment deconvolution and weight estimation of tumor samples using DECODER</w:t>
         </w:r>
       </w:hyperlink>
       <w:r>
@@ -11673,7 +11499,7 @@
           <w:iCs/>
           <w:i/>
         </w:rPr>
-        <w:t xml:space="preserve">Nature</w:t>
+        <w:t xml:space="preserve">Nature Communications</w:t>
       </w:r>
       <w:r>
         <w:t xml:space="preserve"> </w:t>
@@ -11683,14 +11509,14 @@
           <w:bCs/>
           <w:b/>
         </w:rPr>
-        <w:t xml:space="preserve">401</w:t>
-      </w:r>
-      <w:r>
-        <w:t xml:space="preserve">, 788–791 (1999).</w:t>
+        <w:t xml:space="preserve">10</w:t>
+      </w:r>
+      <w:r>
+        <w:t xml:space="preserve">, 4729 (2019).</w:t>
       </w:r>
     </w:p>
     <w:bookmarkEnd w:id="89"/>
-    <w:bookmarkStart w:id="91" w:name="ref-brunet2004metagenes"/>
+    <w:bookmarkStart w:id="91" w:name="ref-bair2004semi"/>
     <w:p>
       <w:pPr>
         <w:pStyle w:val="Bibliography"/>
@@ -11705,7 +11531,7 @@
         <w:t xml:space="preserve">	</w:t>
       </w:r>
       <w:r>
-        <w:t xml:space="preserve">Brunet, J.-P., Tamayo, P., Golub, T. R. &amp; Mesirov, J. P.</w:t>
+        <w:t xml:space="preserve">Bair, E. &amp; Tibshirani, R.</w:t>
       </w:r>
       <w:r>
         <w:t xml:space="preserve"> </w:t>
@@ -11715,7 +11541,7 @@
           <w:rPr>
             <w:rStyle w:val="Hyperlink"/>
           </w:rPr>
-          <w:t xml:space="preserve">Metagenes and molecular pattern discovery using matrix factorization</w:t>
+          <w:t xml:space="preserve">Semi-supervised methods to predict patient survival from gene expression data</w:t>
         </w:r>
       </w:hyperlink>
       <w:r>
@@ -11729,7 +11555,7 @@
           <w:iCs/>
           <w:i/>
         </w:rPr>
-        <w:t xml:space="preserve">Proceedings of the National Academy of Sciences USA</w:t>
+        <w:t xml:space="preserve">PLoS Biology</w:t>
       </w:r>
       <w:r>
         <w:t xml:space="preserve"> </w:t>
@@ -11739,14 +11565,14 @@
           <w:bCs/>
           <w:b/>
         </w:rPr>
-        <w:t xml:space="preserve">101</w:t>
-      </w:r>
-      <w:r>
-        <w:t xml:space="preserve">, 4164–4169 (2004).</w:t>
+        <w:t xml:space="preserve">2</w:t>
+      </w:r>
+      <w:r>
+        <w:t xml:space="preserve">, e108 (2004).</w:t>
       </w:r>
     </w:p>
     <w:bookmarkEnd w:id="91"/>
-    <w:bookmarkStart w:id="93" w:name="ref-peng2019novo"/>
+    <w:bookmarkStart w:id="93" w:name="ref-cook2007fisher"/>
     <w:p>
       <w:pPr>
         <w:pStyle w:val="Bibliography"/>
@@ -11761,7 +11587,7 @@
         <w:t xml:space="preserve">	</w:t>
       </w:r>
       <w:r>
-        <w:t xml:space="preserve">Peng, X. L., Moffitt, R. A., Torphy, R. J., Volmar, K. E. &amp; Yeh, J. J.</w:t>
+        <w:t xml:space="preserve">Cook, R. D.</w:t>
       </w:r>
       <w:r>
         <w:t xml:space="preserve"> </w:t>
@@ -11771,7 +11597,7 @@
           <w:rPr>
             <w:rStyle w:val="Hyperlink"/>
           </w:rPr>
-          <w:t xml:space="preserve">De novo compartment deconvolution and weight estimation of tumor samples using DECODER</w:t>
+          <w:t xml:space="preserve">Fisher lecture: Dimension reduction in regression</w:t>
         </w:r>
       </w:hyperlink>
       <w:r>
@@ -11785,7 +11611,7 @@
           <w:iCs/>
           <w:i/>
         </w:rPr>
-        <w:t xml:space="preserve">Nature Communications</w:t>
+        <w:t xml:space="preserve">Statistical Science</w:t>
       </w:r>
       <w:r>
         <w:t xml:space="preserve"> </w:t>
@@ -11795,14 +11621,14 @@
           <w:bCs/>
           <w:b/>
         </w:rPr>
-        <w:t xml:space="preserve">10</w:t>
-      </w:r>
-      <w:r>
-        <w:t xml:space="preserve">, 4729 (2019).</w:t>
+        <w:t xml:space="preserve">22</w:t>
+      </w:r>
+      <w:r>
+        <w:t xml:space="preserve">, 1–26 (2007).</w:t>
       </w:r>
     </w:p>
     <w:bookmarkEnd w:id="93"/>
-    <w:bookmarkStart w:id="95" w:name="ref-bair2004semi"/>
+    <w:bookmarkStart w:id="95" w:name="ref-torrehealy2023pdacr"/>
     <w:p>
       <w:pPr>
         <w:pStyle w:val="Bibliography"/>
@@ -11817,7 +11643,17 @@
         <w:t xml:space="preserve">	</w:t>
       </w:r>
       <w:r>
-        <w:t xml:space="preserve">Bair, E. &amp; Tibshirani, R.</w:t>
+        <w:t xml:space="preserve">Torre-Healy, L. A.</w:t>
+      </w:r>
+      <w:r>
+        <w:t xml:space="preserve"> </w:t>
+      </w:r>
+      <w:r>
+        <w:rPr>
+          <w:iCs/>
+          <w:i/>
+        </w:rPr>
+        <w:t xml:space="preserve">et al.</w:t>
       </w:r>
       <w:r>
         <w:t xml:space="preserve"> </w:t>
@@ -11827,7 +11663,7 @@
           <w:rPr>
             <w:rStyle w:val="Hyperlink"/>
           </w:rPr>
-          <w:t xml:space="preserve">Semi-supervised methods to predict patient survival from gene expression data</w:t>
+          <w:t xml:space="preserve">Open-source curation of a pancreatic ductal adenocarcinoma gene expression analysis platform (pdacR) supports a two-subtype model of clinical relevance</w:t>
         </w:r>
       </w:hyperlink>
       <w:r>
@@ -11841,7 +11677,7 @@
           <w:iCs/>
           <w:i/>
         </w:rPr>
-        <w:t xml:space="preserve">PLoS Biology</w:t>
+        <w:t xml:space="preserve">Communications Biology</w:t>
       </w:r>
       <w:r>
         <w:t xml:space="preserve"> </w:t>
@@ -11851,14 +11687,14 @@
           <w:bCs/>
           <w:b/>
         </w:rPr>
-        <w:t xml:space="preserve">2</w:t>
-      </w:r>
-      <w:r>
-        <w:t xml:space="preserve">, e108 (2004).</w:t>
+        <w:t xml:space="preserve">6</w:t>
+      </w:r>
+      <w:r>
+        <w:t xml:space="preserve">, 163 (2023).</w:t>
       </w:r>
     </w:p>
     <w:bookmarkEnd w:id="95"/>
-    <w:bookmarkStart w:id="97" w:name="ref-cook2007fisher"/>
+    <w:bookmarkStart w:id="97" w:name="ref-aran2015systematic"/>
     <w:p>
       <w:pPr>
         <w:pStyle w:val="Bibliography"/>
@@ -11873,7 +11709,7 @@
         <w:t xml:space="preserve">	</w:t>
       </w:r>
       <w:r>
-        <w:t xml:space="preserve">Cook, R. D.</w:t>
+        <w:t xml:space="preserve">Aran, D., Sirota, M. &amp; Butte, A. J.</w:t>
       </w:r>
       <w:r>
         <w:t xml:space="preserve"> </w:t>
@@ -11883,7 +11719,7 @@
           <w:rPr>
             <w:rStyle w:val="Hyperlink"/>
           </w:rPr>
-          <w:t xml:space="preserve">Fisher lecture: Dimension reduction in regression</w:t>
+          <w:t xml:space="preserve">Systematic pan-cancer analysis of tumour purity</w:t>
         </w:r>
       </w:hyperlink>
       <w:r>
@@ -11897,7 +11733,7 @@
           <w:iCs/>
           <w:i/>
         </w:rPr>
-        <w:t xml:space="preserve">Statistical Science</w:t>
+        <w:t xml:space="preserve">Nature Communications</w:t>
       </w:r>
       <w:r>
         <w:t xml:space="preserve"> </w:t>
@@ -11907,14 +11743,14 @@
           <w:bCs/>
           <w:b/>
         </w:rPr>
-        <w:t xml:space="preserve">22</w:t>
-      </w:r>
-      <w:r>
-        <w:t xml:space="preserve">, 1–26 (2007).</w:t>
+        <w:t xml:space="preserve">6</w:t>
+      </w:r>
+      <w:r>
+        <w:t xml:space="preserve">, 9971 (2015).</w:t>
       </w:r>
     </w:p>
     <w:bookmarkEnd w:id="97"/>
-    <w:bookmarkStart w:id="99" w:name="ref-torrehealy2023pdacr"/>
+    <w:bookmarkStart w:id="98" w:name="ref-donoho2004nmf"/>
     <w:p>
       <w:pPr>
         <w:pStyle w:val="Bibliography"/>
@@ -11929,27 +11765,52 @@
         <w:t xml:space="preserve">	</w:t>
       </w:r>
       <w:r>
-        <w:t xml:space="preserve">Torre-Healy, L. A.</w:t>
-      </w:r>
-      <w:r>
-        <w:t xml:space="preserve"> </w:t>
-      </w:r>
-      <w:r>
-        <w:rPr>
-          <w:iCs/>
-          <w:i/>
-        </w:rPr>
-        <w:t xml:space="preserve">et al.</w:t>
-      </w:r>
-      <w:r>
-        <w:t xml:space="preserve"> </w:t>
-      </w:r>
-      <w:hyperlink r:id="rId98">
-        <w:r>
-          <w:rPr>
-            <w:rStyle w:val="Hyperlink"/>
-          </w:rPr>
-          <w:t xml:space="preserve">Open-source curation of a pancreatic ductal adenocarcinoma gene expression analysis platform (pdacR) supports a two-subtype model of clinical relevance</w:t>
+        <w:t xml:space="preserve">Donoho, D. &amp; Stodden, V. When does non-negative matrix factorization give a correct decomposition into parts? in</w:t>
+      </w:r>
+      <w:r>
+        <w:t xml:space="preserve"> </w:t>
+      </w:r>
+      <w:r>
+        <w:rPr>
+          <w:iCs/>
+          <w:i/>
+        </w:rPr>
+        <w:t xml:space="preserve">Advances in neural information processing systems 16 (NIPS 2003)</w:t>
+      </w:r>
+      <w:r>
+        <w:t xml:space="preserve"> </w:t>
+      </w:r>
+      <w:r>
+        <w:t xml:space="preserve">(eds. Thrun, S., Saul, L. K. &amp; Schölkopf, B.) 1141–1148 (MIT Press, 2004).</w:t>
+      </w:r>
+    </w:p>
+    <w:bookmarkEnd w:id="98"/>
+    <w:bookmarkStart w:id="100" w:name="ref-laurberg2008uniqueness"/>
+    <w:p>
+      <w:pPr>
+        <w:pStyle w:val="Bibliography"/>
+      </w:pPr>
+      <w:r>
+        <w:t xml:space="preserve">18.</w:t>
+      </w:r>
+      <w:r>
+        <w:t xml:space="preserve"> </w:t>
+      </w:r>
+      <w:r>
+        <w:t xml:space="preserve">	</w:t>
+      </w:r>
+      <w:r>
+        <w:t xml:space="preserve">Laurberg, H., Christensen, M. G., Plumbley, M. D., Hansen, L. K. &amp; Jensen, S. H.</w:t>
+      </w:r>
+      <w:r>
+        <w:t xml:space="preserve"> </w:t>
+      </w:r>
+      <w:hyperlink r:id="rId99">
+        <w:r>
+          <w:rPr>
+            <w:rStyle w:val="Hyperlink"/>
+          </w:rPr>
+          <w:t xml:space="preserve">Theorems on positive data: On the uniqueness of NMF</w:t>
         </w:r>
       </w:hyperlink>
       <w:r>
@@ -11963,7 +11824,7 @@
           <w:iCs/>
           <w:i/>
         </w:rPr>
-        <w:t xml:space="preserve">Communications Biology</w:t>
+        <w:t xml:space="preserve">Computational Intelligence and Neuroscience</w:t>
       </w:r>
       <w:r>
         <w:t xml:space="preserve"> </w:t>
@@ -11973,20 +11834,20 @@
           <w:bCs/>
           <w:b/>
         </w:rPr>
-        <w:t xml:space="preserve">6</w:t>
-      </w:r>
-      <w:r>
-        <w:t xml:space="preserve">, 163 (2023).</w:t>
-      </w:r>
-    </w:p>
-    <w:bookmarkEnd w:id="99"/>
-    <w:bookmarkStart w:id="101" w:name="ref-aran2015systematic"/>
+        <w:t xml:space="preserve">2008</w:t>
+      </w:r>
+      <w:r>
+        <w:t xml:space="preserve">, 764206 (2008).</w:t>
+      </w:r>
+    </w:p>
+    <w:bookmarkEnd w:id="100"/>
+    <w:bookmarkStart w:id="101" w:name="ref-gillis2014nmf"/>
     <w:p>
       <w:pPr>
         <w:pStyle w:val="Bibliography"/>
       </w:pPr>
       <w:r>
-        <w:t xml:space="preserve">18.</w:t>
+        <w:t xml:space="preserve">19.</w:t>
       </w:r>
       <w:r>
         <w:t xml:space="preserve"> </w:t>
@@ -11995,17 +11856,52 @@
         <w:t xml:space="preserve">	</w:t>
       </w:r>
       <w:r>
-        <w:t xml:space="preserve">Aran, D., Sirota, M. &amp; Butte, A. J.</w:t>
-      </w:r>
-      <w:r>
-        <w:t xml:space="preserve"> </w:t>
-      </w:r>
-      <w:hyperlink r:id="rId100">
-        <w:r>
-          <w:rPr>
-            <w:rStyle w:val="Hyperlink"/>
-          </w:rPr>
-          <w:t xml:space="preserve">Systematic pan-cancer analysis of tumour purity</w:t>
+        <w:t xml:space="preserve">Gillis, N. The why and how of nonnegative matrix factorization. in</w:t>
+      </w:r>
+      <w:r>
+        <w:t xml:space="preserve"> </w:t>
+      </w:r>
+      <w:r>
+        <w:rPr>
+          <w:iCs/>
+          <w:i/>
+        </w:rPr>
+        <w:t xml:space="preserve">Regularization, optimization, kernels, and support vector machines</w:t>
+      </w:r>
+      <w:r>
+        <w:t xml:space="preserve"> </w:t>
+      </w:r>
+      <w:r>
+        <w:t xml:space="preserve">(eds. Suykens, J. A. K., Signoretto, M. &amp; Argyriou, A.) 257–291 (Chapman; Hall/CRC, 2014).</w:t>
+      </w:r>
+    </w:p>
+    <w:bookmarkEnd w:id="101"/>
+    <w:bookmarkStart w:id="103" w:name="ref-lautizi2022pancreatic"/>
+    <w:p>
+      <w:pPr>
+        <w:pStyle w:val="Bibliography"/>
+      </w:pPr>
+      <w:r>
+        <w:t xml:space="preserve">20.</w:t>
+      </w:r>
+      <w:r>
+        <w:t xml:space="preserve"> </w:t>
+      </w:r>
+      <w:r>
+        <w:t xml:space="preserve">	</w:t>
+      </w:r>
+      <w:r>
+        <w:t xml:space="preserve">Lautizi, M., Baumbach, J., Weichert, W., Steiger, K. &amp; List, M.</w:t>
+      </w:r>
+      <w:r>
+        <w:t xml:space="preserve"> </w:t>
+      </w:r>
+      <w:hyperlink r:id="rId102">
+        <w:r>
+          <w:rPr>
+            <w:rStyle w:val="Hyperlink"/>
+          </w:rPr>
+          <w:t xml:space="preserve">A systematic assessment of pancreatic cancer molecular subtype classification across cohorts</w:t>
         </w:r>
       </w:hyperlink>
       <w:r>
@@ -12019,7 +11915,7 @@
           <w:iCs/>
           <w:i/>
         </w:rPr>
-        <w:t xml:space="preserve">Nature Communications</w:t>
+        <w:t xml:space="preserve">NAR Cancer</w:t>
       </w:r>
       <w:r>
         <w:t xml:space="preserve"> </w:t>
@@ -12029,20 +11925,20 @@
           <w:bCs/>
           <w:b/>
         </w:rPr>
-        <w:t xml:space="preserve">6</w:t>
-      </w:r>
-      <w:r>
-        <w:t xml:space="preserve">, 9971 (2015).</w:t>
-      </w:r>
-    </w:p>
-    <w:bookmarkEnd w:id="101"/>
-    <w:bookmarkStart w:id="102" w:name="ref-donoho2004nmf"/>
+        <w:t xml:space="preserve">4</w:t>
+      </w:r>
+      <w:r>
+        <w:t xml:space="preserve">, zcac030 (2022).</w:t>
+      </w:r>
+    </w:p>
+    <w:bookmarkEnd w:id="103"/>
+    <w:bookmarkStart w:id="105" w:name="ref-simon2011regularization"/>
     <w:p>
       <w:pPr>
         <w:pStyle w:val="Bibliography"/>
       </w:pPr>
       <w:r>
-        <w:t xml:space="preserve">19.</w:t>
+        <w:t xml:space="preserve">21.</w:t>
       </w:r>
       <w:r>
         <w:t xml:space="preserve"> </w:t>
@@ -12051,52 +11947,41 @@
         <w:t xml:space="preserve">	</w:t>
       </w:r>
       <w:r>
-        <w:t xml:space="preserve">Donoho, D. &amp; Stodden, V. When does non-negative matrix factorization give a correct decomposition into parts? in</w:t>
-      </w:r>
-      <w:r>
-        <w:t xml:space="preserve"> </w:t>
-      </w:r>
-      <w:r>
-        <w:rPr>
-          <w:iCs/>
-          <w:i/>
-        </w:rPr>
-        <w:t xml:space="preserve">Advances in neural information processing systems 16 (NIPS 2003)</w:t>
-      </w:r>
-      <w:r>
-        <w:t xml:space="preserve"> </w:t>
-      </w:r>
-      <w:r>
-        <w:t xml:space="preserve">(eds. Thrun, S., Saul, L. K. &amp; Schölkopf, B.) 1141–1148 (MIT Press, 2004).</w:t>
-      </w:r>
-    </w:p>
-    <w:bookmarkEnd w:id="102"/>
-    <w:bookmarkStart w:id="104" w:name="ref-laurberg2008uniqueness"/>
-    <w:p>
-      <w:pPr>
-        <w:pStyle w:val="Bibliography"/>
-      </w:pPr>
-      <w:r>
-        <w:t xml:space="preserve">20.</w:t>
-      </w:r>
-      <w:r>
-        <w:t xml:space="preserve"> </w:t>
-      </w:r>
-      <w:r>
-        <w:t xml:space="preserve">	</w:t>
-      </w:r>
-      <w:r>
-        <w:t xml:space="preserve">Laurberg, H., Christensen, M. G., Plumbley, M. D., Hansen, L. K. &amp; Jensen, S. H.</w:t>
-      </w:r>
-      <w:r>
-        <w:t xml:space="preserve"> </w:t>
-      </w:r>
-      <w:hyperlink r:id="rId103">
-        <w:r>
-          <w:rPr>
-            <w:rStyle w:val="Hyperlink"/>
-          </w:rPr>
-          <w:t xml:space="preserve">Theorems on positive data: On the uniqueness of NMF</w:t>
+        <w:t xml:space="preserve">Simon, N., Friedman, J. H., Hastie, T. &amp; Tibshirani, R.</w:t>
+      </w:r>
+      <w:r>
+        <w:t xml:space="preserve"> </w:t>
+      </w:r>
+      <w:hyperlink r:id="rId104">
+        <w:r>
+          <w:rPr>
+            <w:rStyle w:val="Hyperlink"/>
+          </w:rPr>
+          <w:t xml:space="preserve">Regularization paths for</w:t>
+        </w:r>
+        <w:r>
+          <w:rPr>
+            <w:rStyle w:val="Hyperlink"/>
+          </w:rPr>
+          <w:t xml:space="preserve"> </w:t>
+        </w:r>
+        <w:r>
+          <w:rPr>
+            <w:rStyle w:val="Hyperlink"/>
+          </w:rPr>
+          <w:t xml:space="preserve">Cox’s</w:t>
+        </w:r>
+        <w:r>
+          <w:rPr>
+            <w:rStyle w:val="Hyperlink"/>
+          </w:rPr>
+          <w:t xml:space="preserve"> </w:t>
+        </w:r>
+        <w:r>
+          <w:rPr>
+            <w:rStyle w:val="Hyperlink"/>
+          </w:rPr>
+          <w:t xml:space="preserve">proportional hazards model via coordinate descent</w:t>
         </w:r>
       </w:hyperlink>
       <w:r>
@@ -12110,7 +11995,7 @@
           <w:iCs/>
           <w:i/>
         </w:rPr>
-        <w:t xml:space="preserve">Computational Intelligence and Neuroscience</w:t>
+        <w:t xml:space="preserve">Journal of Statistical Software</w:t>
       </w:r>
       <w:r>
         <w:t xml:space="preserve"> </w:t>
@@ -12120,20 +12005,20 @@
           <w:bCs/>
           <w:b/>
         </w:rPr>
-        <w:t xml:space="preserve">2008</w:t>
-      </w:r>
-      <w:r>
-        <w:t xml:space="preserve">, 764206 (2008).</w:t>
-      </w:r>
-    </w:p>
-    <w:bookmarkEnd w:id="104"/>
-    <w:bookmarkStart w:id="105" w:name="ref-gillis2014nmf"/>
+        <w:t xml:space="preserve">39</w:t>
+      </w:r>
+      <w:r>
+        <w:t xml:space="preserve">, 1–13 (2011).</w:t>
+      </w:r>
+    </w:p>
+    <w:bookmarkEnd w:id="105"/>
+    <w:bookmarkStart w:id="107" w:name="ref-raphael2017integrated"/>
     <w:p>
       <w:pPr>
         <w:pStyle w:val="Bibliography"/>
       </w:pPr>
       <w:r>
-        <w:t xml:space="preserve">21.</w:t>
+        <w:t xml:space="preserve">22.</w:t>
       </w:r>
       <w:r>
         <w:t xml:space="preserve"> </w:t>
@@ -12142,42 +12027,17 @@
         <w:t xml:space="preserve">	</w:t>
       </w:r>
       <w:r>
-        <w:t xml:space="preserve">Gillis, N. The why and how of nonnegative matrix factorization. in</w:t>
-      </w:r>
-      <w:r>
-        <w:t xml:space="preserve"> </w:t>
-      </w:r>
-      <w:r>
-        <w:rPr>
-          <w:iCs/>
-          <w:i/>
-        </w:rPr>
-        <w:t xml:space="preserve">Regularization, optimization, kernels, and support vector machines</w:t>
-      </w:r>
-      <w:r>
-        <w:t xml:space="preserve"> </w:t>
-      </w:r>
-      <w:r>
-        <w:t xml:space="preserve">(eds. Suykens, J. A. K., Signoretto, M. &amp; Argyriou, A.) 257–291 (Chapman; Hall/CRC, 2014).</w:t>
-      </w:r>
-    </w:p>
-    <w:bookmarkEnd w:id="105"/>
-    <w:bookmarkStart w:id="107" w:name="ref-lautizi2022pancreatic"/>
-    <w:p>
-      <w:pPr>
-        <w:pStyle w:val="Bibliography"/>
-      </w:pPr>
-      <w:r>
-        <w:t xml:space="preserve">22.</w:t>
-      </w:r>
-      <w:r>
-        <w:t xml:space="preserve"> </w:t>
-      </w:r>
-      <w:r>
-        <w:t xml:space="preserve">	</w:t>
-      </w:r>
-      <w:r>
-        <w:t xml:space="preserve">Lautizi, M., Baumbach, J., Weichert, W., Steiger, K. &amp; List, M.</w:t>
+        <w:t xml:space="preserve">Raphael, B. J.</w:t>
+      </w:r>
+      <w:r>
+        <w:t xml:space="preserve"> </w:t>
+      </w:r>
+      <w:r>
+        <w:rPr>
+          <w:iCs/>
+          <w:i/>
+        </w:rPr>
+        <w:t xml:space="preserve">et al.</w:t>
       </w:r>
       <w:r>
         <w:t xml:space="preserve"> </w:t>
@@ -12187,7 +12047,7 @@
           <w:rPr>
             <w:rStyle w:val="Hyperlink"/>
           </w:rPr>
-          <w:t xml:space="preserve">A systematic assessment of pancreatic cancer molecular subtype classification across cohorts</w:t>
+          <w:t xml:space="preserve">Integrated genomic characterization of pancreatic ductal adenocarcinoma</w:t>
         </w:r>
       </w:hyperlink>
       <w:r>
@@ -12201,7 +12061,7 @@
           <w:iCs/>
           <w:i/>
         </w:rPr>
-        <w:t xml:space="preserve">NAR Cancer</w:t>
+        <w:t xml:space="preserve">Cancer Cell</w:t>
       </w:r>
       <w:r>
         <w:t xml:space="preserve"> </w:t>
@@ -12211,14 +12071,14 @@
           <w:bCs/>
           <w:b/>
         </w:rPr>
-        <w:t xml:space="preserve">4</w:t>
-      </w:r>
-      <w:r>
-        <w:t xml:space="preserve">, zcac030 (2022).</w:t>
+        <w:t xml:space="preserve">32</w:t>
+      </w:r>
+      <w:r>
+        <w:t xml:space="preserve">, 185–203 (2017).</w:t>
       </w:r>
     </w:p>
     <w:bookmarkEnd w:id="107"/>
-    <w:bookmarkStart w:id="109" w:name="ref-simon2011regularization"/>
+    <w:bookmarkStart w:id="109" w:name="ref-cao2021proteogenomic"/>
     <w:p>
       <w:pPr>
         <w:pStyle w:val="Bibliography"/>
@@ -12233,7 +12093,17 @@
         <w:t xml:space="preserve">	</w:t>
       </w:r>
       <w:r>
-        <w:t xml:space="preserve">Simon, N., Friedman, J. H., Hastie, T. &amp; Tibshirani, R.</w:t>
+        <w:t xml:space="preserve">Cao, L.</w:t>
+      </w:r>
+      <w:r>
+        <w:t xml:space="preserve"> </w:t>
+      </w:r>
+      <w:r>
+        <w:rPr>
+          <w:iCs/>
+          <w:i/>
+        </w:rPr>
+        <w:t xml:space="preserve">et al.</w:t>
       </w:r>
       <w:r>
         <w:t xml:space="preserve"> </w:t>
@@ -12243,31 +12113,7 @@
           <w:rPr>
             <w:rStyle w:val="Hyperlink"/>
           </w:rPr>
-          <w:t xml:space="preserve">Regularization paths for</w:t>
-        </w:r>
-        <w:r>
-          <w:rPr>
-            <w:rStyle w:val="Hyperlink"/>
-          </w:rPr>
-          <w:t xml:space="preserve"> </w:t>
-        </w:r>
-        <w:r>
-          <w:rPr>
-            <w:rStyle w:val="Hyperlink"/>
-          </w:rPr>
-          <w:t xml:space="preserve">Cox’s</w:t>
-        </w:r>
-        <w:r>
-          <w:rPr>
-            <w:rStyle w:val="Hyperlink"/>
-          </w:rPr>
-          <w:t xml:space="preserve"> </w:t>
-        </w:r>
-        <w:r>
-          <w:rPr>
-            <w:rStyle w:val="Hyperlink"/>
-          </w:rPr>
-          <w:t xml:space="preserve">proportional hazards model via coordinate descent</w:t>
+          <w:t xml:space="preserve">Proteogenomic characterization of pancreatic ductal adenocarcinoma</w:t>
         </w:r>
       </w:hyperlink>
       <w:r>
@@ -12281,7 +12127,7 @@
           <w:iCs/>
           <w:i/>
         </w:rPr>
-        <w:t xml:space="preserve">Journal of Statistical Software</w:t>
+        <w:t xml:space="preserve">Cell</w:t>
       </w:r>
       <w:r>
         <w:t xml:space="preserve"> </w:t>
@@ -12291,14 +12137,14 @@
           <w:bCs/>
           <w:b/>
         </w:rPr>
-        <w:t xml:space="preserve">39</w:t>
-      </w:r>
-      <w:r>
-        <w:t xml:space="preserve">, 1–13 (2011).</w:t>
+        <w:t xml:space="preserve">184</w:t>
+      </w:r>
+      <w:r>
+        <w:t xml:space="preserve">, 5031–5052 (2021).</w:t>
       </w:r>
     </w:p>
     <w:bookmarkEnd w:id="109"/>
-    <w:bookmarkStart w:id="111" w:name="ref-raphael2017integrated"/>
+    <w:bookmarkStart w:id="111" w:name="ref-snoek2012practical"/>
     <w:p>
       <w:pPr>
         <w:pStyle w:val="Bibliography"/>
@@ -12313,17 +12159,7 @@
         <w:t xml:space="preserve">	</w:t>
       </w:r>
       <w:r>
-        <w:t xml:space="preserve">Raphael, B. J.</w:t>
-      </w:r>
-      <w:r>
-        <w:t xml:space="preserve"> </w:t>
-      </w:r>
-      <w:r>
-        <w:rPr>
-          <w:iCs/>
-          <w:i/>
-        </w:rPr>
-        <w:t xml:space="preserve">et al.</w:t>
+        <w:t xml:space="preserve">Snoek, J., Larochelle, H. &amp; Adams, R. P.</w:t>
       </w:r>
       <w:r>
         <w:t xml:space="preserve"> </w:t>
@@ -12333,10 +12169,95 @@
           <w:rPr>
             <w:rStyle w:val="Hyperlink"/>
           </w:rPr>
-          <w:t xml:space="preserve">Integrated genomic characterization of pancreatic ductal adenocarcinoma</w:t>
+          <w:t xml:space="preserve">Practical</w:t>
+        </w:r>
+        <w:r>
+          <w:rPr>
+            <w:rStyle w:val="Hyperlink"/>
+          </w:rPr>
+          <w:t xml:space="preserve"> </w:t>
+        </w:r>
+        <w:r>
+          <w:rPr>
+            <w:rStyle w:val="Hyperlink"/>
+          </w:rPr>
+          <w:t xml:space="preserve">B</w:t>
+        </w:r>
+        <w:r>
+          <w:rPr>
+            <w:rStyle w:val="Hyperlink"/>
+          </w:rPr>
+          <w:t xml:space="preserve">ayesian optimization of machine learning algorithms</w:t>
         </w:r>
       </w:hyperlink>
       <w:r>
+        <w:t xml:space="preserve">. in</w:t>
+      </w:r>
+      <w:r>
+        <w:t xml:space="preserve"> </w:t>
+      </w:r>
+      <w:r>
+        <w:rPr>
+          <w:iCs/>
+          <w:i/>
+        </w:rPr>
+        <w:t xml:space="preserve">Advances in neural information processing systems 25 (NeurIPS 2012)</w:t>
+      </w:r>
+      <w:r>
+        <w:t xml:space="preserve"> </w:t>
+      </w:r>
+      <w:r>
+        <w:t xml:space="preserve">(2012).</w:t>
+      </w:r>
+    </w:p>
+    <w:bookmarkEnd w:id="111"/>
+    <w:bookmarkStart w:id="113" w:name="ref-shahriari2016taking"/>
+    <w:p>
+      <w:pPr>
+        <w:pStyle w:val="Bibliography"/>
+      </w:pPr>
+      <w:r>
+        <w:t xml:space="preserve">25.</w:t>
+      </w:r>
+      <w:r>
+        <w:t xml:space="preserve"> </w:t>
+      </w:r>
+      <w:r>
+        <w:t xml:space="preserve">	</w:t>
+      </w:r>
+      <w:r>
+        <w:t xml:space="preserve">Shahriari, B., Swersky, K., Wang, Z., Adams, R. P. &amp; Freitas, N. de.</w:t>
+      </w:r>
+      <w:r>
+        <w:t xml:space="preserve"> </w:t>
+      </w:r>
+      <w:hyperlink r:id="rId112">
+        <w:r>
+          <w:rPr>
+            <w:rStyle w:val="Hyperlink"/>
+          </w:rPr>
+          <w:t xml:space="preserve">Taking the human out of the loop: A review of</w:t>
+        </w:r>
+        <w:r>
+          <w:rPr>
+            <w:rStyle w:val="Hyperlink"/>
+          </w:rPr>
+          <w:t xml:space="preserve"> </w:t>
+        </w:r>
+        <w:r>
+          <w:rPr>
+            <w:rStyle w:val="Hyperlink"/>
+          </w:rPr>
+          <w:t xml:space="preserve">B</w:t>
+        </w:r>
+        <w:r>
+          <w:rPr>
+            <w:rStyle w:val="Hyperlink"/>
+          </w:rPr>
+          <w:t xml:space="preserve">ayesian optimization</w:t>
+        </w:r>
+      </w:hyperlink>
+      <w:r>
         <w:t xml:space="preserve">.</w:t>
       </w:r>
       <w:r>
@@ -12347,7 +12268,7 @@
           <w:iCs/>
           <w:i/>
         </w:rPr>
-        <w:t xml:space="preserve">Cancer Cell</w:t>
+        <w:t xml:space="preserve">Proceedings of the IEEE</w:t>
       </w:r>
       <w:r>
         <w:t xml:space="preserve"> </w:t>
@@ -12357,20 +12278,20 @@
           <w:bCs/>
           <w:b/>
         </w:rPr>
-        <w:t xml:space="preserve">32</w:t>
-      </w:r>
-      <w:r>
-        <w:t xml:space="preserve">, 185–203 (2017).</w:t>
-      </w:r>
-    </w:p>
-    <w:bookmarkEnd w:id="111"/>
-    <w:bookmarkStart w:id="113" w:name="ref-cao2021proteogenomic"/>
+        <w:t xml:space="preserve">104</w:t>
+      </w:r>
+      <w:r>
+        <w:t xml:space="preserve">, 148–175 (2016).</w:t>
+      </w:r>
+    </w:p>
+    <w:bookmarkEnd w:id="113"/>
+    <w:bookmarkStart w:id="115" w:name="ref-brunet2004metagenes"/>
     <w:p>
       <w:pPr>
         <w:pStyle w:val="Bibliography"/>
       </w:pPr>
       <w:r>
-        <w:t xml:space="preserve">25.</w:t>
+        <w:t xml:space="preserve">26.</w:t>
       </w:r>
       <w:r>
         <w:t xml:space="preserve"> </w:t>
@@ -12379,27 +12300,17 @@
         <w:t xml:space="preserve">	</w:t>
       </w:r>
       <w:r>
-        <w:t xml:space="preserve">Cao, L.</w:t>
-      </w:r>
-      <w:r>
-        <w:t xml:space="preserve"> </w:t>
-      </w:r>
-      <w:r>
-        <w:rPr>
-          <w:iCs/>
-          <w:i/>
-        </w:rPr>
-        <w:t xml:space="preserve">et al.</w:t>
-      </w:r>
-      <w:r>
-        <w:t xml:space="preserve"> </w:t>
-      </w:r>
-      <w:hyperlink r:id="rId112">
-        <w:r>
-          <w:rPr>
-            <w:rStyle w:val="Hyperlink"/>
-          </w:rPr>
-          <w:t xml:space="preserve">Proteogenomic characterization of pancreatic ductal adenocarcinoma</w:t>
+        <w:t xml:space="preserve">Brunet, J.-P., Tamayo, P., Golub, T. R. &amp; Mesirov, J. P.</w:t>
+      </w:r>
+      <w:r>
+        <w:t xml:space="preserve"> </w:t>
+      </w:r>
+      <w:hyperlink r:id="rId114">
+        <w:r>
+          <w:rPr>
+            <w:rStyle w:val="Hyperlink"/>
+          </w:rPr>
+          <w:t xml:space="preserve">Metagenes and molecular pattern discovery using matrix factorization</w:t>
         </w:r>
       </w:hyperlink>
       <w:r>
@@ -12413,7 +12324,7 @@
           <w:iCs/>
           <w:i/>
         </w:rPr>
-        <w:t xml:space="preserve">Cell</w:t>
+        <w:t xml:space="preserve">Proceedings of the National Academy of Sciences USA</w:t>
       </w:r>
       <w:r>
         <w:t xml:space="preserve"> </w:t>
@@ -12423,20 +12334,20 @@
           <w:bCs/>
           <w:b/>
         </w:rPr>
-        <w:t xml:space="preserve">184</w:t>
-      </w:r>
-      <w:r>
-        <w:t xml:space="preserve">, 5031–5052 (2021).</w:t>
-      </w:r>
-    </w:p>
-    <w:bookmarkEnd w:id="113"/>
-    <w:bookmarkStart w:id="115" w:name="ref-snoek2012practical"/>
+        <w:t xml:space="preserve">101</w:t>
+      </w:r>
+      <w:r>
+        <w:t xml:space="preserve">, 4164–4169 (2004).</w:t>
+      </w:r>
+    </w:p>
+    <w:bookmarkEnd w:id="115"/>
+    <w:bookmarkStart w:id="117" w:name="ref-frigyesi2008nmf"/>
     <w:p>
       <w:pPr>
         <w:pStyle w:val="Bibliography"/>
       </w:pPr>
       <w:r>
-        <w:t xml:space="preserve">26.</w:t>
+        <w:t xml:space="preserve">27.</w:t>
       </w:r>
       <w:r>
         <w:t xml:space="preserve"> </w:t>
@@ -12445,105 +12356,20 @@
         <w:t xml:space="preserve">	</w:t>
       </w:r>
       <w:r>
-        <w:t xml:space="preserve">Snoek, J., Larochelle, H. &amp; Adams, R. P.</w:t>
-      </w:r>
-      <w:r>
-        <w:t xml:space="preserve"> </w:t>
-      </w:r>
-      <w:hyperlink r:id="rId114">
-        <w:r>
-          <w:rPr>
-            <w:rStyle w:val="Hyperlink"/>
-          </w:rPr>
-          <w:t xml:space="preserve">Practical</w:t>
-        </w:r>
-        <w:r>
-          <w:rPr>
-            <w:rStyle w:val="Hyperlink"/>
-          </w:rPr>
-          <w:t xml:space="preserve"> </w:t>
-        </w:r>
-        <w:r>
-          <w:rPr>
-            <w:rStyle w:val="Hyperlink"/>
-          </w:rPr>
-          <w:t xml:space="preserve">B</w:t>
-        </w:r>
-        <w:r>
-          <w:rPr>
-            <w:rStyle w:val="Hyperlink"/>
-          </w:rPr>
-          <w:t xml:space="preserve">ayesian optimization of machine learning algorithms</w:t>
+        <w:t xml:space="preserve">Frigyesi, A. &amp; Höglund, M.</w:t>
+      </w:r>
+      <w:r>
+        <w:t xml:space="preserve"> </w:t>
+      </w:r>
+      <w:hyperlink r:id="rId116">
+        <w:r>
+          <w:rPr>
+            <w:rStyle w:val="Hyperlink"/>
+          </w:rPr>
+          <w:t xml:space="preserve">Non-negative matrix factorization for the analysis of complex gene expression data: Identification of clinically relevant tumor subtypes</w:t>
         </w:r>
       </w:hyperlink>
       <w:r>
-        <w:t xml:space="preserve">. in</w:t>
-      </w:r>
-      <w:r>
-        <w:t xml:space="preserve"> </w:t>
-      </w:r>
-      <w:r>
-        <w:rPr>
-          <w:iCs/>
-          <w:i/>
-        </w:rPr>
-        <w:t xml:space="preserve">Advances in neural information processing systems 25 (NeurIPS 2012)</w:t>
-      </w:r>
-      <w:r>
-        <w:t xml:space="preserve"> </w:t>
-      </w:r>
-      <w:r>
-        <w:t xml:space="preserve">(2012).</w:t>
-      </w:r>
-    </w:p>
-    <w:bookmarkEnd w:id="115"/>
-    <w:bookmarkStart w:id="117" w:name="ref-shahriari2016taking"/>
-    <w:p>
-      <w:pPr>
-        <w:pStyle w:val="Bibliography"/>
-      </w:pPr>
-      <w:r>
-        <w:t xml:space="preserve">27.</w:t>
-      </w:r>
-      <w:r>
-        <w:t xml:space="preserve"> </w:t>
-      </w:r>
-      <w:r>
-        <w:t xml:space="preserve">	</w:t>
-      </w:r>
-      <w:r>
-        <w:t xml:space="preserve">Shahriari, B., Swersky, K., Wang, Z., Adams, R. P. &amp; Freitas, N. de.</w:t>
-      </w:r>
-      <w:r>
-        <w:t xml:space="preserve"> </w:t>
-      </w:r>
-      <w:hyperlink r:id="rId116">
-        <w:r>
-          <w:rPr>
-            <w:rStyle w:val="Hyperlink"/>
-          </w:rPr>
-          <w:t xml:space="preserve">Taking the human out of the loop: A review of</w:t>
-        </w:r>
-        <w:r>
-          <w:rPr>
-            <w:rStyle w:val="Hyperlink"/>
-          </w:rPr>
-          <w:t xml:space="preserve"> </w:t>
-        </w:r>
-        <w:r>
-          <w:rPr>
-            <w:rStyle w:val="Hyperlink"/>
-          </w:rPr>
-          <w:t xml:space="preserve">B</w:t>
-        </w:r>
-        <w:r>
-          <w:rPr>
-            <w:rStyle w:val="Hyperlink"/>
-          </w:rPr>
-          <w:t xml:space="preserve">ayesian optimization</w:t>
-        </w:r>
-      </w:hyperlink>
-      <w:r>
         <w:t xml:space="preserve">.</w:t>
       </w:r>
       <w:r>
@@ -12554,7 +12380,7 @@
           <w:iCs/>
           <w:i/>
         </w:rPr>
-        <w:t xml:space="preserve">Proceedings of the IEEE</w:t>
+        <w:t xml:space="preserve">Cancer Informatics</w:t>
       </w:r>
       <w:r>
         <w:t xml:space="preserve"> </w:t>
@@ -12564,14 +12390,14 @@
           <w:bCs/>
           <w:b/>
         </w:rPr>
-        <w:t xml:space="preserve">104</w:t>
-      </w:r>
-      <w:r>
-        <w:t xml:space="preserve">, 148–175 (2016).</w:t>
+        <w:t xml:space="preserve">6</w:t>
+      </w:r>
+      <w:r>
+        <w:t xml:space="preserve">, 275–292 (2008).</w:t>
       </w:r>
     </w:p>
     <w:bookmarkEnd w:id="117"/>
-    <w:bookmarkStart w:id="119" w:name="ref-frigyesi2008nmf"/>
+    <w:bookmarkStart w:id="119" w:name="ref-leary2023s"/>
     <w:p>
       <w:pPr>
         <w:pStyle w:val="Bibliography"/>
@@ -12586,7 +12412,17 @@
         <w:t xml:space="preserve">	</w:t>
       </w:r>
       <w:r>
-        <w:t xml:space="preserve">Frigyesi, A. &amp; Höglund, M.</w:t>
+        <w:t xml:space="preserve">Leary, J. R.</w:t>
+      </w:r>
+      <w:r>
+        <w:t xml:space="preserve"> </w:t>
+      </w:r>
+      <w:r>
+        <w:rPr>
+          <w:iCs/>
+          <w:i/>
+        </w:rPr>
+        <w:t xml:space="preserve">et al.</w:t>
       </w:r>
       <w:r>
         <w:t xml:space="preserve"> </w:t>
@@ -12596,7 +12432,37 @@
           <w:rPr>
             <w:rStyle w:val="Hyperlink"/>
           </w:rPr>
-          <w:t xml:space="preserve">Non-negative matrix factorization for the analysis of complex gene expression data: Identification of clinically relevant tumor subtypes</w:t>
+          <w:t xml:space="preserve">Sub-cluster identification through semi-supervised optimization of rare-cell silhouettes (</w:t>
+        </w:r>
+        <w:r>
+          <w:rPr>
+            <w:rStyle w:val="Hyperlink"/>
+          </w:rPr>
+          <w:t xml:space="preserve">SCISSORS</w:t>
+        </w:r>
+        <w:r>
+          <w:rPr>
+            <w:rStyle w:val="Hyperlink"/>
+          </w:rPr>
+          <w:t xml:space="preserve">) in single-cell</w:t>
+        </w:r>
+        <w:r>
+          <w:rPr>
+            <w:rStyle w:val="Hyperlink"/>
+          </w:rPr>
+          <w:t xml:space="preserve"> </w:t>
+        </w:r>
+        <w:r>
+          <w:rPr>
+            <w:rStyle w:val="Hyperlink"/>
+          </w:rPr>
+          <w:t xml:space="preserve">RNA</w:t>
+        </w:r>
+        <w:r>
+          <w:rPr>
+            <w:rStyle w:val="Hyperlink"/>
+          </w:rPr>
+          <w:t xml:space="preserve">-sequencing</w:t>
         </w:r>
       </w:hyperlink>
       <w:r>
@@ -12610,7 +12476,7 @@
           <w:iCs/>
           <w:i/>
         </w:rPr>
-        <w:t xml:space="preserve">Cancer Informatics</w:t>
+        <w:t xml:space="preserve">Bioinformatics</w:t>
       </w:r>
       <w:r>
         <w:t xml:space="preserve"> </w:t>
@@ -12620,14 +12486,14 @@
           <w:bCs/>
           <w:b/>
         </w:rPr>
-        <w:t xml:space="preserve">6</w:t>
-      </w:r>
-      <w:r>
-        <w:t xml:space="preserve">, 275–292 (2008).</w:t>
+        <w:t xml:space="preserve">39</w:t>
+      </w:r>
+      <w:r>
+        <w:t xml:space="preserve">, btad449 (2023).</w:t>
       </w:r>
     </w:p>
     <w:bookmarkEnd w:id="119"/>
-    <w:bookmarkStart w:id="121" w:name="ref-leary2023s"/>
+    <w:bookmarkStart w:id="121" w:name="ref-Maurer2019"/>
     <w:p>
       <w:pPr>
         <w:pStyle w:val="Bibliography"/>
@@ -12642,7 +12508,7 @@
         <w:t xml:space="preserve">	</w:t>
       </w:r>
       <w:r>
-        <w:t xml:space="preserve">Leary, J. R.</w:t>
+        <w:t xml:space="preserve">Maurer, C.</w:t>
       </w:r>
       <w:r>
         <w:t xml:space="preserve"> </w:t>
@@ -12662,37 +12528,7 @@
           <w:rPr>
             <w:rStyle w:val="Hyperlink"/>
           </w:rPr>
-          <w:t xml:space="preserve">Sub-cluster identification through semi-supervised optimization of rare-cell silhouettes (</w:t>
-        </w:r>
-        <w:r>
-          <w:rPr>
-            <w:rStyle w:val="Hyperlink"/>
-          </w:rPr>
-          <w:t xml:space="preserve">SCISSORS</w:t>
-        </w:r>
-        <w:r>
-          <w:rPr>
-            <w:rStyle w:val="Hyperlink"/>
-          </w:rPr>
-          <w:t xml:space="preserve">) in single-cell</w:t>
-        </w:r>
-        <w:r>
-          <w:rPr>
-            <w:rStyle w:val="Hyperlink"/>
-          </w:rPr>
-          <w:t xml:space="preserve"> </w:t>
-        </w:r>
-        <w:r>
-          <w:rPr>
-            <w:rStyle w:val="Hyperlink"/>
-          </w:rPr>
-          <w:t xml:space="preserve">RNA</w:t>
-        </w:r>
-        <w:r>
-          <w:rPr>
-            <w:rStyle w:val="Hyperlink"/>
-          </w:rPr>
-          <w:t xml:space="preserve">-sequencing</w:t>
+          <w:t xml:space="preserve">Experimental microdissection enables functional harmonisation of pancreatic cancer subtypes</w:t>
         </w:r>
       </w:hyperlink>
       <w:r>
@@ -12706,7 +12542,7 @@
           <w:iCs/>
           <w:i/>
         </w:rPr>
-        <w:t xml:space="preserve">Bioinformatics</w:t>
+        <w:t xml:space="preserve">Gut</w:t>
       </w:r>
       <w:r>
         <w:t xml:space="preserve"> </w:t>
@@ -12716,14 +12552,14 @@
           <w:bCs/>
           <w:b/>
         </w:rPr>
-        <w:t xml:space="preserve">39</w:t>
-      </w:r>
-      <w:r>
-        <w:t xml:space="preserve">, btad449 (2023).</w:t>
+        <w:t xml:space="preserve">68</w:t>
+      </w:r>
+      <w:r>
+        <w:t xml:space="preserve">, 1034–1043 (2019).</w:t>
       </w:r>
     </w:p>
     <w:bookmarkEnd w:id="121"/>
-    <w:bookmarkStart w:id="123" w:name="ref-Maurer2019"/>
+    <w:bookmarkStart w:id="122" w:name="ref-shapley1953value"/>
     <w:p>
       <w:pPr>
         <w:pStyle w:val="Bibliography"/>
@@ -12738,7 +12574,77 @@
         <w:t xml:space="preserve">	</w:t>
       </w:r>
       <w:r>
-        <w:t xml:space="preserve">Maurer, C.</w:t>
+        <w:t xml:space="preserve">Shapley, L. S. A value for n-person games. in</w:t>
+      </w:r>
+      <w:r>
+        <w:t xml:space="preserve"> </w:t>
+      </w:r>
+      <w:r>
+        <w:rPr>
+          <w:iCs/>
+          <w:i/>
+        </w:rPr>
+        <w:t xml:space="preserve">Contributions to the theory of games, volume II</w:t>
+      </w:r>
+      <w:r>
+        <w:t xml:space="preserve"> </w:t>
+      </w:r>
+      <w:r>
+        <w:t xml:space="preserve">(eds. Kuhn, H. W. &amp; Tucker, A. W.) 307–317 (Princeton University Press, 1953).</w:t>
+      </w:r>
+    </w:p>
+    <w:bookmarkEnd w:id="122"/>
+    <w:bookmarkStart w:id="123" w:name="ref-huang2020low"/>
+    <w:p>
+      <w:pPr>
+        <w:pStyle w:val="Bibliography"/>
+      </w:pPr>
+      <w:r>
+        <w:t xml:space="preserve">31.</w:t>
+      </w:r>
+      <w:r>
+        <w:t xml:space="preserve"> </w:t>
+      </w:r>
+      <w:r>
+        <w:t xml:space="preserve">	</w:t>
+      </w:r>
+      <w:r>
+        <w:t xml:space="preserve">Huang, Z., Salama, P., Shao, W., Zhang, J. &amp; Huang, K. Low-rank reorganization via proportional hazards non-negative matrix factorization unveils survival associated gene clusters.</w:t>
+      </w:r>
+      <w:r>
+        <w:t xml:space="preserve"> </w:t>
+      </w:r>
+      <w:r>
+        <w:rPr>
+          <w:iCs/>
+          <w:i/>
+        </w:rPr>
+        <w:t xml:space="preserve">Preprint at https://arxiv.org/abs/2008.03776</w:t>
+      </w:r>
+      <w:r>
+        <w:t xml:space="preserve"> </w:t>
+      </w:r>
+      <w:r>
+        <w:t xml:space="preserve">(2020).</w:t>
+      </w:r>
+    </w:p>
+    <w:bookmarkEnd w:id="123"/>
+    <w:bookmarkStart w:id="124" w:name="ref-le2025survnmf"/>
+    <w:p>
+      <w:pPr>
+        <w:pStyle w:val="Bibliography"/>
+      </w:pPr>
+      <w:r>
+        <w:t xml:space="preserve">32.</w:t>
+      </w:r>
+      <w:r>
+        <w:t xml:space="preserve"> </w:t>
+      </w:r>
+      <w:r>
+        <w:t xml:space="preserve">	</w:t>
+      </w:r>
+      <w:r>
+        <w:t xml:space="preserve">Le Goff, V.</w:t>
       </w:r>
       <w:r>
         <w:t xml:space="preserve"> </w:t>
@@ -12751,14 +12657,86 @@
         <w:t xml:space="preserve">et al.</w:t>
       </w:r>
       <w:r>
-        <w:t xml:space="preserve"> </w:t>
-      </w:r>
-      <w:hyperlink r:id="rId122">
-        <w:r>
-          <w:rPr>
-            <w:rStyle w:val="Hyperlink"/>
-          </w:rPr>
-          <w:t xml:space="preserve">Experimental microdissection enables functional harmonisation of pancreatic cancer subtypes</w:t>
+        <w:t xml:space="preserve"> SurvNMF: Non-negative matrix factorization supervised for survival data analysis.</w:t>
+      </w:r>
+      <w:r>
+        <w:t xml:space="preserve"> </w:t>
+      </w:r>
+      <w:r>
+        <w:rPr>
+          <w:iCs/>
+          <w:i/>
+        </w:rPr>
+        <w:t xml:space="preserve">Preprint at https://hal.science/hal-04975434</w:t>
+      </w:r>
+      <w:r>
+        <w:t xml:space="preserve"> </w:t>
+      </w:r>
+      <w:r>
+        <w:t xml:space="preserve">(2025).</w:t>
+      </w:r>
+    </w:p>
+    <w:bookmarkEnd w:id="124"/>
+    <w:bookmarkStart w:id="126" w:name="ref-zaccaria2023surviae"/>
+    <w:p>
+      <w:pPr>
+        <w:pStyle w:val="Bibliography"/>
+      </w:pPr>
+      <w:r>
+        <w:t xml:space="preserve">33.</w:t>
+      </w:r>
+      <w:r>
+        <w:t xml:space="preserve"> </w:t>
+      </w:r>
+      <w:r>
+        <w:t xml:space="preserve">	</w:t>
+      </w:r>
+      <w:r>
+        <w:t xml:space="preserve">Zaccaria, G. M.</w:t>
+      </w:r>
+      <w:r>
+        <w:t xml:space="preserve"> </w:t>
+      </w:r>
+      <w:r>
+        <w:rPr>
+          <w:iCs/>
+          <w:i/>
+        </w:rPr>
+        <w:t xml:space="preserve">et al.</w:t>
+      </w:r>
+      <w:r>
+        <w:t xml:space="preserve"> </w:t>
+      </w:r>
+      <w:hyperlink r:id="rId125">
+        <w:r>
+          <w:rPr>
+            <w:rStyle w:val="Hyperlink"/>
+          </w:rPr>
+          <w:t xml:space="preserve">SurvIAE</w:t>
+        </w:r>
+        <w:r>
+          <w:rPr>
+            <w:rStyle w:val="Hyperlink"/>
+          </w:rPr>
+          <w:t xml:space="preserve">: Survival prediction with interpretable autoencoders from diffuse large</w:t>
+        </w:r>
+        <w:r>
+          <w:rPr>
+            <w:rStyle w:val="Hyperlink"/>
+          </w:rPr>
+          <w:t xml:space="preserve"> </w:t>
+        </w:r>
+        <w:r>
+          <w:rPr>
+            <w:rStyle w:val="Hyperlink"/>
+          </w:rPr>
+          <w:t xml:space="preserve">B</w:t>
+        </w:r>
+        <w:r>
+          <w:rPr>
+            <w:rStyle w:val="Hyperlink"/>
+          </w:rPr>
+          <w:t xml:space="preserve">-cell lymphoma gene expression data</w:t>
         </w:r>
       </w:hyperlink>
       <w:r>
@@ -12772,7 +12750,7 @@
           <w:iCs/>
           <w:i/>
         </w:rPr>
-        <w:t xml:space="preserve">Gut</w:t>
+        <w:t xml:space="preserve">Computer Methods and Programs in Biomedicine</w:t>
       </w:r>
       <w:r>
         <w:t xml:space="preserve"> </w:t>
@@ -12782,20 +12760,20 @@
           <w:bCs/>
           <w:b/>
         </w:rPr>
-        <w:t xml:space="preserve">68</w:t>
-      </w:r>
-      <w:r>
-        <w:t xml:space="preserve">, 1034–1043 (2019).</w:t>
-      </w:r>
-    </w:p>
-    <w:bookmarkEnd w:id="123"/>
-    <w:bookmarkStart w:id="124" w:name="ref-shapley1953value"/>
+        <w:t xml:space="preserve">244</w:t>
+      </w:r>
+      <w:r>
+        <w:t xml:space="preserve">, 107966 (2024).</w:t>
+      </w:r>
+    </w:p>
+    <w:bookmarkEnd w:id="126"/>
+    <w:bookmarkStart w:id="128" w:name="ref-meng2022savae"/>
     <w:p>
       <w:pPr>
         <w:pStyle w:val="Bibliography"/>
       </w:pPr>
       <w:r>
-        <w:t xml:space="preserve">31.</w:t>
+        <w:t xml:space="preserve">34.</w:t>
       </w:r>
       <w:r>
         <w:t xml:space="preserve"> </w:t>
@@ -12804,77 +12782,7 @@
         <w:t xml:space="preserve">	</w:t>
       </w:r>
       <w:r>
-        <w:t xml:space="preserve">Shapley, L. S. A value for n-person games. in</w:t>
-      </w:r>
-      <w:r>
-        <w:t xml:space="preserve"> </w:t>
-      </w:r>
-      <w:r>
-        <w:rPr>
-          <w:iCs/>
-          <w:i/>
-        </w:rPr>
-        <w:t xml:space="preserve">Contributions to the theory of games, volume II</w:t>
-      </w:r>
-      <w:r>
-        <w:t xml:space="preserve"> </w:t>
-      </w:r>
-      <w:r>
-        <w:t xml:space="preserve">(eds. Kuhn, H. W. &amp; Tucker, A. W.) 307–317 (Princeton University Press, 1953).</w:t>
-      </w:r>
-    </w:p>
-    <w:bookmarkEnd w:id="124"/>
-    <w:bookmarkStart w:id="125" w:name="ref-huang2020low"/>
-    <w:p>
-      <w:pPr>
-        <w:pStyle w:val="Bibliography"/>
-      </w:pPr>
-      <w:r>
-        <w:t xml:space="preserve">32.</w:t>
-      </w:r>
-      <w:r>
-        <w:t xml:space="preserve"> </w:t>
-      </w:r>
-      <w:r>
-        <w:t xml:space="preserve">	</w:t>
-      </w:r>
-      <w:r>
-        <w:t xml:space="preserve">Huang, Z., Salama, P., Shao, W., Zhang, J. &amp; Huang, K. Low-rank reorganization via proportional hazards non-negative matrix factorization unveils survival associated gene clusters.</w:t>
-      </w:r>
-      <w:r>
-        <w:t xml:space="preserve"> </w:t>
-      </w:r>
-      <w:r>
-        <w:rPr>
-          <w:iCs/>
-          <w:i/>
-        </w:rPr>
-        <w:t xml:space="preserve">Preprint at https://arxiv.org/abs/2008.03776</w:t>
-      </w:r>
-      <w:r>
-        <w:t xml:space="preserve"> </w:t>
-      </w:r>
-      <w:r>
-        <w:t xml:space="preserve">(2020).</w:t>
-      </w:r>
-    </w:p>
-    <w:bookmarkEnd w:id="125"/>
-    <w:bookmarkStart w:id="126" w:name="ref-le2025survnmf"/>
-    <w:p>
-      <w:pPr>
-        <w:pStyle w:val="Bibliography"/>
-      </w:pPr>
-      <w:r>
-        <w:t xml:space="preserve">33.</w:t>
-      </w:r>
-      <w:r>
-        <w:t xml:space="preserve"> </w:t>
-      </w:r>
-      <w:r>
-        <w:t xml:space="preserve">	</w:t>
-      </w:r>
-      <w:r>
-        <w:t xml:space="preserve">Le Goff, V.</w:t>
+        <w:t xml:space="preserve">Meng, X.</w:t>
       </w:r>
       <w:r>
         <w:t xml:space="preserve"> </w:t>
@@ -12887,54 +12795,6 @@
         <w:t xml:space="preserve">et al.</w:t>
       </w:r>
       <w:r>
-        <w:t xml:space="preserve"> SurvNMF: Non-negative matrix factorization supervised for survival data analysis.</w:t>
-      </w:r>
-      <w:r>
-        <w:t xml:space="preserve"> </w:t>
-      </w:r>
-      <w:r>
-        <w:rPr>
-          <w:iCs/>
-          <w:i/>
-        </w:rPr>
-        <w:t xml:space="preserve">Preprint at https://hal.science/hal-04975434</w:t>
-      </w:r>
-      <w:r>
-        <w:t xml:space="preserve"> </w:t>
-      </w:r>
-      <w:r>
-        <w:t xml:space="preserve">(2025).</w:t>
-      </w:r>
-    </w:p>
-    <w:bookmarkEnd w:id="126"/>
-    <w:bookmarkStart w:id="128" w:name="ref-zaccaria2023surviae"/>
-    <w:p>
-      <w:pPr>
-        <w:pStyle w:val="Bibliography"/>
-      </w:pPr>
-      <w:r>
-        <w:t xml:space="preserve">34.</w:t>
-      </w:r>
-      <w:r>
-        <w:t xml:space="preserve"> </w:t>
-      </w:r>
-      <w:r>
-        <w:t xml:space="preserve">	</w:t>
-      </w:r>
-      <w:r>
-        <w:t xml:space="preserve">Zaccaria, G. M.</w:t>
-      </w:r>
-      <w:r>
-        <w:t xml:space="preserve"> </w:t>
-      </w:r>
-      <w:r>
-        <w:rPr>
-          <w:iCs/>
-          <w:i/>
-        </w:rPr>
-        <w:t xml:space="preserve">et al.</w:t>
-      </w:r>
-      <w:r>
         <w:t xml:space="preserve"> </w:t>
       </w:r>
       <w:hyperlink r:id="rId127">
@@ -12942,13 +12802,7 @@
           <w:rPr>
             <w:rStyle w:val="Hyperlink"/>
           </w:rPr>
-          <w:t xml:space="preserve">SurvIAE</w:t>
-        </w:r>
-        <w:r>
-          <w:rPr>
-            <w:rStyle w:val="Hyperlink"/>
-          </w:rPr>
-          <w:t xml:space="preserve">: Survival prediction with interpretable autoencoders from diffuse large</w:t>
+          <w:t xml:space="preserve">A novel attention-mechanism based</w:t>
         </w:r>
         <w:r>
           <w:rPr>
@@ -12960,13 +12814,19 @@
           <w:rPr>
             <w:rStyle w:val="Hyperlink"/>
           </w:rPr>
-          <w:t xml:space="preserve">B</w:t>
-        </w:r>
-        <w:r>
-          <w:rPr>
-            <w:rStyle w:val="Hyperlink"/>
-          </w:rPr>
-          <w:t xml:space="preserve">-cell lymphoma gene expression data</w:t>
+          <w:t xml:space="preserve">Cox</w:t>
+        </w:r>
+        <w:r>
+          <w:rPr>
+            <w:rStyle w:val="Hyperlink"/>
+          </w:rPr>
+          <w:t xml:space="preserve"> </w:t>
+        </w:r>
+        <w:r>
+          <w:rPr>
+            <w:rStyle w:val="Hyperlink"/>
+          </w:rPr>
+          <w:t xml:space="preserve">survival model by exploiting pan-cancer empirical genomic information</w:t>
         </w:r>
       </w:hyperlink>
       <w:r>
@@ -12980,7 +12840,7 @@
           <w:iCs/>
           <w:i/>
         </w:rPr>
-        <w:t xml:space="preserve">Computer Methods and Programs in Biomedicine</w:t>
+        <w:t xml:space="preserve">Cells</w:t>
       </w:r>
       <w:r>
         <w:t xml:space="preserve"> </w:t>
@@ -12990,14 +12850,14 @@
           <w:bCs/>
           <w:b/>
         </w:rPr>
-        <w:t xml:space="preserve">244</w:t>
-      </w:r>
-      <w:r>
-        <w:t xml:space="preserve">, 107966 (2024).</w:t>
+        <w:t xml:space="preserve">11</w:t>
+      </w:r>
+      <w:r>
+        <w:t xml:space="preserve">, 1421 (2022).</w:t>
       </w:r>
     </w:p>
     <w:bookmarkEnd w:id="128"/>
-    <w:bookmarkStart w:id="130" w:name="ref-meng2022savae"/>
+    <w:bookmarkStart w:id="130" w:name="ref-newman2019cibersortx"/>
     <w:p>
       <w:pPr>
         <w:pStyle w:val="Bibliography"/>
@@ -13012,7 +12872,7 @@
         <w:t xml:space="preserve">	</w:t>
       </w:r>
       <w:r>
-        <w:t xml:space="preserve">Meng, X.</w:t>
+        <w:t xml:space="preserve">Newman, A. M.</w:t>
       </w:r>
       <w:r>
         <w:t xml:space="preserve"> </w:t>
@@ -13032,31 +12892,7 @@
           <w:rPr>
             <w:rStyle w:val="Hyperlink"/>
           </w:rPr>
-          <w:t xml:space="preserve">A novel attention-mechanism based</w:t>
-        </w:r>
-        <w:r>
-          <w:rPr>
-            <w:rStyle w:val="Hyperlink"/>
-          </w:rPr>
-          <w:t xml:space="preserve"> </w:t>
-        </w:r>
-        <w:r>
-          <w:rPr>
-            <w:rStyle w:val="Hyperlink"/>
-          </w:rPr>
-          <w:t xml:space="preserve">Cox</w:t>
-        </w:r>
-        <w:r>
-          <w:rPr>
-            <w:rStyle w:val="Hyperlink"/>
-          </w:rPr>
-          <w:t xml:space="preserve"> </w:t>
-        </w:r>
-        <w:r>
-          <w:rPr>
-            <w:rStyle w:val="Hyperlink"/>
-          </w:rPr>
-          <w:t xml:space="preserve">survival model by exploiting pan-cancer empirical genomic information</w:t>
+          <w:t xml:space="preserve">Determining cell type abundance and expression from bulk tissues with digital cytometry</w:t>
         </w:r>
       </w:hyperlink>
       <w:r>
@@ -13070,7 +12906,7 @@
           <w:iCs/>
           <w:i/>
         </w:rPr>
-        <w:t xml:space="preserve">Cells</w:t>
+        <w:t xml:space="preserve">Nature Biotechnology</w:t>
       </w:r>
       <w:r>
         <w:t xml:space="preserve"> </w:t>
@@ -13080,14 +12916,14 @@
           <w:bCs/>
           <w:b/>
         </w:rPr>
-        <w:t xml:space="preserve">11</w:t>
-      </w:r>
-      <w:r>
-        <w:t xml:space="preserve">, 1421 (2022).</w:t>
+        <w:t xml:space="preserve">37</w:t>
+      </w:r>
+      <w:r>
+        <w:t xml:space="preserve">, 773–782 (2019).</w:t>
       </w:r>
     </w:p>
     <w:bookmarkEnd w:id="130"/>
-    <w:bookmarkStart w:id="132" w:name="ref-newman2019cibersortx"/>
+    <w:bookmarkStart w:id="132" w:name="ref-chu2022bayesprism"/>
     <w:p>
       <w:pPr>
         <w:pStyle w:val="Bibliography"/>
@@ -13102,17 +12938,7 @@
         <w:t xml:space="preserve">	</w:t>
       </w:r>
       <w:r>
-        <w:t xml:space="preserve">Newman, A. M.</w:t>
-      </w:r>
-      <w:r>
-        <w:t xml:space="preserve"> </w:t>
-      </w:r>
-      <w:r>
-        <w:rPr>
-          <w:iCs/>
-          <w:i/>
-        </w:rPr>
-        <w:t xml:space="preserve">et al.</w:t>
+        <w:t xml:space="preserve">Chu, T., Wang, Z., Pe’er, D. &amp; Danko, C. G.</w:t>
       </w:r>
       <w:r>
         <w:t xml:space="preserve"> </w:t>
@@ -13122,7 +12948,79 @@
           <w:rPr>
             <w:rStyle w:val="Hyperlink"/>
           </w:rPr>
-          <w:t xml:space="preserve">Determining cell type abundance and expression from bulk tissues with digital cytometry</w:t>
+          <w:t xml:space="preserve">Cell type and gene expression deconvolution with</w:t>
+        </w:r>
+        <w:r>
+          <w:rPr>
+            <w:rStyle w:val="Hyperlink"/>
+          </w:rPr>
+          <w:t xml:space="preserve"> </w:t>
+        </w:r>
+        <w:r>
+          <w:rPr>
+            <w:rStyle w:val="Hyperlink"/>
+          </w:rPr>
+          <w:t xml:space="preserve">BayesPrism</w:t>
+        </w:r>
+        <w:r>
+          <w:rPr>
+            <w:rStyle w:val="Hyperlink"/>
+          </w:rPr>
+          <w:t xml:space="preserve"> </w:t>
+        </w:r>
+        <w:r>
+          <w:rPr>
+            <w:rStyle w:val="Hyperlink"/>
+          </w:rPr>
+          <w:t xml:space="preserve">enables</w:t>
+        </w:r>
+        <w:r>
+          <w:rPr>
+            <w:rStyle w:val="Hyperlink"/>
+          </w:rPr>
+          <w:t xml:space="preserve"> </w:t>
+        </w:r>
+        <w:r>
+          <w:rPr>
+            <w:rStyle w:val="Hyperlink"/>
+          </w:rPr>
+          <w:t xml:space="preserve">Bayesian</w:t>
+        </w:r>
+        <w:r>
+          <w:rPr>
+            <w:rStyle w:val="Hyperlink"/>
+          </w:rPr>
+          <w:t xml:space="preserve"> </w:t>
+        </w:r>
+        <w:r>
+          <w:rPr>
+            <w:rStyle w:val="Hyperlink"/>
+          </w:rPr>
+          <w:t xml:space="preserve">integrative analysis across bulk and single-cell</w:t>
+        </w:r>
+        <w:r>
+          <w:rPr>
+            <w:rStyle w:val="Hyperlink"/>
+          </w:rPr>
+          <w:t xml:space="preserve"> </w:t>
+        </w:r>
+        <w:r>
+          <w:rPr>
+            <w:rStyle w:val="Hyperlink"/>
+          </w:rPr>
+          <w:t xml:space="preserve">RNA</w:t>
+        </w:r>
+        <w:r>
+          <w:rPr>
+            <w:rStyle w:val="Hyperlink"/>
+          </w:rPr>
+          <w:t xml:space="preserve"> </w:t>
+        </w:r>
+        <w:r>
+          <w:rPr>
+            <w:rStyle w:val="Hyperlink"/>
+          </w:rPr>
+          <w:t xml:space="preserve">sequencing in oncology</w:t>
         </w:r>
       </w:hyperlink>
       <w:r>
@@ -13136,7 +13034,7 @@
           <w:iCs/>
           <w:i/>
         </w:rPr>
-        <w:t xml:space="preserve">Nature Biotechnology</w:t>
+        <w:t xml:space="preserve">Nature Cancer</w:t>
       </w:r>
       <w:r>
         <w:t xml:space="preserve"> </w:t>
@@ -13146,14 +13044,14 @@
           <w:bCs/>
           <w:b/>
         </w:rPr>
-        <w:t xml:space="preserve">37</w:t>
-      </w:r>
-      <w:r>
-        <w:t xml:space="preserve">, 773–782 (2019).</w:t>
+        <w:t xml:space="preserve">3</w:t>
+      </w:r>
+      <w:r>
+        <w:t xml:space="preserve">, 505–517 (2022).</w:t>
       </w:r>
     </w:p>
     <w:bookmarkEnd w:id="132"/>
-    <w:bookmarkStart w:id="134" w:name="ref-chu2022bayesprism"/>
+    <w:bookmarkStart w:id="134" w:name="ref-ogawa2020stroma"/>
     <w:p>
       <w:pPr>
         <w:pStyle w:val="Bibliography"/>
@@ -13168,7 +13066,17 @@
         <w:t xml:space="preserve">	</w:t>
       </w:r>
       <w:r>
-        <w:t xml:space="preserve">Chu, T., Wang, Z., Pe’er, D. &amp; Danko, C. G.</w:t>
+        <w:t xml:space="preserve">Ogawa, Y.</w:t>
+      </w:r>
+      <w:r>
+        <w:t xml:space="preserve"> </w:t>
+      </w:r>
+      <w:r>
+        <w:rPr>
+          <w:iCs/>
+          <w:i/>
+        </w:rPr>
+        <w:t xml:space="preserve">et al.</w:t>
       </w:r>
       <w:r>
         <w:t xml:space="preserve"> </w:t>
@@ -13178,79 +13086,7 @@
           <w:rPr>
             <w:rStyle w:val="Hyperlink"/>
           </w:rPr>
-          <w:t xml:space="preserve">Cell type and gene expression deconvolution with</w:t>
-        </w:r>
-        <w:r>
-          <w:rPr>
-            <w:rStyle w:val="Hyperlink"/>
-          </w:rPr>
-          <w:t xml:space="preserve"> </w:t>
-        </w:r>
-        <w:r>
-          <w:rPr>
-            <w:rStyle w:val="Hyperlink"/>
-          </w:rPr>
-          <w:t xml:space="preserve">BayesPrism</w:t>
-        </w:r>
-        <w:r>
-          <w:rPr>
-            <w:rStyle w:val="Hyperlink"/>
-          </w:rPr>
-          <w:t xml:space="preserve"> </w:t>
-        </w:r>
-        <w:r>
-          <w:rPr>
-            <w:rStyle w:val="Hyperlink"/>
-          </w:rPr>
-          <w:t xml:space="preserve">enables</w:t>
-        </w:r>
-        <w:r>
-          <w:rPr>
-            <w:rStyle w:val="Hyperlink"/>
-          </w:rPr>
-          <w:t xml:space="preserve"> </w:t>
-        </w:r>
-        <w:r>
-          <w:rPr>
-            <w:rStyle w:val="Hyperlink"/>
-          </w:rPr>
-          <w:t xml:space="preserve">Bayesian</w:t>
-        </w:r>
-        <w:r>
-          <w:rPr>
-            <w:rStyle w:val="Hyperlink"/>
-          </w:rPr>
-          <w:t xml:space="preserve"> </w:t>
-        </w:r>
-        <w:r>
-          <w:rPr>
-            <w:rStyle w:val="Hyperlink"/>
-          </w:rPr>
-          <w:t xml:space="preserve">integrative analysis across bulk and single-cell</w:t>
-        </w:r>
-        <w:r>
-          <w:rPr>
-            <w:rStyle w:val="Hyperlink"/>
-          </w:rPr>
-          <w:t xml:space="preserve"> </w:t>
-        </w:r>
-        <w:r>
-          <w:rPr>
-            <w:rStyle w:val="Hyperlink"/>
-          </w:rPr>
-          <w:t xml:space="preserve">RNA</w:t>
-        </w:r>
-        <w:r>
-          <w:rPr>
-            <w:rStyle w:val="Hyperlink"/>
-          </w:rPr>
-          <w:t xml:space="preserve"> </w:t>
-        </w:r>
-        <w:r>
-          <w:rPr>
-            <w:rStyle w:val="Hyperlink"/>
-          </w:rPr>
-          <w:t xml:space="preserve">sequencing in oncology</w:t>
+          <w:t xml:space="preserve">Three distinct stroma types in human pancreatic cancer identified by image analysis of fibroblast subpopulations and collagen</w:t>
         </w:r>
       </w:hyperlink>
       <w:r>
@@ -13264,7 +13100,7 @@
           <w:iCs/>
           <w:i/>
         </w:rPr>
-        <w:t xml:space="preserve">Nature Cancer</w:t>
+        <w:t xml:space="preserve">Clinical Cancer Research</w:t>
       </w:r>
       <w:r>
         <w:t xml:space="preserve"> </w:t>
@@ -13274,14 +13110,14 @@
           <w:bCs/>
           <w:b/>
         </w:rPr>
-        <w:t xml:space="preserve">3</w:t>
-      </w:r>
-      <w:r>
-        <w:t xml:space="preserve">, 505–517 (2022).</w:t>
+        <w:t xml:space="preserve">27</w:t>
+      </w:r>
+      <w:r>
+        <w:t xml:space="preserve">, 107–119 (2021).</w:t>
       </w:r>
     </w:p>
     <w:bookmarkEnd w:id="134"/>
-    <w:bookmarkStart w:id="136" w:name="ref-ogawa2020stroma"/>
+    <w:bookmarkStart w:id="136" w:name="ref-neuzillet2022periostin"/>
     <w:p>
       <w:pPr>
         <w:pStyle w:val="Bibliography"/>
@@ -13296,7 +13132,7 @@
         <w:t xml:space="preserve">	</w:t>
       </w:r>
       <w:r>
-        <w:t xml:space="preserve">Ogawa, Y.</w:t>
+        <w:t xml:space="preserve">Neuzillet, C.</w:t>
       </w:r>
       <w:r>
         <w:t xml:space="preserve"> </w:t>
@@ -13316,7 +13152,7 @@
           <w:rPr>
             <w:rStyle w:val="Hyperlink"/>
           </w:rPr>
-          <w:t xml:space="preserve">Three distinct stroma types in human pancreatic cancer identified by image analysis of fibroblast subpopulations and collagen</w:t>
+          <w:t xml:space="preserve">Periostin- and podoplanin-positive cancer-associated fibroblast subtypes cooperate to shape the inflamed tumor microenvironment in aggressive pancreatic adenocarcinoma</w:t>
         </w:r>
       </w:hyperlink>
       <w:r>
@@ -13330,7 +13166,7 @@
           <w:iCs/>
           <w:i/>
         </w:rPr>
-        <w:t xml:space="preserve">Clinical Cancer Research</w:t>
+        <w:t xml:space="preserve">The Journal of Pathology</w:t>
       </w:r>
       <w:r>
         <w:t xml:space="preserve"> </w:t>
@@ -13340,14 +13176,14 @@
           <w:bCs/>
           <w:b/>
         </w:rPr>
-        <w:t xml:space="preserve">27</w:t>
-      </w:r>
-      <w:r>
-        <w:t xml:space="preserve">, 107–119 (2021).</w:t>
+        <w:t xml:space="preserve">258</w:t>
+      </w:r>
+      <w:r>
+        <w:t xml:space="preserve">, 408–425 (2022).</w:t>
       </w:r>
     </w:p>
     <w:bookmarkEnd w:id="136"/>
-    <w:bookmarkStart w:id="138" w:name="ref-neuzillet2022periostin"/>
+    <w:bookmarkStart w:id="138" w:name="ref-lee2024tumorcaf"/>
     <w:p>
       <w:pPr>
         <w:pStyle w:val="Bibliography"/>
@@ -13362,7 +13198,7 @@
         <w:t xml:space="preserve">	</w:t>
       </w:r>
       <w:r>
-        <w:t xml:space="preserve">Neuzillet, C.</w:t>
+        <w:t xml:space="preserve">Lee, J. J.</w:t>
       </w:r>
       <w:r>
         <w:t xml:space="preserve"> </w:t>
@@ -13382,7 +13218,7 @@
           <w:rPr>
             <w:rStyle w:val="Hyperlink"/>
           </w:rPr>
-          <w:t xml:space="preserve">Periostin- and podoplanin-positive cancer-associated fibroblast subtypes cooperate to shape the inflamed tumor microenvironment in aggressive pancreatic adenocarcinoma</w:t>
+          <w:t xml:space="preserve">Tumor-intrinsic and cancer-associated fibroblast subtypes independently predict outcomes in pancreatic cancer</w:t>
         </w:r>
       </w:hyperlink>
       <w:r>
@@ -13396,7 +13232,7 @@
           <w:iCs/>
           <w:i/>
         </w:rPr>
-        <w:t xml:space="preserve">The Journal of Pathology</w:t>
+        <w:t xml:space="preserve">Annals of Surgery</w:t>
       </w:r>
       <w:r>
         <w:t xml:space="preserve"> </w:t>
@@ -13406,14 +13242,14 @@
           <w:bCs/>
           <w:b/>
         </w:rPr>
-        <w:t xml:space="preserve">258</w:t>
-      </w:r>
-      <w:r>
-        <w:t xml:space="preserve">, 408–425 (2022).</w:t>
+        <w:t xml:space="preserve">280</w:t>
+      </w:r>
+      <w:r>
+        <w:t xml:space="preserve">, 659–666 (2024).</w:t>
       </w:r>
     </w:p>
     <w:bookmarkEnd w:id="138"/>
-    <w:bookmarkStart w:id="140" w:name="ref-lee2024tumorcaf"/>
+    <w:bookmarkStart w:id="140" w:name="ref-smith2020standard"/>
     <w:p>
       <w:pPr>
         <w:pStyle w:val="Bibliography"/>
@@ -13428,7 +13264,7 @@
         <w:t xml:space="preserve">	</w:t>
       </w:r>
       <w:r>
-        <w:t xml:space="preserve">Lee, J. J.</w:t>
+        <w:t xml:space="preserve">Smith, A. M.</w:t>
       </w:r>
       <w:r>
         <w:t xml:space="preserve"> </w:t>
@@ -13448,7 +13284,7 @@
           <w:rPr>
             <w:rStyle w:val="Hyperlink"/>
           </w:rPr>
-          <w:t xml:space="preserve">Tumor-intrinsic and cancer-associated fibroblast subtypes independently predict outcomes in pancreatic cancer</w:t>
+          <w:t xml:space="preserve">Standard machine learning approaches outperform deep representation learning on phenotype prediction from transcriptomics data</w:t>
         </w:r>
       </w:hyperlink>
       <w:r>
@@ -13462,7 +13298,7 @@
           <w:iCs/>
           <w:i/>
         </w:rPr>
-        <w:t xml:space="preserve">Annals of Surgery</w:t>
+        <w:t xml:space="preserve">BMC Bioinformatics</w:t>
       </w:r>
       <w:r>
         <w:t xml:space="preserve"> </w:t>
@@ -13472,14 +13308,14 @@
           <w:bCs/>
           <w:b/>
         </w:rPr>
-        <w:t xml:space="preserve">280</w:t>
-      </w:r>
-      <w:r>
-        <w:t xml:space="preserve">, 659–666 (2024).</w:t>
+        <w:t xml:space="preserve">21</w:t>
+      </w:r>
+      <w:r>
+        <w:t xml:space="preserve">, 119 (2020).</w:t>
       </w:r>
     </w:p>
     <w:bookmarkEnd w:id="140"/>
-    <w:bookmarkStart w:id="142" w:name="ref-smith2020standard"/>
+    <w:bookmarkStart w:id="142" w:name="ref-lee1999learning"/>
     <w:p>
       <w:pPr>
         <w:pStyle w:val="Bibliography"/>
@@ -13494,17 +13330,7 @@
         <w:t xml:space="preserve">	</w:t>
       </w:r>
       <w:r>
-        <w:t xml:space="preserve">Smith, A. M.</w:t>
-      </w:r>
-      <w:r>
-        <w:t xml:space="preserve"> </w:t>
-      </w:r>
-      <w:r>
-        <w:rPr>
-          <w:iCs/>
-          <w:i/>
-        </w:rPr>
-        <w:t xml:space="preserve">et al.</w:t>
+        <w:t xml:space="preserve">Lee, D. D. &amp; Seung, H. S.</w:t>
       </w:r>
       <w:r>
         <w:t xml:space="preserve"> </w:t>
@@ -13514,7 +13340,7 @@
           <w:rPr>
             <w:rStyle w:val="Hyperlink"/>
           </w:rPr>
-          <w:t xml:space="preserve">Standard machine learning approaches outperform deep representation learning on phenotype prediction from transcriptomics data</w:t>
+          <w:t xml:space="preserve">Learning the parts of objects by non-negative matrix factorization</w:t>
         </w:r>
       </w:hyperlink>
       <w:r>
@@ -13528,7 +13354,7 @@
           <w:iCs/>
           <w:i/>
         </w:rPr>
-        <w:t xml:space="preserve">BMC Bioinformatics</w:t>
+        <w:t xml:space="preserve">Nature</w:t>
       </w:r>
       <w:r>
         <w:t xml:space="preserve"> </w:t>
@@ -13538,10 +13364,10 @@
           <w:bCs/>
           <w:b/>
         </w:rPr>
-        <w:t xml:space="preserve">21</w:t>
-      </w:r>
-      <w:r>
-        <w:t xml:space="preserve">, 119 (2020).</w:t>
+        <w:t xml:space="preserve">401</w:t>
+      </w:r>
+      <w:r>
+        <w:t xml:space="preserve">, 788–791 (1999).</w:t>
       </w:r>
     </w:p>
     <w:bookmarkEnd w:id="142"/>

--- a/paper/paper.docx
+++ b/paper/paper.docx
@@ -8512,7 +8512,7 @@
         <w:t xml:space="preserve"> </w:t>
       </w:r>
       <w:r>
-        <w:t xml:space="preserve">were selected by maximizing the cross-validated Harrell C-index using Bayesian optimization (BO)</w:t>
+        <w:t xml:space="preserve">were explored by Bayesian optimization (BO) maximizing the cross-validated Harrell C-index</w:t>
       </w:r>
       <w:hyperlink w:anchor="ref-snoek2012practical">
         <w:r>
@@ -8539,7 +8539,7 @@
         </w:r>
       </w:hyperlink>
       <w:r>
-        <w:t xml:space="preserve">. The objective was the mean 5-fold cross-validated C-index, with folds constructed separately within each training cohort and stratified by event status under a fixed seed (123). Each configuration was evaluated from 30 random initializations at the cross-validation stopping tolerance</w:t>
+        <w:t xml:space="preserve">, and the reported configuration was then fixed by applying a one-standard-error rule on rank to the resulting search history, as specified below. The objective was the mean 5-fold cross-validated C-index, with folds constructed separately within each training cohort and stratified by event status under a fixed seed (123). Each configuration was evaluated from 30 random initializations at the cross-validation stopping tolerance</w:t>
       </w:r>
       <w:r>
         <w:t xml:space="preserve"> </w:t>
@@ -8579,7 +8579,7 @@
         <w:t xml:space="preserve"> </w:t>
       </w:r>
       <w:r>
-        <w:t xml:space="preserve">was chosen by a one-standard-error rule: for each rank, the Bayesian-optimization configuration with the highest observed mean cross-validated C-index was retained, the threshold was set one fold-level standard error below the best observed configuration’s mean, and the smallest rank whose retained configuration met the threshold was selected; the remaining hyperparameters were those of the best observed configuration (Supplementary Information, Bayesian Optimization). The best observed configuration had mean cross-validated C-index 0.655 (fold-level SE 0.011) at</w:t>
+        <w:t xml:space="preserve">was chosen by a one-standard-error rule: for each rank, the Bayesian-optimization configuration with the highest observed mean cross-validated C-index was retained, the threshold was set one fold-level standard error below the best observed configuration’s mean, and the smallest rank whose retained configuration met the threshold was selected (Supplementary Information, Bayesian Optimization). The best observed configuration had mean cross-validated C-index 0.655 (fold-level SE 0.011) at</w:t>
       </w:r>
       <w:r>
         <w:t xml:space="preserve"> </w:t>
@@ -8622,7 +8622,73 @@
         <w:t xml:space="preserve"> </w:t>
       </w:r>
       <w:r>
-        <w:t xml:space="preserve">reached 0.646 and was therefore eligible. All model selection was performed entirely within the training data using cross-validation; no validation cohort data were used during any stage of tuning, and out-of-sample generalization was assessed only on the external validation cohorts. The consensus initialization described next was used only for the final model and is not reproduced within each fold.</w:t>
+        <w:t xml:space="preserve">reached 0.646 and was therefore eligible. The remaining hyperparameters were inherited from the overall best observed configuration, which had rank</w:t>
+      </w:r>
+      <w:r>
+        <w:t xml:space="preserve"> </w:t>
+      </w:r>
+      <m:oMath>
+        <m:r>
+          <m:t>k</m:t>
+        </m:r>
+        <m:r>
+          <m:rPr>
+            <m:sty m:val="p"/>
+          </m:rPr>
+          <m:t>=</m:t>
+        </m:r>
+        <m:r>
+          <m:t>7</m:t>
+        </m:r>
+      </m:oMath>
+      <w:r>
+        <w:t xml:space="preserve">, so the resulting final</w:t>
+      </w:r>
+      <w:r>
+        <w:t xml:space="preserve"> </w:t>
+      </w:r>
+      <m:oMath>
+        <m:r>
+          <m:t>k</m:t>
+        </m:r>
+        <m:r>
+          <m:rPr>
+            <m:sty m:val="p"/>
+          </m:rPr>
+          <m:t>=</m:t>
+        </m:r>
+        <m:r>
+          <m:t>3</m:t>
+        </m:r>
+      </m:oMath>
+      <w:r>
+        <w:t xml:space="preserve"> </w:t>
+      </w:r>
+      <w:r>
+        <w:t xml:space="preserve">combination was not itself among the configurations evaluated during Bayesian optimization. We therefore evaluated this exact combination afterward using the identical cross-validation protocol. Re-evaluated together under the current software build, the final configuration achieved a mean cross-validated C-index of 0.642 (fold-level SE 0.007), compared with 0.655 (0.011) for the overall best configuration and 0.647 (0.009) for the best</w:t>
+      </w:r>
+      <w:r>
+        <w:t xml:space="preserve"> </w:t>
+      </w:r>
+      <m:oMath>
+        <m:r>
+          <m:t>k</m:t>
+        </m:r>
+        <m:r>
+          <m:rPr>
+            <m:sty m:val="p"/>
+          </m:rPr>
+          <m:t>=</m:t>
+        </m:r>
+        <m:r>
+          <m:t>3</m:t>
+        </m:r>
+      </m:oMath>
+      <w:r>
+        <w:t xml:space="preserve"> </w:t>
+      </w:r>
+      <w:r>
+        <w:t xml:space="preserve">configuration. The recomputed one-standard-error threshold was 0.644, placing the final configuration 0.002 below that threshold (Supplementary Table [tab:final-config-cv]). All model selection was performed entirely within the training data using cross-validation; no validation cohort data were used during any stage of tuning, and out-of-sample generalization was assessed only on the external validation cohorts. The consensus initialization described next was used only for the final model and is not reproduced within each fold.</w:t>
       </w:r>
     </w:p>
     <w:p>

--- a/paper/paper.docx
+++ b/paper/paper.docx
@@ -659,13 +659,43 @@
         <w:t xml:space="preserve"> </w:t>
       </w:r>
       <w:r>
-        <w:t xml:space="preserve">1.26–1.59)</w:t>
-      </w:r>
-      <w:r>
-        <w:t xml:space="preserve"> </w:t>
-      </w:r>
-      <w:r>
-        <w:t xml:space="preserve">before</w:t>
+        <w:t xml:space="preserve">1.26–1.59;</w:t>
+      </w:r>
+      <w:r>
+        <w:t xml:space="preserve"> </w:t>
+      </w:r>
+      <w:r>
+        <w:t xml:space="preserve">1.28,</w:t>
+      </w:r>
+      <w:r>
+        <w:t xml:space="preserve"> </w:t>
+      </w:r>
+      <w:r>
+        <w:t xml:space="preserve">95%</w:t>
+      </w:r>
+      <w:r>
+        <w:t xml:space="preserve"> </w:t>
+      </w:r>
+      <w:r>
+        <w:t xml:space="preserve">CI</w:t>
+      </w:r>
+      <w:r>
+        <w:t xml:space="preserve"> </w:t>
+      </w:r>
+      <w:r>
+        <w:t xml:space="preserve">1.11–1.47</w:t>
+      </w:r>
+      <w:r>
+        <w:t xml:space="preserve"> </w:t>
+      </w:r>
+      <w:r>
+        <w:t xml:space="preserve">after</w:t>
+      </w:r>
+      <w:r>
+        <w:t xml:space="preserve"> </w:t>
+      </w:r>
+      <w:r>
+        <w:t xml:space="preserve">PurIST</w:t>
       </w:r>
       <w:r>
         <w:t xml:space="preserve"> </w:t>
@@ -677,31 +707,13 @@
         <w:t xml:space="preserve"> </w:t>
       </w:r>
       <w:r>
-        <w:t xml:space="preserve">after</w:t>
-      </w:r>
-      <w:r>
-        <w:t xml:space="preserve"> </w:t>
-      </w:r>
-      <w:r>
-        <w:t xml:space="preserve">PurIST</w:t>
-      </w:r>
-      <w:r>
-        <w:t xml:space="preserve"> </w:t>
-      </w:r>
-      <w:r>
-        <w:t xml:space="preserve">and</w:t>
-      </w:r>
-      <w:r>
-        <w:t xml:space="preserve"> </w:t>
-      </w:r>
-      <w:r>
         <w:t xml:space="preserve">DeCAF</w:t>
       </w:r>
       <w:r>
         <w:t xml:space="preserve"> </w:t>
       </w:r>
       <w:r>
-        <w:t xml:space="preserve">adjustment.</w:t>
+        <w:t xml:space="preserve">adjustment).</w:t>
       </w:r>
       <w:r>
         <w:t xml:space="preserve"> </w:t>
@@ -4415,7 +4427,7 @@
           <w:iCs/>
           <w:i/>
         </w:rPr>
-        <w:t xml:space="preserve">). Because treatment, stage and cohort were not independently varied, these analyses support transportability rather than treatment-predictive effects.</w:t>
+        <w:t xml:space="preserve">). Because treatment, stage and cohort were not independently varied, these analyses are exploratory and do not establish differential treatment benefit.</w:t>
       </w:r>
     </w:p>
     <w:bookmarkEnd w:id="36"/>
@@ -5312,7 +5324,7 @@
         <w:pStyle w:val="FirstParagraph"/>
       </w:pPr>
       <w:r>
-        <w:t xml:space="preserve">DeSurv allows patient survival to shape gene-program discovery, yielding a tumor–stroma architecture that connects prognostic information with interpretable malignant and stromal programs. In PDAC, the architecture comprised a dominant survival-aligned program, D1, characterized by coordinated cross-patient variation in classical tumor and restCAF-like stromal features, alongside separately resolved proCAF-like stromal and basal-like tumor programs. D1 remained prognostic after adjustment for the established PurIST and DeCAF classifications. The frozen programs then transferred without refitting across four independent external patient cohorts.</w:t>
+        <w:t xml:space="preserve">DeSurv allows patient survival to shape gene-program discovery, yielding a tumor–stroma architecture that connects prognostic information with interpretable malignant and stromal programs. In PDAC, the architecture comprised a dominant survival-aligned program, D1, characterized by coordinated cross-patient variation in classical tumor and restCAF-like stromal features, alongside separately resolved proCAF-like stromal and basal-like tumor programs. D1 remained prognostic after adjustment for the established PurIST and DeCAF classifications. The frozen programs transferred without refitting to four independent external cohorts.</w:t>
       </w:r>
     </w:p>
     <w:p>
@@ -5340,7 +5352,7 @@
         </m:r>
       </m:oMath>
       <w:r>
-        <w:t xml:space="preserve">, matched to DeSurv on rank and tuning budget, did not recover D1, so the difference in the recovered programs did not appear to reflect rank or tuning effort. A rank-optimized unsupervised control recovered comparable prognostic information across a broader seven-factor representation, and conventional supervised predictors achieved similar discrimination while combining contributions from underlying expression programs within single scores. These comparisons separate prognostic information from the representation in which that information is recovered. DeSurv instead retains the contributing sources as separately scored programs rather than combining them only within a composite prognostic predictor.</w:t>
+        <w:t xml:space="preserve">, matched to DeSurv on rank and tuning budget, did not recover D1, so the difference in the recovered programs did not appear to reflect rank or tuning effort. A rank-optimized unsupervised control recovered comparable prognostic information across a broader seven-factor representation, and conventional supervised predictors achieved similar discrimination while combining contributions from underlying expression programs within single scores. These comparisons separate prognostic information from the representation in which it is recovered. DeSurv retains the contributing sources as separately scored programs rather than combining them within a composite predictor.</w:t>
       </w:r>
     </w:p>
     <w:p>
@@ -5389,7 +5401,7 @@
         </w:r>
       </w:hyperlink>
       <w:r>
-        <w:t xml:space="preserve">. In DeSurv, it depends directly on projections through the gene-program matrix, and new samples are scored using fixed gene weights without an additional sample-loading estimation step (Supplementary Table [tab:architecture]). Deep latent-variable survival models</w:t>
+        <w:t xml:space="preserve">. In DeSurv, it depends directly on projections through the gene-program matrix, and new samples are scored with fixed gene weights without a sample-loading estimation step (Supplementary Table [tab:architecture]). Deep latent-variable survival models</w:t>
       </w:r>
       <w:hyperlink w:anchor="ref-zaccaria2023surviae">
         <w:r>
@@ -5449,7 +5461,7 @@
         <w:t xml:space="preserve"> </w:t>
       </w:r>
       <w:r>
-        <w:t xml:space="preserve">estimate the abundance of predefined cell types rather than outcome-aligned programs, so DeSurv is complementary to them.</w:t>
+        <w:t xml:space="preserve">estimate the abundance of predefined cell types rather than outcome-aligned programs and are complementary to DeSurv.</w:t>
       </w:r>
     </w:p>
     <w:p>
@@ -5457,7 +5469,7 @@
         <w:pStyle w:val="BodyText"/>
       </w:pPr>
       <w:r>
-        <w:t xml:space="preserve">Program-level outputs are the practical product of this architecture, because the genes defining each program determine how it can be interpreted and what can be tested next. Previous PDAC studies illustrate how interpretable malignant and stromal programs can support biological characterization and the development of single-sample classifiers</w:t>
+        <w:t xml:space="preserve">Program-level outputs are the practical product of this architecture, because the genes defining each program determine its interpretation and what can be tested next. Previous PDAC studies illustrate how interpretable malignant and stromal programs can support biological characterization and single-sample classifiers</w:t>
       </w:r>
       <w:hyperlink w:anchor="ref-moffitt2015virtual">
         <w:r>
@@ -5499,7 +5511,7 @@
         </w:r>
       </w:hyperlink>
       <w:r>
-        <w:t xml:space="preserve">. DeSurv extends this line of work by allowing patient outcomes to influence the gene weights themselves while retaining separately measurable programs: for example, D2 remains available as proCAF-like stromal context although the fitted risk score combines D1 and D3. In settings without established molecular annotations, the ranked genes defining each recovered program could instead provide the starting point for biological annotation, subtype development and reduced biomarker assays. These outputs do not yet establish clinical utility or a treatment-selection rule.</w:t>
+        <w:t xml:space="preserve">. DeSurv extends this line of work by allowing patient outcomes to influence the gene weights themselves while retaining separately measurable programs: for example, D2 remains available as proCAF-like stromal context although the fitted risk score combines D1 and D3. Where molecular annotations are lacking, the ranked genes defining each program could seed biological annotation, subtype development and reduced biomarker assays. These outputs do not yet establish clinical utility or a treatment-selection rule.</w:t>
       </w:r>
     </w:p>
     <w:p>
@@ -5507,7 +5519,7 @@
         <w:pStyle w:val="BodyText"/>
       </w:pPr>
       <w:r>
-        <w:t xml:space="preserve">Rank choice and initialization can affect the recovered gene programs. Increasing rank progressively broadened correspondence to established PDAC programs. The three-factor DeSurv solution and the seven-factor unsupervised control were selected by the same one-standard-error rule. Survival supervision provides an outcome-informed criterion for shaping the representation, but it does not remove the non-uniqueness of matrix factorization, and individual DeSurv runs from different random starts recover appreciably different gene sets. Split-half consensus fits agreed closely with the reported basis (Supplementary Information, Stability of the recovered gene programs), supporting stability to restart-pool composition within the training data but not establishing reproducibility under independent repetition or patient resampling.</w:t>
+        <w:t xml:space="preserve">Rank choice and initialization can affect the recovered gene programs. Increasing rank progressively broadened correspondence to established PDAC programs. The three-factor DeSurv solution and the seven-factor unsupervised control were selected by the same one-standard-error rule. Survival supervision provides an outcome-informed criterion for shaping the representation but does not remove the non-uniqueness of matrix factorization, and individual runs from different random starts recover appreciably different gene sets. Split-half consensus fits agreed closely with the reported basis (Supplementary Information, Stability of the recovered gene programs), supporting stability to restart-pool composition within the training data but not establishing reproducibility under independent repetition or patient resampling.</w:t>
       </w:r>
     </w:p>
     <w:p>
@@ -5515,7 +5527,7 @@
         <w:pStyle w:val="BodyText"/>
       </w:pPr>
       <w:r>
-        <w:t xml:space="preserve">The simulations identify conditions under which survival information improves program recovery. They provide a controlled example in which survival supervision prioritizes prognostically relevant programs that contribute relatively little expression variation and are therefore less readily recovered by reconstruction-driven factorization.</w:t>
+        <w:t xml:space="preserve">The simulations identify conditions under which survival information improves program recovery. They provide a controlled example in which survival supervision prioritizes prognostically relevant programs that contribute little expression variation and are therefore less readily recovered by reconstruction-driven factorization.</w:t>
       </w:r>
     </w:p>
     <w:p>
@@ -5523,7 +5535,7 @@
         <w:pStyle w:val="BodyText"/>
       </w:pPr>
       <w:r>
-        <w:t xml:space="preserve">Three statistical qualifications limit interpretation of the prognostic findings. DeSurv uses a proportional-hazards objective, while the external validation data showed attenuation of the prognostic association over follow-up (Schoenfeld test, Results), so the reported hazard ratios are time-averaged summaries and extensions could accommodate non-proportional hazards or nonlinear survival relationships. The integrated Brier analysis recalibrated the score’s scalar slope and baseline hazard within each validation dataset, so it describes apparent prediction error rather than out-of-sample prediction error (Supplementary Information, Proper-scoring sensitivity of the external validation). The pooled training objective was fitted without a cohort term; within-cohort analyses argued against simple encoding of training-cohort membership, although cohort influence on the learned representation remains possible (Supplementary Information, Cohort handling in the training objective).</w:t>
+        <w:t xml:space="preserve">Three statistical qualifications limit interpretation of the prognostic findings. DeSurv uses a proportional-hazards objective, while the external validation data showed attenuation of the prognostic association over follow-up (Schoenfeld test, Results), so the reported hazard ratios are time-averaged summaries and extensions could accommodate non-proportional or nonlinear hazards. The integrated Brier analysis recalibrated the score’s scalar slope and baseline hazard within each validation dataset, so it describes apparent prediction error rather than out-of-sample error (Supplementary Information, Proper-scoring sensitivity of the external validation). The pooled training objective was fitted without a cohort term; within-cohort analyses argued against simple encoding of training-cohort membership, although cohort influence on the learned representation remains possible (Supplementary Information, Cohort handling in the training objective).</w:t>
       </w:r>
     </w:p>
     <w:p>
@@ -5531,7 +5543,7 @@
         <w:pStyle w:val="BodyText"/>
       </w:pPr>
       <w:r>
-        <w:t xml:space="preserve">In treated cohorts the frozen scores remained informative in exploratory analyses, but arm-level sample sizes limited assessment of variation in the association across treatments. Whether these programs predict differential treatment benefit therefore remains unresolved and will require adequately powered, prespecified treatment-by-program interaction analyses in studies designed to support treatment comparisons.</w:t>
+        <w:t xml:space="preserve">In treated cohorts the frozen scores remained informative in exploratory analyses, but arm-level sample sizes limited assessment of variation across treatments. Whether these programs predict differential treatment benefit therefore remains unresolved and will require adequately powered, prespecified treatment-by-program interaction analyses.</w:t>
       </w:r>
     </w:p>
     <w:p>
@@ -5539,7 +5551,7 @@
         <w:pStyle w:val="BodyText"/>
       </w:pPr>
       <w:r>
-        <w:t xml:space="preserve">The tumor–stroma architecture described here is a bulk-tissue phenomenon. It reflects cross-patient covariation in tumor- and stroma-associated transcriptional programs rather than cellular co-expression or spatial adjacency within individual tumors. This organization is consistent with broader evidence that malignant lineage state and stromal composition vary together in PDAC</w:t>
+        <w:t xml:space="preserve">The tumor–stroma architecture described here is a bulk-tissue phenomenon. It reflects cross-patient covariation in tumor- and stroma-associated transcriptional programs rather than cellular co-expression or spatial adjacency within individual tumors. This is consistent with broader evidence that malignant lineage state and stromal composition vary together in PDAC</w:t>
       </w:r>
       <w:hyperlink w:anchor="ref-ogawa2020stroma">
         <w:r>
@@ -5566,7 +5578,7 @@
         </w:r>
       </w:hyperlink>
       <w:r>
-        <w:t xml:space="preserve">. Adjustment for PurIST and DeCAF supports D1’s prognostic association beyond those classifiers, purity adjustment in the PACA-AU datasets leaves the risk score’s association essentially unchanged, and other supervised methods capture related survival-associated signal. GATA6 RNA in situ hybridization independently supports D1’s classical tumor component; these analyses do not establish the cellular identity of its stromal component. Single-cell or spatial profiling could clarify the cellular sources of these programs; linking those sources to prognosis would additionally require outcome-annotated cohorts and scoring methods appropriate for the measurement platform.</w:t>
+        <w:t xml:space="preserve">. Purity adjustment in the PACA-AU datasets left the risk score’s association essentially unchanged. GATA6 RNA in situ hybridization independently supports D1’s classical tumor component; these analyses do not establish the cellular identity of its stromal component. Single-cell or spatial profiling could clarify the cellular sources of these programs, but linking those sources to prognosis would require outcome-annotated cohorts and platform-appropriate scoring.</w:t>
       </w:r>
     </w:p>
     <w:p>
@@ -5586,7 +5598,7 @@
         </w:r>
       </w:hyperlink>
       <w:r>
-        <w:t xml:space="preserve">. PDAC is the empirical demonstration presented here rather than evidence of pan-cancer validation.</w:t>
+        <w:t xml:space="preserve">.</w:t>
       </w:r>
     </w:p>
     <w:p>
